--- a/Documentations/SmartRPD_Documentation.docx
+++ b/Documentations/SmartRPD_Documentation.docx
@@ -239,7 +239,23 @@
                 <w:bCs/>
                 <w:color w:val="0A2342"/>
               </w:rPr>
-              <w:t xml:space="preserve"> – Developer/Internal Testing</w:t>
+              <w:t xml:space="preserve"> –</w:t>
+            </w:r>
+            <w:r>
+              <w:rPr>
+                <w:b/>
+                <w:bCs/>
+                <w:color w:val="0A2342"/>
+              </w:rPr>
+              <w:t xml:space="preserve"> </w:t>
+            </w:r>
+            <w:r>
+              <w:rPr>
+                <w:b/>
+                <w:bCs/>
+                <w:color w:val="0A2342"/>
+              </w:rPr>
+              <w:t>Internal Testing</w:t>
             </w:r>
           </w:p>
         </w:tc>
@@ -12440,22 +12456,13 @@
         </w:rPr>
         <w:t>) and </w:t>
       </w:r>
-      <w:proofErr w:type="spellStart"/>
       <w:proofErr w:type="gramStart"/>
       <w:r>
         <w:rPr>
           <w:rFonts w:eastAsia="Times New Roman"/>
           <w:color w:val="auto"/>
         </w:rPr>
-        <w:t>getClosestJawPolylineSurfacePoint</w:t>
-      </w:r>
-      <w:proofErr w:type="spellEnd"/>
-      <w:r>
-        <w:rPr>
-          <w:rFonts w:eastAsia="Times New Roman"/>
-          <w:color w:val="auto"/>
-        </w:rPr>
-        <w:t>(</w:t>
+        <w:t>getClosestJawPolylineSurfacePoint(</w:t>
       </w:r>
       <w:proofErr w:type="gramEnd"/>
       <w:r>
@@ -17069,6 +17076,9 @@
       </w:r>
       <w:r>
         <w:t>.</w:t>
+      </w:r>
+      <w:r>
+        <w:t xml:space="preserve"> </w:t>
       </w:r>
     </w:p>
     <w:p>
@@ -19527,6 +19537,45 @@
     </w:tbl>
     <w:p>
       <w:pPr>
+        <w:pStyle w:val="Heading2"/>
+        <w:spacing w:line="360" w:lineRule="auto"/>
+      </w:pPr>
+      <w:bookmarkStart w:id="36" w:name="_Toc234853100"/>
+      <w:r>
+        <w:t>12.</w:t>
+      </w:r>
+      <w:r>
+        <w:t>3</w:t>
+      </w:r>
+      <w:r>
+        <w:t xml:space="preserve"> </w:t>
+      </w:r>
+      <w:r>
+        <w:t>UAT</w:t>
+      </w:r>
+      <w:r>
+        <w:t xml:space="preserve"> </w:t>
+      </w:r>
+      <w:r>
+        <w:t>Status</w:t>
+      </w:r>
+    </w:p>
+    <w:p>
+      <w:pPr>
+        <w:spacing w:after="120" w:line="360" w:lineRule="auto"/>
+      </w:pPr>
+      <w:r>
+        <w:t>UAT has been run by developers both automated testing and manual testing. Currently phased out for clinician use and feedback.</w:t>
+      </w:r>
+    </w:p>
+    <w:p>
+      <w:pPr>
+        <w:pStyle w:val="Heading2"/>
+        <w:spacing w:line="360" w:lineRule="auto"/>
+      </w:pPr>
+    </w:p>
+    <w:p>
+      <w:pPr>
         <w:rPr>
           <w:b/>
           <w:bCs/>
@@ -19544,7 +19593,6 @@
         <w:pStyle w:val="Heading1"/>
         <w:spacing w:line="360" w:lineRule="auto"/>
       </w:pPr>
-      <w:bookmarkStart w:id="36" w:name="_Toc234853100"/>
       <w:r>
         <w:lastRenderedPageBreak/>
         <w:t>13. High-Level Architecture</w:t>

--- a/Documentations/SmartRPD_Documentation.docx
+++ b/Documentations/SmartRPD_Documentation.docx
@@ -6722,7 +6722,6 @@
         <w:t>/caseManagement.js) to browse, search/filter (</w:t>
       </w:r>
       <w:proofErr w:type="spellStart"/>
-      <w:proofErr w:type="gramStart"/>
       <w:r>
         <w:rPr>
           <w:color w:val="auto"/>
@@ -6734,17 +6733,9 @@
         <w:rPr>
           <w:color w:val="auto"/>
         </w:rPr>
-        <w:t>(</w:t>
-      </w:r>
-      <w:proofErr w:type="gramEnd"/>
-      <w:r>
-        <w:rPr>
-          <w:color w:val="auto"/>
-        </w:rPr>
-        <w:t>)) and sort cases, change a case's workflow status inline (</w:t>
+        <w:t>()) and sort cases, change a case's workflow status inline (</w:t>
       </w:r>
       <w:proofErr w:type="spellStart"/>
-      <w:proofErr w:type="gramStart"/>
       <w:r>
         <w:rPr>
           <w:color w:val="auto"/>
@@ -6756,14 +6747,7 @@
         <w:rPr>
           <w:color w:val="auto"/>
         </w:rPr>
-        <w:t>(</w:t>
-      </w:r>
-      <w:proofErr w:type="gramEnd"/>
-      <w:r>
-        <w:rPr>
-          <w:color w:val="auto"/>
-        </w:rPr>
-        <w:t>)), or duplicate/rename/delete/open an existing case.</w:t>
+        <w:t>()), or duplicate/rename/delete/open an existing case.</w:t>
       </w:r>
     </w:p>
     <w:p>
@@ -6853,7 +6837,6 @@
         <w:t xml:space="preserve">, </w:t>
       </w:r>
       <w:proofErr w:type="spellStart"/>
-      <w:proofErr w:type="gramStart"/>
       <w:r>
         <w:rPr>
           <w:color w:val="auto"/>
@@ -6865,14 +6848,7 @@
         <w:rPr>
           <w:color w:val="auto"/>
         </w:rPr>
-        <w:t>(</w:t>
-      </w:r>
-      <w:proofErr w:type="gramEnd"/>
-      <w:r>
-        <w:rPr>
-          <w:color w:val="auto"/>
-        </w:rPr>
-        <w:t>)), and sending invitations.</w:t>
+        <w:t>()), and sending invitations.</w:t>
       </w:r>
     </w:p>
     <w:p>
@@ -6922,7 +6898,6 @@
         <w:t>/dashboard.js) for a production overview: computed process-step progress (</w:t>
       </w:r>
       <w:proofErr w:type="spellStart"/>
-      <w:proofErr w:type="gramStart"/>
       <w:r>
         <w:rPr>
           <w:color w:val="auto"/>
@@ -6934,17 +6909,9 @@
         <w:rPr>
           <w:color w:val="auto"/>
         </w:rPr>
-        <w:t>(</w:t>
-      </w:r>
-      <w:proofErr w:type="gramEnd"/>
-      <w:r>
-        <w:rPr>
-          <w:color w:val="auto"/>
-        </w:rPr>
-        <w:t xml:space="preserve">), </w:t>
+        <w:t xml:space="preserve">(), </w:t>
       </w:r>
       <w:proofErr w:type="spellStart"/>
-      <w:proofErr w:type="gramStart"/>
       <w:r>
         <w:rPr>
           <w:color w:val="auto"/>
@@ -6956,17 +6923,9 @@
         <w:rPr>
           <w:color w:val="auto"/>
         </w:rPr>
-        <w:t>(</w:t>
-      </w:r>
-      <w:proofErr w:type="gramEnd"/>
-      <w:r>
-        <w:rPr>
-          <w:color w:val="auto"/>
-        </w:rPr>
-        <w:t>)), captured views (</w:t>
+        <w:t>()), captured views (</w:t>
       </w:r>
       <w:proofErr w:type="spellStart"/>
-      <w:proofErr w:type="gramStart"/>
       <w:r>
         <w:rPr>
           <w:color w:val="auto"/>
@@ -6978,14 +6937,7 @@
         <w:rPr>
           <w:color w:val="auto"/>
         </w:rPr>
-        <w:t>(</w:t>
-      </w:r>
-      <w:proofErr w:type="gramEnd"/>
-      <w:r>
-        <w:rPr>
-          <w:color w:val="auto"/>
-        </w:rPr>
-        <w:t xml:space="preserve">)), and </w:t>
+        <w:t xml:space="preserve">()), and </w:t>
       </w:r>
       <w:r>
         <w:rPr>
@@ -7000,7 +6952,6 @@
         <w:t xml:space="preserve"> roles, rendered as an overlay (</w:t>
       </w:r>
       <w:proofErr w:type="spellStart"/>
-      <w:proofErr w:type="gramStart"/>
       <w:r>
         <w:rPr>
           <w:color w:val="auto"/>
@@ -7012,14 +6963,7 @@
         <w:rPr>
           <w:color w:val="auto"/>
         </w:rPr>
-        <w:t>(</w:t>
-      </w:r>
-      <w:proofErr w:type="gramEnd"/>
-      <w:r>
-        <w:rPr>
-          <w:color w:val="auto"/>
-        </w:rPr>
-        <w:t>)) without leaving the current workspace.</w:t>
+        <w:t>()) without leaving the current workspace.</w:t>
       </w:r>
     </w:p>
     <w:p>
@@ -7303,7 +7247,6 @@
         <w:t xml:space="preserve">Add STL Files – Within the same workspace, the user can also attach up to four extra reference STL files per case (preview3D.js: </w:t>
       </w:r>
       <w:proofErr w:type="spellStart"/>
-      <w:proofErr w:type="gramStart"/>
       <w:r>
         <w:rPr>
           <w:color w:val="auto"/>
@@ -7315,17 +7258,9 @@
         <w:rPr>
           <w:color w:val="auto"/>
         </w:rPr>
-        <w:t>(</w:t>
-      </w:r>
-      <w:proofErr w:type="gramEnd"/>
-      <w:r>
-        <w:rPr>
-          <w:color w:val="auto"/>
-        </w:rPr>
-        <w:t xml:space="preserve">), </w:t>
+        <w:t xml:space="preserve">(), </w:t>
       </w:r>
       <w:proofErr w:type="spellStart"/>
-      <w:proofErr w:type="gramStart"/>
       <w:r>
         <w:rPr>
           <w:color w:val="auto"/>
@@ -7337,17 +7272,9 @@
         <w:rPr>
           <w:color w:val="auto"/>
         </w:rPr>
-        <w:t>(</w:t>
-      </w:r>
-      <w:proofErr w:type="gramEnd"/>
-      <w:r>
-        <w:rPr>
-          <w:color w:val="auto"/>
-        </w:rPr>
-        <w:t xml:space="preserve">), </w:t>
+        <w:t xml:space="preserve">(), </w:t>
       </w:r>
       <w:proofErr w:type="spellStart"/>
-      <w:proofErr w:type="gramStart"/>
       <w:r>
         <w:rPr>
           <w:color w:val="auto"/>
@@ -7359,17 +7286,9 @@
         <w:rPr>
           <w:color w:val="auto"/>
         </w:rPr>
-        <w:t>(</w:t>
-      </w:r>
-      <w:proofErr w:type="gramEnd"/>
-      <w:r>
-        <w:rPr>
-          <w:color w:val="auto"/>
-        </w:rPr>
-        <w:t xml:space="preserve">), </w:t>
+        <w:t xml:space="preserve">(), </w:t>
       </w:r>
       <w:proofErr w:type="spellStart"/>
-      <w:proofErr w:type="gramStart"/>
       <w:r>
         <w:rPr>
           <w:color w:val="auto"/>
@@ -7381,17 +7300,9 @@
         <w:rPr>
           <w:color w:val="auto"/>
         </w:rPr>
-        <w:t>(</w:t>
-      </w:r>
-      <w:proofErr w:type="gramEnd"/>
-      <w:r>
-        <w:rPr>
-          <w:color w:val="auto"/>
-        </w:rPr>
-        <w:t xml:space="preserve">), </w:t>
+        <w:t xml:space="preserve">(), </w:t>
       </w:r>
       <w:proofErr w:type="spellStart"/>
-      <w:proofErr w:type="gramStart"/>
       <w:r>
         <w:rPr>
           <w:color w:val="auto"/>
@@ -7403,28 +7314,7 @@
         <w:rPr>
           <w:color w:val="auto"/>
         </w:rPr>
-        <w:t>(</w:t>
-      </w:r>
-      <w:proofErr w:type="gramEnd"/>
-      <w:r>
-        <w:rPr>
-          <w:color w:val="auto"/>
-        </w:rPr>
-        <w:t>), stored as jaw_stls_extra_slot_</w:t>
-      </w:r>
-      <w:proofErr w:type="gramStart"/>
-      <w:r>
-        <w:rPr>
-          <w:color w:val="auto"/>
-        </w:rPr>
-        <w:t>1..</w:t>
-      </w:r>
-      <w:proofErr w:type="gramEnd"/>
-      <w:r>
-        <w:rPr>
-          <w:color w:val="auto"/>
-        </w:rPr>
-        <w:t>4), each shown/hidden independently in the embedded 3D preview</w:t>
+        <w:t>(), stored as jaw_stls_extra_slot_1..4), each shown/hidden independently in the embedded 3D preview</w:t>
       </w:r>
       <w:r>
         <w:rPr>
@@ -7458,7 +7348,6 @@
         <w:t>Download / Export / Share — From case management, the user can download a case's raw OFF/STL files directly (</w:t>
       </w:r>
       <w:proofErr w:type="spellStart"/>
-      <w:proofErr w:type="gramStart"/>
       <w:r>
         <w:rPr>
           <w:color w:val="auto"/>
@@ -7470,17 +7359,9 @@
         <w:rPr>
           <w:color w:val="auto"/>
         </w:rPr>
-        <w:t>(</w:t>
-      </w:r>
-      <w:proofErr w:type="gramEnd"/>
-      <w:r>
-        <w:rPr>
-          <w:color w:val="auto"/>
-        </w:rPr>
-        <w:t xml:space="preserve">), </w:t>
+        <w:t xml:space="preserve">(), </w:t>
       </w:r>
       <w:proofErr w:type="spellStart"/>
-      <w:proofErr w:type="gramStart"/>
       <w:r>
         <w:rPr>
           <w:color w:val="auto"/>
@@ -7492,28 +7373,7 @@
         <w:rPr>
           <w:color w:val="auto"/>
         </w:rPr>
-        <w:t>(</w:t>
-      </w:r>
-      <w:proofErr w:type="gramEnd"/>
-      <w:r>
-        <w:rPr>
-          <w:color w:val="auto"/>
-        </w:rPr>
-        <w:t>)</w:t>
-      </w:r>
-      <w:proofErr w:type="gramStart"/>
-      <w:r>
-        <w:rPr>
-          <w:color w:val="auto"/>
-        </w:rPr>
-        <w:t>), or</w:t>
-      </w:r>
-      <w:proofErr w:type="gramEnd"/>
-      <w:r>
-        <w:rPr>
-          <w:color w:val="auto"/>
-        </w:rPr>
-        <w:t xml:space="preserve"> generate a compiled report combining 2D design images and clinical data (noticeboard.js </w:t>
+        <w:t xml:space="preserve">()), or generate a compiled report combining 2D design images and clinical data (noticeboard.js </w:t>
       </w:r>
       <w:proofErr w:type="spellStart"/>
       <w:r>
@@ -7530,7 +7390,6 @@
         <w:t>()/</w:t>
       </w:r>
       <w:proofErr w:type="spellStart"/>
-      <w:proofErr w:type="gramStart"/>
       <w:r>
         <w:rPr>
           <w:color w:val="auto"/>
@@ -7542,17 +7401,9 @@
         <w:rPr>
           <w:color w:val="auto"/>
         </w:rPr>
-        <w:t>(</w:t>
-      </w:r>
-      <w:proofErr w:type="gramEnd"/>
-      <w:r>
-        <w:rPr>
-          <w:color w:val="auto"/>
-        </w:rPr>
-        <w:t xml:space="preserve">), converted to .docx via accessibility.js </w:t>
+        <w:t xml:space="preserve">(), converted to .docx via accessibility.js </w:t>
       </w:r>
       <w:proofErr w:type="spellStart"/>
-      <w:proofErr w:type="gramStart"/>
       <w:r>
         <w:rPr>
           <w:color w:val="auto"/>
@@ -7564,31 +7415,9 @@
         <w:rPr>
           <w:color w:val="auto"/>
         </w:rPr>
-        <w:t>(</w:t>
-      </w:r>
-      <w:proofErr w:type="gramEnd"/>
-      <w:r>
-        <w:rPr>
-          <w:color w:val="auto"/>
-        </w:rPr>
-        <w:t xml:space="preserve">)). Export/Share builds a 3D viewer link under a fixed, shared, non-personal viewer identity (VIEWER_UUID in config.js), with the case ID obfuscated via XOR+Base64 encoding (crypt.js </w:t>
-      </w:r>
-      <w:proofErr w:type="gramStart"/>
-      <w:r>
-        <w:rPr>
-          <w:color w:val="auto"/>
-        </w:rPr>
-        <w:t>lol(</w:t>
-      </w:r>
-      <w:proofErr w:type="gramEnd"/>
-      <w:r>
-        <w:rPr>
-          <w:color w:val="auto"/>
-        </w:rPr>
-        <w:t>)) rather than passed in plain text. Sharing that link as a scannable QR code (</w:t>
+        <w:t>()). Export/Share builds a 3D viewer link under a fixed, shared, non-personal viewer identity (VIEWER_UUID in config.js), with the case ID obfuscated via XOR+Base64 encoding (crypt.js lol()) rather than passed in plain text. Sharing that link as a scannable QR code (</w:t>
       </w:r>
       <w:proofErr w:type="spellStart"/>
-      <w:proofErr w:type="gramStart"/>
       <w:r>
         <w:rPr>
           <w:color w:val="auto"/>
@@ -7600,14 +7429,7 @@
         <w:rPr>
           <w:color w:val="auto"/>
         </w:rPr>
-        <w:t>(</w:t>
-      </w:r>
-      <w:proofErr w:type="gramEnd"/>
-      <w:r>
-        <w:rPr>
-          <w:color w:val="auto"/>
-        </w:rPr>
-        <w:t xml:space="preserve">), </w:t>
+        <w:t xml:space="preserve">(), </w:t>
       </w:r>
       <w:proofErr w:type="spellStart"/>
       <w:r>
@@ -8307,7 +8129,6 @@
               <w:t>caseManagement.js handles filtering (</w:t>
             </w:r>
             <w:proofErr w:type="spellStart"/>
-            <w:proofErr w:type="gramStart"/>
             <w:r>
               <w:rPr>
                 <w:color w:val="auto"/>
@@ -8323,19 +8144,9 @@
                 <w:sz w:val="20"/>
                 <w:szCs w:val="20"/>
               </w:rPr>
-              <w:t>(</w:t>
-            </w:r>
-            <w:proofErr w:type="gramEnd"/>
-            <w:r>
-              <w:rPr>
-                <w:color w:val="auto"/>
-                <w:sz w:val="20"/>
-                <w:szCs w:val="20"/>
-              </w:rPr>
-              <w:t>)), sorting, status changes (</w:t>
+              <w:t>()), sorting, status changes (</w:t>
             </w:r>
             <w:proofErr w:type="spellStart"/>
-            <w:proofErr w:type="gramStart"/>
             <w:r>
               <w:rPr>
                 <w:color w:val="auto"/>
@@ -8351,16 +8162,7 @@
                 <w:sz w:val="20"/>
                 <w:szCs w:val="20"/>
               </w:rPr>
-              <w:t>(</w:t>
-            </w:r>
-            <w:proofErr w:type="gramEnd"/>
-            <w:r>
-              <w:rPr>
-                <w:color w:val="auto"/>
-                <w:sz w:val="20"/>
-                <w:szCs w:val="20"/>
-              </w:rPr>
-              <w:t>)), duplicate/rename/delete; </w:t>
+              <w:t>()), duplicate/rename/delete; </w:t>
             </w:r>
             <w:proofErr w:type="spellStart"/>
             <w:r>
@@ -9122,7 +8924,6 @@
               <w:t>Mobile/tablet/desktop layout switching (</w:t>
             </w:r>
             <w:proofErr w:type="spellStart"/>
-            <w:proofErr w:type="gramStart"/>
             <w:r>
               <w:rPr>
                 <w:color w:val="auto"/>
@@ -9138,16 +8939,7 @@
                 <w:sz w:val="20"/>
                 <w:szCs w:val="20"/>
               </w:rPr>
-              <w:t>(</w:t>
-            </w:r>
-            <w:proofErr w:type="gramEnd"/>
-            <w:r>
-              <w:rPr>
-                <w:color w:val="auto"/>
-                <w:sz w:val="20"/>
-                <w:szCs w:val="20"/>
-              </w:rPr>
-              <w:t>)) present in control.js, index.js, ThreeDMobile.js</w:t>
+              <w:t>()) present in control.js, index.js, ThreeDMobile.js</w:t>
             </w:r>
           </w:p>
         </w:tc>
@@ -9388,7 +9180,6 @@
               </w:rPr>
             </w:pPr>
             <w:proofErr w:type="spellStart"/>
-            <w:proofErr w:type="gramStart"/>
             <w:r>
               <w:rPr>
                 <w:color w:val="auto"/>
@@ -9404,16 +9195,7 @@
                 <w:sz w:val="20"/>
                 <w:szCs w:val="20"/>
               </w:rPr>
-              <w:t>(</w:t>
-            </w:r>
-            <w:proofErr w:type="gramEnd"/>
-            <w:r>
-              <w:rPr>
-                <w:color w:val="auto"/>
-                <w:sz w:val="20"/>
-                <w:szCs w:val="20"/>
-              </w:rPr>
-              <w:t>) in caseManagement.js (with </w:t>
+              <w:t>() in caseManagement.js (with </w:t>
             </w:r>
             <w:proofErr w:type="spellStart"/>
             <w:r>
@@ -9645,15 +9427,7 @@
         <w:spacing w:line="360" w:lineRule="auto"/>
       </w:pPr>
       <w:r>
-        <w:t xml:space="preserve">2DAnnotation.js — entry point for the workspace; also hosts shared annotation state and UI helpers so other modules can import from a single place. Feature modules are loaded via dynamic </w:t>
-      </w:r>
-      <w:proofErr w:type="gramStart"/>
-      <w:r>
-        <w:t>import(</w:t>
-      </w:r>
-      <w:proofErr w:type="gramEnd"/>
-      <w:r>
-        <w:t xml:space="preserve">) during </w:t>
+        <w:t xml:space="preserve">2DAnnotation.js — entry point for the workspace; also hosts shared annotation state and UI helpers so other modules can import from a single place. Feature modules are loaded via dynamic import() during </w:t>
       </w:r>
       <w:proofErr w:type="spellStart"/>
       <w:r>
@@ -9984,55 +9758,7 @@
           <w:rFonts w:eastAsia="Times New Roman"/>
           <w:color w:val="auto"/>
         </w:rPr>
-        <w:t xml:space="preserve"> options per tab/section (</w:t>
-      </w:r>
-      <w:proofErr w:type="gramStart"/>
-      <w:r>
-        <w:rPr>
-          <w:rFonts w:eastAsia="Times New Roman"/>
-          <w:color w:val="auto"/>
-        </w:rPr>
-        <w:t>initComponentCatalog(</w:t>
-      </w:r>
-      <w:proofErr w:type="gramEnd"/>
-      <w:r>
-        <w:rPr>
-          <w:rFonts w:eastAsia="Times New Roman"/>
-          <w:color w:val="auto"/>
-        </w:rPr>
-        <w:t>), </w:t>
-      </w:r>
-      <w:proofErr w:type="gramStart"/>
-      <w:r>
-        <w:rPr>
-          <w:rFonts w:eastAsia="Times New Roman"/>
-          <w:color w:val="auto"/>
-        </w:rPr>
-        <w:t>renderComponentCatalog(</w:t>
-      </w:r>
-      <w:proofErr w:type="gramEnd"/>
-      <w:r>
-        <w:rPr>
-          <w:rFonts w:eastAsia="Times New Roman"/>
-          <w:color w:val="auto"/>
-        </w:rPr>
-        <w:t>), </w:t>
-      </w:r>
-      <w:proofErr w:type="gramStart"/>
-      <w:r>
-        <w:rPr>
-          <w:rFonts w:eastAsia="Times New Roman"/>
-          <w:color w:val="auto"/>
-        </w:rPr>
-        <w:t>createComponentItemButton(</w:t>
-      </w:r>
-      <w:proofErr w:type="gramEnd"/>
-      <w:r>
-        <w:rPr>
-          <w:rFonts w:eastAsia="Times New Roman"/>
-          <w:color w:val="auto"/>
-        </w:rPr>
-        <w:t>)).</w:t>
+        <w:t xml:space="preserve"> options per tab/section (initComponentCatalog(), renderComponentCatalog(), createComponentItemButton()).</w:t>
       </w:r>
     </w:p>
     <w:p>
@@ -10121,7 +9847,6 @@
         <w:t>&lt;filter&gt; def and referenced via </w:t>
       </w:r>
       <w:proofErr w:type="spellStart"/>
-      <w:proofErr w:type="gramStart"/>
       <w:r>
         <w:rPr>
           <w:rFonts w:eastAsia="Times New Roman"/>
@@ -10135,15 +9860,7 @@
           <w:rFonts w:eastAsia="Times New Roman"/>
           <w:color w:val="auto"/>
         </w:rPr>
-        <w:t>(</w:t>
-      </w:r>
-      <w:proofErr w:type="gramEnd"/>
-      <w:r>
-        <w:rPr>
-          <w:rFonts w:eastAsia="Times New Roman"/>
-          <w:color w:val="auto"/>
-        </w:rPr>
-        <w:t>#tint-...).</w:t>
+        <w:t>(#tint-...).</w:t>
       </w:r>
     </w:p>
     <w:p>
@@ -10260,7 +9977,6 @@
         <w:t>criteria.js — validates whether a selected component can legally be placed on a given tooth, returning a structured failure reason + conflicting components when it can't (</w:t>
       </w:r>
       <w:proofErr w:type="spellStart"/>
-      <w:proofErr w:type="gramStart"/>
       <w:r>
         <w:rPr>
           <w:rFonts w:eastAsia="Times New Roman"/>
@@ -10274,15 +9990,7 @@
           <w:rFonts w:eastAsia="Times New Roman"/>
           <w:color w:val="auto"/>
         </w:rPr>
-        <w:t>(</w:t>
-      </w:r>
-      <w:proofErr w:type="gramEnd"/>
-      <w:r>
-        <w:rPr>
-          <w:rFonts w:eastAsia="Times New Roman"/>
-          <w:color w:val="auto"/>
-        </w:rPr>
-        <w:t>)).</w:t>
+        <w:t>()).</w:t>
       </w:r>
     </w:p>
     <w:p>
@@ -10305,7 +10013,6 @@
         <w:t>toothUtils.js — a single small helper, </w:t>
       </w:r>
       <w:proofErr w:type="spellStart"/>
-      <w:proofErr w:type="gramStart"/>
       <w:r>
         <w:rPr>
           <w:rFonts w:eastAsia="Times New Roman"/>
@@ -10319,15 +10026,7 @@
           <w:rFonts w:eastAsia="Times New Roman"/>
           <w:color w:val="auto"/>
         </w:rPr>
-        <w:t>(</w:t>
-      </w:r>
-      <w:proofErr w:type="gramEnd"/>
-      <w:r>
-        <w:rPr>
-          <w:rFonts w:eastAsia="Times New Roman"/>
-          <w:color w:val="auto"/>
-        </w:rPr>
-        <w:t>), that folds "occlusal" into "lingual" for surface-key consistency.</w:t>
+        <w:t>(), that folds "occlusal" into "lingual" for surface-key consistency.</w:t>
       </w:r>
     </w:p>
     <w:p>
@@ -10420,7 +10119,6 @@
         <w:t>noticeboard.js — pulls together case detail, captured jaw images (</w:t>
       </w:r>
       <w:proofErr w:type="spellStart"/>
-      <w:proofErr w:type="gramStart"/>
       <w:r>
         <w:rPr>
           <w:rFonts w:eastAsia="Times New Roman"/>
@@ -10434,31 +10132,7 @@
           <w:rFonts w:eastAsia="Times New Roman"/>
           <w:color w:val="auto"/>
         </w:rPr>
-        <w:t>(</w:t>
-      </w:r>
-      <w:proofErr w:type="gramEnd"/>
-      <w:r>
-        <w:rPr>
-          <w:rFonts w:eastAsia="Times New Roman"/>
-          <w:color w:val="auto"/>
-        </w:rPr>
-        <w:t>) from annotationLocks.js), instruction-editor output, and 3D preview captures (capture3</w:t>
-      </w:r>
-      <w:proofErr w:type="gramStart"/>
-      <w:r>
-        <w:rPr>
-          <w:rFonts w:eastAsia="Times New Roman"/>
-          <w:color w:val="auto"/>
-        </w:rPr>
-        <w:t>DPreviewDataUrl(</w:t>
-      </w:r>
-      <w:proofErr w:type="gramEnd"/>
-      <w:r>
-        <w:rPr>
-          <w:rFonts w:eastAsia="Times New Roman"/>
-          <w:color w:val="auto"/>
-        </w:rPr>
-        <w:t>) from preview3D.js) into the case report/noticeboard content.</w:t>
+        <w:t>() from annotationLocks.js), instruction-editor output, and 3D preview captures (capture3DPreviewDataUrl() from preview3D.js) into the case report/noticeboard content.</w:t>
       </w:r>
     </w:p>
     <w:p>
@@ -10955,7 +10629,6 @@
               <w:t>newControls.js (</w:t>
             </w:r>
             <w:proofErr w:type="spellStart"/>
-            <w:proofErr w:type="gramStart"/>
             <w:r>
               <w:rPr>
                 <w:color w:val="auto"/>
@@ -10971,16 +10644,7 @@
                 <w:sz w:val="20"/>
                 <w:szCs w:val="20"/>
               </w:rPr>
-              <w:t>(</w:t>
-            </w:r>
-            <w:proofErr w:type="gramEnd"/>
-            <w:r>
-              <w:rPr>
-                <w:color w:val="auto"/>
-                <w:sz w:val="20"/>
-                <w:szCs w:val="20"/>
-              </w:rPr>
-              <w:t>))</w:t>
+              <w:t>())</w:t>
             </w:r>
           </w:p>
         </w:tc>
@@ -11059,7 +10723,6 @@
               <w:t>resetButton.js (</w:t>
             </w:r>
             <w:proofErr w:type="spellStart"/>
-            <w:proofErr w:type="gramStart"/>
             <w:r>
               <w:rPr>
                 <w:color w:val="auto"/>
@@ -11075,16 +10738,7 @@
                 <w:sz w:val="20"/>
                 <w:szCs w:val="20"/>
               </w:rPr>
-              <w:t>(</w:t>
-            </w:r>
-            <w:proofErr w:type="gramEnd"/>
-            <w:r>
-              <w:rPr>
-                <w:color w:val="auto"/>
-                <w:sz w:val="20"/>
-                <w:szCs w:val="20"/>
-              </w:rPr>
-              <w:t>))</w:t>
+              <w:t>())</w:t>
             </w:r>
           </w:p>
         </w:tc>
@@ -11200,7 +10854,6 @@
               <w:t>Provides the viewer footer (case name, logged-in user, connectivity status), the right-hand navigation drawer (</w:t>
             </w:r>
             <w:proofErr w:type="spellStart"/>
-            <w:proofErr w:type="gramStart"/>
             <w:r>
               <w:rPr>
                 <w:color w:val="auto"/>
@@ -11216,19 +10869,9 @@
                 <w:sz w:val="20"/>
                 <w:szCs w:val="20"/>
               </w:rPr>
-              <w:t>(</w:t>
-            </w:r>
-            <w:proofErr w:type="gramEnd"/>
-            <w:r>
-              <w:rPr>
-                <w:color w:val="auto"/>
-                <w:sz w:val="20"/>
-                <w:szCs w:val="20"/>
-              </w:rPr>
-              <w:t>)), chat entry (</w:t>
+              <w:t>()), chat entry (</w:t>
             </w:r>
             <w:proofErr w:type="spellStart"/>
-            <w:proofErr w:type="gramStart"/>
             <w:r>
               <w:rPr>
                 <w:color w:val="auto"/>
@@ -11244,19 +10887,9 @@
                 <w:sz w:val="20"/>
                 <w:szCs w:val="20"/>
               </w:rPr>
-              <w:t>(</w:t>
-            </w:r>
-            <w:proofErr w:type="gramEnd"/>
-            <w:r>
-              <w:rPr>
-                <w:color w:val="auto"/>
-                <w:sz w:val="20"/>
-                <w:szCs w:val="20"/>
-              </w:rPr>
-              <w:t>)), a notes popup (</w:t>
+              <w:t>()), a notes popup (</w:t>
             </w:r>
             <w:proofErr w:type="spellStart"/>
-            <w:proofErr w:type="gramStart"/>
             <w:r>
               <w:rPr>
                 <w:color w:val="auto"/>
@@ -11272,16 +10905,7 @@
                 <w:sz w:val="20"/>
                 <w:szCs w:val="20"/>
               </w:rPr>
-              <w:t>(</w:t>
-            </w:r>
-            <w:proofErr w:type="gramEnd"/>
-            <w:r>
-              <w:rPr>
-                <w:color w:val="auto"/>
-                <w:sz w:val="20"/>
-                <w:szCs w:val="20"/>
-              </w:rPr>
-              <w:t>)), and sidebar links back to version history and the case list.</w:t>
+              <w:t>()), and sidebar links back to version history and the case list.</w:t>
             </w:r>
           </w:p>
         </w:tc>
@@ -11544,7 +11168,6 @@
         <w:t xml:space="preserve">When the embedded preview loads, </w:t>
       </w:r>
       <w:proofErr w:type="spellStart"/>
-      <w:proofErr w:type="gramStart"/>
       <w:r>
         <w:rPr>
           <w:rFonts w:eastAsia="Times New Roman"/>
@@ -11558,15 +11181,7 @@
           <w:rFonts w:eastAsia="Times New Roman"/>
           <w:color w:val="auto"/>
         </w:rPr>
-        <w:t>(</w:t>
-      </w:r>
-      <w:proofErr w:type="gramEnd"/>
-      <w:r>
-        <w:rPr>
-          <w:rFonts w:eastAsia="Times New Roman"/>
-          <w:color w:val="auto"/>
-        </w:rPr>
-        <w:t xml:space="preserve">) shows a modal overlay ("Choose mesh quality") with two options — </w:t>
+        <w:t xml:space="preserve">() shows a modal overlay ("Choose mesh quality") with two options — </w:t>
       </w:r>
       <w:r>
         <w:rPr>
@@ -11656,7 +11271,6 @@
         </w:rPr>
       </w:pPr>
       <w:proofErr w:type="spellStart"/>
-      <w:proofErr w:type="gramStart"/>
       <w:r>
         <w:rPr>
           <w:rFonts w:eastAsia="Times New Roman"/>
@@ -11670,15 +11284,7 @@
           <w:rFonts w:eastAsia="Times New Roman"/>
           <w:color w:val="auto"/>
         </w:rPr>
-        <w:t>(</w:t>
-      </w:r>
-      <w:proofErr w:type="gramEnd"/>
-      <w:r>
-        <w:rPr>
-          <w:rFonts w:eastAsia="Times New Roman"/>
-          <w:color w:val="auto"/>
-        </w:rPr>
-        <w:t xml:space="preserve">) swaps the overlay for a </w:t>
+        <w:t xml:space="preserve">() swaps the overlay for a </w:t>
       </w:r>
       <w:proofErr w:type="spellStart"/>
       <w:r>
@@ -11697,7 +11303,6 @@
         <w:t xml:space="preserve"> progress bar (</w:t>
       </w:r>
       <w:proofErr w:type="spellStart"/>
-      <w:proofErr w:type="gramStart"/>
       <w:r>
         <w:rPr>
           <w:rFonts w:eastAsia="Times New Roman"/>
@@ -11711,15 +11316,7 @@
           <w:rFonts w:eastAsia="Times New Roman"/>
           <w:color w:val="auto"/>
         </w:rPr>
-        <w:t>(</w:t>
-      </w:r>
-      <w:proofErr w:type="gramEnd"/>
-      <w:r>
-        <w:rPr>
-          <w:rFonts w:eastAsia="Times New Roman"/>
-          <w:color w:val="auto"/>
-        </w:rPr>
-        <w:t xml:space="preserve">percent, </w:t>
+        <w:t xml:space="preserve">(percent, </w:t>
       </w:r>
       <w:proofErr w:type="spellStart"/>
       <w:r>
@@ -11738,7 +11335,6 @@
         <w:t xml:space="preserve">)), driven by </w:t>
       </w:r>
       <w:proofErr w:type="spellStart"/>
-      <w:proofErr w:type="gramStart"/>
       <w:r>
         <w:rPr>
           <w:rFonts w:eastAsia="Times New Roman"/>
@@ -11752,18 +11348,9 @@
           <w:rFonts w:eastAsia="Times New Roman"/>
           <w:color w:val="auto"/>
         </w:rPr>
-        <w:t>(</w:t>
-      </w:r>
-      <w:proofErr w:type="gramEnd"/>
-      <w:r>
-        <w:rPr>
-          <w:rFonts w:eastAsia="Times New Roman"/>
-          <w:color w:val="auto"/>
-        </w:rPr>
-        <w:t xml:space="preserve">) as each jaw parses — surfacing stage text like "Parsing Upper jaw" or "Matching undercut vertices Lower jaw" mapped across an 8%–94% range — before </w:t>
+        <w:t xml:space="preserve">() as each jaw parses — surfacing stage text like "Parsing Upper jaw" or "Matching undercut vertices Lower jaw" mapped across an 8%–94% range — before </w:t>
       </w:r>
       <w:proofErr w:type="spellStart"/>
-      <w:proofErr w:type="gramStart"/>
       <w:r>
         <w:rPr>
           <w:rFonts w:eastAsia="Times New Roman"/>
@@ -11777,15 +11364,7 @@
           <w:rFonts w:eastAsia="Times New Roman"/>
           <w:color w:val="auto"/>
         </w:rPr>
-        <w:t>(</w:t>
-      </w:r>
-      <w:proofErr w:type="gramEnd"/>
-      <w:r>
-        <w:rPr>
-          <w:rFonts w:eastAsia="Times New Roman"/>
-          <w:color w:val="auto"/>
-        </w:rPr>
-        <w:t>) sets it to 100% ("3D jaw mesh ready") and clears the overlay.</w:t>
+        <w:t>() sets it to 100% ("3D jaw mesh ready") and clears the overlay.</w:t>
       </w:r>
       <w:r>
         <w:rPr>
@@ -11865,7 +11444,6 @@
         <w:t> (</w:t>
       </w:r>
       <w:proofErr w:type="spellStart"/>
-      <w:proofErr w:type="gramStart"/>
       <w:r>
         <w:rPr>
           <w:rFonts w:eastAsia="Times New Roman"/>
@@ -11879,15 +11457,7 @@
           <w:rFonts w:eastAsia="Times New Roman"/>
           <w:color w:val="auto"/>
         </w:rPr>
-        <w:t>(</w:t>
-      </w:r>
-      <w:proofErr w:type="gramEnd"/>
-      <w:r>
-        <w:rPr>
-          <w:rFonts w:eastAsia="Times New Roman"/>
-          <w:color w:val="auto"/>
-        </w:rPr>
-        <w:t>)): decimation is skipped entirely</w:t>
+        <w:t>()): decimation is skipped entirely</w:t>
       </w:r>
       <w:r>
         <w:rPr>
@@ -11926,7 +11496,6 @@
         <w:t> (</w:t>
       </w:r>
       <w:proofErr w:type="spellStart"/>
-      <w:proofErr w:type="gramStart"/>
       <w:r>
         <w:rPr>
           <w:rFonts w:eastAsia="Times New Roman"/>
@@ -11940,15 +11509,7 @@
           <w:rFonts w:eastAsia="Times New Roman"/>
           <w:color w:val="auto"/>
         </w:rPr>
-        <w:t>(</w:t>
-      </w:r>
-      <w:proofErr w:type="gramEnd"/>
-      <w:r>
-        <w:rPr>
-          <w:rFonts w:eastAsia="Times New Roman"/>
-          <w:color w:val="auto"/>
-        </w:rPr>
-        <w:t xml:space="preserve">)): only triggers if the source mesh exceeds PREVIEW_MIN_SIMPLIFY_TRIANGLES (160,000 triangles) — smaller meshes render </w:t>
+        <w:t xml:space="preserve">()): only triggers if the source mesh exceeds PREVIEW_MIN_SIMPLIFY_TRIANGLES (160,000 triangles) — smaller meshes render </w:t>
       </w:r>
       <w:proofErr w:type="spellStart"/>
       <w:r>
@@ -11974,7 +11535,6 @@
         <w:t xml:space="preserve"> </w:t>
       </w:r>
       <w:proofErr w:type="spellStart"/>
-      <w:proofErr w:type="gramStart"/>
       <w:r>
         <w:rPr>
           <w:rFonts w:eastAsia="Times New Roman"/>
@@ -11988,15 +11548,7 @@
           <w:rFonts w:eastAsia="Times New Roman"/>
           <w:color w:val="auto"/>
         </w:rPr>
-        <w:t>(</w:t>
-      </w:r>
-      <w:proofErr w:type="gramEnd"/>
-      <w:r>
-        <w:rPr>
-          <w:rFonts w:eastAsia="Times New Roman"/>
-          <w:color w:val="auto"/>
-        </w:rPr>
-        <w:t>) performs spatial vertex clustering: it buckets nearby vertices into grid cells sized off the mesh's bounding box, merges each cluster to its average position/</w:t>
+        <w:t>() performs spatial vertex clustering: it buckets nearby vertices into grid cells sized off the mesh's bounding box, merges each cluster to its average position/</w:t>
       </w:r>
       <w:proofErr w:type="spellStart"/>
       <w:r>
@@ -12130,7 +11682,6 @@
         <w:t xml:space="preserve"> A small HD/SD badge (</w:t>
       </w:r>
       <w:proofErr w:type="spellStart"/>
-      <w:proofErr w:type="gramStart"/>
       <w:r>
         <w:rPr>
           <w:rFonts w:eastAsia="Times New Roman"/>
@@ -12144,15 +11695,7 @@
           <w:rFonts w:eastAsia="Times New Roman"/>
           <w:color w:val="auto"/>
         </w:rPr>
-        <w:t>(</w:t>
-      </w:r>
-      <w:proofErr w:type="gramEnd"/>
-      <w:r>
-        <w:rPr>
-          <w:rFonts w:eastAsia="Times New Roman"/>
-          <w:color w:val="auto"/>
-        </w:rPr>
-        <w:t xml:space="preserve">)) stays visible after the initial load, letting the user re-render the </w:t>
+        <w:t xml:space="preserve">()) stays visible after the initial load, letting the user re-render the </w:t>
       </w:r>
       <w:r>
         <w:rPr>
@@ -12171,7 +11714,6 @@
         <w:t xml:space="preserve"> jaws at the other quality without a page reload (</w:t>
       </w:r>
       <w:proofErr w:type="spellStart"/>
-      <w:proofErr w:type="gramStart"/>
       <w:r>
         <w:rPr>
           <w:rFonts w:eastAsia="Times New Roman"/>
@@ -12185,18 +11727,9 @@
           <w:rFonts w:eastAsia="Times New Roman"/>
           <w:color w:val="auto"/>
         </w:rPr>
-        <w:t>(</w:t>
-      </w:r>
-      <w:proofErr w:type="gramEnd"/>
-      <w:r>
-        <w:rPr>
-          <w:rFonts w:eastAsia="Times New Roman"/>
-          <w:color w:val="auto"/>
-        </w:rPr>
-        <w:t>)) — it reuses the same progress overlay and reattaches any extra-STL-slot meshes afterward, since repopulating the jaw preview clears and rebuilds the model root. The logic is shared uniformly across both mesh source paths — OFF/parameterized (</w:t>
+        <w:t>()) — it reuses the same progress overlay and reattaches any extra-STL-slot meshes afterward, since repopulating the jaw preview clears and rebuilds the model root. The logic is shared uniformly across both mesh source paths — OFF/parameterized (</w:t>
       </w:r>
       <w:proofErr w:type="spellStart"/>
-      <w:proofErr w:type="gramStart"/>
       <w:r>
         <w:rPr>
           <w:rFonts w:eastAsia="Times New Roman"/>
@@ -12210,18 +11743,9 @@
           <w:rFonts w:eastAsia="Times New Roman"/>
           <w:color w:val="auto"/>
         </w:rPr>
-        <w:t>(</w:t>
-      </w:r>
-      <w:proofErr w:type="gramEnd"/>
-      <w:r>
-        <w:rPr>
-          <w:rFonts w:eastAsia="Times New Roman"/>
-          <w:color w:val="auto"/>
-        </w:rPr>
-        <w:t>)) and STL (</w:t>
+        <w:t>()) and STL (</w:t>
       </w:r>
       <w:proofErr w:type="spellStart"/>
-      <w:proofErr w:type="gramStart"/>
       <w:r>
         <w:rPr>
           <w:rFonts w:eastAsia="Times New Roman"/>
@@ -12235,15 +11759,7 @@
           <w:rFonts w:eastAsia="Times New Roman"/>
           <w:color w:val="auto"/>
         </w:rPr>
-        <w:t>(</w:t>
-      </w:r>
-      <w:proofErr w:type="gramEnd"/>
-      <w:r>
-        <w:rPr>
-          <w:rFonts w:eastAsia="Times New Roman"/>
-          <w:color w:val="auto"/>
-        </w:rPr>
-        <w:t xml:space="preserve">)) — both accept the resolved </w:t>
+        <w:t xml:space="preserve">()) — both accept the resolved </w:t>
       </w:r>
       <w:proofErr w:type="spellStart"/>
       <w:r>
@@ -12335,7 +11851,6 @@
         <w:t> (POLYLINE_ENDPOINT), normalised across structured and encoded payload variants by </w:t>
       </w:r>
       <w:proofErr w:type="spellStart"/>
-      <w:proofErr w:type="gramStart"/>
       <w:r>
         <w:rPr>
           <w:rFonts w:eastAsia="Times New Roman"/>
@@ -12349,15 +11864,7 @@
           <w:rFonts w:eastAsia="Times New Roman"/>
           <w:color w:val="auto"/>
         </w:rPr>
-        <w:t>(</w:t>
-      </w:r>
-      <w:proofErr w:type="gramEnd"/>
-      <w:r>
-        <w:rPr>
-          <w:rFonts w:eastAsia="Times New Roman"/>
-          <w:color w:val="auto"/>
-        </w:rPr>
-        <w:t>) before rendering — this absorbs backend payload-shape differences into one consistent internal format regardless of how the source data was encoded.</w:t>
+        <w:t>() before rendering — this absorbs backend payload-shape differences into one consistent internal format regardless of how the source data was encoded.</w:t>
       </w:r>
     </w:p>
     <w:p>
@@ -12393,39 +11900,7 @@
           <w:rFonts w:eastAsia="Times New Roman"/>
           <w:color w:val="auto"/>
         </w:rPr>
-        <w:t> between adjacent points (</w:t>
-      </w:r>
-      <w:proofErr w:type="gramStart"/>
-      <w:r>
-        <w:rPr>
-          <w:rFonts w:eastAsia="Times New Roman"/>
-          <w:color w:val="auto"/>
-        </w:rPr>
-        <w:t>createPolylineTubeGeometry(</w:t>
-      </w:r>
-      <w:proofErr w:type="gramEnd"/>
-      <w:r>
-        <w:rPr>
-          <w:rFonts w:eastAsia="Times New Roman"/>
-          <w:color w:val="auto"/>
-        </w:rPr>
-        <w:t>) / </w:t>
-      </w:r>
-      <w:proofErr w:type="gramStart"/>
-      <w:r>
-        <w:rPr>
-          <w:rFonts w:eastAsia="Times New Roman"/>
-          <w:color w:val="auto"/>
-        </w:rPr>
-        <w:t>createPolylineTubeGeometryBetweenPoints(</w:t>
-      </w:r>
-      <w:proofErr w:type="gramEnd"/>
-      <w:r>
-        <w:rPr>
-          <w:rFonts w:eastAsia="Times New Roman"/>
-          <w:color w:val="auto"/>
-        </w:rPr>
-        <w:t>)), with per-component visibility toggles and draggable point handles for interactive editing.</w:t>
+        <w:t> between adjacent points (createPolylineTubeGeometry() / createPolylineTubeGeometryBetweenPoints()), with per-component visibility toggles and draggable point handles for interactive editing.</w:t>
       </w:r>
     </w:p>
     <w:p>
@@ -12440,37 +11915,12 @@
           <w:color w:val="auto"/>
         </w:rPr>
       </w:pPr>
-      <w:proofErr w:type="gramStart"/>
-      <w:r>
-        <w:rPr>
-          <w:rFonts w:eastAsia="Times New Roman"/>
-          <w:color w:val="auto"/>
-        </w:rPr>
-        <w:t>applyJawTransformToPolylineGroup(</w:t>
-      </w:r>
-      <w:proofErr w:type="gramEnd"/>
-      <w:r>
-        <w:rPr>
-          <w:rFonts w:eastAsia="Times New Roman"/>
-          <w:color w:val="auto"/>
-        </w:rPr>
-        <w:t>) and </w:t>
-      </w:r>
-      <w:proofErr w:type="gramStart"/>
-      <w:r>
-        <w:rPr>
-          <w:rFonts w:eastAsia="Times New Roman"/>
-          <w:color w:val="auto"/>
-        </w:rPr>
-        <w:t>getClosestJawPolylineSurfacePoint(</w:t>
-      </w:r>
-      <w:proofErr w:type="gramEnd"/>
-      <w:r>
-        <w:rPr>
-          <w:rFonts w:eastAsia="Times New Roman"/>
-          <w:color w:val="auto"/>
-        </w:rPr>
-        <w:t>) accept a </w:t>
+      <w:r>
+        <w:rPr>
+          <w:rFonts w:eastAsia="Times New Roman"/>
+          <w:color w:val="auto"/>
+        </w:rPr>
+        <w:t>applyJawTransformToPolylineGroup() and getClosestJawPolylineSurfacePoint() accept a </w:t>
       </w:r>
       <w:proofErr w:type="spellStart"/>
       <w:r>
@@ -12489,7 +11939,6 @@
         <w:t> of "jaw-local" or "scene-world", but the renderer doesn't just trust a source flag — it computes the median distance from the polyline points to the jaw surface under both interpretations (</w:t>
       </w:r>
       <w:proofErr w:type="spellStart"/>
-      <w:proofErr w:type="gramStart"/>
       <w:r>
         <w:rPr>
           <w:rFonts w:eastAsia="Times New Roman"/>
@@ -12503,15 +11952,7 @@
           <w:rFonts w:eastAsia="Times New Roman"/>
           <w:color w:val="auto"/>
         </w:rPr>
-        <w:t>(</w:t>
-      </w:r>
-      <w:proofErr w:type="gramEnd"/>
-      <w:r>
-        <w:rPr>
-          <w:rFonts w:eastAsia="Times New Roman"/>
-          <w:color w:val="auto"/>
-        </w:rPr>
-        <w:t xml:space="preserve">points, </w:t>
+        <w:t xml:space="preserve">(points, </w:t>
       </w:r>
       <w:proofErr w:type="spellStart"/>
       <w:r>
@@ -12613,7 +12054,6 @@
         <w:t>/get (distinct from the polyline and jaw-mesh endpoints), decoded via </w:t>
       </w:r>
       <w:proofErr w:type="spellStart"/>
-      <w:proofErr w:type="gramStart"/>
       <w:r>
         <w:rPr>
           <w:rFonts w:eastAsia="Times New Roman"/>
@@ -12627,15 +12067,7 @@
           <w:rFonts w:eastAsia="Times New Roman"/>
           <w:color w:val="auto"/>
         </w:rPr>
-        <w:t>(</w:t>
-      </w:r>
-      <w:proofErr w:type="gramEnd"/>
-      <w:r>
-        <w:rPr>
-          <w:rFonts w:eastAsia="Times New Roman"/>
-          <w:color w:val="auto"/>
-        </w:rPr>
-        <w:t>) into upper/lower </w:t>
+        <w:t>() into upper/lower </w:t>
       </w:r>
       <w:proofErr w:type="spellStart"/>
       <w:r>
@@ -12724,7 +12156,6 @@
         <w:t>/artificialTeeth.js); it does not modify jaw meshes or polylines — it's synced to jaw transforms every frame (</w:t>
       </w:r>
       <w:proofErr w:type="spellStart"/>
-      <w:proofErr w:type="gramStart"/>
       <w:r>
         <w:rPr>
           <w:rFonts w:eastAsia="Times New Roman"/>
@@ -12738,15 +12169,7 @@
           <w:rFonts w:eastAsia="Times New Roman"/>
           <w:color w:val="auto"/>
         </w:rPr>
-        <w:t>(</w:t>
-      </w:r>
-      <w:proofErr w:type="gramEnd"/>
-      <w:r>
-        <w:rPr>
-          <w:rFonts w:eastAsia="Times New Roman"/>
-          <w:color w:val="auto"/>
-        </w:rPr>
-        <w:t>)) but never writes back into the jaw geometry itself.</w:t>
+        <w:t>()) but never writes back into the jaw geometry itself.</w:t>
       </w:r>
     </w:p>
     <w:p>
@@ -12810,7 +12233,6 @@
         <w:t>_ (geometry) as separate keyed structures per tooth (</w:t>
       </w:r>
       <w:proofErr w:type="spellStart"/>
-      <w:proofErr w:type="gramStart"/>
       <w:r>
         <w:rPr>
           <w:rFonts w:eastAsia="Times New Roman"/>
@@ -12824,15 +12246,7 @@
           <w:rFonts w:eastAsia="Times New Roman"/>
           <w:color w:val="auto"/>
         </w:rPr>
-        <w:t>(</w:t>
-      </w:r>
-      <w:proofErr w:type="gramEnd"/>
-      <w:r>
-        <w:rPr>
-          <w:rFonts w:eastAsia="Times New Roman"/>
-          <w:color w:val="auto"/>
-        </w:rPr>
-        <w:t>)), and each rendered tooth mesh tags its own </w:t>
+        <w:t>()), and each rendered tooth mesh tags its own </w:t>
       </w:r>
       <w:proofErr w:type="spellStart"/>
       <w:r>
@@ -12888,15 +12302,7 @@
           <w:color w:val="auto"/>
         </w:rPr>
         <w:lastRenderedPageBreak/>
-        <w:t>(e.g. </w:t>
-      </w:r>
-      <w:proofErr w:type="gramStart"/>
-      <w:r>
-        <w:rPr>
-          <w:rFonts w:eastAsia="Times New Roman"/>
-          <w:color w:val="auto"/>
-        </w:rPr>
-        <w:t>mesh.</w:t>
+        <w:t>(e.g. mesh.</w:t>
       </w:r>
       <w:proofErr w:type="spellStart"/>
       <w:r>
@@ -12915,7 +12321,6 @@
         <w:t>?.source?.</w:t>
       </w:r>
       <w:proofErr w:type="spellStart"/>
-      <w:proofErr w:type="gramEnd"/>
       <w:r>
         <w:rPr>
           <w:rFonts w:eastAsia="Times New Roman"/>
@@ -13063,7 +12468,6 @@
         <w:t>, toggling </w:t>
       </w:r>
       <w:proofErr w:type="spellStart"/>
-      <w:proofErr w:type="gramStart"/>
       <w:r>
         <w:rPr>
           <w:rFonts w:eastAsia="Times New Roman"/>
@@ -13072,7 +12476,6 @@
         <w:t>group.setMode</w:t>
       </w:r>
       <w:proofErr w:type="spellEnd"/>
-      <w:proofErr w:type="gramEnd"/>
       <w:r>
         <w:rPr>
           <w:rFonts w:eastAsia="Times New Roman"/>
@@ -13263,39 +12666,7 @@
           <w:rFonts w:eastAsia="Times New Roman"/>
           <w:color w:val="auto"/>
         </w:rPr>
-        <w:t>Load polylines and artificial teeth in the background, as a single parallel batch (</w:t>
-      </w:r>
-      <w:proofErr w:type="gramStart"/>
-      <w:r>
-        <w:rPr>
-          <w:rFonts w:eastAsia="Times New Roman"/>
-          <w:color w:val="auto"/>
-        </w:rPr>
-        <w:t>fetchAndRenderCaseOverlays(</w:t>
-      </w:r>
-      <w:proofErr w:type="gramEnd"/>
-      <w:r>
-        <w:rPr>
-          <w:rFonts w:eastAsia="Times New Roman"/>
-          <w:color w:val="auto"/>
-        </w:rPr>
-        <w:t>): Promise.all([</w:t>
-      </w:r>
-      <w:proofErr w:type="gramStart"/>
-      <w:r>
-        <w:rPr>
-          <w:rFonts w:eastAsia="Times New Roman"/>
-          <w:color w:val="auto"/>
-        </w:rPr>
-        <w:t>fetchAndRenderPolylines(</w:t>
-      </w:r>
-      <w:proofErr w:type="gramEnd"/>
-      <w:r>
-        <w:rPr>
-          <w:rFonts w:eastAsia="Times New Roman"/>
-          <w:color w:val="auto"/>
-        </w:rPr>
-        <w:t xml:space="preserve">), </w:t>
+        <w:t xml:space="preserve">Load polylines and artificial teeth in the background, as a single parallel batch (fetchAndRenderCaseOverlays(): Promise.all([fetchAndRenderPolylines(), </w:t>
       </w:r>
       <w:proofErr w:type="spellStart"/>
       <w:r>
@@ -13350,7 +12721,6 @@
         <w:t> </w:t>
       </w:r>
       <w:proofErr w:type="spellStart"/>
-      <w:proofErr w:type="gramStart"/>
       <w:r>
         <w:rPr>
           <w:rFonts w:eastAsia="Times New Roman"/>
@@ -13364,47 +12734,7 @@
           <w:rFonts w:eastAsia="Times New Roman"/>
           <w:color w:val="auto"/>
         </w:rPr>
-        <w:t>(</w:t>
-      </w:r>
-      <w:proofErr w:type="gramEnd"/>
-      <w:r>
-        <w:rPr>
-          <w:rFonts w:eastAsia="Times New Roman"/>
-          <w:color w:val="auto"/>
-        </w:rPr>
-        <w:t>) only dynamically </w:t>
-      </w:r>
-      <w:proofErr w:type="gramStart"/>
-      <w:r>
-        <w:rPr>
-          <w:rFonts w:eastAsia="Times New Roman"/>
-          <w:color w:val="auto"/>
-        </w:rPr>
-        <w:t>import(</w:t>
-      </w:r>
-      <w:proofErr w:type="gramEnd"/>
-      <w:r>
-        <w:rPr>
-          <w:rFonts w:eastAsia="Times New Roman"/>
-          <w:color w:val="auto"/>
-        </w:rPr>
-        <w:t xml:space="preserve">)s it the first time the user </w:t>
-      </w:r>
-      <w:proofErr w:type="gramStart"/>
-      <w:r>
-        <w:rPr>
-          <w:rFonts w:eastAsia="Times New Roman"/>
-          <w:color w:val="auto"/>
-        </w:rPr>
-        <w:t>actually clicks</w:t>
-      </w:r>
-      <w:proofErr w:type="gramEnd"/>
-      <w:r>
-        <w:rPr>
-          <w:rFonts w:eastAsia="Times New Roman"/>
-          <w:color w:val="auto"/>
-        </w:rPr>
-        <w:t xml:space="preserve"> the chat button, so a broken or slow chat module can never affect initial scene load.</w:t>
+        <w:t>() only dynamically import()s it the first time the user actually clicks the chat button, so a broken or slow chat module can never affect initial scene load.</w:t>
       </w:r>
     </w:p>
     <w:p>
@@ -13493,7 +12823,6 @@
         <w:t> / </w:t>
       </w:r>
       <w:proofErr w:type="spellStart"/>
-      <w:proofErr w:type="gramStart"/>
       <w:r>
         <w:rPr>
           <w:rFonts w:eastAsia="Times New Roman"/>
@@ -13507,15 +12836,7 @@
           <w:rFonts w:eastAsia="Times New Roman"/>
           <w:color w:val="auto"/>
         </w:rPr>
-        <w:t>(</w:t>
-      </w:r>
-      <w:proofErr w:type="gramEnd"/>
-      <w:r>
-        <w:rPr>
-          <w:rFonts w:eastAsia="Times New Roman"/>
-          <w:color w:val="auto"/>
-        </w:rPr>
-        <w:t>)).</w:t>
+        <w:t>()).</w:t>
       </w:r>
     </w:p>
     <w:p>
@@ -13547,29 +12868,12 @@
         <w:t>: when Content-Length is present, the response body is read via </w:t>
       </w:r>
       <w:proofErr w:type="spellStart"/>
-      <w:proofErr w:type="gramStart"/>
-      <w:r>
-        <w:rPr>
-          <w:rFonts w:eastAsia="Times New Roman"/>
-          <w:color w:val="auto"/>
-        </w:rPr>
-        <w:t>response.body</w:t>
-      </w:r>
-      <w:proofErr w:type="gramEnd"/>
-      <w:r>
-        <w:rPr>
-          <w:rFonts w:eastAsia="Times New Roman"/>
-          <w:color w:val="auto"/>
-        </w:rPr>
-        <w:t>.</w:t>
-      </w:r>
-      <w:proofErr w:type="gramStart"/>
-      <w:r>
-        <w:rPr>
-          <w:rFonts w:eastAsia="Times New Roman"/>
-          <w:color w:val="auto"/>
-        </w:rPr>
-        <w:t>getReader</w:t>
+      <w:r>
+        <w:rPr>
+          <w:rFonts w:eastAsia="Times New Roman"/>
+          <w:color w:val="auto"/>
+        </w:rPr>
+        <w:t>response.body.getReader</w:t>
       </w:r>
       <w:proofErr w:type="spellEnd"/>
       <w:r>
@@ -13577,15 +12881,7 @@
           <w:rFonts w:eastAsia="Times New Roman"/>
           <w:color w:val="auto"/>
         </w:rPr>
-        <w:t>(</w:t>
-      </w:r>
-      <w:proofErr w:type="gramEnd"/>
-      <w:r>
-        <w:rPr>
-          <w:rFonts w:eastAsia="Times New Roman"/>
-          <w:color w:val="auto"/>
-        </w:rPr>
-        <w:t>) into a </w:t>
+        <w:t>() into a </w:t>
       </w:r>
       <w:proofErr w:type="spellStart"/>
       <w:r>
@@ -13633,7 +12929,6 @@
         <w:t>: when Content-Length is absent (chunked transfer encoding — confirmed as the GCP-proxy case in 8.3), it skips the streaming UI entirely and falls straight to </w:t>
       </w:r>
       <w:proofErr w:type="spellStart"/>
-      <w:proofErr w:type="gramStart"/>
       <w:r>
         <w:rPr>
           <w:rFonts w:eastAsia="Times New Roman"/>
@@ -13642,7 +12937,6 @@
         <w:t>response.json</w:t>
       </w:r>
       <w:proofErr w:type="spellEnd"/>
-      <w:proofErr w:type="gramEnd"/>
       <w:r>
         <w:rPr>
           <w:rFonts w:eastAsia="Times New Roman"/>
@@ -13893,7 +13187,6 @@
         <w:t>), and the right-panel toggle (</w:t>
       </w:r>
       <w:proofErr w:type="spellStart"/>
-      <w:proofErr w:type="gramStart"/>
       <w:r>
         <w:rPr>
           <w:rFonts w:eastAsia="Times New Roman"/>
@@ -13907,15 +13200,7 @@
           <w:rFonts w:eastAsia="Times New Roman"/>
           <w:color w:val="auto"/>
         </w:rPr>
-        <w:t>(</w:t>
-      </w:r>
-      <w:proofErr w:type="gramEnd"/>
-      <w:r>
-        <w:rPr>
-          <w:rFonts w:eastAsia="Times New Roman"/>
-          <w:color w:val="auto"/>
-        </w:rPr>
-        <w:t>)).</w:t>
+        <w:t>()).</w:t>
       </w:r>
     </w:p>
     <w:p>
@@ -13989,23 +13274,7 @@
           <w:rFonts w:eastAsia="Times New Roman"/>
           <w:color w:val="auto"/>
         </w:rPr>
-        <w:t xml:space="preserve"> replaced but re-skinned by breakpoint — on tablet (769–1024px) it shrinks to a compact 176px-wide panel pinned near the top-right; on mobile (≤768px) it narrows further to 164px and repositions to sit just above the bottom footer bar (bottom: </w:t>
-      </w:r>
-      <w:proofErr w:type="gramStart"/>
-      <w:r>
-        <w:rPr>
-          <w:rFonts w:eastAsia="Times New Roman"/>
-          <w:color w:val="auto"/>
-        </w:rPr>
-        <w:t>calc(</w:t>
-      </w:r>
-      <w:proofErr w:type="gramEnd"/>
-      <w:r>
-        <w:rPr>
-          <w:rFonts w:eastAsia="Times New Roman"/>
-          <w:color w:val="auto"/>
-        </w:rPr>
-        <w:t>92px + safe-area-inset)) — literally "pinned above the footer," confirming that phrasing precisely.</w:t>
+        <w:t> replaced but re-skinned by breakpoint — on tablet (769–1024px) it shrinks to a compact 176px-wide panel pinned near the top-right; on mobile (≤768px) it narrows further to 164px and repositions to sit just above the bottom footer bar (bottom: calc(92px + safe-area-inset)) — literally "pinned above the footer," confirming that phrasing precisely.</w:t>
       </w:r>
     </w:p>
     <w:p>
@@ -14050,7 +13319,6 @@
         <w:t xml:space="preserve"> </w:t>
       </w:r>
       <w:proofErr w:type="spellStart"/>
-      <w:proofErr w:type="gramStart"/>
       <w:r>
         <w:rPr>
           <w:rFonts w:eastAsia="Times New Roman"/>
@@ -14064,15 +13332,7 @@
           <w:rFonts w:eastAsia="Times New Roman"/>
           <w:color w:val="auto"/>
         </w:rPr>
-        <w:t>(</w:t>
-      </w:r>
-      <w:proofErr w:type="gramEnd"/>
-      <w:r>
-        <w:rPr>
-          <w:rFonts w:eastAsia="Times New Roman"/>
-          <w:color w:val="auto"/>
-        </w:rPr>
-        <w:t>)) and the 2D Annotation page (</w:t>
+        <w:t>()) and the 2D Annotation page (</w:t>
       </w:r>
       <w:proofErr w:type="spellStart"/>
       <w:r>
@@ -14143,7 +13403,6 @@
         <w:t>Text comments and image attachments, with client-side MIME sniffing from the base64 signature (</w:t>
       </w:r>
       <w:proofErr w:type="spellStart"/>
-      <w:proofErr w:type="gramStart"/>
       <w:r>
         <w:rPr>
           <w:rFonts w:eastAsia="Times New Roman"/>
@@ -14157,15 +13416,7 @@
           <w:rFonts w:eastAsia="Times New Roman"/>
           <w:color w:val="auto"/>
         </w:rPr>
-        <w:t>(</w:t>
-      </w:r>
-      <w:proofErr w:type="gramEnd"/>
-      <w:r>
-        <w:rPr>
-          <w:rFonts w:eastAsia="Times New Roman"/>
-          <w:color w:val="auto"/>
-        </w:rPr>
-        <w:t>) — JPEG/PNG/GIF/</w:t>
+        <w:t>() — JPEG/PNG/GIF/</w:t>
       </w:r>
       <w:proofErr w:type="spellStart"/>
       <w:r>
@@ -14240,7 +13491,6 @@
         <w:t>/</w:t>
       </w:r>
       <w:proofErr w:type="spellStart"/>
-      <w:proofErr w:type="gramStart"/>
       <w:r>
         <w:rPr>
           <w:rFonts w:eastAsia="Times New Roman"/>
@@ -14254,15 +13504,7 @@
           <w:rFonts w:eastAsia="Times New Roman"/>
           <w:color w:val="auto"/>
         </w:rPr>
-        <w:t>(</w:t>
-      </w:r>
-      <w:proofErr w:type="gramEnd"/>
-      <w:r>
-        <w:rPr>
-          <w:rFonts w:eastAsia="Times New Roman"/>
-          <w:color w:val="auto"/>
-        </w:rPr>
-        <w:t>)) for new messages, with a lightweight signature check on each poll — if the response signature is just message IDs (cheap) it skips the expensive step of re-</w:t>
+        <w:t>()) for new messages, with a lightweight signature check on each poll — if the response signature is just message IDs (cheap) it skips the expensive step of re-</w:t>
       </w:r>
       <w:r>
         <w:rPr>
@@ -14270,23 +13512,7 @@
           <w:color w:val="auto"/>
         </w:rPr>
         <w:lastRenderedPageBreak/>
-        <w:t xml:space="preserve">parsing every message's inline base64 image, only doing the costly full re-render when new content </w:t>
-      </w:r>
-      <w:proofErr w:type="gramStart"/>
-      <w:r>
-        <w:rPr>
-          <w:rFonts w:eastAsia="Times New Roman"/>
-          <w:color w:val="auto"/>
-        </w:rPr>
-        <w:t>actually appears</w:t>
-      </w:r>
-      <w:proofErr w:type="gramEnd"/>
-      <w:r>
-        <w:rPr>
-          <w:rFonts w:eastAsia="Times New Roman"/>
-          <w:color w:val="auto"/>
-        </w:rPr>
-        <w:t>.</w:t>
+        <w:t>parsing every message's inline base64 image, only doing the costly full re-render when new content actually appears.</w:t>
       </w:r>
     </w:p>
     <w:p>
@@ -14325,7 +13551,6 @@
         <w:t>()/</w:t>
       </w:r>
       <w:proofErr w:type="spellStart"/>
-      <w:proofErr w:type="gramStart"/>
       <w:r>
         <w:rPr>
           <w:rFonts w:eastAsia="Times New Roman"/>
@@ -14339,15 +13564,7 @@
           <w:rFonts w:eastAsia="Times New Roman"/>
           <w:color w:val="auto"/>
         </w:rPr>
-        <w:t>(</w:t>
-      </w:r>
-      <w:proofErr w:type="gramEnd"/>
-      <w:r>
-        <w:rPr>
-          <w:rFonts w:eastAsia="Times New Roman"/>
-          <w:color w:val="auto"/>
-        </w:rPr>
-        <w:t>)) so reopening chat paints instantly from cache before the network fetch resolves.</w:t>
+        <w:t>()) so reopening chat paints instantly from cache before the network fetch resolves.</w:t>
       </w:r>
     </w:p>
     <w:p>
@@ -14386,7 +13603,6 @@
         <w:t>/chat.css): hidden state is </w:t>
       </w:r>
       <w:proofErr w:type="spellStart"/>
-      <w:proofErr w:type="gramStart"/>
       <w:r>
         <w:rPr>
           <w:rFonts w:eastAsia="Times New Roman"/>
@@ -14400,18 +13616,9 @@
           <w:rFonts w:eastAsia="Times New Roman"/>
           <w:color w:val="auto"/>
         </w:rPr>
-        <w:t>(</w:t>
-      </w:r>
-      <w:proofErr w:type="gramEnd"/>
-      <w:r>
-        <w:rPr>
-          <w:rFonts w:eastAsia="Times New Roman"/>
-          <w:color w:val="auto"/>
-        </w:rPr>
-        <w:t>100%), sliding to </w:t>
+        <w:t>(100%), sliding to </w:t>
       </w:r>
       <w:proofErr w:type="spellStart"/>
-      <w:proofErr w:type="gramStart"/>
       <w:r>
         <w:rPr>
           <w:rFonts w:eastAsia="Times New Roman"/>
@@ -14425,15 +13632,7 @@
           <w:rFonts w:eastAsia="Times New Roman"/>
           <w:color w:val="auto"/>
         </w:rPr>
-        <w:t>(</w:t>
-      </w:r>
-      <w:proofErr w:type="gramEnd"/>
-      <w:r>
-        <w:rPr>
-          <w:rFonts w:eastAsia="Times New Roman"/>
-          <w:color w:val="auto"/>
-        </w:rPr>
-        <w:t>0) over a 0.22s transition — deliberately mirroring the same slide-in pattern used by the app sidebar, per the CSS file's own comment.</w:t>
+        <w:t>(0) over a 0.22s transition — deliberately mirroring the same slide-in pattern used by the app sidebar, per the CSS file's own comment.</w:t>
       </w:r>
     </w:p>
     <w:p>
@@ -14449,7 +13648,6 @@
         </w:rPr>
       </w:pPr>
       <w:proofErr w:type="spellStart"/>
-      <w:proofErr w:type="gramStart"/>
       <w:r>
         <w:rPr>
           <w:rFonts w:eastAsia="Times New Roman"/>
@@ -14463,34 +13661,9 @@
           <w:rFonts w:eastAsia="Times New Roman"/>
           <w:color w:val="auto"/>
         </w:rPr>
-        <w:t>(</w:t>
-      </w:r>
-      <w:proofErr w:type="gramEnd"/>
-      <w:r>
-        <w:rPr>
-          <w:rFonts w:eastAsia="Times New Roman"/>
-          <w:color w:val="auto"/>
-        </w:rPr>
-        <w:t xml:space="preserve">) (in viewerShell.js) </w:t>
-      </w:r>
-      <w:proofErr w:type="gramStart"/>
-      <w:r>
-        <w:rPr>
-          <w:rFonts w:eastAsia="Times New Roman"/>
-          <w:color w:val="auto"/>
-        </w:rPr>
-        <w:t>lazy-imports</w:t>
-      </w:r>
-      <w:proofErr w:type="gramEnd"/>
-      <w:r>
-        <w:rPr>
-          <w:rFonts w:eastAsia="Times New Roman"/>
-          <w:color w:val="auto"/>
-        </w:rPr>
-        <w:t xml:space="preserve"> versionHistory.js and calls </w:t>
+        <w:t xml:space="preserve">() (in viewerShell.js) lazy-imports versionHistory.js and calls </w:t>
       </w:r>
       <w:proofErr w:type="spellStart"/>
-      <w:proofErr w:type="gramStart"/>
       <w:r>
         <w:rPr>
           <w:rFonts w:eastAsia="Times New Roman"/>
@@ -14504,15 +13677,7 @@
           <w:rFonts w:eastAsia="Times New Roman"/>
           <w:color w:val="auto"/>
         </w:rPr>
-        <w:t>(</w:t>
-      </w:r>
-      <w:proofErr w:type="gramEnd"/>
-      <w:r>
-        <w:rPr>
-          <w:rFonts w:eastAsia="Times New Roman"/>
-          <w:color w:val="auto"/>
-        </w:rPr>
-        <w:t xml:space="preserve">) when </w:t>
+        <w:t xml:space="preserve">() when </w:t>
       </w:r>
       <w:proofErr w:type="spellStart"/>
       <w:r>
@@ -15845,23 +15010,7 @@
           <w:rFonts w:eastAsia="Times New Roman"/>
           <w:color w:val="auto"/>
         </w:rPr>
-        <w:t xml:space="preserve"> (</w:t>
-      </w:r>
-      <w:proofErr w:type="gramStart"/>
-      <w:r>
-        <w:rPr>
-          <w:rFonts w:eastAsia="Times New Roman"/>
-          <w:color w:val="auto"/>
-        </w:rPr>
-        <w:t>login(</w:t>
-      </w:r>
-      <w:proofErr w:type="gramEnd"/>
-      <w:r>
-        <w:rPr>
-          <w:rFonts w:eastAsia="Times New Roman"/>
-          <w:color w:val="auto"/>
-        </w:rPr>
-        <w:t>): rejects empty username/password; surfaces "login failed" on invalid credentials; redirects and stores user info on success; surfaces an error on fetch failure).</w:t>
+        <w:t xml:space="preserve"> (login(): rejects empty username/password; surfaces "login failed" on invalid credentials; redirects and stores user info on success; surfaces an error on fetch failure).</w:t>
       </w:r>
     </w:p>
     <w:p>
@@ -16517,23 +15666,7 @@
           <w:rFonts w:eastAsia="Times New Roman"/>
           <w:color w:val="auto"/>
         </w:rPr>
-        <w:t xml:space="preserve"> switch updates both the </w:t>
-      </w:r>
-      <w:proofErr w:type="gramStart"/>
-      <w:r>
-        <w:rPr>
-          <w:rFonts w:eastAsia="Times New Roman"/>
-          <w:color w:val="auto"/>
-        </w:rPr>
-        <w:t>type</w:t>
-      </w:r>
-      <w:proofErr w:type="gramEnd"/>
-      <w:r>
-        <w:rPr>
-          <w:rFonts w:eastAsia="Times New Roman"/>
-          <w:color w:val="auto"/>
-        </w:rPr>
-        <w:t xml:space="preserve"> label and the connector geometry grid together (not just one or the other).</w:t>
+        <w:t xml:space="preserve"> switch updates both the type label and the connector geometry grid together (not just one or the other).</w:t>
       </w:r>
     </w:p>
     <w:p>
@@ -16578,23 +15711,7 @@
           <w:rFonts w:eastAsia="Times New Roman"/>
           <w:color w:val="auto"/>
         </w:rPr>
-        <w:t xml:space="preserve">: BAR </w:t>
-      </w:r>
-      <w:proofErr w:type="gramStart"/>
-      <w:r>
-        <w:rPr>
-          <w:rFonts w:eastAsia="Times New Roman"/>
-          <w:color w:val="auto"/>
-        </w:rPr>
-        <w:t>round-trips</w:t>
-      </w:r>
-      <w:proofErr w:type="gramEnd"/>
-      <w:r>
-        <w:rPr>
-          <w:rFonts w:eastAsia="Times New Roman"/>
-          <w:color w:val="auto"/>
-        </w:rPr>
-        <w:t xml:space="preserve"> to the desktop bar file; BAR→PLATE switch encodes the desktop plate file; loading a lingual PLATE creates exactly one plate-</w:t>
+        <w:t>: BAR round-trips to the desktop bar file; BAR→PLATE switch encodes the desktop plate file; loading a lingual PLATE creates exactly one plate-</w:t>
       </w:r>
       <w:proofErr w:type="spellStart"/>
       <w:r>
@@ -16860,42 +15977,9 @@
           <w:rFonts w:eastAsia="Times New Roman"/>
           <w:color w:val="auto"/>
         </w:rPr>
-        <w:t> — </w:t>
-      </w:r>
-      <w:proofErr w:type="gramStart"/>
-      <w:r>
-        <w:rPr>
-          <w:rFonts w:eastAsia="Times New Roman"/>
-          <w:color w:val="auto"/>
-        </w:rPr>
-        <w:t>showThreeDViewerQr(</w:t>
-      </w:r>
-      <w:proofErr w:type="gramEnd"/>
-      <w:r>
-        <w:rPr>
-          <w:rFonts w:eastAsia="Times New Roman"/>
-          <w:color w:val="auto"/>
-        </w:rPr>
-        <w:t>) / </w:t>
-      </w:r>
-      <w:proofErr w:type="gramStart"/>
-      <w:r>
-        <w:rPr>
-          <w:rFonts w:eastAsia="Times New Roman"/>
-          <w:color w:val="auto"/>
-        </w:rPr>
-        <w:t>buildThreeDViewerUrl(</w:t>
-      </w:r>
-      <w:proofErr w:type="gramEnd"/>
-      <w:r>
-        <w:rPr>
-          <w:rFonts w:eastAsia="Times New Roman"/>
-          <w:color w:val="auto"/>
-        </w:rPr>
-        <w:t>) (caseManagement.js): no automated Jest coverage — depends on </w:t>
+        <w:t> — showThreeDViewerQr() / buildThreeDViewerUrl() (caseManagement.js): no automated Jest coverage — depends on </w:t>
       </w:r>
       <w:proofErr w:type="spellStart"/>
-      <w:proofErr w:type="gramStart"/>
       <w:r>
         <w:rPr>
           <w:rFonts w:eastAsia="Times New Roman"/>
@@ -16904,7 +15988,6 @@
         <w:t>window.QRCode</w:t>
       </w:r>
       <w:proofErr w:type="spellEnd"/>
-      <w:proofErr w:type="gramEnd"/>
       <w:r>
         <w:rPr>
           <w:rFonts w:eastAsia="Times New Roman"/>
@@ -16969,7 +16052,6 @@
         <w:t xml:space="preserve"> test that stubs </w:t>
       </w:r>
       <w:proofErr w:type="spellStart"/>
-      <w:proofErr w:type="gramStart"/>
       <w:r>
         <w:rPr>
           <w:rFonts w:eastAsia="Times New Roman"/>
@@ -16978,7 +16060,6 @@
         <w:t>window.QRCode</w:t>
       </w:r>
       <w:proofErr w:type="spellEnd"/>
-      <w:proofErr w:type="gramEnd"/>
       <w:r>
         <w:rPr>
           <w:rFonts w:eastAsia="Times New Roman"/>
@@ -17015,6 +16096,9 @@
         <w:t>Report</w:t>
       </w:r>
       <w:bookmarkEnd w:id="33"/>
+      <w:r>
+        <w:t xml:space="preserve"> </w:t>
+      </w:r>
     </w:p>
     <w:p>
       <w:pPr>
@@ -17129,6 +16213,9 @@
       </w:pPr>
       <w:bookmarkStart w:id="35" w:name="_Toc234853099"/>
       <w:r>
+        <w:rPr>
+          <w:highlight w:val="yellow"/>
+        </w:rPr>
         <w:t>12.2 Test Cases</w:t>
       </w:r>
       <w:bookmarkEnd w:id="35"/>
@@ -17408,27 +16495,7 @@
                 <w:sz w:val="20"/>
                 <w:szCs w:val="20"/>
               </w:rPr>
-              <w:t xml:space="preserve">OTP fails to verify a correct code, or a </w:t>
-            </w:r>
-            <w:proofErr w:type="gramStart"/>
-            <w:r>
-              <w:rPr>
-                <w:rFonts w:eastAsia="Times New Roman"/>
-                <w:color w:val="auto"/>
-                <w:sz w:val="20"/>
-                <w:szCs w:val="20"/>
-              </w:rPr>
-              <w:t>page loads</w:t>
-            </w:r>
-            <w:proofErr w:type="gramEnd"/>
-            <w:r>
-              <w:rPr>
-                <w:rFonts w:eastAsia="Times New Roman"/>
-                <w:color w:val="auto"/>
-                <w:sz w:val="20"/>
-                <w:szCs w:val="20"/>
-              </w:rPr>
-              <w:t xml:space="preserve"> without </w:t>
+              <w:t>OTP fails to verify a correct code, or a page loads without </w:t>
             </w:r>
             <w:proofErr w:type="spellStart"/>
             <w:r>
@@ -17561,7 +16628,6 @@
               <w:t>Search/filter (</w:t>
             </w:r>
             <w:proofErr w:type="spellStart"/>
-            <w:proofErr w:type="gramStart"/>
             <w:r>
               <w:rPr>
                 <w:rFonts w:eastAsia="Times New Roman"/>
@@ -17579,20 +16645,9 @@
                 <w:sz w:val="20"/>
                 <w:szCs w:val="20"/>
               </w:rPr>
-              <w:t>(</w:t>
-            </w:r>
-            <w:proofErr w:type="gramEnd"/>
-            <w:r>
-              <w:rPr>
-                <w:rFonts w:eastAsia="Times New Roman"/>
-                <w:color w:val="auto"/>
-                <w:sz w:val="20"/>
-                <w:szCs w:val="20"/>
-              </w:rPr>
-              <w:t>)) and sort return correct results; inline status change (</w:t>
+              <w:t>()) and sort return correct results; inline status change (</w:t>
             </w:r>
             <w:proofErr w:type="spellStart"/>
-            <w:proofErr w:type="gramStart"/>
             <w:r>
               <w:rPr>
                 <w:rFonts w:eastAsia="Times New Roman"/>
@@ -17610,17 +16665,7 @@
                 <w:sz w:val="20"/>
                 <w:szCs w:val="20"/>
               </w:rPr>
-              <w:t>(</w:t>
-            </w:r>
-            <w:proofErr w:type="gramEnd"/>
-            <w:r>
-              <w:rPr>
-                <w:rFonts w:eastAsia="Times New Roman"/>
-                <w:color w:val="auto"/>
-                <w:sz w:val="20"/>
-                <w:szCs w:val="20"/>
-              </w:rPr>
-              <w:t>)) persists; duplicate/rename/delete/open all operate on the correct case.</w:t>
+              <w:t>()) persists; duplicate/rename/delete/open all operate on the correct case.</w:t>
             </w:r>
           </w:p>
         </w:tc>
@@ -17647,27 +16692,7 @@
                 <w:sz w:val="20"/>
                 <w:szCs w:val="20"/>
               </w:rPr>
-              <w:t xml:space="preserve">Filter/sort returns stale or wrong results; status change doesn't persist after </w:t>
-            </w:r>
-            <w:proofErr w:type="gramStart"/>
-            <w:r>
-              <w:rPr>
-                <w:rFonts w:eastAsia="Times New Roman"/>
-                <w:color w:val="auto"/>
-                <w:sz w:val="20"/>
-                <w:szCs w:val="20"/>
-              </w:rPr>
-              <w:t>reload</w:t>
-            </w:r>
-            <w:proofErr w:type="gramEnd"/>
-            <w:r>
-              <w:rPr>
-                <w:rFonts w:eastAsia="Times New Roman"/>
-                <w:color w:val="auto"/>
-                <w:sz w:val="20"/>
-                <w:szCs w:val="20"/>
-              </w:rPr>
-              <w:t>; delete/duplicate acts on the wrong case ID.</w:t>
+              <w:t>Filter/sort returns stale or wrong results; status change doesn't persist after reload; delete/duplicate acts on the wrong case ID.</w:t>
             </w:r>
           </w:p>
         </w:tc>
@@ -17793,7 +16818,6 @@
               <w:t>, </w:t>
             </w:r>
             <w:proofErr w:type="spellStart"/>
-            <w:proofErr w:type="gramStart"/>
             <w:r>
               <w:rPr>
                 <w:rFonts w:eastAsia="Times New Roman"/>
@@ -17811,17 +16835,7 @@
                 <w:sz w:val="20"/>
                 <w:szCs w:val="20"/>
               </w:rPr>
-              <w:t>(</w:t>
-            </w:r>
-            <w:proofErr w:type="gramEnd"/>
-            <w:r>
-              <w:rPr>
-                <w:rFonts w:eastAsia="Times New Roman"/>
-                <w:color w:val="auto"/>
-                <w:sz w:val="20"/>
-                <w:szCs w:val="20"/>
-              </w:rPr>
-              <w:t>)) receive access; case appears in Case List immediately.</w:t>
+              <w:t>()) receive access; case appears in Case List immediately.</w:t>
             </w:r>
           </w:p>
         </w:tc>
@@ -17945,7 +16959,6 @@
               <w:t>Per-case overview opens as an overlay (</w:t>
             </w:r>
             <w:proofErr w:type="spellStart"/>
-            <w:proofErr w:type="gramStart"/>
             <w:r>
               <w:rPr>
                 <w:rFonts w:eastAsia="Times New Roman"/>
@@ -17963,20 +16976,9 @@
                 <w:sz w:val="20"/>
                 <w:szCs w:val="20"/>
               </w:rPr>
-              <w:t>(</w:t>
-            </w:r>
-            <w:proofErr w:type="gramEnd"/>
-            <w:r>
-              <w:rPr>
-                <w:rFonts w:eastAsia="Times New Roman"/>
-                <w:color w:val="auto"/>
-                <w:sz w:val="20"/>
-                <w:szCs w:val="20"/>
-              </w:rPr>
-              <w:t>)) without navigating away; progress steps (</w:t>
+              <w:t>()) without navigating away; progress steps (</w:t>
             </w:r>
             <w:proofErr w:type="spellStart"/>
-            <w:proofErr w:type="gramStart"/>
             <w:r>
               <w:rPr>
                 <w:rFonts w:eastAsia="Times New Roman"/>
@@ -17994,20 +16996,9 @@
                 <w:sz w:val="20"/>
                 <w:szCs w:val="20"/>
               </w:rPr>
-              <w:t>(</w:t>
-            </w:r>
-            <w:proofErr w:type="gramEnd"/>
-            <w:r>
-              <w:rPr>
-                <w:rFonts w:eastAsia="Times New Roman"/>
-                <w:color w:val="auto"/>
-                <w:sz w:val="20"/>
-                <w:szCs w:val="20"/>
-              </w:rPr>
-              <w:t>), </w:t>
+              <w:t>(), </w:t>
             </w:r>
             <w:proofErr w:type="spellStart"/>
-            <w:proofErr w:type="gramStart"/>
             <w:r>
               <w:rPr>
                 <w:rFonts w:eastAsia="Times New Roman"/>
@@ -18025,20 +17016,9 @@
                 <w:sz w:val="20"/>
                 <w:szCs w:val="20"/>
               </w:rPr>
-              <w:t>(</w:t>
-            </w:r>
-            <w:proofErr w:type="gramEnd"/>
-            <w:r>
-              <w:rPr>
-                <w:rFonts w:eastAsia="Times New Roman"/>
-                <w:color w:val="auto"/>
-                <w:sz w:val="20"/>
-                <w:szCs w:val="20"/>
-              </w:rPr>
-              <w:t>)) and capture slots (</w:t>
+              <w:t>()) and capture slots (</w:t>
             </w:r>
             <w:proofErr w:type="spellStart"/>
-            <w:proofErr w:type="gramStart"/>
             <w:r>
               <w:rPr>
                 <w:rFonts w:eastAsia="Times New Roman"/>
@@ -18056,17 +17036,7 @@
                 <w:sz w:val="20"/>
                 <w:szCs w:val="20"/>
               </w:rPr>
-              <w:t>(</w:t>
-            </w:r>
-            <w:proofErr w:type="gramEnd"/>
-            <w:r>
-              <w:rPr>
-                <w:rFonts w:eastAsia="Times New Roman"/>
-                <w:color w:val="auto"/>
-                <w:sz w:val="20"/>
-                <w:szCs w:val="20"/>
-              </w:rPr>
-              <w:t>)) match the case's actual state.</w:t>
+              <w:t>()) match the case's actual state.</w:t>
             </w:r>
           </w:p>
         </w:tc>
@@ -18492,7 +17462,6 @@
               <w:t>From within 2D Annotation, jaw geometry, design overlays and artificial-teeth placement render correctly; undercut/occlusion modes toggle per-component; HD/SD mesh-quality toggle re-renders correctly (</w:t>
             </w:r>
             <w:proofErr w:type="spellStart"/>
-            <w:proofErr w:type="gramStart"/>
             <w:r>
               <w:rPr>
                 <w:rFonts w:eastAsia="Times New Roman"/>
@@ -18510,17 +17479,7 @@
                 <w:sz w:val="20"/>
                 <w:szCs w:val="20"/>
               </w:rPr>
-              <w:t>(</w:t>
-            </w:r>
-            <w:proofErr w:type="gramEnd"/>
-            <w:r>
-              <w:rPr>
-                <w:rFonts w:eastAsia="Times New Roman"/>
-                <w:color w:val="auto"/>
-                <w:sz w:val="20"/>
-                <w:szCs w:val="20"/>
-              </w:rPr>
-              <w:t>)) without leaving stale geometry.</w:t>
+              <w:t>()) without leaving stale geometry.</w:t>
             </w:r>
           </w:p>
         </w:tc>
@@ -18774,7 +17733,6 @@
               <w:t>Up to 4 extra reference STL slots (</w:t>
             </w:r>
             <w:proofErr w:type="spellStart"/>
-            <w:proofErr w:type="gramStart"/>
             <w:r>
               <w:rPr>
                 <w:rFonts w:eastAsia="Times New Roman"/>
@@ -18792,40 +17750,9 @@
                 <w:sz w:val="20"/>
                 <w:szCs w:val="20"/>
               </w:rPr>
-              <w:t>(</w:t>
-            </w:r>
-            <w:proofErr w:type="gramEnd"/>
-            <w:r>
-              <w:rPr>
-                <w:rFonts w:eastAsia="Times New Roman"/>
-                <w:color w:val="auto"/>
-                <w:sz w:val="20"/>
-                <w:szCs w:val="20"/>
-              </w:rPr>
-              <w:t>), jaw_stls_extra_slot_</w:t>
-            </w:r>
-            <w:proofErr w:type="gramStart"/>
-            <w:r>
-              <w:rPr>
-                <w:rFonts w:eastAsia="Times New Roman"/>
-                <w:color w:val="auto"/>
-                <w:sz w:val="20"/>
-                <w:szCs w:val="20"/>
-              </w:rPr>
-              <w:t>1..</w:t>
-            </w:r>
-            <w:proofErr w:type="gramEnd"/>
-            <w:r>
-              <w:rPr>
-                <w:rFonts w:eastAsia="Times New Roman"/>
-                <w:color w:val="auto"/>
-                <w:sz w:val="20"/>
-                <w:szCs w:val="20"/>
-              </w:rPr>
-              <w:t>4) upload, render, and can be shown/hidden (</w:t>
+              <w:t>(), jaw_stls_extra_slot_1..4) upload, render, and can be shown/hidden (</w:t>
             </w:r>
             <w:proofErr w:type="spellStart"/>
-            <w:proofErr w:type="gramStart"/>
             <w:r>
               <w:rPr>
                 <w:rFonts w:eastAsia="Times New Roman"/>
@@ -18843,20 +17770,9 @@
                 <w:sz w:val="20"/>
                 <w:szCs w:val="20"/>
               </w:rPr>
-              <w:t>(</w:t>
-            </w:r>
-            <w:proofErr w:type="gramEnd"/>
-            <w:r>
-              <w:rPr>
-                <w:rFonts w:eastAsia="Times New Roman"/>
-                <w:color w:val="auto"/>
-                <w:sz w:val="20"/>
-                <w:szCs w:val="20"/>
-              </w:rPr>
-              <w:t>)) and deleted (</w:t>
+              <w:t>()) and deleted (</w:t>
             </w:r>
             <w:proofErr w:type="spellStart"/>
-            <w:proofErr w:type="gramStart"/>
             <w:r>
               <w:rPr>
                 <w:rFonts w:eastAsia="Times New Roman"/>
@@ -18874,17 +17790,7 @@
                 <w:sz w:val="20"/>
                 <w:szCs w:val="20"/>
               </w:rPr>
-              <w:t>(</w:t>
-            </w:r>
-            <w:proofErr w:type="gramEnd"/>
-            <w:r>
-              <w:rPr>
-                <w:rFonts w:eastAsia="Times New Roman"/>
-                <w:color w:val="auto"/>
-                <w:sz w:val="20"/>
-                <w:szCs w:val="20"/>
-              </w:rPr>
-              <w:t>)) independently of each other and of the main jaw meshes.</w:t>
+              <w:t>()) independently of each other and of the main jaw meshes.</w:t>
             </w:r>
           </w:p>
         </w:tc>
@@ -19160,7 +18066,6 @@
               <w:t>Raw OFF/STL files download correctly (</w:t>
             </w:r>
             <w:proofErr w:type="spellStart"/>
-            <w:proofErr w:type="gramStart"/>
             <w:r>
               <w:rPr>
                 <w:rFonts w:eastAsia="Times New Roman"/>
@@ -19178,17 +18083,7 @@
                 <w:sz w:val="20"/>
                 <w:szCs w:val="20"/>
               </w:rPr>
-              <w:t>(</w:t>
-            </w:r>
-            <w:proofErr w:type="gramEnd"/>
-            <w:r>
-              <w:rPr>
-                <w:rFonts w:eastAsia="Times New Roman"/>
-                <w:color w:val="auto"/>
-                <w:sz w:val="20"/>
-                <w:szCs w:val="20"/>
-              </w:rPr>
-              <w:t>)); compiled .docx report generates correctly (</w:t>
+              <w:t>()); compiled .docx report generates correctly (</w:t>
             </w:r>
             <w:proofErr w:type="spellStart"/>
             <w:r>
@@ -19211,7 +18106,6 @@
               <w:t>()/</w:t>
             </w:r>
             <w:proofErr w:type="spellStart"/>
-            <w:proofErr w:type="gramStart"/>
             <w:r>
               <w:rPr>
                 <w:rFonts w:eastAsia="Times New Roman"/>
@@ -19229,20 +18123,9 @@
                 <w:sz w:val="20"/>
                 <w:szCs w:val="20"/>
               </w:rPr>
-              <w:t>(</w:t>
-            </w:r>
-            <w:proofErr w:type="gramEnd"/>
-            <w:r>
-              <w:rPr>
-                <w:rFonts w:eastAsia="Times New Roman"/>
-                <w:color w:val="auto"/>
-                <w:sz w:val="20"/>
-                <w:szCs w:val="20"/>
-              </w:rPr>
-              <w:t>), </w:t>
+              <w:t>(), </w:t>
             </w:r>
             <w:proofErr w:type="spellStart"/>
-            <w:proofErr w:type="gramStart"/>
             <w:r>
               <w:rPr>
                 <w:rFonts w:eastAsia="Times New Roman"/>
@@ -19260,40 +18143,9 @@
                 <w:sz w:val="20"/>
                 <w:szCs w:val="20"/>
               </w:rPr>
-              <w:t>(</w:t>
-            </w:r>
-            <w:proofErr w:type="gramEnd"/>
-            <w:r>
-              <w:rPr>
-                <w:rFonts w:eastAsia="Times New Roman"/>
-                <w:color w:val="auto"/>
-                <w:sz w:val="20"/>
-                <w:szCs w:val="20"/>
-              </w:rPr>
-              <w:t xml:space="preserve">)); the 3D viewer share link works under the shared VIEWER_UUID with the case ID correctly obfuscated (crypt.js </w:t>
-            </w:r>
-            <w:proofErr w:type="gramStart"/>
-            <w:r>
-              <w:rPr>
-                <w:rFonts w:eastAsia="Times New Roman"/>
-                <w:color w:val="auto"/>
-                <w:sz w:val="20"/>
-                <w:szCs w:val="20"/>
-              </w:rPr>
-              <w:t>lol(</w:t>
-            </w:r>
-            <w:proofErr w:type="gramEnd"/>
-            <w:r>
-              <w:rPr>
-                <w:rFonts w:eastAsia="Times New Roman"/>
-                <w:color w:val="auto"/>
-                <w:sz w:val="20"/>
-                <w:szCs w:val="20"/>
-              </w:rPr>
-              <w:t>)); the QR code (</w:t>
+              <w:t>()); the 3D viewer share link works under the shared VIEWER_UUID with the case ID correctly obfuscated (crypt.js lol()); the QR code (</w:t>
             </w:r>
             <w:proofErr w:type="spellStart"/>
-            <w:proofErr w:type="gramStart"/>
             <w:r>
               <w:rPr>
                 <w:rFonts w:eastAsia="Times New Roman"/>
@@ -19311,17 +18163,7 @@
                 <w:sz w:val="20"/>
                 <w:szCs w:val="20"/>
               </w:rPr>
-              <w:t>(</w:t>
-            </w:r>
-            <w:proofErr w:type="gramEnd"/>
-            <w:r>
-              <w:rPr>
-                <w:rFonts w:eastAsia="Times New Roman"/>
-                <w:color w:val="auto"/>
-                <w:sz w:val="20"/>
-                <w:szCs w:val="20"/>
-              </w:rPr>
-              <w:t>)) scans and opens the same working link.</w:t>
+              <w:t>()) scans and opens the same working link.</w:t>
             </w:r>
           </w:p>
         </w:tc>
@@ -19999,27 +18841,7 @@
                 <w:sz w:val="20"/>
                 <w:szCs w:val="20"/>
               </w:rPr>
-              <w:t>authGuard.js, login.js, appSidebar.js, viewerShell.js, chat.js, notifications.js, versionHistory.js, crypt.js (</w:t>
-            </w:r>
-            <w:proofErr w:type="gramStart"/>
-            <w:r>
-              <w:rPr>
-                <w:rFonts w:eastAsia="Times New Roman"/>
-                <w:color w:val="auto"/>
-                <w:sz w:val="20"/>
-                <w:szCs w:val="20"/>
-              </w:rPr>
-              <w:t>lol(</w:t>
-            </w:r>
-            <w:proofErr w:type="gramEnd"/>
-            <w:r>
-              <w:rPr>
-                <w:rFonts w:eastAsia="Times New Roman"/>
-                <w:color w:val="auto"/>
-                <w:sz w:val="20"/>
-                <w:szCs w:val="20"/>
-              </w:rPr>
-              <w:t>) case-id obfuscation — shared by Case List's share-link/QR flow and viewer navigation).</w:t>
+              <w:t>authGuard.js, login.js, appSidebar.js, viewerShell.js, chat.js, notifications.js, versionHistory.js, crypt.js (lol() case-id obfuscation — shared by Case List's share-link/QR flow and viewer navigation).</w:t>
             </w:r>
           </w:p>
         </w:tc>
@@ -20361,7 +19183,6 @@
               <w:t>/index.js — Three.js scene, orthographic camera, mesh groups, polyline and artificial-teeth overlays; newControls.js — visibility, opacity, analysis modes; OFFLoader.js + STLMeshLoader.js — geometry parsers; control.js — </w:t>
             </w:r>
             <w:proofErr w:type="spellStart"/>
-            <w:proofErr w:type="gramStart"/>
             <w:r>
               <w:rPr>
                 <w:rFonts w:eastAsia="Times New Roman"/>
@@ -20379,17 +19200,7 @@
                 <w:sz w:val="20"/>
                 <w:szCs w:val="20"/>
               </w:rPr>
-              <w:t>(</w:t>
-            </w:r>
-            <w:proofErr w:type="gramEnd"/>
-            <w:r>
-              <w:rPr>
-                <w:rFonts w:eastAsia="Times New Roman"/>
-                <w:color w:val="auto"/>
-                <w:sz w:val="20"/>
-                <w:szCs w:val="20"/>
-              </w:rPr>
-              <w:t xml:space="preserve">), a </w:t>
+              <w:t xml:space="preserve">(), a </w:t>
             </w:r>
             <w:proofErr w:type="spellStart"/>
             <w:r>
@@ -20412,7 +19223,6 @@
               <w:t>-based visibility/transparency panel with its own mobile-device check (</w:t>
             </w:r>
             <w:proofErr w:type="spellStart"/>
-            <w:proofErr w:type="gramStart"/>
             <w:r>
               <w:rPr>
                 <w:rFonts w:eastAsia="Times New Roman"/>
@@ -20430,17 +19240,7 @@
                 <w:sz w:val="20"/>
                 <w:szCs w:val="20"/>
               </w:rPr>
-              <w:t>(</w:t>
-            </w:r>
-            <w:proofErr w:type="gramEnd"/>
-            <w:r>
-              <w:rPr>
-                <w:rFonts w:eastAsia="Times New Roman"/>
-                <w:color w:val="auto"/>
-                <w:sz w:val="20"/>
-                <w:szCs w:val="20"/>
-              </w:rPr>
-              <w:t>)), imported separately from newControls.js.</w:t>
+              <w:t>()), imported separately from newControls.js.</w:t>
             </w:r>
           </w:p>
         </w:tc>
@@ -20582,21 +19382,7 @@
         <w:rPr>
           <w:color w:val="auto"/>
         </w:rPr>
-        <w:t xml:space="preserve">A Data Flow diagram is included in the foot of this </w:t>
-      </w:r>
-      <w:proofErr w:type="gramStart"/>
-      <w:r>
-        <w:rPr>
-          <w:color w:val="auto"/>
-        </w:rPr>
-        <w:t>section,</w:t>
-      </w:r>
-      <w:proofErr w:type="gramEnd"/>
-      <w:r>
-        <w:rPr>
-          <w:color w:val="auto"/>
-        </w:rPr>
-        <w:t xml:space="preserve"> the Workflow Diagram is at the end of Section 3.</w:t>
+        <w:t>A Data Flow diagram is included in the foot of this section, the Workflow Diagram is at the end of Section 3.</w:t>
       </w:r>
     </w:p>
     <w:p>
@@ -21094,67 +19880,7 @@
                 <w:sz w:val="20"/>
                 <w:szCs w:val="20"/>
               </w:rPr>
-              <w:t>/get, POST /case</w:t>
-            </w:r>
-            <w:proofErr w:type="gramStart"/>
-            <w:r>
-              <w:rPr>
-                <w:rFonts w:eastAsia="Times New Roman"/>
-                <w:color w:val="auto"/>
-                <w:sz w:val="20"/>
-                <w:szCs w:val="20"/>
-              </w:rPr>
-              <w:t>/get/:</w:t>
-            </w:r>
-            <w:proofErr w:type="gramEnd"/>
-            <w:r>
-              <w:rPr>
-                <w:rFonts w:eastAsia="Times New Roman"/>
-                <w:color w:val="auto"/>
-                <w:sz w:val="20"/>
-                <w:szCs w:val="20"/>
-              </w:rPr>
-              <w:t>id, POST /case, PUT /case/:id, POST /case</w:t>
-            </w:r>
-            <w:proofErr w:type="gramStart"/>
-            <w:r>
-              <w:rPr>
-                <w:rFonts w:eastAsia="Times New Roman"/>
-                <w:color w:val="auto"/>
-                <w:sz w:val="20"/>
-                <w:szCs w:val="20"/>
-              </w:rPr>
-              <w:t>/delete/:</w:t>
-            </w:r>
-            <w:proofErr w:type="gramEnd"/>
-            <w:r>
-              <w:rPr>
-                <w:rFonts w:eastAsia="Times New Roman"/>
-                <w:color w:val="auto"/>
-                <w:sz w:val="20"/>
-                <w:szCs w:val="20"/>
-              </w:rPr>
-              <w:t>id, POST /case/duplicate, POST /case</w:t>
-            </w:r>
-            <w:proofErr w:type="gramStart"/>
-            <w:r>
-              <w:rPr>
-                <w:rFonts w:eastAsia="Times New Roman"/>
-                <w:color w:val="auto"/>
-                <w:sz w:val="20"/>
-                <w:szCs w:val="20"/>
-              </w:rPr>
-              <w:t>/rename/:</w:t>
-            </w:r>
-            <w:proofErr w:type="gramEnd"/>
-            <w:r>
-              <w:rPr>
-                <w:rFonts w:eastAsia="Times New Roman"/>
-                <w:color w:val="auto"/>
-                <w:sz w:val="20"/>
-                <w:szCs w:val="20"/>
-              </w:rPr>
-              <w:t>id</w:t>
+              <w:t>/get, POST /case/get/:id, POST /case, PUT /case/:id, POST /case/delete/:id, POST /case/duplicate, POST /case/rename/:id</w:t>
             </w:r>
           </w:p>
         </w:tc>
@@ -21576,27 +20302,7 @@
                 <w:sz w:val="20"/>
                 <w:szCs w:val="20"/>
               </w:rPr>
-              <w:t>/get</w:t>
-            </w:r>
-            <w:proofErr w:type="gramStart"/>
-            <w:r>
-              <w:rPr>
-                <w:rFonts w:eastAsia="Times New Roman"/>
-                <w:color w:val="auto"/>
-                <w:sz w:val="20"/>
-                <w:szCs w:val="20"/>
-              </w:rPr>
-              <w:t>/:type</w:t>
-            </w:r>
-            <w:proofErr w:type="gramEnd"/>
-            <w:r>
-              <w:rPr>
-                <w:rFonts w:eastAsia="Times New Roman"/>
-                <w:color w:val="auto"/>
-                <w:sz w:val="20"/>
-                <w:szCs w:val="20"/>
-              </w:rPr>
-              <w:t>, POST /</w:t>
+              <w:t>/get/:type, POST /</w:t>
             </w:r>
             <w:proofErr w:type="spellStart"/>
             <w:r>
@@ -21964,17 +20670,7 @@
                 <w:sz w:val="20"/>
                 <w:szCs w:val="20"/>
               </w:rPr>
-              <w:t>/get</w:t>
-            </w:r>
-            <w:proofErr w:type="gramStart"/>
-            <w:r>
-              <w:rPr>
-                <w:rFonts w:eastAsia="Times New Roman"/>
-                <w:color w:val="auto"/>
-                <w:sz w:val="20"/>
-                <w:szCs w:val="20"/>
-              </w:rPr>
-              <w:t>/:</w:t>
+              <w:t>/get/:</w:t>
             </w:r>
             <w:proofErr w:type="spellStart"/>
             <w:r>
@@ -21987,7 +20683,6 @@
               <w:t>caseId</w:t>
             </w:r>
             <w:proofErr w:type="spellEnd"/>
-            <w:proofErr w:type="gramEnd"/>
             <w:r>
               <w:rPr>
                 <w:rFonts w:eastAsia="Times New Roman"/>
@@ -22274,17 +20969,7 @@
                 <w:sz w:val="20"/>
                 <w:szCs w:val="20"/>
               </w:rPr>
-              <w:t>POST /notes/get</w:t>
-            </w:r>
-            <w:proofErr w:type="gramStart"/>
-            <w:r>
-              <w:rPr>
-                <w:rFonts w:eastAsia="Times New Roman"/>
-                <w:color w:val="auto"/>
-                <w:sz w:val="20"/>
-                <w:szCs w:val="20"/>
-              </w:rPr>
-              <w:t>/:</w:t>
+              <w:t>POST /notes/get/:</w:t>
             </w:r>
             <w:proofErr w:type="spellStart"/>
             <w:r>
@@ -22297,7 +20982,6 @@
               <w:t>caseId</w:t>
             </w:r>
             <w:proofErr w:type="spellEnd"/>
-            <w:proofErr w:type="gramEnd"/>
             <w:r>
               <w:rPr>
                 <w:rFonts w:eastAsia="Times New Roman"/>
@@ -22710,65 +21394,14 @@
                 <w:szCs w:val="20"/>
               </w:rPr>
             </w:pPr>
-            <w:proofErr w:type="gramStart"/>
-            <w:r>
-              <w:rPr>
-                <w:rFonts w:eastAsia="Times New Roman"/>
-                <w:color w:val="auto"/>
-                <w:sz w:val="20"/>
-                <w:szCs w:val="20"/>
-              </w:rPr>
-              <w:t>1..*</w:t>
-            </w:r>
-            <w:proofErr w:type="gramEnd"/>
-            <w:r>
-              <w:rPr>
-                <w:rFonts w:eastAsia="Times New Roman"/>
-                <w:color w:val="auto"/>
-                <w:sz w:val="20"/>
-                <w:szCs w:val="20"/>
-              </w:rPr>
-              <w:t xml:space="preserve"> → Role; </w:t>
-            </w:r>
-            <w:proofErr w:type="gramStart"/>
-            <w:r>
-              <w:rPr>
-                <w:rFonts w:eastAsia="Times New Roman"/>
-                <w:color w:val="auto"/>
-                <w:sz w:val="20"/>
-                <w:szCs w:val="20"/>
-              </w:rPr>
-              <w:t>1..</w:t>
-            </w:r>
-            <w:proofErr w:type="gramEnd"/>
-            <w:r>
-              <w:rPr>
-                <w:rFonts w:eastAsia="Times New Roman"/>
-                <w:color w:val="auto"/>
-                <w:sz w:val="20"/>
-                <w:szCs w:val="20"/>
-              </w:rPr>
-              <w:t xml:space="preserve">* → Alert (sender/recipient); </w:t>
-            </w:r>
-            <w:proofErr w:type="gramStart"/>
-            <w:r>
-              <w:rPr>
-                <w:rFonts w:eastAsia="Times New Roman"/>
-                <w:color w:val="auto"/>
-                <w:sz w:val="20"/>
-                <w:szCs w:val="20"/>
-              </w:rPr>
-              <w:t>1..</w:t>
-            </w:r>
-            <w:proofErr w:type="gramEnd"/>
-            <w:r>
-              <w:rPr>
-                <w:rFonts w:eastAsia="Times New Roman"/>
-                <w:color w:val="auto"/>
-                <w:sz w:val="20"/>
-                <w:szCs w:val="20"/>
-              </w:rPr>
-              <w:t>* → Note (sender)</w:t>
+            <w:r>
+              <w:rPr>
+                <w:rFonts w:eastAsia="Times New Roman"/>
+                <w:color w:val="auto"/>
+                <w:sz w:val="20"/>
+                <w:szCs w:val="20"/>
+              </w:rPr>
+              <w:t>1..* → Role; 1..* → Alert (sender/recipient); 1..* → Note (sender)</w:t>
             </w:r>
           </w:p>
         </w:tc>
@@ -22918,25 +21551,14 @@
                 <w:szCs w:val="20"/>
               </w:rPr>
             </w:pPr>
-            <w:proofErr w:type="gramStart"/>
-            <w:r>
-              <w:rPr>
-                <w:rFonts w:eastAsia="Times New Roman"/>
-                <w:color w:val="auto"/>
-                <w:sz w:val="20"/>
-                <w:szCs w:val="20"/>
-              </w:rPr>
-              <w:t>1..*</w:t>
-            </w:r>
-            <w:proofErr w:type="gramEnd"/>
-            <w:r>
-              <w:rPr>
-                <w:rFonts w:eastAsia="Times New Roman"/>
-                <w:color w:val="auto"/>
-                <w:sz w:val="20"/>
-                <w:szCs w:val="20"/>
-              </w:rPr>
-              <w:t xml:space="preserve"> → Role, </w:t>
+            <w:r>
+              <w:rPr>
+                <w:rFonts w:eastAsia="Times New Roman"/>
+                <w:color w:val="auto"/>
+                <w:sz w:val="20"/>
+                <w:szCs w:val="20"/>
+              </w:rPr>
+              <w:t xml:space="preserve">1..* → Role, </w:t>
             </w:r>
             <w:proofErr w:type="spellStart"/>
             <w:r>
@@ -25023,23 +23645,7 @@
           <w:rFonts w:eastAsia="Times New Roman"/>
           <w:color w:val="auto"/>
         </w:rPr>
-        <w:t xml:space="preserve"> as interchangeable risks a link that decodes to the wrong </w:t>
-      </w:r>
-      <w:proofErr w:type="gramStart"/>
-      <w:r>
-        <w:rPr>
-          <w:rFonts w:eastAsia="Times New Roman"/>
-          <w:color w:val="auto"/>
-        </w:rPr>
-        <w:t>case, or</w:t>
-      </w:r>
-      <w:proofErr w:type="gramEnd"/>
-      <w:r>
-        <w:rPr>
-          <w:rFonts w:eastAsia="Times New Roman"/>
-          <w:color w:val="auto"/>
-        </w:rPr>
-        <w:t xml:space="preserve"> fails to decode at all.</w:t>
+        <w:t> as interchangeable risks a link that decodes to the wrong case, or fails to decode at all.</w:t>
       </w:r>
     </w:p>
     <w:p>
@@ -25232,23 +23838,7 @@
           <w:rFonts w:eastAsia="Times New Roman"/>
           <w:color w:val="auto"/>
         </w:rPr>
-        <w:t> jagged </w:t>
-      </w:r>
-      <w:proofErr w:type="gramStart"/>
-      <w:r>
-        <w:rPr>
-          <w:rFonts w:eastAsia="Times New Roman"/>
-          <w:color w:val="auto"/>
-        </w:rPr>
-        <w:t>byte[][</w:t>
-      </w:r>
-      <w:proofErr w:type="gramEnd"/>
-      <w:r>
-        <w:rPr>
-          <w:rFonts w:eastAsia="Times New Roman"/>
-          <w:color w:val="auto"/>
-        </w:rPr>
-        <w:t xml:space="preserve">] under .NET </w:t>
+        <w:t xml:space="preserve"> jagged byte[][] under .NET </w:t>
       </w:r>
       <w:proofErr w:type="spellStart"/>
       <w:r>
@@ -25432,7 +24022,6 @@
         <w:t xml:space="preserve"> </w:t>
       </w:r>
       <w:proofErr w:type="spellStart"/>
-      <w:proofErr w:type="gramStart"/>
       <w:r>
         <w:rPr>
           <w:rFonts w:eastAsia="Times New Roman"/>
@@ -25446,31 +24035,7 @@
           <w:rFonts w:eastAsia="Times New Roman"/>
           <w:color w:val="auto"/>
         </w:rPr>
-        <w:t>(</w:t>
-      </w:r>
-      <w:proofErr w:type="gramEnd"/>
-      <w:r>
-        <w:rPr>
-          <w:rFonts w:eastAsia="Times New Roman"/>
-          <w:color w:val="auto"/>
-        </w:rPr>
-        <w:t xml:space="preserve">)) </w:t>
-      </w:r>
-      <w:proofErr w:type="gramStart"/>
-      <w:r>
-        <w:rPr>
-          <w:rFonts w:eastAsia="Times New Roman"/>
-          <w:color w:val="auto"/>
-        </w:rPr>
-        <w:t>has to</w:t>
-      </w:r>
-      <w:proofErr w:type="gramEnd"/>
-      <w:r>
-        <w:rPr>
-          <w:rFonts w:eastAsia="Times New Roman"/>
-          <w:color w:val="auto"/>
-        </w:rPr>
-        <w:t xml:space="preserve"> keep in sync with.</w:t>
+        <w:t>()) has to keep in sync with.</w:t>
       </w:r>
     </w:p>
     <w:p>
@@ -25586,23 +24151,7 @@
           <w:rFonts w:eastAsia="Times New Roman"/>
           <w:color w:val="auto"/>
         </w:rPr>
-        <w:t xml:space="preserve">, Noticeboard). Three different codecs across the schema </w:t>
-      </w:r>
-      <w:proofErr w:type="gramStart"/>
-      <w:r>
-        <w:rPr>
-          <w:rFonts w:eastAsia="Times New Roman"/>
-          <w:color w:val="auto"/>
-        </w:rPr>
-        <w:t>is</w:t>
-      </w:r>
-      <w:proofErr w:type="gramEnd"/>
-      <w:r>
-        <w:rPr>
-          <w:rFonts w:eastAsia="Times New Roman"/>
-          <w:color w:val="auto"/>
-        </w:rPr>
-        <w:t xml:space="preserve"> worth keeping in mind as its own risk surface, same spirit as point 7's </w:t>
+        <w:t xml:space="preserve">, Noticeboard). Three different codecs across the schema is worth keeping in mind as its own risk surface, same spirit as point 7's </w:t>
       </w:r>
       <w:proofErr w:type="spellStart"/>
       <w:r>
@@ -26077,7 +24626,55 @@
         <w:rPr>
           <w:color w:val="auto"/>
         </w:rPr>
-        <w:t>UAT protocol with test case definitions</w:t>
+        <w:t xml:space="preserve">UAT </w:t>
+      </w:r>
+      <w:r>
+        <w:rPr>
+          <w:color w:val="auto"/>
+        </w:rPr>
+        <w:t>–</w:t>
+      </w:r>
+      <w:r>
+        <w:rPr>
+          <w:color w:val="auto"/>
+        </w:rPr>
+        <w:t xml:space="preserve"> </w:t>
+      </w:r>
+      <w:r>
+        <w:rPr>
+          <w:color w:val="auto"/>
+        </w:rPr>
+        <w:t>T</w:t>
+      </w:r>
+      <w:r>
+        <w:rPr>
+          <w:color w:val="auto"/>
+        </w:rPr>
+        <w:t xml:space="preserve">est </w:t>
+      </w:r>
+      <w:r>
+        <w:rPr>
+          <w:color w:val="auto"/>
+        </w:rPr>
+        <w:t>C</w:t>
+      </w:r>
+      <w:r>
+        <w:rPr>
+          <w:color w:val="auto"/>
+        </w:rPr>
+        <w:t xml:space="preserve">ase </w:t>
+      </w:r>
+      <w:r>
+        <w:rPr>
+          <w:color w:val="auto"/>
+        </w:rPr>
+        <w:t>D</w:t>
+      </w:r>
+      <w:r>
+        <w:rPr>
+          <w:color w:val="auto"/>
+        </w:rPr>
+        <w:t>efinitions</w:t>
       </w:r>
     </w:p>
     <w:p>
@@ -26196,7 +24793,19 @@
         <w:rPr>
           <w:color w:val="auto"/>
         </w:rPr>
-        <w:t>Pipeline &amp; Deployment Runbook</w:t>
+        <w:t xml:space="preserve">Pipeline </w:t>
+      </w:r>
+      <w:r>
+        <w:rPr>
+          <w:color w:val="auto"/>
+        </w:rPr>
+        <w:t xml:space="preserve">&amp; </w:t>
+      </w:r>
+      <w:r>
+        <w:rPr>
+          <w:color w:val="auto"/>
+        </w:rPr>
+        <w:t>Deployment Runbook</w:t>
       </w:r>
     </w:p>
     <w:p>
@@ -26215,13 +24824,25 @@
         <w:rPr>
           <w:color w:val="auto"/>
         </w:rPr>
-        <w:t>Recent commit history</w:t>
-      </w:r>
-      <w:r>
-        <w:rPr>
-          <w:color w:val="auto"/>
-        </w:rPr>
-        <w:t xml:space="preserve"> – live dev branch </w:t>
+        <w:t>Full</w:t>
+      </w:r>
+      <w:r>
+        <w:rPr>
+          <w:color w:val="auto"/>
+        </w:rPr>
+        <w:t xml:space="preserve"> commit history</w:t>
+      </w:r>
+      <w:r>
+        <w:rPr>
+          <w:color w:val="auto"/>
+        </w:rPr>
+        <w:t xml:space="preserve"> (.txt file)</w:t>
+      </w:r>
+      <w:r>
+        <w:rPr>
+          <w:color w:val="auto"/>
+        </w:rPr>
+        <w:t xml:space="preserve"> </w:t>
       </w:r>
     </w:p>
     <w:p>
@@ -26242,6 +24863,12 @@
         </w:rPr>
         <w:t>Data Dictionary</w:t>
       </w:r>
+      <w:r>
+        <w:rPr>
+          <w:color w:val="auto"/>
+        </w:rPr>
+        <w:t xml:space="preserve"> (.txt file)</w:t>
+      </w:r>
     </w:p>
     <w:p>
       <w:pPr>
@@ -26259,7 +24886,7 @@
         <w:rPr>
           <w:color w:val="auto"/>
         </w:rPr>
-        <w:t>Security posture and data privacy protocols</w:t>
+        <w:t>Traceability Report</w:t>
       </w:r>
     </w:p>
     <w:p>
@@ -26278,8 +24905,38 @@
         <w:rPr>
           <w:color w:val="auto"/>
         </w:rPr>
-        <w:t>Known issues and constraints backlog</w:t>
-      </w:r>
+        <w:t xml:space="preserve">UAT Report/Protocol </w:t>
+      </w:r>
+    </w:p>
+    <w:p>
+      <w:pPr>
+        <w:pStyle w:val="ListParagraph"/>
+        <w:numPr>
+          <w:ilvl w:val="0"/>
+          <w:numId w:val="2"/>
+        </w:numPr>
+        <w:spacing w:after="80" w:line="360" w:lineRule="auto"/>
+        <w:rPr>
+          <w:color w:val="auto"/>
+        </w:rPr>
+      </w:pPr>
+      <w:r>
+        <w:rPr>
+          <w:color w:val="auto"/>
+        </w:rPr>
+        <w:t xml:space="preserve">Feedback and Triage Report </w:t>
+      </w:r>
+    </w:p>
+    <w:p>
+      <w:pPr>
+        <w:pStyle w:val="ListParagraph"/>
+        <w:spacing w:after="80" w:line="360" w:lineRule="auto"/>
+        <w:ind w:left="720"/>
+        <w:rPr>
+          <w:color w:val="auto"/>
+          <w:highlight w:val="yellow"/>
+        </w:rPr>
+      </w:pPr>
     </w:p>
     <w:p>
       <w:pPr>

--- a/Documentations/SmartRPD_Documentation.docx
+++ b/Documentations/SmartRPD_Documentation.docx
@@ -24,29 +24,7 @@
           <w:sz w:val="36"/>
           <w:szCs w:val="36"/>
         </w:rPr>
-        <w:t xml:space="preserve">NDCS · </w:t>
-      </w:r>
-      <w:proofErr w:type="spellStart"/>
-      <w:r>
-        <w:rPr>
-          <w:b/>
-          <w:bCs/>
-          <w:color w:val="5A7A8A"/>
-          <w:sz w:val="36"/>
-          <w:szCs w:val="36"/>
-        </w:rPr>
-        <w:t>SmartRPD</w:t>
-      </w:r>
-      <w:proofErr w:type="spellEnd"/>
-      <w:r>
-        <w:rPr>
-          <w:b/>
-          <w:bCs/>
-          <w:color w:val="5A7A8A"/>
-          <w:sz w:val="36"/>
-          <w:szCs w:val="36"/>
-        </w:rPr>
-        <w:t xml:space="preserve"> </w:t>
+        <w:t xml:space="preserve">NDCS · SmartRPD </w:t>
       </w:r>
     </w:p>
     <w:p>
@@ -58,7 +36,6 @@
           <w:szCs w:val="20"/>
         </w:rPr>
       </w:pPr>
-      <w:proofErr w:type="spellStart"/>
       <w:r>
         <w:rPr>
           <w:b/>
@@ -67,18 +44,7 @@
           <w:sz w:val="48"/>
           <w:szCs w:val="48"/>
         </w:rPr>
-        <w:t>SmartRPD</w:t>
-      </w:r>
-      <w:proofErr w:type="spellEnd"/>
-      <w:r>
-        <w:rPr>
-          <w:b/>
-          <w:bCs/>
-          <w:color w:val="0A2342"/>
-          <w:sz w:val="48"/>
-          <w:szCs w:val="48"/>
-        </w:rPr>
-        <w:t xml:space="preserve"> Web Application</w:t>
+        <w:t>SmartRPD Web Application</w:t>
       </w:r>
     </w:p>
     <w:p>
@@ -357,7 +323,31 @@
                 <w:bCs/>
                 <w:color w:val="0D9488"/>
               </w:rPr>
-              <w:t>20 suites · 98 tests · All Pass</w:t>
+              <w:t>11</w:t>
+            </w:r>
+            <w:r>
+              <w:rPr>
+                <w:b/>
+                <w:bCs/>
+                <w:color w:val="0D9488"/>
+              </w:rPr>
+              <w:t xml:space="preserve"> suites · </w:t>
+            </w:r>
+            <w:r>
+              <w:rPr>
+                <w:b/>
+                <w:bCs/>
+                <w:color w:val="0D9488"/>
+              </w:rPr>
+              <w:t>105</w:t>
+            </w:r>
+            <w:r>
+              <w:rPr>
+                <w:b/>
+                <w:bCs/>
+                <w:color w:val="0D9488"/>
+              </w:rPr>
+              <w:t xml:space="preserve"> tests · All Pass</w:t>
             </w:r>
           </w:p>
         </w:tc>
@@ -3886,13 +3876,8 @@
       <w:pPr>
         <w:spacing w:after="120" w:line="360" w:lineRule="auto"/>
       </w:pPr>
-      <w:proofErr w:type="spellStart"/>
-      <w:r>
-        <w:t>SmartRPD</w:t>
-      </w:r>
-      <w:proofErr w:type="spellEnd"/>
-      <w:r>
-        <w:t xml:space="preserve"> Web Application is a multi-page browser application for removable partial denture (RPD) case management, </w:t>
+      <w:r>
+        <w:t xml:space="preserve">SmartRPD Web Application is a multi-page browser application for removable partial denture (RPD) case management, </w:t>
       </w:r>
       <w:r>
         <w:t xml:space="preserve">clinical information capture, </w:t>
@@ -4139,63 +4124,7 @@
               <w:rPr>
                 <w:color w:val="auto"/>
               </w:rPr>
-              <w:t xml:space="preserve">index.html, </w:t>
-            </w:r>
-            <w:proofErr w:type="spellStart"/>
-            <w:r>
-              <w:rPr>
-                <w:color w:val="auto"/>
-              </w:rPr>
-              <w:t>src</w:t>
-            </w:r>
-            <w:proofErr w:type="spellEnd"/>
-            <w:r>
-              <w:rPr>
-                <w:color w:val="auto"/>
-              </w:rPr>
-              <w:t>/</w:t>
-            </w:r>
-            <w:proofErr w:type="spellStart"/>
-            <w:r>
-              <w:rPr>
-                <w:color w:val="auto"/>
-              </w:rPr>
-              <w:t>js</w:t>
-            </w:r>
-            <w:proofErr w:type="spellEnd"/>
-            <w:r>
-              <w:rPr>
-                <w:color w:val="auto"/>
-              </w:rPr>
-              <w:t xml:space="preserve">/login.js, </w:t>
-            </w:r>
-            <w:proofErr w:type="spellStart"/>
-            <w:r>
-              <w:rPr>
-                <w:color w:val="auto"/>
-              </w:rPr>
-              <w:t>src</w:t>
-            </w:r>
-            <w:proofErr w:type="spellEnd"/>
-            <w:r>
-              <w:rPr>
-                <w:color w:val="auto"/>
-              </w:rPr>
-              <w:t>/</w:t>
-            </w:r>
-            <w:proofErr w:type="spellStart"/>
-            <w:r>
-              <w:rPr>
-                <w:color w:val="auto"/>
-              </w:rPr>
-              <w:t>js</w:t>
-            </w:r>
-            <w:proofErr w:type="spellEnd"/>
-            <w:r>
-              <w:rPr>
-                <w:color w:val="auto"/>
-              </w:rPr>
-              <w:t>/authGuard.js</w:t>
+              <w:t>index.html, src/js/login.js, src/js/authGuard.js</w:t>
             </w:r>
           </w:p>
         </w:tc>
@@ -4292,47 +4221,11 @@
                 <w:color w:val="auto"/>
               </w:rPr>
             </w:pPr>
-            <w:proofErr w:type="spellStart"/>
-            <w:r>
-              <w:rPr>
-                <w:color w:val="auto"/>
-              </w:rPr>
-              <w:t>src</w:t>
-            </w:r>
-            <w:proofErr w:type="spellEnd"/>
-            <w:r>
-              <w:rPr>
-                <w:color w:val="auto"/>
-              </w:rPr>
-              <w:t xml:space="preserve">/pages/case_list.html, </w:t>
-            </w:r>
-            <w:proofErr w:type="spellStart"/>
-            <w:r>
-              <w:rPr>
-                <w:color w:val="auto"/>
-              </w:rPr>
-              <w:t>src</w:t>
-            </w:r>
-            <w:proofErr w:type="spellEnd"/>
-            <w:r>
-              <w:rPr>
-                <w:color w:val="auto"/>
-              </w:rPr>
-              <w:t>/</w:t>
-            </w:r>
-            <w:proofErr w:type="spellStart"/>
-            <w:r>
-              <w:rPr>
-                <w:color w:val="auto"/>
-              </w:rPr>
-              <w:t>js</w:t>
-            </w:r>
-            <w:proofErr w:type="spellEnd"/>
-            <w:r>
-              <w:rPr>
-                <w:color w:val="auto"/>
-              </w:rPr>
-              <w:t>/caseManagement.js</w:t>
+            <w:r>
+              <w:rPr>
+                <w:color w:val="auto"/>
+              </w:rPr>
+              <w:t>src/pages/case_list.html, src/js/caseManagement.js</w:t>
             </w:r>
           </w:p>
         </w:tc>
@@ -4405,47 +4298,11 @@
                 <w:color w:val="auto"/>
               </w:rPr>
             </w:pPr>
-            <w:proofErr w:type="spellStart"/>
-            <w:r>
-              <w:rPr>
-                <w:color w:val="auto"/>
-              </w:rPr>
-              <w:t>src</w:t>
-            </w:r>
-            <w:proofErr w:type="spellEnd"/>
-            <w:r>
-              <w:rPr>
-                <w:color w:val="auto"/>
-              </w:rPr>
-              <w:t>/</w:t>
-            </w:r>
-            <w:proofErr w:type="spellStart"/>
-            <w:r>
-              <w:rPr>
-                <w:color w:val="auto"/>
-              </w:rPr>
-              <w:t>js</w:t>
-            </w:r>
-            <w:proofErr w:type="spellEnd"/>
-            <w:r>
-              <w:rPr>
-                <w:color w:val="auto"/>
-              </w:rPr>
-              <w:t xml:space="preserve">/createCase.js, </w:t>
-            </w:r>
-            <w:proofErr w:type="spellStart"/>
-            <w:r>
-              <w:rPr>
-                <w:color w:val="auto"/>
-              </w:rPr>
-              <w:t>css</w:t>
-            </w:r>
-            <w:proofErr w:type="spellEnd"/>
-            <w:r>
-              <w:rPr>
-                <w:color w:val="auto"/>
-              </w:rPr>
-              <w:t>/createCase.css</w:t>
+            <w:r>
+              <w:rPr>
+                <w:color w:val="auto"/>
+              </w:rPr>
+              <w:t>src/js/createCase.js, css/createCase.css</w:t>
             </w:r>
           </w:p>
         </w:tc>
@@ -4518,47 +4375,11 @@
                 <w:color w:val="auto"/>
               </w:rPr>
             </w:pPr>
-            <w:proofErr w:type="spellStart"/>
-            <w:r>
-              <w:rPr>
-                <w:color w:val="auto"/>
-              </w:rPr>
-              <w:t>src</w:t>
-            </w:r>
-            <w:proofErr w:type="spellEnd"/>
-            <w:r>
-              <w:rPr>
-                <w:color w:val="auto"/>
-              </w:rPr>
-              <w:t xml:space="preserve">/pages/2DAnnotation.html, </w:t>
-            </w:r>
-            <w:proofErr w:type="spellStart"/>
-            <w:r>
-              <w:rPr>
-                <w:color w:val="auto"/>
-              </w:rPr>
-              <w:t>src</w:t>
-            </w:r>
-            <w:proofErr w:type="spellEnd"/>
-            <w:r>
-              <w:rPr>
-                <w:color w:val="auto"/>
-              </w:rPr>
-              <w:t>/</w:t>
-            </w:r>
-            <w:proofErr w:type="spellStart"/>
-            <w:r>
-              <w:rPr>
-                <w:color w:val="auto"/>
-              </w:rPr>
-              <w:t>js</w:t>
-            </w:r>
-            <w:proofErr w:type="spellEnd"/>
-            <w:r>
-              <w:rPr>
-                <w:color w:val="auto"/>
-              </w:rPr>
-              <w:t>/2D/*</w:t>
+            <w:r>
+              <w:rPr>
+                <w:color w:val="auto"/>
+              </w:rPr>
+              <w:t>src/pages/2DAnnotation.html, src/js/2D/*</w:t>
             </w:r>
           </w:p>
         </w:tc>
@@ -4631,47 +4452,11 @@
                 <w:color w:val="auto"/>
               </w:rPr>
             </w:pPr>
-            <w:proofErr w:type="spellStart"/>
-            <w:r>
-              <w:rPr>
-                <w:color w:val="auto"/>
-              </w:rPr>
-              <w:t>src</w:t>
-            </w:r>
-            <w:proofErr w:type="spellEnd"/>
-            <w:r>
-              <w:rPr>
-                <w:color w:val="auto"/>
-              </w:rPr>
-              <w:t xml:space="preserve">/pages/ThreeDViewer.html, </w:t>
-            </w:r>
-            <w:proofErr w:type="spellStart"/>
-            <w:r>
-              <w:rPr>
-                <w:color w:val="auto"/>
-              </w:rPr>
-              <w:t>src</w:t>
-            </w:r>
-            <w:proofErr w:type="spellEnd"/>
-            <w:r>
-              <w:rPr>
-                <w:color w:val="auto"/>
-              </w:rPr>
-              <w:t xml:space="preserve">/index.js, </w:t>
-            </w:r>
-            <w:proofErr w:type="spellStart"/>
-            <w:r>
-              <w:rPr>
-                <w:color w:val="auto"/>
-              </w:rPr>
-              <w:t>src</w:t>
-            </w:r>
-            <w:proofErr w:type="spellEnd"/>
-            <w:r>
-              <w:rPr>
-                <w:color w:val="auto"/>
-              </w:rPr>
-              <w:t>/newControls.js</w:t>
+            <w:r>
+              <w:rPr>
+                <w:color w:val="auto"/>
+              </w:rPr>
+              <w:t>src/pages/ThreeDViewer.html, src/index.js, src/newControls.js</w:t>
             </w:r>
           </w:p>
         </w:tc>
@@ -4744,117 +4529,11 @@
                 <w:color w:val="auto"/>
               </w:rPr>
             </w:pPr>
-            <w:proofErr w:type="spellStart"/>
-            <w:r>
-              <w:rPr>
-                <w:color w:val="auto"/>
-              </w:rPr>
-              <w:t>src</w:t>
-            </w:r>
-            <w:proofErr w:type="spellEnd"/>
-            <w:r>
-              <w:rPr>
-                <w:color w:val="auto"/>
-              </w:rPr>
-              <w:t>/</w:t>
-            </w:r>
-            <w:proofErr w:type="spellStart"/>
-            <w:r>
-              <w:rPr>
-                <w:color w:val="auto"/>
-              </w:rPr>
-              <w:t>js</w:t>
-            </w:r>
-            <w:proofErr w:type="spellEnd"/>
-            <w:r>
-              <w:rPr>
-                <w:color w:val="auto"/>
-              </w:rPr>
-              <w:t xml:space="preserve">/appSidebar.js, </w:t>
-            </w:r>
-            <w:proofErr w:type="spellStart"/>
-            <w:r>
-              <w:rPr>
-                <w:color w:val="auto"/>
-              </w:rPr>
-              <w:t>src</w:t>
-            </w:r>
-            <w:proofErr w:type="spellEnd"/>
-            <w:r>
-              <w:rPr>
-                <w:color w:val="auto"/>
-              </w:rPr>
-              <w:t>/</w:t>
-            </w:r>
-            <w:proofErr w:type="spellStart"/>
-            <w:r>
-              <w:rPr>
-                <w:color w:val="auto"/>
-              </w:rPr>
-              <w:t>js</w:t>
-            </w:r>
-            <w:proofErr w:type="spellEnd"/>
-            <w:r>
-              <w:rPr>
-                <w:color w:val="auto"/>
-              </w:rPr>
-              <w:t xml:space="preserve">/viewerShell.js, </w:t>
-            </w:r>
-            <w:proofErr w:type="spellStart"/>
-            <w:r>
-              <w:rPr>
-                <w:color w:val="auto"/>
-              </w:rPr>
-              <w:t>src</w:t>
-            </w:r>
-            <w:proofErr w:type="spellEnd"/>
-            <w:r>
-              <w:rPr>
-                <w:color w:val="auto"/>
-              </w:rPr>
-              <w:t>/</w:t>
-            </w:r>
-            <w:proofErr w:type="spellStart"/>
-            <w:r>
-              <w:rPr>
-                <w:color w:val="auto"/>
-              </w:rPr>
-              <w:t>js</w:t>
-            </w:r>
-            <w:proofErr w:type="spellEnd"/>
-            <w:r>
-              <w:rPr>
-                <w:color w:val="auto"/>
-              </w:rPr>
-              <w:t xml:space="preserve">/chat.js, </w:t>
-            </w:r>
-            <w:proofErr w:type="spellStart"/>
-            <w:r>
-              <w:rPr>
-                <w:color w:val="auto"/>
-              </w:rPr>
-              <w:t>src</w:t>
-            </w:r>
-            <w:proofErr w:type="spellEnd"/>
-            <w:r>
-              <w:rPr>
-                <w:color w:val="auto"/>
-              </w:rPr>
-              <w:t>/</w:t>
-            </w:r>
-            <w:proofErr w:type="spellStart"/>
-            <w:r>
-              <w:rPr>
-                <w:color w:val="auto"/>
-              </w:rPr>
-              <w:t>js</w:t>
-            </w:r>
-            <w:proofErr w:type="spellEnd"/>
-            <w:r>
-              <w:rPr>
-                <w:color w:val="auto"/>
-              </w:rPr>
-              <w:t>/notifications.js</w:t>
+            <w:r>
+              <w:rPr>
+                <w:color w:val="auto"/>
+              </w:rPr>
+              <w:t>src/js/appSidebar.js, src/js/viewerShell.js, src/js/chat.js, src/js/notifications.js</w:t>
             </w:r>
           </w:p>
         </w:tc>
@@ -4930,33 +4609,11 @@
                 <w:color w:val="auto"/>
               </w:rPr>
             </w:pPr>
-            <w:proofErr w:type="spellStart"/>
-            <w:r>
-              <w:rPr>
-                <w:color w:val="auto"/>
-              </w:rPr>
-              <w:t>src</w:t>
-            </w:r>
-            <w:proofErr w:type="spellEnd"/>
-            <w:r>
-              <w:rPr>
-                <w:color w:val="auto"/>
-              </w:rPr>
-              <w:t>/</w:t>
-            </w:r>
-            <w:proofErr w:type="spellStart"/>
-            <w:r>
-              <w:rPr>
-                <w:color w:val="auto"/>
-              </w:rPr>
-              <w:t>js</w:t>
-            </w:r>
-            <w:proofErr w:type="spellEnd"/>
-            <w:r>
-              <w:rPr>
-                <w:color w:val="auto"/>
-              </w:rPr>
-              <w:t>/dashboard.js</w:t>
+            <w:r>
+              <w:rPr>
+                <w:color w:val="auto"/>
+              </w:rPr>
+              <w:t>src/js/dashboard.js</w:t>
             </w:r>
           </w:p>
         </w:tc>
@@ -5050,19 +4707,11 @@
                 <w:color w:val="auto"/>
               </w:rPr>
             </w:pPr>
-            <w:proofErr w:type="spellStart"/>
-            <w:r>
-              <w:rPr>
-                <w:color w:val="auto"/>
-              </w:rPr>
-              <w:t>src</w:t>
-            </w:r>
-            <w:proofErr w:type="spellEnd"/>
-            <w:r>
-              <w:rPr>
-                <w:color w:val="auto"/>
-              </w:rPr>
-              <w:t>/pages/VersionHistory.html, </w:t>
+            <w:r>
+              <w:rPr>
+                <w:color w:val="auto"/>
+              </w:rPr>
+              <w:t>src/pages/VersionHistory.html, </w:t>
             </w:r>
             <w:r>
               <w:rPr>
@@ -5070,33 +4719,11 @@
               </w:rPr>
               <w:br/>
             </w:r>
-            <w:proofErr w:type="spellStart"/>
-            <w:r>
-              <w:rPr>
-                <w:color w:val="auto"/>
-              </w:rPr>
-              <w:t>src</w:t>
-            </w:r>
-            <w:proofErr w:type="spellEnd"/>
-            <w:r>
-              <w:rPr>
-                <w:color w:val="auto"/>
-              </w:rPr>
-              <w:t>/</w:t>
-            </w:r>
-            <w:proofErr w:type="spellStart"/>
-            <w:r>
-              <w:rPr>
-                <w:color w:val="auto"/>
-              </w:rPr>
-              <w:t>js</w:t>
-            </w:r>
-            <w:proofErr w:type="spellEnd"/>
-            <w:r>
-              <w:rPr>
-                <w:color w:val="auto"/>
-              </w:rPr>
-              <w:t>/versionHistory.js</w:t>
+            <w:r>
+              <w:rPr>
+                <w:color w:val="auto"/>
+              </w:rPr>
+              <w:t>src/js/versionHistory.js</w:t>
             </w:r>
           </w:p>
         </w:tc>
@@ -5179,69 +4806,12 @@
                 <w:color w:val="auto"/>
               </w:rPr>
             </w:pPr>
-            <w:proofErr w:type="spellStart"/>
-            <w:r>
-              <w:rPr>
-                <w:rFonts w:eastAsia="Times New Roman"/>
-                <w:color w:val="auto"/>
-              </w:rPr>
-              <w:t>src</w:t>
-            </w:r>
-            <w:proofErr w:type="spellEnd"/>
-            <w:r>
-              <w:rPr>
-                <w:rFonts w:eastAsia="Times New Roman"/>
-                <w:color w:val="auto"/>
-              </w:rPr>
-              <w:t>/</w:t>
-            </w:r>
-            <w:proofErr w:type="spellStart"/>
-            <w:r>
-              <w:rPr>
-                <w:rFonts w:eastAsia="Times New Roman"/>
-                <w:color w:val="auto"/>
-              </w:rPr>
-              <w:t>js</w:t>
-            </w:r>
-            <w:proofErr w:type="spellEnd"/>
-            <w:r>
-              <w:rPr>
-                <w:rFonts w:eastAsia="Times New Roman"/>
-                <w:color w:val="auto"/>
-              </w:rPr>
-              <w:t xml:space="preserve">/2D/components.js, </w:t>
-            </w:r>
-            <w:proofErr w:type="spellStart"/>
-            <w:r>
-              <w:rPr>
-                <w:rFonts w:eastAsia="Times New Roman"/>
-                <w:color w:val="auto"/>
-              </w:rPr>
-              <w:t>src</w:t>
-            </w:r>
-            <w:proofErr w:type="spellEnd"/>
-            <w:r>
-              <w:rPr>
-                <w:rFonts w:eastAsia="Times New Roman"/>
-                <w:color w:val="auto"/>
-              </w:rPr>
-              <w:t>/</w:t>
-            </w:r>
-            <w:proofErr w:type="spellStart"/>
-            <w:r>
-              <w:rPr>
-                <w:rFonts w:eastAsia="Times New Roman"/>
-                <w:color w:val="auto"/>
-              </w:rPr>
-              <w:t>js</w:t>
-            </w:r>
-            <w:proofErr w:type="spellEnd"/>
-            <w:r>
-              <w:rPr>
-                <w:rFonts w:eastAsia="Times New Roman"/>
-                <w:color w:val="auto"/>
-              </w:rPr>
-              <w:t>/2D/components.mesh.js,</w:t>
+            <w:r>
+              <w:rPr>
+                <w:rFonts w:eastAsia="Times New Roman"/>
+                <w:color w:val="auto"/>
+              </w:rPr>
+              <w:t>src/js/2D/components.js, src/js/2D/components.mesh.js,</w:t>
             </w:r>
             <w:r>
               <w:rPr>
@@ -5250,37 +4820,12 @@
               </w:rPr>
               <w:t xml:space="preserve"> </w:t>
             </w:r>
-            <w:proofErr w:type="spellStart"/>
-            <w:r>
-              <w:rPr>
-                <w:rFonts w:eastAsia="Times New Roman"/>
-                <w:color w:val="auto"/>
-              </w:rPr>
-              <w:t>src</w:t>
-            </w:r>
-            <w:proofErr w:type="spellEnd"/>
-            <w:r>
-              <w:rPr>
-                <w:rFonts w:eastAsia="Times New Roman"/>
-                <w:color w:val="auto"/>
-              </w:rPr>
-              <w:t>/</w:t>
-            </w:r>
-            <w:proofErr w:type="spellStart"/>
-            <w:r>
-              <w:rPr>
-                <w:rFonts w:eastAsia="Times New Roman"/>
-                <w:color w:val="auto"/>
-              </w:rPr>
-              <w:t>js</w:t>
-            </w:r>
-            <w:proofErr w:type="spellEnd"/>
-            <w:r>
-              <w:rPr>
-                <w:rFonts w:eastAsia="Times New Roman"/>
-                <w:color w:val="auto"/>
-              </w:rPr>
-              <w:t>/2D/components.plate.js,</w:t>
+            <w:r>
+              <w:rPr>
+                <w:rFonts w:eastAsia="Times New Roman"/>
+                <w:color w:val="auto"/>
+              </w:rPr>
+              <w:t>src/js/2D/components.plate.js,</w:t>
             </w:r>
             <w:r>
               <w:rPr>
@@ -5289,37 +4834,12 @@
               </w:rPr>
               <w:t xml:space="preserve"> </w:t>
             </w:r>
-            <w:proofErr w:type="spellStart"/>
-            <w:r>
-              <w:rPr>
-                <w:rFonts w:eastAsia="Times New Roman"/>
-                <w:color w:val="auto"/>
-              </w:rPr>
-              <w:t>src</w:t>
-            </w:r>
-            <w:proofErr w:type="spellEnd"/>
-            <w:r>
-              <w:rPr>
-                <w:rFonts w:eastAsia="Times New Roman"/>
-                <w:color w:val="auto"/>
-              </w:rPr>
-              <w:t>/</w:t>
-            </w:r>
-            <w:proofErr w:type="spellStart"/>
-            <w:r>
-              <w:rPr>
-                <w:rFonts w:eastAsia="Times New Roman"/>
-                <w:color w:val="auto"/>
-              </w:rPr>
-              <w:t>js</w:t>
-            </w:r>
-            <w:proofErr w:type="spellEnd"/>
-            <w:r>
-              <w:rPr>
-                <w:rFonts w:eastAsia="Times New Roman"/>
-                <w:color w:val="auto"/>
-              </w:rPr>
-              <w:t>/2D/components.minor.js,</w:t>
+            <w:r>
+              <w:rPr>
+                <w:rFonts w:eastAsia="Times New Roman"/>
+                <w:color w:val="auto"/>
+              </w:rPr>
+              <w:t>src/js/2D/components.minor.js,</w:t>
             </w:r>
             <w:r>
               <w:rPr>
@@ -5328,37 +4848,12 @@
               </w:rPr>
               <w:t xml:space="preserve"> </w:t>
             </w:r>
-            <w:proofErr w:type="spellStart"/>
-            <w:r>
-              <w:rPr>
-                <w:rFonts w:eastAsia="Times New Roman"/>
-                <w:color w:val="auto"/>
-              </w:rPr>
-              <w:t>src</w:t>
-            </w:r>
-            <w:proofErr w:type="spellEnd"/>
-            <w:r>
-              <w:rPr>
-                <w:rFonts w:eastAsia="Times New Roman"/>
-                <w:color w:val="auto"/>
-              </w:rPr>
-              <w:t>/</w:t>
-            </w:r>
-            <w:proofErr w:type="spellStart"/>
-            <w:r>
-              <w:rPr>
-                <w:rFonts w:eastAsia="Times New Roman"/>
-                <w:color w:val="auto"/>
-              </w:rPr>
-              <w:t>js</w:t>
-            </w:r>
-            <w:proofErr w:type="spellEnd"/>
-            <w:r>
-              <w:rPr>
-                <w:rFonts w:eastAsia="Times New Roman"/>
-                <w:color w:val="auto"/>
-              </w:rPr>
-              <w:t>/2D/components.major.js,</w:t>
+            <w:r>
+              <w:rPr>
+                <w:rFonts w:eastAsia="Times New Roman"/>
+                <w:color w:val="auto"/>
+              </w:rPr>
+              <w:t>src/js/2D/components.major.js,</w:t>
             </w:r>
             <w:r>
               <w:rPr>
@@ -5367,37 +4862,12 @@
               </w:rPr>
               <w:t xml:space="preserve"> </w:t>
             </w:r>
-            <w:proofErr w:type="spellStart"/>
-            <w:r>
-              <w:rPr>
-                <w:rFonts w:eastAsia="Times New Roman"/>
-                <w:color w:val="auto"/>
-              </w:rPr>
-              <w:t>src</w:t>
-            </w:r>
-            <w:proofErr w:type="spellEnd"/>
-            <w:r>
-              <w:rPr>
-                <w:rFonts w:eastAsia="Times New Roman"/>
-                <w:color w:val="auto"/>
-              </w:rPr>
-              <w:t>/</w:t>
-            </w:r>
-            <w:proofErr w:type="spellStart"/>
-            <w:r>
-              <w:rPr>
-                <w:rFonts w:eastAsia="Times New Roman"/>
-                <w:color w:val="auto"/>
-              </w:rPr>
-              <w:t>js</w:t>
-            </w:r>
-            <w:proofErr w:type="spellEnd"/>
-            <w:r>
-              <w:rPr>
-                <w:rFonts w:eastAsia="Times New Roman"/>
-                <w:color w:val="auto"/>
-              </w:rPr>
-              <w:t>/2D/components.bar.js,</w:t>
+            <w:r>
+              <w:rPr>
+                <w:rFonts w:eastAsia="Times New Roman"/>
+                <w:color w:val="auto"/>
+              </w:rPr>
+              <w:t>src/js/2D/components.bar.js,</w:t>
             </w:r>
             <w:r>
               <w:rPr>
@@ -5406,37 +4876,12 @@
               </w:rPr>
               <w:t xml:space="preserve"> </w:t>
             </w:r>
-            <w:proofErr w:type="spellStart"/>
-            <w:r>
-              <w:rPr>
-                <w:rFonts w:eastAsia="Times New Roman"/>
-                <w:color w:val="auto"/>
-              </w:rPr>
-              <w:t>src</w:t>
-            </w:r>
-            <w:proofErr w:type="spellEnd"/>
-            <w:r>
-              <w:rPr>
-                <w:rFonts w:eastAsia="Times New Roman"/>
-                <w:color w:val="auto"/>
-              </w:rPr>
-              <w:t>/</w:t>
-            </w:r>
-            <w:proofErr w:type="spellStart"/>
-            <w:r>
-              <w:rPr>
-                <w:rFonts w:eastAsia="Times New Roman"/>
-                <w:color w:val="auto"/>
-              </w:rPr>
-              <w:t>js</w:t>
-            </w:r>
-            <w:proofErr w:type="spellEnd"/>
-            <w:r>
-              <w:rPr>
-                <w:rFonts w:eastAsia="Times New Roman"/>
-                <w:color w:val="auto"/>
-              </w:rPr>
-              <w:t>/2D/components.clasp.js,</w:t>
+            <w:r>
+              <w:rPr>
+                <w:rFonts w:eastAsia="Times New Roman"/>
+                <w:color w:val="auto"/>
+              </w:rPr>
+              <w:t>src/js/2D/components.clasp.js,</w:t>
             </w:r>
             <w:r>
               <w:rPr>
@@ -5445,37 +4890,12 @@
               </w:rPr>
               <w:t xml:space="preserve"> </w:t>
             </w:r>
-            <w:proofErr w:type="spellStart"/>
-            <w:r>
-              <w:rPr>
-                <w:rFonts w:eastAsia="Times New Roman"/>
-                <w:color w:val="auto"/>
-              </w:rPr>
-              <w:t>src</w:t>
-            </w:r>
-            <w:proofErr w:type="spellEnd"/>
-            <w:r>
-              <w:rPr>
-                <w:rFonts w:eastAsia="Times New Roman"/>
-                <w:color w:val="auto"/>
-              </w:rPr>
-              <w:t>/</w:t>
-            </w:r>
-            <w:proofErr w:type="spellStart"/>
-            <w:r>
-              <w:rPr>
-                <w:rFonts w:eastAsia="Times New Roman"/>
-                <w:color w:val="auto"/>
-              </w:rPr>
-              <w:t>js</w:t>
-            </w:r>
-            <w:proofErr w:type="spellEnd"/>
-            <w:r>
-              <w:rPr>
-                <w:rFonts w:eastAsia="Times New Roman"/>
-                <w:color w:val="auto"/>
-              </w:rPr>
-              <w:t>/2D/components.rest.js,</w:t>
+            <w:r>
+              <w:rPr>
+                <w:rFonts w:eastAsia="Times New Roman"/>
+                <w:color w:val="auto"/>
+              </w:rPr>
+              <w:t>src/js/2D/components.rest.js,</w:t>
             </w:r>
             <w:r>
               <w:rPr>
@@ -5484,37 +4904,12 @@
               </w:rPr>
               <w:t xml:space="preserve"> </w:t>
             </w:r>
-            <w:proofErr w:type="spellStart"/>
-            <w:r>
-              <w:rPr>
-                <w:rFonts w:eastAsia="Times New Roman"/>
-                <w:color w:val="auto"/>
-              </w:rPr>
-              <w:t>src</w:t>
-            </w:r>
-            <w:proofErr w:type="spellEnd"/>
-            <w:r>
-              <w:rPr>
-                <w:rFonts w:eastAsia="Times New Roman"/>
-                <w:color w:val="auto"/>
-              </w:rPr>
-              <w:t>/</w:t>
-            </w:r>
-            <w:proofErr w:type="spellStart"/>
-            <w:r>
-              <w:rPr>
-                <w:rFonts w:eastAsia="Times New Roman"/>
-                <w:color w:val="auto"/>
-              </w:rPr>
-              <w:t>js</w:t>
-            </w:r>
-            <w:proofErr w:type="spellEnd"/>
-            <w:r>
-              <w:rPr>
-                <w:rFonts w:eastAsia="Times New Roman"/>
-                <w:color w:val="auto"/>
-              </w:rPr>
-              <w:t>/2D/annotationCatalog.js,</w:t>
+            <w:r>
+              <w:rPr>
+                <w:rFonts w:eastAsia="Times New Roman"/>
+                <w:color w:val="auto"/>
+              </w:rPr>
+              <w:t>src/js/2D/annotationCatalog.js,</w:t>
             </w:r>
             <w:r>
               <w:rPr>
@@ -5523,37 +4918,12 @@
               </w:rPr>
               <w:t xml:space="preserve"> </w:t>
             </w:r>
-            <w:proofErr w:type="spellStart"/>
-            <w:r>
-              <w:rPr>
-                <w:rFonts w:eastAsia="Times New Roman"/>
-                <w:color w:val="auto"/>
-              </w:rPr>
-              <w:t>src</w:t>
-            </w:r>
-            <w:proofErr w:type="spellEnd"/>
-            <w:r>
-              <w:rPr>
-                <w:rFonts w:eastAsia="Times New Roman"/>
-                <w:color w:val="auto"/>
-              </w:rPr>
-              <w:t>/</w:t>
-            </w:r>
-            <w:proofErr w:type="spellStart"/>
-            <w:r>
-              <w:rPr>
-                <w:rFonts w:eastAsia="Times New Roman"/>
-                <w:color w:val="auto"/>
-              </w:rPr>
-              <w:t>js</w:t>
-            </w:r>
-            <w:proofErr w:type="spellEnd"/>
-            <w:r>
-              <w:rPr>
-                <w:rFonts w:eastAsia="Times New Roman"/>
-                <w:color w:val="auto"/>
-              </w:rPr>
-              <w:t>/2D/annotationPlacement.js,</w:t>
+            <w:r>
+              <w:rPr>
+                <w:rFonts w:eastAsia="Times New Roman"/>
+                <w:color w:val="auto"/>
+              </w:rPr>
+              <w:t>src/js/2D/annotationPlacement.js,</w:t>
             </w:r>
             <w:r>
               <w:rPr>
@@ -5562,37 +4932,12 @@
               </w:rPr>
               <w:t xml:space="preserve"> </w:t>
             </w:r>
-            <w:proofErr w:type="spellStart"/>
-            <w:r>
-              <w:rPr>
-                <w:rFonts w:eastAsia="Times New Roman"/>
-                <w:color w:val="auto"/>
-              </w:rPr>
-              <w:t>src</w:t>
-            </w:r>
-            <w:proofErr w:type="spellEnd"/>
-            <w:r>
-              <w:rPr>
-                <w:rFonts w:eastAsia="Times New Roman"/>
-                <w:color w:val="auto"/>
-              </w:rPr>
-              <w:t>/</w:t>
-            </w:r>
-            <w:proofErr w:type="spellStart"/>
-            <w:r>
-              <w:rPr>
-                <w:rFonts w:eastAsia="Times New Roman"/>
-                <w:color w:val="auto"/>
-              </w:rPr>
-              <w:t>js</w:t>
-            </w:r>
-            <w:proofErr w:type="spellEnd"/>
-            <w:r>
-              <w:rPr>
-                <w:rFonts w:eastAsia="Times New Roman"/>
-                <w:color w:val="auto"/>
-              </w:rPr>
-              <w:t>/2D/annotationRender.js,</w:t>
+            <w:r>
+              <w:rPr>
+                <w:rFonts w:eastAsia="Times New Roman"/>
+                <w:color w:val="auto"/>
+              </w:rPr>
+              <w:t>src/js/2D/annotationRender.js,</w:t>
             </w:r>
             <w:r>
               <w:rPr>
@@ -5601,37 +4946,12 @@
               </w:rPr>
               <w:t xml:space="preserve"> </w:t>
             </w:r>
-            <w:proofErr w:type="spellStart"/>
-            <w:r>
-              <w:rPr>
-                <w:rFonts w:eastAsia="Times New Roman"/>
-                <w:color w:val="auto"/>
-              </w:rPr>
-              <w:t>src</w:t>
-            </w:r>
-            <w:proofErr w:type="spellEnd"/>
-            <w:r>
-              <w:rPr>
-                <w:rFonts w:eastAsia="Times New Roman"/>
-                <w:color w:val="auto"/>
-              </w:rPr>
-              <w:t>/</w:t>
-            </w:r>
-            <w:proofErr w:type="spellStart"/>
-            <w:r>
-              <w:rPr>
-                <w:rFonts w:eastAsia="Times New Roman"/>
-                <w:color w:val="auto"/>
-              </w:rPr>
-              <w:t>js</w:t>
-            </w:r>
-            <w:proofErr w:type="spellEnd"/>
-            <w:r>
-              <w:rPr>
-                <w:rFonts w:eastAsia="Times New Roman"/>
-                <w:color w:val="auto"/>
-              </w:rPr>
-              <w:t>/2D/annotationLocks.js,</w:t>
+            <w:r>
+              <w:rPr>
+                <w:rFonts w:eastAsia="Times New Roman"/>
+                <w:color w:val="auto"/>
+              </w:rPr>
+              <w:t>src/js/2D/annotationLocks.js,</w:t>
             </w:r>
             <w:r>
               <w:rPr>
@@ -5640,37 +4960,12 @@
               </w:rPr>
               <w:t xml:space="preserve"> </w:t>
             </w:r>
-            <w:proofErr w:type="spellStart"/>
-            <w:r>
-              <w:rPr>
-                <w:rFonts w:eastAsia="Times New Roman"/>
-                <w:color w:val="auto"/>
-              </w:rPr>
-              <w:t>src</w:t>
-            </w:r>
-            <w:proofErr w:type="spellEnd"/>
-            <w:r>
-              <w:rPr>
-                <w:rFonts w:eastAsia="Times New Roman"/>
-                <w:color w:val="auto"/>
-              </w:rPr>
-              <w:t>/</w:t>
-            </w:r>
-            <w:proofErr w:type="spellStart"/>
-            <w:r>
-              <w:rPr>
-                <w:rFonts w:eastAsia="Times New Roman"/>
-                <w:color w:val="auto"/>
-              </w:rPr>
-              <w:t>js</w:t>
-            </w:r>
-            <w:proofErr w:type="spellEnd"/>
-            <w:r>
-              <w:rPr>
-                <w:rFonts w:eastAsia="Times New Roman"/>
-                <w:color w:val="auto"/>
-              </w:rPr>
-              <w:t>/2D/annotationVisuals.js,</w:t>
+            <w:r>
+              <w:rPr>
+                <w:rFonts w:eastAsia="Times New Roman"/>
+                <w:color w:val="auto"/>
+              </w:rPr>
+              <w:t>src/js/2D/annotationVisuals.js,</w:t>
             </w:r>
             <w:r>
               <w:rPr>
@@ -5679,37 +4974,12 @@
               </w:rPr>
               <w:t xml:space="preserve"> </w:t>
             </w:r>
-            <w:proofErr w:type="spellStart"/>
-            <w:r>
-              <w:rPr>
-                <w:rFonts w:eastAsia="Times New Roman"/>
-                <w:color w:val="auto"/>
-              </w:rPr>
-              <w:t>src</w:t>
-            </w:r>
-            <w:proofErr w:type="spellEnd"/>
-            <w:r>
-              <w:rPr>
-                <w:rFonts w:eastAsia="Times New Roman"/>
-                <w:color w:val="auto"/>
-              </w:rPr>
-              <w:t>/</w:t>
-            </w:r>
-            <w:proofErr w:type="spellStart"/>
-            <w:r>
-              <w:rPr>
-                <w:rFonts w:eastAsia="Times New Roman"/>
-                <w:color w:val="auto"/>
-              </w:rPr>
-              <w:t>js</w:t>
-            </w:r>
-            <w:proofErr w:type="spellEnd"/>
-            <w:r>
-              <w:rPr>
-                <w:rFonts w:eastAsia="Times New Roman"/>
-                <w:color w:val="auto"/>
-              </w:rPr>
-              <w:t>/2D/annotationTeethModel.js,</w:t>
+            <w:r>
+              <w:rPr>
+                <w:rFonts w:eastAsia="Times New Roman"/>
+                <w:color w:val="auto"/>
+              </w:rPr>
+              <w:t>src/js/2D/annotationTeethModel.js,</w:t>
             </w:r>
             <w:r>
               <w:rPr>
@@ -5718,37 +4988,12 @@
               </w:rPr>
               <w:t xml:space="preserve"> </w:t>
             </w:r>
-            <w:proofErr w:type="spellStart"/>
-            <w:r>
-              <w:rPr>
-                <w:rFonts w:eastAsia="Times New Roman"/>
-                <w:color w:val="auto"/>
-              </w:rPr>
-              <w:t>src</w:t>
-            </w:r>
-            <w:proofErr w:type="spellEnd"/>
-            <w:r>
-              <w:rPr>
-                <w:rFonts w:eastAsia="Times New Roman"/>
-                <w:color w:val="auto"/>
-              </w:rPr>
-              <w:t>/</w:t>
-            </w:r>
-            <w:proofErr w:type="spellStart"/>
-            <w:r>
-              <w:rPr>
-                <w:rFonts w:eastAsia="Times New Roman"/>
-                <w:color w:val="auto"/>
-              </w:rPr>
-              <w:t>js</w:t>
-            </w:r>
-            <w:proofErr w:type="spellEnd"/>
-            <w:r>
-              <w:rPr>
-                <w:rFonts w:eastAsia="Times New Roman"/>
-                <w:color w:val="auto"/>
-              </w:rPr>
-              <w:t>/2D/criteria.js,</w:t>
+            <w:r>
+              <w:rPr>
+                <w:rFonts w:eastAsia="Times New Roman"/>
+                <w:color w:val="auto"/>
+              </w:rPr>
+              <w:t>src/js/2D/criteria.js,</w:t>
             </w:r>
             <w:r>
               <w:rPr>
@@ -5764,37 +5009,12 @@
               </w:rPr>
               <w:br/>
             </w:r>
-            <w:proofErr w:type="spellStart"/>
-            <w:r>
-              <w:rPr>
-                <w:rFonts w:eastAsia="Times New Roman"/>
-                <w:color w:val="auto"/>
-              </w:rPr>
-              <w:t>src</w:t>
-            </w:r>
-            <w:proofErr w:type="spellEnd"/>
-            <w:r>
-              <w:rPr>
-                <w:rFonts w:eastAsia="Times New Roman"/>
-                <w:color w:val="auto"/>
-              </w:rPr>
-              <w:t>/</w:t>
-            </w:r>
-            <w:proofErr w:type="spellStart"/>
-            <w:r>
-              <w:rPr>
-                <w:rFonts w:eastAsia="Times New Roman"/>
-                <w:color w:val="auto"/>
-              </w:rPr>
-              <w:t>js</w:t>
-            </w:r>
-            <w:proofErr w:type="spellEnd"/>
-            <w:r>
-              <w:rPr>
-                <w:rFonts w:eastAsia="Times New Roman"/>
-                <w:color w:val="auto"/>
-              </w:rPr>
-              <w:t>/2D/constants.js</w:t>
+            <w:r>
+              <w:rPr>
+                <w:rFonts w:eastAsia="Times New Roman"/>
+                <w:color w:val="auto"/>
+              </w:rPr>
+              <w:t>src/js/2D/constants.js</w:t>
             </w:r>
           </w:p>
         </w:tc>
@@ -5892,103 +5112,11 @@
                 <w:color w:val="auto"/>
               </w:rPr>
             </w:pPr>
-            <w:proofErr w:type="spellStart"/>
-            <w:r>
-              <w:rPr>
-                <w:color w:val="auto"/>
-              </w:rPr>
-              <w:t>src</w:t>
-            </w:r>
-            <w:proofErr w:type="spellEnd"/>
-            <w:r>
-              <w:rPr>
-                <w:color w:val="auto"/>
-              </w:rPr>
-              <w:t>/</w:t>
-            </w:r>
-            <w:proofErr w:type="spellStart"/>
-            <w:r>
-              <w:rPr>
-                <w:color w:val="auto"/>
-              </w:rPr>
-              <w:t>js</w:t>
-            </w:r>
-            <w:proofErr w:type="spellEnd"/>
-            <w:r>
-              <w:rPr>
-                <w:color w:val="auto"/>
-              </w:rPr>
-              <w:t>/2D/preview3D.js (</w:t>
-            </w:r>
-            <w:proofErr w:type="spellStart"/>
-            <w:r>
-              <w:rPr>
-                <w:color w:val="auto"/>
-              </w:rPr>
-              <w:t>uploadExtraStl</w:t>
-            </w:r>
-            <w:proofErr w:type="spellEnd"/>
-            <w:r>
-              <w:rPr>
-                <w:color w:val="auto"/>
-              </w:rPr>
-              <w:t xml:space="preserve">, </w:t>
-            </w:r>
-            <w:proofErr w:type="spellStart"/>
-            <w:r>
-              <w:rPr>
-                <w:color w:val="auto"/>
-              </w:rPr>
-              <w:t>fetchExtraStlsForCase</w:t>
-            </w:r>
-            <w:proofErr w:type="spellEnd"/>
-            <w:r>
-              <w:rPr>
-                <w:color w:val="auto"/>
-              </w:rPr>
-              <w:t xml:space="preserve">, </w:t>
-            </w:r>
-            <w:proofErr w:type="spellStart"/>
-            <w:r>
-              <w:rPr>
-                <w:color w:val="auto"/>
-              </w:rPr>
-              <w:t>renderExtraStl</w:t>
-            </w:r>
-            <w:proofErr w:type="spellEnd"/>
-            <w:r>
-              <w:rPr>
-                <w:color w:val="auto"/>
-              </w:rPr>
-              <w:t xml:space="preserve">, </w:t>
-            </w:r>
-            <w:proofErr w:type="spellStart"/>
-            <w:r>
-              <w:rPr>
-                <w:color w:val="auto"/>
-              </w:rPr>
-              <w:t>deleteExtraStl</w:t>
-            </w:r>
-            <w:proofErr w:type="spellEnd"/>
-            <w:r>
-              <w:rPr>
-                <w:color w:val="auto"/>
-              </w:rPr>
-              <w:t xml:space="preserve">, </w:t>
-            </w:r>
-            <w:proofErr w:type="spellStart"/>
-            <w:r>
-              <w:rPr>
-                <w:color w:val="auto"/>
-              </w:rPr>
-              <w:t>toggleExtraStlVisibility</w:t>
-            </w:r>
-            <w:proofErr w:type="spellEnd"/>
-            <w:r>
-              <w:rPr>
-                <w:color w:val="auto"/>
-              </w:rPr>
-              <w:t>)</w:t>
+            <w:r>
+              <w:rPr>
+                <w:color w:val="auto"/>
+              </w:rPr>
+              <w:t>src/js/2D/preview3D.js (uploadExtraStl, fetchExtraStlsForCase, renderExtraStl, deleteExtraStl, toggleExtraStlVisibility)</w:t>
             </w:r>
           </w:p>
           <w:p>
@@ -5998,19 +5126,11 @@
                 <w:color w:val="auto"/>
               </w:rPr>
             </w:pPr>
-            <w:proofErr w:type="spellStart"/>
-            <w:r>
-              <w:rPr>
-                <w:color w:val="auto"/>
-              </w:rPr>
-              <w:t>src</w:t>
-            </w:r>
-            <w:proofErr w:type="spellEnd"/>
-            <w:r>
-              <w:rPr>
-                <w:color w:val="auto"/>
-              </w:rPr>
-              <w:t>/pages/2DAnnotation.html (upload button)</w:t>
+            <w:r>
+              <w:rPr>
+                <w:color w:val="auto"/>
+              </w:rPr>
+              <w:t>src/pages/2DAnnotation.html (upload button)</w:t>
             </w:r>
           </w:p>
         </w:tc>
@@ -6113,47 +5233,11 @@
                 <w:color w:val="auto"/>
               </w:rPr>
             </w:pPr>
-            <w:proofErr w:type="spellStart"/>
-            <w:r>
-              <w:rPr>
-                <w:color w:val="auto"/>
-              </w:rPr>
-              <w:t>src</w:t>
-            </w:r>
-            <w:proofErr w:type="spellEnd"/>
-            <w:r>
-              <w:rPr>
-                <w:color w:val="auto"/>
-              </w:rPr>
-              <w:t>/</w:t>
-            </w:r>
-            <w:proofErr w:type="spellStart"/>
-            <w:r>
-              <w:rPr>
-                <w:color w:val="auto"/>
-              </w:rPr>
-              <w:t>js</w:t>
-            </w:r>
-            <w:proofErr w:type="spellEnd"/>
-            <w:r>
-              <w:rPr>
-                <w:color w:val="auto"/>
-              </w:rPr>
-              <w:t>/caseManagement.js (</w:t>
-            </w:r>
-            <w:proofErr w:type="spellStart"/>
-            <w:r>
-              <w:rPr>
-                <w:color w:val="auto"/>
-              </w:rPr>
-              <w:t>showThreeDViewerQr</w:t>
-            </w:r>
-            <w:proofErr w:type="spellEnd"/>
-            <w:r>
-              <w:rPr>
-                <w:color w:val="auto"/>
-              </w:rPr>
-              <w:t>)</w:t>
+            <w:r>
+              <w:rPr>
+                <w:color w:val="auto"/>
+              </w:rPr>
+              <w:t>src/js/caseManagement.js (showThreeDViewerQr)</w:t>
             </w:r>
           </w:p>
           <w:p>
@@ -6163,33 +5247,11 @@
                 <w:color w:val="auto"/>
               </w:rPr>
             </w:pPr>
-            <w:proofErr w:type="spellStart"/>
-            <w:r>
-              <w:rPr>
-                <w:color w:val="auto"/>
-              </w:rPr>
-              <w:t>src</w:t>
-            </w:r>
-            <w:proofErr w:type="spellEnd"/>
-            <w:r>
-              <w:rPr>
-                <w:color w:val="auto"/>
-              </w:rPr>
-              <w:t xml:space="preserve">/pages/case_list.html (loads </w:t>
-            </w:r>
-            <w:proofErr w:type="spellStart"/>
-            <w:r>
-              <w:rPr>
-                <w:color w:val="auto"/>
-              </w:rPr>
-              <w:t>qrcodejs</w:t>
-            </w:r>
-            <w:proofErr w:type="spellEnd"/>
-            <w:r>
-              <w:rPr>
-                <w:color w:val="auto"/>
-              </w:rPr>
-              <w:t xml:space="preserve"> via CDN)</w:t>
+            <w:r>
+              <w:rPr>
+                <w:color w:val="auto"/>
+              </w:rPr>
+              <w:t>src/pages/case_list.html (loads qrcodejs via CDN)</w:t>
             </w:r>
           </w:p>
         </w:tc>
@@ -6265,37 +5327,12 @@
                 <w:color w:val="auto"/>
               </w:rPr>
             </w:pPr>
-            <w:proofErr w:type="spellStart"/>
-            <w:r>
-              <w:rPr>
-                <w:rFonts w:eastAsia="Times New Roman"/>
-                <w:color w:val="auto"/>
-              </w:rPr>
-              <w:t>src</w:t>
-            </w:r>
-            <w:proofErr w:type="spellEnd"/>
-            <w:r>
-              <w:rPr>
-                <w:rFonts w:eastAsia="Times New Roman"/>
-                <w:color w:val="auto"/>
-              </w:rPr>
-              <w:t>/</w:t>
-            </w:r>
-            <w:proofErr w:type="spellStart"/>
-            <w:r>
-              <w:rPr>
-                <w:rFonts w:eastAsia="Times New Roman"/>
-                <w:color w:val="auto"/>
-              </w:rPr>
-              <w:t>js</w:t>
-            </w:r>
-            <w:proofErr w:type="spellEnd"/>
-            <w:r>
-              <w:rPr>
-                <w:rFonts w:eastAsia="Times New Roman"/>
-                <w:color w:val="auto"/>
-              </w:rPr>
-              <w:t>/caseManagement.js </w:t>
+            <w:r>
+              <w:rPr>
+                <w:rFonts w:eastAsia="Times New Roman"/>
+                <w:color w:val="auto"/>
+              </w:rPr>
+              <w:t>src/js/caseManagement.js </w:t>
             </w:r>
             <w:r>
               <w:rPr>
@@ -6303,23 +5340,7 @@
                 <w:color w:val="auto"/>
               </w:rPr>
               <w:br/>
-              <w:t>(</w:t>
-            </w:r>
-            <w:proofErr w:type="spellStart"/>
-            <w:r>
-              <w:rPr>
-                <w:rFonts w:eastAsia="Times New Roman"/>
-                <w:color w:val="auto"/>
-              </w:rPr>
-              <w:t>applyClientFilters</w:t>
-            </w:r>
-            <w:proofErr w:type="spellEnd"/>
-            <w:r>
-              <w:rPr>
-                <w:rFonts w:eastAsia="Times New Roman"/>
-                <w:color w:val="auto"/>
-              </w:rPr>
-              <w:t>)</w:t>
+              <w:t>(applyClientFilters)</w:t>
             </w:r>
           </w:p>
         </w:tc>
@@ -6399,37 +5420,12 @@
                 <w:color w:val="auto"/>
               </w:rPr>
             </w:pPr>
-            <w:proofErr w:type="spellStart"/>
-            <w:r>
-              <w:rPr>
-                <w:rFonts w:eastAsia="Times New Roman"/>
-                <w:color w:val="auto"/>
-              </w:rPr>
-              <w:t>src</w:t>
-            </w:r>
-            <w:proofErr w:type="spellEnd"/>
-            <w:r>
-              <w:rPr>
-                <w:rFonts w:eastAsia="Times New Roman"/>
-                <w:color w:val="auto"/>
-              </w:rPr>
-              <w:t>/</w:t>
-            </w:r>
-            <w:proofErr w:type="spellStart"/>
-            <w:r>
-              <w:rPr>
-                <w:rFonts w:eastAsia="Times New Roman"/>
-                <w:color w:val="auto"/>
-              </w:rPr>
-              <w:t>js</w:t>
-            </w:r>
-            <w:proofErr w:type="spellEnd"/>
-            <w:r>
-              <w:rPr>
-                <w:rFonts w:eastAsia="Times New Roman"/>
-                <w:color w:val="auto"/>
-              </w:rPr>
-              <w:t>/caseManagement.js </w:t>
+            <w:r>
+              <w:rPr>
+                <w:rFonts w:eastAsia="Times New Roman"/>
+                <w:color w:val="auto"/>
+              </w:rPr>
+              <w:t>src/js/caseManagement.js </w:t>
             </w:r>
             <w:r>
               <w:rPr>
@@ -6437,23 +5433,7 @@
                 <w:color w:val="auto"/>
               </w:rPr>
               <w:br/>
-              <w:t>(status dropdown handler, </w:t>
-            </w:r>
-            <w:proofErr w:type="spellStart"/>
-            <w:r>
-              <w:rPr>
-                <w:rFonts w:eastAsia="Times New Roman"/>
-                <w:color w:val="auto"/>
-              </w:rPr>
-              <w:t>valueToApiStatus</w:t>
-            </w:r>
-            <w:proofErr w:type="spellEnd"/>
-            <w:r>
-              <w:rPr>
-                <w:rFonts w:eastAsia="Times New Roman"/>
-                <w:color w:val="auto"/>
-              </w:rPr>
-              <w:t>)</w:t>
+              <w:t>(status dropdown handler, valueToApiStatus)</w:t>
             </w:r>
           </w:p>
         </w:tc>
@@ -6544,35 +5524,7 @@
         <w:rPr>
           <w:color w:val="auto"/>
         </w:rPr>
-        <w:t xml:space="preserve">Login &amp; Authentication — User logs in through the login page (index.html, </w:t>
-      </w:r>
-      <w:proofErr w:type="spellStart"/>
-      <w:r>
-        <w:rPr>
-          <w:color w:val="auto"/>
-        </w:rPr>
-        <w:t>src</w:t>
-      </w:r>
-      <w:proofErr w:type="spellEnd"/>
-      <w:r>
-        <w:rPr>
-          <w:color w:val="auto"/>
-        </w:rPr>
-        <w:t>/</w:t>
-      </w:r>
-      <w:proofErr w:type="spellStart"/>
-      <w:r>
-        <w:rPr>
-          <w:color w:val="auto"/>
-        </w:rPr>
-        <w:t>js</w:t>
-      </w:r>
-      <w:proofErr w:type="spellEnd"/>
-      <w:r>
-        <w:rPr>
-          <w:color w:val="auto"/>
-        </w:rPr>
-        <w:t xml:space="preserve">/login.js) with a password </w:t>
+        <w:t xml:space="preserve">Login &amp; Authentication — User logs in through the login page (index.html, src/js/login.js) with a password </w:t>
       </w:r>
       <w:r>
         <w:rPr>
@@ -6596,63 +5548,7 @@
         <w:rPr>
           <w:color w:val="auto"/>
         </w:rPr>
-        <w:t xml:space="preserve"> </w:t>
-      </w:r>
-      <w:proofErr w:type="spellStart"/>
-      <w:r>
-        <w:rPr>
-          <w:color w:val="auto"/>
-        </w:rPr>
-        <w:t>src</w:t>
-      </w:r>
-      <w:proofErr w:type="spellEnd"/>
-      <w:r>
-        <w:rPr>
-          <w:color w:val="auto"/>
-        </w:rPr>
-        <w:t>/</w:t>
-      </w:r>
-      <w:proofErr w:type="spellStart"/>
-      <w:r>
-        <w:rPr>
-          <w:color w:val="auto"/>
-        </w:rPr>
-        <w:t>js</w:t>
-      </w:r>
-      <w:proofErr w:type="spellEnd"/>
-      <w:r>
-        <w:rPr>
-          <w:color w:val="auto"/>
-        </w:rPr>
-        <w:t xml:space="preserve">/authGuard.js then guards every other page, checking </w:t>
-      </w:r>
-      <w:proofErr w:type="spellStart"/>
-      <w:r>
-        <w:rPr>
-          <w:color w:val="auto"/>
-        </w:rPr>
-        <w:t>localStorage</w:t>
-      </w:r>
-      <w:proofErr w:type="spellEnd"/>
-      <w:r>
-        <w:rPr>
-          <w:color w:val="auto"/>
-        </w:rPr>
-        <w:t xml:space="preserve"> for a </w:t>
-      </w:r>
-      <w:proofErr w:type="spellStart"/>
-      <w:r>
-        <w:rPr>
-          <w:color w:val="auto"/>
-        </w:rPr>
-        <w:t>loggedInUser</w:t>
-      </w:r>
-      <w:proofErr w:type="spellEnd"/>
-      <w:r>
-        <w:rPr>
-          <w:color w:val="auto"/>
-        </w:rPr>
-        <w:t xml:space="preserve"> record on load and bouncing back to login if it's missing</w:t>
+        <w:t xml:space="preserve"> src/js/authGuard.js then guards every other page, checking localStorage for a loggedInUser record on load and bouncing back to login if it's missing</w:t>
       </w:r>
       <w:r>
         <w:rPr>
@@ -6677,77 +5573,7 @@
         <w:rPr>
           <w:color w:val="auto"/>
         </w:rPr>
-        <w:t>Case List — User opens the case list (</w:t>
-      </w:r>
-      <w:proofErr w:type="spellStart"/>
-      <w:r>
-        <w:rPr>
-          <w:color w:val="auto"/>
-        </w:rPr>
-        <w:t>src</w:t>
-      </w:r>
-      <w:proofErr w:type="spellEnd"/>
-      <w:r>
-        <w:rPr>
-          <w:color w:val="auto"/>
-        </w:rPr>
-        <w:t xml:space="preserve">/pages/case_list.html, </w:t>
-      </w:r>
-      <w:proofErr w:type="spellStart"/>
-      <w:r>
-        <w:rPr>
-          <w:color w:val="auto"/>
-        </w:rPr>
-        <w:t>src</w:t>
-      </w:r>
-      <w:proofErr w:type="spellEnd"/>
-      <w:r>
-        <w:rPr>
-          <w:color w:val="auto"/>
-        </w:rPr>
-        <w:t>/</w:t>
-      </w:r>
-      <w:proofErr w:type="spellStart"/>
-      <w:r>
-        <w:rPr>
-          <w:color w:val="auto"/>
-        </w:rPr>
-        <w:t>js</w:t>
-      </w:r>
-      <w:proofErr w:type="spellEnd"/>
-      <w:r>
-        <w:rPr>
-          <w:color w:val="auto"/>
-        </w:rPr>
-        <w:t>/caseManagement.js) to browse, search/filter (</w:t>
-      </w:r>
-      <w:proofErr w:type="spellStart"/>
-      <w:r>
-        <w:rPr>
-          <w:color w:val="auto"/>
-        </w:rPr>
-        <w:t>applyClientFilters</w:t>
-      </w:r>
-      <w:proofErr w:type="spellEnd"/>
-      <w:r>
-        <w:rPr>
-          <w:color w:val="auto"/>
-        </w:rPr>
-        <w:t>()) and sort cases, change a case's workflow status inline (</w:t>
-      </w:r>
-      <w:proofErr w:type="spellStart"/>
-      <w:r>
-        <w:rPr>
-          <w:color w:val="auto"/>
-        </w:rPr>
-        <w:t>valueToApiStatus</w:t>
-      </w:r>
-      <w:proofErr w:type="spellEnd"/>
-      <w:r>
-        <w:rPr>
-          <w:color w:val="auto"/>
-        </w:rPr>
-        <w:t>()), or duplicate/rename/delete/open an existing case.</w:t>
+        <w:t>Case List — User opens the case list (src/pages/case_list.html, src/js/caseManagement.js) to browse, search/filter (applyClientFilters()) and sort cases, change a case's workflow status inline (valueToApiStatus()), or duplicate/rename/delete/open an existing case.</w:t>
       </w:r>
     </w:p>
     <w:p>
@@ -6766,49 +5592,7 @@
         <w:rPr>
           <w:color w:val="auto"/>
         </w:rPr>
-        <w:t xml:space="preserve">Case Creation — User creates a new case via </w:t>
-      </w:r>
-      <w:proofErr w:type="spellStart"/>
-      <w:r>
-        <w:rPr>
-          <w:color w:val="auto"/>
-        </w:rPr>
-        <w:t>src</w:t>
-      </w:r>
-      <w:proofErr w:type="spellEnd"/>
-      <w:r>
-        <w:rPr>
-          <w:color w:val="auto"/>
-        </w:rPr>
-        <w:t>/</w:t>
-      </w:r>
-      <w:proofErr w:type="spellStart"/>
-      <w:r>
-        <w:rPr>
-          <w:color w:val="auto"/>
-        </w:rPr>
-        <w:t>js</w:t>
-      </w:r>
-      <w:proofErr w:type="spellEnd"/>
-      <w:r>
-        <w:rPr>
-          <w:color w:val="auto"/>
-        </w:rPr>
-        <w:t xml:space="preserve">/createCase.js, </w:t>
-      </w:r>
-      <w:proofErr w:type="spellStart"/>
-      <w:r>
-        <w:rPr>
-          <w:color w:val="auto"/>
-        </w:rPr>
-        <w:t>css</w:t>
-      </w:r>
-      <w:proofErr w:type="spellEnd"/>
-      <w:r>
-        <w:rPr>
-          <w:color w:val="auto"/>
-        </w:rPr>
-        <w:t xml:space="preserve">/createCase.css — uploading upper/lower jaw STL files plus optional reference images, assigning </w:t>
+        <w:t xml:space="preserve">Case Creation — User creates a new case via src/js/createCase.js, css/createCase.css — uploading upper/lower jaw STL files plus optional reference images, assigning </w:t>
       </w:r>
       <w:r>
         <w:rPr>
@@ -6820,35 +5604,7 @@
         <w:rPr>
           <w:color w:val="auto"/>
         </w:rPr>
-        <w:t xml:space="preserve"> through an inline invite list (</w:t>
-      </w:r>
-      <w:proofErr w:type="spellStart"/>
-      <w:r>
-        <w:rPr>
-          <w:color w:val="auto"/>
-        </w:rPr>
-        <w:t>pendingInvites</w:t>
-      </w:r>
-      <w:proofErr w:type="spellEnd"/>
-      <w:r>
-        <w:rPr>
-          <w:color w:val="auto"/>
-        </w:rPr>
-        <w:t xml:space="preserve">, </w:t>
-      </w:r>
-      <w:proofErr w:type="spellStart"/>
-      <w:r>
-        <w:rPr>
-          <w:color w:val="auto"/>
-        </w:rPr>
-        <w:t>addInvite</w:t>
-      </w:r>
-      <w:proofErr w:type="spellEnd"/>
-      <w:r>
-        <w:rPr>
-          <w:color w:val="auto"/>
-        </w:rPr>
-        <w:t>()), and sending invitations.</w:t>
+        <w:t xml:space="preserve"> through an inline invite list (pendingInvites, addInvite()), and sending invitations.</w:t>
       </w:r>
     </w:p>
     <w:p>
@@ -6867,77 +5623,7 @@
         <w:rPr>
           <w:color w:val="auto"/>
         </w:rPr>
-        <w:t>Dashboard — From a case, the user opens the per-case dashboard (</w:t>
-      </w:r>
-      <w:proofErr w:type="spellStart"/>
-      <w:r>
-        <w:rPr>
-          <w:color w:val="auto"/>
-        </w:rPr>
-        <w:t>src</w:t>
-      </w:r>
-      <w:proofErr w:type="spellEnd"/>
-      <w:r>
-        <w:rPr>
-          <w:color w:val="auto"/>
-        </w:rPr>
-        <w:t>/</w:t>
-      </w:r>
-      <w:proofErr w:type="spellStart"/>
-      <w:r>
-        <w:rPr>
-          <w:color w:val="auto"/>
-        </w:rPr>
-        <w:t>js</w:t>
-      </w:r>
-      <w:proofErr w:type="spellEnd"/>
-      <w:r>
-        <w:rPr>
-          <w:color w:val="auto"/>
-        </w:rPr>
-        <w:t>/dashboard.js) for a production overview: computed process-step progress (</w:t>
-      </w:r>
-      <w:proofErr w:type="spellStart"/>
-      <w:r>
-        <w:rPr>
-          <w:color w:val="auto"/>
-        </w:rPr>
-        <w:t>computeSteps</w:t>
-      </w:r>
-      <w:proofErr w:type="spellEnd"/>
-      <w:r>
-        <w:rPr>
-          <w:color w:val="auto"/>
-        </w:rPr>
-        <w:t xml:space="preserve">(), </w:t>
-      </w:r>
-      <w:proofErr w:type="spellStart"/>
-      <w:r>
-        <w:rPr>
-          <w:color w:val="auto"/>
-        </w:rPr>
-        <w:t>countCompletedStages</w:t>
-      </w:r>
-      <w:proofErr w:type="spellEnd"/>
-      <w:r>
-        <w:rPr>
-          <w:color w:val="auto"/>
-        </w:rPr>
-        <w:t>()), captured views (</w:t>
-      </w:r>
-      <w:proofErr w:type="spellStart"/>
-      <w:r>
-        <w:rPr>
-          <w:color w:val="auto"/>
-        </w:rPr>
-        <w:t>resolveCaptureSlots</w:t>
-      </w:r>
-      <w:proofErr w:type="spellEnd"/>
-      <w:r>
-        <w:rPr>
-          <w:color w:val="auto"/>
-        </w:rPr>
-        <w:t xml:space="preserve">()), and </w:t>
+        <w:t xml:space="preserve">Dashboard — From a case, the user opens the per-case dashboard (src/js/dashboard.js) for a production overview: computed process-step progress (computeSteps(), countCompletedStages()), captured views (resolveCaptureSlots()), and </w:t>
       </w:r>
       <w:r>
         <w:rPr>
@@ -6949,21 +5635,7 @@
         <w:rPr>
           <w:color w:val="auto"/>
         </w:rPr>
-        <w:t xml:space="preserve"> roles, rendered as an overlay (</w:t>
-      </w:r>
-      <w:proofErr w:type="spellStart"/>
-      <w:r>
-        <w:rPr>
-          <w:color w:val="auto"/>
-        </w:rPr>
-        <w:t>buildOverlay</w:t>
-      </w:r>
-      <w:proofErr w:type="spellEnd"/>
-      <w:r>
-        <w:rPr>
-          <w:color w:val="auto"/>
-        </w:rPr>
-        <w:t>()) without leaving the current workspace.</w:t>
+        <w:t xml:space="preserve"> roles, rendered as an overlay (buildOverlay()) without leaving the current workspace.</w:t>
       </w:r>
     </w:p>
     <w:p>
@@ -7001,49 +5673,7 @@
         <w:rPr>
           <w:color w:val="auto"/>
         </w:rPr>
-        <w:t xml:space="preserve">2D Annotation — User enters </w:t>
-      </w:r>
-      <w:proofErr w:type="spellStart"/>
-      <w:r>
-        <w:rPr>
-          <w:color w:val="auto"/>
-        </w:rPr>
-        <w:t>src</w:t>
-      </w:r>
-      <w:proofErr w:type="spellEnd"/>
-      <w:r>
-        <w:rPr>
-          <w:color w:val="auto"/>
-        </w:rPr>
-        <w:t>/pages/2DAnnotation.html (</w:t>
-      </w:r>
-      <w:proofErr w:type="spellStart"/>
-      <w:r>
-        <w:rPr>
-          <w:color w:val="auto"/>
-        </w:rPr>
-        <w:t>src</w:t>
-      </w:r>
-      <w:proofErr w:type="spellEnd"/>
-      <w:r>
-        <w:rPr>
-          <w:color w:val="auto"/>
-        </w:rPr>
-        <w:t>/</w:t>
-      </w:r>
-      <w:proofErr w:type="spellStart"/>
-      <w:r>
-        <w:rPr>
-          <w:color w:val="auto"/>
-        </w:rPr>
-        <w:t>js</w:t>
-      </w:r>
-      <w:proofErr w:type="spellEnd"/>
-      <w:r>
-        <w:rPr>
-          <w:color w:val="auto"/>
-        </w:rPr>
-        <w:t xml:space="preserve">/2D/*) to record clinical information and notes (clinicalInfo.js, caseNote.js), freehand-mark instructions on jaw images (instructionEditor.js), and design RPD components on the upper/lower jaw diagrams via the placement engine — the </w:t>
+        <w:t xml:space="preserve">2D Annotation — User enters src/pages/2DAnnotation.html (src/js/2D/*) to record clinical information and notes (clinicalInfo.js, caseNote.js), freehand-mark instructions on jaw images (instructionEditor.js), and design RPD components on the upper/lower jaw diagrams via the placement engine — the </w:t>
       </w:r>
       <w:r>
         <w:rPr>
@@ -7130,35 +5760,7 @@
         <w:rPr>
           <w:color w:val="auto"/>
         </w:rPr>
-        <w:t xml:space="preserve"> modal overlay (</w:t>
-      </w:r>
-      <w:proofErr w:type="spellStart"/>
-      <w:r>
-        <w:rPr>
-          <w:color w:val="auto"/>
-        </w:rPr>
-        <w:t>src</w:t>
-      </w:r>
-      <w:proofErr w:type="spellEnd"/>
-      <w:r>
-        <w:rPr>
-          <w:color w:val="auto"/>
-        </w:rPr>
-        <w:t>/</w:t>
-      </w:r>
-      <w:proofErr w:type="spellStart"/>
-      <w:r>
-        <w:rPr>
-          <w:color w:val="auto"/>
-        </w:rPr>
-        <w:t>js</w:t>
-      </w:r>
-      <w:proofErr w:type="spellEnd"/>
-      <w:r>
-        <w:rPr>
-          <w:color w:val="auto"/>
-        </w:rPr>
-        <w:t>/versionHistory.js)</w:t>
+        <w:t xml:space="preserve"> modal overlay (src/js/versionHistory.js)</w:t>
       </w:r>
       <w:r>
         <w:rPr>
@@ -7183,49 +5785,7 @@
         <w:rPr>
           <w:color w:val="auto"/>
         </w:rPr>
-        <w:t>3D Viewer — User opens the 3D viewer either standalone from case management (</w:t>
-      </w:r>
-      <w:proofErr w:type="spellStart"/>
-      <w:r>
-        <w:rPr>
-          <w:color w:val="auto"/>
-        </w:rPr>
-        <w:t>src</w:t>
-      </w:r>
-      <w:proofErr w:type="spellEnd"/>
-      <w:r>
-        <w:rPr>
-          <w:color w:val="auto"/>
-        </w:rPr>
-        <w:t xml:space="preserve">/pages/ThreeDViewer.html, </w:t>
-      </w:r>
-      <w:proofErr w:type="spellStart"/>
-      <w:r>
-        <w:rPr>
-          <w:color w:val="auto"/>
-        </w:rPr>
-        <w:t>src</w:t>
-      </w:r>
-      <w:proofErr w:type="spellEnd"/>
-      <w:r>
-        <w:rPr>
-          <w:color w:val="auto"/>
-        </w:rPr>
-        <w:t xml:space="preserve">/index.js, </w:t>
-      </w:r>
-      <w:proofErr w:type="spellStart"/>
-      <w:r>
-        <w:rPr>
-          <w:color w:val="auto"/>
-        </w:rPr>
-        <w:t>src</w:t>
-      </w:r>
-      <w:proofErr w:type="spellEnd"/>
-      <w:r>
-        <w:rPr>
-          <w:color w:val="auto"/>
-        </w:rPr>
-        <w:t>/newControls.js) or embedded live inside the 2D workflow as a preview pane (preview3D.js), to inspect jaw geometry, review design overlays and artificial-teeth placement, and toggle per-component undercut and occlusion analysis modes.</w:t>
+        <w:t>3D Viewer — User opens the 3D viewer either standalone from case management (src/pages/ThreeDViewer.html, src/index.js, src/newControls.js) or embedded live inside the 2D workflow as a preview pane (preview3D.js), to inspect jaw geometry, review design overlays and artificial-teeth placement, and toggle per-component undercut and occlusion analysis modes.</w:t>
       </w:r>
     </w:p>
     <w:p>
@@ -7244,77 +5804,7 @@
         <w:rPr>
           <w:color w:val="auto"/>
         </w:rPr>
-        <w:t xml:space="preserve">Add STL Files – Within the same workspace, the user can also attach up to four extra reference STL files per case (preview3D.js: </w:t>
-      </w:r>
-      <w:proofErr w:type="spellStart"/>
-      <w:r>
-        <w:rPr>
-          <w:color w:val="auto"/>
-        </w:rPr>
-        <w:t>uploadExtraStl</w:t>
-      </w:r>
-      <w:proofErr w:type="spellEnd"/>
-      <w:r>
-        <w:rPr>
-          <w:color w:val="auto"/>
-        </w:rPr>
-        <w:t xml:space="preserve">(), </w:t>
-      </w:r>
-      <w:proofErr w:type="spellStart"/>
-      <w:r>
-        <w:rPr>
-          <w:color w:val="auto"/>
-        </w:rPr>
-        <w:t>fetchExtraStlsForCase</w:t>
-      </w:r>
-      <w:proofErr w:type="spellEnd"/>
-      <w:r>
-        <w:rPr>
-          <w:color w:val="auto"/>
-        </w:rPr>
-        <w:t xml:space="preserve">(), </w:t>
-      </w:r>
-      <w:proofErr w:type="spellStart"/>
-      <w:r>
-        <w:rPr>
-          <w:color w:val="auto"/>
-        </w:rPr>
-        <w:t>renderExtraStl</w:t>
-      </w:r>
-      <w:proofErr w:type="spellEnd"/>
-      <w:r>
-        <w:rPr>
-          <w:color w:val="auto"/>
-        </w:rPr>
-        <w:t xml:space="preserve">(), </w:t>
-      </w:r>
-      <w:proofErr w:type="spellStart"/>
-      <w:r>
-        <w:rPr>
-          <w:color w:val="auto"/>
-        </w:rPr>
-        <w:t>deleteExtraStl</w:t>
-      </w:r>
-      <w:proofErr w:type="spellEnd"/>
-      <w:r>
-        <w:rPr>
-          <w:color w:val="auto"/>
-        </w:rPr>
-        <w:t xml:space="preserve">(), </w:t>
-      </w:r>
-      <w:proofErr w:type="spellStart"/>
-      <w:r>
-        <w:rPr>
-          <w:color w:val="auto"/>
-        </w:rPr>
-        <w:t>toggleExtraStlVisibility</w:t>
-      </w:r>
-      <w:proofErr w:type="spellEnd"/>
-      <w:r>
-        <w:rPr>
-          <w:color w:val="auto"/>
-        </w:rPr>
-        <w:t>(), stored as jaw_stls_extra_slot_1..4), each shown/hidden independently in the embedded 3D preview</w:t>
+        <w:t>Add STL Files – Within the same workspace, the user can also attach up to four extra reference STL files per case (preview3D.js: uploadExtraStl(), fetchExtraStlsForCase(), renderExtraStl(), deleteExtraStl(), toggleExtraStlVisibility(), stored as jaw_stls_extra_slot_1..4), each shown/hidden independently in the embedded 3D preview</w:t>
       </w:r>
       <w:r>
         <w:rPr>
@@ -7345,105 +5835,7 @@
         <w:rPr>
           <w:color w:val="auto"/>
         </w:rPr>
-        <w:t>Download / Export / Share — From case management, the user can download a case's raw OFF/STL files directly (</w:t>
-      </w:r>
-      <w:proofErr w:type="spellStart"/>
-      <w:r>
-        <w:rPr>
-          <w:color w:val="auto"/>
-        </w:rPr>
-        <w:t>downloadCaseFiles</w:t>
-      </w:r>
-      <w:proofErr w:type="spellEnd"/>
-      <w:r>
-        <w:rPr>
-          <w:color w:val="auto"/>
-        </w:rPr>
-        <w:t xml:space="preserve">(), </w:t>
-      </w:r>
-      <w:proofErr w:type="spellStart"/>
-      <w:r>
-        <w:rPr>
-          <w:color w:val="auto"/>
-        </w:rPr>
-        <w:t>triggerBlobDownload</w:t>
-      </w:r>
-      <w:proofErr w:type="spellEnd"/>
-      <w:r>
-        <w:rPr>
-          <w:color w:val="auto"/>
-        </w:rPr>
-        <w:t xml:space="preserve">()), or generate a compiled report combining 2D design images and clinical data (noticeboard.js </w:t>
-      </w:r>
-      <w:proofErr w:type="spellStart"/>
-      <w:r>
-        <w:rPr>
-          <w:color w:val="auto"/>
-        </w:rPr>
-        <w:t>buildReportHtml</w:t>
-      </w:r>
-      <w:proofErr w:type="spellEnd"/>
-      <w:r>
-        <w:rPr>
-          <w:color w:val="auto"/>
-        </w:rPr>
-        <w:t>()/</w:t>
-      </w:r>
-      <w:proofErr w:type="spellStart"/>
-      <w:r>
-        <w:rPr>
-          <w:color w:val="auto"/>
-        </w:rPr>
-        <w:t>generateReport</w:t>
-      </w:r>
-      <w:proofErr w:type="spellEnd"/>
-      <w:r>
-        <w:rPr>
-          <w:color w:val="auto"/>
-        </w:rPr>
-        <w:t xml:space="preserve">(), converted to .docx via accessibility.js </w:t>
-      </w:r>
-      <w:proofErr w:type="spellStart"/>
-      <w:r>
-        <w:rPr>
-          <w:color w:val="auto"/>
-        </w:rPr>
-        <w:t>reportHtmlToDocxBytes</w:t>
-      </w:r>
-      <w:proofErr w:type="spellEnd"/>
-      <w:r>
-        <w:rPr>
-          <w:color w:val="auto"/>
-        </w:rPr>
-        <w:t>()). Export/Share builds a 3D viewer link under a fixed, shared, non-personal viewer identity (VIEWER_UUID in config.js), with the case ID obfuscated via XOR+Base64 encoding (crypt.js lol()) rather than passed in plain text. Sharing that link as a scannable QR code (</w:t>
-      </w:r>
-      <w:proofErr w:type="spellStart"/>
-      <w:r>
-        <w:rPr>
-          <w:color w:val="auto"/>
-        </w:rPr>
-        <w:t>showThreeDViewerQr</w:t>
-      </w:r>
-      <w:proofErr w:type="spellEnd"/>
-      <w:r>
-        <w:rPr>
-          <w:color w:val="auto"/>
-        </w:rPr>
-        <w:t xml:space="preserve">(), </w:t>
-      </w:r>
-      <w:proofErr w:type="spellStart"/>
-      <w:r>
-        <w:rPr>
-          <w:color w:val="auto"/>
-        </w:rPr>
-        <w:t>qrcodejs</w:t>
-      </w:r>
-      <w:proofErr w:type="spellEnd"/>
-      <w:r>
-        <w:rPr>
-          <w:color w:val="auto"/>
-        </w:rPr>
-        <w:t xml:space="preserve"> via CDN in case_list.html)</w:t>
+        <w:t>Download / Export / Share — From case management, the user can download a case's raw OFF/STL files directly (downloadCaseFiles(), triggerBlobDownload()), or generate a compiled report combining 2D design images and clinical data (noticeboard.js buildReportHtml()/generateReport(), converted to .docx via accessibility.js reportHtmlToDocxBytes()). Export/Share builds a 3D viewer link under a fixed, shared, non-personal viewer identity (VIEWER_UUID in config.js), with the case ID obfuscated via XOR+Base64 encoding (crypt.js lol()) rather than passed in plain text. Sharing that link as a scannable QR code (showThreeDViewerQr(), qrcodejs via CDN in case_list.html)</w:t>
       </w:r>
       <w:r>
         <w:rPr>
@@ -7967,43 +6359,7 @@
                 <w:sz w:val="20"/>
                 <w:szCs w:val="20"/>
               </w:rPr>
-              <w:t>login.js, authGuard.js, and </w:t>
-            </w:r>
-            <w:proofErr w:type="spellStart"/>
-            <w:r>
-              <w:rPr>
-                <w:color w:val="auto"/>
-                <w:sz w:val="20"/>
-                <w:szCs w:val="20"/>
-              </w:rPr>
-              <w:t>login.test.mjs</w:t>
-            </w:r>
-            <w:proofErr w:type="spellEnd"/>
-            <w:r>
-              <w:rPr>
-                <w:color w:val="auto"/>
-                <w:sz w:val="20"/>
-                <w:szCs w:val="20"/>
-              </w:rPr>
-              <w:t>/</w:t>
-            </w:r>
-            <w:proofErr w:type="spellStart"/>
-            <w:r>
-              <w:rPr>
-                <w:color w:val="auto"/>
-                <w:sz w:val="20"/>
-                <w:szCs w:val="20"/>
-              </w:rPr>
-              <w:t>authGuard.test.mjs</w:t>
-            </w:r>
-            <w:proofErr w:type="spellEnd"/>
-            <w:r>
-              <w:rPr>
-                <w:color w:val="auto"/>
-                <w:sz w:val="20"/>
-                <w:szCs w:val="20"/>
-              </w:rPr>
-              <w:t> pass.</w:t>
+              <w:t>login.js, authGuard.js, and login.test.mjs/authGuard.test.mjs pass.</w:t>
             </w:r>
           </w:p>
         </w:tc>
@@ -8126,61 +6482,7 @@
                 <w:sz w:val="20"/>
                 <w:szCs w:val="20"/>
               </w:rPr>
-              <w:t>caseManagement.js handles filtering (</w:t>
-            </w:r>
-            <w:proofErr w:type="spellStart"/>
-            <w:r>
-              <w:rPr>
-                <w:color w:val="auto"/>
-                <w:sz w:val="20"/>
-                <w:szCs w:val="20"/>
-              </w:rPr>
-              <w:t>applyClientFilters</w:t>
-            </w:r>
-            <w:proofErr w:type="spellEnd"/>
-            <w:r>
-              <w:rPr>
-                <w:color w:val="auto"/>
-                <w:sz w:val="20"/>
-                <w:szCs w:val="20"/>
-              </w:rPr>
-              <w:t>()), sorting, status changes (</w:t>
-            </w:r>
-            <w:proofErr w:type="spellStart"/>
-            <w:r>
-              <w:rPr>
-                <w:color w:val="auto"/>
-                <w:sz w:val="20"/>
-                <w:szCs w:val="20"/>
-              </w:rPr>
-              <w:t>valueToApiStatus</w:t>
-            </w:r>
-            <w:proofErr w:type="spellEnd"/>
-            <w:r>
-              <w:rPr>
-                <w:color w:val="auto"/>
-                <w:sz w:val="20"/>
-                <w:szCs w:val="20"/>
-              </w:rPr>
-              <w:t>()), duplicate/rename/delete; </w:t>
-            </w:r>
-            <w:proofErr w:type="spellStart"/>
-            <w:r>
-              <w:rPr>
-                <w:color w:val="auto"/>
-                <w:sz w:val="20"/>
-                <w:szCs w:val="20"/>
-              </w:rPr>
-              <w:t>sortCases.test.mjs</w:t>
-            </w:r>
-            <w:proofErr w:type="spellEnd"/>
-            <w:r>
-              <w:rPr>
-                <w:color w:val="auto"/>
-                <w:sz w:val="20"/>
-                <w:szCs w:val="20"/>
-              </w:rPr>
-              <w:t> passes.</w:t>
+              <w:t>caseManagement.js handles filtering (applyClientFilters()), sorting, status changes (valueToApiStatus()), duplicate/rename/delete; sortCases.test.mjs passes.</w:t>
             </w:r>
           </w:p>
         </w:tc>
@@ -8303,25 +6605,7 @@
                 <w:sz w:val="20"/>
                 <w:szCs w:val="20"/>
               </w:rPr>
-              <w:t>createCase.js (STL/reference-image upload, team invites) and preview3D.js (extra STL slots 1–4) present; </w:t>
-            </w:r>
-            <w:proofErr w:type="spellStart"/>
-            <w:r>
-              <w:rPr>
-                <w:color w:val="auto"/>
-                <w:sz w:val="20"/>
-                <w:szCs w:val="20"/>
-              </w:rPr>
-              <w:t>createCase.test.mjs</w:t>
-            </w:r>
-            <w:proofErr w:type="spellEnd"/>
-            <w:r>
-              <w:rPr>
-                <w:color w:val="auto"/>
-                <w:sz w:val="20"/>
-                <w:szCs w:val="20"/>
-              </w:rPr>
-              <w:t> passes.</w:t>
+              <w:t>createCase.js (STL/reference-image upload, team invites) and preview3D.js (extra STL slots 1–4) present; createCase.test.mjs passes.</w:t>
             </w:r>
           </w:p>
         </w:tc>
@@ -8444,61 +6728,7 @@
                 <w:sz w:val="20"/>
                 <w:szCs w:val="20"/>
               </w:rPr>
-              <w:t>Modules under </w:t>
-            </w:r>
-            <w:proofErr w:type="spellStart"/>
-            <w:r>
-              <w:rPr>
-                <w:color w:val="auto"/>
-                <w:sz w:val="20"/>
-                <w:szCs w:val="20"/>
-              </w:rPr>
-              <w:t>src</w:t>
-            </w:r>
-            <w:proofErr w:type="spellEnd"/>
-            <w:r>
-              <w:rPr>
-                <w:color w:val="auto"/>
-                <w:sz w:val="20"/>
-                <w:szCs w:val="20"/>
-              </w:rPr>
-              <w:t>/</w:t>
-            </w:r>
-            <w:proofErr w:type="spellStart"/>
-            <w:r>
-              <w:rPr>
-                <w:color w:val="auto"/>
-                <w:sz w:val="20"/>
-                <w:szCs w:val="20"/>
-              </w:rPr>
-              <w:t>js</w:t>
-            </w:r>
-            <w:proofErr w:type="spellEnd"/>
-            <w:r>
-              <w:rPr>
-                <w:color w:val="auto"/>
-                <w:sz w:val="20"/>
-                <w:szCs w:val="20"/>
-              </w:rPr>
-              <w:t xml:space="preserve">/2D handle </w:t>
-            </w:r>
-            <w:proofErr w:type="spellStart"/>
-            <w:r>
-              <w:rPr>
-                <w:color w:val="auto"/>
-                <w:sz w:val="20"/>
-                <w:szCs w:val="20"/>
-              </w:rPr>
-              <w:t>catalog</w:t>
-            </w:r>
-            <w:proofErr w:type="spellEnd"/>
-            <w:r>
-              <w:rPr>
-                <w:color w:val="auto"/>
-                <w:sz w:val="20"/>
-                <w:szCs w:val="20"/>
-              </w:rPr>
-              <w:t>, placement, rendering, jaw structure and save flow; jawStructRoundTrip.test.mjs, jawStructMajorSwitch.test.mjs, jawStructLingualPlate.test.mjs, mergeInstructions.test.mjs pass.</w:t>
+              <w:t>Modules under src/js/2D handle catalog, placement, rendering, jaw structure and save flow; jawStructRoundTrip.test.mjs, jawStructMajorSwitch.test.mjs, jawStructLingualPlate.test.mjs, mergeInstructions.test.mjs pass.</w:t>
             </w:r>
           </w:p>
         </w:tc>
@@ -8621,25 +6851,7 @@
                 <w:sz w:val="20"/>
                 <w:szCs w:val="20"/>
               </w:rPr>
-              <w:t>Clinical info assets present; </w:t>
-            </w:r>
-            <w:proofErr w:type="spellStart"/>
-            <w:r>
-              <w:rPr>
-                <w:color w:val="auto"/>
-                <w:sz w:val="20"/>
-                <w:szCs w:val="20"/>
-              </w:rPr>
-              <w:t>clinicalInfoCodec.test.mjs</w:t>
-            </w:r>
-            <w:proofErr w:type="spellEnd"/>
-            <w:r>
-              <w:rPr>
-                <w:color w:val="auto"/>
-                <w:sz w:val="20"/>
-                <w:szCs w:val="20"/>
-              </w:rPr>
-              <w:t> passes.</w:t>
+              <w:t>Clinical info assets present; clinicalInfoCodec.test.mjs passes.</w:t>
             </w:r>
           </w:p>
         </w:tc>
@@ -8762,43 +6974,7 @@
                 <w:sz w:val="20"/>
                 <w:szCs w:val="20"/>
               </w:rPr>
-              <w:t>Three.js viewer, OFF/STL loaders, polyline overlays and artificial-teeth modules present; </w:t>
-            </w:r>
-            <w:proofErr w:type="spellStart"/>
-            <w:r>
-              <w:rPr>
-                <w:color w:val="auto"/>
-                <w:sz w:val="20"/>
-                <w:szCs w:val="20"/>
-              </w:rPr>
-              <w:t>stlLoad.test.mjs</w:t>
-            </w:r>
-            <w:proofErr w:type="spellEnd"/>
-            <w:r>
-              <w:rPr>
-                <w:color w:val="auto"/>
-                <w:sz w:val="20"/>
-                <w:szCs w:val="20"/>
-              </w:rPr>
-              <w:t>, </w:t>
-            </w:r>
-            <w:proofErr w:type="spellStart"/>
-            <w:r>
-              <w:rPr>
-                <w:color w:val="auto"/>
-                <w:sz w:val="20"/>
-                <w:szCs w:val="20"/>
-              </w:rPr>
-              <w:t>orbitControl.test.mjs</w:t>
-            </w:r>
-            <w:proofErr w:type="spellEnd"/>
-            <w:r>
-              <w:rPr>
-                <w:color w:val="auto"/>
-                <w:sz w:val="20"/>
-                <w:szCs w:val="20"/>
-              </w:rPr>
-              <w:t> pass.</w:t>
+              <w:t>Three.js viewer, OFF/STL loaders, polyline overlays and artificial-teeth modules present; stlLoad.test.mjs, orbitControl.test.mjs pass.</w:t>
             </w:r>
           </w:p>
         </w:tc>
@@ -8921,25 +7097,7 @@
                 <w:sz w:val="20"/>
                 <w:szCs w:val="20"/>
               </w:rPr>
-              <w:t>Mobile/tablet/desktop layout switching (</w:t>
-            </w:r>
-            <w:proofErr w:type="spellStart"/>
-            <w:r>
-              <w:rPr>
-                <w:color w:val="auto"/>
-                <w:sz w:val="20"/>
-                <w:szCs w:val="20"/>
-              </w:rPr>
-              <w:t>isMobileDevice</w:t>
-            </w:r>
-            <w:proofErr w:type="spellEnd"/>
-            <w:r>
-              <w:rPr>
-                <w:color w:val="auto"/>
-                <w:sz w:val="20"/>
-                <w:szCs w:val="20"/>
-              </w:rPr>
-              <w:t>()) present in control.js, index.js, ThreeDMobile.js</w:t>
+              <w:t>Mobile/tablet/desktop layout switching (isMobileDevice()) present in control.js, index.js, ThreeDMobile.js</w:t>
             </w:r>
           </w:p>
         </w:tc>
@@ -9179,41 +7337,13 @@
                 <w:szCs w:val="20"/>
               </w:rPr>
             </w:pPr>
-            <w:proofErr w:type="spellStart"/>
-            <w:r>
-              <w:rPr>
-                <w:color w:val="auto"/>
-                <w:sz w:val="20"/>
-                <w:szCs w:val="20"/>
-              </w:rPr>
-              <w:t>showThreeDViewerQr</w:t>
-            </w:r>
-            <w:proofErr w:type="spellEnd"/>
-            <w:r>
-              <w:rPr>
-                <w:color w:val="auto"/>
-                <w:sz w:val="20"/>
-                <w:szCs w:val="20"/>
-              </w:rPr>
-              <w:t>() in caseManagement.js (with </w:t>
-            </w:r>
-            <w:proofErr w:type="spellStart"/>
-            <w:r>
-              <w:rPr>
-                <w:color w:val="auto"/>
-                <w:sz w:val="20"/>
-                <w:szCs w:val="20"/>
-              </w:rPr>
-              <w:t>qrcodejs</w:t>
-            </w:r>
-            <w:proofErr w:type="spellEnd"/>
-            <w:r>
-              <w:rPr>
-                <w:color w:val="auto"/>
-                <w:sz w:val="20"/>
-                <w:szCs w:val="20"/>
-              </w:rPr>
-              <w:t xml:space="preserve"> via CDN) </w:t>
+            <w:r>
+              <w:rPr>
+                <w:color w:val="auto"/>
+                <w:sz w:val="20"/>
+                <w:szCs w:val="20"/>
+              </w:rPr>
+              <w:t xml:space="preserve">showThreeDViewerQr() in caseManagement.js (with qrcodejs via CDN) </w:t>
             </w:r>
           </w:p>
         </w:tc>
@@ -9364,31 +7494,7 @@
         <w:spacing w:line="360" w:lineRule="auto"/>
       </w:pPr>
       <w:r>
-        <w:t xml:space="preserve">The 2D annotation workspace is implemented through </w:t>
-      </w:r>
-      <w:proofErr w:type="spellStart"/>
-      <w:r>
-        <w:t>src</w:t>
-      </w:r>
-      <w:proofErr w:type="spellEnd"/>
-      <w:r>
-        <w:t xml:space="preserve">/pages/2DAnnotation.html and the modules under </w:t>
-      </w:r>
-      <w:proofErr w:type="spellStart"/>
-      <w:r>
-        <w:t>src</w:t>
-      </w:r>
-      <w:proofErr w:type="spellEnd"/>
-      <w:r>
-        <w:t>/</w:t>
-      </w:r>
-      <w:proofErr w:type="spellStart"/>
-      <w:r>
-        <w:t>js</w:t>
-      </w:r>
-      <w:proofErr w:type="spellEnd"/>
-      <w:r>
-        <w:t>/2D/</w:t>
+        <w:t>The 2D annotation workspace is implemented through src/pages/2DAnnotation.html and the modules under src/js/2D/</w:t>
       </w:r>
       <w:r>
         <w:t>*</w:t>
@@ -9427,15 +7533,7 @@
         <w:spacing w:line="360" w:lineRule="auto"/>
       </w:pPr>
       <w:r>
-        <w:t xml:space="preserve">2DAnnotation.js — entry point for the workspace; also hosts shared annotation state and UI helpers so other modules can import from a single place. Feature modules are loaded via dynamic import() during </w:t>
-      </w:r>
-      <w:proofErr w:type="spellStart"/>
-      <w:r>
-        <w:t>init</w:t>
-      </w:r>
-      <w:proofErr w:type="spellEnd"/>
-      <w:r>
-        <w:t xml:space="preserve"> specifically to avoid circular-import timing issues (TDZ errors) between the entry point and the modules that depend on it.</w:t>
+        <w:t>2DAnnotation.js — entry point for the workspace; also hosts shared annotation state and UI helpers so other modules can import from a single place. Feature modules are loaded via dynamic import() during init specifically to avoid circular-import timing issues (TDZ errors) between the entry point and the modules that depend on it.</w:t>
       </w:r>
     </w:p>
     <w:p>
@@ -9533,23 +7631,7 @@
           <w:rFonts w:eastAsia="Times New Roman"/>
           <w:color w:val="auto"/>
         </w:rPr>
-        <w:t xml:space="preserve">components.js — the shared </w:t>
-      </w:r>
-      <w:proofErr w:type="spellStart"/>
-      <w:r>
-        <w:rPr>
-          <w:rFonts w:eastAsia="Times New Roman"/>
-          <w:color w:val="auto"/>
-        </w:rPr>
-        <w:t>catalog</w:t>
-      </w:r>
-      <w:proofErr w:type="spellEnd"/>
-      <w:r>
-        <w:rPr>
-          <w:rFonts w:eastAsia="Times New Roman"/>
-          <w:color w:val="auto"/>
-        </w:rPr>
-        <w:t xml:space="preserve"> root these all register into (COMPONENT_BY_ID, COMPONENT_CATALOG, COMPONENT_TABS).</w:t>
+        <w:t>components.js — the shared catalog root these all register into (COMPONENT_BY_ID, COMPONENT_CATALOG, COMPONENT_TABS).</w:t>
       </w:r>
     </w:p>
     <w:p>
@@ -9583,23 +7665,7 @@
           <w:rFonts w:eastAsia="Times New Roman"/>
           <w:color w:val="auto"/>
         </w:rPr>
-        <w:t xml:space="preserve">jawStructCodec.js — encodes and decodes base64 jaw-structure text; pure </w:t>
-      </w:r>
-      <w:proofErr w:type="spellStart"/>
-      <w:r>
-        <w:rPr>
-          <w:rFonts w:eastAsia="Times New Roman"/>
-          <w:color w:val="auto"/>
-        </w:rPr>
-        <w:t>text↔JS</w:t>
-      </w:r>
-      <w:proofErr w:type="spellEnd"/>
-      <w:r>
-        <w:rPr>
-          <w:rFonts w:eastAsia="Times New Roman"/>
-          <w:color w:val="auto"/>
-        </w:rPr>
-        <w:t xml:space="preserve"> conversion, no I/O.</w:t>
+        <w:t>jawStructCodec.js — encodes and decodes base64 jaw-structure text; pure text↔JS conversion, no I/O.</w:t>
       </w:r>
     </w:p>
     <w:p>
@@ -9659,55 +7725,7 @@
           <w:rFonts w:eastAsia="Times New Roman"/>
           <w:color w:val="auto"/>
         </w:rPr>
-        <w:t xml:space="preserve">jawStructCodes.js — canonical </w:t>
-      </w:r>
-      <w:proofErr w:type="spellStart"/>
-      <w:r>
-        <w:rPr>
-          <w:rFonts w:eastAsia="Times New Roman"/>
-          <w:color w:val="auto"/>
-        </w:rPr>
-        <w:t>integer↔componentId</w:t>
-      </w:r>
-      <w:proofErr w:type="spellEnd"/>
-      <w:r>
-        <w:rPr>
-          <w:rFonts w:eastAsia="Times New Roman"/>
-          <w:color w:val="auto"/>
-        </w:rPr>
-        <w:t xml:space="preserve"> code tables, mirroring the Unity C# </w:t>
-      </w:r>
-      <w:proofErr w:type="spellStart"/>
-      <w:r>
-        <w:rPr>
-          <w:rFonts w:eastAsia="Times New Roman"/>
-          <w:color w:val="auto"/>
-        </w:rPr>
-        <w:t>StructData.cs</w:t>
-      </w:r>
-      <w:proofErr w:type="spellEnd"/>
-      <w:r>
-        <w:rPr>
-          <w:rFonts w:eastAsia="Times New Roman"/>
-          <w:color w:val="auto"/>
-        </w:rPr>
-        <w:t> </w:t>
-      </w:r>
-      <w:proofErr w:type="spellStart"/>
-      <w:r>
-        <w:rPr>
-          <w:rFonts w:eastAsia="Times New Roman"/>
-          <w:color w:val="auto"/>
-        </w:rPr>
-        <w:t>enums</w:t>
-      </w:r>
-      <w:proofErr w:type="spellEnd"/>
-      <w:r>
-        <w:rPr>
-          <w:rFonts w:eastAsia="Times New Roman"/>
-          <w:color w:val="auto"/>
-        </w:rPr>
-        <w:t xml:space="preserve"> so both ends of the pipeline agree on part identity.</w:t>
+        <w:t>jawStructCodes.js — canonical integer↔componentId code tables, mirroring the Unity C# StructData.cs enums so both ends of the pipeline agree on part identity.</w:t>
       </w:r>
     </w:p>
     <w:p>
@@ -9742,23 +7760,7 @@
           <w:rFonts w:eastAsia="Times New Roman"/>
           <w:color w:val="auto"/>
         </w:rPr>
-        <w:t xml:space="preserve">annotationCatalog.js — builds the component-tab UI and renders </w:t>
-      </w:r>
-      <w:proofErr w:type="spellStart"/>
-      <w:r>
-        <w:rPr>
-          <w:rFonts w:eastAsia="Times New Roman"/>
-          <w:color w:val="auto"/>
-        </w:rPr>
-        <w:t>catalog</w:t>
-      </w:r>
-      <w:proofErr w:type="spellEnd"/>
-      <w:r>
-        <w:rPr>
-          <w:rFonts w:eastAsia="Times New Roman"/>
-          <w:color w:val="auto"/>
-        </w:rPr>
-        <w:t xml:space="preserve"> options per tab/section (initComponentCatalog(), renderComponentCatalog(), createComponentItemButton()).</w:t>
+        <w:t>annotationCatalog.js — builds the component-tab UI and renders catalog options per tab/section (initComponentCatalog(), renderComponentCatalog(), createComponentItemButton()).</w:t>
       </w:r>
     </w:p>
     <w:p>
@@ -9798,69 +7800,21 @@
           <w:rFonts w:eastAsia="Times New Roman"/>
           <w:color w:val="auto"/>
         </w:rPr>
-        <w:t>annotationRender.js — SVG rendering, including a Safari/iOS-specific workaround: since WebKit drops CSS filter: </w:t>
-      </w:r>
-      <w:proofErr w:type="spellStart"/>
+        <w:t xml:space="preserve">annotationRender.js — SVG rendering, including a Safari/iOS-specific workaround: since WebKit drops CSS filter: color chains on external &lt;image&gt; elements, each tint color is instead published as a named </w:t>
+      </w:r>
       <w:r>
         <w:rPr>
           <w:rFonts w:eastAsia="Times New Roman"/>
           <w:color w:val="auto"/>
         </w:rPr>
-        <w:t>color</w:t>
-      </w:r>
-      <w:proofErr w:type="spellEnd"/>
+        <w:t>SVG </w:t>
+      </w:r>
       <w:r>
         <w:rPr>
           <w:rFonts w:eastAsia="Times New Roman"/>
           <w:color w:val="auto"/>
         </w:rPr>
-        <w:t xml:space="preserve"> chains on external &lt;image&gt; elements, each tint </w:t>
-      </w:r>
-      <w:proofErr w:type="spellStart"/>
-      <w:r>
-        <w:rPr>
-          <w:rFonts w:eastAsia="Times New Roman"/>
-          <w:color w:val="auto"/>
-        </w:rPr>
-        <w:t>color</w:t>
-      </w:r>
-      <w:proofErr w:type="spellEnd"/>
-      <w:r>
-        <w:rPr>
-          <w:rFonts w:eastAsia="Times New Roman"/>
-          <w:color w:val="auto"/>
-        </w:rPr>
-        <w:t xml:space="preserve"> is instead published as a named </w:t>
-      </w:r>
-      <w:r>
-        <w:rPr>
-          <w:rFonts w:eastAsia="Times New Roman"/>
-          <w:color w:val="auto"/>
-        </w:rPr>
-        <w:t>SVG </w:t>
-      </w:r>
-      <w:r>
-        <w:rPr>
-          <w:rFonts w:eastAsia="Times New Roman"/>
-          <w:color w:val="auto"/>
-        </w:rPr>
-        <w:t>&lt;filter&gt; def and referenced via </w:t>
-      </w:r>
-      <w:proofErr w:type="spellStart"/>
-      <w:r>
-        <w:rPr>
-          <w:rFonts w:eastAsia="Times New Roman"/>
-          <w:color w:val="auto"/>
-        </w:rPr>
-        <w:t>url</w:t>
-      </w:r>
-      <w:proofErr w:type="spellEnd"/>
-      <w:r>
-        <w:rPr>
-          <w:rFonts w:eastAsia="Times New Roman"/>
-          <w:color w:val="auto"/>
-        </w:rPr>
-        <w:t>(#tint-...).</w:t>
+        <w:t>&lt;filter&gt; def and referenced via url(#tint-...).</w:t>
       </w:r>
     </w:p>
     <w:p>
@@ -9974,23 +7928,7 @@
           <w:rFonts w:eastAsia="Times New Roman"/>
           <w:color w:val="auto"/>
         </w:rPr>
-        <w:t>criteria.js — validates whether a selected component can legally be placed on a given tooth, returning a structured failure reason + conflicting components when it can't (</w:t>
-      </w:r>
-      <w:proofErr w:type="spellStart"/>
-      <w:r>
-        <w:rPr>
-          <w:rFonts w:eastAsia="Times New Roman"/>
-          <w:color w:val="auto"/>
-        </w:rPr>
-        <w:t>assessPlacementCriteria</w:t>
-      </w:r>
-      <w:proofErr w:type="spellEnd"/>
-      <w:r>
-        <w:rPr>
-          <w:rFonts w:eastAsia="Times New Roman"/>
-          <w:color w:val="auto"/>
-        </w:rPr>
-        <w:t>()).</w:t>
+        <w:t>criteria.js — validates whether a selected component can legally be placed on a given tooth, returning a structured failure reason + conflicting components when it can't (assessPlacementCriteria()).</w:t>
       </w:r>
     </w:p>
     <w:p>
@@ -10010,23 +7948,7 @@
           <w:rFonts w:eastAsia="Times New Roman"/>
           <w:color w:val="auto"/>
         </w:rPr>
-        <w:t>toothUtils.js — a single small helper, </w:t>
-      </w:r>
-      <w:proofErr w:type="spellStart"/>
-      <w:r>
-        <w:rPr>
-          <w:rFonts w:eastAsia="Times New Roman"/>
-          <w:color w:val="auto"/>
-        </w:rPr>
-        <w:t>normalizeSurface</w:t>
-      </w:r>
-      <w:proofErr w:type="spellEnd"/>
-      <w:r>
-        <w:rPr>
-          <w:rFonts w:eastAsia="Times New Roman"/>
-          <w:color w:val="auto"/>
-        </w:rPr>
-        <w:t>(), that folds "occlusal" into "lingual" for surface-key consistency.</w:t>
+        <w:t>toothUtils.js — a single small helper, normalizeSurface(), that folds "occlusal" into "lingual" for surface-key consistency.</w:t>
       </w:r>
     </w:p>
     <w:p>
@@ -10060,23 +7982,7 @@
           <w:rFonts w:eastAsia="Times New Roman"/>
           <w:color w:val="auto"/>
         </w:rPr>
-        <w:t xml:space="preserve">clinicalInfo.js, caseNote.js — clinical info panel and per-case note fields (owner, due date, tooth shade, work category); includes .NET </w:t>
-      </w:r>
-      <w:proofErr w:type="spellStart"/>
-      <w:r>
-        <w:rPr>
-          <w:rFonts w:eastAsia="Times New Roman"/>
-          <w:color w:val="auto"/>
-        </w:rPr>
-        <w:t>BinaryFormatter</w:t>
-      </w:r>
-      <w:proofErr w:type="spellEnd"/>
-      <w:r>
-        <w:rPr>
-          <w:rFonts w:eastAsia="Times New Roman"/>
-          <w:color w:val="auto"/>
-        </w:rPr>
-        <w:t> envelope decoding.</w:t>
+        <w:t>clinicalInfo.js, caseNote.js — clinical info panel and per-case note fields (owner, due date, tooth shade, work category); includes .NET BinaryFormatter envelope decoding.</w:t>
       </w:r>
     </w:p>
     <w:p>
@@ -10116,23 +8022,7 @@
           <w:rFonts w:eastAsia="Times New Roman"/>
           <w:color w:val="auto"/>
         </w:rPr>
-        <w:t>noticeboard.js — pulls together case detail, captured jaw images (</w:t>
-      </w:r>
-      <w:proofErr w:type="spellStart"/>
-      <w:r>
-        <w:rPr>
-          <w:rFonts w:eastAsia="Times New Roman"/>
-          <w:color w:val="auto"/>
-        </w:rPr>
-        <w:t>captureJawJpegDataUrl</w:t>
-      </w:r>
-      <w:proofErr w:type="spellEnd"/>
-      <w:r>
-        <w:rPr>
-          <w:rFonts w:eastAsia="Times New Roman"/>
-          <w:color w:val="auto"/>
-        </w:rPr>
-        <w:t>() from annotationLocks.js), instruction-editor output, and 3D preview captures (capture3DPreviewDataUrl() from preview3D.js) into the case report/noticeboard content.</w:t>
+        <w:t>noticeboard.js — pulls together case detail, captured jaw images (captureJawJpegDataUrl() from annotationLocks.js), instruction-editor output, and 3D preview captures (capture3DPreviewDataUrl() from preview3D.js) into the case report/noticeboard content.</w:t>
       </w:r>
     </w:p>
     <w:p>
@@ -10188,15 +8078,7 @@
         </w:rPr>
       </w:pPr>
       <w:r>
-        <w:t>The 3D viewer is built with Three.js and an orthographic camera (</w:t>
-      </w:r>
-      <w:proofErr w:type="spellStart"/>
-      <w:r>
-        <w:t>THREE.OrthographicCamera</w:t>
-      </w:r>
-      <w:proofErr w:type="spellEnd"/>
-      <w:r>
-        <w:t>). An orthographic projection ensures jaw models and design overlays render at consistent scale regardless of zoom level. The scene contains anatomical jaw meshes, surface/design meshes, polyline overlays, artificial-teeth overlays, lights, camera controls and the shared viewer shell UI.</w:t>
+        <w:t>The 3D viewer is built with Three.js and an orthographic camera (THREE.OrthographicCamera). An orthographic projection ensures jaw models and design overlays render at consistent scale regardless of zoom level. The scene contains anatomical jaw meshes, surface/design meshes, polyline overlays, artificial-teeth overlays, lights, camera controls and the shared viewer shell UI.</w:t>
       </w:r>
     </w:p>
     <w:p>
@@ -10328,7 +8210,6 @@
                 <w:szCs w:val="20"/>
               </w:rPr>
             </w:pPr>
-            <w:proofErr w:type="spellStart"/>
             <w:r>
               <w:rPr>
                 <w:color w:val="auto"/>
@@ -10337,7 +8218,6 @@
               </w:rPr>
               <w:t>parentObject</w:t>
             </w:r>
-            <w:proofErr w:type="spellEnd"/>
           </w:p>
         </w:tc>
         <w:tc>
@@ -10406,23 +8286,13 @@
                 <w:szCs w:val="20"/>
               </w:rPr>
             </w:pPr>
-            <w:proofErr w:type="spellStart"/>
-            <w:r>
-              <w:rPr>
-                <w:color w:val="auto"/>
-                <w:sz w:val="20"/>
-                <w:szCs w:val="20"/>
-              </w:rPr>
-              <w:t>polylineOverlayGroup</w:t>
-            </w:r>
-            <w:proofErr w:type="spellEnd"/>
-            <w:r>
-              <w:rPr>
-                <w:color w:val="auto"/>
-                <w:sz w:val="20"/>
-                <w:szCs w:val="20"/>
-              </w:rPr>
-              <w:t> (named "polyline-overlay-group")</w:t>
+            <w:r>
+              <w:rPr>
+                <w:color w:val="auto"/>
+                <w:sz w:val="20"/>
+                <w:szCs w:val="20"/>
+              </w:rPr>
+              <w:t>polylineOverlayGroup (named "polyline-overlay-group")</w:t>
             </w:r>
           </w:p>
         </w:tc>
@@ -10498,43 +8368,7 @@
                 <w:sz w:val="20"/>
                 <w:szCs w:val="20"/>
               </w:rPr>
-              <w:t>artificial-tooth-overlay-group (built in </w:t>
-            </w:r>
-            <w:proofErr w:type="spellStart"/>
-            <w:r>
-              <w:rPr>
-                <w:color w:val="auto"/>
-                <w:sz w:val="20"/>
-                <w:szCs w:val="20"/>
-              </w:rPr>
-              <w:t>src</w:t>
-            </w:r>
-            <w:proofErr w:type="spellEnd"/>
-            <w:r>
-              <w:rPr>
-                <w:color w:val="auto"/>
-                <w:sz w:val="20"/>
-                <w:szCs w:val="20"/>
-              </w:rPr>
-              <w:t>/artificialTeeth.js, mounted via </w:t>
-            </w:r>
-            <w:proofErr w:type="spellStart"/>
-            <w:r>
-              <w:rPr>
-                <w:color w:val="auto"/>
-                <w:sz w:val="20"/>
-                <w:szCs w:val="20"/>
-              </w:rPr>
-              <w:t>artificialTeethRenderer</w:t>
-            </w:r>
-            <w:proofErr w:type="spellEnd"/>
-            <w:r>
-              <w:rPr>
-                <w:color w:val="auto"/>
-                <w:sz w:val="20"/>
-                <w:szCs w:val="20"/>
-              </w:rPr>
-              <w:t>)</w:t>
+              <w:t>artificial-tooth-overlay-group (built in src/artificialTeeth.js, mounted via artificialTeethRenderer)</w:t>
             </w:r>
           </w:p>
         </w:tc>
@@ -10626,25 +8460,7 @@
                 <w:sz w:val="20"/>
                 <w:szCs w:val="20"/>
               </w:rPr>
-              <w:t>newControls.js (</w:t>
-            </w:r>
-            <w:proofErr w:type="spellStart"/>
-            <w:r>
-              <w:rPr>
-                <w:color w:val="auto"/>
-                <w:sz w:val="20"/>
-                <w:szCs w:val="20"/>
-              </w:rPr>
-              <w:t>addVisibilityAndTransparencyControls</w:t>
-            </w:r>
-            <w:proofErr w:type="spellEnd"/>
-            <w:r>
-              <w:rPr>
-                <w:color w:val="auto"/>
-                <w:sz w:val="20"/>
-                <w:szCs w:val="20"/>
-              </w:rPr>
-              <w:t>())</w:t>
+              <w:t>newControls.js (addVisibilityAndTransparencyControls())</w:t>
             </w:r>
           </w:p>
         </w:tc>
@@ -10720,25 +8536,7 @@
                 <w:sz w:val="20"/>
                 <w:szCs w:val="20"/>
               </w:rPr>
-              <w:t>resetButton.js (</w:t>
-            </w:r>
-            <w:proofErr w:type="spellStart"/>
-            <w:r>
-              <w:rPr>
-                <w:color w:val="auto"/>
-                <w:sz w:val="20"/>
-                <w:szCs w:val="20"/>
-              </w:rPr>
-              <w:t>addResetButton</w:t>
-            </w:r>
-            <w:proofErr w:type="spellEnd"/>
-            <w:r>
-              <w:rPr>
-                <w:color w:val="auto"/>
-                <w:sz w:val="20"/>
-                <w:szCs w:val="20"/>
-              </w:rPr>
-              <w:t>())</w:t>
+              <w:t>resetButton.js (addResetButton())</w:t>
             </w:r>
           </w:p>
         </w:tc>
@@ -10851,61 +8649,7 @@
                 <w:sz w:val="20"/>
                 <w:szCs w:val="20"/>
               </w:rPr>
-              <w:t>Provides the viewer footer (case name, logged-in user, connectivity status), the right-hand navigation drawer (</w:t>
-            </w:r>
-            <w:proofErr w:type="spellStart"/>
-            <w:r>
-              <w:rPr>
-                <w:color w:val="auto"/>
-                <w:sz w:val="20"/>
-                <w:szCs w:val="20"/>
-              </w:rPr>
-              <w:t>wireRightNavButton</w:t>
-            </w:r>
-            <w:proofErr w:type="spellEnd"/>
-            <w:r>
-              <w:rPr>
-                <w:color w:val="auto"/>
-                <w:sz w:val="20"/>
-                <w:szCs w:val="20"/>
-              </w:rPr>
-              <w:t>()), chat entry (</w:t>
-            </w:r>
-            <w:proofErr w:type="spellStart"/>
-            <w:r>
-              <w:rPr>
-                <w:color w:val="auto"/>
-                <w:sz w:val="20"/>
-                <w:szCs w:val="20"/>
-              </w:rPr>
-              <w:t>wireChatButton</w:t>
-            </w:r>
-            <w:proofErr w:type="spellEnd"/>
-            <w:r>
-              <w:rPr>
-                <w:color w:val="auto"/>
-                <w:sz w:val="20"/>
-                <w:szCs w:val="20"/>
-              </w:rPr>
-              <w:t>()), a notes popup (</w:t>
-            </w:r>
-            <w:proofErr w:type="spellStart"/>
-            <w:r>
-              <w:rPr>
-                <w:color w:val="auto"/>
-                <w:sz w:val="20"/>
-                <w:szCs w:val="20"/>
-              </w:rPr>
-              <w:t>wireNotesPopup</w:t>
-            </w:r>
-            <w:proofErr w:type="spellEnd"/>
-            <w:r>
-              <w:rPr>
-                <w:color w:val="auto"/>
-                <w:sz w:val="20"/>
-                <w:szCs w:val="20"/>
-              </w:rPr>
-              <w:t>()), and sidebar links back to version history and the case list.</w:t>
+              <w:t>Provides the viewer footer (case name, logged-in user, connectivity status), the right-hand navigation drawer (wireRightNavButton()), chat entry (wireChatButton()), a notes popup (wireNotesPopup()), and sidebar links back to version history and the case list.</w:t>
             </w:r>
           </w:p>
         </w:tc>
@@ -10954,35 +8698,7 @@
         <w:rPr>
           <w:color w:val="auto"/>
         </w:rPr>
-        <w:t xml:space="preserve">Jaw meshes load from backend endpoints. OFF data is parsed by </w:t>
-      </w:r>
-      <w:proofErr w:type="spellStart"/>
-      <w:r>
-        <w:rPr>
-          <w:color w:val="auto"/>
-        </w:rPr>
-        <w:t>src</w:t>
-      </w:r>
-      <w:proofErr w:type="spellEnd"/>
-      <w:r>
-        <w:rPr>
-          <w:color w:val="auto"/>
-        </w:rPr>
-        <w:t xml:space="preserve">/OFFLoader.js and STL data by </w:t>
-      </w:r>
-      <w:proofErr w:type="spellStart"/>
-      <w:r>
-        <w:rPr>
-          <w:color w:val="auto"/>
-        </w:rPr>
-        <w:t>src</w:t>
-      </w:r>
-      <w:proofErr w:type="spellEnd"/>
-      <w:r>
-        <w:rPr>
-          <w:color w:val="auto"/>
-        </w:rPr>
-        <w:t>/STLMeshLoader.js. The viewer supports fallback between OFF and STL payloads so cases can still render when one format is unavailable. Mesh fetches for jaw and denture meshes are initiated in parallel before either is awaited to minimise startup time.</w:t>
+        <w:t>Jaw meshes load from backend endpoints. OFF data is parsed by src/OFFLoader.js and STL data by src/STLMeshLoader.js. The viewer supports fallback between OFF and STL payloads so cases can still render when one format is unavailable. Mesh fetches for jaw and denture meshes are initiated in parallel before either is awaited to minimise startup time.</w:t>
       </w:r>
       <w:r>
         <w:rPr>
@@ -11007,21 +8723,7 @@
         <w:rPr>
           <w:color w:val="auto"/>
         </w:rPr>
-        <w:t>/parameterisation/mesh/</w:t>
-      </w:r>
-      <w:proofErr w:type="spellStart"/>
-      <w:r>
-        <w:rPr>
-          <w:color w:val="auto"/>
-        </w:rPr>
-        <w:t>getall</w:t>
-      </w:r>
-      <w:proofErr w:type="spellEnd"/>
-      <w:r>
-        <w:rPr>
-          <w:color w:val="auto"/>
-        </w:rPr>
-        <w:t xml:space="preserve"> — parameterised jaw mesh (OFF format)</w:t>
+        <w:t>/parameterisation/mesh/getall — parameterised jaw mesh (OFF format)</w:t>
       </w:r>
     </w:p>
     <w:p>
@@ -11040,21 +8742,7 @@
         <w:rPr>
           <w:color w:val="auto"/>
         </w:rPr>
-        <w:t>/surface/</w:t>
-      </w:r>
-      <w:proofErr w:type="spellStart"/>
-      <w:r>
-        <w:rPr>
-          <w:color w:val="auto"/>
-        </w:rPr>
-        <w:t>getall</w:t>
-      </w:r>
-      <w:proofErr w:type="spellEnd"/>
-      <w:r>
-        <w:rPr>
-          <w:color w:val="auto"/>
-        </w:rPr>
-        <w:t xml:space="preserve"> — denture/surface mesh (OFF format)</w:t>
+        <w:t>/surface/getall — denture/surface mesh (OFF format)</w:t>
       </w:r>
     </w:p>
     <w:p>
@@ -11073,21 +8761,7 @@
         <w:rPr>
           <w:color w:val="auto"/>
         </w:rPr>
-        <w:t>/</w:t>
-      </w:r>
-      <w:proofErr w:type="spellStart"/>
-      <w:r>
-        <w:rPr>
-          <w:color w:val="auto"/>
-        </w:rPr>
-        <w:t>stl</w:t>
-      </w:r>
-      <w:proofErr w:type="spellEnd"/>
-      <w:r>
-        <w:rPr>
-          <w:color w:val="auto"/>
-        </w:rPr>
-        <w:t>/get — closed jaw mesh variant (STL format, availability-checked first)</w:t>
+        <w:t>/stl/get — closed jaw mesh variant (STL format, availability-checked first)</w:t>
       </w:r>
     </w:p>
     <w:p>
@@ -11112,21 +8786,7 @@
         <w:rPr>
           <w:color w:val="auto"/>
         </w:rPr>
-        <w:t xml:space="preserve">The main render loop runs in </w:t>
-      </w:r>
-      <w:proofErr w:type="spellStart"/>
-      <w:r>
-        <w:rPr>
-          <w:color w:val="auto"/>
-        </w:rPr>
-        <w:t>src</w:t>
-      </w:r>
-      <w:proofErr w:type="spellEnd"/>
-      <w:r>
-        <w:rPr>
-          <w:color w:val="auto"/>
-        </w:rPr>
-        <w:t xml:space="preserve">/index.js. Each frame updates controls, anchors and clamps the rotation target (to prevent jaw drift), synchronises </w:t>
+        <w:t xml:space="preserve">The main render loop runs in src/index.js. Each frame updates controls, anchors and clamps the rotation target (to prevent jaw drift), synchronises </w:t>
       </w:r>
       <w:r>
         <w:rPr>
@@ -11165,23 +8825,7 @@
           <w:rFonts w:eastAsia="Times New Roman"/>
           <w:color w:val="auto"/>
         </w:rPr>
-        <w:t xml:space="preserve">When the embedded preview loads, </w:t>
-      </w:r>
-      <w:proofErr w:type="spellStart"/>
-      <w:r>
-        <w:rPr>
-          <w:rFonts w:eastAsia="Times New Roman"/>
-          <w:color w:val="auto"/>
-        </w:rPr>
-        <w:t>promptMeshQualityChoice</w:t>
-      </w:r>
-      <w:proofErr w:type="spellEnd"/>
-      <w:r>
-        <w:rPr>
-          <w:rFonts w:eastAsia="Times New Roman"/>
-          <w:color w:val="auto"/>
-        </w:rPr>
-        <w:t xml:space="preserve">() shows a modal overlay ("Choose mesh quality") with two options — </w:t>
+        <w:t xml:space="preserve">When the embedded preview loads, promptMeshQualityChoice() shows a modal overlay ("Choose mesh quality") with two options — </w:t>
       </w:r>
       <w:r>
         <w:rPr>
@@ -11243,17 +8887,8 @@
           <w:rFonts w:eastAsia="Times New Roman"/>
           <w:color w:val="auto"/>
         </w:rPr>
-        <w:t xml:space="preserve"> with the undercut-heatmap and mesh-file fetches (</w:t>
-      </w:r>
-      <w:proofErr w:type="spellStart"/>
-      <w:r>
-        <w:rPr>
-          <w:rFonts w:eastAsia="Times New Roman"/>
-          <w:color w:val="auto"/>
-        </w:rPr>
-        <w:t>Promise.all</w:t>
-      </w:r>
-      <w:proofErr w:type="spellEnd"/>
+        <w:t xml:space="preserve"> with the undercut-heatmap and mesh-file fetches (Promise.all</w:t>
+      </w:r>
       <w:r>
         <w:rPr>
           <w:rFonts w:eastAsia="Times New Roman"/>
@@ -11270,101 +8905,12 @@
           <w:color w:val="auto"/>
         </w:rPr>
       </w:pPr>
-      <w:proofErr w:type="spellStart"/>
       <w:r>
         <w:rPr>
           <w:rFonts w:eastAsia="Times New Roman"/>
           <w:color w:val="auto"/>
         </w:rPr>
-        <w:t>showMeshQualityProgress</w:t>
-      </w:r>
-      <w:proofErr w:type="spellEnd"/>
-      <w:r>
-        <w:rPr>
-          <w:rFonts w:eastAsia="Times New Roman"/>
-          <w:color w:val="auto"/>
-        </w:rPr>
-        <w:t xml:space="preserve">() swaps the overlay for a </w:t>
-      </w:r>
-      <w:proofErr w:type="spellStart"/>
-      <w:r>
-        <w:rPr>
-          <w:rFonts w:eastAsia="Times New Roman"/>
-          <w:color w:val="auto"/>
-        </w:rPr>
-        <w:t>labeled</w:t>
-      </w:r>
-      <w:proofErr w:type="spellEnd"/>
-      <w:r>
-        <w:rPr>
-          <w:rFonts w:eastAsia="Times New Roman"/>
-          <w:color w:val="auto"/>
-        </w:rPr>
-        <w:t xml:space="preserve"> progress bar (</w:t>
-      </w:r>
-      <w:proofErr w:type="spellStart"/>
-      <w:r>
-        <w:rPr>
-          <w:rFonts w:eastAsia="Times New Roman"/>
-          <w:color w:val="auto"/>
-        </w:rPr>
-        <w:t>updateMeshQualityProgress</w:t>
-      </w:r>
-      <w:proofErr w:type="spellEnd"/>
-      <w:r>
-        <w:rPr>
-          <w:rFonts w:eastAsia="Times New Roman"/>
-          <w:color w:val="auto"/>
-        </w:rPr>
-        <w:t xml:space="preserve">(percent, </w:t>
-      </w:r>
-      <w:proofErr w:type="spellStart"/>
-      <w:r>
-        <w:rPr>
-          <w:rFonts w:eastAsia="Times New Roman"/>
-          <w:color w:val="auto"/>
-        </w:rPr>
-        <w:t>jawLabel</w:t>
-      </w:r>
-      <w:proofErr w:type="spellEnd"/>
-      <w:r>
-        <w:rPr>
-          <w:rFonts w:eastAsia="Times New Roman"/>
-          <w:color w:val="auto"/>
-        </w:rPr>
-        <w:t xml:space="preserve">)), driven by </w:t>
-      </w:r>
-      <w:proofErr w:type="spellStart"/>
-      <w:r>
-        <w:rPr>
-          <w:rFonts w:eastAsia="Times New Roman"/>
-          <w:color w:val="auto"/>
-        </w:rPr>
-        <w:t>updateJawMeshProgress</w:t>
-      </w:r>
-      <w:proofErr w:type="spellEnd"/>
-      <w:r>
-        <w:rPr>
-          <w:rFonts w:eastAsia="Times New Roman"/>
-          <w:color w:val="auto"/>
-        </w:rPr>
-        <w:t xml:space="preserve">() as each jaw parses — surfacing stage text like "Parsing Upper jaw" or "Matching undercut vertices Lower jaw" mapped across an 8%–94% range — before </w:t>
-      </w:r>
-      <w:proofErr w:type="spellStart"/>
-      <w:r>
-        <w:rPr>
-          <w:rFonts w:eastAsia="Times New Roman"/>
-          <w:color w:val="auto"/>
-        </w:rPr>
-        <w:t>finishMeshQualityProgress</w:t>
-      </w:r>
-      <w:proofErr w:type="spellEnd"/>
-      <w:r>
-        <w:rPr>
-          <w:rFonts w:eastAsia="Times New Roman"/>
-          <w:color w:val="auto"/>
-        </w:rPr>
-        <w:t>() sets it to 100% ("3D jaw mesh ready") and clears the overlay.</w:t>
+        <w:t>showMeshQualityProgress() swaps the overlay for a labeled progress bar (updateMeshQualityProgress(percent, jawLabel)), driven by updateJawMeshProgress() as each jaw parses — surfacing stage text like "Parsing Upper jaw" or "Matching undercut vertices Lower jaw" mapped across an 8%–94% range — before finishMeshQualityProgress() sets it to 100% ("3D jaw mesh ready") and clears the overlay.</w:t>
       </w:r>
       <w:r>
         <w:rPr>
@@ -11441,23 +8987,7 @@
           <w:rFonts w:eastAsia="Times New Roman"/>
           <w:color w:val="auto"/>
         </w:rPr>
-        <w:t> (</w:t>
-      </w:r>
-      <w:proofErr w:type="spellStart"/>
-      <w:r>
-        <w:rPr>
-          <w:rFonts w:eastAsia="Times New Roman"/>
-          <w:color w:val="auto"/>
-        </w:rPr>
-        <w:t>getDisplayGeometryForQuality</w:t>
-      </w:r>
-      <w:proofErr w:type="spellEnd"/>
-      <w:r>
-        <w:rPr>
-          <w:rFonts w:eastAsia="Times New Roman"/>
-          <w:color w:val="auto"/>
-        </w:rPr>
-        <w:t>()): decimation is skipped entirely</w:t>
+        <w:t> (getDisplayGeometryForQuality()): decimation is skipped entirely</w:t>
       </w:r>
       <w:r>
         <w:rPr>
@@ -11493,78 +9023,21 @@
           <w:rFonts w:eastAsia="Times New Roman"/>
           <w:color w:val="auto"/>
         </w:rPr>
-        <w:t> (</w:t>
-      </w:r>
-      <w:proofErr w:type="spellStart"/>
+        <w:t> (createDisplayGeometry()): only triggers if the source mesh exceeds PREVIEW_MIN_SIMPLIFY_TRIANGLES (160,000 triangles) — smaller meshes render unsimplified even in "low" mode.</w:t>
+      </w:r>
       <w:r>
         <w:rPr>
           <w:rFonts w:eastAsia="Times New Roman"/>
           <w:color w:val="auto"/>
         </w:rPr>
-        <w:t>createDisplayGeometry</w:t>
-      </w:r>
-      <w:proofErr w:type="spellEnd"/>
+        <w:t xml:space="preserve"> </w:t>
+      </w:r>
       <w:r>
         <w:rPr>
           <w:rFonts w:eastAsia="Times New Roman"/>
           <w:color w:val="auto"/>
         </w:rPr>
-        <w:t xml:space="preserve">()): only triggers if the source mesh exceeds PREVIEW_MIN_SIMPLIFY_TRIANGLES (160,000 triangles) — smaller meshes render </w:t>
-      </w:r>
-      <w:proofErr w:type="spellStart"/>
-      <w:r>
-        <w:rPr>
-          <w:rFonts w:eastAsia="Times New Roman"/>
-          <w:color w:val="auto"/>
-        </w:rPr>
-        <w:t>unsimplified</w:t>
-      </w:r>
-      <w:proofErr w:type="spellEnd"/>
-      <w:r>
-        <w:rPr>
-          <w:rFonts w:eastAsia="Times New Roman"/>
-          <w:color w:val="auto"/>
-        </w:rPr>
-        <w:t xml:space="preserve"> even in "low" mode.</w:t>
-      </w:r>
-      <w:r>
-        <w:rPr>
-          <w:rFonts w:eastAsia="Times New Roman"/>
-          <w:color w:val="auto"/>
-        </w:rPr>
-        <w:t xml:space="preserve"> </w:t>
-      </w:r>
-      <w:proofErr w:type="spellStart"/>
-      <w:r>
-        <w:rPr>
-          <w:rFonts w:eastAsia="Times New Roman"/>
-          <w:color w:val="auto"/>
-        </w:rPr>
-        <w:t>buildClusteredGeometry</w:t>
-      </w:r>
-      <w:proofErr w:type="spellEnd"/>
-      <w:r>
-        <w:rPr>
-          <w:rFonts w:eastAsia="Times New Roman"/>
-          <w:color w:val="auto"/>
-        </w:rPr>
-        <w:t>() performs spatial vertex clustering: it buckets nearby vertices into grid cells sized off the mesh's bounding box, merges each cluster to its average position/</w:t>
-      </w:r>
-      <w:proofErr w:type="spellStart"/>
-      <w:r>
-        <w:rPr>
-          <w:rFonts w:eastAsia="Times New Roman"/>
-          <w:color w:val="auto"/>
-        </w:rPr>
-        <w:t>color</w:t>
-      </w:r>
-      <w:proofErr w:type="spellEnd"/>
-      <w:r>
-        <w:rPr>
-          <w:rFonts w:eastAsia="Times New Roman"/>
-          <w:color w:val="auto"/>
-        </w:rPr>
-        <w:t xml:space="preserve">, and rebuilds deduplicated triangles from the merged vertex indices. It tries progressively larger cell sizes (multipliers 1, 1.25, 1.6, 2.05, 2.65, 3.4× a </w:t>
+        <w:t xml:space="preserve">buildClusteredGeometry() performs spatial vertex clustering: it buckets nearby vertices into grid cells sized off the mesh's bounding box, merges each cluster to its average position/color, and rebuilds deduplicated triangles from the merged vertex indices. It tries progressively larger cell sizes (multipliers 1, 1.25, 1.6, 2.05, 2.65, 3.4× a </w:t>
       </w:r>
       <w:r>
         <w:rPr>
@@ -11679,23 +9152,7 @@
           <w:rFonts w:eastAsia="Times New Roman"/>
           <w:color w:val="auto"/>
         </w:rPr>
-        <w:t xml:space="preserve"> A small HD/SD badge (</w:t>
-      </w:r>
-      <w:proofErr w:type="spellStart"/>
-      <w:r>
-        <w:rPr>
-          <w:rFonts w:eastAsia="Times New Roman"/>
-          <w:color w:val="auto"/>
-        </w:rPr>
-        <w:t>updateQualityToggle</w:t>
-      </w:r>
-      <w:proofErr w:type="spellEnd"/>
-      <w:r>
-        <w:rPr>
-          <w:rFonts w:eastAsia="Times New Roman"/>
-          <w:color w:val="auto"/>
-        </w:rPr>
-        <w:t xml:space="preserve">()) stays visible after the initial load, letting the user re-render the </w:t>
+        <w:t xml:space="preserve"> A small HD/SD badge (updateQualityToggle()) stays visible after the initial load, letting the user re-render the </w:t>
       </w:r>
       <w:r>
         <w:rPr>
@@ -11711,71 +9168,7 @@
           <w:rFonts w:eastAsia="Times New Roman"/>
           <w:color w:val="auto"/>
         </w:rPr>
-        <w:t xml:space="preserve"> jaws at the other quality without a page reload (</w:t>
-      </w:r>
-      <w:proofErr w:type="spellStart"/>
-      <w:r>
-        <w:rPr>
-          <w:rFonts w:eastAsia="Times New Roman"/>
-          <w:color w:val="auto"/>
-        </w:rPr>
-        <w:t>switchMeshQuality</w:t>
-      </w:r>
-      <w:proofErr w:type="spellEnd"/>
-      <w:r>
-        <w:rPr>
-          <w:rFonts w:eastAsia="Times New Roman"/>
-          <w:color w:val="auto"/>
-        </w:rPr>
-        <w:t>()) — it reuses the same progress overlay and reattaches any extra-STL-slot meshes afterward, since repopulating the jaw preview clears and rebuilds the model root. The logic is shared uniformly across both mesh source paths — OFF/parameterized (</w:t>
-      </w:r>
-      <w:proofErr w:type="spellStart"/>
-      <w:r>
-        <w:rPr>
-          <w:rFonts w:eastAsia="Times New Roman"/>
-          <w:color w:val="auto"/>
-        </w:rPr>
-        <w:t>populateJawPreviewFromOFF</w:t>
-      </w:r>
-      <w:proofErr w:type="spellEnd"/>
-      <w:r>
-        <w:rPr>
-          <w:rFonts w:eastAsia="Times New Roman"/>
-          <w:color w:val="auto"/>
-        </w:rPr>
-        <w:t>()) and STL (</w:t>
-      </w:r>
-      <w:proofErr w:type="spellStart"/>
-      <w:r>
-        <w:rPr>
-          <w:rFonts w:eastAsia="Times New Roman"/>
-          <w:color w:val="auto"/>
-        </w:rPr>
-        <w:t>populateJawPreview</w:t>
-      </w:r>
-      <w:proofErr w:type="spellEnd"/>
-      <w:r>
-        <w:rPr>
-          <w:rFonts w:eastAsia="Times New Roman"/>
-          <w:color w:val="auto"/>
-        </w:rPr>
-        <w:t xml:space="preserve">()) — both accept the resolved </w:t>
-      </w:r>
-      <w:proofErr w:type="spellStart"/>
-      <w:r>
-        <w:rPr>
-          <w:rFonts w:eastAsia="Times New Roman"/>
-          <w:color w:val="auto"/>
-        </w:rPr>
-        <w:t>meshQuality</w:t>
-      </w:r>
-      <w:proofErr w:type="spellEnd"/>
-      <w:r>
-        <w:rPr>
-          <w:rFonts w:eastAsia="Times New Roman"/>
-          <w:color w:val="auto"/>
-        </w:rPr>
-        <w:t xml:space="preserve"> value.</w:t>
+        <w:t xml:space="preserve"> jaws at the other quality without a page reload (switchMeshQuality()) — it reuses the same progress overlay and reattaches any extra-STL-slot meshes afterward, since repopulating the jaw preview clears and rebuilds the model root. The logic is shared uniformly across both mesh source paths — OFF/parameterized (populateJawPreviewFromOFF()) and STL (populateJawPreview()) — both accept the resolved meshQuality value.</w:t>
       </w:r>
     </w:p>
     <w:p>
@@ -11832,39 +9225,7 @@
           <w:rFonts w:eastAsia="Times New Roman"/>
           <w:color w:val="auto"/>
         </w:rPr>
-        <w:t>Loaded from /polylines/</w:t>
-      </w:r>
-      <w:proofErr w:type="spellStart"/>
-      <w:r>
-        <w:rPr>
-          <w:rFonts w:eastAsia="Times New Roman"/>
-          <w:color w:val="auto"/>
-        </w:rPr>
-        <w:t>getall</w:t>
-      </w:r>
-      <w:proofErr w:type="spellEnd"/>
-      <w:r>
-        <w:rPr>
-          <w:rFonts w:eastAsia="Times New Roman"/>
-          <w:color w:val="auto"/>
-        </w:rPr>
-        <w:t> (POLYLINE_ENDPOINT), normalised across structured and encoded payload variants by </w:t>
-      </w:r>
-      <w:proofErr w:type="spellStart"/>
-      <w:r>
-        <w:rPr>
-          <w:rFonts w:eastAsia="Times New Roman"/>
-          <w:color w:val="auto"/>
-        </w:rPr>
-        <w:t>normalizePolylineResponse</w:t>
-      </w:r>
-      <w:proofErr w:type="spellEnd"/>
-      <w:r>
-        <w:rPr>
-          <w:rFonts w:eastAsia="Times New Roman"/>
-          <w:color w:val="auto"/>
-        </w:rPr>
-        <w:t>() before rendering — this absorbs backend payload-shape differences into one consistent internal format regardless of how the source data was encoded.</w:t>
+        <w:t>Loaded from /polylines/getall (POLYLINE_ENDPOINT), normalised across structured and encoded payload variants by normalizePolylineResponse() before rendering — this absorbs backend payload-shape differences into one consistent internal format regardless of how the source data was encoded.</w:t>
       </w:r>
     </w:p>
     <w:p>
@@ -11884,23 +9245,7 @@
           <w:rFonts w:eastAsia="Times New Roman"/>
           <w:color w:val="auto"/>
         </w:rPr>
-        <w:t>Rendered as tube geometry: each polyline segment becomes a </w:t>
-      </w:r>
-      <w:proofErr w:type="spellStart"/>
-      <w:r>
-        <w:rPr>
-          <w:rFonts w:eastAsia="Times New Roman"/>
-          <w:color w:val="auto"/>
-        </w:rPr>
-        <w:t>THREE.TubeGeometry</w:t>
-      </w:r>
-      <w:proofErr w:type="spellEnd"/>
-      <w:r>
-        <w:rPr>
-          <w:rFonts w:eastAsia="Times New Roman"/>
-          <w:color w:val="auto"/>
-        </w:rPr>
-        <w:t> between adjacent points (createPolylineTubeGeometry() / createPolylineTubeGeometryBetweenPoints()), with per-component visibility toggles and draggable point handles for interactive editing.</w:t>
+        <w:t>Rendered as tube geometry: each polyline segment becomes a THREE.TubeGeometry between adjacent points (createPolylineTubeGeometry() / createPolylineTubeGeometryBetweenPoints()), with per-component visibility toggles and draggable point handles for interactive editing.</w:t>
       </w:r>
     </w:p>
     <w:p>
@@ -11920,55 +9265,7 @@
           <w:rFonts w:eastAsia="Times New Roman"/>
           <w:color w:val="auto"/>
         </w:rPr>
-        <w:t>applyJawTransformToPolylineGroup() and getClosestJawPolylineSurfacePoint() accept a </w:t>
-      </w:r>
-      <w:proofErr w:type="spellStart"/>
-      <w:r>
-        <w:rPr>
-          <w:rFonts w:eastAsia="Times New Roman"/>
-          <w:color w:val="auto"/>
-        </w:rPr>
-        <w:t>coordinateSpace</w:t>
-      </w:r>
-      <w:proofErr w:type="spellEnd"/>
-      <w:r>
-        <w:rPr>
-          <w:rFonts w:eastAsia="Times New Roman"/>
-          <w:color w:val="auto"/>
-        </w:rPr>
-        <w:t> of "jaw-local" or "scene-world", but the renderer doesn't just trust a source flag — it computes the median distance from the polyline points to the jaw surface under both interpretations (</w:t>
-      </w:r>
-      <w:proofErr w:type="spellStart"/>
-      <w:r>
-        <w:rPr>
-          <w:rFonts w:eastAsia="Times New Roman"/>
-          <w:color w:val="auto"/>
-        </w:rPr>
-        <w:t>getMedianDistanceToJaw</w:t>
-      </w:r>
-      <w:proofErr w:type="spellEnd"/>
-      <w:r>
-        <w:rPr>
-          <w:rFonts w:eastAsia="Times New Roman"/>
-          <w:color w:val="auto"/>
-        </w:rPr>
-        <w:t xml:space="preserve">(points, </w:t>
-      </w:r>
-      <w:proofErr w:type="spellStart"/>
-      <w:r>
-        <w:rPr>
-          <w:rFonts w:eastAsia="Times New Roman"/>
-          <w:color w:val="auto"/>
-        </w:rPr>
-        <w:t>jawType</w:t>
-      </w:r>
-      <w:proofErr w:type="spellEnd"/>
-      <w:r>
-        <w:rPr>
-          <w:rFonts w:eastAsia="Times New Roman"/>
-          <w:color w:val="auto"/>
-        </w:rPr>
-        <w:t>, "jaw-local") vs. "scene-world") and picks whichever produces the smaller (more plausible) distance. This avoids double-transforming data that's already in world space, or under-transforming data that's still jaw-local.</w:t>
+        <w:t>applyJawTransformToPolylineGroup() and getClosestJawPolylineSurfacePoint() accept a coordinateSpace of "jaw-local" or "scene-world", but the renderer doesn't just trust a source flag — it computes the median distance from the polyline points to the jaw surface under both interpretations (getMedianDistanceToJaw(points, jawType, "jaw-local") vs. "scene-world") and picks whichever produces the smaller (more plausible) distance. This avoids double-transforming data that's already in world space, or under-transforming data that's still jaw-local.</w:t>
       </w:r>
     </w:p>
     <w:p>
@@ -11988,23 +9285,7 @@
           <w:rFonts w:eastAsia="Times New Roman"/>
           <w:color w:val="auto"/>
         </w:rPr>
-        <w:t>Undo, redo and reset history are available for polyline point edits, exposed as dedicated toolbar buttons (Icon_undo2.png / Icon_redo2.png) wired directly in </w:t>
-      </w:r>
-      <w:proofErr w:type="spellStart"/>
-      <w:r>
-        <w:rPr>
-          <w:rFonts w:eastAsia="Times New Roman"/>
-          <w:color w:val="auto"/>
-        </w:rPr>
-        <w:t>src</w:t>
-      </w:r>
-      <w:proofErr w:type="spellEnd"/>
-      <w:r>
-        <w:rPr>
-          <w:rFonts w:eastAsia="Times New Roman"/>
-          <w:color w:val="auto"/>
-        </w:rPr>
-        <w:t>/index.js.</w:t>
+        <w:t>Undo, redo and reset history are available for polyline point edits, exposed as dedicated toolbar buttons (Icon_undo2.png / Icon_redo2.png) wired directly in src/index.js.</w:t>
       </w:r>
     </w:p>
     <w:p>
@@ -12035,41 +9316,8 @@
           <w:rFonts w:eastAsia="Times New Roman"/>
           <w:color w:val="auto"/>
         </w:rPr>
-        <w:t>Loaded separately through /</w:t>
-      </w:r>
-      <w:proofErr w:type="spellStart"/>
-      <w:r>
-        <w:rPr>
-          <w:rFonts w:eastAsia="Times New Roman"/>
-          <w:color w:val="auto"/>
-        </w:rPr>
-        <w:t>toothPlacementData</w:t>
-      </w:r>
-      <w:proofErr w:type="spellEnd"/>
-      <w:r>
-        <w:rPr>
-          <w:rFonts w:eastAsia="Times New Roman"/>
-          <w:color w:val="auto"/>
-        </w:rPr>
-        <w:t>/get (distinct from the polyline and jaw-mesh endpoints), decoded via </w:t>
-      </w:r>
-      <w:proofErr w:type="spellStart"/>
-      <w:r>
-        <w:rPr>
-          <w:rFonts w:eastAsia="Times New Roman"/>
-          <w:color w:val="auto"/>
-        </w:rPr>
-        <w:t>mapToothCraftData</w:t>
-      </w:r>
-      <w:proofErr w:type="spellEnd"/>
-      <w:r>
-        <w:rPr>
-          <w:rFonts w:eastAsia="Times New Roman"/>
-          <w:color w:val="auto"/>
-        </w:rPr>
-        <w:t>() into upper/lower </w:t>
-      </w:r>
-      <w:proofErr w:type="spellStart"/>
+        <w:t>Loaded separately through /toothPlacementData/get (distinct from the polyline and jaw-mesh endpoints), decoded via mapToothCraftData() into upper/lower </w:t>
+      </w:r>
       <w:r>
         <w:rPr>
           <w:rFonts w:eastAsia="Times New Roman"/>
@@ -12079,45 +9327,12 @@
         </w:rPr>
         <w:t>ToothCraftData</w:t>
       </w:r>
-      <w:proofErr w:type="spellEnd"/>
       <w:r>
         <w:rPr>
           <w:rFonts w:eastAsia="Times New Roman"/>
           <w:color w:val="auto"/>
         </w:rPr>
-        <w:t> records (</w:t>
-      </w:r>
-      <w:proofErr w:type="spellStart"/>
-      <w:r>
-        <w:rPr>
-          <w:rFonts w:eastAsia="Times New Roman"/>
-          <w:color w:val="auto"/>
-        </w:rPr>
-        <w:t>toothCraftDataUpperJaw</w:t>
-      </w:r>
-      <w:proofErr w:type="spellEnd"/>
-      <w:r>
-        <w:rPr>
-          <w:rFonts w:eastAsia="Times New Roman"/>
-          <w:color w:val="auto"/>
-        </w:rPr>
-        <w:t>_ / </w:t>
-      </w:r>
-      <w:proofErr w:type="spellStart"/>
-      <w:r>
-        <w:rPr>
-          <w:rFonts w:eastAsia="Times New Roman"/>
-          <w:color w:val="auto"/>
-        </w:rPr>
-        <w:t>toothCraftDataLowerJaw</w:t>
-      </w:r>
-      <w:proofErr w:type="spellEnd"/>
-      <w:r>
-        <w:rPr>
-          <w:rFonts w:eastAsia="Times New Roman"/>
-          <w:color w:val="auto"/>
-        </w:rPr>
-        <w:t>_).</w:t>
+        <w:t> records (toothCraftDataUpperJaw_ / toothCraftDataLowerJaw_).</w:t>
       </w:r>
     </w:p>
     <w:p>
@@ -12137,39 +9352,7 @@
           <w:rFonts w:eastAsia="Times New Roman"/>
           <w:color w:val="auto"/>
         </w:rPr>
-        <w:t>Rendered as an independent overlay group (artificial-tooth-overlay-group, built in </w:t>
-      </w:r>
-      <w:proofErr w:type="spellStart"/>
-      <w:r>
-        <w:rPr>
-          <w:rFonts w:eastAsia="Times New Roman"/>
-          <w:color w:val="auto"/>
-        </w:rPr>
-        <w:t>src</w:t>
-      </w:r>
-      <w:proofErr w:type="spellEnd"/>
-      <w:r>
-        <w:rPr>
-          <w:rFonts w:eastAsia="Times New Roman"/>
-          <w:color w:val="auto"/>
-        </w:rPr>
-        <w:t>/artificialTeeth.js); it does not modify jaw meshes or polylines — it's synced to jaw transforms every frame (</w:t>
-      </w:r>
-      <w:proofErr w:type="spellStart"/>
-      <w:r>
-        <w:rPr>
-          <w:rFonts w:eastAsia="Times New Roman"/>
-          <w:color w:val="auto"/>
-        </w:rPr>
-        <w:t>syncToJawMeshes</w:t>
-      </w:r>
-      <w:proofErr w:type="spellEnd"/>
-      <w:r>
-        <w:rPr>
-          <w:rFonts w:eastAsia="Times New Roman"/>
-          <w:color w:val="auto"/>
-        </w:rPr>
-        <w:t>()) but never writes back into the jaw geometry itself.</w:t>
+        <w:t>Rendered as an independent overlay group (artificial-tooth-overlay-group, built in src/artificialTeeth.js); it does not modify jaw meshes or polylines — it's synced to jaw transforms every frame (syncToJawMeshes()) but never writes back into the jaw geometry itself.</w:t>
       </w:r>
     </w:p>
     <w:p>
@@ -12198,175 +9381,15 @@
           <w:rFonts w:eastAsia="Times New Roman"/>
           <w:color w:val="auto"/>
         </w:rPr>
-        <w:t> The decoder carries both </w:t>
-      </w:r>
-      <w:proofErr w:type="spellStart"/>
+        <w:t xml:space="preserve"> The decoder carries both toothData_ (placement) and toothSurfaceMeshData_ (geometry) as separate keyed structures per tooth (createToothRecordsFromCraftMaps()), and each rendered tooth mesh tags its own geometrySource and placementSource in userData for downstream diagnostics </w:t>
+      </w:r>
       <w:r>
         <w:rPr>
           <w:rFonts w:eastAsia="Times New Roman"/>
           <w:color w:val="auto"/>
         </w:rPr>
-        <w:t>toothData</w:t>
-      </w:r>
-      <w:proofErr w:type="spellEnd"/>
-      <w:r>
-        <w:rPr>
-          <w:rFonts w:eastAsia="Times New Roman"/>
-          <w:color w:val="auto"/>
-        </w:rPr>
-        <w:t>_ (placement) and </w:t>
-      </w:r>
-      <w:proofErr w:type="spellStart"/>
-      <w:r>
-        <w:rPr>
-          <w:rFonts w:eastAsia="Times New Roman"/>
-          <w:color w:val="auto"/>
-        </w:rPr>
-        <w:t>toothSurfaceMeshData</w:t>
-      </w:r>
-      <w:proofErr w:type="spellEnd"/>
-      <w:r>
-        <w:rPr>
-          <w:rFonts w:eastAsia="Times New Roman"/>
-          <w:color w:val="auto"/>
-        </w:rPr>
-        <w:t>_ (geometry) as separate keyed structures per tooth (</w:t>
-      </w:r>
-      <w:proofErr w:type="spellStart"/>
-      <w:r>
-        <w:rPr>
-          <w:rFonts w:eastAsia="Times New Roman"/>
-          <w:color w:val="auto"/>
-        </w:rPr>
-        <w:t>createToothRecordsFromCraftMaps</w:t>
-      </w:r>
-      <w:proofErr w:type="spellEnd"/>
-      <w:r>
-        <w:rPr>
-          <w:rFonts w:eastAsia="Times New Roman"/>
-          <w:color w:val="auto"/>
-        </w:rPr>
-        <w:t>()), and each rendered tooth mesh tags its own </w:t>
-      </w:r>
-      <w:proofErr w:type="spellStart"/>
-      <w:r>
-        <w:rPr>
-          <w:rFonts w:eastAsia="Times New Roman"/>
-          <w:color w:val="auto"/>
-        </w:rPr>
-        <w:t>geometrySource</w:t>
-      </w:r>
-      <w:proofErr w:type="spellEnd"/>
-      <w:r>
-        <w:rPr>
-          <w:rFonts w:eastAsia="Times New Roman"/>
-          <w:color w:val="auto"/>
-        </w:rPr>
-        <w:t> and </w:t>
-      </w:r>
-      <w:proofErr w:type="spellStart"/>
-      <w:r>
-        <w:rPr>
-          <w:rFonts w:eastAsia="Times New Roman"/>
-          <w:color w:val="auto"/>
-        </w:rPr>
-        <w:t>placementSource</w:t>
-      </w:r>
-      <w:proofErr w:type="spellEnd"/>
-      <w:r>
-        <w:rPr>
-          <w:rFonts w:eastAsia="Times New Roman"/>
-          <w:color w:val="auto"/>
-        </w:rPr>
-        <w:t> in </w:t>
-      </w:r>
-      <w:proofErr w:type="spellStart"/>
-      <w:r>
-        <w:rPr>
-          <w:rFonts w:eastAsia="Times New Roman"/>
-          <w:color w:val="auto"/>
-        </w:rPr>
-        <w:t>userData</w:t>
-      </w:r>
-      <w:proofErr w:type="spellEnd"/>
-      <w:r>
-        <w:rPr>
-          <w:rFonts w:eastAsia="Times New Roman"/>
-          <w:color w:val="auto"/>
-        </w:rPr>
-        <w:t xml:space="preserve"> for downstream diagnostics </w:t>
-      </w:r>
-      <w:r>
-        <w:rPr>
-          <w:rFonts w:eastAsia="Times New Roman"/>
-          <w:color w:val="auto"/>
-        </w:rPr>
         <w:lastRenderedPageBreak/>
-        <w:t>(e.g. mesh.</w:t>
-      </w:r>
-      <w:proofErr w:type="spellStart"/>
-      <w:r>
-        <w:rPr>
-          <w:rFonts w:eastAsia="Times New Roman"/>
-          <w:color w:val="auto"/>
-        </w:rPr>
-        <w:t>userData</w:t>
-      </w:r>
-      <w:proofErr w:type="spellEnd"/>
-      <w:r>
-        <w:rPr>
-          <w:rFonts w:eastAsia="Times New Roman"/>
-          <w:color w:val="auto"/>
-        </w:rPr>
-        <w:t>?.source?.</w:t>
-      </w:r>
-      <w:proofErr w:type="spellStart"/>
-      <w:r>
-        <w:rPr>
-          <w:rFonts w:eastAsia="Times New Roman"/>
-          <w:color w:val="auto"/>
-        </w:rPr>
-        <w:t>placementSource</w:t>
-      </w:r>
-      <w:proofErr w:type="spellEnd"/>
-      <w:r>
-        <w:rPr>
-          <w:rFonts w:eastAsia="Times New Roman"/>
-          <w:color w:val="auto"/>
-        </w:rPr>
-        <w:t>). Mixing </w:t>
-      </w:r>
-      <w:proofErr w:type="spellStart"/>
-      <w:r>
-        <w:rPr>
-          <w:rFonts w:eastAsia="Times New Roman"/>
-          <w:color w:val="auto"/>
-        </w:rPr>
-        <w:t>surfaceMesh</w:t>
-      </w:r>
-      <w:proofErr w:type="spellEnd"/>
-      <w:r>
-        <w:rPr>
-          <w:rFonts w:eastAsia="Times New Roman"/>
-          <w:color w:val="auto"/>
-        </w:rPr>
-        <w:t> geometry with </w:t>
-      </w:r>
-      <w:proofErr w:type="spellStart"/>
-      <w:r>
-        <w:rPr>
-          <w:rFonts w:eastAsia="Times New Roman"/>
-          <w:color w:val="auto"/>
-        </w:rPr>
-        <w:t>toothData</w:t>
-      </w:r>
-      <w:proofErr w:type="spellEnd"/>
-      <w:r>
-        <w:rPr>
-          <w:rFonts w:eastAsia="Times New Roman"/>
-          <w:color w:val="auto"/>
-        </w:rPr>
-        <w:t>-only placement misaligns the tooth, since the two paths aren't guaranteed to describe the same coordinate frame.</w:t>
+        <w:t>(e.g. mesh.userData?.source?.placementSource). Mixing surfaceMesh geometry with toothData-only placement misaligns the tooth, since the two paths aren't guaranteed to describe the same coordinate frame.</w:t>
       </w:r>
     </w:p>
     <w:p>
@@ -12386,23 +9409,7 @@
           <w:rFonts w:eastAsia="Times New Roman"/>
           <w:color w:val="auto"/>
         </w:rPr>
-        <w:t xml:space="preserve">Buccal and gingival guideline curves are rendered as separate, distinctly </w:t>
-      </w:r>
-      <w:proofErr w:type="spellStart"/>
-      <w:r>
-        <w:rPr>
-          <w:rFonts w:eastAsia="Times New Roman"/>
-          <w:color w:val="auto"/>
-        </w:rPr>
-        <w:t>colored</w:t>
-      </w:r>
-      <w:proofErr w:type="spellEnd"/>
-      <w:r>
-        <w:rPr>
-          <w:rFonts w:eastAsia="Times New Roman"/>
-          <w:color w:val="auto"/>
-        </w:rPr>
-        <w:t xml:space="preserve"> materials — buccal in orange (0xff9f1c) and gingival in cyan/blue (0x38d6ff), both semi-transparent (opacity 0.72–0.78) — for both upper and lower jaws. They are visual references only: nothing in the placement or transform code reads these curves back to snap, constrain, scale, or orient a tooth.</w:t>
+        <w:t>Buccal and gingival guideline curves are rendered as separate, distinctly colored materials — buccal in orange (0xff9f1c) and gingival in cyan/blue (0x38d6ff), both semi-transparent (opacity 0.72–0.78) — for both upper and lower jaws. They are visual references only: nothing in the placement or transform code reads these curves back to snap, constrain, scale, or orient a tooth.</w:t>
       </w:r>
     </w:p>
     <w:p>
@@ -12433,71 +9440,7 @@
           <w:rFonts w:eastAsia="Times New Roman"/>
           <w:color w:val="auto"/>
         </w:rPr>
-        <w:t>Available on supported jaw objects via the undercut/occlusion analysis mode buttons (newControls.js, per-component </w:t>
-      </w:r>
-      <w:proofErr w:type="spellStart"/>
-      <w:r>
-        <w:rPr>
-          <w:rFonts w:eastAsia="Times New Roman"/>
-          <w:color w:val="auto"/>
-        </w:rPr>
-        <w:t>undercutButton</w:t>
-      </w:r>
-      <w:proofErr w:type="spellEnd"/>
-      <w:r>
-        <w:rPr>
-          <w:rFonts w:eastAsia="Times New Roman"/>
-          <w:color w:val="auto"/>
-        </w:rPr>
-        <w:t>/</w:t>
-      </w:r>
-      <w:proofErr w:type="spellStart"/>
-      <w:r>
-        <w:rPr>
-          <w:rFonts w:eastAsia="Times New Roman"/>
-          <w:color w:val="auto"/>
-        </w:rPr>
-        <w:t>occlusionButton</w:t>
-      </w:r>
-      <w:proofErr w:type="spellEnd"/>
-      <w:r>
-        <w:rPr>
-          <w:rFonts w:eastAsia="Times New Roman"/>
-          <w:color w:val="auto"/>
-        </w:rPr>
-        <w:t>, toggling </w:t>
-      </w:r>
-      <w:proofErr w:type="spellStart"/>
-      <w:r>
-        <w:rPr>
-          <w:rFonts w:eastAsia="Times New Roman"/>
-          <w:color w:val="auto"/>
-        </w:rPr>
-        <w:t>group.setMode</w:t>
-      </w:r>
-      <w:proofErr w:type="spellEnd"/>
-      <w:r>
-        <w:rPr>
-          <w:rFonts w:eastAsia="Times New Roman"/>
-          <w:color w:val="auto"/>
-        </w:rPr>
-        <w:t>("</w:t>
-      </w:r>
-      <w:proofErr w:type="spellStart"/>
-      <w:r>
-        <w:rPr>
-          <w:rFonts w:eastAsia="Times New Roman"/>
-          <w:color w:val="auto"/>
-        </w:rPr>
-        <w:t>undercut"|"occlusion"|"normal</w:t>
-      </w:r>
-      <w:proofErr w:type="spellEnd"/>
-      <w:r>
-        <w:rPr>
-          <w:rFonts w:eastAsia="Times New Roman"/>
-          <w:color w:val="auto"/>
-        </w:rPr>
-        <w:t>")).</w:t>
+        <w:t>Available on supported jaw objects via the undercut/occlusion analysis mode buttons (newControls.js, per-component undercutButton/occlusionButton, toggling group.setMode("undercut"|"occlusion"|"normal")).</w:t>
       </w:r>
     </w:p>
     <w:p>
@@ -12517,23 +9460,7 @@
           <w:rFonts w:eastAsia="Times New Roman"/>
           <w:color w:val="auto"/>
         </w:rPr>
-        <w:t>Both modes share a single toggleable measurement legend panel managed by </w:t>
-      </w:r>
-      <w:proofErr w:type="spellStart"/>
-      <w:r>
-        <w:rPr>
-          <w:rFonts w:eastAsia="Times New Roman"/>
-          <w:color w:val="auto"/>
-        </w:rPr>
-        <w:t>src</w:t>
-      </w:r>
-      <w:proofErr w:type="spellEnd"/>
-      <w:r>
-        <w:rPr>
-          <w:rFonts w:eastAsia="Times New Roman"/>
-          <w:color w:val="auto"/>
-        </w:rPr>
-        <w:t>/resetButton.js — a &lt;section class="legend-container"&gt; (initially legend-hidden) titled "Heatmap," with a close button (legend-close) and per-section color-coded value ranges for each mode, so switching between undercut and occlusion analysis doesn't require separate legend UI.</w:t>
+        <w:t>Both modes share a single toggleable measurement legend panel managed by src/resetButton.js — a &lt;section class="legend-container"&gt; (initially legend-hidden) titled "Heatmap," with a close button (legend-close) and per-section color-coded value ranges for each mode, so switching between undercut and occlusion analysis doesn't require separate legend UI.</w:t>
       </w:r>
     </w:p>
     <w:p>
@@ -12666,23 +9593,7 @@
           <w:rFonts w:eastAsia="Times New Roman"/>
           <w:color w:val="auto"/>
         </w:rPr>
-        <w:t xml:space="preserve">Load polylines and artificial teeth in the background, as a single parallel batch (fetchAndRenderCaseOverlays(): Promise.all([fetchAndRenderPolylines(), </w:t>
-      </w:r>
-      <w:proofErr w:type="spellStart"/>
-      <w:r>
-        <w:rPr>
-          <w:rFonts w:eastAsia="Times New Roman"/>
-          <w:color w:val="auto"/>
-        </w:rPr>
-        <w:t>artificialTeethRenderer.fetchAndRender</w:t>
-      </w:r>
-      <w:proofErr w:type="spellEnd"/>
-      <w:r>
-        <w:rPr>
-          <w:rFonts w:eastAsia="Times New Roman"/>
-          <w:color w:val="auto"/>
-        </w:rPr>
-        <w:t>()])) rather than sequentially.</w:t>
+        <w:t>Load polylines and artificial teeth in the background, as a single parallel batch (fetchAndRenderCaseOverlays(): Promise.all([fetchAndRenderPolylines(), artificialTeethRenderer.fetchAndRender()])) rather than sequentially.</w:t>
       </w:r>
     </w:p>
     <w:p>
@@ -12702,39 +9613,7 @@
           <w:rFonts w:eastAsia="Times New Roman"/>
           <w:color w:val="auto"/>
         </w:rPr>
-        <w:t>Chat loading is decoupled more strongly than just "non-blocking" — chat.js isn't loaded at all during page load. </w:t>
-      </w:r>
-      <w:proofErr w:type="spellStart"/>
-      <w:r>
-        <w:rPr>
-          <w:rFonts w:eastAsia="Times New Roman"/>
-          <w:color w:val="auto"/>
-        </w:rPr>
-        <w:t>viewerShell.js's</w:t>
-      </w:r>
-      <w:proofErr w:type="spellEnd"/>
-      <w:r>
-        <w:rPr>
-          <w:rFonts w:eastAsia="Times New Roman"/>
-          <w:color w:val="auto"/>
-        </w:rPr>
-        <w:t> </w:t>
-      </w:r>
-      <w:proofErr w:type="spellStart"/>
-      <w:r>
-        <w:rPr>
-          <w:rFonts w:eastAsia="Times New Roman"/>
-          <w:color w:val="auto"/>
-        </w:rPr>
-        <w:t>wireChatButton</w:t>
-      </w:r>
-      <w:proofErr w:type="spellEnd"/>
-      <w:r>
-        <w:rPr>
-          <w:rFonts w:eastAsia="Times New Roman"/>
-          <w:color w:val="auto"/>
-        </w:rPr>
-        <w:t>() only dynamically import()s it the first time the user actually clicks the chat button, so a broken or slow chat module can never affect initial scene load.</w:t>
+        <w:t>Chat loading is decoupled more strongly than just "non-blocking" — chat.js isn't loaded at all during page load. viewerShell.js's wireChatButton() only dynamically import()s it the first time the user actually clicks the chat button, so a broken or slow chat module can never affect initial scene load.</w:t>
       </w:r>
     </w:p>
     <w:p>
@@ -12744,14 +9623,9 @@
       </w:pPr>
       <w:bookmarkStart w:id="24" w:name="_Toc234853088"/>
       <w:r>
-        <w:t xml:space="preserve">8.2 </w:t>
-      </w:r>
-      <w:proofErr w:type="spellStart"/>
-      <w:r>
-        <w:t>ApiClient</w:t>
+        <w:t>8.2 ApiClient</w:t>
       </w:r>
       <w:bookmarkEnd w:id="24"/>
-      <w:proofErr w:type="spellEnd"/>
     </w:p>
     <w:p>
       <w:pPr>
@@ -12761,21 +9635,12 @@
           <w:color w:val="auto"/>
         </w:rPr>
       </w:pPr>
-      <w:proofErr w:type="spellStart"/>
       <w:r>
         <w:rPr>
           <w:rFonts w:eastAsia="Times New Roman"/>
           <w:color w:val="auto"/>
         </w:rPr>
-        <w:t>src</w:t>
-      </w:r>
-      <w:proofErr w:type="spellEnd"/>
-      <w:r>
-        <w:rPr>
-          <w:rFonts w:eastAsia="Times New Roman"/>
-          <w:color w:val="auto"/>
-        </w:rPr>
-        <w:t>/ApiClient.js manages REST calls, session login, streaming download progress and fallback JSON parsing.</w:t>
+        <w:t>src/ApiClient.js manages REST calls, session login, streaming download progress and fallback JSON parsing.</w:t>
       </w:r>
     </w:p>
     <w:p>
@@ -12804,39 +9669,7 @@
           <w:rFonts w:eastAsia="Times New Roman"/>
           <w:color w:val="auto"/>
         </w:rPr>
-        <w:t> is guarded by a module-level singleton promise (</w:t>
-      </w:r>
-      <w:proofErr w:type="spellStart"/>
-      <w:r>
-        <w:rPr>
-          <w:rFonts w:eastAsia="Times New Roman"/>
-          <w:color w:val="auto"/>
-        </w:rPr>
-        <w:t>sessionLoginPromise</w:t>
-      </w:r>
-      <w:proofErr w:type="spellEnd"/>
-      <w:r>
-        <w:rPr>
-          <w:rFonts w:eastAsia="Times New Roman"/>
-          <w:color w:val="auto"/>
-        </w:rPr>
-        <w:t> / </w:t>
-      </w:r>
-      <w:proofErr w:type="spellStart"/>
-      <w:r>
-        <w:rPr>
-          <w:rFonts w:eastAsia="Times New Roman"/>
-          <w:color w:val="auto"/>
-        </w:rPr>
-        <w:t>getSessionLogin</w:t>
-      </w:r>
-      <w:proofErr w:type="spellEnd"/>
-      <w:r>
-        <w:rPr>
-          <w:rFonts w:eastAsia="Times New Roman"/>
-          <w:color w:val="auto"/>
-        </w:rPr>
-        <w:t>()).</w:t>
+        <w:t> is guarded by a module-level singleton promise (sessionLoginPromise / getSessionLogin()).</w:t>
       </w:r>
     </w:p>
     <w:p>
@@ -12865,39 +9698,7 @@
           <w:rFonts w:eastAsia="Times New Roman"/>
           <w:color w:val="auto"/>
         </w:rPr>
-        <w:t>: when Content-Length is present, the response body is read via </w:t>
-      </w:r>
-      <w:proofErr w:type="spellStart"/>
-      <w:r>
-        <w:rPr>
-          <w:rFonts w:eastAsia="Times New Roman"/>
-          <w:color w:val="auto"/>
-        </w:rPr>
-        <w:t>response.body.getReader</w:t>
-      </w:r>
-      <w:proofErr w:type="spellEnd"/>
-      <w:r>
-        <w:rPr>
-          <w:rFonts w:eastAsia="Times New Roman"/>
-          <w:color w:val="auto"/>
-        </w:rPr>
-        <w:t>() into a </w:t>
-      </w:r>
-      <w:proofErr w:type="spellStart"/>
-      <w:r>
-        <w:rPr>
-          <w:rFonts w:eastAsia="Times New Roman"/>
-          <w:color w:val="auto"/>
-        </w:rPr>
-        <w:t>ReadableStream</w:t>
-      </w:r>
-      <w:proofErr w:type="spellEnd"/>
-      <w:r>
-        <w:rPr>
-          <w:rFonts w:eastAsia="Times New Roman"/>
-          <w:color w:val="auto"/>
-        </w:rPr>
-        <w:t>, updating a progress bar, percentage label, and a live download-speed readout (MB/s, computed from bytes-loaded ÷ elapsed time).</w:t>
+        <w:t>: when Content-Length is present, the response body is read via response.body.getReader() into a ReadableStream, updating a progress bar, percentage label, and a live download-speed readout (MB/s, computed from bytes-loaded ÷ elapsed time).</w:t>
       </w:r>
     </w:p>
     <w:p>
@@ -12926,23 +9727,7 @@
           <w:rFonts w:eastAsia="Times New Roman"/>
           <w:color w:val="auto"/>
         </w:rPr>
-        <w:t>: when Content-Length is absent (chunked transfer encoding — confirmed as the GCP-proxy case in 8.3), it skips the streaming UI entirely and falls straight to </w:t>
-      </w:r>
-      <w:proofErr w:type="spellStart"/>
-      <w:r>
-        <w:rPr>
-          <w:rFonts w:eastAsia="Times New Roman"/>
-          <w:color w:val="auto"/>
-        </w:rPr>
-        <w:t>response.json</w:t>
-      </w:r>
-      <w:proofErr w:type="spellEnd"/>
-      <w:r>
-        <w:rPr>
-          <w:rFonts w:eastAsia="Times New Roman"/>
-          <w:color w:val="auto"/>
-        </w:rPr>
-        <w:t>(), rather than aborting.</w:t>
+        <w:t>: when Content-Length is absent (chunked transfer encoding — confirmed as the GCP-proxy case in 8.3), it skips the streaming UI entirely and falls straight to response.json(), rather than aborting.</w:t>
       </w:r>
     </w:p>
     <w:p>
@@ -12998,39 +9783,7 @@
           <w:rFonts w:eastAsia="Times New Roman"/>
           <w:color w:val="auto"/>
         </w:rPr>
-        <w:t xml:space="preserve">The viewer shell has been reworked for desktop, tablet and mobile breakpoints, using </w:t>
-      </w:r>
-      <w:proofErr w:type="spellStart"/>
-      <w:r>
-        <w:rPr>
-          <w:rFonts w:eastAsia="Times New Roman"/>
-          <w:color w:val="auto"/>
-        </w:rPr>
-        <w:t>css</w:t>
-      </w:r>
-      <w:proofErr w:type="spellEnd"/>
-      <w:r>
-        <w:rPr>
-          <w:rFonts w:eastAsia="Times New Roman"/>
-          <w:color w:val="auto"/>
-        </w:rPr>
-        <w:t xml:space="preserve">/style.css (shell chrome) and </w:t>
-      </w:r>
-      <w:proofErr w:type="spellStart"/>
-      <w:r>
-        <w:rPr>
-          <w:rFonts w:eastAsia="Times New Roman"/>
-          <w:color w:val="auto"/>
-        </w:rPr>
-        <w:t>src</w:t>
-      </w:r>
-      <w:proofErr w:type="spellEnd"/>
-      <w:r>
-        <w:rPr>
-          <w:rFonts w:eastAsia="Times New Roman"/>
-          <w:color w:val="auto"/>
-        </w:rPr>
-        <w:t>/index.js (the control-panel drawer) rather than a single stylesheet:</w:t>
+        <w:t>The viewer shell has been reworked for desktop, tablet and mobile breakpoints, using css/style.css (shell chrome) and src/index.js (the control-panel drawer) rather than a single stylesheet:</w:t>
       </w:r>
     </w:p>
     <w:p>
@@ -13059,23 +9812,7 @@
           <w:rFonts w:eastAsia="Times New Roman"/>
           <w:color w:val="auto"/>
         </w:rPr>
-        <w:t>: desktop ≥1025px, tablet 769–1024px, mobile ≤768px (</w:t>
-      </w:r>
-      <w:proofErr w:type="spellStart"/>
-      <w:r>
-        <w:rPr>
-          <w:rFonts w:eastAsia="Times New Roman"/>
-          <w:color w:val="auto"/>
-        </w:rPr>
-        <w:t>css</w:t>
-      </w:r>
-      <w:proofErr w:type="spellEnd"/>
-      <w:r>
-        <w:rPr>
-          <w:rFonts w:eastAsia="Times New Roman"/>
-          <w:color w:val="auto"/>
-        </w:rPr>
-        <w:t>/style.css), consistent with the breakpoint scheme used across the other page-specific stylesheets (2Dannotation.css uses an analogous 1201px/720px split for its own controls).</w:t>
+        <w:t>: desktop ≥1025px, tablet 769–1024px, mobile ≤768px (css/style.css), consistent with the breakpoint scheme used across the other page-specific stylesheets (2Dannotation.css uses an analogous 1201px/720px split for its own controls).</w:t>
       </w:r>
     </w:p>
     <w:p>
@@ -13104,103 +9841,7 @@
           <w:rFonts w:eastAsia="Times New Roman"/>
           <w:color w:val="auto"/>
         </w:rPr>
-        <w:t> (.cm-footer in style.css, populated by viewerShell.js) shows case name (</w:t>
-      </w:r>
-      <w:proofErr w:type="spellStart"/>
-      <w:r>
-        <w:rPr>
-          <w:rFonts w:eastAsia="Times New Roman"/>
-          <w:color w:val="auto"/>
-        </w:rPr>
-        <w:t>footerCaseName</w:t>
-      </w:r>
-      <w:proofErr w:type="spellEnd"/>
-      <w:r>
-        <w:rPr>
-          <w:rFonts w:eastAsia="Times New Roman"/>
-          <w:color w:val="auto"/>
-        </w:rPr>
-        <w:t>), current user (</w:t>
-      </w:r>
-      <w:proofErr w:type="spellStart"/>
-      <w:r>
-        <w:rPr>
-          <w:rFonts w:eastAsia="Times New Roman"/>
-          <w:color w:val="auto"/>
-        </w:rPr>
-        <w:t>footerUserName</w:t>
-      </w:r>
-      <w:proofErr w:type="spellEnd"/>
-      <w:r>
-        <w:rPr>
-          <w:rFonts w:eastAsia="Times New Roman"/>
-          <w:color w:val="auto"/>
-        </w:rPr>
-        <w:t> — hidden entirely below 768px to save space), connection state (</w:t>
-      </w:r>
-      <w:proofErr w:type="spellStart"/>
-      <w:r>
-        <w:rPr>
-          <w:rFonts w:eastAsia="Times New Roman"/>
-          <w:color w:val="auto"/>
-        </w:rPr>
-        <w:t>footerConnection</w:t>
-      </w:r>
-      <w:proofErr w:type="spellEnd"/>
-      <w:r>
-        <w:rPr>
-          <w:rFonts w:eastAsia="Times New Roman"/>
-          <w:color w:val="auto"/>
-        </w:rPr>
-        <w:t>), a menu button (</w:t>
-      </w:r>
-      <w:proofErr w:type="spellStart"/>
-      <w:r>
-        <w:rPr>
-          <w:rFonts w:eastAsia="Times New Roman"/>
-          <w:color w:val="auto"/>
-        </w:rPr>
-        <w:t>footerMenuBtn</w:t>
-      </w:r>
-      <w:proofErr w:type="spellEnd"/>
-      <w:r>
-        <w:rPr>
-          <w:rFonts w:eastAsia="Times New Roman"/>
-          <w:color w:val="auto"/>
-        </w:rPr>
-        <w:t>), case chat entry (</w:t>
-      </w:r>
-      <w:proofErr w:type="spellStart"/>
-      <w:r>
-        <w:rPr>
-          <w:rFonts w:eastAsia="Times New Roman"/>
-          <w:color w:val="auto"/>
-        </w:rPr>
-        <w:t>footerChatBtn</w:t>
-      </w:r>
-      <w:proofErr w:type="spellEnd"/>
-      <w:r>
-        <w:rPr>
-          <w:rFonts w:eastAsia="Times New Roman"/>
-          <w:color w:val="auto"/>
-        </w:rPr>
-        <w:t>), and the right-panel toggle (</w:t>
-      </w:r>
-      <w:proofErr w:type="spellStart"/>
-      <w:r>
-        <w:rPr>
-          <w:rFonts w:eastAsia="Times New Roman"/>
-          <w:color w:val="auto"/>
-        </w:rPr>
-        <w:t>wireRightNavButton</w:t>
-      </w:r>
-      <w:proofErr w:type="spellEnd"/>
-      <w:r>
-        <w:rPr>
-          <w:rFonts w:eastAsia="Times New Roman"/>
-          <w:color w:val="auto"/>
-        </w:rPr>
-        <w:t>()).</w:t>
+        <w:t> (.cm-footer in style.css, populated by viewerShell.js) shows case name (footerCaseName), current user (footerUserName — hidden entirely below 768px to save space), connection state (footerConnection), a menu button (footerMenuBtn), case chat entry (footerChatBtn), and the right-panel toggle (wireRightNavButton()).</w:t>
       </w:r>
     </w:p>
     <w:p>
@@ -13300,71 +9941,7 @@
           <w:rFonts w:eastAsia="Times New Roman"/>
           <w:color w:val="auto"/>
         </w:rPr>
-        <w:t>Case chat (chat.js) is wired into the 3D Viewer (</w:t>
-      </w:r>
-      <w:proofErr w:type="spellStart"/>
-      <w:r>
-        <w:rPr>
-          <w:rFonts w:eastAsia="Times New Roman"/>
-          <w:color w:val="auto"/>
-        </w:rPr>
-        <w:t>viewerShell.js's</w:t>
-      </w:r>
-      <w:proofErr w:type="spellEnd"/>
-      <w:r>
-        <w:rPr>
-          <w:rFonts w:eastAsia="Times New Roman"/>
-          <w:color w:val="auto"/>
-        </w:rPr>
-        <w:t xml:space="preserve"> </w:t>
-      </w:r>
-      <w:proofErr w:type="spellStart"/>
-      <w:r>
-        <w:rPr>
-          <w:rFonts w:eastAsia="Times New Roman"/>
-          <w:color w:val="auto"/>
-        </w:rPr>
-        <w:t>wireChatButton</w:t>
-      </w:r>
-      <w:proofErr w:type="spellEnd"/>
-      <w:r>
-        <w:rPr>
-          <w:rFonts w:eastAsia="Times New Roman"/>
-          <w:color w:val="auto"/>
-        </w:rPr>
-        <w:t>()) and the 2D Annotation page (</w:t>
-      </w:r>
-      <w:proofErr w:type="spellStart"/>
-      <w:r>
-        <w:rPr>
-          <w:rFonts w:eastAsia="Times New Roman"/>
-          <w:color w:val="auto"/>
-        </w:rPr>
-        <w:t>src</w:t>
-      </w:r>
-      <w:proofErr w:type="spellEnd"/>
-      <w:r>
-        <w:rPr>
-          <w:rFonts w:eastAsia="Times New Roman"/>
-          <w:color w:val="auto"/>
-        </w:rPr>
-        <w:t>/</w:t>
-      </w:r>
-      <w:proofErr w:type="spellStart"/>
-      <w:r>
-        <w:rPr>
-          <w:rFonts w:eastAsia="Times New Roman"/>
-          <w:color w:val="auto"/>
-        </w:rPr>
-        <w:t>js</w:t>
-      </w:r>
-      <w:proofErr w:type="spellEnd"/>
-      <w:r>
-        <w:rPr>
-          <w:rFonts w:eastAsia="Times New Roman"/>
-          <w:color w:val="auto"/>
-        </w:rPr>
-        <w:t xml:space="preserve">/2D/2DAnnotation.js) </w:t>
+        <w:t xml:space="preserve">Case chat (chat.js) is wired into the 3D Viewer (viewerShell.js's wireChatButton()) and the 2D Annotation page (src/js/2D/2DAnnotation.js) </w:t>
       </w:r>
     </w:p>
     <w:p>
@@ -13400,39 +9977,7 @@
           <w:rFonts w:eastAsia="Times New Roman"/>
           <w:color w:val="auto"/>
         </w:rPr>
-        <w:t>Text comments and image attachments, with client-side MIME sniffing from the base64 signature (</w:t>
-      </w:r>
-      <w:proofErr w:type="spellStart"/>
-      <w:r>
-        <w:rPr>
-          <w:rFonts w:eastAsia="Times New Roman"/>
-          <w:color w:val="auto"/>
-        </w:rPr>
-        <w:t>detectImageMime</w:t>
-      </w:r>
-      <w:proofErr w:type="spellEnd"/>
-      <w:r>
-        <w:rPr>
-          <w:rFonts w:eastAsia="Times New Roman"/>
-          <w:color w:val="auto"/>
-        </w:rPr>
-        <w:t>() — JPEG/PNG/GIF/</w:t>
-      </w:r>
-      <w:proofErr w:type="spellStart"/>
-      <w:r>
-        <w:rPr>
-          <w:rFonts w:eastAsia="Times New Roman"/>
-          <w:color w:val="auto"/>
-        </w:rPr>
-        <w:t>WebP</w:t>
-      </w:r>
-      <w:proofErr w:type="spellEnd"/>
-      <w:r>
-        <w:rPr>
-          <w:rFonts w:eastAsia="Times New Roman"/>
-          <w:color w:val="auto"/>
-        </w:rPr>
-        <w:t>) rather than trusting a declared content type.</w:t>
+        <w:t>Text comments and image attachments, with client-side MIME sniffing from the base64 signature (detectImageMime() — JPEG/PNG/GIF/WebP) rather than trusting a declared content type.</w:t>
       </w:r>
     </w:p>
     <w:p>
@@ -13472,39 +10017,7 @@
           <w:rFonts w:eastAsia="Times New Roman"/>
           <w:color w:val="auto"/>
         </w:rPr>
-        <w:t>Polling (</w:t>
-      </w:r>
-      <w:proofErr w:type="spellStart"/>
-      <w:r>
-        <w:rPr>
-          <w:rFonts w:eastAsia="Times New Roman"/>
-          <w:color w:val="auto"/>
-        </w:rPr>
-        <w:t>pollTimer</w:t>
-      </w:r>
-      <w:proofErr w:type="spellEnd"/>
-      <w:r>
-        <w:rPr>
-          <w:rFonts w:eastAsia="Times New Roman"/>
-          <w:color w:val="auto"/>
-        </w:rPr>
-        <w:t>/</w:t>
-      </w:r>
-      <w:proofErr w:type="spellStart"/>
-      <w:r>
-        <w:rPr>
-          <w:rFonts w:eastAsia="Times New Roman"/>
-          <w:color w:val="auto"/>
-        </w:rPr>
-        <w:t>pollTick</w:t>
-      </w:r>
-      <w:proofErr w:type="spellEnd"/>
-      <w:r>
-        <w:rPr>
-          <w:rFonts w:eastAsia="Times New Roman"/>
-          <w:color w:val="auto"/>
-        </w:rPr>
-        <w:t>()) for new messages, with a lightweight signature check on each poll — if the response signature is just message IDs (cheap) it skips the expensive step of re-</w:t>
+        <w:t>Polling (pollTimer/pollTick()) for new messages, with a lightweight signature check on each poll — if the response signature is just message IDs (cheap) it skips the expensive step of re-</w:t>
       </w:r>
       <w:r>
         <w:rPr>
@@ -13532,39 +10045,7 @@
           <w:rFonts w:eastAsia="Times New Roman"/>
           <w:color w:val="auto"/>
         </w:rPr>
-        <w:t>A local cache of the conversation (</w:t>
-      </w:r>
-      <w:proofErr w:type="spellStart"/>
-      <w:r>
-        <w:rPr>
-          <w:rFonts w:eastAsia="Times New Roman"/>
-          <w:color w:val="auto"/>
-        </w:rPr>
-        <w:t>saveCachedMessages</w:t>
-      </w:r>
-      <w:proofErr w:type="spellEnd"/>
-      <w:r>
-        <w:rPr>
-          <w:rFonts w:eastAsia="Times New Roman"/>
-          <w:color w:val="auto"/>
-        </w:rPr>
-        <w:t>()/</w:t>
-      </w:r>
-      <w:proofErr w:type="spellStart"/>
-      <w:r>
-        <w:rPr>
-          <w:rFonts w:eastAsia="Times New Roman"/>
-          <w:color w:val="auto"/>
-        </w:rPr>
-        <w:t>loadCachedMessages</w:t>
-      </w:r>
-      <w:proofErr w:type="spellEnd"/>
-      <w:r>
-        <w:rPr>
-          <w:rFonts w:eastAsia="Times New Roman"/>
-          <w:color w:val="auto"/>
-        </w:rPr>
-        <w:t>()) so reopening chat paints instantly from cache before the network fetch resolves.</w:t>
+        <w:t>A local cache of the conversation (saveCachedMessages()/loadCachedMessages()) so reopening chat paints instantly from cache before the network fetch resolves.</w:t>
       </w:r>
     </w:p>
     <w:p>
@@ -13584,55 +10065,7 @@
           <w:rFonts w:eastAsia="Times New Roman"/>
           <w:color w:val="auto"/>
         </w:rPr>
-        <w:t>A slide-in panel layout (</w:t>
-      </w:r>
-      <w:proofErr w:type="spellStart"/>
-      <w:r>
-        <w:rPr>
-          <w:rFonts w:eastAsia="Times New Roman"/>
-          <w:color w:val="auto"/>
-        </w:rPr>
-        <w:t>css</w:t>
-      </w:r>
-      <w:proofErr w:type="spellEnd"/>
-      <w:r>
-        <w:rPr>
-          <w:rFonts w:eastAsia="Times New Roman"/>
-          <w:color w:val="auto"/>
-        </w:rPr>
-        <w:t>/chat.css): hidden state is </w:t>
-      </w:r>
-      <w:proofErr w:type="spellStart"/>
-      <w:r>
-        <w:rPr>
-          <w:rFonts w:eastAsia="Times New Roman"/>
-          <w:color w:val="auto"/>
-        </w:rPr>
-        <w:t>translateX</w:t>
-      </w:r>
-      <w:proofErr w:type="spellEnd"/>
-      <w:r>
-        <w:rPr>
-          <w:rFonts w:eastAsia="Times New Roman"/>
-          <w:color w:val="auto"/>
-        </w:rPr>
-        <w:t>(100%), sliding to </w:t>
-      </w:r>
-      <w:proofErr w:type="spellStart"/>
-      <w:r>
-        <w:rPr>
-          <w:rFonts w:eastAsia="Times New Roman"/>
-          <w:color w:val="auto"/>
-        </w:rPr>
-        <w:t>translateX</w:t>
-      </w:r>
-      <w:proofErr w:type="spellEnd"/>
-      <w:r>
-        <w:rPr>
-          <w:rFonts w:eastAsia="Times New Roman"/>
-          <w:color w:val="auto"/>
-        </w:rPr>
-        <w:t>(0) over a 0.22s transition — deliberately mirroring the same slide-in pattern used by the app sidebar, per the CSS file's own comment.</w:t>
+        <w:t>A slide-in panel layout (css/chat.css): hidden state is translateX(100%), sliding to translateX(0) over a 0.22s transition — deliberately mirroring the same slide-in pattern used by the app sidebar, per the CSS file's own comment.</w:t>
       </w:r>
     </w:p>
     <w:p>
@@ -13647,53 +10080,12 @@
           <w:color w:val="auto"/>
         </w:rPr>
       </w:pPr>
-      <w:proofErr w:type="spellStart"/>
       <w:r>
         <w:rPr>
           <w:rFonts w:eastAsia="Times New Roman"/>
           <w:color w:val="auto"/>
         </w:rPr>
-        <w:t>wireSidebarVersionHistory</w:t>
-      </w:r>
-      <w:proofErr w:type="spellEnd"/>
-      <w:r>
-        <w:rPr>
-          <w:rFonts w:eastAsia="Times New Roman"/>
-          <w:color w:val="auto"/>
-        </w:rPr>
-        <w:t xml:space="preserve">() (in viewerShell.js) lazy-imports versionHistory.js and calls </w:t>
-      </w:r>
-      <w:proofErr w:type="spellStart"/>
-      <w:r>
-        <w:rPr>
-          <w:rFonts w:eastAsia="Times New Roman"/>
-          <w:color w:val="auto"/>
-        </w:rPr>
-        <w:t>openVersionHistory</w:t>
-      </w:r>
-      <w:proofErr w:type="spellEnd"/>
-      <w:r>
-        <w:rPr>
-          <w:rFonts w:eastAsia="Times New Roman"/>
-          <w:color w:val="auto"/>
-        </w:rPr>
-        <w:t xml:space="preserve">() when </w:t>
-      </w:r>
-      <w:proofErr w:type="spellStart"/>
-      <w:r>
-        <w:rPr>
-          <w:rFonts w:eastAsia="Times New Roman"/>
-          <w:color w:val="auto"/>
-        </w:rPr>
-        <w:t>sidebarVersionHistoryBtn</w:t>
-      </w:r>
-      <w:proofErr w:type="spellEnd"/>
-      <w:r>
-        <w:rPr>
-          <w:rFonts w:eastAsia="Times New Roman"/>
-          <w:color w:val="auto"/>
-        </w:rPr>
-        <w:t xml:space="preserve"> is clicked. </w:t>
+        <w:t xml:space="preserve">wireSidebarVersionHistory() (in viewerShell.js) lazy-imports versionHistory.js and calls openVersionHistory() when sidebarVersionHistoryBtn is clicked. </w:t>
       </w:r>
     </w:p>
     <w:p>
@@ -14206,27 +10598,7 @@
                 <w:sz w:val="20"/>
                 <w:szCs w:val="20"/>
               </w:rPr>
-              <w:t>Production-mode Webpack build passes (</w:t>
-            </w:r>
-            <w:proofErr w:type="spellStart"/>
-            <w:r>
-              <w:rPr>
-                <w:rFonts w:eastAsia="Times New Roman"/>
-                <w:color w:val="auto"/>
-                <w:sz w:val="20"/>
-                <w:szCs w:val="20"/>
-              </w:rPr>
-              <w:t>npm</w:t>
-            </w:r>
-            <w:proofErr w:type="spellEnd"/>
-            <w:r>
-              <w:rPr>
-                <w:rFonts w:eastAsia="Times New Roman"/>
-                <w:color w:val="auto"/>
-                <w:sz w:val="20"/>
-                <w:szCs w:val="20"/>
-              </w:rPr>
-              <w:t xml:space="preserve"> run build). </w:t>
+              <w:t xml:space="preserve">Production-mode Webpack build passes (npm run build). </w:t>
             </w:r>
           </w:p>
         </w:tc>
@@ -14356,7 +10728,6 @@
               </w:rPr>
               <w:t xml:space="preserve">live development branch – </w:t>
             </w:r>
-            <w:proofErr w:type="spellStart"/>
             <w:r>
               <w:rPr>
                 <w:rFonts w:eastAsia="Times New Roman"/>
@@ -14366,19 +10737,7 @@
                 <w:sz w:val="20"/>
                 <w:szCs w:val="20"/>
               </w:rPr>
-              <w:t>nyunt</w:t>
-            </w:r>
-            <w:proofErr w:type="spellEnd"/>
-            <w:r>
-              <w:rPr>
-                <w:rFonts w:eastAsia="Times New Roman"/>
-                <w:i/>
-                <w:iCs/>
-                <w:color w:val="auto"/>
-                <w:sz w:val="20"/>
-                <w:szCs w:val="20"/>
-              </w:rPr>
-              <w:t>/dev-W7.1</w:t>
+              <w:t>nyunt/dev-W7.1</w:t>
             </w:r>
             <w:r>
               <w:rPr>
@@ -14752,9 +11111,8 @@
           <w:lang w:eastAsia="en-US"/>
           <w14:ligatures w14:val="standardContextual"/>
         </w:rPr>
-        <w:t xml:space="preserve"> run on 13 July 2026: </w:t>
-      </w:r>
-      <w:proofErr w:type="spellStart"/>
+        <w:t xml:space="preserve"> run on </w:t>
+      </w:r>
       <w:r>
         <w:rPr>
           <w:rFonts w:eastAsia="Times New Roman"/>
@@ -14763,9 +11121,8 @@
           <w:lang w:eastAsia="en-US"/>
           <w14:ligatures w14:val="standardContextual"/>
         </w:rPr>
-        <w:t>npm</w:t>
-      </w:r>
-      <w:proofErr w:type="spellEnd"/>
+        <w:t>20</w:t>
+      </w:r>
       <w:r>
         <w:rPr>
           <w:rFonts w:eastAsia="Times New Roman"/>
@@ -14774,7 +11131,7 @@
           <w:lang w:eastAsia="en-US"/>
           <w14:ligatures w14:val="standardContextual"/>
         </w:rPr>
-        <w:t xml:space="preserve"> test (Jest) against </w:t>
+        <w:t xml:space="preserve"> July 2026: npm test (Jest) against </w:t>
       </w:r>
       <w:r>
         <w:rPr>
@@ -14786,9 +11143,8 @@
           <w:lang w:eastAsia="en-US"/>
           <w14:ligatures w14:val="standardContextual"/>
         </w:rPr>
-        <w:t>/</w:t>
-      </w:r>
-      <w:proofErr w:type="spellStart"/>
+        <w:t>/nyunt/</w:t>
+      </w:r>
       <w:r>
         <w:rPr>
           <w:rFonts w:eastAsia="Times New Roman"/>
@@ -14799,20 +11155,17 @@
           <w:lang w:eastAsia="en-US"/>
           <w14:ligatures w14:val="standardContextual"/>
         </w:rPr>
-        <w:t>nyunt</w:t>
-      </w:r>
-      <w:proofErr w:type="spellEnd"/>
+        <w:t>dev-deploy</w:t>
+      </w:r>
       <w:r>
         <w:rPr>
           <w:rFonts w:eastAsia="Times New Roman"/>
-          <w:i/>
-          <w:iCs/>
           <w:color w:val="auto"/>
           <w:kern w:val="2"/>
           <w:lang w:eastAsia="en-US"/>
           <w14:ligatures w14:val="standardContextual"/>
         </w:rPr>
-        <w:t>/dev-W7.1</w:t>
+        <w:t>.</w:t>
       </w:r>
       <w:r>
         <w:rPr>
@@ -14822,7 +11175,7 @@
           <w:lang w:eastAsia="en-US"/>
           <w14:ligatures w14:val="standardContextual"/>
         </w:rPr>
-        <w:t>.</w:t>
+        <w:t xml:space="preserve"> (Auto-deployed to W7.1)</w:t>
       </w:r>
       <w:r>
         <w:rPr>
@@ -14874,7 +11227,7 @@
           <w:lang w:eastAsia="en-US"/>
           <w14:ligatures w14:val="standardContextual"/>
         </w:rPr>
-        <w:t xml:space="preserve"> — 20 test suites, 98 tests, 0 failing, 5.7s total runtime. </w:t>
+        <w:t xml:space="preserve"> </w:t>
       </w:r>
       <w:r>
         <w:rPr>
@@ -14884,7 +11237,7 @@
           <w:lang w:eastAsia="en-US"/>
           <w14:ligatures w14:val="standardContextual"/>
         </w:rPr>
-        <w:br/>
+        <w:t xml:space="preserve">11 </w:t>
       </w:r>
       <w:r>
         <w:rPr>
@@ -14894,9 +11247,8 @@
           <w:lang w:eastAsia="en-US"/>
           <w14:ligatures w14:val="standardContextual"/>
         </w:rPr>
-        <w:t xml:space="preserve">Environment: Jest with </w:t>
-      </w:r>
-      <w:proofErr w:type="spellStart"/>
+        <w:t xml:space="preserve">test suites, </w:t>
+      </w:r>
       <w:r>
         <w:rPr>
           <w:rFonts w:eastAsia="Times New Roman"/>
@@ -14905,9 +11257,8 @@
           <w:lang w:eastAsia="en-US"/>
           <w14:ligatures w14:val="standardContextual"/>
         </w:rPr>
-        <w:t>jsdom</w:t>
-      </w:r>
-      <w:proofErr w:type="spellEnd"/>
+        <w:t>105</w:t>
+      </w:r>
       <w:r>
         <w:rPr>
           <w:rFonts w:eastAsia="Times New Roman"/>
@@ -14916,9 +11267,8 @@
           <w:lang w:eastAsia="en-US"/>
           <w14:ligatures w14:val="standardContextual"/>
         </w:rPr>
-        <w:t xml:space="preserve"> where required, Babel/Jest configuration from </w:t>
-      </w:r>
-      <w:proofErr w:type="spellStart"/>
+        <w:t xml:space="preserve"> tests, 0 failing, </w:t>
+      </w:r>
       <w:r>
         <w:rPr>
           <w:rFonts w:eastAsia="Times New Roman"/>
@@ -14927,9 +11277,8 @@
           <w:lang w:eastAsia="en-US"/>
           <w14:ligatures w14:val="standardContextual"/>
         </w:rPr>
-        <w:t>jest.config.cjs</w:t>
-      </w:r>
-      <w:proofErr w:type="spellEnd"/>
+        <w:t>2</w:t>
+      </w:r>
       <w:r>
         <w:rPr>
           <w:rFonts w:eastAsia="Times New Roman"/>
@@ -14938,7 +11287,27 @@
           <w:lang w:eastAsia="en-US"/>
           <w14:ligatures w14:val="standardContextual"/>
         </w:rPr>
-        <w:t>.</w:t>
+        <w:t xml:space="preserve">.7s total runtime. </w:t>
+      </w:r>
+      <w:r>
+        <w:rPr>
+          <w:rFonts w:eastAsia="Times New Roman"/>
+          <w:color w:val="auto"/>
+          <w:kern w:val="2"/>
+          <w:lang w:eastAsia="en-US"/>
+          <w14:ligatures w14:val="standardContextual"/>
+        </w:rPr>
+        <w:br/>
+      </w:r>
+      <w:r>
+        <w:rPr>
+          <w:rFonts w:eastAsia="Times New Roman"/>
+          <w:color w:val="auto"/>
+          <w:kern w:val="2"/>
+          <w:lang w:eastAsia="en-US"/>
+          <w14:ligatures w14:val="standardContextual"/>
+        </w:rPr>
+        <w:t>Environment: Jest with jsdom where required, Babel/Jest configuration from jest.config.cjs.</w:t>
       </w:r>
     </w:p>
     <w:p>
@@ -14978,39 +11347,7 @@
           <w:rFonts w:eastAsia="Times New Roman"/>
           <w:color w:val="auto"/>
         </w:rPr>
-        <w:t xml:space="preserve"> — </w:t>
-      </w:r>
-      <w:proofErr w:type="spellStart"/>
-      <w:r>
-        <w:rPr>
-          <w:rFonts w:eastAsia="Times New Roman"/>
-          <w:color w:val="auto"/>
-        </w:rPr>
-        <w:t>authGuard.test.mjs</w:t>
-      </w:r>
-      <w:proofErr w:type="spellEnd"/>
-      <w:r>
-        <w:rPr>
-          <w:rFonts w:eastAsia="Times New Roman"/>
-          <w:color w:val="auto"/>
-        </w:rPr>
-        <w:t xml:space="preserve"> (guard mock/smoke check — does not yet exercise a real OTP flow), </w:t>
-      </w:r>
-      <w:proofErr w:type="spellStart"/>
-      <w:r>
-        <w:rPr>
-          <w:rFonts w:eastAsia="Times New Roman"/>
-          <w:color w:val="auto"/>
-        </w:rPr>
-        <w:t>login.test.mjs</w:t>
-      </w:r>
-      <w:proofErr w:type="spellEnd"/>
-      <w:r>
-        <w:rPr>
-          <w:rFonts w:eastAsia="Times New Roman"/>
-          <w:color w:val="auto"/>
-        </w:rPr>
-        <w:t xml:space="preserve"> (login(): rejects empty username/password; surfaces "login failed" on invalid credentials; redirects and stores user info on success; surfaces an error on fetch failure).</w:t>
+        <w:t xml:space="preserve"> — authGuard.test.mjs (guard mock/smoke check — does not yet exercise a real OTP flow), login.test.mjs (login(): rejects empty username/password; surfaces "login failed" on invalid credentials; redirects and stores user info on success; surfaces an error on fetch failure).</w:t>
       </w:r>
     </w:p>
     <w:p>
@@ -15039,199 +11376,7 @@
           <w:rFonts w:eastAsia="Times New Roman"/>
           <w:color w:val="auto"/>
         </w:rPr>
-        <w:t xml:space="preserve"> — </w:t>
-      </w:r>
-      <w:proofErr w:type="spellStart"/>
-      <w:r>
-        <w:rPr>
-          <w:rFonts w:eastAsia="Times New Roman"/>
-          <w:color w:val="auto"/>
-        </w:rPr>
-        <w:t>chat.test.mjs</w:t>
-      </w:r>
-      <w:proofErr w:type="spellEnd"/>
-      <w:r>
-        <w:rPr>
-          <w:rFonts w:eastAsia="Times New Roman"/>
-          <w:color w:val="auto"/>
-        </w:rPr>
-        <w:t xml:space="preserve"> (</w:t>
-      </w:r>
-      <w:proofErr w:type="spellStart"/>
-      <w:r>
-        <w:rPr>
-          <w:rFonts w:eastAsia="Times New Roman"/>
-          <w:color w:val="auto"/>
-        </w:rPr>
-        <w:t>handleSendMessage</w:t>
-      </w:r>
-      <w:proofErr w:type="spellEnd"/>
-      <w:r>
-        <w:rPr>
-          <w:rFonts w:eastAsia="Times New Roman"/>
-          <w:color w:val="auto"/>
-        </w:rPr>
-        <w:t xml:space="preserve">(): blocks send with no message and no image; sends text-only; sends image-only; clears input fields after send); </w:t>
-      </w:r>
-      <w:proofErr w:type="spellStart"/>
-      <w:r>
-        <w:rPr>
-          <w:rFonts w:eastAsia="Times New Roman"/>
-          <w:color w:val="auto"/>
-        </w:rPr>
-        <w:t>createCase.test.mjs</w:t>
-      </w:r>
-      <w:proofErr w:type="spellEnd"/>
-      <w:r>
-        <w:rPr>
-          <w:rFonts w:eastAsia="Times New Roman"/>
-          <w:color w:val="auto"/>
-        </w:rPr>
-        <w:t xml:space="preserve"> (currently a placeholder/dummy test — no real assertions on the create-case flow yet, a coverage gap worth flagging); </w:t>
-      </w:r>
-      <w:proofErr w:type="spellStart"/>
-      <w:r>
-        <w:rPr>
-          <w:rFonts w:eastAsia="Times New Roman"/>
-          <w:color w:val="auto"/>
-        </w:rPr>
-        <w:t>sortCases.test.mjs</w:t>
-      </w:r>
-      <w:proofErr w:type="spellEnd"/>
-      <w:r>
-        <w:rPr>
-          <w:rFonts w:eastAsia="Times New Roman"/>
-          <w:color w:val="auto"/>
-        </w:rPr>
-        <w:t xml:space="preserve"> (</w:t>
-      </w:r>
-      <w:proofErr w:type="spellStart"/>
-      <w:r>
-        <w:rPr>
-          <w:rFonts w:eastAsia="Times New Roman"/>
-          <w:color w:val="auto"/>
-        </w:rPr>
-        <w:t>sortCases</w:t>
-      </w:r>
-      <w:proofErr w:type="spellEnd"/>
-      <w:r>
-        <w:rPr>
-          <w:rFonts w:eastAsia="Times New Roman"/>
-          <w:color w:val="auto"/>
-        </w:rPr>
-        <w:t xml:space="preserve">(): sorts by </w:t>
-      </w:r>
-      <w:proofErr w:type="spellStart"/>
-      <w:r>
-        <w:rPr>
-          <w:rFonts w:eastAsia="Times New Roman"/>
-          <w:color w:val="auto"/>
-        </w:rPr>
-        <w:t>case_id</w:t>
-      </w:r>
-      <w:proofErr w:type="spellEnd"/>
-      <w:r>
-        <w:rPr>
-          <w:rFonts w:eastAsia="Times New Roman"/>
-          <w:color w:val="auto"/>
-        </w:rPr>
-        <w:t xml:space="preserve"> ascending, username descending, </w:t>
-      </w:r>
-      <w:proofErr w:type="spellStart"/>
-      <w:r>
-        <w:rPr>
-          <w:rFonts w:eastAsia="Times New Roman"/>
-          <w:color w:val="auto"/>
-        </w:rPr>
-        <w:t>creation_date</w:t>
-      </w:r>
-      <w:proofErr w:type="spellEnd"/>
-      <w:r>
-        <w:rPr>
-          <w:rFonts w:eastAsia="Times New Roman"/>
-          <w:color w:val="auto"/>
-        </w:rPr>
-        <w:t xml:space="preserve"> ascending); </w:t>
-      </w:r>
-      <w:proofErr w:type="spellStart"/>
-      <w:r>
-        <w:rPr>
-          <w:rFonts w:eastAsia="Times New Roman"/>
-          <w:color w:val="auto"/>
-        </w:rPr>
-        <w:t>dashboard.test.mjs</w:t>
-      </w:r>
-      <w:proofErr w:type="spellEnd"/>
-      <w:r>
-        <w:rPr>
-          <w:rFonts w:eastAsia="Times New Roman"/>
-          <w:color w:val="auto"/>
-        </w:rPr>
-        <w:t xml:space="preserve"> — </w:t>
-      </w:r>
-      <w:proofErr w:type="spellStart"/>
-      <w:r>
-        <w:rPr>
-          <w:rFonts w:eastAsia="Times New Roman"/>
-          <w:color w:val="auto"/>
-        </w:rPr>
-        <w:t>statusRank</w:t>
-      </w:r>
-      <w:proofErr w:type="spellEnd"/>
-      <w:r>
-        <w:rPr>
-          <w:rFonts w:eastAsia="Times New Roman"/>
-          <w:color w:val="auto"/>
-        </w:rPr>
-        <w:t xml:space="preserve">() (rank inference from exact and keyword-based status strings, case/whitespace-insensitive, later-stage keyword precedence), </w:t>
-      </w:r>
-      <w:proofErr w:type="spellStart"/>
-      <w:r>
-        <w:rPr>
-          <w:rFonts w:eastAsia="Times New Roman"/>
-          <w:color w:val="auto"/>
-        </w:rPr>
-        <w:t>computeSteps</w:t>
-      </w:r>
-      <w:proofErr w:type="spellEnd"/>
-      <w:r>
-        <w:rPr>
-          <w:rFonts w:eastAsia="Times New Roman"/>
-          <w:color w:val="auto"/>
-        </w:rPr>
-        <w:t xml:space="preserve">() (5 stages × Upper/Lower lines, per-jaw independence, validated against the real case-1723 status value), </w:t>
-      </w:r>
-      <w:proofErr w:type="spellStart"/>
-      <w:r>
-        <w:rPr>
-          <w:rFonts w:eastAsia="Times New Roman"/>
-          <w:color w:val="auto"/>
-        </w:rPr>
-        <w:t>countCompletedStages</w:t>
-      </w:r>
-      <w:proofErr w:type="spellEnd"/>
-      <w:r>
-        <w:rPr>
-          <w:rFonts w:eastAsia="Times New Roman"/>
-          <w:color w:val="auto"/>
-        </w:rPr>
-        <w:t xml:space="preserve">() (only counts a stage when both jaws are done), </w:t>
-      </w:r>
-      <w:proofErr w:type="spellStart"/>
-      <w:r>
-        <w:rPr>
-          <w:rFonts w:eastAsia="Times New Roman"/>
-          <w:color w:val="auto"/>
-        </w:rPr>
-        <w:t>resolveCaptureSlots</w:t>
-      </w:r>
-      <w:proofErr w:type="spellEnd"/>
-      <w:r>
-        <w:rPr>
-          <w:rFonts w:eastAsia="Times New Roman"/>
-          <w:color w:val="auto"/>
-        </w:rPr>
-        <w:t>() (slot mapping tolerant of field-name variants, duplicate rows, and missing slot tags).</w:t>
+        <w:t xml:space="preserve"> — chat.test.mjs (handleSendMessage(): blocks send with no message and no image; sends text-only; sends image-only; clears input fields after send); createCase.test.mjs (currently a placeholder/dummy test — no real assertions on the create-case flow yet, a coverage gap worth flagging); sortCases.test.mjs (sortCases(): sorts by case_id ascending, username descending, creation_date ascending); dashboard.test.mjs — statusRank() (rank inference from exact and keyword-based status strings, case/whitespace-insensitive, later-stage keyword precedence), computeSteps() (5 stages × Upper/Lower lines, per-jaw independence, validated against the real case-1723 status value), countCompletedStages() (only counts a stage when both jaws are done), resolveCaptureSlots() (slot mapping tolerant of field-name variants, duplicate rows, and missing slot tags).</w:t>
       </w:r>
     </w:p>
     <w:p>
@@ -15260,135 +11405,7 @@
           <w:rFonts w:eastAsia="Times New Roman"/>
           <w:color w:val="auto"/>
         </w:rPr>
-        <w:t xml:space="preserve"> — </w:t>
-      </w:r>
-      <w:proofErr w:type="spellStart"/>
-      <w:r>
-        <w:rPr>
-          <w:rFonts w:eastAsia="Times New Roman"/>
-          <w:color w:val="auto"/>
-        </w:rPr>
-        <w:t>endpoints.test.mjs</w:t>
-      </w:r>
-      <w:proofErr w:type="spellEnd"/>
-      <w:r>
-        <w:rPr>
-          <w:rFonts w:eastAsia="Times New Roman"/>
-          <w:color w:val="auto"/>
-        </w:rPr>
-        <w:t xml:space="preserve"> covering </w:t>
-      </w:r>
-      <w:proofErr w:type="spellStart"/>
-      <w:r>
-        <w:rPr>
-          <w:rFonts w:eastAsia="Times New Roman"/>
-          <w:color w:val="auto"/>
-        </w:rPr>
-        <w:t>fetchAdditionalCaseDetails</w:t>
-      </w:r>
-      <w:proofErr w:type="spellEnd"/>
-      <w:r>
-        <w:rPr>
-          <w:rFonts w:eastAsia="Times New Roman"/>
-          <w:color w:val="auto"/>
-        </w:rPr>
-        <w:t xml:space="preserve"> (POST /</w:t>
-      </w:r>
-      <w:proofErr w:type="spellStart"/>
-      <w:r>
-        <w:rPr>
-          <w:rFonts w:eastAsia="Times New Roman"/>
-          <w:color w:val="auto"/>
-        </w:rPr>
-        <w:t>additionalcasedetails</w:t>
-      </w:r>
-      <w:proofErr w:type="spellEnd"/>
-      <w:r>
-        <w:rPr>
-          <w:rFonts w:eastAsia="Times New Roman"/>
-          <w:color w:val="auto"/>
-        </w:rPr>
-        <w:t>/</w:t>
-      </w:r>
-      <w:proofErr w:type="spellStart"/>
-      <w:r>
-        <w:rPr>
-          <w:rFonts w:eastAsia="Times New Roman"/>
-          <w:color w:val="auto"/>
-        </w:rPr>
-        <w:t>getall</w:t>
-      </w:r>
-      <w:proofErr w:type="spellEnd"/>
-      <w:r>
-        <w:rPr>
-          <w:rFonts w:eastAsia="Times New Roman"/>
-          <w:color w:val="auto"/>
-        </w:rPr>
-        <w:t xml:space="preserve"> — request shaping, response reduction, concurrency cap, login/empty-list short-circuit, partial-failure tolerance), </w:t>
-      </w:r>
-      <w:proofErr w:type="spellStart"/>
-      <w:r>
-        <w:rPr>
-          <w:rFonts w:eastAsia="Times New Roman"/>
-          <w:color w:val="auto"/>
-        </w:rPr>
-        <w:t>fetchCoOwners</w:t>
-      </w:r>
-      <w:proofErr w:type="spellEnd"/>
-      <w:r>
-        <w:rPr>
-          <w:rFonts w:eastAsia="Times New Roman"/>
-          <w:color w:val="auto"/>
-        </w:rPr>
-        <w:t xml:space="preserve"> (POST /role/all/get — body shape, co-owner filtering, failure handling), and the chat notes endpoints (POST /notes/get/:id, POST /notes/create — URL/body shaping, content/image normalization, no-op without a case id); </w:t>
-      </w:r>
-      <w:proofErr w:type="spellStart"/>
-      <w:r>
-        <w:rPr>
-          <w:rFonts w:eastAsia="Times New Roman"/>
-          <w:color w:val="auto"/>
-        </w:rPr>
-        <w:t>thumbnailSave.test.mjs</w:t>
-      </w:r>
-      <w:proofErr w:type="spellEnd"/>
-      <w:r>
-        <w:rPr>
-          <w:rFonts w:eastAsia="Times New Roman"/>
-          <w:color w:val="auto"/>
-        </w:rPr>
-        <w:t xml:space="preserve"> and </w:t>
-      </w:r>
-      <w:proofErr w:type="spellStart"/>
-      <w:r>
-        <w:rPr>
-          <w:rFonts w:eastAsia="Times New Roman"/>
-          <w:color w:val="auto"/>
-        </w:rPr>
-        <w:t>updateThumbnail.test.mjs</w:t>
-      </w:r>
-      <w:proofErr w:type="spellEnd"/>
-      <w:r>
-        <w:rPr>
-          <w:rFonts w:eastAsia="Times New Roman"/>
-          <w:color w:val="auto"/>
-        </w:rPr>
-        <w:t xml:space="preserve"> (default vs. existing-thumbnail update paths); </w:t>
-      </w:r>
-      <w:proofErr w:type="spellStart"/>
-      <w:r>
-        <w:rPr>
-          <w:rFonts w:eastAsia="Times New Roman"/>
-          <w:color w:val="auto"/>
-        </w:rPr>
-        <w:t>stlLoad.test.mjs</w:t>
-      </w:r>
-      <w:proofErr w:type="spellEnd"/>
-      <w:r>
-        <w:rPr>
-          <w:rFonts w:eastAsia="Times New Roman"/>
-          <w:color w:val="auto"/>
-        </w:rPr>
-        <w:t xml:space="preserve"> (STL model load — currently a single smoke assertion, not a geometry-correctness check).</w:t>
+        <w:t xml:space="preserve"> — endpoints.test.mjs covering fetchAdditionalCaseDetails (POST /additionalcasedetails/getall — request shaping, response reduction, concurrency cap, login/empty-list short-circuit, partial-failure tolerance), fetchCoOwners (POST /role/all/get — body shape, co-owner filtering, failure handling), and the chat notes endpoints (POST /notes/get/:id, POST /notes/create — URL/body shaping, content/image normalization, no-op without a case id); thumbnailSave.test.mjs and updateThumbnail.test.mjs (default vs. existing-thumbnail update paths); stlLoad.test.mjs (STL model load — currently a single smoke assertion, not a geometry-correctness check).</w:t>
       </w:r>
     </w:p>
     <w:p>
@@ -15418,39 +11435,7 @@
           <w:rFonts w:eastAsia="Times New Roman"/>
           <w:color w:val="auto"/>
         </w:rPr>
-        <w:t xml:space="preserve"> — </w:t>
-      </w:r>
-      <w:proofErr w:type="spellStart"/>
-      <w:r>
-        <w:rPr>
-          <w:rFonts w:eastAsia="Times New Roman"/>
-          <w:color w:val="auto"/>
-        </w:rPr>
-        <w:t>orbitControl.test.mjs</w:t>
-      </w:r>
-      <w:proofErr w:type="spellEnd"/>
-      <w:r>
-        <w:rPr>
-          <w:rFonts w:eastAsia="Times New Roman"/>
-          <w:color w:val="auto"/>
-        </w:rPr>
-        <w:t xml:space="preserve">, </w:t>
-      </w:r>
-      <w:proofErr w:type="spellStart"/>
-      <w:r>
-        <w:rPr>
-          <w:rFonts w:eastAsia="Times New Roman"/>
-          <w:color w:val="auto"/>
-        </w:rPr>
-        <w:t>toggleSidebar.test.mjs</w:t>
-      </w:r>
-      <w:proofErr w:type="spellEnd"/>
-      <w:r>
-        <w:rPr>
-          <w:rFonts w:eastAsia="Times New Roman"/>
-          <w:color w:val="auto"/>
-        </w:rPr>
-        <w:t xml:space="preserve"> — both single smoke-level assertions (control active / sidebar visible after toggle) rather than interaction-sequence tests.</w:t>
+        <w:t xml:space="preserve"> — orbitControl.test.mjs, toggleSidebar.test.mjs — both single smoke-level assertions (control active / sidebar visible after toggle) rather than interaction-sequence tests.</w:t>
       </w:r>
     </w:p>
     <w:p>
@@ -15479,133 +11464,21 @@
           <w:rFonts w:eastAsia="Times New Roman"/>
           <w:color w:val="auto"/>
         </w:rPr>
-        <w:t xml:space="preserve"> — </w:t>
-      </w:r>
-      <w:proofErr w:type="spellStart"/>
+        <w:t xml:space="preserve"> — clinicalInfoCodec.test.mjs: the .NET BinaryFormatter envelope codec (valid envelope shape, 7-bit length prefix correctness, deterministic encode, decoding both self-encoded and desktop-authored blobs, edge case where a length byte collides with [ (0x5B), tolerance of junk/non-array payloads); desktop↔UI field mapping (int-enum/bool decoding, "none" sentinel handling for mobility/restoration/tilt, full 32-tooth desktop-order write-back, presence defaulting); full round-trip (lossless notes→rows→encode→decode→notes across every marker, idempotent decode</w:t>
+      </w:r>
+      <w:r>
+        <w:rPr>
+          <w:rFonts w:ascii="Cambria Math" w:eastAsia="Times New Roman" w:hAnsi="Cambria Math" w:cs="Cambria Math"/>
+          <w:color w:val="auto"/>
+        </w:rPr>
+        <w:t>∘</w:t>
+      </w:r>
       <w:r>
         <w:rPr>
           <w:rFonts w:eastAsia="Times New Roman"/>
           <w:color w:val="auto"/>
         </w:rPr>
-        <w:t>clinicalInfoCodec.test.mjs</w:t>
-      </w:r>
-      <w:proofErr w:type="spellEnd"/>
-      <w:r>
-        <w:rPr>
-          <w:rFonts w:eastAsia="Times New Roman"/>
-          <w:color w:val="auto"/>
-        </w:rPr>
-        <w:t xml:space="preserve">: the .NET </w:t>
-      </w:r>
-      <w:proofErr w:type="spellStart"/>
-      <w:r>
-        <w:rPr>
-          <w:rFonts w:eastAsia="Times New Roman"/>
-          <w:color w:val="auto"/>
-        </w:rPr>
-        <w:t>BinaryFormatter</w:t>
-      </w:r>
-      <w:proofErr w:type="spellEnd"/>
-      <w:r>
-        <w:rPr>
-          <w:rFonts w:eastAsia="Times New Roman"/>
-          <w:color w:val="auto"/>
-        </w:rPr>
-        <w:t xml:space="preserve"> envelope codec (valid envelope shape, 7-bit length prefix correctness, deterministic encode, decoding both self-encoded and desktop-authored blobs, edge case where a length byte collides with [ (0x5B), tolerance of junk/non-array payloads); </w:t>
-      </w:r>
-      <w:proofErr w:type="spellStart"/>
-      <w:r>
-        <w:rPr>
-          <w:rFonts w:eastAsia="Times New Roman"/>
-          <w:color w:val="auto"/>
-        </w:rPr>
-        <w:t>desktop↔UI</w:t>
-      </w:r>
-      <w:proofErr w:type="spellEnd"/>
-      <w:r>
-        <w:rPr>
-          <w:rFonts w:eastAsia="Times New Roman"/>
-          <w:color w:val="auto"/>
-        </w:rPr>
-        <w:t xml:space="preserve"> field mapping (int-</w:t>
-      </w:r>
-      <w:proofErr w:type="spellStart"/>
-      <w:r>
-        <w:rPr>
-          <w:rFonts w:eastAsia="Times New Roman"/>
-          <w:color w:val="auto"/>
-        </w:rPr>
-        <w:t>enum</w:t>
-      </w:r>
-      <w:proofErr w:type="spellEnd"/>
-      <w:r>
-        <w:rPr>
-          <w:rFonts w:eastAsia="Times New Roman"/>
-          <w:color w:val="auto"/>
-        </w:rPr>
-        <w:t xml:space="preserve">/bool decoding, "none" sentinel handling for mobility/restoration/tilt, full 32-tooth desktop-order write-back, presence defaulting); full round-trip (lossless </w:t>
-      </w:r>
-      <w:proofErr w:type="spellStart"/>
-      <w:r>
-        <w:rPr>
-          <w:rFonts w:eastAsia="Times New Roman"/>
-          <w:color w:val="auto"/>
-        </w:rPr>
-        <w:t>notes→rows→encode→decode→notes</w:t>
-      </w:r>
-      <w:proofErr w:type="spellEnd"/>
-      <w:r>
-        <w:rPr>
-          <w:rFonts w:eastAsia="Times New Roman"/>
-          <w:color w:val="auto"/>
-        </w:rPr>
-        <w:t xml:space="preserve"> across every marker, idempotent </w:t>
-      </w:r>
-      <w:proofErr w:type="spellStart"/>
-      <w:r>
-        <w:rPr>
-          <w:rFonts w:eastAsia="Times New Roman"/>
-          <w:color w:val="auto"/>
-        </w:rPr>
-        <w:t>decode</w:t>
-      </w:r>
-      <w:r>
-        <w:rPr>
-          <w:rFonts w:ascii="Cambria Math" w:eastAsia="Times New Roman" w:hAnsi="Cambria Math" w:cs="Cambria Math"/>
-          <w:color w:val="auto"/>
-        </w:rPr>
-        <w:t>∘</w:t>
-      </w:r>
-      <w:r>
-        <w:rPr>
-          <w:rFonts w:eastAsia="Times New Roman"/>
-          <w:color w:val="auto"/>
-        </w:rPr>
-        <w:t>encode</w:t>
-      </w:r>
-      <w:proofErr w:type="spellEnd"/>
-      <w:r>
-        <w:rPr>
-          <w:rFonts w:eastAsia="Times New Roman"/>
-          <w:color w:val="auto"/>
-        </w:rPr>
-        <w:t xml:space="preserve"> on a full 32-tooth chart). </w:t>
-      </w:r>
-      <w:proofErr w:type="spellStart"/>
-      <w:r>
-        <w:rPr>
-          <w:rFonts w:eastAsia="Times New Roman"/>
-          <w:color w:val="auto"/>
-        </w:rPr>
-        <w:t>jawStructRoundTrip.test.mjs</w:t>
-      </w:r>
-      <w:proofErr w:type="spellEnd"/>
-      <w:r>
-        <w:rPr>
-          <w:rFonts w:eastAsia="Times New Roman"/>
-          <w:color w:val="auto"/>
-        </w:rPr>
-        <w:t>: upper/lower jaw save text is byte-identical to the loaded text with no edits applied.</w:t>
+        <w:t>encode on a full 32-tooth chart). jawStructRoundTrip.test.mjs: upper/lower jaw save text is byte-identical to the loaded text with no edits applied.</w:t>
       </w:r>
     </w:p>
     <w:p>
@@ -15634,39 +11507,7 @@
           <w:rFonts w:eastAsia="Times New Roman"/>
           <w:color w:val="auto"/>
         </w:rPr>
-        <w:t xml:space="preserve"> — </w:t>
-      </w:r>
-      <w:proofErr w:type="spellStart"/>
-      <w:r>
-        <w:rPr>
-          <w:rFonts w:eastAsia="Times New Roman"/>
-          <w:color w:val="auto"/>
-        </w:rPr>
-        <w:t>jawStructMajorSwitch.test.mjs</w:t>
-      </w:r>
-      <w:proofErr w:type="spellEnd"/>
-      <w:r>
-        <w:rPr>
-          <w:rFonts w:eastAsia="Times New Roman"/>
-          <w:color w:val="auto"/>
-        </w:rPr>
-        <w:t xml:space="preserve">: loaded design correctly encodes lingual plate (type 7); switching to lingual bar encodes type 6 and back to plate re-encodes type 7; confirms the </w:t>
-      </w:r>
-      <w:proofErr w:type="spellStart"/>
-      <w:r>
-        <w:rPr>
-          <w:rFonts w:eastAsia="Times New Roman"/>
-          <w:color w:val="auto"/>
-        </w:rPr>
-        <w:t>bar↔plate</w:t>
-      </w:r>
-      <w:proofErr w:type="spellEnd"/>
-      <w:r>
-        <w:rPr>
-          <w:rFonts w:eastAsia="Times New Roman"/>
-          <w:color w:val="auto"/>
-        </w:rPr>
-        <w:t xml:space="preserve"> switch updates both the type label and the connector geometry grid together (not just one or the other).</w:t>
+        <w:t xml:space="preserve"> — jawStructMajorSwitch.test.mjs: loaded design correctly encodes lingual plate (type 7); switching to lingual bar encodes type 6 and back to plate re-encodes type 7; confirms the bar↔plate switch updates both the type label and the connector geometry grid together (not just one or the other).</w:t>
       </w:r>
     </w:p>
     <w:p>
@@ -15695,135 +11536,7 @@
           <w:rFonts w:eastAsia="Times New Roman"/>
           <w:color w:val="auto"/>
         </w:rPr>
-        <w:t xml:space="preserve"> — </w:t>
-      </w:r>
-      <w:proofErr w:type="spellStart"/>
-      <w:r>
-        <w:rPr>
-          <w:rFonts w:eastAsia="Times New Roman"/>
-          <w:color w:val="auto"/>
-        </w:rPr>
-        <w:t>jawStructLingualPlate.test.mjs</w:t>
-      </w:r>
-      <w:proofErr w:type="spellEnd"/>
-      <w:r>
-        <w:rPr>
-          <w:rFonts w:eastAsia="Times New Roman"/>
-          <w:color w:val="auto"/>
-        </w:rPr>
-        <w:t>: BAR round-trips to the desktop bar file; BAR→PLATE switch encodes the desktop plate file; loading a lingual PLATE creates exactly one plate-</w:t>
-      </w:r>
-      <w:proofErr w:type="spellStart"/>
-      <w:r>
-        <w:rPr>
-          <w:rFonts w:eastAsia="Times New Roman"/>
-          <w:color w:val="auto"/>
-        </w:rPr>
-        <w:t>prox</w:t>
-      </w:r>
-      <w:proofErr w:type="spellEnd"/>
-      <w:r>
-        <w:rPr>
-          <w:rFonts w:eastAsia="Times New Roman"/>
-          <w:color w:val="auto"/>
-        </w:rPr>
-        <w:t xml:space="preserve"> per present tooth; </w:t>
-      </w:r>
-      <w:proofErr w:type="spellStart"/>
-      <w:r>
-        <w:rPr>
-          <w:rFonts w:eastAsia="Times New Roman"/>
-          <w:color w:val="auto"/>
-        </w:rPr>
-        <w:t>PLATE→BAR→reopen</w:t>
-      </w:r>
-      <w:proofErr w:type="spellEnd"/>
-      <w:r>
-        <w:rPr>
-          <w:rFonts w:eastAsia="Times New Roman"/>
-          <w:color w:val="auto"/>
-        </w:rPr>
-        <w:t xml:space="preserve"> leaves no leftover plate-</w:t>
-      </w:r>
-      <w:proofErr w:type="spellStart"/>
-      <w:r>
-        <w:rPr>
-          <w:rFonts w:eastAsia="Times New Roman"/>
-          <w:color w:val="auto"/>
-        </w:rPr>
-        <w:t>prox</w:t>
-      </w:r>
-      <w:proofErr w:type="spellEnd"/>
-      <w:r>
-        <w:rPr>
-          <w:rFonts w:eastAsia="Times New Roman"/>
-          <w:color w:val="auto"/>
-        </w:rPr>
-        <w:t xml:space="preserve"> (the Section 10.2 regression case). </w:t>
-      </w:r>
-      <w:proofErr w:type="spellStart"/>
-      <w:r>
-        <w:rPr>
-          <w:rFonts w:eastAsia="Times New Roman"/>
-          <w:color w:val="auto"/>
-        </w:rPr>
-        <w:t>reciprocatingExclusivity.test.mjs</w:t>
-      </w:r>
-      <w:proofErr w:type="spellEnd"/>
-      <w:r>
-        <w:rPr>
-          <w:rFonts w:eastAsia="Times New Roman"/>
-          <w:color w:val="auto"/>
-        </w:rPr>
-        <w:t>: clasp XOR plate is enforced on the reciprocating slot — placing a plate-</w:t>
-      </w:r>
-      <w:proofErr w:type="spellStart"/>
-      <w:r>
-        <w:rPr>
-          <w:rFonts w:eastAsia="Times New Roman"/>
-          <w:color w:val="auto"/>
-        </w:rPr>
-        <w:t>prox</w:t>
-      </w:r>
-      <w:proofErr w:type="spellEnd"/>
-      <w:r>
-        <w:rPr>
-          <w:rFonts w:eastAsia="Times New Roman"/>
-          <w:color w:val="auto"/>
-        </w:rPr>
-        <w:t>/plate-</w:t>
-      </w:r>
-      <w:proofErr w:type="spellStart"/>
-      <w:r>
-        <w:rPr>
-          <w:rFonts w:eastAsia="Times New Roman"/>
-          <w:color w:val="auto"/>
-        </w:rPr>
-        <w:t>crossmesh</w:t>
-      </w:r>
-      <w:proofErr w:type="spellEnd"/>
-      <w:r>
-        <w:rPr>
-          <w:rFonts w:eastAsia="Times New Roman"/>
-          <w:color w:val="auto"/>
-        </w:rPr>
-        <w:t xml:space="preserve">/reciprocating-clasp against an existing conflicting element is rejected; a retainer clasp may coexist with a reciprocal plate (different slot); </w:t>
-      </w:r>
-      <w:proofErr w:type="spellStart"/>
-      <w:r>
-        <w:rPr>
-          <w:rFonts w:eastAsia="Times New Roman"/>
-          <w:color w:val="auto"/>
-        </w:rPr>
-        <w:t>addPlacement</w:t>
-      </w:r>
-      <w:proofErr w:type="spellEnd"/>
-      <w:r>
-        <w:rPr>
-          <w:rFonts w:eastAsia="Times New Roman"/>
-          <w:color w:val="auto"/>
-        </w:rPr>
-        <w:t>() swaps a reciprocating clasp and plate in place of each other rather than allowing both.</w:t>
+        <w:t xml:space="preserve"> — jawStructLingualPlate.test.mjs: BAR round-trips to the desktop bar file; BAR→PLATE switch encodes the desktop plate file; loading a lingual PLATE creates exactly one plate-prox per present tooth; PLATE→BAR→reopen leaves no leftover plate-prox (the Section 10.2 regression case). reciprocatingExclusivity.test.mjs: clasp XOR plate is enforced on the reciprocating slot — placing a plate-prox/plate-crossmesh/reciprocating-clasp against an existing conflicting element is rejected; a retainer clasp may coexist with a reciprocal plate (different slot); addPlacement() swaps a reciprocating clasp and plate in place of each other rather than allowing both.</w:t>
       </w:r>
     </w:p>
     <w:p>
@@ -15852,103 +11565,7 @@
           <w:rFonts w:eastAsia="Times New Roman"/>
           <w:color w:val="auto"/>
         </w:rPr>
-        <w:t xml:space="preserve"> — </w:t>
-      </w:r>
-      <w:proofErr w:type="spellStart"/>
-      <w:r>
-        <w:rPr>
-          <w:rFonts w:eastAsia="Times New Roman"/>
-          <w:color w:val="auto"/>
-        </w:rPr>
-        <w:t>mergeInstructions.test.mjs</w:t>
-      </w:r>
-      <w:proofErr w:type="spellEnd"/>
-      <w:r>
-        <w:rPr>
-          <w:rFonts w:eastAsia="Times New Roman"/>
-          <w:color w:val="auto"/>
-        </w:rPr>
-        <w:t xml:space="preserve"> (</w:t>
-      </w:r>
-      <w:proofErr w:type="spellStart"/>
-      <w:r>
-        <w:rPr>
-          <w:rFonts w:eastAsia="Times New Roman"/>
-          <w:color w:val="auto"/>
-        </w:rPr>
-        <w:t>mergeInstructions</w:t>
-      </w:r>
-      <w:proofErr w:type="spellEnd"/>
-      <w:r>
-        <w:rPr>
-          <w:rFonts w:eastAsia="Times New Roman"/>
-          <w:color w:val="auto"/>
-        </w:rPr>
-        <w:t xml:space="preserve">(): merges server/local items on a shared title key, keeps distinct keys separate, falls back </w:t>
-      </w:r>
-      <w:proofErr w:type="spellStart"/>
-      <w:r>
-        <w:rPr>
-          <w:rFonts w:eastAsia="Times New Roman"/>
-          <w:color w:val="auto"/>
-        </w:rPr>
-        <w:t>title→id→preview</w:t>
-      </w:r>
-      <w:proofErr w:type="spellEnd"/>
-      <w:r>
-        <w:rPr>
-          <w:rFonts w:eastAsia="Times New Roman"/>
-          <w:color w:val="auto"/>
-        </w:rPr>
-        <w:t xml:space="preserve"> for the merge key, tolerates null/undefined input); </w:t>
-      </w:r>
-      <w:proofErr w:type="spellStart"/>
-      <w:r>
-        <w:rPr>
-          <w:rFonts w:eastAsia="Times New Roman"/>
-          <w:color w:val="auto"/>
-        </w:rPr>
-        <w:t>crypt.test.mjs</w:t>
-      </w:r>
-      <w:proofErr w:type="spellEnd"/>
-      <w:r>
-        <w:rPr>
-          <w:rFonts w:eastAsia="Times New Roman"/>
-          <w:color w:val="auto"/>
-        </w:rPr>
-        <w:t xml:space="preserve"> (lol(): encrypts/decrypts numeric case IDs correctly, produces different ciphertext per ID, degrades gracefully — returns </w:t>
-      </w:r>
-      <w:proofErr w:type="spellStart"/>
-      <w:r>
-        <w:rPr>
-          <w:rFonts w:eastAsia="Times New Roman"/>
-          <w:color w:val="auto"/>
-        </w:rPr>
-        <w:t>NaN</w:t>
-      </w:r>
-      <w:proofErr w:type="spellEnd"/>
-      <w:r>
-        <w:rPr>
-          <w:rFonts w:eastAsia="Times New Roman"/>
-          <w:color w:val="auto"/>
-        </w:rPr>
-        <w:t xml:space="preserve">, doesn't throw — on invalid encrypted input); </w:t>
-      </w:r>
-      <w:proofErr w:type="spellStart"/>
-      <w:r>
-        <w:rPr>
-          <w:rFonts w:eastAsia="Times New Roman"/>
-          <w:color w:val="auto"/>
-        </w:rPr>
-        <w:t>mapWithConcurrency.test.mjs</w:t>
-      </w:r>
-      <w:proofErr w:type="spellEnd"/>
-      <w:r>
-        <w:rPr>
-          <w:rFonts w:eastAsia="Times New Roman"/>
-          <w:color w:val="auto"/>
-        </w:rPr>
-        <w:t xml:space="preserve"> (preserves input order regardless of resolution order, never exceeds the concurrency limit, calls the mapper exactly once per item, handles empty lists, caps in-flight count when the limit exceeds the item count).</w:t>
+        <w:t xml:space="preserve"> — mergeInstructions.test.mjs (mergeInstructions(): merges server/local items on a shared title key, keeps distinct keys separate, falls back title→id→preview for the merge key, tolerates null/undefined input); crypt.test.mjs (lol(): encrypts/decrypts numeric case IDs correctly, produces different ciphertext per ID, degrades gracefully — returns NaN, doesn't throw — on invalid encrypted input); mapWithConcurrency.test.mjs (preserves input order regardless of resolution order, never exceeds the concurrency limit, calls the mapper exactly once per item, handles empty lists, caps in-flight count when the limit exceeds the item count).</w:t>
       </w:r>
     </w:p>
     <w:p>
@@ -15977,95 +11594,15 @@
           <w:rFonts w:eastAsia="Times New Roman"/>
           <w:color w:val="auto"/>
         </w:rPr>
-        <w:t> — showThreeDViewerQr() / buildThreeDViewerUrl() (caseManagement.js): no automated Jest coverage — depends on </w:t>
-      </w:r>
-      <w:proofErr w:type="spellStart"/>
+        <w:t xml:space="preserve"> — showThreeDViewerQr() / buildThreeDViewerUrl() (caseManagement.js): no automated Jest coverage — depends on window.QRCode from a CDN script (qrcodejs, </w:t>
+      </w:r>
       <w:r>
         <w:rPr>
           <w:rFonts w:eastAsia="Times New Roman"/>
           <w:color w:val="auto"/>
         </w:rPr>
-        <w:t>window.QRCode</w:t>
-      </w:r>
-      <w:proofErr w:type="spellEnd"/>
-      <w:r>
-        <w:rPr>
-          <w:rFonts w:eastAsia="Times New Roman"/>
-          <w:color w:val="auto"/>
-        </w:rPr>
-        <w:t> from a CDN script (</w:t>
-      </w:r>
-      <w:proofErr w:type="spellStart"/>
-      <w:r>
-        <w:rPr>
-          <w:rFonts w:eastAsia="Times New Roman"/>
-          <w:color w:val="auto"/>
-        </w:rPr>
-        <w:t>qrcodejs</w:t>
-      </w:r>
-      <w:proofErr w:type="spellEnd"/>
-      <w:r>
-        <w:rPr>
-          <w:rFonts w:eastAsia="Times New Roman"/>
-          <w:color w:val="auto"/>
-        </w:rPr>
-        <w:t xml:space="preserve">, </w:t>
-      </w:r>
-      <w:r>
-        <w:rPr>
-          <w:rFonts w:eastAsia="Times New Roman"/>
-          <w:color w:val="auto"/>
-        </w:rPr>
         <w:lastRenderedPageBreak/>
-        <w:t xml:space="preserve">loaded in case_list.html) and canvas/DOM rendering outside the current </w:t>
-      </w:r>
-      <w:proofErr w:type="spellStart"/>
-      <w:r>
-        <w:rPr>
-          <w:rFonts w:eastAsia="Times New Roman"/>
-          <w:color w:val="auto"/>
-        </w:rPr>
-        <w:t>jsdom</w:t>
-      </w:r>
-      <w:proofErr w:type="spellEnd"/>
-      <w:r>
-        <w:rPr>
-          <w:rFonts w:eastAsia="Times New Roman"/>
-          <w:color w:val="auto"/>
-        </w:rPr>
-        <w:t xml:space="preserve"> setup. Verified manually per §12.2 UAT-11 (script below); recommend closing the gap with a </w:t>
-      </w:r>
-      <w:proofErr w:type="spellStart"/>
-      <w:r>
-        <w:rPr>
-          <w:rFonts w:eastAsia="Times New Roman"/>
-          <w:color w:val="auto"/>
-        </w:rPr>
-        <w:t>jsdom</w:t>
-      </w:r>
-      <w:proofErr w:type="spellEnd"/>
-      <w:r>
-        <w:rPr>
-          <w:rFonts w:eastAsia="Times New Roman"/>
-          <w:color w:val="auto"/>
-        </w:rPr>
-        <w:t xml:space="preserve"> test that stubs </w:t>
-      </w:r>
-      <w:proofErr w:type="spellStart"/>
-      <w:r>
-        <w:rPr>
-          <w:rFonts w:eastAsia="Times New Roman"/>
-          <w:color w:val="auto"/>
-        </w:rPr>
-        <w:t>window.QRCode</w:t>
-      </w:r>
-      <w:proofErr w:type="spellEnd"/>
-      <w:r>
-        <w:rPr>
-          <w:rFonts w:eastAsia="Times New Roman"/>
-          <w:color w:val="auto"/>
-        </w:rPr>
-        <w:t>.</w:t>
+        <w:t>loaded in case_list.html) and canvas/DOM rendering outside the current jsdom setup. Verified manually per UAT-11 (script below); recommend closing the gap with a jsdom test that stubs window.QRCode.</w:t>
       </w:r>
     </w:p>
     <w:p>
@@ -16122,15 +11659,7 @@
         <w:t>hecks</w:t>
       </w:r>
       <w:r>
-        <w:t xml:space="preserve"> </w:t>
-      </w:r>
-      <w:proofErr w:type="spellStart"/>
-      <w:r>
-        <w:t>SmartRPD</w:t>
-      </w:r>
-      <w:proofErr w:type="spellEnd"/>
-      <w:r>
-        <w:t xml:space="preserve"> Web Application workflows are acceptable to intended users on supported desktop and mobile browsers before release/sign-off.</w:t>
+        <w:t xml:space="preserve"> SmartRPD Web Application workflows are acceptable to intended users on supported desktop and mobile browsers before release/sign-off.</w:t>
       </w:r>
       <w:r>
         <w:t xml:space="preserve"> Screenshots from testing are in folder </w:t>
@@ -16142,21 +11671,12 @@
         </w:rPr>
         <w:t>backup/</w:t>
       </w:r>
-      <w:proofErr w:type="spellStart"/>
       <w:r>
         <w:rPr>
           <w:i/>
           <w:iCs/>
         </w:rPr>
-        <w:t>uat</w:t>
-      </w:r>
-      <w:proofErr w:type="spellEnd"/>
-      <w:r>
-        <w:rPr>
-          <w:i/>
-          <w:iCs/>
-        </w:rPr>
-        <w:t>-screens</w:t>
+        <w:t>uat-screens</w:t>
       </w:r>
       <w:r>
         <w:t>.</w:t>
@@ -16495,47 +12015,7 @@
                 <w:sz w:val="20"/>
                 <w:szCs w:val="20"/>
               </w:rPr>
-              <w:t>OTP fails to verify a correct code, or a page loads without </w:t>
-            </w:r>
-            <w:proofErr w:type="spellStart"/>
-            <w:r>
-              <w:rPr>
-                <w:rFonts w:eastAsia="Times New Roman"/>
-                <w:color w:val="auto"/>
-                <w:sz w:val="20"/>
-                <w:szCs w:val="20"/>
-              </w:rPr>
-              <w:t>loggedInUser</w:t>
-            </w:r>
-            <w:proofErr w:type="spellEnd"/>
-            <w:r>
-              <w:rPr>
-                <w:rFonts w:eastAsia="Times New Roman"/>
-                <w:color w:val="auto"/>
-                <w:sz w:val="20"/>
-                <w:szCs w:val="20"/>
-              </w:rPr>
-              <w:t> in </w:t>
-            </w:r>
-            <w:proofErr w:type="spellStart"/>
-            <w:r>
-              <w:rPr>
-                <w:rFonts w:eastAsia="Times New Roman"/>
-                <w:color w:val="auto"/>
-                <w:sz w:val="20"/>
-                <w:szCs w:val="20"/>
-              </w:rPr>
-              <w:t>localStorage</w:t>
-            </w:r>
-            <w:proofErr w:type="spellEnd"/>
-            <w:r>
-              <w:rPr>
-                <w:rFonts w:eastAsia="Times New Roman"/>
-                <w:color w:val="auto"/>
-                <w:sz w:val="20"/>
-                <w:szCs w:val="20"/>
-              </w:rPr>
-              <w:t> present (guard bypassed), or a valid session is bounced back to login.</w:t>
+              <w:t>OTP fails to verify a correct code, or a page loads without loggedInUser in localStorage present (guard bypassed), or a valid session is bounced back to login.</w:t>
             </w:r>
           </w:p>
         </w:tc>
@@ -16625,47 +12105,7 @@
                 <w:sz w:val="20"/>
                 <w:szCs w:val="20"/>
               </w:rPr>
-              <w:t>Search/filter (</w:t>
-            </w:r>
-            <w:proofErr w:type="spellStart"/>
-            <w:r>
-              <w:rPr>
-                <w:rFonts w:eastAsia="Times New Roman"/>
-                <w:color w:val="auto"/>
-                <w:sz w:val="20"/>
-                <w:szCs w:val="20"/>
-              </w:rPr>
-              <w:t>applyClientFilters</w:t>
-            </w:r>
-            <w:proofErr w:type="spellEnd"/>
-            <w:r>
-              <w:rPr>
-                <w:rFonts w:eastAsia="Times New Roman"/>
-                <w:color w:val="auto"/>
-                <w:sz w:val="20"/>
-                <w:szCs w:val="20"/>
-              </w:rPr>
-              <w:t>()) and sort return correct results; inline status change (</w:t>
-            </w:r>
-            <w:proofErr w:type="spellStart"/>
-            <w:r>
-              <w:rPr>
-                <w:rFonts w:eastAsia="Times New Roman"/>
-                <w:color w:val="auto"/>
-                <w:sz w:val="20"/>
-                <w:szCs w:val="20"/>
-              </w:rPr>
-              <w:t>valueToApiStatus</w:t>
-            </w:r>
-            <w:proofErr w:type="spellEnd"/>
-            <w:r>
-              <w:rPr>
-                <w:rFonts w:eastAsia="Times New Roman"/>
-                <w:color w:val="auto"/>
-                <w:sz w:val="20"/>
-                <w:szCs w:val="20"/>
-              </w:rPr>
-              <w:t>()) persists; duplicate/rename/delete/open all operate on the correct case.</w:t>
+              <w:t>Search/filter (applyClientFilters()) and sort return correct results; inline status change (valueToApiStatus()) persists; duplicate/rename/delete/open all operate on the correct case.</w:t>
             </w:r>
           </w:p>
         </w:tc>
@@ -16795,47 +12235,7 @@
                 <w:sz w:val="20"/>
                 <w:szCs w:val="20"/>
               </w:rPr>
-              <w:t>Case created with upper/lower STL + optional reference images; invited users (</w:t>
-            </w:r>
-            <w:proofErr w:type="spellStart"/>
-            <w:r>
-              <w:rPr>
-                <w:rFonts w:eastAsia="Times New Roman"/>
-                <w:color w:val="auto"/>
-                <w:sz w:val="20"/>
-                <w:szCs w:val="20"/>
-              </w:rPr>
-              <w:t>pendingInvites</w:t>
-            </w:r>
-            <w:proofErr w:type="spellEnd"/>
-            <w:r>
-              <w:rPr>
-                <w:rFonts w:eastAsia="Times New Roman"/>
-                <w:color w:val="auto"/>
-                <w:sz w:val="20"/>
-                <w:szCs w:val="20"/>
-              </w:rPr>
-              <w:t>, </w:t>
-            </w:r>
-            <w:proofErr w:type="spellStart"/>
-            <w:r>
-              <w:rPr>
-                <w:rFonts w:eastAsia="Times New Roman"/>
-                <w:color w:val="auto"/>
-                <w:sz w:val="20"/>
-                <w:szCs w:val="20"/>
-              </w:rPr>
-              <w:t>addInvite</w:t>
-            </w:r>
-            <w:proofErr w:type="spellEnd"/>
-            <w:r>
-              <w:rPr>
-                <w:rFonts w:eastAsia="Times New Roman"/>
-                <w:color w:val="auto"/>
-                <w:sz w:val="20"/>
-                <w:szCs w:val="20"/>
-              </w:rPr>
-              <w:t>()) receive access; case appears in Case List immediately.</w:t>
+              <w:t>Case created with upper/lower STL + optional reference images; invited users (pendingInvites, addInvite()) receive access; case appears in Case List immediately.</w:t>
             </w:r>
           </w:p>
         </w:tc>
@@ -16956,87 +12356,7 @@
                 <w:sz w:val="20"/>
                 <w:szCs w:val="20"/>
               </w:rPr>
-              <w:t>Per-case overview opens as an overlay (</w:t>
-            </w:r>
-            <w:proofErr w:type="spellStart"/>
-            <w:r>
-              <w:rPr>
-                <w:rFonts w:eastAsia="Times New Roman"/>
-                <w:color w:val="auto"/>
-                <w:sz w:val="20"/>
-                <w:szCs w:val="20"/>
-              </w:rPr>
-              <w:t>buildOverlay</w:t>
-            </w:r>
-            <w:proofErr w:type="spellEnd"/>
-            <w:r>
-              <w:rPr>
-                <w:rFonts w:eastAsia="Times New Roman"/>
-                <w:color w:val="auto"/>
-                <w:sz w:val="20"/>
-                <w:szCs w:val="20"/>
-              </w:rPr>
-              <w:t>()) without navigating away; progress steps (</w:t>
-            </w:r>
-            <w:proofErr w:type="spellStart"/>
-            <w:r>
-              <w:rPr>
-                <w:rFonts w:eastAsia="Times New Roman"/>
-                <w:color w:val="auto"/>
-                <w:sz w:val="20"/>
-                <w:szCs w:val="20"/>
-              </w:rPr>
-              <w:t>computeSteps</w:t>
-            </w:r>
-            <w:proofErr w:type="spellEnd"/>
-            <w:r>
-              <w:rPr>
-                <w:rFonts w:eastAsia="Times New Roman"/>
-                <w:color w:val="auto"/>
-                <w:sz w:val="20"/>
-                <w:szCs w:val="20"/>
-              </w:rPr>
-              <w:t>(), </w:t>
-            </w:r>
-            <w:proofErr w:type="spellStart"/>
-            <w:r>
-              <w:rPr>
-                <w:rFonts w:eastAsia="Times New Roman"/>
-                <w:color w:val="auto"/>
-                <w:sz w:val="20"/>
-                <w:szCs w:val="20"/>
-              </w:rPr>
-              <w:t>countCompletedStages</w:t>
-            </w:r>
-            <w:proofErr w:type="spellEnd"/>
-            <w:r>
-              <w:rPr>
-                <w:rFonts w:eastAsia="Times New Roman"/>
-                <w:color w:val="auto"/>
-                <w:sz w:val="20"/>
-                <w:szCs w:val="20"/>
-              </w:rPr>
-              <w:t>()) and capture slots (</w:t>
-            </w:r>
-            <w:proofErr w:type="spellStart"/>
-            <w:r>
-              <w:rPr>
-                <w:rFonts w:eastAsia="Times New Roman"/>
-                <w:color w:val="auto"/>
-                <w:sz w:val="20"/>
-                <w:szCs w:val="20"/>
-              </w:rPr>
-              <w:t>resolveCaptureSlots</w:t>
-            </w:r>
-            <w:proofErr w:type="spellEnd"/>
-            <w:r>
-              <w:rPr>
-                <w:rFonts w:eastAsia="Times New Roman"/>
-                <w:color w:val="auto"/>
-                <w:sz w:val="20"/>
-                <w:szCs w:val="20"/>
-              </w:rPr>
-              <w:t>()) match the case's actual state.</w:t>
+              <w:t>Per-case overview opens as an overlay (buildOverlay()) without navigating away; progress steps (computeSteps(), countCompletedStages()) and capture slots (resolveCaptureSlots()) match the case's actual state.</w:t>
             </w:r>
           </w:p>
         </w:tc>
@@ -17284,6 +12604,15 @@
               </w:rPr>
               <w:t>2D Annotation</w:t>
             </w:r>
+            <w:r>
+              <w:rPr>
+                <w:rFonts w:eastAsia="Times New Roman"/>
+                <w:color w:val="auto"/>
+                <w:sz w:val="20"/>
+                <w:szCs w:val="20"/>
+              </w:rPr>
+              <w:t xml:space="preserve"> (Design)</w:t>
+            </w:r>
           </w:p>
         </w:tc>
         <w:tc>
@@ -17336,27 +12665,7 @@
                 <w:sz w:val="20"/>
                 <w:szCs w:val="20"/>
               </w:rPr>
-              <w:t>A placed component violates a rule it should be locked against (e.g. two reciprocating elements — see §11.2's </w:t>
-            </w:r>
-            <w:proofErr w:type="spellStart"/>
-            <w:r>
-              <w:rPr>
-                <w:rFonts w:eastAsia="Times New Roman"/>
-                <w:color w:val="auto"/>
-                <w:sz w:val="20"/>
-                <w:szCs w:val="20"/>
-              </w:rPr>
-              <w:t>reciprocatingExclusivity</w:t>
-            </w:r>
-            <w:proofErr w:type="spellEnd"/>
-            <w:r>
-              <w:rPr>
-                <w:rFonts w:eastAsia="Times New Roman"/>
-                <w:color w:val="auto"/>
-                <w:sz w:val="20"/>
-                <w:szCs w:val="20"/>
-              </w:rPr>
-              <w:t> coverage) and is still accepted; reload after save differs from what was saved.</w:t>
+              <w:t>A placed component violates a rule it should be locked against (e.g. two reciprocating elements — see §11.2's reciprocatingExclusivity coverage) and is still accepted; reload after save differs from what was saved.</w:t>
             </w:r>
           </w:p>
         </w:tc>
@@ -17459,27 +12768,7 @@
                 <w:sz w:val="20"/>
                 <w:szCs w:val="20"/>
               </w:rPr>
-              <w:t>From within 2D Annotation, jaw geometry, design overlays and artificial-teeth placement render correctly; undercut/occlusion modes toggle per-component; HD/SD mesh-quality toggle re-renders correctly (</w:t>
-            </w:r>
-            <w:proofErr w:type="spellStart"/>
-            <w:r>
-              <w:rPr>
-                <w:rFonts w:eastAsia="Times New Roman"/>
-                <w:color w:val="auto"/>
-                <w:sz w:val="20"/>
-                <w:szCs w:val="20"/>
-              </w:rPr>
-              <w:t>switchMeshQuality</w:t>
-            </w:r>
-            <w:proofErr w:type="spellEnd"/>
-            <w:r>
-              <w:rPr>
-                <w:rFonts w:eastAsia="Times New Roman"/>
-                <w:color w:val="auto"/>
-                <w:sz w:val="20"/>
-                <w:szCs w:val="20"/>
-              </w:rPr>
-              <w:t>()) without leaving stale geometry.</w:t>
+              <w:t>From within 2D Annotation, jaw geometry, design overlays and artificial-teeth placement render correctly; undercut/occlusion modes toggle per-component; HD/SD mesh-quality toggle re-renders correctly (switchMeshQuality()) without leaving stale geometry.</w:t>
             </w:r>
           </w:p>
         </w:tc>
@@ -17730,67 +13019,7 @@
                 <w:sz w:val="20"/>
                 <w:szCs w:val="20"/>
               </w:rPr>
-              <w:t>Up to 4 extra reference STL slots (</w:t>
-            </w:r>
-            <w:proofErr w:type="spellStart"/>
-            <w:r>
-              <w:rPr>
-                <w:rFonts w:eastAsia="Times New Roman"/>
-                <w:color w:val="auto"/>
-                <w:sz w:val="20"/>
-                <w:szCs w:val="20"/>
-              </w:rPr>
-              <w:t>uploadExtraStl</w:t>
-            </w:r>
-            <w:proofErr w:type="spellEnd"/>
-            <w:r>
-              <w:rPr>
-                <w:rFonts w:eastAsia="Times New Roman"/>
-                <w:color w:val="auto"/>
-                <w:sz w:val="20"/>
-                <w:szCs w:val="20"/>
-              </w:rPr>
-              <w:t>(), jaw_stls_extra_slot_1..4) upload, render, and can be shown/hidden (</w:t>
-            </w:r>
-            <w:proofErr w:type="spellStart"/>
-            <w:r>
-              <w:rPr>
-                <w:rFonts w:eastAsia="Times New Roman"/>
-                <w:color w:val="auto"/>
-                <w:sz w:val="20"/>
-                <w:szCs w:val="20"/>
-              </w:rPr>
-              <w:t>toggleExtraStlVisibility</w:t>
-            </w:r>
-            <w:proofErr w:type="spellEnd"/>
-            <w:r>
-              <w:rPr>
-                <w:rFonts w:eastAsia="Times New Roman"/>
-                <w:color w:val="auto"/>
-                <w:sz w:val="20"/>
-                <w:szCs w:val="20"/>
-              </w:rPr>
-              <w:t>()) and deleted (</w:t>
-            </w:r>
-            <w:proofErr w:type="spellStart"/>
-            <w:r>
-              <w:rPr>
-                <w:rFonts w:eastAsia="Times New Roman"/>
-                <w:color w:val="auto"/>
-                <w:sz w:val="20"/>
-                <w:szCs w:val="20"/>
-              </w:rPr>
-              <w:t>deleteExtraStl</w:t>
-            </w:r>
-            <w:proofErr w:type="spellEnd"/>
-            <w:r>
-              <w:rPr>
-                <w:rFonts w:eastAsia="Times New Roman"/>
-                <w:color w:val="auto"/>
-                <w:sz w:val="20"/>
-                <w:szCs w:val="20"/>
-              </w:rPr>
-              <w:t>()) independently of each other and of the main jaw meshes.</w:t>
+              <w:t>Up to 4 extra reference STL slots (uploadExtraStl(), jaw_stls_extra_slot_1..4) upload, render, and can be shown/hidden (toggleExtraStlVisibility()) and deleted (deleteExtraStl()) independently of each other and of the main jaw meshes.</w:t>
             </w:r>
           </w:p>
         </w:tc>
@@ -18063,107 +13292,7 @@
                 <w:sz w:val="20"/>
                 <w:szCs w:val="20"/>
               </w:rPr>
-              <w:t>Raw OFF/STL files download correctly (</w:t>
-            </w:r>
-            <w:proofErr w:type="spellStart"/>
-            <w:r>
-              <w:rPr>
-                <w:rFonts w:eastAsia="Times New Roman"/>
-                <w:color w:val="auto"/>
-                <w:sz w:val="20"/>
-                <w:szCs w:val="20"/>
-              </w:rPr>
-              <w:t>downloadCaseFiles</w:t>
-            </w:r>
-            <w:proofErr w:type="spellEnd"/>
-            <w:r>
-              <w:rPr>
-                <w:rFonts w:eastAsia="Times New Roman"/>
-                <w:color w:val="auto"/>
-                <w:sz w:val="20"/>
-                <w:szCs w:val="20"/>
-              </w:rPr>
-              <w:t>()); compiled .docx report generates correctly (</w:t>
-            </w:r>
-            <w:proofErr w:type="spellStart"/>
-            <w:r>
-              <w:rPr>
-                <w:rFonts w:eastAsia="Times New Roman"/>
-                <w:color w:val="auto"/>
-                <w:sz w:val="20"/>
-                <w:szCs w:val="20"/>
-              </w:rPr>
-              <w:t>buildReportHtml</w:t>
-            </w:r>
-            <w:proofErr w:type="spellEnd"/>
-            <w:r>
-              <w:rPr>
-                <w:rFonts w:eastAsia="Times New Roman"/>
-                <w:color w:val="auto"/>
-                <w:sz w:val="20"/>
-                <w:szCs w:val="20"/>
-              </w:rPr>
-              <w:t>()/</w:t>
-            </w:r>
-            <w:proofErr w:type="spellStart"/>
-            <w:r>
-              <w:rPr>
-                <w:rFonts w:eastAsia="Times New Roman"/>
-                <w:color w:val="auto"/>
-                <w:sz w:val="20"/>
-                <w:szCs w:val="20"/>
-              </w:rPr>
-              <w:t>generateReport</w:t>
-            </w:r>
-            <w:proofErr w:type="spellEnd"/>
-            <w:r>
-              <w:rPr>
-                <w:rFonts w:eastAsia="Times New Roman"/>
-                <w:color w:val="auto"/>
-                <w:sz w:val="20"/>
-                <w:szCs w:val="20"/>
-              </w:rPr>
-              <w:t>(), </w:t>
-            </w:r>
-            <w:proofErr w:type="spellStart"/>
-            <w:r>
-              <w:rPr>
-                <w:rFonts w:eastAsia="Times New Roman"/>
-                <w:color w:val="auto"/>
-                <w:sz w:val="20"/>
-                <w:szCs w:val="20"/>
-              </w:rPr>
-              <w:t>reportHtmlToDocxBytes</w:t>
-            </w:r>
-            <w:proofErr w:type="spellEnd"/>
-            <w:r>
-              <w:rPr>
-                <w:rFonts w:eastAsia="Times New Roman"/>
-                <w:color w:val="auto"/>
-                <w:sz w:val="20"/>
-                <w:szCs w:val="20"/>
-              </w:rPr>
-              <w:t>()); the 3D viewer share link works under the shared VIEWER_UUID with the case ID correctly obfuscated (crypt.js lol()); the QR code (</w:t>
-            </w:r>
-            <w:proofErr w:type="spellStart"/>
-            <w:r>
-              <w:rPr>
-                <w:rFonts w:eastAsia="Times New Roman"/>
-                <w:color w:val="auto"/>
-                <w:sz w:val="20"/>
-                <w:szCs w:val="20"/>
-              </w:rPr>
-              <w:t>showThreeDViewerQr</w:t>
-            </w:r>
-            <w:proofErr w:type="spellEnd"/>
-            <w:r>
-              <w:rPr>
-                <w:rFonts w:eastAsia="Times New Roman"/>
-                <w:color w:val="auto"/>
-                <w:sz w:val="20"/>
-                <w:szCs w:val="20"/>
-              </w:rPr>
-              <w:t>()) scans and opens the same working link.</w:t>
+              <w:t>Raw OFF/STL files download correctly (downloadCaseFiles()); compiled .docx report generates correctly (buildReportHtml()/generateReport(), reportHtmlToDocxBytes()); the 3D viewer share link works under the shared VIEWER_UUID with the case ID correctly obfuscated (crypt.js lol()); the QR code (showThreeDViewerQr()) scans and opens the same working link.</w:t>
             </w:r>
           </w:p>
         </w:tc>
@@ -18284,67 +13413,7 @@
                 <w:sz w:val="20"/>
                 <w:szCs w:val="20"/>
               </w:rPr>
-              <w:t>Core workflows above remain usable at tablet (769–1024px, compact drawer per §9) and mobile (≤768px) breakpoints; touch-drag of a polyline edit handle (</w:t>
-            </w:r>
-            <w:proofErr w:type="spellStart"/>
-            <w:r>
-              <w:rPr>
-                <w:rFonts w:eastAsia="Times New Roman"/>
-                <w:color w:val="auto"/>
-                <w:sz w:val="20"/>
-                <w:szCs w:val="20"/>
-              </w:rPr>
-              <w:t>pointerdown</w:t>
-            </w:r>
-            <w:proofErr w:type="spellEnd"/>
-            <w:r>
-              <w:rPr>
-                <w:rFonts w:eastAsia="Times New Roman"/>
-                <w:color w:val="auto"/>
-                <w:sz w:val="20"/>
-                <w:szCs w:val="20"/>
-              </w:rPr>
-              <w:t>/</w:t>
-            </w:r>
-            <w:proofErr w:type="spellStart"/>
-            <w:r>
-              <w:rPr>
-                <w:rFonts w:eastAsia="Times New Roman"/>
-                <w:color w:val="auto"/>
-                <w:sz w:val="20"/>
-                <w:szCs w:val="20"/>
-              </w:rPr>
-              <w:t>pointermove</w:t>
-            </w:r>
-            <w:proofErr w:type="spellEnd"/>
-            <w:r>
-              <w:rPr>
-                <w:rFonts w:eastAsia="Times New Roman"/>
-                <w:color w:val="auto"/>
-                <w:sz w:val="20"/>
-                <w:szCs w:val="20"/>
-              </w:rPr>
-              <w:t> in </w:t>
-            </w:r>
-            <w:proofErr w:type="spellStart"/>
-            <w:r>
-              <w:rPr>
-                <w:rFonts w:eastAsia="Times New Roman"/>
-                <w:color w:val="auto"/>
-                <w:sz w:val="20"/>
-                <w:szCs w:val="20"/>
-              </w:rPr>
-              <w:t>src</w:t>
-            </w:r>
-            <w:proofErr w:type="spellEnd"/>
-            <w:r>
-              <w:rPr>
-                <w:rFonts w:eastAsia="Times New Roman"/>
-                <w:color w:val="auto"/>
-                <w:sz w:val="20"/>
-                <w:szCs w:val="20"/>
-              </w:rPr>
-              <w:t>/index.js) works correctly; required screenshots captured per device class.</w:t>
+              <w:t>Core workflows above remain usable at tablet (769–1024px, compact drawer per §9) and mobile (≤768px) breakpoints; touch-drag of a polyline edit handle (pointerdown/pointermove in src/index.js) works correctly; required screenshots captured per device class.</w:t>
             </w:r>
           </w:p>
         </w:tc>
@@ -18472,15 +13541,7 @@
         <w:t xml:space="preserve">Static multi-page frontend application using HTML, CSS and ES modules, bundled for production with Webpack and runnable locally through Vite. </w:t>
       </w:r>
       <w:r>
-        <w:t xml:space="preserve">The frontend communicates with the </w:t>
-      </w:r>
-      <w:proofErr w:type="spellStart"/>
-      <w:r>
-        <w:t>SmartRPD</w:t>
-      </w:r>
-      <w:proofErr w:type="spellEnd"/>
-      <w:r>
-        <w:t xml:space="preserve"> – </w:t>
+        <w:t xml:space="preserve">The frontend communicates with the SmartRPD – </w:t>
       </w:r>
       <w:hyperlink r:id="rId11" w:history="1">
         <w:r>
@@ -18699,67 +13760,7 @@
                 <w:sz w:val="20"/>
                 <w:szCs w:val="20"/>
               </w:rPr>
-              <w:t>Each page pairs with a primary controller — full page-to-file mapping in §2's Page/Area table. Key controllers: login.js (Login), caseManagement.js (Case List — including filtering, status changes, and QR-code sharing), createCase.js (Case Creation), dashboard.js (Dashboard overlay), 2DAnnotation.js + </w:t>
-            </w:r>
-            <w:proofErr w:type="spellStart"/>
-            <w:r>
-              <w:rPr>
-                <w:rFonts w:eastAsia="Times New Roman"/>
-                <w:color w:val="auto"/>
-                <w:sz w:val="20"/>
-                <w:szCs w:val="20"/>
-              </w:rPr>
-              <w:t>src</w:t>
-            </w:r>
-            <w:proofErr w:type="spellEnd"/>
-            <w:r>
-              <w:rPr>
-                <w:rFonts w:eastAsia="Times New Roman"/>
-                <w:color w:val="auto"/>
-                <w:sz w:val="20"/>
-                <w:szCs w:val="20"/>
-              </w:rPr>
-              <w:t>/</w:t>
-            </w:r>
-            <w:proofErr w:type="spellStart"/>
-            <w:r>
-              <w:rPr>
-                <w:rFonts w:eastAsia="Times New Roman"/>
-                <w:color w:val="auto"/>
-                <w:sz w:val="20"/>
-                <w:szCs w:val="20"/>
-              </w:rPr>
-              <w:t>js</w:t>
-            </w:r>
-            <w:proofErr w:type="spellEnd"/>
-            <w:r>
-              <w:rPr>
-                <w:rFonts w:eastAsia="Times New Roman"/>
-                <w:color w:val="auto"/>
-                <w:sz w:val="20"/>
-                <w:szCs w:val="20"/>
-              </w:rPr>
-              <w:t>/2D/* (2D Annotation), </w:t>
-            </w:r>
-            <w:proofErr w:type="spellStart"/>
-            <w:r>
-              <w:rPr>
-                <w:rFonts w:eastAsia="Times New Roman"/>
-                <w:color w:val="auto"/>
-                <w:sz w:val="20"/>
-                <w:szCs w:val="20"/>
-              </w:rPr>
-              <w:t>src</w:t>
-            </w:r>
-            <w:proofErr w:type="spellEnd"/>
-            <w:r>
-              <w:rPr>
-                <w:rFonts w:eastAsia="Times New Roman"/>
-                <w:color w:val="auto"/>
-                <w:sz w:val="20"/>
-                <w:szCs w:val="20"/>
-              </w:rPr>
-              <w:t>/index.js (3D Viewer), versionHistory.js (Version History).</w:t>
+              <w:t>Each page pairs with a primary controller — full page-to-file mapping in §2's Page/Area table. Key controllers: login.js (Login), caseManagement.js (Case List — including filtering, status changes, and QR-code sharing), createCase.js (Case Creation), dashboard.js (Dashboard overlay), 2DAnnotation.js + src/js/2D/* (2D Annotation), src/index.js (3D Viewer), versionHistory.js (Version History).</w:t>
             </w:r>
           </w:p>
         </w:tc>
@@ -19162,85 +14163,14 @@
                 <w:szCs w:val="20"/>
               </w:rPr>
             </w:pPr>
-            <w:proofErr w:type="spellStart"/>
-            <w:r>
-              <w:rPr>
-                <w:rFonts w:eastAsia="Times New Roman"/>
-                <w:color w:val="auto"/>
-                <w:sz w:val="20"/>
-                <w:szCs w:val="20"/>
-              </w:rPr>
-              <w:t>src</w:t>
-            </w:r>
-            <w:proofErr w:type="spellEnd"/>
-            <w:r>
-              <w:rPr>
-                <w:rFonts w:eastAsia="Times New Roman"/>
-                <w:color w:val="auto"/>
-                <w:sz w:val="20"/>
-                <w:szCs w:val="20"/>
-              </w:rPr>
-              <w:t>/index.js — Three.js scene, orthographic camera, mesh groups, polyline and artificial-teeth overlays; newControls.js — visibility, opacity, analysis modes; OFFLoader.js + STLMeshLoader.js — geometry parsers; control.js — </w:t>
-            </w:r>
-            <w:proofErr w:type="spellStart"/>
-            <w:r>
-              <w:rPr>
-                <w:rFonts w:eastAsia="Times New Roman"/>
-                <w:color w:val="auto"/>
-                <w:sz w:val="20"/>
-                <w:szCs w:val="20"/>
-              </w:rPr>
-              <w:t>addVisibilityAndTransparencyControls</w:t>
-            </w:r>
-            <w:proofErr w:type="spellEnd"/>
-            <w:r>
-              <w:rPr>
-                <w:rFonts w:eastAsia="Times New Roman"/>
-                <w:color w:val="auto"/>
-                <w:sz w:val="20"/>
-                <w:szCs w:val="20"/>
-              </w:rPr>
-              <w:t xml:space="preserve">(), a </w:t>
-            </w:r>
-            <w:proofErr w:type="spellStart"/>
-            <w:r>
-              <w:rPr>
-                <w:rFonts w:eastAsia="Times New Roman"/>
-                <w:color w:val="auto"/>
-                <w:sz w:val="20"/>
-                <w:szCs w:val="20"/>
-              </w:rPr>
-              <w:t>dat.gui</w:t>
-            </w:r>
-            <w:proofErr w:type="spellEnd"/>
-            <w:r>
-              <w:rPr>
-                <w:rFonts w:eastAsia="Times New Roman"/>
-                <w:color w:val="auto"/>
-                <w:sz w:val="20"/>
-                <w:szCs w:val="20"/>
-              </w:rPr>
-              <w:t>-based visibility/transparency panel with its own mobile-device check (</w:t>
-            </w:r>
-            <w:proofErr w:type="spellStart"/>
-            <w:r>
-              <w:rPr>
-                <w:rFonts w:eastAsia="Times New Roman"/>
-                <w:color w:val="auto"/>
-                <w:sz w:val="20"/>
-                <w:szCs w:val="20"/>
-              </w:rPr>
-              <w:t>isMobileDevice</w:t>
-            </w:r>
-            <w:proofErr w:type="spellEnd"/>
-            <w:r>
-              <w:rPr>
-                <w:rFonts w:eastAsia="Times New Roman"/>
-                <w:color w:val="auto"/>
-                <w:sz w:val="20"/>
-                <w:szCs w:val="20"/>
-              </w:rPr>
-              <w:t>()), imported separately from newControls.js.</w:t>
+            <w:r>
+              <w:rPr>
+                <w:rFonts w:eastAsia="Times New Roman"/>
+                <w:color w:val="auto"/>
+                <w:sz w:val="20"/>
+                <w:szCs w:val="20"/>
+              </w:rPr>
+              <w:t>src/index.js — Three.js scene, orthographic camera, mesh groups, polyline and artificial-teeth overlays; newControls.js — visibility, opacity, analysis modes; OFFLoader.js + STLMeshLoader.js — geometry parsers; control.js — addVisibilityAndTransparencyControls(), a dat.gui-based visibility/transparency panel with its own mobile-device check (isMobileDevice()), imported separately from newControls.js.</w:t>
             </w:r>
           </w:p>
         </w:tc>
@@ -19315,25 +14245,14 @@
                 <w:szCs w:val="20"/>
               </w:rPr>
             </w:pPr>
-            <w:proofErr w:type="spellStart"/>
-            <w:r>
-              <w:rPr>
-                <w:rFonts w:eastAsia="Times New Roman"/>
-                <w:color w:val="auto"/>
-                <w:sz w:val="20"/>
-                <w:szCs w:val="20"/>
-              </w:rPr>
-              <w:t>SmartRPD</w:t>
-            </w:r>
-            <w:proofErr w:type="spellEnd"/>
-            <w:r>
-              <w:rPr>
-                <w:rFonts w:eastAsia="Times New Roman"/>
-                <w:color w:val="auto"/>
-                <w:sz w:val="20"/>
-                <w:szCs w:val="20"/>
-              </w:rPr>
-              <w:t xml:space="preserve"> REST endpoints for auth, case data, roles, alerts, notes, thumbnails, clinical info, jaw-structure, STL/OFF meshes, polylines, heatmaps, email and report support.</w:t>
+            <w:r>
+              <w:rPr>
+                <w:rFonts w:eastAsia="Times New Roman"/>
+                <w:color w:val="auto"/>
+                <w:sz w:val="20"/>
+                <w:szCs w:val="20"/>
+              </w:rPr>
+              <w:t>SmartRPD REST endpoints for auth, case data, roles, alerts, notes, thumbnails, clinical info, jaw-structure, STL/OFF meshes, polylines, heatmaps, email and report support.</w:t>
             </w:r>
           </w:p>
         </w:tc>
@@ -19751,47 +14670,7 @@
                 <w:sz w:val="20"/>
                 <w:szCs w:val="20"/>
               </w:rPr>
-              <w:t>POST /user/login, POST /</w:t>
-            </w:r>
-            <w:proofErr w:type="spellStart"/>
-            <w:r>
-              <w:rPr>
-                <w:rFonts w:eastAsia="Times New Roman"/>
-                <w:color w:val="auto"/>
-                <w:sz w:val="20"/>
-                <w:szCs w:val="20"/>
-              </w:rPr>
-              <w:t>otp</w:t>
-            </w:r>
-            <w:proofErr w:type="spellEnd"/>
-            <w:r>
-              <w:rPr>
-                <w:rFonts w:eastAsia="Times New Roman"/>
-                <w:color w:val="auto"/>
-                <w:sz w:val="20"/>
-                <w:szCs w:val="20"/>
-              </w:rPr>
-              <w:t>, POST /</w:t>
-            </w:r>
-            <w:proofErr w:type="spellStart"/>
-            <w:r>
-              <w:rPr>
-                <w:rFonts w:eastAsia="Times New Roman"/>
-                <w:color w:val="auto"/>
-                <w:sz w:val="20"/>
-                <w:szCs w:val="20"/>
-              </w:rPr>
-              <w:t>otp</w:t>
-            </w:r>
-            <w:proofErr w:type="spellEnd"/>
-            <w:r>
-              <w:rPr>
-                <w:rFonts w:eastAsia="Times New Roman"/>
-                <w:color w:val="auto"/>
-                <w:sz w:val="20"/>
-                <w:szCs w:val="20"/>
-              </w:rPr>
-              <w:t>/verify, POST /user/logout </w:t>
+              <w:t>POST /user/login, POST /otp, POST /otp/verify, POST /user/logout </w:t>
             </w:r>
             <w:r>
               <w:rPr>
@@ -19860,27 +14739,7 @@
                 <w:sz w:val="20"/>
                 <w:szCs w:val="20"/>
               </w:rPr>
-              <w:t>POST /case/user/</w:t>
-            </w:r>
-            <w:proofErr w:type="spellStart"/>
-            <w:r>
-              <w:rPr>
-                <w:rFonts w:eastAsia="Times New Roman"/>
-                <w:color w:val="auto"/>
-                <w:sz w:val="20"/>
-                <w:szCs w:val="20"/>
-              </w:rPr>
-              <w:t>findall</w:t>
-            </w:r>
-            <w:proofErr w:type="spellEnd"/>
-            <w:r>
-              <w:rPr>
-                <w:rFonts w:eastAsia="Times New Roman"/>
-                <w:color w:val="auto"/>
-                <w:sz w:val="20"/>
-                <w:szCs w:val="20"/>
-              </w:rPr>
-              <w:t>/get, POST /case/get/:id, POST /case, PUT /case/:id, POST /case/delete/:id, POST /case/duplicate, POST /case/rename/:id</w:t>
+              <w:t>POST /case/user/findall/get, POST /case/get/:id, POST /case, PUT /case/:id, POST /case/delete/:id, POST /case/duplicate, POST /case/rename/:id</w:t>
             </w:r>
           </w:p>
         </w:tc>
@@ -19941,39 +14800,8 @@
                 <w:sz w:val="20"/>
                 <w:szCs w:val="20"/>
               </w:rPr>
-              <w:t>POST /role, POST /role/all/get, POST /role/delete, POST /alerts, POST /alerts/</w:t>
-            </w:r>
-            <w:proofErr w:type="spellStart"/>
-            <w:r>
-              <w:rPr>
-                <w:rFonts w:eastAsia="Times New Roman"/>
-                <w:color w:val="auto"/>
-                <w:sz w:val="20"/>
-                <w:szCs w:val="20"/>
-              </w:rPr>
-              <w:t>getallbytouser</w:t>
-            </w:r>
-            <w:proofErr w:type="spellEnd"/>
-            <w:r>
-              <w:rPr>
-                <w:rFonts w:eastAsia="Times New Roman"/>
-                <w:color w:val="auto"/>
-                <w:sz w:val="20"/>
-                <w:szCs w:val="20"/>
-              </w:rPr>
-              <w:t>, POST /alerts/</w:t>
-            </w:r>
-            <w:proofErr w:type="spellStart"/>
-            <w:r>
-              <w:rPr>
-                <w:rFonts w:eastAsia="Times New Roman"/>
-                <w:color w:val="auto"/>
-                <w:sz w:val="20"/>
-                <w:szCs w:val="20"/>
-              </w:rPr>
-              <w:t>setreadstatus</w:t>
-            </w:r>
-            <w:proofErr w:type="spellEnd"/>
+              <w:t>POST /role, POST /role/all/get, POST /role/delete, POST /alerts, POST /alerts/getallbytouser, POST /alerts/setreadstatus</w:t>
+            </w:r>
           </w:p>
         </w:tc>
       </w:tr>
@@ -20030,119 +14858,8 @@
                 <w:sz w:val="20"/>
                 <w:szCs w:val="20"/>
               </w:rPr>
-              <w:t>POST /</w:t>
-            </w:r>
-            <w:proofErr w:type="spellStart"/>
-            <w:r>
-              <w:rPr>
-                <w:rFonts w:eastAsia="Times New Roman"/>
-                <w:color w:val="auto"/>
-                <w:sz w:val="20"/>
-                <w:szCs w:val="20"/>
-              </w:rPr>
-              <w:t>additionalcasedetails</w:t>
-            </w:r>
-            <w:proofErr w:type="spellEnd"/>
-            <w:r>
-              <w:rPr>
-                <w:rFonts w:eastAsia="Times New Roman"/>
-                <w:color w:val="auto"/>
-                <w:sz w:val="20"/>
-                <w:szCs w:val="20"/>
-              </w:rPr>
-              <w:t>/</w:t>
-            </w:r>
-            <w:proofErr w:type="spellStart"/>
-            <w:r>
-              <w:rPr>
-                <w:rFonts w:eastAsia="Times New Roman"/>
-                <w:color w:val="auto"/>
-                <w:sz w:val="20"/>
-                <w:szCs w:val="20"/>
-              </w:rPr>
-              <w:t>getall</w:t>
-            </w:r>
-            <w:proofErr w:type="spellEnd"/>
-            <w:r>
-              <w:rPr>
-                <w:rFonts w:eastAsia="Times New Roman"/>
-                <w:color w:val="auto"/>
-                <w:sz w:val="20"/>
-                <w:szCs w:val="20"/>
-              </w:rPr>
-              <w:t>, POST /</w:t>
-            </w:r>
-            <w:proofErr w:type="spellStart"/>
-            <w:r>
-              <w:rPr>
-                <w:rFonts w:eastAsia="Times New Roman"/>
-                <w:color w:val="auto"/>
-                <w:sz w:val="20"/>
-                <w:szCs w:val="20"/>
-              </w:rPr>
-              <w:t>additionalcasedetails</w:t>
-            </w:r>
-            <w:proofErr w:type="spellEnd"/>
-            <w:r>
-              <w:rPr>
-                <w:rFonts w:eastAsia="Times New Roman"/>
-                <w:color w:val="auto"/>
-                <w:sz w:val="20"/>
-                <w:szCs w:val="20"/>
-              </w:rPr>
-              <w:t>, POST /</w:t>
-            </w:r>
-            <w:proofErr w:type="spellStart"/>
-            <w:r>
-              <w:rPr>
-                <w:rFonts w:eastAsia="Times New Roman"/>
-                <w:color w:val="auto"/>
-                <w:sz w:val="20"/>
-                <w:szCs w:val="20"/>
-              </w:rPr>
-              <w:t>casehistory</w:t>
-            </w:r>
-            <w:proofErr w:type="spellEnd"/>
-            <w:r>
-              <w:rPr>
-                <w:rFonts w:eastAsia="Times New Roman"/>
-                <w:color w:val="auto"/>
-                <w:sz w:val="20"/>
-                <w:szCs w:val="20"/>
-              </w:rPr>
-              <w:t>, POST /</w:t>
-            </w:r>
-            <w:proofErr w:type="spellStart"/>
-            <w:r>
-              <w:rPr>
-                <w:rFonts w:eastAsia="Times New Roman"/>
-                <w:color w:val="auto"/>
-                <w:sz w:val="20"/>
-                <w:szCs w:val="20"/>
-              </w:rPr>
-              <w:t>casehistory</w:t>
-            </w:r>
-            <w:proofErr w:type="spellEnd"/>
-            <w:r>
-              <w:rPr>
-                <w:rFonts w:eastAsia="Times New Roman"/>
-                <w:color w:val="auto"/>
-                <w:sz w:val="20"/>
-                <w:szCs w:val="20"/>
-              </w:rPr>
-              <w:t>/</w:t>
-            </w:r>
-            <w:proofErr w:type="spellStart"/>
-            <w:r>
-              <w:rPr>
-                <w:rFonts w:eastAsia="Times New Roman"/>
-                <w:color w:val="auto"/>
-                <w:sz w:val="20"/>
-                <w:szCs w:val="20"/>
-              </w:rPr>
-              <w:t>getall</w:t>
-            </w:r>
-            <w:proofErr w:type="spellEnd"/>
+              <w:t>POST /additionalcasedetails/getall, POST /additionalcasedetails, POST /casehistory, POST /casehistory/getall</w:t>
+            </w:r>
           </w:p>
         </w:tc>
       </w:tr>
@@ -20202,147 +14919,7 @@
                 <w:sz w:val="20"/>
                 <w:szCs w:val="20"/>
               </w:rPr>
-              <w:t>POST /parameterisation/mesh/</w:t>
-            </w:r>
-            <w:proofErr w:type="spellStart"/>
-            <w:r>
-              <w:rPr>
-                <w:rFonts w:eastAsia="Times New Roman"/>
-                <w:color w:val="auto"/>
-                <w:sz w:val="20"/>
-                <w:szCs w:val="20"/>
-              </w:rPr>
-              <w:t>getall</w:t>
-            </w:r>
-            <w:proofErr w:type="spellEnd"/>
-            <w:r>
-              <w:rPr>
-                <w:rFonts w:eastAsia="Times New Roman"/>
-                <w:color w:val="auto"/>
-                <w:sz w:val="20"/>
-                <w:szCs w:val="20"/>
-              </w:rPr>
-              <w:t>, POST /surface/</w:t>
-            </w:r>
-            <w:proofErr w:type="spellStart"/>
-            <w:r>
-              <w:rPr>
-                <w:rFonts w:eastAsia="Times New Roman"/>
-                <w:color w:val="auto"/>
-                <w:sz w:val="20"/>
-                <w:szCs w:val="20"/>
-              </w:rPr>
-              <w:t>getall</w:t>
-            </w:r>
-            <w:proofErr w:type="spellEnd"/>
-            <w:r>
-              <w:rPr>
-                <w:rFonts w:eastAsia="Times New Roman"/>
-                <w:color w:val="auto"/>
-                <w:sz w:val="20"/>
-                <w:szCs w:val="20"/>
-              </w:rPr>
-              <w:t>, POST /</w:t>
-            </w:r>
-            <w:proofErr w:type="spellStart"/>
-            <w:r>
-              <w:rPr>
-                <w:rFonts w:eastAsia="Times New Roman"/>
-                <w:color w:val="auto"/>
-                <w:sz w:val="20"/>
-                <w:szCs w:val="20"/>
-              </w:rPr>
-              <w:t>stl</w:t>
-            </w:r>
-            <w:proofErr w:type="spellEnd"/>
-            <w:r>
-              <w:rPr>
-                <w:rFonts w:eastAsia="Times New Roman"/>
-                <w:color w:val="auto"/>
-                <w:sz w:val="20"/>
-                <w:szCs w:val="20"/>
-              </w:rPr>
-              <w:t>/get, POST /</w:t>
-            </w:r>
-            <w:proofErr w:type="spellStart"/>
-            <w:r>
-              <w:rPr>
-                <w:rFonts w:eastAsia="Times New Roman"/>
-                <w:color w:val="auto"/>
-                <w:sz w:val="20"/>
-                <w:szCs w:val="20"/>
-              </w:rPr>
-              <w:t>stl</w:t>
-            </w:r>
-            <w:proofErr w:type="spellEnd"/>
-            <w:r>
-              <w:rPr>
-                <w:rFonts w:eastAsia="Times New Roman"/>
-                <w:color w:val="auto"/>
-                <w:sz w:val="20"/>
-                <w:szCs w:val="20"/>
-              </w:rPr>
-              <w:t>/raw/get, POST /</w:t>
-            </w:r>
-            <w:proofErr w:type="spellStart"/>
-            <w:r>
-              <w:rPr>
-                <w:rFonts w:eastAsia="Times New Roman"/>
-                <w:color w:val="auto"/>
-                <w:sz w:val="20"/>
-                <w:szCs w:val="20"/>
-              </w:rPr>
-              <w:t>stl</w:t>
-            </w:r>
-            <w:proofErr w:type="spellEnd"/>
-            <w:r>
-              <w:rPr>
-                <w:rFonts w:eastAsia="Times New Roman"/>
-                <w:color w:val="auto"/>
-                <w:sz w:val="20"/>
-                <w:szCs w:val="20"/>
-              </w:rPr>
-              <w:t>/get/:type, POST /</w:t>
-            </w:r>
-            <w:proofErr w:type="spellStart"/>
-            <w:r>
-              <w:rPr>
-                <w:rFonts w:eastAsia="Times New Roman"/>
-                <w:color w:val="auto"/>
-                <w:sz w:val="20"/>
-                <w:szCs w:val="20"/>
-              </w:rPr>
-              <w:t>stl</w:t>
-            </w:r>
-            <w:proofErr w:type="spellEnd"/>
-            <w:r>
-              <w:rPr>
-                <w:rFonts w:eastAsia="Times New Roman"/>
-                <w:color w:val="auto"/>
-                <w:sz w:val="20"/>
-                <w:szCs w:val="20"/>
-              </w:rPr>
-              <w:t>, POST /</w:t>
-            </w:r>
-            <w:proofErr w:type="spellStart"/>
-            <w:r>
-              <w:rPr>
-                <w:rFonts w:eastAsia="Times New Roman"/>
-                <w:color w:val="auto"/>
-                <w:sz w:val="20"/>
-                <w:szCs w:val="20"/>
-              </w:rPr>
-              <w:t>stl</w:t>
-            </w:r>
-            <w:proofErr w:type="spellEnd"/>
-            <w:r>
-              <w:rPr>
-                <w:rFonts w:eastAsia="Times New Roman"/>
-                <w:color w:val="auto"/>
-                <w:sz w:val="20"/>
-                <w:szCs w:val="20"/>
-              </w:rPr>
-              <w:t>/raw</w:t>
+              <w:t>POST /parameterisation/mesh/getall, POST /surface/getall, POST /stl/get, POST /stl/raw/get, POST /stl/get/:type, POST /stl, POST /stl/raw</w:t>
             </w:r>
           </w:p>
         </w:tc>
@@ -20400,67 +14977,7 @@
                 <w:sz w:val="20"/>
                 <w:szCs w:val="20"/>
               </w:rPr>
-              <w:t>POST /</w:t>
-            </w:r>
-            <w:proofErr w:type="spellStart"/>
-            <w:r>
-              <w:rPr>
-                <w:rFonts w:eastAsia="Times New Roman"/>
-                <w:color w:val="auto"/>
-                <w:sz w:val="20"/>
-                <w:szCs w:val="20"/>
-              </w:rPr>
-              <w:t>stl</w:t>
-            </w:r>
-            <w:proofErr w:type="spellEnd"/>
-            <w:r>
-              <w:rPr>
-                <w:rFonts w:eastAsia="Times New Roman"/>
-                <w:color w:val="auto"/>
-                <w:sz w:val="20"/>
-                <w:szCs w:val="20"/>
-              </w:rPr>
-              <w:t>/slot/get, POST /</w:t>
-            </w:r>
-            <w:proofErr w:type="spellStart"/>
-            <w:r>
-              <w:rPr>
-                <w:rFonts w:eastAsia="Times New Roman"/>
-                <w:color w:val="auto"/>
-                <w:sz w:val="20"/>
-                <w:szCs w:val="20"/>
-              </w:rPr>
-              <w:t>stl</w:t>
-            </w:r>
-            <w:proofErr w:type="spellEnd"/>
-            <w:r>
-              <w:rPr>
-                <w:rFonts w:eastAsia="Times New Roman"/>
-                <w:color w:val="auto"/>
-                <w:sz w:val="20"/>
-                <w:szCs w:val="20"/>
-              </w:rPr>
-              <w:t>/slot/, POST /</w:t>
-            </w:r>
-            <w:proofErr w:type="spellStart"/>
-            <w:r>
-              <w:rPr>
-                <w:rFonts w:eastAsia="Times New Roman"/>
-                <w:color w:val="auto"/>
-                <w:sz w:val="20"/>
-                <w:szCs w:val="20"/>
-              </w:rPr>
-              <w:t>stl</w:t>
-            </w:r>
-            <w:proofErr w:type="spellEnd"/>
-            <w:r>
-              <w:rPr>
-                <w:rFonts w:eastAsia="Times New Roman"/>
-                <w:color w:val="auto"/>
-                <w:sz w:val="20"/>
-                <w:szCs w:val="20"/>
-              </w:rPr>
-              <w:t>/slot/delete</w:t>
+              <w:t>POST /stl/slot/get, POST /stl/slot/, POST /stl/slot/delete</w:t>
             </w:r>
           </w:p>
         </w:tc>
@@ -20521,67 +15038,7 @@
                 <w:sz w:val="20"/>
                 <w:szCs w:val="20"/>
               </w:rPr>
-              <w:t>POST /polylines/</w:t>
-            </w:r>
-            <w:proofErr w:type="spellStart"/>
-            <w:r>
-              <w:rPr>
-                <w:rFonts w:eastAsia="Times New Roman"/>
-                <w:color w:val="auto"/>
-                <w:sz w:val="20"/>
-                <w:szCs w:val="20"/>
-              </w:rPr>
-              <w:t>getall</w:t>
-            </w:r>
-            <w:proofErr w:type="spellEnd"/>
-            <w:r>
-              <w:rPr>
-                <w:rFonts w:eastAsia="Times New Roman"/>
-                <w:color w:val="auto"/>
-                <w:sz w:val="20"/>
-                <w:szCs w:val="20"/>
-              </w:rPr>
-              <w:t>, POST /</w:t>
-            </w:r>
-            <w:proofErr w:type="spellStart"/>
-            <w:r>
-              <w:rPr>
-                <w:rFonts w:eastAsia="Times New Roman"/>
-                <w:color w:val="auto"/>
-                <w:sz w:val="20"/>
-                <w:szCs w:val="20"/>
-              </w:rPr>
-              <w:t>undercutheatmap</w:t>
-            </w:r>
-            <w:proofErr w:type="spellEnd"/>
-            <w:r>
-              <w:rPr>
-                <w:rFonts w:eastAsia="Times New Roman"/>
-                <w:color w:val="auto"/>
-                <w:sz w:val="20"/>
-                <w:szCs w:val="20"/>
-              </w:rPr>
-              <w:t>/get, POST /</w:t>
-            </w:r>
-            <w:proofErr w:type="spellStart"/>
-            <w:r>
-              <w:rPr>
-                <w:rFonts w:eastAsia="Times New Roman"/>
-                <w:color w:val="auto"/>
-                <w:sz w:val="20"/>
-                <w:szCs w:val="20"/>
-              </w:rPr>
-              <w:t>toothPlacementData</w:t>
-            </w:r>
-            <w:proofErr w:type="spellEnd"/>
-            <w:r>
-              <w:rPr>
-                <w:rFonts w:eastAsia="Times New Roman"/>
-                <w:color w:val="auto"/>
-                <w:sz w:val="20"/>
-                <w:szCs w:val="20"/>
-              </w:rPr>
-              <w:t>/get </w:t>
+              <w:t>POST /polylines/getall, POST /undercutheatmap/get, POST /toothPlacementData/get </w:t>
             </w:r>
             <w:r>
               <w:rPr>
@@ -20650,127 +15107,7 @@
                 <w:sz w:val="20"/>
                 <w:szCs w:val="20"/>
               </w:rPr>
-              <w:t>POST /</w:t>
-            </w:r>
-            <w:proofErr w:type="spellStart"/>
-            <w:r>
-              <w:rPr>
-                <w:rFonts w:eastAsia="Times New Roman"/>
-                <w:color w:val="auto"/>
-                <w:sz w:val="20"/>
-                <w:szCs w:val="20"/>
-              </w:rPr>
-              <w:t>clinicalinfo</w:t>
-            </w:r>
-            <w:proofErr w:type="spellEnd"/>
-            <w:r>
-              <w:rPr>
-                <w:rFonts w:eastAsia="Times New Roman"/>
-                <w:color w:val="auto"/>
-                <w:sz w:val="20"/>
-                <w:szCs w:val="20"/>
-              </w:rPr>
-              <w:t>/get/:</w:t>
-            </w:r>
-            <w:proofErr w:type="spellStart"/>
-            <w:r>
-              <w:rPr>
-                <w:rFonts w:eastAsia="Times New Roman"/>
-                <w:color w:val="auto"/>
-                <w:sz w:val="20"/>
-                <w:szCs w:val="20"/>
-              </w:rPr>
-              <w:t>caseId</w:t>
-            </w:r>
-            <w:proofErr w:type="spellEnd"/>
-            <w:r>
-              <w:rPr>
-                <w:rFonts w:eastAsia="Times New Roman"/>
-                <w:color w:val="auto"/>
-                <w:sz w:val="20"/>
-                <w:szCs w:val="20"/>
-              </w:rPr>
-              <w:t>, POST /</w:t>
-            </w:r>
-            <w:proofErr w:type="spellStart"/>
-            <w:r>
-              <w:rPr>
-                <w:rFonts w:eastAsia="Times New Roman"/>
-                <w:color w:val="auto"/>
-                <w:sz w:val="20"/>
-                <w:szCs w:val="20"/>
-              </w:rPr>
-              <w:t>clinicalinfo</w:t>
-            </w:r>
-            <w:proofErr w:type="spellEnd"/>
-            <w:r>
-              <w:rPr>
-                <w:rFonts w:eastAsia="Times New Roman"/>
-                <w:color w:val="auto"/>
-                <w:sz w:val="20"/>
-                <w:szCs w:val="20"/>
-              </w:rPr>
-              <w:t>, POST /</w:t>
-            </w:r>
-            <w:proofErr w:type="spellStart"/>
-            <w:r>
-              <w:rPr>
-                <w:rFonts w:eastAsia="Times New Roman"/>
-                <w:color w:val="auto"/>
-                <w:sz w:val="20"/>
-                <w:szCs w:val="20"/>
-              </w:rPr>
-              <w:t>jawstruct</w:t>
-            </w:r>
-            <w:proofErr w:type="spellEnd"/>
-            <w:r>
-              <w:rPr>
-                <w:rFonts w:eastAsia="Times New Roman"/>
-                <w:color w:val="auto"/>
-                <w:sz w:val="20"/>
-                <w:szCs w:val="20"/>
-              </w:rPr>
-              <w:t>/l2/</w:t>
-            </w:r>
-            <w:proofErr w:type="spellStart"/>
-            <w:r>
-              <w:rPr>
-                <w:rFonts w:eastAsia="Times New Roman"/>
-                <w:color w:val="auto"/>
-                <w:sz w:val="20"/>
-                <w:szCs w:val="20"/>
-              </w:rPr>
-              <w:t>getall</w:t>
-            </w:r>
-            <w:proofErr w:type="spellEnd"/>
-            <w:r>
-              <w:rPr>
-                <w:rFonts w:eastAsia="Times New Roman"/>
-                <w:color w:val="auto"/>
-                <w:sz w:val="20"/>
-                <w:szCs w:val="20"/>
-              </w:rPr>
-              <w:t>, POST /</w:t>
-            </w:r>
-            <w:proofErr w:type="spellStart"/>
-            <w:r>
-              <w:rPr>
-                <w:rFonts w:eastAsia="Times New Roman"/>
-                <w:color w:val="auto"/>
-                <w:sz w:val="20"/>
-                <w:szCs w:val="20"/>
-              </w:rPr>
-              <w:t>jawstruct</w:t>
-            </w:r>
-            <w:proofErr w:type="spellEnd"/>
-            <w:r>
-              <w:rPr>
-                <w:rFonts w:eastAsia="Times New Roman"/>
-                <w:color w:val="auto"/>
-                <w:sz w:val="20"/>
-                <w:szCs w:val="20"/>
-              </w:rPr>
-              <w:t>/l2 </w:t>
+              <w:t>POST /clinicalinfo/get/:caseId, POST /clinicalinfo, POST /jawstruct/l2/getall, POST /jawstruct/l2 </w:t>
             </w:r>
           </w:p>
         </w:tc>
@@ -20831,87 +15168,7 @@
                 <w:sz w:val="20"/>
                 <w:szCs w:val="20"/>
               </w:rPr>
-              <w:t>POST /thumbnails, POST /thumbnails/get, POST /noticeboard/</w:t>
-            </w:r>
-            <w:proofErr w:type="spellStart"/>
-            <w:r>
-              <w:rPr>
-                <w:rFonts w:eastAsia="Times New Roman"/>
-                <w:color w:val="auto"/>
-                <w:sz w:val="20"/>
-                <w:szCs w:val="20"/>
-              </w:rPr>
-              <w:t>editedview</w:t>
-            </w:r>
-            <w:proofErr w:type="spellEnd"/>
-            <w:r>
-              <w:rPr>
-                <w:rFonts w:eastAsia="Times New Roman"/>
-                <w:color w:val="auto"/>
-                <w:sz w:val="20"/>
-                <w:szCs w:val="20"/>
-              </w:rPr>
-              <w:t>/get, POST /noticeboard/</w:t>
-            </w:r>
-            <w:proofErr w:type="spellStart"/>
-            <w:r>
-              <w:rPr>
-                <w:rFonts w:eastAsia="Times New Roman"/>
-                <w:color w:val="auto"/>
-                <w:sz w:val="20"/>
-                <w:szCs w:val="20"/>
-              </w:rPr>
-              <w:t>editedview</w:t>
-            </w:r>
-            <w:proofErr w:type="spellEnd"/>
-            <w:r>
-              <w:rPr>
-                <w:rFonts w:eastAsia="Times New Roman"/>
-                <w:color w:val="auto"/>
-                <w:sz w:val="20"/>
-                <w:szCs w:val="20"/>
-              </w:rPr>
-              <w:t>, POST /noticeboard/</w:t>
-            </w:r>
-            <w:proofErr w:type="spellStart"/>
-            <w:r>
-              <w:rPr>
-                <w:rFonts w:eastAsia="Times New Roman"/>
-                <w:color w:val="auto"/>
-                <w:sz w:val="20"/>
-                <w:szCs w:val="20"/>
-              </w:rPr>
-              <w:t>drawnview</w:t>
-            </w:r>
-            <w:proofErr w:type="spellEnd"/>
-            <w:r>
-              <w:rPr>
-                <w:rFonts w:eastAsia="Times New Roman"/>
-                <w:color w:val="auto"/>
-                <w:sz w:val="20"/>
-                <w:szCs w:val="20"/>
-              </w:rPr>
-              <w:t>, POST /noticeboard/</w:t>
-            </w:r>
-            <w:proofErr w:type="spellStart"/>
-            <w:r>
-              <w:rPr>
-                <w:rFonts w:eastAsia="Times New Roman"/>
-                <w:color w:val="auto"/>
-                <w:sz w:val="20"/>
-                <w:szCs w:val="20"/>
-              </w:rPr>
-              <w:t>drawnview</w:t>
-            </w:r>
-            <w:proofErr w:type="spellEnd"/>
-            <w:r>
-              <w:rPr>
-                <w:rFonts w:eastAsia="Times New Roman"/>
-                <w:color w:val="auto"/>
-                <w:sz w:val="20"/>
-                <w:szCs w:val="20"/>
-              </w:rPr>
-              <w:t>/get, POST /noticeboard/view, POST /noticeboard/view/get </w:t>
+              <w:t>POST /thumbnails, POST /thumbnails/get, POST /noticeboard/editedview/get, POST /noticeboard/editedview, POST /noticeboard/drawnview, POST /noticeboard/drawnview/get, POST /noticeboard/view, POST /noticeboard/view/get </w:t>
             </w:r>
           </w:p>
         </w:tc>
@@ -20969,79 +15226,8 @@
                 <w:sz w:val="20"/>
                 <w:szCs w:val="20"/>
               </w:rPr>
-              <w:t>POST /notes/get/:</w:t>
-            </w:r>
-            <w:proofErr w:type="spellStart"/>
-            <w:r>
-              <w:rPr>
-                <w:rFonts w:eastAsia="Times New Roman"/>
-                <w:color w:val="auto"/>
-                <w:sz w:val="20"/>
-                <w:szCs w:val="20"/>
-              </w:rPr>
-              <w:t>caseId</w:t>
-            </w:r>
-            <w:proofErr w:type="spellEnd"/>
-            <w:r>
-              <w:rPr>
-                <w:rFonts w:eastAsia="Times New Roman"/>
-                <w:color w:val="auto"/>
-                <w:sz w:val="20"/>
-                <w:szCs w:val="20"/>
-              </w:rPr>
-              <w:t>, POST /notes/create, POST /</w:t>
-            </w:r>
-            <w:proofErr w:type="spellStart"/>
-            <w:r>
-              <w:rPr>
-                <w:rFonts w:eastAsia="Times New Roman"/>
-                <w:color w:val="auto"/>
-                <w:sz w:val="20"/>
-                <w:szCs w:val="20"/>
-              </w:rPr>
-              <w:t>mailinglist</w:t>
-            </w:r>
-            <w:proofErr w:type="spellEnd"/>
-            <w:r>
-              <w:rPr>
-                <w:rFonts w:eastAsia="Times New Roman"/>
-                <w:color w:val="auto"/>
-                <w:sz w:val="20"/>
-                <w:szCs w:val="20"/>
-              </w:rPr>
-              <w:t>/add, POST /</w:t>
-            </w:r>
-            <w:proofErr w:type="spellStart"/>
-            <w:r>
-              <w:rPr>
-                <w:rFonts w:eastAsia="Times New Roman"/>
-                <w:color w:val="auto"/>
-                <w:sz w:val="20"/>
-                <w:szCs w:val="20"/>
-              </w:rPr>
-              <w:t>sendEmail</w:t>
-            </w:r>
-            <w:proofErr w:type="spellEnd"/>
-            <w:r>
-              <w:rPr>
-                <w:rFonts w:eastAsia="Times New Roman"/>
-                <w:color w:val="auto"/>
-                <w:sz w:val="20"/>
-                <w:szCs w:val="20"/>
-              </w:rPr>
-              <w:t>, POST /</w:t>
-            </w:r>
-            <w:proofErr w:type="spellStart"/>
-            <w:r>
-              <w:rPr>
-                <w:rFonts w:eastAsia="Times New Roman"/>
-                <w:color w:val="auto"/>
-                <w:sz w:val="20"/>
-                <w:szCs w:val="20"/>
-              </w:rPr>
-              <w:t>sendCustomEmail</w:t>
-            </w:r>
-            <w:proofErr w:type="spellEnd"/>
+              <w:t>POST /notes/get/:caseId, POST /notes/create, POST /mailinglist/add, POST /sendEmail, POST /sendCustomEmail</w:t>
+            </w:r>
           </w:p>
         </w:tc>
       </w:tr>
@@ -21068,91 +15254,7 @@
         <w:rPr>
           <w:color w:val="auto"/>
         </w:rPr>
-        <w:t xml:space="preserve">Many POST payloads use an array envelope: the first object contains </w:t>
-      </w:r>
-      <w:proofErr w:type="spellStart"/>
-      <w:r>
-        <w:rPr>
-          <w:color w:val="auto"/>
-        </w:rPr>
-        <w:t>machine_id</w:t>
-      </w:r>
-      <w:proofErr w:type="spellEnd"/>
-      <w:r>
-        <w:rPr>
-          <w:color w:val="auto"/>
-        </w:rPr>
-        <w:t xml:space="preserve">, </w:t>
-      </w:r>
-      <w:proofErr w:type="spellStart"/>
-      <w:r>
-        <w:rPr>
-          <w:color w:val="auto"/>
-        </w:rPr>
-        <w:t>uuid</w:t>
-      </w:r>
-      <w:proofErr w:type="spellEnd"/>
-      <w:r>
-        <w:rPr>
-          <w:color w:val="auto"/>
-        </w:rPr>
-        <w:t xml:space="preserve">, and </w:t>
-      </w:r>
-      <w:proofErr w:type="spellStart"/>
-      <w:r>
-        <w:rPr>
-          <w:color w:val="auto"/>
-        </w:rPr>
-        <w:t>caseIntID</w:t>
-      </w:r>
-      <w:proofErr w:type="spellEnd"/>
-      <w:r>
-        <w:rPr>
-          <w:color w:val="auto"/>
-        </w:rPr>
-        <w:t xml:space="preserve">; the second object contains the case-specific payload. </w:t>
-      </w:r>
-      <w:proofErr w:type="spellStart"/>
-      <w:r>
-        <w:rPr>
-          <w:color w:val="auto"/>
-        </w:rPr>
-        <w:t>machine_id</w:t>
-      </w:r>
-      <w:proofErr w:type="spellEnd"/>
-      <w:r>
-        <w:rPr>
-          <w:color w:val="auto"/>
-        </w:rPr>
-        <w:t xml:space="preserve"> identifies the client application, </w:t>
-      </w:r>
-      <w:proofErr w:type="spellStart"/>
-      <w:r>
-        <w:rPr>
-          <w:color w:val="auto"/>
-        </w:rPr>
-        <w:t>uuid</w:t>
-      </w:r>
-      <w:proofErr w:type="spellEnd"/>
-      <w:r>
-        <w:rPr>
-          <w:color w:val="auto"/>
-        </w:rPr>
-        <w:t xml:space="preserve"> identifies the logged-in user/session, and </w:t>
-      </w:r>
-      <w:proofErr w:type="spellStart"/>
-      <w:r>
-        <w:rPr>
-          <w:color w:val="auto"/>
-        </w:rPr>
-        <w:t>caseIntID</w:t>
-      </w:r>
-      <w:proofErr w:type="spellEnd"/>
-      <w:r>
-        <w:rPr>
-          <w:color w:val="auto"/>
-        </w:rPr>
-        <w:t xml:space="preserve"> identifies the numeric backend case.</w:t>
+        <w:t>Many POST payloads use an array envelope: the first object contains machine_id, uuid, and caseIntID; the second object contains the case-specific payload. machine_id identifies the client application, uuid identifies the logged-in user/session, and caseIntID identifies the numeric backend case.</w:t>
       </w:r>
     </w:p>
     <w:p>
@@ -21344,37 +15446,15 @@
                 <w:szCs w:val="20"/>
               </w:rPr>
             </w:pPr>
-            <w:proofErr w:type="spellStart"/>
-            <w:r>
-              <w:rPr>
-                <w:rFonts w:eastAsia="Times New Roman"/>
-                <w:color w:val="auto"/>
-                <w:sz w:val="20"/>
-                <w:szCs w:val="20"/>
-              </w:rPr>
-              <w:t>uuid</w:t>
-            </w:r>
-            <w:proofErr w:type="spellEnd"/>
-            <w:r>
-              <w:rPr>
-                <w:rFonts w:eastAsia="Times New Roman"/>
-                <w:color w:val="auto"/>
-                <w:sz w:val="20"/>
-                <w:szCs w:val="20"/>
-              </w:rPr>
-              <w:t> (PK), username, email, </w:t>
-            </w:r>
-            <w:proofErr w:type="spellStart"/>
-            <w:r>
-              <w:rPr>
-                <w:rFonts w:eastAsia="Times New Roman"/>
-                <w:color w:val="auto"/>
-                <w:sz w:val="20"/>
-                <w:szCs w:val="20"/>
-              </w:rPr>
-              <w:t>is_admin</w:t>
-            </w:r>
-            <w:proofErr w:type="spellEnd"/>
+            <w:r>
+              <w:rPr>
+                <w:rFonts w:eastAsia="Times New Roman"/>
+                <w:color w:val="auto"/>
+                <w:sz w:val="20"/>
+                <w:szCs w:val="20"/>
+              </w:rPr>
+              <w:t>uuid (PK), username, email, is_admin</w:t>
+            </w:r>
           </w:p>
         </w:tc>
         <w:tc>
@@ -21459,79 +15539,8 @@
                 <w:sz w:val="20"/>
                 <w:szCs w:val="20"/>
               </w:rPr>
-              <w:t>id/</w:t>
-            </w:r>
-            <w:proofErr w:type="spellStart"/>
-            <w:r>
-              <w:rPr>
-                <w:rFonts w:eastAsia="Times New Roman"/>
-                <w:color w:val="auto"/>
-                <w:sz w:val="20"/>
-                <w:szCs w:val="20"/>
-              </w:rPr>
-              <w:t>caseIntID</w:t>
-            </w:r>
-            <w:proofErr w:type="spellEnd"/>
-            <w:r>
-              <w:rPr>
-                <w:rFonts w:eastAsia="Times New Roman"/>
-                <w:color w:val="auto"/>
-                <w:sz w:val="20"/>
-                <w:szCs w:val="20"/>
-              </w:rPr>
-              <w:t> (PK), </w:t>
-            </w:r>
-            <w:proofErr w:type="spellStart"/>
-            <w:r>
-              <w:rPr>
-                <w:rFonts w:eastAsia="Times New Roman"/>
-                <w:color w:val="auto"/>
-                <w:sz w:val="20"/>
-                <w:szCs w:val="20"/>
-              </w:rPr>
-              <w:t>case_id</w:t>
-            </w:r>
-            <w:proofErr w:type="spellEnd"/>
-            <w:r>
-              <w:rPr>
-                <w:rFonts w:eastAsia="Times New Roman"/>
-                <w:color w:val="auto"/>
-                <w:sz w:val="20"/>
-                <w:szCs w:val="20"/>
-              </w:rPr>
-              <w:t>, name, </w:t>
-            </w:r>
-            <w:proofErr w:type="spellStart"/>
-            <w:r>
-              <w:rPr>
-                <w:rFonts w:eastAsia="Times New Roman"/>
-                <w:color w:val="auto"/>
-                <w:sz w:val="20"/>
-                <w:szCs w:val="20"/>
-              </w:rPr>
-              <w:t>created_at</w:t>
-            </w:r>
-            <w:proofErr w:type="spellEnd"/>
-            <w:r>
-              <w:rPr>
-                <w:rFonts w:eastAsia="Times New Roman"/>
-                <w:color w:val="auto"/>
-                <w:sz w:val="20"/>
-                <w:szCs w:val="20"/>
-              </w:rPr>
-              <w:t>, </w:t>
-            </w:r>
-            <w:proofErr w:type="spellStart"/>
-            <w:r>
-              <w:rPr>
-                <w:rFonts w:eastAsia="Times New Roman"/>
-                <w:color w:val="auto"/>
-                <w:sz w:val="20"/>
-                <w:szCs w:val="20"/>
-              </w:rPr>
-              <w:t>new_status</w:t>
-            </w:r>
-            <w:proofErr w:type="spellEnd"/>
+              <w:t>id/caseIntID (PK), case_id, name, created_at, new_status</w:t>
+            </w:r>
           </w:p>
         </w:tc>
         <w:tc>
@@ -21558,119 +15567,8 @@
                 <w:sz w:val="20"/>
                 <w:szCs w:val="20"/>
               </w:rPr>
-              <w:t xml:space="preserve">1..* → Role, </w:t>
-            </w:r>
-            <w:proofErr w:type="spellStart"/>
-            <w:r>
-              <w:rPr>
-                <w:rFonts w:eastAsia="Times New Roman"/>
-                <w:color w:val="auto"/>
-                <w:sz w:val="20"/>
-                <w:szCs w:val="20"/>
-              </w:rPr>
-              <w:t>AdditionalCaseDetails</w:t>
-            </w:r>
-            <w:proofErr w:type="spellEnd"/>
-            <w:r>
-              <w:rPr>
-                <w:rFonts w:eastAsia="Times New Roman"/>
-                <w:color w:val="auto"/>
-                <w:sz w:val="20"/>
-                <w:szCs w:val="20"/>
-              </w:rPr>
-              <w:t xml:space="preserve">, </w:t>
-            </w:r>
-            <w:proofErr w:type="spellStart"/>
-            <w:r>
-              <w:rPr>
-                <w:rFonts w:eastAsia="Times New Roman"/>
-                <w:color w:val="auto"/>
-                <w:sz w:val="20"/>
-                <w:szCs w:val="20"/>
-              </w:rPr>
-              <w:t>JawStruct</w:t>
-            </w:r>
-            <w:proofErr w:type="spellEnd"/>
-            <w:r>
-              <w:rPr>
-                <w:rFonts w:eastAsia="Times New Roman"/>
-                <w:color w:val="auto"/>
-                <w:sz w:val="20"/>
-                <w:szCs w:val="20"/>
-              </w:rPr>
-              <w:t xml:space="preserve">, </w:t>
-            </w:r>
-            <w:proofErr w:type="spellStart"/>
-            <w:r>
-              <w:rPr>
-                <w:rFonts w:eastAsia="Times New Roman"/>
-                <w:color w:val="auto"/>
-                <w:sz w:val="20"/>
-                <w:szCs w:val="20"/>
-              </w:rPr>
-              <w:t>ClinicalInfo</w:t>
-            </w:r>
-            <w:proofErr w:type="spellEnd"/>
-            <w:r>
-              <w:rPr>
-                <w:rFonts w:eastAsia="Times New Roman"/>
-                <w:color w:val="auto"/>
-                <w:sz w:val="20"/>
-                <w:szCs w:val="20"/>
-              </w:rPr>
-              <w:t xml:space="preserve">, STL, Thumbnail, </w:t>
-            </w:r>
-            <w:proofErr w:type="spellStart"/>
-            <w:r>
-              <w:rPr>
-                <w:rFonts w:eastAsia="Times New Roman"/>
-                <w:color w:val="auto"/>
-                <w:sz w:val="20"/>
-                <w:szCs w:val="20"/>
-              </w:rPr>
-              <w:t>CaseHistory</w:t>
-            </w:r>
-            <w:proofErr w:type="spellEnd"/>
-            <w:r>
-              <w:rPr>
-                <w:rFonts w:eastAsia="Times New Roman"/>
-                <w:color w:val="auto"/>
-                <w:sz w:val="20"/>
-                <w:szCs w:val="20"/>
-              </w:rPr>
-              <w:t xml:space="preserve">, Note, Polyline, </w:t>
-            </w:r>
-            <w:proofErr w:type="spellStart"/>
-            <w:r>
-              <w:rPr>
-                <w:rFonts w:eastAsia="Times New Roman"/>
-                <w:color w:val="auto"/>
-                <w:sz w:val="20"/>
-                <w:szCs w:val="20"/>
-              </w:rPr>
-              <w:t>UndercutHeatmap</w:t>
-            </w:r>
-            <w:proofErr w:type="spellEnd"/>
-            <w:r>
-              <w:rPr>
-                <w:rFonts w:eastAsia="Times New Roman"/>
-                <w:color w:val="auto"/>
-                <w:sz w:val="20"/>
-                <w:szCs w:val="20"/>
-              </w:rPr>
-              <w:t xml:space="preserve">, </w:t>
-            </w:r>
-            <w:proofErr w:type="spellStart"/>
-            <w:r>
-              <w:rPr>
-                <w:rFonts w:eastAsia="Times New Roman"/>
-                <w:color w:val="auto"/>
-                <w:sz w:val="20"/>
-                <w:szCs w:val="20"/>
-              </w:rPr>
-              <w:t>NoticeboardEditedView</w:t>
-            </w:r>
-            <w:proofErr w:type="spellEnd"/>
+              <w:t>1..* → Role, AdditionalCaseDetails, JawStruct, ClinicalInfo, STL, Thumbnail, CaseHistory, Note, Polyline, UndercutHeatmap, NoticeboardEditedView</w:t>
+            </w:r>
           </w:p>
         </w:tc>
       </w:tr>
@@ -21730,87 +15628,7 @@
                 <w:sz w:val="20"/>
                 <w:szCs w:val="20"/>
               </w:rPr>
-              <w:t>id (PK), </w:t>
-            </w:r>
-            <w:proofErr w:type="spellStart"/>
-            <w:r>
-              <w:rPr>
-                <w:rFonts w:eastAsia="Times New Roman"/>
-                <w:color w:val="auto"/>
-                <w:sz w:val="20"/>
-                <w:szCs w:val="20"/>
-              </w:rPr>
-              <w:t>uuid</w:t>
-            </w:r>
-            <w:proofErr w:type="spellEnd"/>
-            <w:r>
-              <w:rPr>
-                <w:rFonts w:eastAsia="Times New Roman"/>
-                <w:color w:val="auto"/>
-                <w:sz w:val="20"/>
-                <w:szCs w:val="20"/>
-              </w:rPr>
-              <w:t> (</w:t>
-            </w:r>
-            <w:proofErr w:type="spellStart"/>
-            <w:r>
-              <w:rPr>
-                <w:rFonts w:eastAsia="Times New Roman"/>
-                <w:color w:val="auto"/>
-                <w:sz w:val="20"/>
-                <w:szCs w:val="20"/>
-              </w:rPr>
-              <w:t>FK→User</w:t>
-            </w:r>
-            <w:proofErr w:type="spellEnd"/>
-            <w:r>
-              <w:rPr>
-                <w:rFonts w:eastAsia="Times New Roman"/>
-                <w:color w:val="auto"/>
-                <w:sz w:val="20"/>
-                <w:szCs w:val="20"/>
-              </w:rPr>
-              <w:t>), </w:t>
-            </w:r>
-            <w:proofErr w:type="spellStart"/>
-            <w:r>
-              <w:rPr>
-                <w:rFonts w:eastAsia="Times New Roman"/>
-                <w:color w:val="auto"/>
-                <w:sz w:val="20"/>
-                <w:szCs w:val="20"/>
-              </w:rPr>
-              <w:t>case_int_id</w:t>
-            </w:r>
-            <w:proofErr w:type="spellEnd"/>
-            <w:r>
-              <w:rPr>
-                <w:rFonts w:eastAsia="Times New Roman"/>
-                <w:color w:val="auto"/>
-                <w:sz w:val="20"/>
-                <w:szCs w:val="20"/>
-              </w:rPr>
-              <w:t> (</w:t>
-            </w:r>
-            <w:proofErr w:type="spellStart"/>
-            <w:r>
-              <w:rPr>
-                <w:rFonts w:eastAsia="Times New Roman"/>
-                <w:color w:val="auto"/>
-                <w:sz w:val="20"/>
-                <w:szCs w:val="20"/>
-              </w:rPr>
-              <w:t>FK→Case</w:t>
-            </w:r>
-            <w:proofErr w:type="spellEnd"/>
-            <w:r>
-              <w:rPr>
-                <w:rFonts w:eastAsia="Times New Roman"/>
-                <w:color w:val="auto"/>
-                <w:sz w:val="20"/>
-                <w:szCs w:val="20"/>
-              </w:rPr>
-              <w:t>), role/permission</w:t>
+              <w:t>id (PK), uuid (FK→User), case_int_id (FK→Case), role/permission</w:t>
             </w:r>
           </w:p>
         </w:tc>
@@ -21861,7 +15679,6 @@
                 <w:szCs w:val="20"/>
               </w:rPr>
             </w:pPr>
-            <w:proofErr w:type="spellStart"/>
             <w:r>
               <w:rPr>
                 <w:rFonts w:eastAsia="Times New Roman"/>
@@ -21871,7 +15688,6 @@
               </w:rPr>
               <w:t>AdditionalCaseDetails</w:t>
             </w:r>
-            <w:proofErr w:type="spellEnd"/>
           </w:p>
         </w:tc>
         <w:tc>
@@ -21898,19 +15714,8 @@
                 <w:sz w:val="20"/>
                 <w:szCs w:val="20"/>
               </w:rPr>
-              <w:t>id (PK), case_id/caseIntID (FK→Case), assigned_to, due_date (Unix seconds), comments, </w:t>
-            </w:r>
-            <w:proofErr w:type="spellStart"/>
-            <w:r>
-              <w:rPr>
-                <w:rFonts w:eastAsia="Times New Roman"/>
-                <w:color w:val="auto"/>
-                <w:sz w:val="20"/>
-                <w:szCs w:val="20"/>
-              </w:rPr>
-              <w:t>new_status</w:t>
-            </w:r>
-            <w:proofErr w:type="spellEnd"/>
+              <w:t>id (PK), case_id/caseIntID (FK→Case), assigned_to, due_date (Unix seconds), comments, new_status</w:t>
+            </w:r>
           </w:p>
         </w:tc>
         <w:tc>
@@ -21963,7 +15768,6 @@
                 <w:szCs w:val="20"/>
               </w:rPr>
             </w:pPr>
-            <w:proofErr w:type="spellStart"/>
             <w:r>
               <w:rPr>
                 <w:rFonts w:eastAsia="Times New Roman"/>
@@ -21973,7 +15777,6 @@
               </w:rPr>
               <w:t>JawStruct</w:t>
             </w:r>
-            <w:proofErr w:type="spellEnd"/>
           </w:p>
         </w:tc>
         <w:tc>
@@ -22051,7 +15854,6 @@
                 <w:szCs w:val="20"/>
               </w:rPr>
             </w:pPr>
-            <w:proofErr w:type="spellStart"/>
             <w:r>
               <w:rPr>
                 <w:rFonts w:eastAsia="Times New Roman"/>
@@ -22061,7 +15863,6 @@
               </w:rPr>
               <w:t>ClinicalInfo</w:t>
             </w:r>
-            <w:proofErr w:type="spellEnd"/>
           </w:p>
         </w:tc>
         <w:tc>
@@ -22088,47 +15889,7 @@
                 <w:sz w:val="20"/>
                 <w:szCs w:val="20"/>
               </w:rPr>
-              <w:t>id (PK), </w:t>
-            </w:r>
-            <w:proofErr w:type="spellStart"/>
-            <w:r>
-              <w:rPr>
-                <w:rFonts w:eastAsia="Times New Roman"/>
-                <w:color w:val="auto"/>
-                <w:sz w:val="20"/>
-                <w:szCs w:val="20"/>
-              </w:rPr>
-              <w:t>case_id</w:t>
-            </w:r>
-            <w:proofErr w:type="spellEnd"/>
-            <w:r>
-              <w:rPr>
-                <w:rFonts w:eastAsia="Times New Roman"/>
-                <w:color w:val="auto"/>
-                <w:sz w:val="20"/>
-                <w:szCs w:val="20"/>
-              </w:rPr>
-              <w:t xml:space="preserve"> (FK), data (base64 </w:t>
-            </w:r>
-            <w:proofErr w:type="spellStart"/>
-            <w:r>
-              <w:rPr>
-                <w:rFonts w:eastAsia="Times New Roman"/>
-                <w:color w:val="auto"/>
-                <w:sz w:val="20"/>
-                <w:szCs w:val="20"/>
-              </w:rPr>
-              <w:t>BinaryFormatter</w:t>
-            </w:r>
-            <w:proofErr w:type="spellEnd"/>
-            <w:r>
-              <w:rPr>
-                <w:rFonts w:eastAsia="Times New Roman"/>
-                <w:color w:val="auto"/>
-                <w:sz w:val="20"/>
-                <w:szCs w:val="20"/>
-              </w:rPr>
-              <w:t>)</w:t>
+              <w:t>id (PK), case_id (FK), data (base64 BinaryFormatter)</w:t>
             </w:r>
           </w:p>
         </w:tc>
@@ -22156,47 +15917,7 @@
                 <w:sz w:val="20"/>
                 <w:szCs w:val="20"/>
               </w:rPr>
-              <w:t xml:space="preserve">Per-tooth clinical flags: mobility, </w:t>
-            </w:r>
-            <w:proofErr w:type="spellStart"/>
-            <w:r>
-              <w:rPr>
-                <w:rFonts w:eastAsia="Times New Roman"/>
-                <w:color w:val="auto"/>
-                <w:sz w:val="20"/>
-                <w:szCs w:val="20"/>
-              </w:rPr>
-              <w:t>rct</w:t>
-            </w:r>
-            <w:proofErr w:type="spellEnd"/>
-            <w:r>
-              <w:rPr>
-                <w:rFonts w:eastAsia="Times New Roman"/>
-                <w:color w:val="auto"/>
-                <w:sz w:val="20"/>
-                <w:szCs w:val="20"/>
-              </w:rPr>
-              <w:t xml:space="preserve">, restoration, crown, implant, </w:t>
-            </w:r>
-            <w:proofErr w:type="spellStart"/>
-            <w:r>
-              <w:rPr>
-                <w:rFonts w:eastAsia="Times New Roman"/>
-                <w:color w:val="auto"/>
-                <w:sz w:val="20"/>
-                <w:szCs w:val="20"/>
-              </w:rPr>
-              <w:t>rootStump</w:t>
-            </w:r>
-            <w:proofErr w:type="spellEnd"/>
-            <w:r>
-              <w:rPr>
-                <w:rFonts w:eastAsia="Times New Roman"/>
-                <w:color w:val="auto"/>
-                <w:sz w:val="20"/>
-                <w:szCs w:val="20"/>
-              </w:rPr>
-              <w:t>, cracked, tilted, extraction, abutment.</w:t>
+              <w:t>Per-tooth clinical flags: mobility, rct, restoration, crown, implant, rootStump, cracked, tilted, extraction, abutment.</w:t>
             </w:r>
           </w:p>
         </w:tc>
@@ -22257,27 +15978,7 @@
                 <w:sz w:val="20"/>
                 <w:szCs w:val="20"/>
               </w:rPr>
-              <w:t>id (PK), </w:t>
-            </w:r>
-            <w:proofErr w:type="spellStart"/>
-            <w:r>
-              <w:rPr>
-                <w:rFonts w:eastAsia="Times New Roman"/>
-                <w:color w:val="auto"/>
-                <w:sz w:val="20"/>
-                <w:szCs w:val="20"/>
-              </w:rPr>
-              <w:t>case_id</w:t>
-            </w:r>
-            <w:proofErr w:type="spellEnd"/>
-            <w:r>
-              <w:rPr>
-                <w:rFonts w:eastAsia="Times New Roman"/>
-                <w:color w:val="auto"/>
-                <w:sz w:val="20"/>
-                <w:szCs w:val="20"/>
-              </w:rPr>
-              <w:t> (FK), type, filename, data (base64/file)</w:t>
+              <w:t>id (PK), case_id (FK), type, filename, data (base64/file)</w:t>
             </w:r>
           </w:p>
         </w:tc>
@@ -22363,47 +16064,7 @@
                 <w:sz w:val="20"/>
                 <w:szCs w:val="20"/>
               </w:rPr>
-              <w:t>id (PK), </w:t>
-            </w:r>
-            <w:proofErr w:type="spellStart"/>
-            <w:r>
-              <w:rPr>
-                <w:rFonts w:eastAsia="Times New Roman"/>
-                <w:color w:val="auto"/>
-                <w:sz w:val="20"/>
-                <w:szCs w:val="20"/>
-              </w:rPr>
-              <w:t>case_id</w:t>
-            </w:r>
-            <w:proofErr w:type="spellEnd"/>
-            <w:r>
-              <w:rPr>
-                <w:rFonts w:eastAsia="Times New Roman"/>
-                <w:color w:val="auto"/>
-                <w:sz w:val="20"/>
-                <w:szCs w:val="20"/>
-              </w:rPr>
-              <w:t> (</w:t>
-            </w:r>
-            <w:proofErr w:type="spellStart"/>
-            <w:r>
-              <w:rPr>
-                <w:rFonts w:eastAsia="Times New Roman"/>
-                <w:color w:val="auto"/>
-                <w:sz w:val="20"/>
-                <w:szCs w:val="20"/>
-              </w:rPr>
-              <w:t>FK→Case</w:t>
-            </w:r>
-            <w:proofErr w:type="spellEnd"/>
-            <w:r>
-              <w:rPr>
-                <w:rFonts w:eastAsia="Times New Roman"/>
-                <w:color w:val="auto"/>
-                <w:sz w:val="20"/>
-                <w:szCs w:val="20"/>
-              </w:rPr>
-              <w:t>), slot/type, data (base64)</w:t>
+              <w:t>id (PK), case_id (FK→Case), slot/type, data (base64)</w:t>
             </w:r>
           </w:p>
         </w:tc>
@@ -22457,7 +16118,6 @@
                 <w:szCs w:val="20"/>
               </w:rPr>
             </w:pPr>
-            <w:proofErr w:type="spellStart"/>
             <w:r>
               <w:rPr>
                 <w:rFonts w:eastAsia="Times New Roman"/>
@@ -22467,7 +16127,6 @@
               </w:rPr>
               <w:t>CaseHistory</w:t>
             </w:r>
-            <w:proofErr w:type="spellEnd"/>
           </w:p>
         </w:tc>
         <w:tc>
@@ -22494,59 +16153,8 @@
                 <w:sz w:val="20"/>
                 <w:szCs w:val="20"/>
               </w:rPr>
-              <w:t>id (PK), </w:t>
-            </w:r>
-            <w:proofErr w:type="spellStart"/>
-            <w:r>
-              <w:rPr>
-                <w:rFonts w:eastAsia="Times New Roman"/>
-                <w:color w:val="auto"/>
-                <w:sz w:val="20"/>
-                <w:szCs w:val="20"/>
-              </w:rPr>
-              <w:t>case_id</w:t>
-            </w:r>
-            <w:proofErr w:type="spellEnd"/>
-            <w:r>
-              <w:rPr>
-                <w:rFonts w:eastAsia="Times New Roman"/>
-                <w:color w:val="auto"/>
-                <w:sz w:val="20"/>
-                <w:szCs w:val="20"/>
-              </w:rPr>
-              <w:t> (</w:t>
-            </w:r>
-            <w:proofErr w:type="spellStart"/>
-            <w:r>
-              <w:rPr>
-                <w:rFonts w:eastAsia="Times New Roman"/>
-                <w:color w:val="auto"/>
-                <w:sz w:val="20"/>
-                <w:szCs w:val="20"/>
-              </w:rPr>
-              <w:t>FK→Case</w:t>
-            </w:r>
-            <w:proofErr w:type="spellEnd"/>
-            <w:r>
-              <w:rPr>
-                <w:rFonts w:eastAsia="Times New Roman"/>
-                <w:color w:val="auto"/>
-                <w:sz w:val="20"/>
-                <w:szCs w:val="20"/>
-              </w:rPr>
-              <w:t>), action/status, </w:t>
-            </w:r>
-            <w:proofErr w:type="spellStart"/>
-            <w:r>
-              <w:rPr>
-                <w:rFonts w:eastAsia="Times New Roman"/>
-                <w:color w:val="auto"/>
-                <w:sz w:val="20"/>
-                <w:szCs w:val="20"/>
-              </w:rPr>
-              <w:t>created_at</w:t>
-            </w:r>
-            <w:proofErr w:type="spellEnd"/>
+              <w:t>id (PK), case_id (FK→Case), action/status, created_at</w:t>
+            </w:r>
           </w:p>
         </w:tc>
         <w:tc>
@@ -22806,27 +16414,7 @@
                 <w:sz w:val="20"/>
                 <w:szCs w:val="20"/>
               </w:rPr>
-              <w:t>id (PK), </w:t>
-            </w:r>
-            <w:proofErr w:type="spellStart"/>
-            <w:r>
-              <w:rPr>
-                <w:rFonts w:eastAsia="Times New Roman"/>
-                <w:color w:val="auto"/>
-                <w:sz w:val="20"/>
-                <w:szCs w:val="20"/>
-              </w:rPr>
-              <w:t>case_id</w:t>
-            </w:r>
-            <w:proofErr w:type="spellEnd"/>
-            <w:r>
-              <w:rPr>
-                <w:rFonts w:eastAsia="Times New Roman"/>
-                <w:color w:val="auto"/>
-                <w:sz w:val="20"/>
-                <w:szCs w:val="20"/>
-              </w:rPr>
-              <w:t> (FK), jaw/type/component, points/data</w:t>
+              <w:t>id (PK), case_id (FK), jaw/type/component, points/data</w:t>
             </w:r>
           </w:p>
         </w:tc>
@@ -22880,7 +16468,6 @@
                 <w:szCs w:val="20"/>
               </w:rPr>
             </w:pPr>
-            <w:proofErr w:type="spellStart"/>
             <w:r>
               <w:rPr>
                 <w:rFonts w:eastAsia="Times New Roman"/>
@@ -22891,7 +16478,6 @@
               <w:lastRenderedPageBreak/>
               <w:t>UndercutHeatmap</w:t>
             </w:r>
-            <w:proofErr w:type="spellEnd"/>
           </w:p>
         </w:tc>
         <w:tc>
@@ -22918,47 +16504,7 @@
                 <w:sz w:val="20"/>
                 <w:szCs w:val="20"/>
               </w:rPr>
-              <w:t>id (PK), </w:t>
-            </w:r>
-            <w:proofErr w:type="spellStart"/>
-            <w:r>
-              <w:rPr>
-                <w:rFonts w:eastAsia="Times New Roman"/>
-                <w:color w:val="auto"/>
-                <w:sz w:val="20"/>
-                <w:szCs w:val="20"/>
-              </w:rPr>
-              <w:t>case_id</w:t>
-            </w:r>
-            <w:proofErr w:type="spellEnd"/>
-            <w:r>
-              <w:rPr>
-                <w:rFonts w:eastAsia="Times New Roman"/>
-                <w:color w:val="auto"/>
-                <w:sz w:val="20"/>
-                <w:szCs w:val="20"/>
-              </w:rPr>
-              <w:t> (</w:t>
-            </w:r>
-            <w:proofErr w:type="spellStart"/>
-            <w:r>
-              <w:rPr>
-                <w:rFonts w:eastAsia="Times New Roman"/>
-                <w:color w:val="auto"/>
-                <w:sz w:val="20"/>
-                <w:szCs w:val="20"/>
-              </w:rPr>
-              <w:t>FK→Case</w:t>
-            </w:r>
-            <w:proofErr w:type="spellEnd"/>
-            <w:r>
-              <w:rPr>
-                <w:rFonts w:eastAsia="Times New Roman"/>
-                <w:color w:val="auto"/>
-                <w:sz w:val="20"/>
-                <w:szCs w:val="20"/>
-              </w:rPr>
-              <w:t>), jaw/type, data</w:t>
+              <w:t>id (PK), case_id (FK→Case), jaw/type, data</w:t>
             </w:r>
           </w:p>
         </w:tc>
@@ -23009,7 +16555,6 @@
                 <w:szCs w:val="20"/>
               </w:rPr>
             </w:pPr>
-            <w:proofErr w:type="spellStart"/>
             <w:r>
               <w:rPr>
                 <w:rFonts w:eastAsia="Times New Roman"/>
@@ -23019,7 +16564,6 @@
               </w:rPr>
               <w:t>NoticeboardEditedView</w:t>
             </w:r>
-            <w:proofErr w:type="spellEnd"/>
           </w:p>
         </w:tc>
         <w:tc>
@@ -23046,47 +16590,7 @@
                 <w:sz w:val="20"/>
                 <w:szCs w:val="20"/>
               </w:rPr>
-              <w:t>id (PK), </w:t>
-            </w:r>
-            <w:proofErr w:type="spellStart"/>
-            <w:r>
-              <w:rPr>
-                <w:rFonts w:eastAsia="Times New Roman"/>
-                <w:color w:val="auto"/>
-                <w:sz w:val="20"/>
-                <w:szCs w:val="20"/>
-              </w:rPr>
-              <w:t>case_id</w:t>
-            </w:r>
-            <w:proofErr w:type="spellEnd"/>
-            <w:r>
-              <w:rPr>
-                <w:rFonts w:eastAsia="Times New Roman"/>
-                <w:color w:val="auto"/>
-                <w:sz w:val="20"/>
-                <w:szCs w:val="20"/>
-              </w:rPr>
-              <w:t> (</w:t>
-            </w:r>
-            <w:proofErr w:type="spellStart"/>
-            <w:r>
-              <w:rPr>
-                <w:rFonts w:eastAsia="Times New Roman"/>
-                <w:color w:val="auto"/>
-                <w:sz w:val="20"/>
-                <w:szCs w:val="20"/>
-              </w:rPr>
-              <w:t>FK→Case</w:t>
-            </w:r>
-            <w:proofErr w:type="spellEnd"/>
-            <w:r>
-              <w:rPr>
-                <w:rFonts w:eastAsia="Times New Roman"/>
-                <w:color w:val="auto"/>
-                <w:sz w:val="20"/>
-                <w:szCs w:val="20"/>
-              </w:rPr>
-              <w:t>), filenames, data</w:t>
+              <w:t>id (PK), case_id (FK→Case), filenames, data</w:t>
             </w:r>
           </w:p>
         </w:tc>
@@ -23140,45 +16644,14 @@
                 <w:szCs w:val="20"/>
               </w:rPr>
             </w:pPr>
-            <w:proofErr w:type="spellStart"/>
-            <w:r>
-              <w:rPr>
-                <w:rFonts w:eastAsia="Times New Roman"/>
-                <w:color w:val="auto"/>
-                <w:sz w:val="20"/>
-                <w:szCs w:val="20"/>
-              </w:rPr>
-              <w:t>ArtificialTeeth</w:t>
-            </w:r>
-            <w:proofErr w:type="spellEnd"/>
-            <w:r>
-              <w:rPr>
-                <w:rFonts w:eastAsia="Times New Roman"/>
-                <w:color w:val="auto"/>
-                <w:sz w:val="20"/>
-                <w:szCs w:val="20"/>
-              </w:rPr>
-              <w:t xml:space="preserve"> (</w:t>
-            </w:r>
-            <w:proofErr w:type="spellStart"/>
-            <w:r>
-              <w:rPr>
-                <w:rFonts w:eastAsia="Times New Roman"/>
-                <w:color w:val="auto"/>
-                <w:sz w:val="20"/>
-                <w:szCs w:val="20"/>
-              </w:rPr>
-              <w:t>ToothCraftData</w:t>
-            </w:r>
-            <w:proofErr w:type="spellEnd"/>
-            <w:r>
-              <w:rPr>
-                <w:rFonts w:eastAsia="Times New Roman"/>
-                <w:color w:val="auto"/>
-                <w:sz w:val="20"/>
-                <w:szCs w:val="20"/>
-              </w:rPr>
-              <w:t>)</w:t>
+            <w:r>
+              <w:rPr>
+                <w:rFonts w:eastAsia="Times New Roman"/>
+                <w:color w:val="auto"/>
+                <w:sz w:val="20"/>
+                <w:szCs w:val="20"/>
+              </w:rPr>
+              <w:t>ArtificialTeeth (ToothCraftData)</w:t>
             </w:r>
           </w:p>
         </w:tc>
@@ -23206,87 +16679,7 @@
                 <w:sz w:val="20"/>
                 <w:szCs w:val="20"/>
               </w:rPr>
-              <w:t>Per-case, per-jaw (</w:t>
-            </w:r>
-            <w:proofErr w:type="spellStart"/>
-            <w:r>
-              <w:rPr>
-                <w:rFonts w:eastAsia="Times New Roman"/>
-                <w:color w:val="auto"/>
-                <w:sz w:val="20"/>
-                <w:szCs w:val="20"/>
-              </w:rPr>
-              <w:t>toothCraftDataUpperJaw</w:t>
-            </w:r>
-            <w:proofErr w:type="spellEnd"/>
-            <w:r>
-              <w:rPr>
-                <w:rFonts w:eastAsia="Times New Roman"/>
-                <w:color w:val="auto"/>
-                <w:sz w:val="20"/>
-                <w:szCs w:val="20"/>
-              </w:rPr>
-              <w:t>_/</w:t>
-            </w:r>
-            <w:proofErr w:type="spellStart"/>
-            <w:r>
-              <w:rPr>
-                <w:rFonts w:eastAsia="Times New Roman"/>
-                <w:color w:val="auto"/>
-                <w:sz w:val="20"/>
-                <w:szCs w:val="20"/>
-              </w:rPr>
-              <w:t>toothCraftDataLowerJaw</w:t>
-            </w:r>
-            <w:proofErr w:type="spellEnd"/>
-            <w:r>
-              <w:rPr>
-                <w:rFonts w:eastAsia="Times New Roman"/>
-                <w:color w:val="auto"/>
-                <w:sz w:val="20"/>
-                <w:szCs w:val="20"/>
-              </w:rPr>
-              <w:t xml:space="preserve">_), each a Unity </w:t>
-            </w:r>
-            <w:proofErr w:type="spellStart"/>
-            <w:r>
-              <w:rPr>
-                <w:rFonts w:eastAsia="Times New Roman"/>
-                <w:color w:val="auto"/>
-                <w:sz w:val="20"/>
-                <w:szCs w:val="20"/>
-              </w:rPr>
-              <w:t>MessagePack</w:t>
-            </w:r>
-            <w:proofErr w:type="spellEnd"/>
-            <w:r>
-              <w:rPr>
-                <w:rFonts w:eastAsia="Times New Roman"/>
-                <w:color w:val="auto"/>
-                <w:sz w:val="20"/>
-                <w:szCs w:val="20"/>
-              </w:rPr>
-              <w:t xml:space="preserve"> struct with 7 numeric-keyed sub-maps: toothData_ (placement), toothSurfaceMeshData_ (geometry), toothLandmarkInterfaceData_, toothTransformInterfaceData_, plus initial* variants of the mesh/landmark/transform maps (</w:t>
-            </w:r>
-            <w:proofErr w:type="spellStart"/>
-            <w:r>
-              <w:rPr>
-                <w:rFonts w:eastAsia="Times New Roman"/>
-                <w:color w:val="auto"/>
-                <w:sz w:val="20"/>
-                <w:szCs w:val="20"/>
-              </w:rPr>
-              <w:t>src</w:t>
-            </w:r>
-            <w:proofErr w:type="spellEnd"/>
-            <w:r>
-              <w:rPr>
-                <w:rFonts w:eastAsia="Times New Roman"/>
-                <w:color w:val="auto"/>
-                <w:sz w:val="20"/>
-                <w:szCs w:val="20"/>
-              </w:rPr>
-              <w:t>/artificialTeeth.js:637–672)</w:t>
+              <w:t>Per-case, per-jaw (toothCraftDataUpperJaw_/toothCraftDataLowerJaw_), each a Unity MessagePack struct with 7 numeric-keyed sub-maps: toothData_ (placement), toothSurfaceMeshData_ (geometry), toothLandmarkInterfaceData_, toothTransformInterfaceData_, plus initial* variants of the mesh/landmark/transform maps (src/artificialTeeth.js:637–672)</w:t>
             </w:r>
           </w:p>
         </w:tc>
@@ -23314,39 +16707,8 @@
                 <w:sz w:val="20"/>
                 <w:szCs w:val="20"/>
               </w:rPr>
-              <w:t>Fetched via /</w:t>
-            </w:r>
-            <w:proofErr w:type="spellStart"/>
-            <w:r>
-              <w:rPr>
-                <w:rFonts w:eastAsia="Times New Roman"/>
-                <w:color w:val="auto"/>
-                <w:sz w:val="20"/>
-                <w:szCs w:val="20"/>
-              </w:rPr>
-              <w:t>toothPlacementData</w:t>
-            </w:r>
-            <w:proofErr w:type="spellEnd"/>
-            <w:r>
-              <w:rPr>
-                <w:rFonts w:eastAsia="Times New Roman"/>
-                <w:color w:val="auto"/>
-                <w:sz w:val="20"/>
-                <w:szCs w:val="20"/>
-              </w:rPr>
-              <w:t>/get keyed by </w:t>
-            </w:r>
-            <w:proofErr w:type="spellStart"/>
-            <w:r>
-              <w:rPr>
-                <w:rFonts w:eastAsia="Times New Roman"/>
-                <w:color w:val="auto"/>
-                <w:sz w:val="20"/>
-                <w:szCs w:val="20"/>
-              </w:rPr>
-              <w:t>caseIntID</w:t>
-            </w:r>
-            <w:proofErr w:type="spellEnd"/>
+              <w:t>Fetched via /toothPlacementData/get keyed by caseIntID</w:t>
+            </w:r>
             <w:r>
               <w:rPr>
                 <w:rFonts w:eastAsia="Times New Roman"/>
@@ -23377,7 +16739,6 @@
                 <w:szCs w:val="20"/>
               </w:rPr>
             </w:pPr>
-            <w:proofErr w:type="spellStart"/>
             <w:r>
               <w:rPr>
                 <w:rFonts w:eastAsia="Times New Roman"/>
@@ -23387,7 +16748,6 @@
               </w:rPr>
               <w:t>MailingList</w:t>
             </w:r>
-            <w:proofErr w:type="spellEnd"/>
           </w:p>
         </w:tc>
         <w:tc>
@@ -23407,65 +16767,14 @@
                 <w:szCs w:val="20"/>
               </w:rPr>
             </w:pPr>
-            <w:proofErr w:type="spellStart"/>
-            <w:r>
-              <w:rPr>
-                <w:rFonts w:eastAsia="Times New Roman"/>
-                <w:color w:val="auto"/>
-                <w:sz w:val="20"/>
-                <w:szCs w:val="20"/>
-              </w:rPr>
-              <w:t>case_int_id</w:t>
-            </w:r>
-            <w:proofErr w:type="spellEnd"/>
-            <w:r>
-              <w:rPr>
-                <w:rFonts w:eastAsia="Times New Roman"/>
-                <w:color w:val="auto"/>
-                <w:sz w:val="20"/>
-                <w:szCs w:val="20"/>
-              </w:rPr>
-              <w:t>, email (</w:t>
-            </w:r>
-            <w:proofErr w:type="spellStart"/>
-            <w:r>
-              <w:rPr>
-                <w:rFonts w:eastAsia="Times New Roman"/>
-                <w:color w:val="auto"/>
-                <w:sz w:val="20"/>
-                <w:szCs w:val="20"/>
-              </w:rPr>
-              <w:t>src</w:t>
-            </w:r>
-            <w:proofErr w:type="spellEnd"/>
-            <w:r>
-              <w:rPr>
-                <w:rFonts w:eastAsia="Times New Roman"/>
-                <w:color w:val="auto"/>
-                <w:sz w:val="20"/>
-                <w:szCs w:val="20"/>
-              </w:rPr>
-              <w:t>/index.js:4098–4137, POST /</w:t>
-            </w:r>
-            <w:proofErr w:type="spellStart"/>
-            <w:r>
-              <w:rPr>
-                <w:rFonts w:eastAsia="Times New Roman"/>
-                <w:color w:val="auto"/>
-                <w:sz w:val="20"/>
-                <w:szCs w:val="20"/>
-              </w:rPr>
-              <w:t>mailinglist</w:t>
-            </w:r>
-            <w:proofErr w:type="spellEnd"/>
-            <w:r>
-              <w:rPr>
-                <w:rFonts w:eastAsia="Times New Roman"/>
-                <w:color w:val="auto"/>
-                <w:sz w:val="20"/>
-                <w:szCs w:val="20"/>
-              </w:rPr>
-              <w:t>/add)</w:t>
+            <w:r>
+              <w:rPr>
+                <w:rFonts w:eastAsia="Times New Roman"/>
+                <w:color w:val="auto"/>
+                <w:sz w:val="20"/>
+                <w:szCs w:val="20"/>
+              </w:rPr>
+              <w:t>case_int_id, email (src/index.js:4098–4137, POST /mailinglist/add)</w:t>
             </w:r>
           </w:p>
         </w:tc>
@@ -23565,87 +16874,7 @@
           <w:rFonts w:eastAsia="Times New Roman"/>
           <w:color w:val="auto"/>
         </w:rPr>
-        <w:t> Integer (</w:t>
-      </w:r>
-      <w:proofErr w:type="spellStart"/>
-      <w:r>
-        <w:rPr>
-          <w:rFonts w:eastAsia="Times New Roman"/>
-          <w:color w:val="auto"/>
-        </w:rPr>
-        <w:t>caseIntID</w:t>
-      </w:r>
-      <w:proofErr w:type="spellEnd"/>
-      <w:r>
-        <w:rPr>
-          <w:rFonts w:eastAsia="Times New Roman"/>
-          <w:color w:val="auto"/>
-        </w:rPr>
-        <w:t>) in most API envelopes; String (</w:t>
-      </w:r>
-      <w:proofErr w:type="spellStart"/>
-      <w:r>
-        <w:rPr>
-          <w:rFonts w:eastAsia="Times New Roman"/>
-          <w:color w:val="auto"/>
-        </w:rPr>
-        <w:t>case_id</w:t>
-      </w:r>
-      <w:proofErr w:type="spellEnd"/>
-      <w:r>
-        <w:rPr>
-          <w:rFonts w:eastAsia="Times New Roman"/>
-          <w:color w:val="auto"/>
-        </w:rPr>
-        <w:t>) in some older routes. This isn't just cosmetic — it's </w:t>
-      </w:r>
-      <w:proofErr w:type="spellStart"/>
-      <w:r>
-        <w:rPr>
-          <w:rFonts w:eastAsia="Times New Roman"/>
-          <w:color w:val="auto"/>
-        </w:rPr>
-        <w:t>caseIntID</w:t>
-      </w:r>
-      <w:proofErr w:type="spellEnd"/>
-      <w:r>
-        <w:rPr>
-          <w:rFonts w:eastAsia="Times New Roman"/>
-          <w:color w:val="auto"/>
-        </w:rPr>
-        <w:t> specifically (the integer form) that gets encoded into every shared QR/viewer link. Any future work treating </w:t>
-      </w:r>
-      <w:proofErr w:type="spellStart"/>
-      <w:r>
-        <w:rPr>
-          <w:rFonts w:eastAsia="Times New Roman"/>
-          <w:color w:val="auto"/>
-        </w:rPr>
-        <w:t>case_id</w:t>
-      </w:r>
-      <w:proofErr w:type="spellEnd"/>
-      <w:r>
-        <w:rPr>
-          <w:rFonts w:eastAsia="Times New Roman"/>
-          <w:color w:val="auto"/>
-        </w:rPr>
-        <w:t>/</w:t>
-      </w:r>
-      <w:proofErr w:type="spellStart"/>
-      <w:r>
-        <w:rPr>
-          <w:rFonts w:eastAsia="Times New Roman"/>
-          <w:color w:val="auto"/>
-        </w:rPr>
-        <w:t>caseIntID</w:t>
-      </w:r>
-      <w:proofErr w:type="spellEnd"/>
-      <w:r>
-        <w:rPr>
-          <w:rFonts w:eastAsia="Times New Roman"/>
-          <w:color w:val="auto"/>
-        </w:rPr>
-        <w:t> as interchangeable risks a link that decodes to the wrong case, or fails to decode at all.</w:t>
+        <w:t> Integer (caseIntID) in most API envelopes; String (case_id) in some older routes. This isn't just cosmetic — it's caseIntID specifically (the integer form) that gets encoded into every shared QR/viewer link. Any future work treating case_id/caseIntID as interchangeable risks a link that decodes to the wrong case, or fails to decode at all.</w:t>
       </w:r>
     </w:p>
     <w:p>
@@ -23674,39 +16903,7 @@
           <w:rFonts w:eastAsia="Times New Roman"/>
           <w:color w:val="auto"/>
         </w:rPr>
-        <w:t> Integer Unix seconds (</w:t>
-      </w:r>
-      <w:proofErr w:type="spellStart"/>
-      <w:r>
-        <w:rPr>
-          <w:rFonts w:eastAsia="Times New Roman"/>
-          <w:color w:val="auto"/>
-        </w:rPr>
-        <w:t>due_date</w:t>
-      </w:r>
-      <w:proofErr w:type="spellEnd"/>
-      <w:r>
-        <w:rPr>
-          <w:rFonts w:eastAsia="Times New Roman"/>
-          <w:color w:val="auto"/>
-        </w:rPr>
-        <w:t>, </w:t>
-      </w:r>
-      <w:proofErr w:type="spellStart"/>
-      <w:r>
-        <w:rPr>
-          <w:rFonts w:eastAsia="Times New Roman"/>
-          <w:color w:val="auto"/>
-        </w:rPr>
-        <w:t>created_at</w:t>
-      </w:r>
-      <w:proofErr w:type="spellEnd"/>
-      <w:r>
-        <w:rPr>
-          <w:rFonts w:eastAsia="Times New Roman"/>
-          <w:color w:val="auto"/>
-        </w:rPr>
-        <w:t>) or ISO String depending on endpoint.</w:t>
+        <w:t> Integer Unix seconds (due_date, created_at) or ISO String depending on endpoint.</w:t>
       </w:r>
     </w:p>
     <w:p>
@@ -23764,23 +16961,7 @@
           <w:rFonts w:eastAsia="Times New Roman"/>
           <w:color w:val="auto"/>
         </w:rPr>
-        <w:t xml:space="preserve"> .NET </w:t>
-      </w:r>
-      <w:proofErr w:type="spellStart"/>
-      <w:r>
-        <w:rPr>
-          <w:rFonts w:eastAsia="Times New Roman"/>
-          <w:color w:val="auto"/>
-        </w:rPr>
-        <w:t>BinaryFormatter</w:t>
-      </w:r>
-      <w:proofErr w:type="spellEnd"/>
-      <w:r>
-        <w:rPr>
-          <w:rFonts w:eastAsia="Times New Roman"/>
-          <w:color w:val="auto"/>
-        </w:rPr>
-        <w:t> single-string envelope containing JSON rows per tooth.</w:t>
+        <w:t> .NET BinaryFormatter single-string envelope containing JSON rows per tooth.</w:t>
       </w:r>
     </w:p>
     <w:p>
@@ -23838,55 +17019,7 @@
           <w:rFonts w:eastAsia="Times New Roman"/>
           <w:color w:val="auto"/>
         </w:rPr>
-        <w:t xml:space="preserve"> jagged byte[][] under .NET </w:t>
-      </w:r>
-      <w:proofErr w:type="spellStart"/>
-      <w:r>
-        <w:rPr>
-          <w:rFonts w:eastAsia="Times New Roman"/>
-          <w:color w:val="auto"/>
-        </w:rPr>
-        <w:t>BinaryFormatter</w:t>
-      </w:r>
-      <w:proofErr w:type="spellEnd"/>
-      <w:r>
-        <w:rPr>
-          <w:rFonts w:eastAsia="Times New Roman"/>
-          <w:color w:val="auto"/>
-        </w:rPr>
-        <w:t xml:space="preserve"> (MS-NRBF) framing — a distinct column shape from </w:t>
-      </w:r>
-      <w:proofErr w:type="spellStart"/>
-      <w:r>
-        <w:rPr>
-          <w:rFonts w:eastAsia="Times New Roman"/>
-          <w:color w:val="auto"/>
-        </w:rPr>
-        <w:t>ClinicalInfo's</w:t>
-      </w:r>
-      <w:proofErr w:type="spellEnd"/>
-      <w:r>
-        <w:rPr>
-          <w:rFonts w:eastAsia="Times New Roman"/>
-          <w:color w:val="auto"/>
-        </w:rPr>
-        <w:t xml:space="preserve"> envelope (per-string </w:t>
-      </w:r>
-      <w:proofErr w:type="spellStart"/>
-      <w:r>
-        <w:rPr>
-          <w:rFonts w:eastAsia="Times New Roman"/>
-          <w:color w:val="auto"/>
-        </w:rPr>
-        <w:t>BinaryFormatter</w:t>
-      </w:r>
-      <w:proofErr w:type="spellEnd"/>
-      <w:r>
-        <w:rPr>
-          <w:rFonts w:eastAsia="Times New Roman"/>
-          <w:color w:val="auto"/>
-        </w:rPr>
-        <w:t xml:space="preserve"> streams for </w:t>
+        <w:t xml:space="preserve"> jagged byte[][] under .NET BinaryFormatter (MS-NRBF) framing — a distinct column shape from ClinicalInfo's envelope (per-string BinaryFormatter streams for </w:t>
       </w:r>
       <w:r>
         <w:rPr>
@@ -23923,119 +17056,7 @@
           <w:rFonts w:eastAsia="Times New Roman"/>
           <w:color w:val="auto"/>
         </w:rPr>
-        <w:t>: (</w:t>
-      </w:r>
-      <w:proofErr w:type="spellStart"/>
-      <w:r>
-        <w:rPr>
-          <w:rFonts w:eastAsia="Times New Roman"/>
-          <w:color w:val="auto"/>
-        </w:rPr>
-        <w:t>new_status</w:t>
-      </w:r>
-      <w:proofErr w:type="spellEnd"/>
-      <w:r>
-        <w:rPr>
-          <w:rFonts w:eastAsia="Times New Roman"/>
-          <w:color w:val="auto"/>
-        </w:rPr>
-        <w:t xml:space="preserve">): confirmed live from the Case List "Filter by Status" dropdown during this session's UAT pass — the actual </w:t>
-      </w:r>
-      <w:proofErr w:type="spellStart"/>
-      <w:r>
-        <w:rPr>
-          <w:rFonts w:eastAsia="Times New Roman"/>
-          <w:color w:val="auto"/>
-        </w:rPr>
-        <w:t>enum</w:t>
-      </w:r>
-      <w:proofErr w:type="spellEnd"/>
-      <w:r>
-        <w:rPr>
-          <w:rFonts w:eastAsia="Times New Roman"/>
-          <w:color w:val="auto"/>
-        </w:rPr>
-        <w:t xml:space="preserve"> is </w:t>
-      </w:r>
-      <w:proofErr w:type="spellStart"/>
-      <w:r>
-        <w:rPr>
-          <w:rFonts w:eastAsia="Times New Roman"/>
-          <w:color w:val="auto"/>
-        </w:rPr>
-        <w:t>na</w:t>
-      </w:r>
-      <w:proofErr w:type="spellEnd"/>
-      <w:r>
-        <w:rPr>
-          <w:rFonts w:eastAsia="Times New Roman"/>
-          <w:color w:val="auto"/>
-        </w:rPr>
-        <w:t xml:space="preserve">, draft, 2d_design_pending, 2d_design_drafted, 2d_design_approved, 3d_design_pending, 3d_design_drafted, 3d_design_approved, </w:t>
-      </w:r>
-      <w:proofErr w:type="spellStart"/>
-      <w:r>
-        <w:rPr>
-          <w:rFonts w:eastAsia="Times New Roman"/>
-          <w:color w:val="auto"/>
-        </w:rPr>
-        <w:t>in_production</w:t>
-      </w:r>
-      <w:proofErr w:type="spellEnd"/>
-      <w:r>
-        <w:rPr>
-          <w:rFonts w:eastAsia="Times New Roman"/>
-          <w:color w:val="auto"/>
-        </w:rPr>
-        <w:t xml:space="preserve">, </w:t>
-      </w:r>
-      <w:proofErr w:type="spellStart"/>
-      <w:r>
-        <w:rPr>
-          <w:rFonts w:eastAsia="Times New Roman"/>
-          <w:color w:val="auto"/>
-        </w:rPr>
-        <w:t>out_for_delivery</w:t>
-      </w:r>
-      <w:proofErr w:type="spellEnd"/>
-      <w:r>
-        <w:rPr>
-          <w:rFonts w:eastAsia="Times New Roman"/>
-          <w:color w:val="auto"/>
-        </w:rPr>
-        <w:t xml:space="preserve">, delivered, completed. This replaces guesswork with the real value domain the frontend (and </w:t>
-      </w:r>
-      <w:proofErr w:type="spellStart"/>
-      <w:r>
-        <w:rPr>
-          <w:rFonts w:eastAsia="Times New Roman"/>
-          <w:color w:val="auto"/>
-        </w:rPr>
-        <w:t>dashboard.test.mjs's</w:t>
-      </w:r>
-      <w:proofErr w:type="spellEnd"/>
-      <w:r>
-        <w:rPr>
-          <w:rFonts w:eastAsia="Times New Roman"/>
-          <w:color w:val="auto"/>
-        </w:rPr>
-        <w:t xml:space="preserve"> </w:t>
-      </w:r>
-      <w:proofErr w:type="spellStart"/>
-      <w:r>
-        <w:rPr>
-          <w:rFonts w:eastAsia="Times New Roman"/>
-          <w:color w:val="auto"/>
-        </w:rPr>
-        <w:t>statusRank</w:t>
-      </w:r>
-      <w:proofErr w:type="spellEnd"/>
-      <w:r>
-        <w:rPr>
-          <w:rFonts w:eastAsia="Times New Roman"/>
-          <w:color w:val="auto"/>
-        </w:rPr>
-        <w:t>()) has to keep in sync with.</w:t>
+        <w:t>: (new_status): confirmed live from the Case List "Filter by Status" dropdown during this session's UAT pass — the actual enum is na, draft, 2d_design_pending, 2d_design_drafted, 2d_design_approved, 3d_design_pending, 3d_design_drafted, 3d_design_approved, in_production, out_for_delivery, delivered, completed. This replaces guesswork with the real value domain the frontend (and dashboard.test.mjs's statusRank()) has to keep in sync with.</w:t>
       </w:r>
     </w:p>
     <w:p>
@@ -24071,103 +17092,7 @@
           <w:rFonts w:eastAsia="Times New Roman"/>
           <w:color w:val="auto"/>
         </w:rPr>
-        <w:t xml:space="preserve"> Unity </w:t>
-      </w:r>
-      <w:proofErr w:type="spellStart"/>
-      <w:r>
-        <w:rPr>
-          <w:rFonts w:eastAsia="Times New Roman"/>
-          <w:color w:val="auto"/>
-        </w:rPr>
-        <w:t>MessagePack</w:t>
-      </w:r>
-      <w:proofErr w:type="spellEnd"/>
-      <w:r>
-        <w:rPr>
-          <w:rFonts w:eastAsia="Times New Roman"/>
-          <w:color w:val="auto"/>
-        </w:rPr>
-        <w:t xml:space="preserve"> with numeric field keys (</w:t>
-      </w:r>
-      <w:proofErr w:type="spellStart"/>
-      <w:r>
-        <w:rPr>
-          <w:rFonts w:eastAsia="Times New Roman"/>
-          <w:color w:val="auto"/>
-        </w:rPr>
-        <w:t>src</w:t>
-      </w:r>
-      <w:proofErr w:type="spellEnd"/>
-      <w:r>
-        <w:rPr>
-          <w:rFonts w:eastAsia="Times New Roman"/>
-          <w:color w:val="auto"/>
-        </w:rPr>
-        <w:t>/artificialTeeth.js) — a third binary encoding scheme in play alongside plain base64 (</w:t>
-      </w:r>
-      <w:proofErr w:type="spellStart"/>
-      <w:r>
-        <w:rPr>
-          <w:rFonts w:eastAsia="Times New Roman"/>
-          <w:color w:val="auto"/>
-        </w:rPr>
-        <w:t>JawStruct</w:t>
-      </w:r>
-      <w:proofErr w:type="spellEnd"/>
-      <w:r>
-        <w:rPr>
-          <w:rFonts w:eastAsia="Times New Roman"/>
-          <w:color w:val="auto"/>
-        </w:rPr>
-        <w:t xml:space="preserve">/STL) and .NET </w:t>
-      </w:r>
-      <w:proofErr w:type="spellStart"/>
-      <w:r>
-        <w:rPr>
-          <w:rFonts w:eastAsia="Times New Roman"/>
-          <w:color w:val="auto"/>
-        </w:rPr>
-        <w:t>BinaryFormatter</w:t>
-      </w:r>
-      <w:proofErr w:type="spellEnd"/>
-      <w:r>
-        <w:rPr>
-          <w:rFonts w:eastAsia="Times New Roman"/>
-          <w:color w:val="auto"/>
-        </w:rPr>
-        <w:t xml:space="preserve"> (</w:t>
-      </w:r>
-      <w:proofErr w:type="spellStart"/>
-      <w:r>
-        <w:rPr>
-          <w:rFonts w:eastAsia="Times New Roman"/>
-          <w:color w:val="auto"/>
-        </w:rPr>
-        <w:t>ClinicalInfo</w:t>
-      </w:r>
-      <w:proofErr w:type="spellEnd"/>
-      <w:r>
-        <w:rPr>
-          <w:rFonts w:eastAsia="Times New Roman"/>
-          <w:color w:val="auto"/>
-        </w:rPr>
-        <w:t xml:space="preserve">, Noticeboard). Three different codecs across the schema is worth keeping in mind as its own risk surface, same spirit as point 7's </w:t>
-      </w:r>
-      <w:proofErr w:type="spellStart"/>
-      <w:r>
-        <w:rPr>
-          <w:rFonts w:eastAsia="Times New Roman"/>
-          <w:color w:val="auto"/>
-        </w:rPr>
-        <w:t>BinaryFormatter</w:t>
-      </w:r>
-      <w:proofErr w:type="spellEnd"/>
-      <w:r>
-        <w:rPr>
-          <w:rFonts w:eastAsia="Times New Roman"/>
-          <w:color w:val="auto"/>
-        </w:rPr>
-        <w:t>/MS-NRBF distinction.</w:t>
+        <w:t xml:space="preserve"> Unity MessagePack with numeric field keys (src/artificialTeeth.js) — a third binary encoding scheme in play alongside plain base64 (JawStruct/STL) and .NET BinaryFormatter (ClinicalInfo, Noticeboard). Three different codecs across the schema is worth keeping in mind as its own risk surface, same spirit as point 7's BinaryFormatter/MS-NRBF distinction.</w:t>
       </w:r>
     </w:p>
     <w:p>
@@ -24196,55 +17121,7 @@
           <w:rFonts w:eastAsia="Times New Roman"/>
           <w:color w:val="auto"/>
         </w:rPr>
-        <w:t xml:space="preserve">: </w:t>
-      </w:r>
-      <w:proofErr w:type="spellStart"/>
-      <w:r>
-        <w:rPr>
-          <w:rFonts w:eastAsia="Times New Roman"/>
-          <w:color w:val="auto"/>
-        </w:rPr>
-        <w:t>slotNumber</w:t>
-      </w:r>
-      <w:proofErr w:type="spellEnd"/>
-      <w:r>
-        <w:rPr>
-          <w:rFonts w:eastAsia="Times New Roman"/>
-          <w:color w:val="auto"/>
-        </w:rPr>
-        <w:t xml:space="preserve"> (extra STL slots) is a bare integer 1–4 with no backend-side semantic meaning — the upper/lower/metal-RPD </w:t>
-      </w:r>
-      <w:proofErr w:type="spellStart"/>
-      <w:r>
-        <w:rPr>
-          <w:rFonts w:eastAsia="Times New Roman"/>
-          <w:color w:val="auto"/>
-        </w:rPr>
-        <w:t>labeling</w:t>
-      </w:r>
-      <w:proofErr w:type="spellEnd"/>
-      <w:r>
-        <w:rPr>
-          <w:rFonts w:eastAsia="Times New Roman"/>
-          <w:color w:val="auto"/>
-        </w:rPr>
-        <w:t xml:space="preserve"> exists only in frontend constants. Any second client (or a future backend change) that assumes a different </w:t>
-      </w:r>
-      <w:proofErr w:type="spellStart"/>
-      <w:r>
-        <w:rPr>
-          <w:rFonts w:eastAsia="Times New Roman"/>
-          <w:color w:val="auto"/>
-        </w:rPr>
-        <w:t>slot→label</w:t>
-      </w:r>
-      <w:proofErr w:type="spellEnd"/>
-      <w:r>
-        <w:rPr>
-          <w:rFonts w:eastAsia="Times New Roman"/>
-          <w:color w:val="auto"/>
-        </w:rPr>
-        <w:t xml:space="preserve"> mapping would silently misfile a file under the wrong slot without either side raising an error.</w:t>
+        <w:t>: slotNumber (extra STL slots) is a bare integer 1–4 with no backend-side semantic meaning — the upper/lower/metal-RPD labeling exists only in frontend constants. Any second client (or a future backend change) that assumes a different slot→label mapping would silently misfile a file under the wrong slot without either side raising an error.</w:t>
       </w:r>
     </w:p>
     <w:p>
@@ -25885,23 +18762,13 @@
       <w:spacing w:after="80"/>
       <w:jc w:val="center"/>
     </w:pPr>
-    <w:proofErr w:type="spellStart"/>
     <w:r>
       <w:rPr>
         <w:color w:val="5A7A8A"/>
         <w:sz w:val="18"/>
         <w:szCs w:val="18"/>
       </w:rPr>
-      <w:t>SmartRPD</w:t>
-    </w:r>
-    <w:proofErr w:type="spellEnd"/>
-    <w:r>
-      <w:rPr>
-        <w:color w:val="5A7A8A"/>
-        <w:sz w:val="18"/>
-        <w:szCs w:val="18"/>
-      </w:rPr>
-      <w:t xml:space="preserve"> </w:t>
+      <w:t xml:space="preserve">SmartRPD </w:t>
     </w:r>
   </w:p>
 </w:hdr>

--- a/Documentations/SmartRPD_Documentation.docx
+++ b/Documentations/SmartRPD_Documentation.docx
@@ -121,7 +121,7 @@
               </w:rPr>
               <w:t>Last Updated:</w:t>
               <w:br/>
-              <w:t>24 July 2026</w:t>
+              <w:t>31 July 2026</w:t>
             </w:r>
           </w:p>
           <w:p>
@@ -309,7 +309,7 @@
               </w:rPr>
               <w:t>Test Suite</w:t>
               <w:br/>
-              <w:t>13 suites · 198 tests · All Pass</w:t>
+              <w:t>13 suites · 221 tests · All Pass</w:t>
             </w:r>
           </w:p>
           <w:p>
@@ -7539,7 +7539,7 @@
                 <w:sz w:val="20"/>
                 <w:szCs w:val="20"/>
               </w:rPr>
-              <w:t>Production Webpack build succeeds (dist/bundle.js); 198/198 tests passing — re-verified 2026-07-24 against dev-deploy-shafik-2 (Automated_Test_Suite_Report.docx).</w:t>
+              <w:t>Production Webpack build succeeds (dist/bundle.js); 221/221 tests passing — re-verified 2026-07-31 against nyunt/dev-W7.1 (live branch) (Automated_Test_Suite_Report.docx).</w:t>
             </w:r>
           </w:p>
         </w:tc>
@@ -7603,7 +7603,7 @@
           </w:tcPr>
           <w:p>
             <w:r>
-              <w:t>src/js/shared/helpMatcher.js, helpTopics.js; helpBot.test.mjs passes (71 tests). No standing UAT-xx case yet.</w:t>
+              <w:t>src/js/shared/helpMatcher.js, helpTopics.js; helpBot.test.mjs passes (94 tests, expanded twice since the feature landed — FAQ/fallback guidance and reveal controls). No standing UAT-xx case in the cross-document backlog, though a UAT-13 draft exists below (§12.2).</w:t>
             </w:r>
           </w:p>
         </w:tc>
@@ -10854,7 +10854,7 @@
                 <w:sz w:val="20"/>
                 <w:szCs w:val="20"/>
               </w:rPr>
-              <w:t>Features are merged through nyunt/integration_3 into nyunt/dev-deploy and auto-published to nyunt/dev-W7.1 by the “Deploy Test Site” GitHub Actions workflow (this document's branch, dev-deploy-shafik-2, is one integration line feeding that pipeline).</w:t>
+              <w:t>Features are merged through nyunt/integration_3 into nyunt/dev-deploy and auto-published to nyunt/dev-W7.1 by the “Deploy Test Site” GitHub Actions workflow (this document's branch, dev-deploy-documentation, is the source of what's currently live on nyunt/dev-W7.1).</w:t>
             </w:r>
             <w:r>
               <w:rPr>
@@ -11260,7 +11260,7 @@
           <w:lang w:eastAsia="en-US"/>
           <w14:ligatures w14:val="standardContextual"/>
         </w:rPr>
-        <w:t xml:space="preserve">Test run on 24 July 2026: node tools/run-uat-automated-tests.mjs (npm run test:ci) against dev-deploy-shafik-2. </w:t>
+        <w:t>Test run on 31 July 2026: npx jest --ci --coverage --coverageReporters=json-summary --verbose --testLocationInResults --json against nyunt/dev-W7.1 (live branch, sourced from dev-deploy-documentation). This branch does not carry the tools/run-uat-automated-tests.mjs wrapper script referenced by earlier drafts -- the underlying Jest command was invoked directly; see UAT_Report.docx §2.1.</w:t>
       </w:r>
       <w:r>
         <w:rPr>
@@ -11757,7 +11757,7 @@
           <w:bCs/>
           <w:color w:val="auto"/>
         </w:rPr>
-        <w:t>Password reset and help assistant (new this branch) — passwordReset.test.mjs (22 tests, see above) and helpBot.test.mjs (71 tests): normalize()/tokenize()/canonicalize() text preparation, scoreTopic()/findMatches()/relatedTopics()/suggestionsFor() ranking logic, and the integrity of the bundled HELP_TOPICS/TOPIC_BY_ID/PAGE_LABELS/PAGE_PATHS knowledge base (src/js/shared/helpMatcher.js, helpTopics.js). Both suites import the real src/ modules they test.</w:t>
+        <w:t>Password reset and help assistant (new this branch) — passwordReset.test.mjs (22 tests, see above) and helpBot.test.mjs (94 tests, up from 71 following two follow-on commits -- FAQ/fallback-guidance expansion and reveal controls that open a container before highlighting its target): normalize()/tokenize()/canonicalize() text preparation, scoreTopic()/findMatches()/relatedTopics()/suggestionsFor() ranking logic, reveal/opener resolution, and the integrity of the bundled HELP_TOPICS/TOPIC_BY_ID/PAGE_LABELS/PAGE_PATHS knowledge base (src/js/shared/helpMatcher.js, helpTopics.js). Both suites import the real src/ modules they test.</w:t>
       </w:r>
       <w:r>
         <w:rPr>

--- a/Documentations/SmartRPD_Documentation.docx
+++ b/Documentations/SmartRPD_Documentation.docx
@@ -107,55 +107,27 @@
               <w:bottom w:w="80" w:type="dxa"/>
               <w:right w:w="120" w:type="dxa"/>
             </w:tcMar>
-          </w:tcPr>
-          <w:p>
-            <w:pPr>
-              <w:spacing w:line="360" w:lineRule="auto"/>
+            <w:vAlign w:val="center"/>
+          </w:tcPr>
+          <w:p>
+            <w:pPr>
               <w:jc w:val="center"/>
             </w:pPr>
             <w:r>
-              <w:rPr>
-                <w:color w:val="5A7A8A"/>
-                <w:sz w:val="18"/>
-                <w:szCs w:val="18"/>
-              </w:rPr>
               <w:t>Last Updated:</w:t>
+            </w:r>
+            <w:r>
               <w:br/>
-              <w:t>31 July 2026</w:t>
-            </w:r>
-          </w:p>
-          <w:p>
-            <w:pPr>
-              <w:spacing w:line="360" w:lineRule="auto"/>
-              <w:jc w:val="center"/>
-            </w:pPr>
-            <w:r>
-              <w:rPr>
-                <w:b/>
-                <w:bCs/>
-                <w:color w:val="0A2342"/>
-              </w:rPr>
-            </w:r>
-            <w:r>
-              <w:rPr>
-                <w:b/>
-                <w:bCs/>
-                <w:color w:val="0A2342"/>
-              </w:rPr>
-            </w:r>
-            <w:r>
-              <w:rPr>
-                <w:b/>
-                <w:bCs/>
-                <w:color w:val="0A2342"/>
-              </w:rPr>
-            </w:r>
-            <w:r>
-              <w:rPr>
-                <w:b/>
-                <w:bCs/>
-                <w:color w:val="0A2342"/>
-              </w:rPr>
+              <w:t>2</w:t>
+            </w:r>
+            <w:r>
+              <w:t>4</w:t>
+            </w:r>
+            <w:r>
+              <w:t xml:space="preserve"> August 2026</w:t>
+            </w:r>
+            <w:r>
+              <w:br/>
             </w:r>
           </w:p>
         </w:tc>
@@ -169,57 +141,21 @@
               <w:bottom w:w="80" w:type="dxa"/>
               <w:right w:w="120" w:type="dxa"/>
             </w:tcMar>
-          </w:tcPr>
-          <w:p>
-            <w:pPr>
-              <w:spacing w:line="360" w:lineRule="auto"/>
+            <w:vAlign w:val="center"/>
+          </w:tcPr>
+          <w:p>
+            <w:pPr>
               <w:jc w:val="center"/>
             </w:pPr>
             <w:r>
-              <w:rPr>
-                <w:color w:val="5A7A8A"/>
-                <w:sz w:val="18"/>
-                <w:szCs w:val="18"/>
-              </w:rPr>
               <w:t>Status</w:t>
             </w:r>
-          </w:p>
-          <w:p>
-            <w:pPr>
-              <w:spacing w:line="360" w:lineRule="auto"/>
-              <w:jc w:val="center"/>
-            </w:pPr>
-            <w:r>
-              <w:rPr>
-                <w:b/>
-                <w:bCs/>
-                <w:color w:val="0A2342"/>
-              </w:rPr>
-              <w:t>Deployed</w:t>
-            </w:r>
-            <w:r>
-              <w:rPr>
-                <w:b/>
-                <w:bCs/>
-                <w:color w:val="0A2342"/>
-              </w:rPr>
-              <w:t xml:space="preserve"> –</w:t>
-            </w:r>
-            <w:r>
-              <w:rPr>
-                <w:b/>
-                <w:bCs/>
-                <w:color w:val="0A2342"/>
-              </w:rPr>
-              <w:t xml:space="preserve"> </w:t>
-            </w:r>
-            <w:r>
-              <w:rPr>
-                <w:b/>
-                <w:bCs/>
-                <w:color w:val="0A2342"/>
-              </w:rPr>
-              <w:t>Internal Testing</w:t>
+            <w:r>
+              <w:t>:</w:t>
+            </w:r>
+            <w:r>
+              <w:br/>
+              <w:t>Deployed — Internal Testing</w:t>
             </w:r>
           </w:p>
         </w:tc>
@@ -239,6 +175,7 @@
               <w:bottom w:w="80" w:type="dxa"/>
               <w:right w:w="120" w:type="dxa"/>
             </w:tcMar>
+            <w:vAlign w:val="center"/>
           </w:tcPr>
           <w:p>
             <w:pPr>
@@ -252,6 +189,14 @@
                 <w:szCs w:val="18"/>
               </w:rPr>
               <w:t>Prepared by</w:t>
+            </w:r>
+            <w:r>
+              <w:rPr>
+                <w:color w:val="5A7A8A"/>
+                <w:sz w:val="18"/>
+                <w:szCs w:val="18"/>
+              </w:rPr>
+              <w:t>:</w:t>
             </w:r>
           </w:p>
           <w:p>
@@ -295,55 +240,24 @@
               <w:bottom w:w="80" w:type="dxa"/>
               <w:right w:w="120" w:type="dxa"/>
             </w:tcMar>
-          </w:tcPr>
-          <w:p>
-            <w:pPr>
-              <w:spacing w:line="360" w:lineRule="auto"/>
+            <w:vAlign w:val="center"/>
+          </w:tcPr>
+          <w:p>
+            <w:pPr>
               <w:jc w:val="center"/>
             </w:pPr>
             <w:r>
-              <w:rPr>
-                <w:color w:val="5A7A8A"/>
-                <w:sz w:val="18"/>
-                <w:szCs w:val="18"/>
-              </w:rPr>
               <w:t>Test Suite</w:t>
+            </w:r>
+            <w:r>
+              <w:t>:</w:t>
+            </w:r>
+            <w:r>
               <w:br/>
-              <w:t>13 suites · 221 tests · All Pass</w:t>
-            </w:r>
-          </w:p>
-          <w:p>
-            <w:pPr>
-              <w:spacing w:line="360" w:lineRule="auto"/>
-              <w:jc w:val="center"/>
-            </w:pPr>
-            <w:r>
-              <w:rPr>
-                <w:b/>
-                <w:bCs/>
-                <w:color w:val="0D9488"/>
-              </w:rPr>
-            </w:r>
-            <w:r>
-              <w:rPr>
-                <w:b/>
-                <w:bCs/>
-                <w:color w:val="0D9488"/>
-              </w:rPr>
-            </w:r>
-            <w:r>
-              <w:rPr>
-                <w:b/>
-                <w:bCs/>
-                <w:color w:val="0D9488"/>
-              </w:rPr>
-            </w:r>
-            <w:r>
-              <w:rPr>
-                <w:b/>
-                <w:bCs/>
-                <w:color w:val="0D9488"/>
-              </w:rPr>
+              <w:t>19 suites — 582 tests — All Pass</w:t>
+            </w:r>
+            <w:r>
+              <w:br/>
             </w:r>
           </w:p>
         </w:tc>
@@ -3934,17 +3848,8 @@
         <w:spacing w:after="120" w:line="360" w:lineRule="auto"/>
       </w:pPr>
       <w:r>
-        <w:t>The application is loaded as a static multi-page web app, built with Webpack and served from GitHub Pages (nyunt/dev-W7.1 branch), published by the “Deploy Test Site” GitHub Actions workflow on every push to nyunt/dev-deploy. A local Docker/nginx image (Dockerfile, nginx.conf) exists for local preview and is not how production is actually served — see DevOps and Deployment.docx §1/§3. Navigation between pages occurs through URL redirects, with secure user flow, passed as an encrypted query parameter. The application layer only serves pages and renders data.</w:t>
-      </w:r>
-      <w:r/>
-      <w:r/>
-      <w:r/>
-      <w:r/>
-      <w:r/>
-      <w:r/>
-      <w:r/>
-      <w:r/>
-      <w:r/>
+        <w:t>The application is loaded as a static multi-page web app, built with Webpack and served from GitHub Pages (nyunt/dev-W7.1 branch), published by the “Deploy Test Site” GitHub Actions workflow on every push to nyunt/dev-deploy. Navigation between pages occurs through URL redirects, with secure user flow, passed as an encrypted query parameter. The application layer only serves pages and renders data.</w:t>
+      </w:r>
     </w:p>
     <w:tbl>
       <w:tblPr>
@@ -3983,10 +3888,12 @@
               <w:bottom w:w="80" w:type="dxa"/>
               <w:right w:w="120" w:type="dxa"/>
             </w:tcMar>
+            <w:vAlign w:val="center"/>
           </w:tcPr>
           <w:p>
             <w:pPr>
               <w:spacing w:line="360" w:lineRule="auto"/>
+              <w:jc w:val="center"/>
             </w:pPr>
             <w:r>
               <w:rPr>
@@ -4010,10 +3917,12 @@
               <w:bottom w:w="80" w:type="dxa"/>
               <w:right w:w="120" w:type="dxa"/>
             </w:tcMar>
+            <w:vAlign w:val="center"/>
           </w:tcPr>
           <w:p>
             <w:pPr>
               <w:spacing w:line="360" w:lineRule="auto"/>
+              <w:jc w:val="center"/>
             </w:pPr>
             <w:r>
               <w:rPr>
@@ -4037,10 +3946,12 @@
               <w:bottom w:w="80" w:type="dxa"/>
               <w:right w:w="120" w:type="dxa"/>
             </w:tcMar>
+            <w:vAlign w:val="center"/>
           </w:tcPr>
           <w:p>
             <w:pPr>
               <w:spacing w:line="360" w:lineRule="auto"/>
+              <w:jc w:val="center"/>
             </w:pPr>
             <w:r>
               <w:rPr>
@@ -4051,488 +3962,6 @@
                 <w:szCs w:val="20"/>
               </w:rPr>
               <w:t>Purpose</w:t>
-            </w:r>
-          </w:p>
-        </w:tc>
-      </w:tr>
-      <w:tr>
-        <w:tc>
-          <w:tcPr>
-            <w:tcW w:w="1838" w:type="dxa"/>
-            <w:tcMar>
-              <w:top w:w="80" w:type="dxa"/>
-              <w:left w:w="120" w:type="dxa"/>
-              <w:bottom w:w="80" w:type="dxa"/>
-              <w:right w:w="120" w:type="dxa"/>
-            </w:tcMar>
-          </w:tcPr>
-          <w:p>
-            <w:pPr>
-              <w:spacing w:line="360" w:lineRule="auto"/>
-              <w:rPr>
-                <w:color w:val="auto"/>
-              </w:rPr>
-            </w:pPr>
-            <w:r>
-              <w:rPr>
-                <w:color w:val="auto"/>
-              </w:rPr>
-              <w:t>Login</w:t>
-            </w:r>
-          </w:p>
-        </w:tc>
-        <w:tc>
-          <w:tcPr>
-            <w:tcW w:w="3827" w:type="dxa"/>
-            <w:tcMar>
-              <w:top w:w="80" w:type="dxa"/>
-              <w:left w:w="120" w:type="dxa"/>
-              <w:bottom w:w="80" w:type="dxa"/>
-              <w:right w:w="120" w:type="dxa"/>
-            </w:tcMar>
-          </w:tcPr>
-          <w:p>
-            <w:pPr>
-              <w:spacing w:line="360" w:lineRule="auto"/>
-              <w:rPr>
-                <w:color w:val="auto"/>
-              </w:rPr>
-            </w:pPr>
-            <w:r>
-              <w:rPr>
-                <w:color w:val="auto"/>
-              </w:rPr>
-              <w:t>index.html, src/js/pages/login.js, src/js/shared/passwordReset.js, changePassword.js</w:t>
-            </w:r>
-          </w:p>
-        </w:tc>
-        <w:tc>
-          <w:tcPr>
-            <w:tcW w:w="4536" w:type="dxa"/>
-            <w:tcMar>
-              <w:top w:w="80" w:type="dxa"/>
-              <w:left w:w="120" w:type="dxa"/>
-              <w:bottom w:w="80" w:type="dxa"/>
-              <w:right w:w="120" w:type="dxa"/>
-            </w:tcMar>
-          </w:tcPr>
-          <w:p>
-            <w:pPr>
-              <w:spacing w:line="360" w:lineRule="auto"/>
-              <w:rPr>
-                <w:color w:val="auto"/>
-              </w:rPr>
-            </w:pPr>
-            <w:r>
-              <w:rPr>
-                <w:color w:val="auto"/>
-              </w:rPr>
-              <w:t>Authentication entry point (password + OTP, currently disabled), password reset/change, and the loggedInUser client-side guard check.</w:t>
-            </w:r>
-            <w:r>
-              <w:rPr>
-                <w:color w:val="auto"/>
-              </w:rPr>
-            </w:r>
-            <w:r>
-              <w:rPr>
-                <w:color w:val="auto"/>
-              </w:rPr>
-            </w:r>
-            <w:r>
-              <w:rPr>
-                <w:color w:val="auto"/>
-              </w:rPr>
-            </w:r>
-            <w:r>
-              <w:rPr>
-                <w:color w:val="auto"/>
-              </w:rPr>
-            </w:r>
-          </w:p>
-        </w:tc>
-      </w:tr>
-      <w:tr>
-        <w:tc>
-          <w:tcPr>
-            <w:tcW w:w="1838" w:type="dxa"/>
-            <w:tcMar>
-              <w:top w:w="80" w:type="dxa"/>
-              <w:left w:w="120" w:type="dxa"/>
-              <w:bottom w:w="80" w:type="dxa"/>
-              <w:right w:w="120" w:type="dxa"/>
-            </w:tcMar>
-          </w:tcPr>
-          <w:p>
-            <w:pPr>
-              <w:spacing w:line="360" w:lineRule="auto"/>
-              <w:rPr>
-                <w:color w:val="auto"/>
-              </w:rPr>
-            </w:pPr>
-            <w:r>
-              <w:rPr>
-                <w:color w:val="auto"/>
-              </w:rPr>
-              <w:t>Case List</w:t>
-            </w:r>
-          </w:p>
-        </w:tc>
-        <w:tc>
-          <w:tcPr>
-            <w:tcW w:w="3827" w:type="dxa"/>
-            <w:tcMar>
-              <w:top w:w="80" w:type="dxa"/>
-              <w:left w:w="120" w:type="dxa"/>
-              <w:bottom w:w="80" w:type="dxa"/>
-              <w:right w:w="120" w:type="dxa"/>
-            </w:tcMar>
-          </w:tcPr>
-          <w:p>
-            <w:pPr>
-              <w:spacing w:line="360" w:lineRule="auto"/>
-              <w:rPr>
-                <w:color w:val="auto"/>
-              </w:rPr>
-            </w:pPr>
-            <w:r>
-              <w:rPr>
-                <w:color w:val="auto"/>
-              </w:rPr>
-              <w:t>src/pages/case_list.html, src/js/pages/caseManagement.js</w:t>
-            </w:r>
-          </w:p>
-        </w:tc>
-        <w:tc>
-          <w:tcPr>
-            <w:tcW w:w="4536" w:type="dxa"/>
-            <w:tcMar>
-              <w:top w:w="80" w:type="dxa"/>
-              <w:left w:w="120" w:type="dxa"/>
-              <w:bottom w:w="80" w:type="dxa"/>
-              <w:right w:w="120" w:type="dxa"/>
-            </w:tcMar>
-          </w:tcPr>
-          <w:p>
-            <w:pPr>
-              <w:spacing w:line="360" w:lineRule="auto"/>
-              <w:rPr>
-                <w:color w:val="auto"/>
-              </w:rPr>
-            </w:pPr>
-            <w:r>
-              <w:rPr>
-                <w:color w:val="auto"/>
-              </w:rPr>
-              <w:t>Browse, sort, manage, duplicate, rename, delete, open, download and share cases.</w:t>
-            </w:r>
-          </w:p>
-        </w:tc>
-      </w:tr>
-      <w:tr>
-        <w:tc>
-          <w:tcPr>
-            <w:tcW w:w="1838" w:type="dxa"/>
-            <w:tcMar>
-              <w:top w:w="80" w:type="dxa"/>
-              <w:left w:w="120" w:type="dxa"/>
-              <w:bottom w:w="80" w:type="dxa"/>
-              <w:right w:w="120" w:type="dxa"/>
-            </w:tcMar>
-          </w:tcPr>
-          <w:p>
-            <w:pPr>
-              <w:spacing w:line="360" w:lineRule="auto"/>
-              <w:rPr>
-                <w:color w:val="auto"/>
-              </w:rPr>
-            </w:pPr>
-            <w:r>
-              <w:rPr>
-                <w:color w:val="auto"/>
-              </w:rPr>
-              <w:t>Case Creation</w:t>
-            </w:r>
-          </w:p>
-        </w:tc>
-        <w:tc>
-          <w:tcPr>
-            <w:tcW w:w="3827" w:type="dxa"/>
-            <w:tcMar>
-              <w:top w:w="80" w:type="dxa"/>
-              <w:left w:w="120" w:type="dxa"/>
-              <w:bottom w:w="80" w:type="dxa"/>
-              <w:right w:w="120" w:type="dxa"/>
-            </w:tcMar>
-          </w:tcPr>
-          <w:p>
-            <w:pPr>
-              <w:spacing w:line="360" w:lineRule="auto"/>
-              <w:rPr>
-                <w:color w:val="auto"/>
-              </w:rPr>
-            </w:pPr>
-            <w:r>
-              <w:rPr>
-                <w:color w:val="auto"/>
-              </w:rPr>
-              <w:t>src/js/pages/createCase.js, css/createCase.css</w:t>
-            </w:r>
-          </w:p>
-        </w:tc>
-        <w:tc>
-          <w:tcPr>
-            <w:tcW w:w="4536" w:type="dxa"/>
-            <w:tcMar>
-              <w:top w:w="80" w:type="dxa"/>
-              <w:left w:w="120" w:type="dxa"/>
-              <w:bottom w:w="80" w:type="dxa"/>
-              <w:right w:w="120" w:type="dxa"/>
-            </w:tcMar>
-          </w:tcPr>
-          <w:p>
-            <w:pPr>
-              <w:spacing w:line="360" w:lineRule="auto"/>
-              <w:rPr>
-                <w:color w:val="auto"/>
-              </w:rPr>
-            </w:pPr>
-            <w:r>
-              <w:rPr>
-                <w:color w:val="auto"/>
-              </w:rPr>
-              <w:t>Create cases, upload STL/reference files, assign users and send invitations.</w:t>
-            </w:r>
-          </w:p>
-        </w:tc>
-      </w:tr>
-      <w:tr>
-        <w:tc>
-          <w:tcPr>
-            <w:tcW w:w="1838" w:type="dxa"/>
-            <w:tcMar>
-              <w:top w:w="80" w:type="dxa"/>
-              <w:left w:w="120" w:type="dxa"/>
-              <w:bottom w:w="80" w:type="dxa"/>
-              <w:right w:w="120" w:type="dxa"/>
-            </w:tcMar>
-          </w:tcPr>
-          <w:p>
-            <w:pPr>
-              <w:spacing w:line="360" w:lineRule="auto"/>
-              <w:rPr>
-                <w:color w:val="auto"/>
-              </w:rPr>
-            </w:pPr>
-            <w:r>
-              <w:rPr>
-                <w:color w:val="auto"/>
-              </w:rPr>
-              <w:t>2D Annotation</w:t>
-            </w:r>
-          </w:p>
-        </w:tc>
-        <w:tc>
-          <w:tcPr>
-            <w:tcW w:w="3827" w:type="dxa"/>
-            <w:tcMar>
-              <w:top w:w="80" w:type="dxa"/>
-              <w:left w:w="120" w:type="dxa"/>
-              <w:bottom w:w="80" w:type="dxa"/>
-              <w:right w:w="120" w:type="dxa"/>
-            </w:tcMar>
-          </w:tcPr>
-          <w:p>
-            <w:pPr>
-              <w:spacing w:line="360" w:lineRule="auto"/>
-              <w:rPr>
-                <w:color w:val="auto"/>
-              </w:rPr>
-            </w:pPr>
-            <w:r>
-              <w:rPr>
-                <w:color w:val="auto"/>
-              </w:rPr>
-              <w:t>src/pages/2DAnnotation.html, src/js/2D/*</w:t>
-            </w:r>
-          </w:p>
-        </w:tc>
-        <w:tc>
-          <w:tcPr>
-            <w:tcW w:w="4536" w:type="dxa"/>
-            <w:tcMar>
-              <w:top w:w="80" w:type="dxa"/>
-              <w:left w:w="120" w:type="dxa"/>
-              <w:bottom w:w="80" w:type="dxa"/>
-              <w:right w:w="120" w:type="dxa"/>
-            </w:tcMar>
-          </w:tcPr>
-          <w:p>
-            <w:pPr>
-              <w:spacing w:line="360" w:lineRule="auto"/>
-              <w:rPr>
-                <w:color w:val="auto"/>
-              </w:rPr>
-            </w:pPr>
-            <w:r>
-              <w:rPr>
-                <w:color w:val="auto"/>
-              </w:rPr>
-              <w:t>Design RPD components on upper/lower jaw diagrams, manage clinical information and save structured jaw data.</w:t>
-            </w:r>
-          </w:p>
-        </w:tc>
-      </w:tr>
-      <w:tr>
-        <w:tc>
-          <w:tcPr>
-            <w:tcW w:w="1838" w:type="dxa"/>
-            <w:tcMar>
-              <w:top w:w="80" w:type="dxa"/>
-              <w:left w:w="120" w:type="dxa"/>
-              <w:bottom w:w="80" w:type="dxa"/>
-              <w:right w:w="120" w:type="dxa"/>
-            </w:tcMar>
-          </w:tcPr>
-          <w:p>
-            <w:pPr>
-              <w:spacing w:line="360" w:lineRule="auto"/>
-              <w:rPr>
-                <w:color w:val="auto"/>
-              </w:rPr>
-            </w:pPr>
-            <w:r>
-              <w:rPr>
-                <w:color w:val="auto"/>
-              </w:rPr>
-              <w:t>3D Viewer</w:t>
-            </w:r>
-          </w:p>
-        </w:tc>
-        <w:tc>
-          <w:tcPr>
-            <w:tcW w:w="3827" w:type="dxa"/>
-            <w:tcMar>
-              <w:top w:w="80" w:type="dxa"/>
-              <w:left w:w="120" w:type="dxa"/>
-              <w:bottom w:w="80" w:type="dxa"/>
-              <w:right w:w="120" w:type="dxa"/>
-            </w:tcMar>
-          </w:tcPr>
-          <w:p>
-            <w:pPr>
-              <w:spacing w:line="360" w:lineRule="auto"/>
-              <w:rPr>
-                <w:color w:val="auto"/>
-              </w:rPr>
-            </w:pPr>
-            <w:r>
-              <w:rPr>
-                <w:color w:val="auto"/>
-              </w:rPr>
-              <w:t>src/pages/ThreeDViewer.html, src/viewer3d/index.js, src/viewer3d/newControls.js</w:t>
-            </w:r>
-          </w:p>
-        </w:tc>
-        <w:tc>
-          <w:tcPr>
-            <w:tcW w:w="4536" w:type="dxa"/>
-            <w:tcMar>
-              <w:top w:w="80" w:type="dxa"/>
-              <w:left w:w="120" w:type="dxa"/>
-              <w:bottom w:w="80" w:type="dxa"/>
-              <w:right w:w="120" w:type="dxa"/>
-            </w:tcMar>
-          </w:tcPr>
-          <w:p>
-            <w:pPr>
-              <w:spacing w:line="360" w:lineRule="auto"/>
-              <w:rPr>
-                <w:color w:val="auto"/>
-              </w:rPr>
-            </w:pPr>
-            <w:r>
-              <w:rPr>
-                <w:color w:val="auto"/>
-              </w:rPr>
-              <w:t>Render jaw meshes, design overlays, artificial teeth, heatmaps and review controls in Three.js.</w:t>
-            </w:r>
-          </w:p>
-        </w:tc>
-      </w:tr>
-      <w:tr>
-        <w:tc>
-          <w:tcPr>
-            <w:tcW w:w="1838" w:type="dxa"/>
-            <w:tcMar>
-              <w:top w:w="80" w:type="dxa"/>
-              <w:left w:w="120" w:type="dxa"/>
-              <w:bottom w:w="80" w:type="dxa"/>
-              <w:right w:w="120" w:type="dxa"/>
-            </w:tcMar>
-          </w:tcPr>
-          <w:p>
-            <w:pPr>
-              <w:spacing w:line="360" w:lineRule="auto"/>
-              <w:rPr>
-                <w:color w:val="auto"/>
-              </w:rPr>
-            </w:pPr>
-            <w:r>
-              <w:rPr>
-                <w:color w:val="auto"/>
-              </w:rPr>
-              <w:t>Shared Shell</w:t>
-            </w:r>
-          </w:p>
-        </w:tc>
-        <w:tc>
-          <w:tcPr>
-            <w:tcW w:w="3827" w:type="dxa"/>
-            <w:tcMar>
-              <w:top w:w="80" w:type="dxa"/>
-              <w:left w:w="120" w:type="dxa"/>
-              <w:bottom w:w="80" w:type="dxa"/>
-              <w:right w:w="120" w:type="dxa"/>
-            </w:tcMar>
-          </w:tcPr>
-          <w:p>
-            <w:pPr>
-              <w:spacing w:line="360" w:lineRule="auto"/>
-              <w:rPr>
-                <w:color w:val="auto"/>
-              </w:rPr>
-            </w:pPr>
-            <w:r>
-              <w:rPr>
-                <w:color w:val="auto"/>
-              </w:rPr>
-              <w:t>src/js/shared/appSidebar.js, src/js/pages/viewerShell.js, src/js/shared/chat.js, src/js/pages/notifications.js</w:t>
-            </w:r>
-          </w:p>
-        </w:tc>
-        <w:tc>
-          <w:tcPr>
-            <w:tcW w:w="4536" w:type="dxa"/>
-            <w:tcMar>
-              <w:top w:w="80" w:type="dxa"/>
-              <w:left w:w="120" w:type="dxa"/>
-              <w:bottom w:w="80" w:type="dxa"/>
-              <w:right w:w="120" w:type="dxa"/>
-            </w:tcMar>
-          </w:tcPr>
-          <w:p>
-            <w:pPr>
-              <w:spacing w:line="360" w:lineRule="auto"/>
-              <w:rPr>
-                <w:color w:val="auto"/>
-              </w:rPr>
-            </w:pPr>
-            <w:r>
-              <w:rPr>
-                <w:color w:val="auto"/>
-              </w:rPr>
-              <w:t>Shared navigation, footer, chat, version history, notifications and status UI.</w:t>
             </w:r>
           </w:p>
         </w:tc>
@@ -4551,17 +3980,17 @@
           </w:tcPr>
           <w:p>
             <w:pPr>
-              <w:spacing w:line="276" w:lineRule="auto"/>
-              <w:rPr>
-                <w:color w:val="auto"/>
-              </w:rPr>
-            </w:pPr>
-            <w:r>
-              <w:rPr>
-                <w:color w:val="auto"/>
-              </w:rPr>
-              <w:lastRenderedPageBreak/>
-              <w:t>Dashboard</w:t>
+              <w:spacing w:line="360" w:lineRule="auto"/>
+              <w:jc w:val="center"/>
+              <w:rPr>
+                <w:color w:val="auto"/>
+              </w:rPr>
+            </w:pPr>
+            <w:r>
+              <w:rPr>
+                <w:color w:val="auto"/>
+              </w:rPr>
+              <w:t>Login</w:t>
             </w:r>
           </w:p>
         </w:tc>
@@ -4578,16 +4007,17 @@
           </w:tcPr>
           <w:p>
             <w:pPr>
-              <w:spacing w:line="276" w:lineRule="auto"/>
-              <w:rPr>
-                <w:color w:val="auto"/>
-              </w:rPr>
-            </w:pPr>
-            <w:r>
-              <w:rPr>
-                <w:color w:val="auto"/>
-              </w:rPr>
-              <w:t>src/js/pages/dashboard.js</w:t>
+              <w:spacing w:line="360" w:lineRule="auto"/>
+              <w:jc w:val="center"/>
+              <w:rPr>
+                <w:color w:val="auto"/>
+              </w:rPr>
+            </w:pPr>
+            <w:r>
+              <w:rPr>
+                <w:color w:val="auto"/>
+              </w:rPr>
+              <w:t>index.html, src/js/pages/login.js, src/js/shared/passwordReset.js, changePassword.js</w:t>
             </w:r>
           </w:p>
         </w:tc>
@@ -4604,34 +4034,17 @@
           </w:tcPr>
           <w:p>
             <w:pPr>
-              <w:spacing w:line="276" w:lineRule="auto"/>
-              <w:rPr>
-                <w:color w:val="auto"/>
-              </w:rPr>
-            </w:pPr>
-            <w:r>
-              <w:rPr>
-                <w:color w:val="auto"/>
-              </w:rPr>
-              <w:t>Overview — case list management</w:t>
-            </w:r>
-            <w:r>
-              <w:rPr>
-                <w:color w:val="auto"/>
-              </w:rPr>
-              <w:t xml:space="preserve">, captured views, and </w:t>
-            </w:r>
-            <w:r>
-              <w:rPr>
-                <w:color w:val="auto"/>
-              </w:rPr>
-              <w:t>assigned user</w:t>
-            </w:r>
-            <w:r>
-              <w:rPr>
-                <w:color w:val="auto"/>
-              </w:rPr>
-              <w:t xml:space="preserve"> roles.</w:t>
+              <w:spacing w:line="360" w:lineRule="auto"/>
+              <w:jc w:val="center"/>
+              <w:rPr>
+                <w:color w:val="auto"/>
+              </w:rPr>
+            </w:pPr>
+            <w:r>
+              <w:rPr>
+                <w:color w:val="auto"/>
+              </w:rPr>
+              <w:t>Authentication entry point (password + OTP, currently disabled), password reset/change, and the loggedInUser client-side guard check.</w:t>
             </w:r>
           </w:p>
         </w:tc>
@@ -4650,16 +4063,17 @@
           </w:tcPr>
           <w:p>
             <w:pPr>
-              <w:spacing w:line="276" w:lineRule="auto"/>
-              <w:rPr>
-                <w:color w:val="auto"/>
-              </w:rPr>
-            </w:pPr>
-            <w:r>
-              <w:rPr>
-                <w:color w:val="auto"/>
-              </w:rPr>
-              <w:t>Version History</w:t>
+              <w:spacing w:line="360" w:lineRule="auto"/>
+              <w:jc w:val="center"/>
+              <w:rPr>
+                <w:color w:val="auto"/>
+              </w:rPr>
+            </w:pPr>
+            <w:r>
+              <w:rPr>
+                <w:color w:val="auto"/>
+              </w:rPr>
+              <w:t>Case List</w:t>
             </w:r>
           </w:p>
         </w:tc>
@@ -4676,28 +4090,17 @@
           </w:tcPr>
           <w:p>
             <w:pPr>
-              <w:spacing w:line="276" w:lineRule="auto"/>
-              <w:rPr>
-                <w:color w:val="auto"/>
-              </w:rPr>
-            </w:pPr>
-            <w:r>
-              <w:rPr>
-                <w:color w:val="auto"/>
-              </w:rPr>
-              <w:t xml:space="preserve">src/pages/VersionHistory.html, </w:t>
-              <w:br/>
-              <w:t>src/js/pages/versionHistory.js</w:t>
-            </w:r>
-            <w:r>
-              <w:rPr>
-                <w:color w:val="auto"/>
-              </w:rPr>
-            </w:r>
-            <w:r>
-              <w:rPr>
-                <w:color w:val="auto"/>
-              </w:rPr>
+              <w:spacing w:line="360" w:lineRule="auto"/>
+              <w:jc w:val="center"/>
+              <w:rPr>
+                <w:color w:val="auto"/>
+              </w:rPr>
+            </w:pPr>
+            <w:r>
+              <w:rPr>
+                <w:color w:val="auto"/>
+              </w:rPr>
+              <w:t>src/pages/case_list.html, src/js/pages/caseManagement.js</w:t>
             </w:r>
           </w:p>
         </w:tc>
@@ -4714,543 +4117,17 @@
           </w:tcPr>
           <w:p>
             <w:pPr>
-              <w:spacing w:line="276" w:lineRule="auto"/>
-              <w:rPr>
-                <w:color w:val="auto"/>
-              </w:rPr>
-            </w:pPr>
-            <w:r>
-              <w:rPr>
-                <w:color w:val="auto"/>
-              </w:rPr>
-              <w:t>Review and compare past design iterations for a case.</w:t>
-            </w:r>
-          </w:p>
-        </w:tc>
-      </w:tr>
-      <w:tr>
-        <w:tc>
-          <w:tcPr>
-            <w:tcW w:w="1838" w:type="dxa"/>
-            <w:tcMar>
-              <w:top w:w="80" w:type="dxa"/>
-              <w:left w:w="120" w:type="dxa"/>
-              <w:bottom w:w="80" w:type="dxa"/>
-              <w:right w:w="120" w:type="dxa"/>
-            </w:tcMar>
-          </w:tcPr>
-          <w:p>
-            <w:pPr>
-              <w:spacing w:line="276" w:lineRule="auto"/>
-              <w:rPr>
-                <w:color w:val="auto"/>
-              </w:rPr>
-            </w:pPr>
-            <w:r>
-              <w:rPr>
-                <w:color w:val="auto"/>
-              </w:rPr>
-              <w:t xml:space="preserve">2D Design </w:t>
-            </w:r>
-            <w:r>
-              <w:rPr>
-                <w:i/>
-                <w:iCs/>
-                <w:color w:val="auto"/>
-              </w:rPr>
-              <w:t>(component placement engine within 2D Annotation)</w:t>
-            </w:r>
-          </w:p>
-        </w:tc>
-        <w:tc>
-          <w:tcPr>
-            <w:tcW w:w="3827" w:type="dxa"/>
-            <w:tcMar>
-              <w:top w:w="80" w:type="dxa"/>
-              <w:left w:w="120" w:type="dxa"/>
-              <w:bottom w:w="80" w:type="dxa"/>
-              <w:right w:w="120" w:type="dxa"/>
-            </w:tcMar>
-          </w:tcPr>
-          <w:p>
-            <w:pPr>
-              <w:spacing w:line="276" w:lineRule="auto"/>
-              <w:rPr>
-                <w:rFonts w:eastAsia="Times New Roman"/>
-                <w:color w:val="auto"/>
-              </w:rPr>
-            </w:pPr>
-            <w:r>
-              <w:rPr>
-                <w:rFonts w:eastAsia="Times New Roman"/>
-                <w:color w:val="auto"/>
-              </w:rPr>
-              <w:t>src/js/2D/components.js, src/js/2D/components.mesh.js,</w:t>
-            </w:r>
-            <w:r>
-              <w:rPr>
-                <w:rFonts w:eastAsia="Times New Roman"/>
-                <w:color w:val="auto"/>
-              </w:rPr>
-              <w:t xml:space="preserve"> </w:t>
-            </w:r>
-            <w:r>
-              <w:rPr>
-                <w:rFonts w:eastAsia="Times New Roman"/>
-                <w:color w:val="auto"/>
-              </w:rPr>
-              <w:t>src/js/2D/components.plate.js,</w:t>
-            </w:r>
-            <w:r>
-              <w:rPr>
-                <w:rFonts w:eastAsia="Times New Roman"/>
-                <w:color w:val="auto"/>
-              </w:rPr>
-              <w:t xml:space="preserve"> </w:t>
-            </w:r>
-            <w:r>
-              <w:rPr>
-                <w:rFonts w:eastAsia="Times New Roman"/>
-                <w:color w:val="auto"/>
-              </w:rPr>
-              <w:t>src/js/2D/components.minor.js,</w:t>
-            </w:r>
-            <w:r>
-              <w:rPr>
-                <w:rFonts w:eastAsia="Times New Roman"/>
-                <w:color w:val="auto"/>
-              </w:rPr>
-              <w:t xml:space="preserve"> </w:t>
-            </w:r>
-            <w:r>
-              <w:rPr>
-                <w:rFonts w:eastAsia="Times New Roman"/>
-                <w:color w:val="auto"/>
-              </w:rPr>
-              <w:t>src/js/2D/components.major.js,</w:t>
-            </w:r>
-            <w:r>
-              <w:rPr>
-                <w:rFonts w:eastAsia="Times New Roman"/>
-                <w:color w:val="auto"/>
-              </w:rPr>
-              <w:t xml:space="preserve"> </w:t>
-            </w:r>
-            <w:r>
-              <w:rPr>
-                <w:rFonts w:eastAsia="Times New Roman"/>
-                <w:color w:val="auto"/>
-              </w:rPr>
-              <w:t>src/js/2D/components.bar.js,</w:t>
-            </w:r>
-            <w:r>
-              <w:rPr>
-                <w:rFonts w:eastAsia="Times New Roman"/>
-                <w:color w:val="auto"/>
-              </w:rPr>
-              <w:t xml:space="preserve"> </w:t>
-            </w:r>
-            <w:r>
-              <w:rPr>
-                <w:rFonts w:eastAsia="Times New Roman"/>
-                <w:color w:val="auto"/>
-              </w:rPr>
-              <w:t>src/js/2D/components.clasp.js,</w:t>
-            </w:r>
-            <w:r>
-              <w:rPr>
-                <w:rFonts w:eastAsia="Times New Roman"/>
-                <w:color w:val="auto"/>
-              </w:rPr>
-              <w:t xml:space="preserve"> </w:t>
-            </w:r>
-            <w:r>
-              <w:rPr>
-                <w:rFonts w:eastAsia="Times New Roman"/>
-                <w:color w:val="auto"/>
-              </w:rPr>
-              <w:t>src/js/2D/components.rest.js,</w:t>
-            </w:r>
-            <w:r>
-              <w:rPr>
-                <w:rFonts w:eastAsia="Times New Roman"/>
-                <w:color w:val="auto"/>
-              </w:rPr>
-              <w:t xml:space="preserve"> </w:t>
-            </w:r>
-            <w:r>
-              <w:rPr>
-                <w:rFonts w:eastAsia="Times New Roman"/>
-                <w:color w:val="auto"/>
-              </w:rPr>
-              <w:t>src/js/2D/annotationCatalog.js,</w:t>
-            </w:r>
-            <w:r>
-              <w:rPr>
-                <w:rFonts w:eastAsia="Times New Roman"/>
-                <w:color w:val="auto"/>
-              </w:rPr>
-              <w:t xml:space="preserve"> </w:t>
-            </w:r>
-            <w:r>
-              <w:rPr>
-                <w:rFonts w:eastAsia="Times New Roman"/>
-                <w:color w:val="auto"/>
-              </w:rPr>
-              <w:t>src/js/2D/annotationPlacement.js,</w:t>
-            </w:r>
-            <w:r>
-              <w:rPr>
-                <w:rFonts w:eastAsia="Times New Roman"/>
-                <w:color w:val="auto"/>
-              </w:rPr>
-              <w:t xml:space="preserve"> </w:t>
-            </w:r>
-            <w:r>
-              <w:rPr>
-                <w:rFonts w:eastAsia="Times New Roman"/>
-                <w:color w:val="auto"/>
-              </w:rPr>
-              <w:t>src/js/2D/annotationRender.js,</w:t>
-            </w:r>
-            <w:r>
-              <w:rPr>
-                <w:rFonts w:eastAsia="Times New Roman"/>
-                <w:color w:val="auto"/>
-              </w:rPr>
-              <w:t xml:space="preserve"> </w:t>
-            </w:r>
-            <w:r>
-              <w:rPr>
-                <w:rFonts w:eastAsia="Times New Roman"/>
-                <w:color w:val="auto"/>
-              </w:rPr>
-              <w:t>src/js/2D/annotationLocks.js,</w:t>
-            </w:r>
-            <w:r>
-              <w:rPr>
-                <w:rFonts w:eastAsia="Times New Roman"/>
-                <w:color w:val="auto"/>
-              </w:rPr>
-              <w:t xml:space="preserve"> </w:t>
-            </w:r>
-            <w:r>
-              <w:rPr>
-                <w:rFonts w:eastAsia="Times New Roman"/>
-                <w:color w:val="auto"/>
-              </w:rPr>
-              <w:t>src/js/2D/annotationVisuals.js,</w:t>
-            </w:r>
-            <w:r>
-              <w:rPr>
-                <w:rFonts w:eastAsia="Times New Roman"/>
-                <w:color w:val="auto"/>
-              </w:rPr>
-              <w:t xml:space="preserve"> </w:t>
-            </w:r>
-            <w:r>
-              <w:rPr>
-                <w:rFonts w:eastAsia="Times New Roman"/>
-                <w:color w:val="auto"/>
-              </w:rPr>
-              <w:t>src/js/2D/annotationTeethModel.js,</w:t>
-            </w:r>
-            <w:r>
-              <w:rPr>
-                <w:rFonts w:eastAsia="Times New Roman"/>
-                <w:color w:val="auto"/>
-              </w:rPr>
-              <w:t xml:space="preserve"> </w:t>
-            </w:r>
-            <w:r>
-              <w:rPr>
-                <w:rFonts w:eastAsia="Times New Roman"/>
-                <w:color w:val="auto"/>
-              </w:rPr>
-              <w:t>src/js/2D/criteria.js,</w:t>
-            </w:r>
-            <w:r>
-              <w:rPr>
-                <w:rFonts w:eastAsia="Times New Roman"/>
-                <w:color w:val="auto"/>
-              </w:rPr>
-              <w:t xml:space="preserve"> </w:t>
-            </w:r>
-            <w:r>
-              <w:rPr>
-                <w:rFonts w:eastAsia="Times New Roman"/>
-                <w:color w:val="auto"/>
-              </w:rPr>
-              <w:br/>
-            </w:r>
-            <w:r>
-              <w:rPr>
-                <w:rFonts w:eastAsia="Times New Roman"/>
-                <w:color w:val="auto"/>
-              </w:rPr>
-              <w:t>src/js/2D/constants.js</w:t>
-            </w:r>
-          </w:p>
-        </w:tc>
-        <w:tc>
-          <w:tcPr>
-            <w:tcW w:w="4536" w:type="dxa"/>
-            <w:tcMar>
-              <w:top w:w="80" w:type="dxa"/>
-              <w:left w:w="120" w:type="dxa"/>
-              <w:bottom w:w="80" w:type="dxa"/>
-              <w:right w:w="120" w:type="dxa"/>
-            </w:tcMar>
-          </w:tcPr>
-          <w:p>
-            <w:pPr>
-              <w:spacing w:line="276" w:lineRule="auto"/>
-              <w:rPr>
-                <w:color w:val="auto"/>
-              </w:rPr>
-            </w:pPr>
-            <w:r>
-              <w:rPr>
-                <w:color w:val="auto"/>
-              </w:rPr>
-              <w:t xml:space="preserve">The rules-and-rendering engine behind 2D design: the </w:t>
-            </w:r>
-            <w:r>
-              <w:rPr>
-                <w:color w:val="auto"/>
-              </w:rPr>
-              <w:t>catalogue</w:t>
-            </w:r>
-            <w:r>
-              <w:rPr>
-                <w:color w:val="auto"/>
-              </w:rPr>
-              <w:t xml:space="preserve"> of RPD parts, where each part is legally allowed to sit, how it's drawn, drag/lock </w:t>
-            </w:r>
-            <w:r>
-              <w:rPr>
-                <w:color w:val="auto"/>
-              </w:rPr>
-              <w:t>behaviour</w:t>
-            </w:r>
-            <w:r>
-              <w:rPr>
-                <w:color w:val="auto"/>
-              </w:rPr>
-              <w:t>, and per-tooth state — one file per component family (rests, clasps, bars, plates, connectors, meshes).</w:t>
-            </w:r>
-          </w:p>
-        </w:tc>
-      </w:tr>
-      <w:tr>
-        <w:tc>
-          <w:tcPr>
-            <w:tcW w:w="1838" w:type="dxa"/>
-            <w:tcMar>
-              <w:top w:w="80" w:type="dxa"/>
-              <w:left w:w="120" w:type="dxa"/>
-              <w:bottom w:w="80" w:type="dxa"/>
-              <w:right w:w="120" w:type="dxa"/>
-            </w:tcMar>
-          </w:tcPr>
-          <w:p>
-            <w:pPr>
-              <w:spacing w:line="276" w:lineRule="auto"/>
-              <w:rPr>
-                <w:color w:val="auto"/>
-              </w:rPr>
-            </w:pPr>
-            <w:r>
-              <w:rPr>
-                <w:rFonts w:eastAsia="Times New Roman"/>
-                <w:color w:val="auto"/>
-              </w:rPr>
-              <w:t>Upload Additional STL Files (1–4)</w:t>
-            </w:r>
-          </w:p>
-        </w:tc>
-        <w:tc>
-          <w:tcPr>
-            <w:tcW w:w="3827" w:type="dxa"/>
-            <w:tcMar>
-              <w:top w:w="80" w:type="dxa"/>
-              <w:left w:w="120" w:type="dxa"/>
-              <w:bottom w:w="80" w:type="dxa"/>
-              <w:right w:w="120" w:type="dxa"/>
-            </w:tcMar>
-          </w:tcPr>
-          <w:p>
-            <w:pPr>
-              <w:spacing w:line="276" w:lineRule="auto"/>
-              <w:rPr>
-                <w:color w:val="auto"/>
-              </w:rPr>
-            </w:pPr>
-            <w:r>
-              <w:rPr>
-                <w:color w:val="auto"/>
-              </w:rPr>
-              <w:t>src/js/2D/preview3D.js (uploadExtraStl, fetchExtraStlsForCase, renderExtraStl, deleteExtraStl, toggleExtraStlVisibility)</w:t>
-            </w:r>
-          </w:p>
-          <w:p>
-            <w:pPr>
-              <w:spacing w:line="276" w:lineRule="auto"/>
-              <w:rPr>
-                <w:color w:val="auto"/>
-              </w:rPr>
-            </w:pPr>
-            <w:r>
-              <w:rPr>
-                <w:color w:val="auto"/>
-              </w:rPr>
-              <w:t>src/pages/2DAnnotation.html (upload button)</w:t>
-            </w:r>
-          </w:p>
-        </w:tc>
-        <w:tc>
-          <w:tcPr>
-            <w:tcW w:w="4536" w:type="dxa"/>
-            <w:tcMar>
-              <w:top w:w="80" w:type="dxa"/>
-              <w:left w:w="120" w:type="dxa"/>
-              <w:bottom w:w="80" w:type="dxa"/>
-              <w:right w:w="120" w:type="dxa"/>
-            </w:tcMar>
-          </w:tcPr>
-          <w:p>
-            <w:pPr>
-              <w:spacing w:line="276" w:lineRule="auto"/>
-              <w:rPr>
-                <w:color w:val="auto"/>
-              </w:rPr>
-            </w:pPr>
-            <w:r>
-              <w:rPr>
-                <w:rFonts w:eastAsia="Times New Roman"/>
-                <w:color w:val="auto"/>
-              </w:rPr>
-              <w:t>Let user attach up to four extra reference STL files to a case (stored as jaw_stls_extra_slot_</w:t>
-            </w:r>
-            <w:r>
-              <w:rPr>
-                <w:rFonts w:eastAsia="Times New Roman"/>
-                <w:color w:val="auto"/>
-              </w:rPr>
-              <w:t>1...</w:t>
-            </w:r>
-            <w:r>
-              <w:rPr>
-                <w:rFonts w:eastAsia="Times New Roman"/>
-                <w:color w:val="auto"/>
-              </w:rPr>
-              <w:t xml:space="preserve">4), shown/hidden individually in the 3D </w:t>
-            </w:r>
-            <w:r>
-              <w:rPr>
-                <w:rFonts w:eastAsia="Times New Roman"/>
-                <w:color w:val="auto"/>
-              </w:rPr>
-              <w:t>viewer</w:t>
-            </w:r>
-            <w:r>
-              <w:rPr>
-                <w:rFonts w:eastAsia="Times New Roman"/>
-                <w:color w:val="auto"/>
-              </w:rPr>
-              <w:t>.</w:t>
-            </w:r>
-          </w:p>
-        </w:tc>
-      </w:tr>
-      <w:tr>
-        <w:tc>
-          <w:tcPr>
-            <w:tcW w:w="1838" w:type="dxa"/>
-            <w:tcMar>
-              <w:top w:w="80" w:type="dxa"/>
-              <w:left w:w="120" w:type="dxa"/>
-              <w:bottom w:w="80" w:type="dxa"/>
-              <w:right w:w="120" w:type="dxa"/>
-            </w:tcMar>
-          </w:tcPr>
-          <w:p>
-            <w:pPr>
-              <w:spacing w:line="276" w:lineRule="auto"/>
-              <w:rPr>
-                <w:color w:val="auto"/>
-              </w:rPr>
-            </w:pPr>
-            <w:r>
-              <w:rPr>
-                <w:rFonts w:eastAsia="Times New Roman"/>
-                <w:color w:val="auto"/>
-              </w:rPr>
-              <w:t>QR Code </w:t>
-            </w:r>
-          </w:p>
-        </w:tc>
-        <w:tc>
-          <w:tcPr>
-            <w:tcW w:w="3827" w:type="dxa"/>
-            <w:tcMar>
-              <w:top w:w="80" w:type="dxa"/>
-              <w:left w:w="120" w:type="dxa"/>
-              <w:bottom w:w="80" w:type="dxa"/>
-              <w:right w:w="120" w:type="dxa"/>
-            </w:tcMar>
-          </w:tcPr>
-          <w:p>
-            <w:pPr>
-              <w:spacing w:line="276" w:lineRule="auto"/>
-              <w:rPr>
-                <w:color w:val="auto"/>
-              </w:rPr>
-            </w:pPr>
-            <w:r>
-              <w:rPr>
-                <w:color w:val="auto"/>
-              </w:rPr>
-              <w:t>src/js/pages/caseManagement.js (showThreeDViewerQr)</w:t>
-            </w:r>
-          </w:p>
-          <w:p>
-            <w:pPr>
-              <w:spacing w:line="276" w:lineRule="auto"/>
-              <w:rPr>
-                <w:color w:val="auto"/>
-              </w:rPr>
-            </w:pPr>
-            <w:r>
-              <w:rPr>
-                <w:color w:val="auto"/>
-              </w:rPr>
-              <w:t>src/pages/case_list.html (loads qrcodejs via CDN)</w:t>
-            </w:r>
-          </w:p>
-        </w:tc>
-        <w:tc>
-          <w:tcPr>
-            <w:tcW w:w="4536" w:type="dxa"/>
-            <w:tcMar>
-              <w:top w:w="80" w:type="dxa"/>
-              <w:left w:w="120" w:type="dxa"/>
-              <w:bottom w:w="80" w:type="dxa"/>
-              <w:right w:w="120" w:type="dxa"/>
-            </w:tcMar>
-          </w:tcPr>
-          <w:p>
-            <w:pPr>
-              <w:spacing w:line="276" w:lineRule="auto"/>
-              <w:rPr>
-                <w:color w:val="auto"/>
-              </w:rPr>
-            </w:pPr>
-            <w:r>
-              <w:rPr>
-                <w:color w:val="auto"/>
-              </w:rPr>
-              <w:t xml:space="preserve">Generates a scannable QR code for a case's 3D viewer link, so it can be shared to another device without sending the URL anywhere else. </w:t>
+              <w:spacing w:line="360" w:lineRule="auto"/>
+              <w:jc w:val="center"/>
+              <w:rPr>
+                <w:color w:val="auto"/>
+              </w:rPr>
+            </w:pPr>
+            <w:r>
+              <w:rPr>
+                <w:color w:val="auto"/>
+              </w:rPr>
+              <w:t>Browse, sort, manage, duplicate, rename, delete, open, download and share cases.</w:t>
             </w:r>
           </w:p>
         </w:tc>
@@ -5269,17 +4146,17 @@
           </w:tcPr>
           <w:p>
             <w:pPr>
-              <w:spacing w:line="276" w:lineRule="auto"/>
-              <w:rPr>
-                <w:color w:val="auto"/>
-              </w:rPr>
-            </w:pPr>
-            <w:r>
-              <w:rPr>
-                <w:rFonts w:eastAsia="Times New Roman"/>
-                <w:color w:val="auto"/>
-              </w:rPr>
-              <w:t>Filtering</w:t>
+              <w:spacing w:line="360" w:lineRule="auto"/>
+              <w:jc w:val="center"/>
+              <w:rPr>
+                <w:color w:val="auto"/>
+              </w:rPr>
+            </w:pPr>
+            <w:r>
+              <w:rPr>
+                <w:color w:val="auto"/>
+              </w:rPr>
+              <w:t>Case Creation</w:t>
             </w:r>
           </w:p>
         </w:tc>
@@ -5296,25 +4173,17 @@
           </w:tcPr>
           <w:p>
             <w:pPr>
-              <w:spacing w:line="276" w:lineRule="auto"/>
-              <w:rPr>
-                <w:color w:val="auto"/>
-              </w:rPr>
-            </w:pPr>
-            <w:r>
-              <w:rPr>
-                <w:rFonts w:eastAsia="Times New Roman"/>
-                <w:color w:val="auto"/>
-              </w:rPr>
-              <w:t xml:space="preserve">src/js/pages/caseManagement.js </w:t>
-              <w:br/>
-              <w:t>(applyClientFilters)</w:t>
-            </w:r>
-            <w:r>
-              <w:rPr>
-                <w:rFonts w:eastAsia="Times New Roman"/>
-                <w:color w:val="auto"/>
-              </w:rPr>
+              <w:spacing w:line="360" w:lineRule="auto"/>
+              <w:jc w:val="center"/>
+              <w:rPr>
+                <w:color w:val="auto"/>
+              </w:rPr>
+            </w:pPr>
+            <w:r>
+              <w:rPr>
+                <w:color w:val="auto"/>
+              </w:rPr>
+              <w:t>src/js/pages/createCase.js, css/createCase.css</w:t>
             </w:r>
           </w:p>
         </w:tc>
@@ -5331,17 +4200,17 @@
           </w:tcPr>
           <w:p>
             <w:pPr>
-              <w:spacing w:line="276" w:lineRule="auto"/>
-              <w:rPr>
-                <w:color w:val="auto"/>
-              </w:rPr>
-            </w:pPr>
-            <w:r>
-              <w:rPr>
-                <w:rFonts w:eastAsia="Times New Roman"/>
-                <w:color w:val="auto"/>
-              </w:rPr>
-              <w:t>Narrows the case list by status, date, or other criteria, entirely client-side.</w:t>
+              <w:spacing w:line="360" w:lineRule="auto"/>
+              <w:jc w:val="center"/>
+              <w:rPr>
+                <w:color w:val="auto"/>
+              </w:rPr>
+            </w:pPr>
+            <w:r>
+              <w:rPr>
+                <w:color w:val="auto"/>
+              </w:rPr>
+              <w:t>Create cases, upload STL/reference files, assign users and send invitations.</w:t>
             </w:r>
           </w:p>
         </w:tc>
@@ -5360,18 +4229,17 @@
           </w:tcPr>
           <w:p>
             <w:pPr>
-              <w:spacing w:line="276" w:lineRule="auto"/>
-              <w:rPr>
-                <w:rFonts w:eastAsia="Times New Roman"/>
-                <w:color w:val="auto"/>
-              </w:rPr>
-            </w:pPr>
-            <w:r>
-              <w:rPr>
-                <w:rFonts w:eastAsia="Times New Roman"/>
-                <w:color w:val="auto"/>
-              </w:rPr>
-              <w:t>Case Status Change</w:t>
+              <w:spacing w:line="360" w:lineRule="auto"/>
+              <w:jc w:val="center"/>
+              <w:rPr>
+                <w:color w:val="auto"/>
+              </w:rPr>
+            </w:pPr>
+            <w:r>
+              <w:rPr>
+                <w:color w:val="auto"/>
+              </w:rPr>
+              <w:t>2D Annotation</w:t>
             </w:r>
           </w:p>
         </w:tc>
@@ -5388,26 +4256,17 @@
           </w:tcPr>
           <w:p>
             <w:pPr>
-              <w:spacing w:line="276" w:lineRule="auto"/>
-              <w:rPr>
-                <w:rFonts w:eastAsia="Times New Roman"/>
-                <w:color w:val="auto"/>
-              </w:rPr>
-            </w:pPr>
-            <w:r>
-              <w:rPr>
-                <w:rFonts w:eastAsia="Times New Roman"/>
-                <w:color w:val="auto"/>
-              </w:rPr>
-              <w:t xml:space="preserve">src/js/pages/caseManagement.js </w:t>
-              <w:br/>
-              <w:t>(status dropdown handler, valueToApiStatus)</w:t>
-            </w:r>
-            <w:r>
-              <w:rPr>
-                <w:rFonts w:eastAsia="Times New Roman"/>
-                <w:color w:val="auto"/>
-              </w:rPr>
+              <w:spacing w:line="360" w:lineRule="auto"/>
+              <w:jc w:val="center"/>
+              <w:rPr>
+                <w:color w:val="auto"/>
+              </w:rPr>
+            </w:pPr>
+            <w:r>
+              <w:rPr>
+                <w:color w:val="auto"/>
+              </w:rPr>
+              <w:t>src/pages/2DAnnotation.html, src/js/2D/*</w:t>
             </w:r>
           </w:p>
         </w:tc>
@@ -5424,18 +4283,17 @@
           </w:tcPr>
           <w:p>
             <w:pPr>
-              <w:spacing w:line="276" w:lineRule="auto"/>
-              <w:rPr>
-                <w:rFonts w:eastAsia="Times New Roman"/>
-                <w:color w:val="auto"/>
-              </w:rPr>
-            </w:pPr>
-            <w:r>
-              <w:rPr>
-                <w:rFonts w:eastAsia="Times New Roman"/>
-                <w:color w:val="auto"/>
-              </w:rPr>
-              <w:t>Let user update a case's workflow status (e.g. in-progress, approved) directly from the case list.</w:t>
+              <w:spacing w:line="360" w:lineRule="auto"/>
+              <w:jc w:val="center"/>
+              <w:rPr>
+                <w:color w:val="auto"/>
+              </w:rPr>
+            </w:pPr>
+            <w:r>
+              <w:rPr>
+                <w:color w:val="auto"/>
+              </w:rPr>
+              <w:t>Design RPD components on upper/lower jaw diagrams, manage clinical information and save structured jaw data.</w:t>
             </w:r>
           </w:p>
         </w:tc>
@@ -5443,31 +4301,82 @@
       <w:tr>
         <w:tc>
           <w:tcPr>
-            <w:tcW w:type="dxa" w:w="1838"/>
-          </w:tcPr>
-          <w:p>
-            <w:r>
-              <w:t>Help Assistant</w:t>
-            </w:r>
-          </w:p>
-        </w:tc>
-        <w:tc>
-          <w:tcPr>
-            <w:tcW w:type="dxa" w:w="3827"/>
-          </w:tcPr>
-          <w:p>
-            <w:r>
-              <w:t>src/js/shared/helpBot.js, helpMatcher.js, helpTopics.js</w:t>
-            </w:r>
-          </w:p>
-        </w:tc>
-        <w:tc>
-          <w:tcPr>
-            <w:tcW w:type="dxa" w:w="4536"/>
-          </w:tcPr>
-          <w:p>
-            <w:r>
-              <w:t>Contextual, page-aware help panel reachable from the app sidebar; local rules-based matcher, no external calls.</w:t>
+            <w:tcW w:w="1838" w:type="dxa"/>
+            <w:tcMar>
+              <w:top w:w="80" w:type="dxa"/>
+              <w:left w:w="120" w:type="dxa"/>
+              <w:bottom w:w="80" w:type="dxa"/>
+              <w:right w:w="120" w:type="dxa"/>
+            </w:tcMar>
+            <w:vAlign w:val="center"/>
+          </w:tcPr>
+          <w:p>
+            <w:pPr>
+              <w:spacing w:line="360" w:lineRule="auto"/>
+              <w:jc w:val="center"/>
+              <w:rPr>
+                <w:color w:val="auto"/>
+              </w:rPr>
+            </w:pPr>
+            <w:r>
+              <w:rPr>
+                <w:color w:val="auto"/>
+              </w:rPr>
+              <w:t>3D Viewer</w:t>
+            </w:r>
+          </w:p>
+        </w:tc>
+        <w:tc>
+          <w:tcPr>
+            <w:tcW w:w="3827" w:type="dxa"/>
+            <w:tcMar>
+              <w:top w:w="80" w:type="dxa"/>
+              <w:left w:w="120" w:type="dxa"/>
+              <w:bottom w:w="80" w:type="dxa"/>
+              <w:right w:w="120" w:type="dxa"/>
+            </w:tcMar>
+            <w:vAlign w:val="center"/>
+          </w:tcPr>
+          <w:p>
+            <w:pPr>
+              <w:spacing w:line="360" w:lineRule="auto"/>
+              <w:jc w:val="center"/>
+              <w:rPr>
+                <w:color w:val="auto"/>
+              </w:rPr>
+            </w:pPr>
+            <w:r>
+              <w:rPr>
+                <w:color w:val="auto"/>
+              </w:rPr>
+              <w:t>src/pages/ThreeDViewer.html, src/viewer3d/index.js, src/viewer3d/newControls.js</w:t>
+            </w:r>
+          </w:p>
+        </w:tc>
+        <w:tc>
+          <w:tcPr>
+            <w:tcW w:w="4536" w:type="dxa"/>
+            <w:tcMar>
+              <w:top w:w="80" w:type="dxa"/>
+              <w:left w:w="120" w:type="dxa"/>
+              <w:bottom w:w="80" w:type="dxa"/>
+              <w:right w:w="120" w:type="dxa"/>
+            </w:tcMar>
+            <w:vAlign w:val="center"/>
+          </w:tcPr>
+          <w:p>
+            <w:pPr>
+              <w:spacing w:line="360" w:lineRule="auto"/>
+              <w:jc w:val="center"/>
+              <w:rPr>
+                <w:color w:val="auto"/>
+              </w:rPr>
+            </w:pPr>
+            <w:r>
+              <w:rPr>
+                <w:color w:val="auto"/>
+              </w:rPr>
+              <w:t>Render jaw meshes, design overlays, artificial teeth, heatmaps and review controls in Three.js.</w:t>
             </w:r>
           </w:p>
         </w:tc>
@@ -5475,9 +4384,1071 @@
       <w:tr>
         <w:tc>
           <w:tcPr>
-            <w:tcW w:type="dxa" w:w="1838"/>
-          </w:tcPr>
-          <w:p>
+            <w:tcW w:w="1838" w:type="dxa"/>
+            <w:tcMar>
+              <w:top w:w="80" w:type="dxa"/>
+              <w:left w:w="120" w:type="dxa"/>
+              <w:bottom w:w="80" w:type="dxa"/>
+              <w:right w:w="120" w:type="dxa"/>
+            </w:tcMar>
+            <w:vAlign w:val="center"/>
+          </w:tcPr>
+          <w:p>
+            <w:pPr>
+              <w:spacing w:line="360" w:lineRule="auto"/>
+              <w:jc w:val="center"/>
+              <w:rPr>
+                <w:color w:val="auto"/>
+              </w:rPr>
+            </w:pPr>
+            <w:r>
+              <w:rPr>
+                <w:color w:val="auto"/>
+              </w:rPr>
+              <w:lastRenderedPageBreak/>
+              <w:t>Shared Shell</w:t>
+            </w:r>
+          </w:p>
+        </w:tc>
+        <w:tc>
+          <w:tcPr>
+            <w:tcW w:w="3827" w:type="dxa"/>
+            <w:tcMar>
+              <w:top w:w="80" w:type="dxa"/>
+              <w:left w:w="120" w:type="dxa"/>
+              <w:bottom w:w="80" w:type="dxa"/>
+              <w:right w:w="120" w:type="dxa"/>
+            </w:tcMar>
+            <w:vAlign w:val="center"/>
+          </w:tcPr>
+          <w:p>
+            <w:pPr>
+              <w:spacing w:line="360" w:lineRule="auto"/>
+              <w:jc w:val="center"/>
+              <w:rPr>
+                <w:color w:val="auto"/>
+              </w:rPr>
+            </w:pPr>
+            <w:r>
+              <w:rPr>
+                <w:color w:val="auto"/>
+              </w:rPr>
+              <w:t>src/js/shared/appSidebar.js, src/js/pages/viewerShell.js, src/js/shared/chat.js, src/js/pages/notifications.js</w:t>
+            </w:r>
+          </w:p>
+        </w:tc>
+        <w:tc>
+          <w:tcPr>
+            <w:tcW w:w="4536" w:type="dxa"/>
+            <w:tcMar>
+              <w:top w:w="80" w:type="dxa"/>
+              <w:left w:w="120" w:type="dxa"/>
+              <w:bottom w:w="80" w:type="dxa"/>
+              <w:right w:w="120" w:type="dxa"/>
+            </w:tcMar>
+            <w:vAlign w:val="center"/>
+          </w:tcPr>
+          <w:p>
+            <w:pPr>
+              <w:spacing w:line="360" w:lineRule="auto"/>
+              <w:jc w:val="center"/>
+              <w:rPr>
+                <w:color w:val="auto"/>
+              </w:rPr>
+            </w:pPr>
+            <w:r>
+              <w:rPr>
+                <w:color w:val="auto"/>
+              </w:rPr>
+              <w:t>Shared navigation, footer, chat, version history, notifications and status UI.</w:t>
+            </w:r>
+          </w:p>
+        </w:tc>
+      </w:tr>
+      <w:tr>
+        <w:tc>
+          <w:tcPr>
+            <w:tcW w:w="1838" w:type="dxa"/>
+            <w:tcMar>
+              <w:top w:w="80" w:type="dxa"/>
+              <w:left w:w="120" w:type="dxa"/>
+              <w:bottom w:w="80" w:type="dxa"/>
+              <w:right w:w="120" w:type="dxa"/>
+            </w:tcMar>
+            <w:vAlign w:val="center"/>
+          </w:tcPr>
+          <w:p>
+            <w:pPr>
+              <w:spacing w:line="276" w:lineRule="auto"/>
+              <w:jc w:val="center"/>
+              <w:rPr>
+                <w:color w:val="auto"/>
+              </w:rPr>
+            </w:pPr>
+            <w:r>
+              <w:rPr>
+                <w:color w:val="auto"/>
+              </w:rPr>
+              <w:t>Dashboard</w:t>
+            </w:r>
+          </w:p>
+        </w:tc>
+        <w:tc>
+          <w:tcPr>
+            <w:tcW w:w="3827" w:type="dxa"/>
+            <w:tcMar>
+              <w:top w:w="80" w:type="dxa"/>
+              <w:left w:w="120" w:type="dxa"/>
+              <w:bottom w:w="80" w:type="dxa"/>
+              <w:right w:w="120" w:type="dxa"/>
+            </w:tcMar>
+            <w:vAlign w:val="center"/>
+          </w:tcPr>
+          <w:p>
+            <w:pPr>
+              <w:spacing w:line="276" w:lineRule="auto"/>
+              <w:jc w:val="center"/>
+              <w:rPr>
+                <w:color w:val="auto"/>
+              </w:rPr>
+            </w:pPr>
+            <w:r>
+              <w:rPr>
+                <w:color w:val="auto"/>
+              </w:rPr>
+              <w:t>src/js/pages/dashboard.js</w:t>
+            </w:r>
+          </w:p>
+        </w:tc>
+        <w:tc>
+          <w:tcPr>
+            <w:tcW w:w="4536" w:type="dxa"/>
+            <w:tcMar>
+              <w:top w:w="80" w:type="dxa"/>
+              <w:left w:w="120" w:type="dxa"/>
+              <w:bottom w:w="80" w:type="dxa"/>
+              <w:right w:w="120" w:type="dxa"/>
+            </w:tcMar>
+            <w:vAlign w:val="center"/>
+          </w:tcPr>
+          <w:p>
+            <w:pPr>
+              <w:spacing w:line="276" w:lineRule="auto"/>
+              <w:jc w:val="center"/>
+              <w:rPr>
+                <w:color w:val="auto"/>
+              </w:rPr>
+            </w:pPr>
+            <w:r>
+              <w:rPr>
+                <w:color w:val="auto"/>
+              </w:rPr>
+              <w:t>Overview — case list management</w:t>
+            </w:r>
+            <w:r>
+              <w:rPr>
+                <w:color w:val="auto"/>
+              </w:rPr>
+              <w:t xml:space="preserve">, captured views, and </w:t>
+            </w:r>
+            <w:r>
+              <w:rPr>
+                <w:color w:val="auto"/>
+              </w:rPr>
+              <w:t>assigned user</w:t>
+            </w:r>
+            <w:r>
+              <w:rPr>
+                <w:color w:val="auto"/>
+              </w:rPr>
+              <w:t xml:space="preserve"> roles.</w:t>
+            </w:r>
+          </w:p>
+        </w:tc>
+      </w:tr>
+      <w:tr>
+        <w:tc>
+          <w:tcPr>
+            <w:tcW w:w="1838" w:type="dxa"/>
+            <w:tcMar>
+              <w:top w:w="80" w:type="dxa"/>
+              <w:left w:w="120" w:type="dxa"/>
+              <w:bottom w:w="80" w:type="dxa"/>
+              <w:right w:w="120" w:type="dxa"/>
+            </w:tcMar>
+            <w:vAlign w:val="center"/>
+          </w:tcPr>
+          <w:p>
+            <w:pPr>
+              <w:spacing w:line="276" w:lineRule="auto"/>
+              <w:jc w:val="center"/>
+              <w:rPr>
+                <w:color w:val="auto"/>
+              </w:rPr>
+            </w:pPr>
+            <w:r>
+              <w:rPr>
+                <w:color w:val="auto"/>
+              </w:rPr>
+              <w:t>Version History</w:t>
+            </w:r>
+          </w:p>
+        </w:tc>
+        <w:tc>
+          <w:tcPr>
+            <w:tcW w:w="3827" w:type="dxa"/>
+            <w:tcMar>
+              <w:top w:w="80" w:type="dxa"/>
+              <w:left w:w="120" w:type="dxa"/>
+              <w:bottom w:w="80" w:type="dxa"/>
+              <w:right w:w="120" w:type="dxa"/>
+            </w:tcMar>
+            <w:vAlign w:val="center"/>
+          </w:tcPr>
+          <w:p>
+            <w:pPr>
+              <w:spacing w:line="276" w:lineRule="auto"/>
+              <w:jc w:val="center"/>
+              <w:rPr>
+                <w:color w:val="auto"/>
+              </w:rPr>
+            </w:pPr>
+            <w:r>
+              <w:rPr>
+                <w:color w:val="auto"/>
+              </w:rPr>
+              <w:t>src/pages/VersionHistory.html, </w:t>
+            </w:r>
+            <w:r>
+              <w:rPr>
+                <w:color w:val="auto"/>
+              </w:rPr>
+              <w:br/>
+              <w:t>src/js/pages/versionHistory.js</w:t>
+            </w:r>
+          </w:p>
+        </w:tc>
+        <w:tc>
+          <w:tcPr>
+            <w:tcW w:w="4536" w:type="dxa"/>
+            <w:tcMar>
+              <w:top w:w="80" w:type="dxa"/>
+              <w:left w:w="120" w:type="dxa"/>
+              <w:bottom w:w="80" w:type="dxa"/>
+              <w:right w:w="120" w:type="dxa"/>
+            </w:tcMar>
+            <w:vAlign w:val="center"/>
+          </w:tcPr>
+          <w:p>
+            <w:pPr>
+              <w:spacing w:line="276" w:lineRule="auto"/>
+              <w:jc w:val="center"/>
+              <w:rPr>
+                <w:color w:val="auto"/>
+              </w:rPr>
+            </w:pPr>
+            <w:r>
+              <w:rPr>
+                <w:color w:val="auto"/>
+              </w:rPr>
+              <w:t>Review and compare past design iterations for a case.</w:t>
+            </w:r>
+          </w:p>
+        </w:tc>
+      </w:tr>
+      <w:tr>
+        <w:tc>
+          <w:tcPr>
+            <w:tcW w:w="1838" w:type="dxa"/>
+            <w:tcMar>
+              <w:top w:w="80" w:type="dxa"/>
+              <w:left w:w="120" w:type="dxa"/>
+              <w:bottom w:w="80" w:type="dxa"/>
+              <w:right w:w="120" w:type="dxa"/>
+            </w:tcMar>
+            <w:vAlign w:val="center"/>
+          </w:tcPr>
+          <w:p>
+            <w:pPr>
+              <w:spacing w:line="276" w:lineRule="auto"/>
+              <w:jc w:val="center"/>
+              <w:rPr>
+                <w:color w:val="auto"/>
+              </w:rPr>
+            </w:pPr>
+            <w:r>
+              <w:rPr>
+                <w:color w:val="auto"/>
+              </w:rPr>
+              <w:t xml:space="preserve">2D Design </w:t>
+            </w:r>
+            <w:r>
+              <w:rPr>
+                <w:i/>
+                <w:iCs/>
+                <w:color w:val="auto"/>
+              </w:rPr>
+              <w:t>(component placement engine within 2D Annotation)</w:t>
+            </w:r>
+          </w:p>
+        </w:tc>
+        <w:tc>
+          <w:tcPr>
+            <w:tcW w:w="3827" w:type="dxa"/>
+            <w:tcMar>
+              <w:top w:w="80" w:type="dxa"/>
+              <w:left w:w="120" w:type="dxa"/>
+              <w:bottom w:w="80" w:type="dxa"/>
+              <w:right w:w="120" w:type="dxa"/>
+            </w:tcMar>
+            <w:vAlign w:val="center"/>
+          </w:tcPr>
+          <w:p>
+            <w:pPr>
+              <w:spacing w:line="276" w:lineRule="auto"/>
+              <w:jc w:val="center"/>
+              <w:rPr>
+                <w:rFonts w:eastAsia="Times New Roman"/>
+                <w:color w:val="auto"/>
+              </w:rPr>
+            </w:pPr>
+            <w:r>
+              <w:rPr>
+                <w:rFonts w:eastAsia="Times New Roman"/>
+                <w:color w:val="auto"/>
+              </w:rPr>
+              <w:t>src/js/2D/components.js, src/js/2D/components.mesh.js,</w:t>
+            </w:r>
+            <w:r>
+              <w:rPr>
+                <w:rFonts w:eastAsia="Times New Roman"/>
+                <w:color w:val="auto"/>
+              </w:rPr>
+              <w:t xml:space="preserve"> </w:t>
+            </w:r>
+            <w:r>
+              <w:rPr>
+                <w:rFonts w:eastAsia="Times New Roman"/>
+                <w:color w:val="auto"/>
+              </w:rPr>
+              <w:t>src/js/2D/components.plate.js,</w:t>
+            </w:r>
+            <w:r>
+              <w:rPr>
+                <w:rFonts w:eastAsia="Times New Roman"/>
+                <w:color w:val="auto"/>
+              </w:rPr>
+              <w:t xml:space="preserve"> </w:t>
+            </w:r>
+            <w:r>
+              <w:rPr>
+                <w:rFonts w:eastAsia="Times New Roman"/>
+                <w:color w:val="auto"/>
+              </w:rPr>
+              <w:t>src/js/2D/components.minor.js,</w:t>
+            </w:r>
+            <w:r>
+              <w:rPr>
+                <w:rFonts w:eastAsia="Times New Roman"/>
+                <w:color w:val="auto"/>
+              </w:rPr>
+              <w:t xml:space="preserve"> </w:t>
+            </w:r>
+            <w:r>
+              <w:rPr>
+                <w:rFonts w:eastAsia="Times New Roman"/>
+                <w:color w:val="auto"/>
+              </w:rPr>
+              <w:t>src/js/2D/components.major.js,</w:t>
+            </w:r>
+            <w:r>
+              <w:rPr>
+                <w:rFonts w:eastAsia="Times New Roman"/>
+                <w:color w:val="auto"/>
+              </w:rPr>
+              <w:t xml:space="preserve"> </w:t>
+            </w:r>
+            <w:r>
+              <w:rPr>
+                <w:rFonts w:eastAsia="Times New Roman"/>
+                <w:color w:val="auto"/>
+              </w:rPr>
+              <w:t>src/js/2D/components.bar.js,</w:t>
+            </w:r>
+            <w:r>
+              <w:rPr>
+                <w:rFonts w:eastAsia="Times New Roman"/>
+                <w:color w:val="auto"/>
+              </w:rPr>
+              <w:t xml:space="preserve"> </w:t>
+            </w:r>
+            <w:r>
+              <w:rPr>
+                <w:rFonts w:eastAsia="Times New Roman"/>
+                <w:color w:val="auto"/>
+              </w:rPr>
+              <w:t>src/js/2D/components.clasp.js,</w:t>
+            </w:r>
+            <w:r>
+              <w:rPr>
+                <w:rFonts w:eastAsia="Times New Roman"/>
+                <w:color w:val="auto"/>
+              </w:rPr>
+              <w:t xml:space="preserve"> </w:t>
+            </w:r>
+            <w:r>
+              <w:rPr>
+                <w:rFonts w:eastAsia="Times New Roman"/>
+                <w:color w:val="auto"/>
+              </w:rPr>
+              <w:t>src/js/2D/components.rest.js,</w:t>
+            </w:r>
+            <w:r>
+              <w:rPr>
+                <w:rFonts w:eastAsia="Times New Roman"/>
+                <w:color w:val="auto"/>
+              </w:rPr>
+              <w:t xml:space="preserve"> </w:t>
+            </w:r>
+            <w:r>
+              <w:rPr>
+                <w:rFonts w:eastAsia="Times New Roman"/>
+                <w:color w:val="auto"/>
+              </w:rPr>
+              <w:t>src/js/2D/annotationCatalog.js,</w:t>
+            </w:r>
+            <w:r>
+              <w:rPr>
+                <w:rFonts w:eastAsia="Times New Roman"/>
+                <w:color w:val="auto"/>
+              </w:rPr>
+              <w:t xml:space="preserve"> </w:t>
+            </w:r>
+            <w:r>
+              <w:rPr>
+                <w:rFonts w:eastAsia="Times New Roman"/>
+                <w:color w:val="auto"/>
+              </w:rPr>
+              <w:t>src/js/2D/annotationPlacement.js,</w:t>
+            </w:r>
+            <w:r>
+              <w:rPr>
+                <w:rFonts w:eastAsia="Times New Roman"/>
+                <w:color w:val="auto"/>
+              </w:rPr>
+              <w:t xml:space="preserve"> </w:t>
+            </w:r>
+            <w:r>
+              <w:rPr>
+                <w:rFonts w:eastAsia="Times New Roman"/>
+                <w:color w:val="auto"/>
+              </w:rPr>
+              <w:t>src/js/2D/annotationRender.js,</w:t>
+            </w:r>
+            <w:r>
+              <w:rPr>
+                <w:rFonts w:eastAsia="Times New Roman"/>
+                <w:color w:val="auto"/>
+              </w:rPr>
+              <w:t xml:space="preserve"> </w:t>
+            </w:r>
+            <w:r>
+              <w:rPr>
+                <w:rFonts w:eastAsia="Times New Roman"/>
+                <w:color w:val="auto"/>
+              </w:rPr>
+              <w:t>src/js/2D/annotationLocks.js,</w:t>
+            </w:r>
+            <w:r>
+              <w:rPr>
+                <w:rFonts w:eastAsia="Times New Roman"/>
+                <w:color w:val="auto"/>
+              </w:rPr>
+              <w:t xml:space="preserve"> </w:t>
+            </w:r>
+            <w:r>
+              <w:rPr>
+                <w:rFonts w:eastAsia="Times New Roman"/>
+                <w:color w:val="auto"/>
+              </w:rPr>
+              <w:t>src/js/2D/annotationVisuals.js,</w:t>
+            </w:r>
+            <w:r>
+              <w:rPr>
+                <w:rFonts w:eastAsia="Times New Roman"/>
+                <w:color w:val="auto"/>
+              </w:rPr>
+              <w:t xml:space="preserve"> </w:t>
+            </w:r>
+            <w:r>
+              <w:rPr>
+                <w:rFonts w:eastAsia="Times New Roman"/>
+                <w:color w:val="auto"/>
+              </w:rPr>
+              <w:t>src/js/2D/annotationTeethModel.js,</w:t>
+            </w:r>
+            <w:r>
+              <w:rPr>
+                <w:rFonts w:eastAsia="Times New Roman"/>
+                <w:color w:val="auto"/>
+              </w:rPr>
+              <w:t xml:space="preserve"> </w:t>
+            </w:r>
+            <w:r>
+              <w:rPr>
+                <w:rFonts w:eastAsia="Times New Roman"/>
+                <w:color w:val="auto"/>
+              </w:rPr>
+              <w:t>src/js/2D/criteria.js,</w:t>
+            </w:r>
+            <w:r>
+              <w:rPr>
+                <w:rFonts w:eastAsia="Times New Roman"/>
+                <w:color w:val="auto"/>
+              </w:rPr>
+              <w:t xml:space="preserve"> </w:t>
+            </w:r>
+            <w:r>
+              <w:rPr>
+                <w:rFonts w:eastAsia="Times New Roman"/>
+                <w:color w:val="auto"/>
+              </w:rPr>
+              <w:br/>
+            </w:r>
+            <w:r>
+              <w:rPr>
+                <w:rFonts w:eastAsia="Times New Roman"/>
+                <w:color w:val="auto"/>
+              </w:rPr>
+              <w:t>src/js/2D/constants.js</w:t>
+            </w:r>
+          </w:p>
+        </w:tc>
+        <w:tc>
+          <w:tcPr>
+            <w:tcW w:w="4536" w:type="dxa"/>
+            <w:tcMar>
+              <w:top w:w="80" w:type="dxa"/>
+              <w:left w:w="120" w:type="dxa"/>
+              <w:bottom w:w="80" w:type="dxa"/>
+              <w:right w:w="120" w:type="dxa"/>
+            </w:tcMar>
+            <w:vAlign w:val="center"/>
+          </w:tcPr>
+          <w:p>
+            <w:pPr>
+              <w:spacing w:line="276" w:lineRule="auto"/>
+              <w:jc w:val="center"/>
+              <w:rPr>
+                <w:color w:val="auto"/>
+              </w:rPr>
+            </w:pPr>
+            <w:r>
+              <w:rPr>
+                <w:color w:val="auto"/>
+              </w:rPr>
+              <w:t xml:space="preserve">The rules-and-rendering engine behind 2D design: the </w:t>
+            </w:r>
+            <w:r>
+              <w:rPr>
+                <w:color w:val="auto"/>
+              </w:rPr>
+              <w:t>catalogue</w:t>
+            </w:r>
+            <w:r>
+              <w:rPr>
+                <w:color w:val="auto"/>
+              </w:rPr>
+              <w:t xml:space="preserve"> of RPD parts, where each part is legally allowed to sit, how it's drawn, drag/lock </w:t>
+            </w:r>
+            <w:r>
+              <w:rPr>
+                <w:color w:val="auto"/>
+              </w:rPr>
+              <w:t>behaviour</w:t>
+            </w:r>
+            <w:r>
+              <w:rPr>
+                <w:color w:val="auto"/>
+              </w:rPr>
+              <w:t>, and per-tooth state — one file per component family (rests, clasps, bars, plates, connectors, meshes).</w:t>
+            </w:r>
+          </w:p>
+        </w:tc>
+      </w:tr>
+      <w:tr>
+        <w:tc>
+          <w:tcPr>
+            <w:tcW w:w="1838" w:type="dxa"/>
+            <w:tcMar>
+              <w:top w:w="80" w:type="dxa"/>
+              <w:left w:w="120" w:type="dxa"/>
+              <w:bottom w:w="80" w:type="dxa"/>
+              <w:right w:w="120" w:type="dxa"/>
+            </w:tcMar>
+            <w:vAlign w:val="center"/>
+          </w:tcPr>
+          <w:p>
+            <w:pPr>
+              <w:spacing w:line="276" w:lineRule="auto"/>
+              <w:jc w:val="center"/>
+              <w:rPr>
+                <w:color w:val="auto"/>
+              </w:rPr>
+            </w:pPr>
+            <w:r>
+              <w:rPr>
+                <w:rFonts w:eastAsia="Times New Roman"/>
+                <w:color w:val="auto"/>
+              </w:rPr>
+              <w:t>Upload Additional STL Files (1–4)</w:t>
+            </w:r>
+          </w:p>
+        </w:tc>
+        <w:tc>
+          <w:tcPr>
+            <w:tcW w:w="3827" w:type="dxa"/>
+            <w:tcMar>
+              <w:top w:w="80" w:type="dxa"/>
+              <w:left w:w="120" w:type="dxa"/>
+              <w:bottom w:w="80" w:type="dxa"/>
+              <w:right w:w="120" w:type="dxa"/>
+            </w:tcMar>
+            <w:vAlign w:val="center"/>
+          </w:tcPr>
+          <w:p>
+            <w:pPr>
+              <w:spacing w:line="276" w:lineRule="auto"/>
+              <w:jc w:val="center"/>
+              <w:rPr>
+                <w:color w:val="auto"/>
+              </w:rPr>
+            </w:pPr>
+            <w:r>
+              <w:rPr>
+                <w:color w:val="auto"/>
+              </w:rPr>
+              <w:t>src/js/2D/preview3D.js (uploadExtraStl, fetchExtraStlsForCase, renderExtraStl, deleteExtraStl, toggleExtraStlVisibility)</w:t>
+            </w:r>
+          </w:p>
+          <w:p>
+            <w:pPr>
+              <w:spacing w:line="276" w:lineRule="auto"/>
+              <w:jc w:val="center"/>
+              <w:rPr>
+                <w:color w:val="auto"/>
+              </w:rPr>
+            </w:pPr>
+            <w:r>
+              <w:rPr>
+                <w:color w:val="auto"/>
+              </w:rPr>
+              <w:t>src/pages/2DAnnotation.html (upload button)</w:t>
+            </w:r>
+          </w:p>
+        </w:tc>
+        <w:tc>
+          <w:tcPr>
+            <w:tcW w:w="4536" w:type="dxa"/>
+            <w:tcMar>
+              <w:top w:w="80" w:type="dxa"/>
+              <w:left w:w="120" w:type="dxa"/>
+              <w:bottom w:w="80" w:type="dxa"/>
+              <w:right w:w="120" w:type="dxa"/>
+            </w:tcMar>
+            <w:vAlign w:val="center"/>
+          </w:tcPr>
+          <w:p>
+            <w:pPr>
+              <w:spacing w:line="276" w:lineRule="auto"/>
+              <w:jc w:val="center"/>
+              <w:rPr>
+                <w:color w:val="auto"/>
+              </w:rPr>
+            </w:pPr>
+            <w:r>
+              <w:rPr>
+                <w:rFonts w:eastAsia="Times New Roman"/>
+                <w:color w:val="auto"/>
+              </w:rPr>
+              <w:t>Let user attach up to four extra reference STL files to a case (stored as jaw_stls_extra_slot_</w:t>
+            </w:r>
+            <w:r>
+              <w:rPr>
+                <w:rFonts w:eastAsia="Times New Roman"/>
+                <w:color w:val="auto"/>
+              </w:rPr>
+              <w:t>1...</w:t>
+            </w:r>
+            <w:r>
+              <w:rPr>
+                <w:rFonts w:eastAsia="Times New Roman"/>
+                <w:color w:val="auto"/>
+              </w:rPr>
+              <w:t xml:space="preserve">4), shown/hidden individually in the 3D </w:t>
+            </w:r>
+            <w:r>
+              <w:rPr>
+                <w:rFonts w:eastAsia="Times New Roman"/>
+                <w:color w:val="auto"/>
+              </w:rPr>
+              <w:t>viewer</w:t>
+            </w:r>
+            <w:r>
+              <w:rPr>
+                <w:rFonts w:eastAsia="Times New Roman"/>
+                <w:color w:val="auto"/>
+              </w:rPr>
+              <w:t>.</w:t>
+            </w:r>
+          </w:p>
+        </w:tc>
+      </w:tr>
+      <w:tr>
+        <w:tc>
+          <w:tcPr>
+            <w:tcW w:w="1838" w:type="dxa"/>
+            <w:tcMar>
+              <w:top w:w="80" w:type="dxa"/>
+              <w:left w:w="120" w:type="dxa"/>
+              <w:bottom w:w="80" w:type="dxa"/>
+              <w:right w:w="120" w:type="dxa"/>
+            </w:tcMar>
+            <w:vAlign w:val="center"/>
+          </w:tcPr>
+          <w:p>
+            <w:pPr>
+              <w:spacing w:line="276" w:lineRule="auto"/>
+              <w:jc w:val="center"/>
+              <w:rPr>
+                <w:color w:val="auto"/>
+              </w:rPr>
+            </w:pPr>
+            <w:r>
+              <w:rPr>
+                <w:rFonts w:eastAsia="Times New Roman"/>
+                <w:color w:val="auto"/>
+              </w:rPr>
+              <w:t>QR Code</w:t>
+            </w:r>
+          </w:p>
+        </w:tc>
+        <w:tc>
+          <w:tcPr>
+            <w:tcW w:w="3827" w:type="dxa"/>
+            <w:tcMar>
+              <w:top w:w="80" w:type="dxa"/>
+              <w:left w:w="120" w:type="dxa"/>
+              <w:bottom w:w="80" w:type="dxa"/>
+              <w:right w:w="120" w:type="dxa"/>
+            </w:tcMar>
+            <w:vAlign w:val="center"/>
+          </w:tcPr>
+          <w:p>
+            <w:pPr>
+              <w:spacing w:line="276" w:lineRule="auto"/>
+              <w:jc w:val="center"/>
+              <w:rPr>
+                <w:color w:val="auto"/>
+              </w:rPr>
+            </w:pPr>
+            <w:r>
+              <w:rPr>
+                <w:color w:val="auto"/>
+              </w:rPr>
+              <w:t>src/js/pages/caseManagement.js (showThreeDViewerQr)</w:t>
+            </w:r>
+          </w:p>
+          <w:p>
+            <w:pPr>
+              <w:spacing w:line="276" w:lineRule="auto"/>
+              <w:jc w:val="center"/>
+              <w:rPr>
+                <w:color w:val="auto"/>
+              </w:rPr>
+            </w:pPr>
+            <w:r>
+              <w:rPr>
+                <w:color w:val="auto"/>
+              </w:rPr>
+              <w:t>src/pages/case_list.html (loads qrcodejs via CDN)</w:t>
+            </w:r>
+          </w:p>
+        </w:tc>
+        <w:tc>
+          <w:tcPr>
+            <w:tcW w:w="4536" w:type="dxa"/>
+            <w:tcMar>
+              <w:top w:w="80" w:type="dxa"/>
+              <w:left w:w="120" w:type="dxa"/>
+              <w:bottom w:w="80" w:type="dxa"/>
+              <w:right w:w="120" w:type="dxa"/>
+            </w:tcMar>
+            <w:vAlign w:val="center"/>
+          </w:tcPr>
+          <w:p>
+            <w:pPr>
+              <w:spacing w:line="276" w:lineRule="auto"/>
+              <w:jc w:val="center"/>
+              <w:rPr>
+                <w:color w:val="auto"/>
+              </w:rPr>
+            </w:pPr>
+            <w:r>
+              <w:rPr>
+                <w:color w:val="auto"/>
+              </w:rPr>
+              <w:t>Generates a scannable QR code for a case's 3D viewer link, so it can be shared to another device without sending the URL anywhere else.</w:t>
+            </w:r>
+          </w:p>
+        </w:tc>
+      </w:tr>
+      <w:tr>
+        <w:tc>
+          <w:tcPr>
+            <w:tcW w:w="1838" w:type="dxa"/>
+            <w:tcMar>
+              <w:top w:w="80" w:type="dxa"/>
+              <w:left w:w="120" w:type="dxa"/>
+              <w:bottom w:w="80" w:type="dxa"/>
+              <w:right w:w="120" w:type="dxa"/>
+            </w:tcMar>
+            <w:vAlign w:val="center"/>
+          </w:tcPr>
+          <w:p>
+            <w:pPr>
+              <w:spacing w:line="276" w:lineRule="auto"/>
+              <w:jc w:val="center"/>
+              <w:rPr>
+                <w:color w:val="auto"/>
+              </w:rPr>
+            </w:pPr>
+            <w:r>
+              <w:rPr>
+                <w:rFonts w:eastAsia="Times New Roman"/>
+                <w:color w:val="auto"/>
+              </w:rPr>
+              <w:t>Filtering</w:t>
+            </w:r>
+          </w:p>
+        </w:tc>
+        <w:tc>
+          <w:tcPr>
+            <w:tcW w:w="3827" w:type="dxa"/>
+            <w:tcMar>
+              <w:top w:w="80" w:type="dxa"/>
+              <w:left w:w="120" w:type="dxa"/>
+              <w:bottom w:w="80" w:type="dxa"/>
+              <w:right w:w="120" w:type="dxa"/>
+            </w:tcMar>
+            <w:vAlign w:val="center"/>
+          </w:tcPr>
+          <w:p>
+            <w:pPr>
+              <w:spacing w:line="276" w:lineRule="auto"/>
+              <w:jc w:val="center"/>
+              <w:rPr>
+                <w:color w:val="auto"/>
+              </w:rPr>
+            </w:pPr>
+            <w:r>
+              <w:rPr>
+                <w:rFonts w:eastAsia="Times New Roman"/>
+                <w:color w:val="auto"/>
+              </w:rPr>
+              <w:t>src/js/pages/caseManagement.js </w:t>
+            </w:r>
+            <w:r>
+              <w:rPr>
+                <w:rFonts w:eastAsia="Times New Roman"/>
+                <w:color w:val="auto"/>
+              </w:rPr>
+              <w:br/>
+              <w:t>(applyClientFilters)</w:t>
+            </w:r>
+          </w:p>
+        </w:tc>
+        <w:tc>
+          <w:tcPr>
+            <w:tcW w:w="4536" w:type="dxa"/>
+            <w:tcMar>
+              <w:top w:w="80" w:type="dxa"/>
+              <w:left w:w="120" w:type="dxa"/>
+              <w:bottom w:w="80" w:type="dxa"/>
+              <w:right w:w="120" w:type="dxa"/>
+            </w:tcMar>
+            <w:vAlign w:val="center"/>
+          </w:tcPr>
+          <w:p>
+            <w:pPr>
+              <w:spacing w:line="276" w:lineRule="auto"/>
+              <w:jc w:val="center"/>
+              <w:rPr>
+                <w:color w:val="auto"/>
+              </w:rPr>
+            </w:pPr>
+            <w:r>
+              <w:rPr>
+                <w:rFonts w:eastAsia="Times New Roman"/>
+                <w:color w:val="auto"/>
+              </w:rPr>
+              <w:t>Narrows the case list by status, date, or other criteria, entirely client-side.</w:t>
+            </w:r>
+          </w:p>
+        </w:tc>
+      </w:tr>
+      <w:tr>
+        <w:tc>
+          <w:tcPr>
+            <w:tcW w:w="1838" w:type="dxa"/>
+            <w:tcMar>
+              <w:top w:w="80" w:type="dxa"/>
+              <w:left w:w="120" w:type="dxa"/>
+              <w:bottom w:w="80" w:type="dxa"/>
+              <w:right w:w="120" w:type="dxa"/>
+            </w:tcMar>
+            <w:vAlign w:val="center"/>
+          </w:tcPr>
+          <w:p>
+            <w:pPr>
+              <w:spacing w:line="276" w:lineRule="auto"/>
+              <w:jc w:val="center"/>
+              <w:rPr>
+                <w:rFonts w:eastAsia="Times New Roman"/>
+                <w:color w:val="auto"/>
+              </w:rPr>
+            </w:pPr>
+            <w:r>
+              <w:rPr>
+                <w:rFonts w:eastAsia="Times New Roman"/>
+                <w:color w:val="auto"/>
+              </w:rPr>
+              <w:lastRenderedPageBreak/>
+              <w:t>Case Status Change</w:t>
+            </w:r>
+          </w:p>
+        </w:tc>
+        <w:tc>
+          <w:tcPr>
+            <w:tcW w:w="3827" w:type="dxa"/>
+            <w:tcMar>
+              <w:top w:w="80" w:type="dxa"/>
+              <w:left w:w="120" w:type="dxa"/>
+              <w:bottom w:w="80" w:type="dxa"/>
+              <w:right w:w="120" w:type="dxa"/>
+            </w:tcMar>
+            <w:vAlign w:val="center"/>
+          </w:tcPr>
+          <w:p>
+            <w:pPr>
+              <w:spacing w:line="276" w:lineRule="auto"/>
+              <w:jc w:val="center"/>
+              <w:rPr>
+                <w:rFonts w:eastAsia="Times New Roman"/>
+                <w:color w:val="auto"/>
+              </w:rPr>
+            </w:pPr>
+            <w:r>
+              <w:rPr>
+                <w:rFonts w:eastAsia="Times New Roman"/>
+                <w:color w:val="auto"/>
+              </w:rPr>
+              <w:t>src/js/pages/caseManagement.js </w:t>
+            </w:r>
+            <w:r>
+              <w:rPr>
+                <w:rFonts w:eastAsia="Times New Roman"/>
+                <w:color w:val="auto"/>
+              </w:rPr>
+              <w:br/>
+              <w:t>(status dropdown handler, valueToApiStatus)</w:t>
+            </w:r>
+          </w:p>
+        </w:tc>
+        <w:tc>
+          <w:tcPr>
+            <w:tcW w:w="4536" w:type="dxa"/>
+            <w:tcMar>
+              <w:top w:w="80" w:type="dxa"/>
+              <w:left w:w="120" w:type="dxa"/>
+              <w:bottom w:w="80" w:type="dxa"/>
+              <w:right w:w="120" w:type="dxa"/>
+            </w:tcMar>
+            <w:vAlign w:val="center"/>
+          </w:tcPr>
+          <w:p>
+            <w:pPr>
+              <w:spacing w:line="276" w:lineRule="auto"/>
+              <w:jc w:val="center"/>
+              <w:rPr>
+                <w:rFonts w:eastAsia="Times New Roman"/>
+                <w:color w:val="auto"/>
+              </w:rPr>
+            </w:pPr>
+            <w:r>
+              <w:rPr>
+                <w:rFonts w:eastAsia="Times New Roman"/>
+                <w:color w:val="auto"/>
+              </w:rPr>
+              <w:t>Let user update a case's workflow status (e.g. in-progress, approved) directly from the case list.</w:t>
+            </w:r>
+          </w:p>
+        </w:tc>
+      </w:tr>
+      <w:tr>
+        <w:tc>
+          <w:tcPr>
+            <w:tcW w:w="1838" w:type="dxa"/>
+            <w:vAlign w:val="center"/>
+          </w:tcPr>
+          <w:p>
+            <w:pPr>
+              <w:jc w:val="center"/>
+            </w:pPr>
+            <w:r>
+              <w:t>Help Assistant</w:t>
+            </w:r>
+          </w:p>
+        </w:tc>
+        <w:tc>
+          <w:tcPr>
+            <w:tcW w:w="3827" w:type="dxa"/>
+            <w:vAlign w:val="center"/>
+          </w:tcPr>
+          <w:p>
+            <w:pPr>
+              <w:jc w:val="center"/>
+            </w:pPr>
+            <w:r>
+              <w:t>src/js/shared/helpBot.js, helpMatcher.js, helpTopics.js</w:t>
+            </w:r>
+          </w:p>
+        </w:tc>
+        <w:tc>
+          <w:tcPr>
+            <w:tcW w:w="4536" w:type="dxa"/>
+            <w:vAlign w:val="center"/>
+          </w:tcPr>
+          <w:p>
+            <w:pPr>
+              <w:jc w:val="center"/>
+            </w:pPr>
+            <w:r>
+              <w:t>Contextual, page-aware help panel reachable from the app sidebar; local rules-based matcher, no external calls.</w:t>
+            </w:r>
+          </w:p>
+        </w:tc>
+      </w:tr>
+      <w:tr>
+        <w:tc>
+          <w:tcPr>
+            <w:tcW w:w="1838" w:type="dxa"/>
+            <w:vAlign w:val="center"/>
+          </w:tcPr>
+          <w:p>
+            <w:pPr>
+              <w:jc w:val="center"/>
+            </w:pPr>
             <w:r>
               <w:t>Admin</w:t>
             </w:r>
@@ -5485,9 +5456,13 @@
         </w:tc>
         <w:tc>
           <w:tcPr>
-            <w:tcW w:type="dxa" w:w="3827"/>
-          </w:tcPr>
-          <w:p>
+            <w:tcW w:w="3827" w:type="dxa"/>
+            <w:vAlign w:val="center"/>
+          </w:tcPr>
+          <w:p>
+            <w:pPr>
+              <w:jc w:val="center"/>
+            </w:pPr>
             <w:r>
               <w:t>src/js/admin/adminMachineId.js, adminUsers.js</w:t>
             </w:r>
@@ -5495,9 +5470,13 @@
         </w:tc>
         <w:tc>
           <w:tcPr>
-            <w:tcW w:type="dxa" w:w="4536"/>
-          </w:tcPr>
-          <w:p>
+            <w:tcW w:w="4536" w:type="dxa"/>
+            <w:vAlign w:val="center"/>
+          </w:tcPr>
+          <w:p>
+            <w:pPr>
+              <w:jc w:val="center"/>
+            </w:pPr>
             <w:r>
               <w:t>Admin-only machine-ID management, case-ownership transfer, and user management (create/edit/delete, role toggle).</w:t>
             </w:r>
@@ -5518,7 +5497,6 @@
       </w:pPr>
       <w:bookmarkStart w:id="3" w:name="_Toc234853067"/>
       <w:r>
-        <w:lastRenderedPageBreak/>
         <w:t>3. Main User Workflows</w:t>
       </w:r>
       <w:bookmarkEnd w:id="3"/>
@@ -5544,6 +5522,14 @@
           <w:color w:val="auto"/>
         </w:rPr>
         <w:t>High-Level Use Case Diagram is included in the foot of this section. For each use case the diagram is appended in appendix.</w:t>
+      </w:r>
+    </w:p>
+    <w:p>
+      <w:r>
+        <w:rPr>
+          <w:i/>
+        </w:rPr>
+        <w:t>Diagram accuracy pass (2026-08-24): the Workflow Diagram and three Appendix use-case diagrams (2D Annotation, Embedded 3D Preview, Add STL Files) were rebuilt against current src/ after a review found them out of date. The High-Level Use Case, Data Flow, and ERD diagrams, and the remaining eight Appendix diagrams, were re-checked the same day and found still accurate, so their content is unchanged -- their captions are dated 24 August too since that's when the re-check happened, not because anything in them was edited. Every use-case-style diagram in this document (12 of the 15 images -- all except Data Flow and ERD) has been re-embedded from a plain-text source in Documentations/SmartRPD Diagrams/ (Mermaid .mmd.txt for the Workflow Diagram, PlantUML .puml.txt for the rest) so every one of them can be regenerated the same way, not just the four that changed. There is no automatic sync between those sources and the images pasted into this document -- re-render and re-paste by hand if a source changes again.</w:t>
       </w:r>
     </w:p>
     <w:p>
@@ -5564,31 +5550,6 @@
         </w:rPr>
         <w:t>Login &amp; Authentication — User logs in through the login page (index.html, src/js/pages/login.js) with a password and OTP-verification (OTP currently disabled via a TEMP-OTP-DISABLED code path — see Cybersecurity_Protocol_Document.docx §4.2). A client-side check of localStorage's loggedInUser record (referenced in code comments as “authGuard”; no single dedicated authGuard.js file remains post-restructuring) then bounces every other page back to login if it's missing. A forgot-password / change-password flow (src/js/shared/passwordReset.js, changePassword.js) is part of this same workflow — see §11.2.</w:t>
       </w:r>
-      <w:r>
-        <w:rPr>
-          <w:color w:val="auto"/>
-        </w:rPr>
-      </w:r>
-      <w:r>
-        <w:rPr>
-          <w:color w:val="auto"/>
-        </w:rPr>
-      </w:r>
-      <w:r>
-        <w:rPr>
-          <w:color w:val="auto"/>
-        </w:rPr>
-      </w:r>
-      <w:r>
-        <w:rPr>
-          <w:color w:val="auto"/>
-        </w:rPr>
-      </w:r>
-      <w:r>
-        <w:rPr>
-          <w:color w:val="auto"/>
-        </w:rPr>
-      </w:r>
     </w:p>
     <w:p>
       <w:pPr>
@@ -5627,16 +5588,6 @@
         </w:rPr>
         <w:t>Case Creation — User creates a new case via src/js/pages/createCase.js, css/createCase.css — uploading upper/lower jaw STL files plus optional reference images, assigning roles through an inline invite list (pendingInvites, addInvite()), and sending invitations.</w:t>
       </w:r>
-      <w:r>
-        <w:rPr>
-          <w:color w:val="auto"/>
-        </w:rPr>
-      </w:r>
-      <w:r>
-        <w:rPr>
-          <w:color w:val="auto"/>
-        </w:rPr>
-      </w:r>
     </w:p>
     <w:p>
       <w:pPr>
@@ -5656,16 +5607,6 @@
         </w:rPr>
         <w:t>Dashboard — From a case, the user opens the per-case dashboard (src/js/pages/dashboard.js) for a production overview: computed process-step progress (computeSteps(), countCompletedStages()), captured views (resolveCaptureSlots()), and user roles, rendered as an overlay (buildOverlay()) without leaving the current workspace.</w:t>
       </w:r>
-      <w:r>
-        <w:rPr>
-          <w:color w:val="auto"/>
-        </w:rPr>
-      </w:r>
-      <w:r>
-        <w:rPr>
-          <w:color w:val="auto"/>
-        </w:rPr>
-      </w:r>
     </w:p>
     <w:p>
       <w:pPr>
@@ -5683,6 +5624,7 @@
         <w:rPr>
           <w:color w:val="auto"/>
         </w:rPr>
+        <w:lastRenderedPageBreak/>
         <w:t>Collaboration — While staying inside the current case (list, dashboard, or viewer), user can open case chat with image messages (chat.js) and check the notification bell (notifications.js) — both surfaced as overlays through the shared shell (appSidebar.js, viewerShell.js) rather than separate page navigations.</w:t>
       </w:r>
     </w:p>
@@ -5702,31 +5644,7 @@
         <w:rPr>
           <w:color w:val="auto"/>
         </w:rPr>
-        <w:t xml:space="preserve">2D Annotation — User enters src/pages/2DAnnotation.html (src/js/2D/*) to record clinical information and notes (clinicalInfo.js, caseNote.js), freehand-mark instructions on jaw images (instructionEditor.js), and design RPD components on the upper/lower jaw diagrams via the placement engine — the </w:t>
-      </w:r>
-      <w:r>
-        <w:rPr>
-          <w:color w:val="auto"/>
-        </w:rPr>
-        <w:t>catalogue</w:t>
-      </w:r>
-      <w:r>
-        <w:rPr>
-          <w:color w:val="auto"/>
-        </w:rPr>
-        <w:t xml:space="preserve"> of parts, where each is legally allowed to sit, how it's drawn, and drag/lock </w:t>
-      </w:r>
-      <w:r>
-        <w:rPr>
-          <w:color w:val="auto"/>
-        </w:rPr>
-        <w:t>behaviour</w:t>
-      </w:r>
-      <w:r>
-        <w:rPr>
-          <w:color w:val="auto"/>
-        </w:rPr>
-        <w:t xml:space="preserve">, split one file per component family (components.js, .mesh/.plate/.minor/.major/.bar/.clasp/.rest.js, annotationCatalog.js, annotationPlacement.js, annotationRender.js, annotationLocks.js, annotationVisuals.js, annotationTeethModel.js, criteria.js, constants.js) — then save the result as structured jaw-structure data (jawStructApi.js, jawStructApply.js, jawStructCodec.js, jawStructCodes.js). </w:t>
+        <w:t>2D Annotation — User enters src/pages/2DAnnotation.html (src/js/2D/*) to record clinical information and notes (clinicalInfo.js, caseNote.js), freehand-mark instructions on jaw images (instructionEditor.js), and design RPD components on the upper/lower jaw diagrams via the placement engine — the catalogue of parts, where each is legally allowed to sit, how it's drawn, and drag/lock behaviour, split one file per component family (components.js, .mesh/.plate/.minor/.major/.bar/.clasp/.rest.js, annotationCatalog.js, annotationPlacement.js, annotationRender.js, annotationLocks.js, annotationVisuals.js, annotationTeethModel.js, criteria.js, constants.js) — then save the result as structured jaw-structure data (jawStructApi.js, jawStructApply.js, jawStructCodec.js, jawStructCodes.js). Components can also be placed automatically via “Load Proposed Design” (JawDesign.js, JawDesignProposal.js), a Kennedy-classification-driven proposal fetched from a server-side DLL, with a manual picker fallback.</w:t>
       </w:r>
     </w:p>
     <w:p>
@@ -5778,21 +5696,6 @@
         </w:rPr>
         <w:t>Version History — User reviews and compares past design iterations for a case with modal overlay (src/js/pages/versionHistory.js).</w:t>
       </w:r>
-      <w:r>
-        <w:rPr>
-          <w:color w:val="auto"/>
-        </w:rPr>
-      </w:r>
-      <w:r>
-        <w:rPr>
-          <w:color w:val="auto"/>
-        </w:rPr>
-      </w:r>
-      <w:r>
-        <w:rPr>
-          <w:color w:val="auto"/>
-        </w:rPr>
-      </w:r>
     </w:p>
     <w:p>
       <w:pPr>
@@ -5829,19 +5732,17 @@
         <w:rPr>
           <w:color w:val="auto"/>
         </w:rPr>
-        <w:t>Add STL Files – Within the same workspace, the user can also attach up to four extra reference STL files per case (preview3D.js: uploadExtraStl(), fetchExtraStlsForCase(), renderExtraStl(), deleteExtraStl(), toggleExtraStlVisibility(), stored as jaw_stls_extra_slot_1..4), each shown/hidden independently in the embedded 3D preview</w:t>
-      </w:r>
-      <w:r>
-        <w:rPr>
-          <w:color w:val="auto"/>
-        </w:rPr>
-        <w:t>/viewer</w:t>
-      </w:r>
-      <w:r>
-        <w:rPr>
-          <w:color w:val="auto"/>
-        </w:rPr>
-        <w:t>.</w:t>
+        <w:t>Add STL Files – Within the same workspace, the user can also attach up to four extra reference STL files per case (preview3D.js: uploadExtraStl(), loadExtraStlsIntoPreview(), renderExtraStl(), deleteExtraStl(), toggleExtraStlVisibility(), stored as jaw_stls_extra_slot_1..4), each shown/hidden independently in the embedded 3D preview/viewer.</w:t>
+      </w:r>
+      <w:r>
+        <w:rPr>
+          <w:color w:val="auto"/>
+        </w:rPr>
+      </w:r>
+      <w:r>
+        <w:rPr>
+          <w:color w:val="auto"/>
+        </w:rPr>
       </w:r>
     </w:p>
     <w:p>
@@ -5860,7 +5761,14 @@
         <w:rPr>
           <w:color w:val="auto"/>
         </w:rPr>
-        <w:t>Download / Export / Share — From case management, the user can download a case's raw OFF/STL files directly (downloadCaseFiles(), triggerBlobDownload()), or generate a compiled report combining 2D design images and clinical data (noticeboard.js buildReportHtml()/generateReport(), converted to .docx via accessibility.js reportHtmlToDocxBytes()). Export/Share builds a 3D viewer link under a fixed, shared, non-personal viewer identity (VIEWER_UUID in config.js), with the case ID obfuscated via XOR+Base64 encoding (crypt.js lol()) rather than passed in plain text. Sharing that link as a scannable QR code (showThreeDViewerQr(), qrcodejs via CDN in case_list.html)</w:t>
+        <w:t>Download / Export / Share — From case management, the user can download a case's raw OFF/STL files directly (downloadCaseFiles(), triggerBlobDownload()), or generate a compiled report combining 2D design images and clinical data (noticeboard.js buildReportHtml()/generateReport(), converted to .docx via accessibility.js reportHtmlToDocxBytes()). Export/Share builds a 3D viewer link under a fixed, shared, non-</w:t>
+      </w:r>
+      <w:r>
+        <w:rPr>
+          <w:color w:val="auto"/>
+        </w:rPr>
+        <w:lastRenderedPageBreak/>
+        <w:t>personal viewer identity (VIEWER_UUID in config.js), with the case ID obfuscated via XOR+Base64 encoding (crypt.js lol()) rather than passed in plain text. Sharing that link as a scannable QR code (showThreeDViewerQr(), qrcodejs via CDN in case_list.html)</w:t>
       </w:r>
       <w:r>
         <w:rPr>
@@ -5887,11 +5795,6 @@
         </w:rPr>
         <w:t>Help Assistant — A contextual, page-aware AI-powered help panel (src/js/shared/helpBot.js, helpMatcher.js, helpTopics.js), reachable from the app sidebar on every page. Runs entirely client-side against a bundled knowledge base — confirmed no outbound network calls (Cybersecurity_Protocol_Document.docx §6.4). New this branch; not yet covered by a standing UAT-xx case (§12.2).</w:t>
       </w:r>
-      <w:r>
-        <w:rPr>
-          <w:color w:val="auto"/>
-        </w:rPr>
-      </w:r>
     </w:p>
     <w:p>
       <w:pPr>
@@ -5910,11 +5813,6 @@
           <w:color w:val="auto"/>
         </w:rPr>
         <w:t>Admin (Machine ID &amp; User Management) — Admin-only pages (src/js/admin/adminMachineId.js, adminUsers.js) for machine-ID registration, case-ownership transfer, and user create/edit/delete with role management. The local isAdmin flag only controls what UI is shown — the server's own is_admin check is authoritative (Cybersecurity_Protocol_Document.docx §4.3). New this branch; not yet covered by a standing UAT-xx case (§12.2).</w:t>
-      </w:r>
-      <w:r>
-        <w:rPr>
-          <w:color w:val="auto"/>
-        </w:rPr>
       </w:r>
     </w:p>
     <w:p>
@@ -5977,7 +5875,7 @@
         <w:lastRenderedPageBreak/>
         <w:drawing>
           <wp:inline distT="0" distB="0" distL="0" distR="0" wp14:anchorId="013CA7B8" wp14:editId="58E09448">
-            <wp:extent cx="6004560" cy="5628578"/>
+            <wp:extent cx="6004560" cy="5686375"/>
             <wp:effectExtent l="0" t="0" r="0" b="0"/>
             <wp:docPr id="1987488528" name="Picture 8"/>
             <wp:cNvGraphicFramePr>
@@ -6008,7 +5906,7 @@
                   <pic:spPr bwMode="auto">
                     <a:xfrm>
                       <a:off x="0" y="0"/>
-                      <a:ext cx="6011419" cy="5635008"/>
+                      <a:ext cx="6011419" cy="5686375"/>
                     </a:xfrm>
                     <a:prstGeom prst="rect">
                       <a:avLst/>
@@ -6058,7 +5956,15 @@
           <w:sz w:val="24"/>
           <w:szCs w:val="24"/>
         </w:rPr>
-        <w:t>Workflow Diagram</w:t>
+        <w:t>Workflow Diagram (last updated 24 August)</w:t>
+      </w:r>
+      <w:r>
+        <w:rPr>
+          <w:rFonts w:eastAsia="Times New Roman"/>
+          <w:color w:val="auto"/>
+          <w:sz w:val="24"/>
+          <w:szCs w:val="24"/>
+        </w:rPr>
       </w:r>
     </w:p>
     <w:p>
@@ -6084,7 +5990,7 @@
         <w:lastRenderedPageBreak/>
         <w:drawing>
           <wp:inline distT="0" distB="0" distL="0" distR="0" wp14:anchorId="38B096A8" wp14:editId="27C8AEA4">
-            <wp:extent cx="4500563" cy="5870300"/>
+            <wp:extent cx="4500563" cy="5718498"/>
             <wp:effectExtent l="0" t="0" r="0" b="0"/>
             <wp:docPr id="132584925" name="Picture 10"/>
             <wp:cNvGraphicFramePr>
@@ -6115,7 +6021,7 @@
                   <pic:spPr bwMode="auto">
                     <a:xfrm>
                       <a:off x="0" y="0"/>
-                      <a:ext cx="4517068" cy="5891828"/>
+                      <a:ext cx="4517068" cy="5718498"/>
                     </a:xfrm>
                     <a:prstGeom prst="rect">
                       <a:avLst/>
@@ -6170,7 +6076,15 @@
           <w:sz w:val="24"/>
           <w:szCs w:val="24"/>
         </w:rPr>
-        <w:t xml:space="preserve">High-Level Use Case Diagram </w:t>
+        <w:t>High-Level Use Case Diagram (last updated 24 August)</w:t>
+      </w:r>
+      <w:r>
+        <w:rPr>
+          <w:rFonts w:eastAsia="Times New Roman"/>
+          <w:color w:val="auto"/>
+          <w:sz w:val="24"/>
+          <w:szCs w:val="24"/>
+        </w:rPr>
       </w:r>
     </w:p>
     <w:p>
@@ -6232,6 +6146,7 @@
           <w:p>
             <w:pPr>
               <w:spacing w:line="360" w:lineRule="auto"/>
+              <w:jc w:val="center"/>
               <w:rPr>
                 <w:sz w:val="20"/>
                 <w:szCs w:val="20"/>
@@ -6264,6 +6179,7 @@
           <w:p>
             <w:pPr>
               <w:spacing w:line="360" w:lineRule="auto"/>
+              <w:jc w:val="center"/>
               <w:rPr>
                 <w:sz w:val="20"/>
                 <w:szCs w:val="20"/>
@@ -6296,6 +6212,7 @@
           <w:p>
             <w:pPr>
               <w:spacing w:line="360" w:lineRule="auto"/>
+              <w:jc w:val="center"/>
               <w:rPr>
                 <w:sz w:val="20"/>
                 <w:szCs w:val="20"/>
@@ -6348,6 +6265,7 @@
           <w:p>
             <w:pPr>
               <w:spacing w:line="360" w:lineRule="auto"/>
+              <w:jc w:val="center"/>
               <w:rPr>
                 <w:color w:val="auto"/>
                 <w:sz w:val="20"/>
@@ -6384,6 +6302,7 @@
           <w:p>
             <w:pPr>
               <w:spacing w:line="360" w:lineRule="auto"/>
+              <w:jc w:val="center"/>
               <w:rPr>
                 <w:color w:val="auto"/>
                 <w:sz w:val="20"/>
@@ -6420,6 +6339,7 @@
           <w:p>
             <w:pPr>
               <w:spacing w:line="360" w:lineRule="auto"/>
+              <w:jc w:val="center"/>
               <w:rPr>
                 <w:color w:val="auto"/>
                 <w:sz w:val="20"/>
@@ -6471,6 +6391,7 @@
           <w:p>
             <w:pPr>
               <w:spacing w:line="360" w:lineRule="auto"/>
+              <w:jc w:val="center"/>
               <w:rPr>
                 <w:color w:val="auto"/>
                 <w:sz w:val="20"/>
@@ -6507,6 +6428,7 @@
           <w:p>
             <w:pPr>
               <w:spacing w:line="360" w:lineRule="auto"/>
+              <w:jc w:val="center"/>
               <w:rPr>
                 <w:color w:val="auto"/>
                 <w:sz w:val="20"/>
@@ -6543,6 +6465,7 @@
           <w:p>
             <w:pPr>
               <w:spacing w:line="360" w:lineRule="auto"/>
+              <w:jc w:val="center"/>
               <w:rPr>
                 <w:color w:val="auto"/>
                 <w:sz w:val="20"/>
@@ -6594,6 +6517,7 @@
           <w:p>
             <w:pPr>
               <w:spacing w:line="360" w:lineRule="auto"/>
+              <w:jc w:val="center"/>
               <w:rPr>
                 <w:color w:val="auto"/>
                 <w:sz w:val="20"/>
@@ -6630,6 +6554,7 @@
           <w:p>
             <w:pPr>
               <w:spacing w:line="360" w:lineRule="auto"/>
+              <w:jc w:val="center"/>
               <w:rPr>
                 <w:color w:val="auto"/>
                 <w:sz w:val="20"/>
@@ -6666,6 +6591,7 @@
           <w:p>
             <w:pPr>
               <w:spacing w:line="360" w:lineRule="auto"/>
+              <w:jc w:val="center"/>
               <w:rPr>
                 <w:color w:val="auto"/>
                 <w:sz w:val="20"/>
@@ -6717,6 +6643,7 @@
           <w:p>
             <w:pPr>
               <w:spacing w:line="360" w:lineRule="auto"/>
+              <w:jc w:val="center"/>
               <w:rPr>
                 <w:color w:val="auto"/>
                 <w:sz w:val="20"/>
@@ -6753,6 +6680,7 @@
           <w:p>
             <w:pPr>
               <w:spacing w:line="360" w:lineRule="auto"/>
+              <w:jc w:val="center"/>
               <w:rPr>
                 <w:color w:val="auto"/>
                 <w:sz w:val="20"/>
@@ -6788,20 +6716,10 @@
           </w:tcPr>
           <w:p>
             <w:pPr>
-              <w:spacing w:line="360" w:lineRule="auto"/>
-              <w:rPr>
-                <w:color w:val="auto"/>
-                <w:sz w:val="20"/>
-                <w:szCs w:val="20"/>
-              </w:rPr>
-            </w:pPr>
-            <w:r>
-              <w:rPr>
-                <w:color w:val="auto"/>
-                <w:sz w:val="20"/>
-                <w:szCs w:val="20"/>
-              </w:rPr>
-              <w:t>Modules under src/js/2D handle catalog, placement, rendering, jaw structure and save flow; jawStructRoundTrip.test.mjs, jawStructMajorSwitch.test.mjs, jawStructLingualPlate.test.mjs, mergeInstructions.test.mjs pass.</w:t>
+              <w:jc w:val="center"/>
+            </w:pPr>
+            <w:r>
+              <w:t>Modules under src/js/2D handle catalog, placement, rendering, jaw structure and save flow; jawStruct.test.mjs, placementRules.test.mjs, assemblies.test.mjs, mergeInstructions.test.mjs pass.</w:t>
             </w:r>
           </w:p>
         </w:tc>
@@ -6840,6 +6758,7 @@
           <w:p>
             <w:pPr>
               <w:spacing w:line="360" w:lineRule="auto"/>
+              <w:jc w:val="center"/>
               <w:rPr>
                 <w:color w:val="auto"/>
                 <w:sz w:val="20"/>
@@ -6876,6 +6795,7 @@
           <w:p>
             <w:pPr>
               <w:spacing w:line="360" w:lineRule="auto"/>
+              <w:jc w:val="center"/>
               <w:rPr>
                 <w:color w:val="auto"/>
                 <w:sz w:val="20"/>
@@ -6912,6 +6832,7 @@
           <w:p>
             <w:pPr>
               <w:spacing w:line="360" w:lineRule="auto"/>
+              <w:jc w:val="center"/>
               <w:rPr>
                 <w:color w:val="auto"/>
                 <w:sz w:val="20"/>
@@ -6963,6 +6884,7 @@
           <w:p>
             <w:pPr>
               <w:spacing w:line="360" w:lineRule="auto"/>
+              <w:jc w:val="center"/>
               <w:rPr>
                 <w:color w:val="auto"/>
                 <w:sz w:val="20"/>
@@ -6999,6 +6921,7 @@
           <w:p>
             <w:pPr>
               <w:spacing w:line="360" w:lineRule="auto"/>
+              <w:jc w:val="center"/>
               <w:rPr>
                 <w:color w:val="auto"/>
                 <w:sz w:val="20"/>
@@ -7035,6 +6958,7 @@
           <w:p>
             <w:pPr>
               <w:spacing w:line="360" w:lineRule="auto"/>
+              <w:jc w:val="center"/>
               <w:rPr>
                 <w:color w:val="auto"/>
                 <w:sz w:val="20"/>
@@ -7086,6 +7010,7 @@
           <w:p>
             <w:pPr>
               <w:spacing w:line="360" w:lineRule="auto"/>
+              <w:jc w:val="center"/>
               <w:rPr>
                 <w:color w:val="auto"/>
                 <w:sz w:val="20"/>
@@ -7122,6 +7047,7 @@
           <w:p>
             <w:pPr>
               <w:spacing w:line="360" w:lineRule="auto"/>
+              <w:jc w:val="center"/>
               <w:rPr>
                 <w:color w:val="auto"/>
                 <w:sz w:val="20"/>
@@ -7158,6 +7084,7 @@
           <w:p>
             <w:pPr>
               <w:spacing w:line="360" w:lineRule="auto"/>
+              <w:jc w:val="center"/>
               <w:rPr>
                 <w:color w:val="auto"/>
                 <w:sz w:val="20"/>
@@ -7209,6 +7136,7 @@
           <w:p>
             <w:pPr>
               <w:spacing w:line="360" w:lineRule="auto"/>
+              <w:jc w:val="center"/>
               <w:rPr>
                 <w:color w:val="auto"/>
                 <w:sz w:val="20"/>
@@ -7245,6 +7173,7 @@
           <w:p>
             <w:pPr>
               <w:spacing w:line="360" w:lineRule="auto"/>
+              <w:jc w:val="center"/>
               <w:rPr>
                 <w:color w:val="auto"/>
                 <w:sz w:val="20"/>
@@ -7281,6 +7210,7 @@
           <w:p>
             <w:pPr>
               <w:spacing w:line="360" w:lineRule="auto"/>
+              <w:jc w:val="center"/>
               <w:rPr>
                 <w:color w:val="auto"/>
                 <w:sz w:val="20"/>
@@ -7332,6 +7262,7 @@
           <w:p>
             <w:pPr>
               <w:spacing w:line="360" w:lineRule="auto"/>
+              <w:jc w:val="center"/>
               <w:rPr>
                 <w:color w:val="auto"/>
                 <w:sz w:val="20"/>
@@ -7368,19 +7299,20 @@
           <w:p>
             <w:pPr>
               <w:spacing w:line="360" w:lineRule="auto"/>
-              <w:rPr>
-                <w:color w:val="auto"/>
-                <w:sz w:val="20"/>
-                <w:szCs w:val="20"/>
-              </w:rPr>
-            </w:pPr>
-            <w:r>
-              <w:rPr>
-                <w:color w:val="auto"/>
-                <w:sz w:val="20"/>
-                <w:szCs w:val="20"/>
-              </w:rPr>
-              <w:t xml:space="preserve">Implemented </w:t>
+              <w:jc w:val="center"/>
+              <w:rPr>
+                <w:color w:val="auto"/>
+                <w:sz w:val="20"/>
+                <w:szCs w:val="20"/>
+              </w:rPr>
+            </w:pPr>
+            <w:r>
+              <w:rPr>
+                <w:color w:val="auto"/>
+                <w:sz w:val="20"/>
+                <w:szCs w:val="20"/>
+              </w:rPr>
+              <w:t>Implemented</w:t>
             </w:r>
           </w:p>
         </w:tc>
@@ -7404,19 +7336,20 @@
           <w:p>
             <w:pPr>
               <w:spacing w:line="360" w:lineRule="auto"/>
-              <w:rPr>
-                <w:color w:val="auto"/>
-                <w:sz w:val="20"/>
-                <w:szCs w:val="20"/>
-              </w:rPr>
-            </w:pPr>
-            <w:r>
-              <w:rPr>
-                <w:color w:val="auto"/>
-                <w:sz w:val="20"/>
-                <w:szCs w:val="20"/>
-              </w:rPr>
-              <w:t xml:space="preserve">showThreeDViewerQr() in caseManagement.js (with qrcodejs via CDN) </w:t>
+              <w:jc w:val="center"/>
+              <w:rPr>
+                <w:color w:val="auto"/>
+                <w:sz w:val="20"/>
+                <w:szCs w:val="20"/>
+              </w:rPr>
+            </w:pPr>
+            <w:r>
+              <w:rPr>
+                <w:color w:val="auto"/>
+                <w:sz w:val="20"/>
+                <w:szCs w:val="20"/>
+              </w:rPr>
+              <w:t>showThreeDViewerQr() in caseManagement.js (with qrcodejs via CDN)</w:t>
             </w:r>
           </w:p>
         </w:tc>
@@ -7455,6 +7388,7 @@
           <w:p>
             <w:pPr>
               <w:spacing w:line="360" w:lineRule="auto"/>
+              <w:jc w:val="center"/>
               <w:rPr>
                 <w:color w:val="auto"/>
                 <w:sz w:val="20"/>
@@ -7489,21 +7423,8 @@
             <w:vAlign w:val="center"/>
           </w:tcPr>
           <w:p>
-            <w:pPr>
-              <w:spacing w:line="360" w:lineRule="auto"/>
-              <w:rPr>
-                <w:color w:val="auto"/>
-                <w:sz w:val="20"/>
-                <w:szCs w:val="20"/>
-              </w:rPr>
-            </w:pPr>
-            <w:r>
-              <w:rPr>
-                <w:color w:val="auto"/>
-                <w:sz w:val="20"/>
-                <w:szCs w:val="20"/>
-              </w:rPr>
-              <w:t>Build passes; 13/13 suites passing</w:t>
+            <w:r>
+              <w:t>Build passes; 19/19 suites passing</w:t>
             </w:r>
           </w:p>
         </w:tc>
@@ -7525,21 +7446,8 @@
             <w:vAlign w:val="center"/>
           </w:tcPr>
           <w:p>
-            <w:pPr>
-              <w:spacing w:line="360" w:lineRule="auto"/>
-              <w:rPr>
-                <w:color w:val="auto"/>
-                <w:sz w:val="20"/>
-                <w:szCs w:val="20"/>
-              </w:rPr>
-            </w:pPr>
-            <w:r>
-              <w:rPr>
-                <w:color w:val="auto"/>
-                <w:sz w:val="20"/>
-                <w:szCs w:val="20"/>
-              </w:rPr>
-              <w:t>Production Webpack build succeeds (dist/bundle.js); 221/221 tests passing — re-verified 2026-07-31 against nyunt/dev-W7.1 (live branch) (Automated_Test_Suite_Report.docx).</w:t>
+            <w:r>
+              <w:t>Production Webpack build succeeds (dist/bundle.js); 582/582 tests passing -- re-verified 2026-08-24 against nyunt/dev-W7.1 (live branch) (Automated_Test_Suite_Report.docx).</w:t>
             </w:r>
           </w:p>
         </w:tc>
@@ -7547,9 +7455,13 @@
       <w:tr>
         <w:tc>
           <w:tcPr>
-            <w:tcW w:type="dxa" w:w="2546"/>
-          </w:tcPr>
-          <w:p>
+            <w:tcW w:w="2546" w:type="dxa"/>
+            <w:vAlign w:val="center"/>
+          </w:tcPr>
+          <w:p>
+            <w:pPr>
+              <w:jc w:val="center"/>
+            </w:pPr>
             <w:r>
               <w:t>Password reset / change password</w:t>
             </w:r>
@@ -7557,9 +7469,13 @@
         </w:tc>
         <w:tc>
           <w:tcPr>
-            <w:tcW w:type="dxa" w:w="1561"/>
-          </w:tcPr>
-          <w:p>
+            <w:tcW w:w="1561" w:type="dxa"/>
+            <w:vAlign w:val="center"/>
+          </w:tcPr>
+          <w:p>
+            <w:pPr>
+              <w:jc w:val="center"/>
+            </w:pPr>
             <w:r>
               <w:t>Implemented</w:t>
             </w:r>
@@ -7567,11 +7483,15 @@
         </w:tc>
         <w:tc>
           <w:tcPr>
-            <w:tcW w:type="dxa" w:w="6094"/>
-          </w:tcPr>
-          <w:p>
-            <w:r>
-              <w:t>src/js/shared/passwordReset.js, changePassword.js; passwordReset.test.mjs passes (22 tests). Note: signed-in change relies on the same email-key flow as forgot-password, not current-password verification (Cybersecurity_Protocol_Document.docx §4.4).</w:t>
+            <w:tcW w:w="6094" w:type="dxa"/>
+            <w:vAlign w:val="center"/>
+          </w:tcPr>
+          <w:p>
+            <w:pPr>
+              <w:jc w:val="center"/>
+            </w:pPr>
+            <w:r>
+              <w:t xml:space="preserve">src/js/shared/passwordReset.js, changePassword.js; passwordReset.test.mjs passes (22 tests). Note: signed-in change relies on the same email-key flow as forgot-password, </w:t>
             </w:r>
           </w:p>
         </w:tc>
@@ -7579,19 +7499,28 @@
       <w:tr>
         <w:tc>
           <w:tcPr>
-            <w:tcW w:type="dxa" w:w="2546"/>
-          </w:tcPr>
-          <w:p>
-            <w:r>
+            <w:tcW w:w="2546" w:type="dxa"/>
+            <w:vAlign w:val="center"/>
+          </w:tcPr>
+          <w:p>
+            <w:pPr>
+              <w:jc w:val="center"/>
+            </w:pPr>
+            <w:r>
+              <w:lastRenderedPageBreak/>
               <w:t>Help assistant</w:t>
             </w:r>
           </w:p>
         </w:tc>
         <w:tc>
           <w:tcPr>
-            <w:tcW w:type="dxa" w:w="1561"/>
-          </w:tcPr>
-          <w:p>
+            <w:tcW w:w="1561" w:type="dxa"/>
+            <w:vAlign w:val="center"/>
+          </w:tcPr>
+          <w:p>
+            <w:pPr>
+              <w:jc w:val="center"/>
+            </w:pPr>
             <w:r>
               <w:t>Implemented</w:t>
             </w:r>
@@ -7599,11 +7528,12 @@
         </w:tc>
         <w:tc>
           <w:tcPr>
-            <w:tcW w:type="dxa" w:w="6094"/>
-          </w:tcPr>
-          <w:p>
-            <w:r>
-              <w:t>src/js/shared/helpMatcher.js, helpTopics.js; helpBot.test.mjs passes (94 tests, expanded twice since the feature landed — FAQ/fallback guidance and reveal controls). No standing UAT-xx case in the cross-document backlog, though a UAT-13 draft exists below (§12.2).</w:t>
+            <w:tcW w:w="6094" w:type="dxa"/>
+            <w:vAlign w:val="center"/>
+          </w:tcPr>
+          <w:p>
+            <w:r>
+              <w:t>src/js/shared/helpMatcher.js, helpTopics.js; helpBot.test.mjs passes (87 tests as of the 2026-08-24 re-run, down slightly from the 94 recorded 2026-07-31 -- not re-investigated this pass). No standing UAT-xx case in the cross-document backlog, though a UAT-13 draft exists below (12.2).</w:t>
             </w:r>
           </w:p>
         </w:tc>
@@ -7611,9 +7541,13 @@
       <w:tr>
         <w:tc>
           <w:tcPr>
-            <w:tcW w:type="dxa" w:w="2546"/>
-          </w:tcPr>
-          <w:p>
+            <w:tcW w:w="2546" w:type="dxa"/>
+            <w:vAlign w:val="center"/>
+          </w:tcPr>
+          <w:p>
+            <w:pPr>
+              <w:jc w:val="center"/>
+            </w:pPr>
             <w:r>
               <w:t>Admin (machine ID &amp; user management)</w:t>
             </w:r>
@@ -7621,9 +7555,13 @@
         </w:tc>
         <w:tc>
           <w:tcPr>
-            <w:tcW w:type="dxa" w:w="1561"/>
-          </w:tcPr>
-          <w:p>
+            <w:tcW w:w="1561" w:type="dxa"/>
+            <w:vAlign w:val="center"/>
+          </w:tcPr>
+          <w:p>
+            <w:pPr>
+              <w:jc w:val="center"/>
+            </w:pPr>
             <w:r>
               <w:t>Implemented</w:t>
             </w:r>
@@ -7631,21 +7569,53 @@
         </w:tc>
         <w:tc>
           <w:tcPr>
-            <w:tcW w:type="dxa" w:w="6094"/>
-          </w:tcPr>
-          <w:p>
+            <w:tcW w:w="6094" w:type="dxa"/>
+            <w:vAlign w:val="center"/>
+          </w:tcPr>
+          <w:p>
+            <w:pPr>
+              <w:jc w:val="center"/>
+            </w:pPr>
             <w:r>
               <w:t>src/js/admin/adminMachineId.js, adminUsers.js. No automated test; no standing UAT-xx case; server-authoritative is_admin check confirmed in code.</w:t>
+            </w:r>
+          </w:p>
+        </w:tc>
+      </w:tr>
+      <w:tr>
+        <w:tc>
+          <w:tcPr>
+            <w:tcW w:w="2546" w:type="dxa"/>
+          </w:tcPr>
+          <w:p>
+            <w:r>
+              <w:lastRenderedPageBreak/>
+              <w:t>Load Proposed Design / Kennedy classification</w:t>
+            </w:r>
+          </w:p>
+        </w:tc>
+        <w:tc>
+          <w:tcPr>
+            <w:tcW w:w="1561" w:type="dxa"/>
+          </w:tcPr>
+          <w:p>
+            <w:r>
+              <w:t>Implemented (new)</w:t>
+            </w:r>
+          </w:p>
+        </w:tc>
+        <w:tc>
+          <w:tcPr>
+            <w:tcW w:w="6094" w:type="dxa"/>
+          </w:tcPr>
+          <w:p>
+            <w:r>
+              <w:t>JawDesign.js (classifyArch), JawDesignProposal.js (buildDesignProposal, applyDesignProposal), wired into 2DAnnotation.js (tryLoadDllProposedDesign, bindKennedyProposalDialog). JawDesign.test.mjs (20 tests) and JawDesignProposal.test.mjs (57 tests) pass. No standing UAT-xx case for the DLL-proposal path specifically -- see Traceability_Document.docx (TSK-031).</w:t>
             </w:r>
           </w:p>
         </w:tc>
       </w:tr>
     </w:tbl>
-    <w:p>
-      <w:r>
-        <w:br w:type="page"/>
-      </w:r>
-    </w:p>
     <w:p>
       <w:pPr>
         <w:pStyle w:val="Heading1"/>
@@ -8211,7 +8181,44 @@
           <w:rFonts w:eastAsia="Times New Roman"/>
           <w:color w:val="auto"/>
         </w:rPr>
-        <w:t>preview3D.js — the linked 3D preview area embedded in this workspace; also owns the extra-STL-slot upload/preview feature covered earlier.</w:t>
+        <w:t>preview3D.js — the 3D Preview tab specifically (one of three now sharing the preview panel's WebGL frame -- see 5.1.7); also owns the extra-STL-slot upload/preview feature covered earlier and survey-angle targeting (preview3DSurvey.js, a call-time-only circular import pair with this file by the file's own design).</w:t>
+      </w:r>
+    </w:p>
+    <w:p>
+      <w:pPr>
+        <w:pStyle w:val="Heading3"/>
+      </w:pPr>
+      <w:r>
+        <w:lastRenderedPageBreak/>
+        <w:t>5.1.7 Kennedy Classification &amp; Design Proposal (new)</w:t>
+      </w:r>
+    </w:p>
+    <w:p>
+      <w:r>
+        <w:t>JawDesign.js — classifyArch(), a pure function deriving a Kennedy classification from tooth presence alone (Applegate rules); used both to gate DLL-proposal eligibility and by the fallback picker.</w:t>
+      </w:r>
+    </w:p>
+    <w:p>
+      <w:r>
+        <w:t>JawDesignProposal.js — derives a design proposal from each arch's Kennedy class (major connector + rest seats, per the metal/acrylic selection matrices): chooseMajorConnector(), buildDesignProposal(), applyDesignProposal(). Backs the “Load Proposed Design” button in 2DAnnotation.js (tryLoadDllProposedDesign(), bindKennedyProposalDialog()), which calls the jaw-occlusion DLL server-side (POST /dll/compute-denture-design-select) for eligible jaws and falls back to a Kennedy-classification picker modal if the DLL call fails or no jaw qualifies.</w:t>
+      </w:r>
+    </w:p>
+    <w:p>
+      <w:pPr>
+        <w:pStyle w:val="Heading3"/>
+      </w:pPr>
+      <w:r>
+        <w:t>5.1.8 Preview Panel Tabs (new)</w:t>
+      </w:r>
+    </w:p>
+    <w:p>
+      <w:r>
+        <w:t>previewTabs.js — the preview panel's folder-tab strip: initPreviewTabs(), showPreviewTab(). Both 3D tabs (3D Preview, Extra 3D) share one WebGL frame so the context is never torn down between them; switching to Reference Images pauses rendering instead.</w:t>
+      </w:r>
+    </w:p>
+    <w:p>
+      <w:r>
+        <w:t>referenceImages.js — the Reference Images tab: loadReferenceImages(), closeViewer() -- gallery + full-pane view of the case's reference images.</w:t>
       </w:r>
     </w:p>
     <w:p>
@@ -8233,7 +8240,6 @@
       </w:pPr>
       <w:bookmarkStart w:id="13" w:name="_Toc234853077"/>
       <w:r>
-        <w:lastRenderedPageBreak/>
         <w:t>6. 3D Viewer Architecture</w:t>
       </w:r>
       <w:bookmarkEnd w:id="13"/>
@@ -8742,7 +8748,16 @@
                 <w:sz w:val="20"/>
                 <w:szCs w:val="20"/>
               </w:rPr>
-              <w:t>Owns camera reset (restores a cloned initial camera state and resets zoom to 7) and the rotation lock/unlock toggle — the "camera presets and review actions" belong here, not in newControls.js.</w:t>
+              <w:t xml:space="preserve">Owns camera reset (restores a cloned initial camera state and resets zoom to 7) and the </w:t>
+            </w:r>
+            <w:r>
+              <w:rPr>
+                <w:color w:val="auto"/>
+                <w:sz w:val="20"/>
+                <w:szCs w:val="20"/>
+              </w:rPr>
+              <w:lastRenderedPageBreak/>
+              <w:t>rotation lock/unlock toggle — the "camera presets and review actions" belong here, not in newControls.js.</w:t>
             </w:r>
           </w:p>
         </w:tc>
@@ -8781,6 +8796,7 @@
                 <w:sz w:val="20"/>
                 <w:szCs w:val="20"/>
               </w:rPr>
+              <w:lastRenderedPageBreak/>
               <w:t>viewerShell.js</w:t>
             </w:r>
           </w:p>
@@ -8869,11 +8885,6 @@
         </w:rPr>
         <w:t xml:space="preserve">Jaw meshes load from backend endpoints. OFF data is parsed by src/viewer3d/OFFLoader.js and STL data by src/viewer3d/STLMeshLoader.js. The viewer supports fallback between OFF and STL payloads so cases can still render when one format is unavailable. Mesh fetches for jaw and denture meshes are initiated in parallel before either is awaited to minimise startup time. </w:t>
       </w:r>
-      <w:r>
-        <w:rPr>
-          <w:color w:val="auto"/>
-        </w:rPr>
-      </w:r>
     </w:p>
     <w:p>
       <w:pPr>
@@ -8956,16 +8967,6 @@
         </w:rPr>
         <w:t>The main render loop runs in src/viewer3d/index.js. Each frame updates controls, anchors and clamps the rotation target (to prevent jaw drift), synchronises artificial teeth overlay groups to their corresponding jaw meshes, then renders the scene.</w:t>
       </w:r>
-      <w:r>
-        <w:rPr>
-          <w:color w:val="auto"/>
-        </w:rPr>
-      </w:r>
-      <w:r>
-        <w:rPr>
-          <w:color w:val="auto"/>
-        </w:rPr>
-      </w:r>
     </w:p>
     <w:p>
       <w:pPr>
@@ -8991,76 +8992,7 @@
           <w:rFonts w:eastAsia="Times New Roman"/>
           <w:color w:val="auto"/>
         </w:rPr>
-        <w:t xml:space="preserve">When the embedded preview loads, promptMeshQualityChoice() shows a modal overlay ("Choose mesh quality") with two options — </w:t>
-      </w:r>
-      <w:r>
-        <w:rPr>
-          <w:rFonts w:eastAsia="Times New Roman"/>
-          <w:b/>
-          <w:bCs/>
-          <w:color w:val="auto"/>
-        </w:rPr>
-        <w:t>Low Quality</w:t>
-      </w:r>
-      <w:r>
-        <w:rPr>
-          <w:rFonts w:eastAsia="Times New Roman"/>
-          <w:color w:val="auto"/>
-        </w:rPr>
-        <w:t xml:space="preserve"> ("Faster") and </w:t>
-      </w:r>
-      <w:r>
-        <w:rPr>
-          <w:rFonts w:eastAsia="Times New Roman"/>
-          <w:b/>
-          <w:bCs/>
-          <w:color w:val="auto"/>
-        </w:rPr>
-        <w:t>High Quality</w:t>
-      </w:r>
-      <w:r>
-        <w:rPr>
-          <w:rFonts w:eastAsia="Times New Roman"/>
-          <w:color w:val="auto"/>
-        </w:rPr>
-        <w:t xml:space="preserve"> ("Original") —</w:t>
-      </w:r>
-      <w:r>
-        <w:rPr>
-          <w:rFonts w:eastAsia="Times New Roman"/>
-          <w:color w:val="auto"/>
-        </w:rPr>
-        <w:t xml:space="preserve"> </w:t>
-      </w:r>
-      <w:r>
-        <w:rPr>
-          <w:rFonts w:eastAsia="Times New Roman"/>
-          <w:color w:val="auto"/>
-        </w:rPr>
-        <w:t xml:space="preserve">that runs </w:t>
-      </w:r>
-      <w:r>
-        <w:rPr>
-          <w:rFonts w:eastAsia="Times New Roman"/>
-          <w:i/>
-          <w:iCs/>
-          <w:color w:val="auto"/>
-        </w:rPr>
-        <w:t>concurrently</w:t>
-      </w:r>
-      <w:r>
-        <w:rPr>
-          <w:rFonts w:eastAsia="Times New Roman"/>
-          <w:color w:val="auto"/>
-        </w:rPr>
-        <w:t xml:space="preserve"> with the undercut-heatmap and mesh-file fetches (Promise.all</w:t>
-      </w:r>
-      <w:r>
-        <w:rPr>
-          <w:rFonts w:eastAsia="Times New Roman"/>
-          <w:color w:val="auto"/>
-        </w:rPr>
-        <w:t xml:space="preserve">). </w:t>
+        <w:t>When the embedded preview loads, beginMeshQualityLoad() sets meshQuality to DEFAULT_MESH_QUALITY (“high”) automatically -- there is no longer a user-facing choice modal at load time (the earlier “Choose mesh quality” prompt with Low/High options was removed; the overlay “is now purely the progress panel”, per the function's own comment). This runs concurrently with the undercut-heatmap and mesh-file fetches (Promise.all).</w:t>
       </w:r>
     </w:p>
     <w:p>
@@ -9203,7 +9135,7 @@
           <w:rFonts w:eastAsia="Times New Roman"/>
           <w:color w:val="auto"/>
         </w:rPr>
-        <w:t xml:space="preserve">buildClusteredGeometry() performs spatial vertex clustering: it buckets nearby vertices into grid cells sized off the mesh's bounding box, merges each cluster to its average position/color, and rebuilds deduplicated triangles from the merged vertex indices. It tries progressively larger cell sizes (multipliers 1, 1.25, 1.6, 2.05, 2.65, 3.4× a </w:t>
+        <w:t xml:space="preserve">buildClusteredGeometry() performs spatial vertex clustering: it buckets nearby vertices into grid cells sized off the mesh's bounding box, merges </w:t>
       </w:r>
       <w:r>
         <w:rPr>
@@ -9211,7 +9143,7 @@
           <w:color w:val="auto"/>
         </w:rPr>
         <w:lastRenderedPageBreak/>
-        <w:t>base size derived from a ~84,000-vertex target) and keeps whichever pass lands closest to</w:t>
+        <w:t>each cluster to its average position/color, and rebuilds deduplicated triangles from the merged vertex indices. It tries progressively larger cell sizes (multipliers 1, 1.25, 1.6, 2.05, 2.65, 3.4× a base size derived from a ~84,000-vertex target) and keeps whichever pass lands closest to</w:t>
       </w:r>
       <w:r>
         <w:rPr>
@@ -9547,7 +9479,7 @@
           <w:rFonts w:eastAsia="Times New Roman"/>
           <w:color w:val="auto"/>
         </w:rPr>
-        <w:t xml:space="preserve"> The decoder carries both toothData_ (placement) and toothSurfaceMeshData_ (geometry) as separate keyed structures per tooth (createToothRecordsFromCraftMaps()), and each rendered tooth mesh tags its own geometrySource and placementSource in userData for downstream diagnostics </w:t>
+        <w:t xml:space="preserve"> The decoder carries both toothData_ (placement) and toothSurfaceMeshData_ (geometry) as separate keyed structures per tooth (createToothRecordsFromCraftMaps()), and each rendered tooth mesh </w:t>
       </w:r>
       <w:r>
         <w:rPr>
@@ -9555,7 +9487,7 @@
           <w:color w:val="auto"/>
         </w:rPr>
         <w:lastRenderedPageBreak/>
-        <w:t>(e.g. mesh.userData?.source?.placementSource). Mixing surfaceMesh geometry with toothData-only placement misaligns the tooth, since the two paths aren't guaranteed to describe the same coordinate frame.</w:t>
+        <w:t>tags its own geometrySource and placementSource in userData for downstream diagnostics (e.g. mesh.userData?.source?.placementSource). Mixing surfaceMesh geometry with toothData-only placement misaligns the tooth, since the two paths aren't guaranteed to describe the same coordinate frame.</w:t>
       </w:r>
     </w:p>
     <w:p>
@@ -9626,7 +9558,7 @@
           <w:rFonts w:eastAsia="Times New Roman"/>
           <w:color w:val="auto"/>
         </w:rPr>
-        <w:t>Both modes share a single toggleable measurement legend panel managed by src/viewer3d/resetButton.js — a &lt;section class="legend-container"&gt; (initially legend-hidden) titled "Heatmap," with a close button (legend-close) and per-section color-coded value ranges for each mode, so switching between undercut and occlusion analysis doesn't require separate legend UI.</w:t>
+        <w:t>The undercut mode has a dedicated measurement legend (id viewer-undercut-legend, built by createUndercutLegend() in src/viewer3d/newControls.js -- not resetButton.js as previously documented here) titled “Undercut (mm)”, with four colour-coded value-range bands (&gt;0.75, 0.5-0.75, 0.25-0.5, &lt;0.25) matching preview3D.js's colorForSurveyingValue palette byte-for-byte by design (the file's own comments say so explicitly, to keep the two in sync). No separate legend was found for occlusion mode in this pass -- if one exists it was not located in newControls.js; worth confirming directly rather than assuming the two modes share this panel, since that specific claim could not be verified.</w:t>
       </w:r>
     </w:p>
     <w:p>
@@ -10191,7 +10123,21 @@
           <w:color w:val="auto"/>
         </w:rPr>
         <w:lastRenderedPageBreak/>
-        <w:t>parsing every message's inline base64 image, only doing the costly full re-render when new content actually appears.</w:t>
+        <w:t xml:space="preserve">parsing every message's inline base64 image, only doing the costly full re-render when new content </w:t>
+      </w:r>
+      <w:r>
+        <w:rPr>
+          <w:rFonts w:eastAsia="Times New Roman"/>
+          <w:color w:val="auto"/>
+        </w:rPr>
+        <w:t>appears</w:t>
+      </w:r>
+      <w:r>
+        <w:rPr>
+          <w:rFonts w:eastAsia="Times New Roman"/>
+          <w:color w:val="auto"/>
+        </w:rPr>
+        <w:t>.</w:t>
       </w:r>
     </w:p>
     <w:p>
@@ -10856,66 +10802,6 @@
               </w:rPr>
               <w:t>Features are merged through nyunt/integration_3 into nyunt/dev-deploy and auto-published to nyunt/dev-W7.1 by the “Deploy Test Site” GitHub Actions workflow (this document's branch, dev-deploy-documentation, is the source of what's currently live on nyunt/dev-W7.1).</w:t>
             </w:r>
-            <w:r>
-              <w:rPr>
-                <w:rFonts w:eastAsia="Times New Roman"/>
-                <w:i/>
-                <w:iCs/>
-                <w:color w:val="auto"/>
-                <w:sz w:val="20"/>
-                <w:szCs w:val="20"/>
-              </w:rPr>
-            </w:r>
-            <w:r>
-              <w:rPr>
-                <w:rFonts w:eastAsia="Times New Roman"/>
-                <w:color w:val="auto"/>
-                <w:sz w:val="20"/>
-                <w:szCs w:val="20"/>
-              </w:rPr>
-            </w:r>
-            <w:r>
-              <w:rPr>
-                <w:rFonts w:eastAsia="Times New Roman"/>
-                <w:color w:val="auto"/>
-                <w:sz w:val="20"/>
-                <w:szCs w:val="20"/>
-              </w:rPr>
-            </w:r>
-            <w:r>
-              <w:rPr>
-                <w:rFonts w:eastAsia="Times New Roman"/>
-                <w:color w:val="auto"/>
-                <w:sz w:val="20"/>
-                <w:szCs w:val="20"/>
-              </w:rPr>
-            </w:r>
-            <w:r>
-              <w:rPr>
-                <w:rFonts w:eastAsia="Times New Roman"/>
-                <w:i/>
-                <w:iCs/>
-                <w:color w:val="auto"/>
-                <w:sz w:val="20"/>
-                <w:szCs w:val="20"/>
-              </w:rPr>
-            </w:r>
-            <w:r>
-              <w:rPr>
-                <w:rFonts w:eastAsia="Times New Roman"/>
-                <w:color w:val="auto"/>
-                <w:sz w:val="20"/>
-                <w:szCs w:val="20"/>
-              </w:rPr>
-            </w:r>
-            <w:r>
-              <w:rPr>
-                <w:rFonts w:eastAsia="Times New Roman"/>
-                <w:color w:val="auto"/>
-                <w:sz w:val="20"/>
-                <w:szCs w:val="20"/>
-              </w:rPr>
-            </w:r>
           </w:p>
         </w:tc>
       </w:tr>
@@ -11203,26 +11089,11 @@
     </w:tbl>
     <w:p>
       <w:pPr>
-        <w:rPr>
-          <w:b/>
-          <w:bCs/>
-          <w:color w:val="0A2342"/>
-          <w:sz w:val="36"/>
-          <w:szCs w:val="36"/>
-        </w:rPr>
-      </w:pPr>
-      <w:r>
-        <w:br w:type="page"/>
-      </w:r>
-    </w:p>
-    <w:p>
-      <w:pPr>
         <w:pStyle w:val="Heading1"/>
         <w:spacing w:line="360" w:lineRule="auto"/>
       </w:pPr>
       <w:bookmarkStart w:id="30" w:name="_Toc234853094"/>
       <w:r>
-        <w:lastRenderedPageBreak/>
         <w:t>11. Testing</w:t>
       </w:r>
       <w:bookmarkEnd w:id="30"/>
@@ -11260,193 +11131,7 @@
           <w:lang w:eastAsia="en-US"/>
           <w14:ligatures w14:val="standardContextual"/>
         </w:rPr>
-        <w:t>Test run on 31 July 2026: npx jest --ci --coverage --coverageReporters=json-summary --verbose --testLocationInResults --json against nyunt/dev-W7.1 (live branch, sourced from dev-deploy-documentation). This branch does not carry the tools/run-uat-automated-tests.mjs wrapper script referenced by earlier drafts -- the underlying Jest command was invoked directly; see UAT_Report.docx §2.1.</w:t>
-      </w:r>
-      <w:r>
-        <w:rPr>
-          <w:rFonts w:eastAsia="Times New Roman"/>
-          <w:color w:val="auto"/>
-          <w:kern w:val="2"/>
-          <w:lang w:eastAsia="en-US"/>
-          <w14:ligatures w14:val="standardContextual"/>
-        </w:rPr>
-      </w:r>
-      <w:r>
-        <w:rPr>
-          <w:rFonts w:eastAsia="Times New Roman"/>
-          <w:color w:val="auto"/>
-          <w:kern w:val="2"/>
-          <w:lang w:eastAsia="en-US"/>
-          <w14:ligatures w14:val="standardContextual"/>
-        </w:rPr>
-      </w:r>
-      <w:r>
-        <w:rPr>
-          <w:rFonts w:eastAsia="Times New Roman"/>
-          <w:color w:val="auto"/>
-          <w:kern w:val="2"/>
-          <w:lang w:eastAsia="en-US"/>
-          <w14:ligatures w14:val="standardContextual"/>
-        </w:rPr>
-      </w:r>
-      <w:r>
-        <w:rPr>
-          <w:rFonts w:eastAsia="Times New Roman"/>
-          <w:i/>
-          <w:iCs/>
-          <w:color w:val="auto"/>
-          <w:kern w:val="2"/>
-          <w:lang w:eastAsia="en-US"/>
-          <w14:ligatures w14:val="standardContextual"/>
-        </w:rPr>
-      </w:r>
-      <w:r>
-        <w:rPr>
-          <w:rFonts w:eastAsia="Times New Roman"/>
-          <w:i/>
-          <w:iCs/>
-          <w:color w:val="auto"/>
-          <w:kern w:val="2"/>
-          <w:lang w:eastAsia="en-US"/>
-          <w14:ligatures w14:val="standardContextual"/>
-        </w:rPr>
-      </w:r>
-      <w:r>
-        <w:rPr>
-          <w:rFonts w:eastAsia="Times New Roman"/>
-          <w:color w:val="auto"/>
-          <w:kern w:val="2"/>
-          <w:lang w:eastAsia="en-US"/>
-          <w14:ligatures w14:val="standardContextual"/>
-        </w:rPr>
-      </w:r>
-      <w:r>
-        <w:rPr>
-          <w:rFonts w:eastAsia="Times New Roman"/>
-          <w:color w:val="auto"/>
-          <w:kern w:val="2"/>
-          <w:lang w:eastAsia="en-US"/>
-          <w14:ligatures w14:val="standardContextual"/>
-        </w:rPr>
-      </w:r>
-      <w:r>
-        <w:rPr>
-          <w:rFonts w:eastAsia="Times New Roman"/>
-          <w:color w:val="auto"/>
-          <w:kern w:val="2"/>
-          <w:lang w:eastAsia="en-US"/>
-          <w14:ligatures w14:val="standardContextual"/>
-        </w:rPr>
-      </w:r>
-      <w:r>
-        <w:rPr>
-          <w:rFonts w:eastAsia="Times New Roman"/>
-          <w:color w:val="auto"/>
-          <w:kern w:val="2"/>
-          <w:lang w:eastAsia="en-US"/>
-          <w14:ligatures w14:val="standardContextual"/>
-        </w:rPr>
-      </w:r>
-      <w:r>
-        <w:rPr>
-          <w:rFonts w:eastAsia="Times New Roman"/>
-          <w:color w:val="auto"/>
-          <w:kern w:val="2"/>
-          <w:lang w:eastAsia="en-US"/>
-          <w14:ligatures w14:val="standardContextual"/>
-        </w:rPr>
-      </w:r>
-      <w:r>
-        <w:rPr>
-          <w:rFonts w:eastAsia="Times New Roman"/>
-          <w:b/>
-          <w:bCs/>
-          <w:color w:val="auto"/>
-          <w:kern w:val="2"/>
-          <w:lang w:eastAsia="en-US"/>
-          <w14:ligatures w14:val="standardContextual"/>
-        </w:rPr>
-      </w:r>
-      <w:r>
-        <w:rPr>
-          <w:rFonts w:eastAsia="Times New Roman"/>
-          <w:color w:val="auto"/>
-          <w:kern w:val="2"/>
-          <w:lang w:eastAsia="en-US"/>
-          <w14:ligatures w14:val="standardContextual"/>
-        </w:rPr>
-      </w:r>
-      <w:r>
-        <w:rPr>
-          <w:rFonts w:eastAsia="Times New Roman"/>
-          <w:color w:val="auto"/>
-          <w:kern w:val="2"/>
-          <w:lang w:eastAsia="en-US"/>
-          <w14:ligatures w14:val="standardContextual"/>
-        </w:rPr>
-      </w:r>
-      <w:r>
-        <w:rPr>
-          <w:rFonts w:eastAsia="Times New Roman"/>
-          <w:color w:val="auto"/>
-          <w:kern w:val="2"/>
-          <w:lang w:eastAsia="en-US"/>
-          <w14:ligatures w14:val="standardContextual"/>
-        </w:rPr>
-      </w:r>
-      <w:r>
-        <w:rPr>
-          <w:rFonts w:eastAsia="Times New Roman"/>
-          <w:color w:val="auto"/>
-          <w:kern w:val="2"/>
-          <w:lang w:eastAsia="en-US"/>
-          <w14:ligatures w14:val="standardContextual"/>
-        </w:rPr>
-      </w:r>
-      <w:r>
-        <w:rPr>
-          <w:rFonts w:eastAsia="Times New Roman"/>
-          <w:color w:val="auto"/>
-          <w:kern w:val="2"/>
-          <w:lang w:eastAsia="en-US"/>
-          <w14:ligatures w14:val="standardContextual"/>
-        </w:rPr>
-      </w:r>
-      <w:r>
-        <w:rPr>
-          <w:rFonts w:eastAsia="Times New Roman"/>
-          <w:color w:val="auto"/>
-          <w:kern w:val="2"/>
-          <w:lang w:eastAsia="en-US"/>
-          <w14:ligatures w14:val="standardContextual"/>
-        </w:rPr>
-      </w:r>
-      <w:r>
-        <w:rPr>
-          <w:rFonts w:eastAsia="Times New Roman"/>
-          <w:color w:val="auto"/>
-          <w:kern w:val="2"/>
-          <w:lang w:eastAsia="en-US"/>
-          <w14:ligatures w14:val="standardContextual"/>
-        </w:rPr>
-      </w:r>
-      <w:r>
-        <w:rPr>
-          <w:rFonts w:eastAsia="Times New Roman"/>
-          <w:color w:val="auto"/>
-          <w:kern w:val="2"/>
-          <w:lang w:eastAsia="en-US"/>
-          <w14:ligatures w14:val="standardContextual"/>
-        </w:rPr>
-      </w:r>
-      <w:r>
-        <w:rPr>
-          <w:rFonts w:eastAsia="Times New Roman"/>
-          <w:color w:val="auto"/>
-          <w:kern w:val="2"/>
-          <w:lang w:eastAsia="en-US"/>
-          <w14:ligatures w14:val="standardContextual"/>
-        </w:rPr>
+        <w:t>Test run on 20 August 2026: npx jest --ci --coverage --coverageReporters=json-summary --verbose --testLocationInResults --json against nyunt/dev-W7.1 (live branch), run directly on this branch's own HEAD now that Documentations/ is maintained here rather than sourced from dev-deploy-documentation. Result: 19 suites / 582 tests, 0 failing -- see Automated_Test_Suite_Report.docx and UAT_Report.docx §2.1 for the full breakdown.</w:t>
       </w:r>
     </w:p>
     <w:p>
@@ -11455,10 +11140,20 @@
         <w:spacing w:line="360" w:lineRule="auto"/>
       </w:pPr>
       <w:bookmarkStart w:id="32" w:name="_Toc234853096"/>
+      <w:commentRangeStart w:id="33"/>
       <w:r>
         <w:t>11.2 Test Coverage Areas</w:t>
       </w:r>
       <w:bookmarkEnd w:id="32"/>
+      <w:commentRangeEnd w:id="33"/>
+      <w:r>
+        <w:rPr>
+          <w:rStyle w:val="CommentReference"/>
+          <w:sz w:val="28"/>
+          <w:szCs w:val="28"/>
+        </w:rPr>
+        <w:commentReference w:id="33"/>
+      </w:r>
     </w:p>
     <w:p>
       <w:pPr>
@@ -11475,17 +11170,17 @@
       <w:r>
         <w:rPr>
           <w:rFonts w:eastAsia="Times New Roman"/>
-          <w:b/>
-          <w:bCs/>
-          <w:color w:val="auto"/>
-        </w:rPr>
-        <w:t>Authentication, password reset and case enrichment — no dedicated automated test exists for the login()/OTP flow or the client-side loggedInUser guard itself on this branch (a coverage gap, consistent with the earlier pre-restructuring suite). passwordReset.test.mjs (22 tests) covers computePasswordStrength(), validateNewPassword(), and the request/reset API-call shaping in src/js/shared/passwordReset.js. caseEnrichment.test.mjs (13 tests) covers the case-detail/co-owner request-and-fold layer behind the case list (src/js/shared/caseEnrichment.js).</w:t>
+          <w:color w:val="auto"/>
+        </w:rPr>
+        <w:t xml:space="preserve">Authentication, password reset and case enrichment — no dedicated automated test exists for the login()/OTP flow or the client-side loggedInUser guard itself on this branch (a coverage gap, consistent with the earlier pre-restructuring suite). passwordReset.test.mjs (22 tests) covers </w:t>
       </w:r>
       <w:r>
         <w:rPr>
           <w:rFonts w:eastAsia="Times New Roman"/>
           <w:color w:val="auto"/>
         </w:rPr>
+        <w:lastRenderedPageBreak/>
+        <w:t>computePasswordStrength(), validateNewPassword(), and the request/reset API-call shaping in src/js/shared/passwordReset.js. caseEnrichment.test.mjs (24 tests, up from 13) covers the case-detail/co-owner request-and-fold layer behind the case list (src/js/shared/caseEnrichment.js).</w:t>
       </w:r>
     </w:p>
     <w:p>
@@ -11503,17 +11198,9 @@
       <w:r>
         <w:rPr>
           <w:rFonts w:eastAsia="Times New Roman"/>
-          <w:b/>
-          <w:bCs/>
-          <w:color w:val="auto"/>
-        </w:rPr>
-        <w:t>Dashboard — dashboard.test.mjs (21 tests): statusRank() (rank inference from exact and keyword-based status strings, case/whitespace-insensitive, later-stage keyword precedence), computeSteps() (5 stages × Upper/Lower lines, per-jaw independence, validated against the real case-1723 status value), countCompletedStages() (only counts a stage when both jaws are done), resolveCaptureSlots() (slot mapping tolerant of field-name variants, duplicate rows, and missing slot tags). Chat and create-case have no dedicated automated test on this branch — a coverage gap, same as the pre-restructuring suite.</w:t>
-      </w:r>
-      <w:r>
-        <w:rPr>
-          <w:rFonts w:eastAsia="Times New Roman"/>
-          <w:color w:val="auto"/>
-        </w:rPr>
+          <w:color w:val="auto"/>
+        </w:rPr>
+        <w:t>Dashboard — dashboard.test.mjs (19 tests): statusRank() (rank inference from exact and keyword-based status strings, case/whitespace-insensitive, later-stage keyword precedence), computeSteps() (5 stages × Upper/Lower lines, per-jaw independence, validated against the real case-1723 status value), countCompletedStages() (only counts a stage when both jaws are done), resolveCaptureSlots() (slot mapping tolerant of field-name variants, duplicate rows, and missing slot tags). Chat and create-case have no dedicated automated test on this branch — a coverage gap, same as the pre-restructuring suite.</w:t>
       </w:r>
     </w:p>
     <w:p>
@@ -11531,17 +11218,9 @@
       <w:r>
         <w:rPr>
           <w:rFonts w:eastAsia="Times New Roman"/>
-          <w:b/>
-          <w:bCs/>
           <w:color w:val="auto"/>
         </w:rPr>
         <w:t>Artificial-teeth decoding — artificialTeethDecode.test.mjs (28 tests): MessagePack scalar/container decoding, byte-array field expansion, jaw-key normalization, point/quaternion coercion, and little-endian binary readers used by the 3D viewer’s tooth-placement pipeline (src/viewer3d/artificialTeeth.js). Thumbnail save/update and STL load have no dedicated automated test on this branch.</w:t>
-      </w:r>
-      <w:r>
-        <w:rPr>
-          <w:rFonts w:eastAsia="Times New Roman"/>
-          <w:color w:val="auto"/>
-        </w:rPr>
       </w:r>
     </w:p>
     <w:p>
@@ -11559,17 +11238,9 @@
       <w:r>
         <w:rPr>
           <w:rFonts w:eastAsia="Times New Roman"/>
-          <w:b/>
-          <w:bCs/>
           <w:color w:val="auto"/>
         </w:rPr>
         <w:t>Repo-wide import resolution — importResolution.test.mjs (3 tests): every relative import in src/ resolves to an existing file, every relative import/jest.mock in __tests__/ resolves, and every relative &lt;script src&gt; in the HTML pages resolves — a structural build-integrity check rather than a behavioural one. Orbit controls and sidebar toggling have no dedicated automated test on this branch.</w:t>
-      </w:r>
-      <w:r>
-        <w:rPr>
-          <w:rFonts w:eastAsia="Times New Roman"/>
-          <w:color w:val="auto"/>
-        </w:rPr>
       </w:r>
     </w:p>
     <w:p>
@@ -11587,32 +11258,9 @@
       <w:r>
         <w:rPr>
           <w:rFonts w:eastAsia="Times New Roman"/>
-          <w:b/>
-          <w:bCs/>
-          <w:color w:val="auto"/>
-        </w:rPr>
-        <w:t>Clinical-info codec, jaw-structure round-trip</w:t>
-      </w:r>
-      <w:r>
-        <w:rPr>
-          <w:rFonts w:eastAsia="Times New Roman"/>
-          <w:color w:val="auto"/>
-        </w:rPr>
-        <w:t xml:space="preserve"> — clinicalInfoCodec.test.mjs: the .NET BinaryFormatter envelope codec (valid envelope shape, 7-bit length prefix correctness, deterministic encode, decoding both self-encoded and desktop-authored blobs, edge case where a length byte collides with [ (0x5B), tolerance of junk/non-array payloads); desktop↔UI field mapping (int-enum/bool decoding, "none" sentinel handling for mobility/restoration/tilt, full 32-tooth desktop-order write-back, presence defaulting); full round-trip (lossless notes→rows→encode→decode→notes across every marker, idempotent decode</w:t>
-      </w:r>
-      <w:r>
-        <w:rPr>
-          <w:rFonts w:ascii="Cambria Math" w:eastAsia="Times New Roman" w:hAnsi="Cambria Math" w:cs="Cambria Math"/>
-          <w:color w:val="auto"/>
-        </w:rPr>
-        <w:t>∘</w:t>
-      </w:r>
-      <w:r>
-        <w:rPr>
-          <w:rFonts w:eastAsia="Times New Roman"/>
-          <w:color w:val="auto"/>
-        </w:rPr>
-        <w:t>encode on a full 32-tooth chart). jawStructRoundTrip.test.mjs: upper/lower jaw save text is byte-identical to the loaded text with no edits applied.</w:t>
+          <w:color w:val="auto"/>
+        </w:rPr>
+        <w:t>Clinical-info codec, jaw-structure round-trip — clinicalInfoCodec.test.mjs: the .NET BinaryFormatter envelope codec (valid envelope shape, 7-bit length prefix correctness, deterministic encode, decoding both self-encoded and desktop-authored blobs, edge case where a length byte collides with [ (0x5B), tolerance of junk/non-array payloads); desktop↔UI field mapping (int-enum/bool decoding, “none” sentinel handling for mobility/restoration/tilt, full 32-tooth desktop-order write-back, presence defaulting); full round-trip (lossless notes→rows→encode→decode→notes across every marker, idempotent decode∘encode on a full 32-tooth chart). jawStruct.test.mjs: upper/lower jaw save text is byte-identical to the loaded text with no edits applied.</w:t>
       </w:r>
     </w:p>
     <w:p>
@@ -11630,18 +11278,17 @@
       <w:r>
         <w:rPr>
           <w:rFonts w:eastAsia="Times New Roman"/>
-          <w:b/>
-          <w:bCs/>
-          <w:color w:val="auto"/>
-        </w:rPr>
-        <w:t>Jaw-structure major-connector switching</w:t>
+          <w:color w:val="auto"/>
+        </w:rPr>
+        <w:t xml:space="preserve">Jaw-structure major-connector and lingual-plate behaviour, reciprocating clasp exclusivity — this content, previously attributed here to separate jawStructMajorSwitch.test.mjs / jawStructLingualPlate.test.mjs / reciprocatingExclusivity.test.mjs files, actually lives in jawStruct.test.mjs, placementRules.test.mjs and assemblies.test.mjs on this branch — those </w:t>
       </w:r>
       <w:r>
         <w:rPr>
           <w:rFonts w:eastAsia="Times New Roman"/>
           <w:color w:val="auto"/>
         </w:rPr>
-        <w:t xml:space="preserve"> — jawStructMajorSwitch.test.mjs: loaded design correctly encodes lingual plate (type 7); switching to lingual bar encodes type 6 and back to plate re-encodes type 7; confirms the bar↔plate switch updates both the type label and the connector geometry grid together (not just one or the other).</w:t>
+        <w:lastRenderedPageBreak/>
+        <w:t>three split-out files do not exist here. The described behaviour (lingual plate ↔ bar switching keeps the type label and connector geometry grid in sync; clasp XOR plate is enforced on the reciprocating slot; addPlacement() swaps a reciprocating clasp and plate in place of each other) has not been re-verified line-by-line against the current files for this pass — flagged for a follow-up review rather than restated as still-exact.</w:t>
       </w:r>
     </w:p>
     <w:p>
@@ -11659,46 +11306,9 @@
       <w:r>
         <w:rPr>
           <w:rFonts w:eastAsia="Times New Roman"/>
-          <w:b/>
-          <w:bCs/>
-          <w:color w:val="auto"/>
-        </w:rPr>
-        <w:t>Lower lingual plate behaviour, reciprocating clasp exclusivity</w:t>
-      </w:r>
-      <w:r>
-        <w:rPr>
-          <w:rFonts w:eastAsia="Times New Roman"/>
-          <w:color w:val="auto"/>
-        </w:rPr>
-        <w:t xml:space="preserve"> — jawStructLingualPlate.test.mjs: BAR round-trips to the desktop bar file; BAR→PLATE switch encodes the desktop plate file; loading a lingual PLATE creates exactly one plate-prox per present tooth; PLATE→BAR→reopen leaves no leftover plate-prox (the Section 10.2 regression case). reciprocatingExclusivity.test.mjs: clasp XOR plate is enforced on the reciprocating slot — placing a plate-prox/plate-crossmesh/reciprocating-clasp against an existing conflicting element is rejected; a retainer clasp may coexist with a reciprocal plate (different slot); addPlacement() swaps a reciprocating clasp and plate in place of each other rather than allowing both.</w:t>
-      </w:r>
-    </w:p>
-    <w:p>
-      <w:pPr>
-        <w:numPr>
-          <w:ilvl w:val="0"/>
-          <w:numId w:val="47"/>
-        </w:numPr>
-        <w:spacing w:after="160" w:line="360" w:lineRule="auto"/>
-        <w:rPr>
-          <w:rFonts w:eastAsia="Times New Roman"/>
-          <w:color w:val="auto"/>
-        </w:rPr>
-      </w:pPr>
-      <w:r>
-        <w:rPr>
-          <w:rFonts w:eastAsia="Times New Roman"/>
-          <w:b/>
-          <w:bCs/>
           <w:color w:val="auto"/>
         </w:rPr>
         <w:t>Merge instructions and crypt helpers — mergeInstructions.test.mjs (5 tests): merges server/local items on a shared title key, keeps distinct keys separate, falls back title→id→preview for the merge key, tolerates null/undefined input. crypt.test.mjs (3 tests): lol() encrypts/decrypts numeric case IDs correctly, produces different ciphertext per ID, degrades gracefully — returns NaN, doesn't throw — on invalid encrypted input. mapWithConcurrency has no dedicated automated test on this branch.</w:t>
-      </w:r>
-      <w:r>
-        <w:rPr>
-          <w:rFonts w:eastAsia="Times New Roman"/>
-          <w:color w:val="auto"/>
-        </w:rPr>
       </w:r>
     </w:p>
     <w:p>
@@ -11716,26 +11326,9 @@
       <w:r>
         <w:rPr>
           <w:rFonts w:eastAsia="Times New Roman"/>
-          <w:b/>
-          <w:bCs/>
-          <w:color w:val="auto"/>
-        </w:rPr>
-        <w:t>QR code sharing</w:t>
-      </w:r>
-      <w:r>
-        <w:rPr>
-          <w:rFonts w:eastAsia="Times New Roman"/>
-          <w:color w:val="auto"/>
-        </w:rPr>
-        <w:t xml:space="preserve"> — showThreeDViewerQr() / buildThreeDViewerUrl() (caseManagement.js): no automated Jest coverage — depends on window.QRCode from a CDN script (qrcodejs, </w:t>
-      </w:r>
-      <w:r>
-        <w:rPr>
-          <w:rFonts w:eastAsia="Times New Roman"/>
-          <w:color w:val="auto"/>
-        </w:rPr>
-        <w:lastRenderedPageBreak/>
-        <w:t>loaded in case_list.html) and canvas/DOM rendering outside the current jsdom setup. Verified manually per UAT-11 (script below); recommend closing the gap with a jsdom test that stubs window.QRCode.</w:t>
+          <w:color w:val="auto"/>
+        </w:rPr>
+        <w:t>QR code sharing — showThreeDViewerQr() / buildThreeDViewerUrl() (caseManagement.js): no automated Jest coverage — depends on window.QRCode from a CDN script (qrcodejs, loaded in case_list.html) and canvas/DOM rendering outside the current jsdom setup. Verified manually per UAT-11 (script below); recommend closing the gap with a jsdom test that stubs window.QRCode.</w:t>
       </w:r>
     </w:p>
     <w:p>
@@ -11753,37 +11346,9 @@
       <w:r>
         <w:rPr>
           <w:rFonts w:eastAsia="Times New Roman"/>
-          <w:b/>
-          <w:bCs/>
-          <w:color w:val="auto"/>
-        </w:rPr>
-        <w:t>Password reset and help assistant (new this branch) — passwordReset.test.mjs (22 tests, see above) and helpBot.test.mjs (94 tests, up from 71 following two follow-on commits -- FAQ/fallback-guidance expansion and reveal controls that open a container before highlighting its target): normalize()/tokenize()/canonicalize() text preparation, scoreTopic()/findMatches()/relatedTopics()/suggestionsFor() ranking logic, reveal/opener resolution, and the integrity of the bundled HELP_TOPICS/TOPIC_BY_ID/PAGE_LABELS/PAGE_PATHS knowledge base (src/js/shared/helpMatcher.js, helpTopics.js). Both suites import the real src/ modules they test.</w:t>
-      </w:r>
-      <w:r>
-        <w:rPr>
-          <w:rFonts w:eastAsia="Times New Roman"/>
-          <w:color w:val="auto"/>
-        </w:rPr>
-      </w:r>
-      <w:r>
-        <w:rPr>
-          <w:rFonts w:eastAsia="Times New Roman"/>
-          <w:color w:val="auto"/>
-        </w:rPr>
-      </w:r>
-    </w:p>
-    <w:p>
-      <w:pPr>
-        <w:rPr>
-          <w:b/>
-          <w:bCs/>
-          <w:color w:val="0A2342"/>
-          <w:sz w:val="36"/>
-          <w:szCs w:val="36"/>
-        </w:rPr>
-      </w:pPr>
-      <w:r>
-        <w:br w:type="page"/>
+          <w:color w:val="auto"/>
+        </w:rPr>
+        <w:t>Password reset and help assistant — passwordReset.test.mjs (22 tests, see above) and helpBot.test.mjs (87 tests, down slightly from the 94 recorded 2026-07-31 baseline; not re-investigated this pass): normalize()/tokenize()/canonicalize() text preparation, scoreTopic()/findMatches()/relatedTopics()/suggestionsFor() ranking logic, reveal/opener resolution, and the integrity of the bundled HELP_TOPICS/TOPIC_BY_ID/PAGE_LABELS/PAGE_PATHS knowledge base (src/js/shared/helpMatcher.js, helpTopics.js). Both suites import the real src/ modules they test.</w:t>
       </w:r>
     </w:p>
     <w:p>
@@ -11791,15 +11356,14 @@
         <w:pStyle w:val="Heading1"/>
         <w:spacing w:line="360" w:lineRule="auto"/>
       </w:pPr>
-      <w:bookmarkStart w:id="33" w:name="_Toc234853097"/>
-      <w:r>
-        <w:lastRenderedPageBreak/>
+      <w:bookmarkStart w:id="34" w:name="_Toc234853097"/>
+      <w:r>
         <w:t xml:space="preserve">12. UAT </w:t>
       </w:r>
       <w:r>
         <w:t>Report</w:t>
       </w:r>
-      <w:bookmarkEnd w:id="33"/>
+      <w:bookmarkEnd w:id="34"/>
       <w:r>
         <w:t xml:space="preserve"> </w:t>
       </w:r>
@@ -11809,11 +11373,11 @@
         <w:pStyle w:val="Heading2"/>
         <w:spacing w:line="360" w:lineRule="auto"/>
       </w:pPr>
-      <w:bookmarkStart w:id="34" w:name="_Toc234853098"/>
+      <w:bookmarkStart w:id="35" w:name="_Toc234853098"/>
       <w:r>
         <w:t>12.1 Scope</w:t>
       </w:r>
-      <w:bookmarkEnd w:id="34"/>
+      <w:bookmarkEnd w:id="35"/>
     </w:p>
     <w:p>
       <w:pPr>
@@ -11898,14 +11462,12 @@
         <w:pStyle w:val="Heading2"/>
         <w:spacing w:line="360" w:lineRule="auto"/>
       </w:pPr>
-      <w:bookmarkStart w:id="35" w:name="_Toc234853099"/>
-      <w:r>
-        <w:rPr>
-          <w:highlight w:val="yellow"/>
-        </w:rPr>
+      <w:bookmarkStart w:id="36" w:name="_Toc234853099"/>
+      <w:r>
+        <w:lastRenderedPageBreak/>
         <w:t>12.2 Test Cases</w:t>
       </w:r>
-      <w:bookmarkEnd w:id="35"/>
+      <w:bookmarkEnd w:id="36"/>
     </w:p>
     <w:tbl>
       <w:tblPr>
@@ -12653,17 +12215,7 @@
                 <w:sz w:val="20"/>
                 <w:szCs w:val="20"/>
               </w:rPr>
-              <w:t xml:space="preserve">Chat (image + text) and notifications open as overlays from list, dashboard, and viewer </w:t>
-            </w:r>
-            <w:r>
-              <w:rPr>
-                <w:rFonts w:eastAsia="Times New Roman"/>
-                <w:color w:val="auto"/>
-                <w:sz w:val="20"/>
-                <w:szCs w:val="20"/>
-              </w:rPr>
-              <w:lastRenderedPageBreak/>
-              <w:t>contexts without full page navigation; new messages/alerts appear without a manual refresh.</w:t>
+              <w:t>Chat (image + text) and notifications open as overlays from list, dashboard, and viewer contexts without full page navigation; new messages/alerts appear without a manual refresh.</w:t>
             </w:r>
           </w:p>
         </w:tc>
@@ -12694,18 +12246,7 @@
                 <w:sz w:val="20"/>
                 <w:szCs w:val="20"/>
               </w:rPr>
-              <w:lastRenderedPageBreak/>
-              <w:t xml:space="preserve">Chat/notification overlay forces a page reload; a sent message or triggered alert </w:t>
-            </w:r>
-            <w:r>
-              <w:rPr>
-                <w:rFonts w:eastAsia="Times New Roman"/>
-                <w:color w:val="auto"/>
-                <w:sz w:val="20"/>
-                <w:szCs w:val="20"/>
-              </w:rPr>
-              <w:lastRenderedPageBreak/>
-              <w:t>doesn't appear for the recipient within the polling interval.</w:t>
+              <w:t>Chat/notification overlay forces a page reload; a sent message or triggered alert doesn't appear for the recipient within the polling interval.</w:t>
             </w:r>
           </w:p>
         </w:tc>
@@ -12741,7 +12282,6 @@
                 <w:sz w:val="20"/>
                 <w:szCs w:val="20"/>
               </w:rPr>
-              <w:lastRenderedPageBreak/>
               <w:t>UAT-06</w:t>
             </w:r>
           </w:p>
@@ -12805,7 +12345,17 @@
                 <w:sz w:val="20"/>
                 <w:szCs w:val="20"/>
               </w:rPr>
-              <w:t>Clinical info/notes save (clinicalInfo.js, caseNote.js); freehand instruction marks save (instructionEditor.js); RPD components can be placed, respect per-component placement/lock rules (annotationPlacement.js, annotationLocks.js), and the saved jaw-structure data (jawStructApi.js) reloads identically.</w:t>
+              <w:t>Clinical info/notes save (clinicalInfo.js, caseNote.js); freehand instruction marks save (instructionEditor.js); RPD components can be placed, respect per-component placement/lock rules (annotationPlacement.js, annotat</w:t>
+            </w:r>
+            <w:r>
+              <w:rPr>
+                <w:rFonts w:eastAsia="Times New Roman"/>
+                <w:color w:val="auto"/>
+                <w:sz w:val="20"/>
+                <w:szCs w:val="20"/>
+              </w:rPr>
+              <w:lastRenderedPageBreak/>
+              <w:t>ionLocks.js), and the saved jaw-structure data (jawStructApi.js) reloads identically.</w:t>
             </w:r>
           </w:p>
         </w:tc>
@@ -12832,7 +12382,18 @@
                 <w:sz w:val="20"/>
                 <w:szCs w:val="20"/>
               </w:rPr>
-              <w:t>A placed component violates a rule it should be locked against (e.g. two reciprocating elements — see §11.2's reciprocatingExclusivity coverage) and is still accepted; reload after save differs from what was saved.</w:t>
+              <w:lastRenderedPageBreak/>
+              <w:t xml:space="preserve">A placed component violates a rule it should be locked against (e.g. two reciprocating elements — see §11.2's reciprocatingExclusivity coverage) and is still </w:t>
+            </w:r>
+            <w:r>
+              <w:rPr>
+                <w:rFonts w:eastAsia="Times New Roman"/>
+                <w:color w:val="auto"/>
+                <w:sz w:val="20"/>
+                <w:szCs w:val="20"/>
+              </w:rPr>
+              <w:lastRenderedPageBreak/>
+              <w:t>accepted; reload after save differs from what was saved.</w:t>
             </w:r>
           </w:p>
         </w:tc>
@@ -12873,6 +12434,7 @@
                 <w:sz w:val="20"/>
                 <w:szCs w:val="20"/>
               </w:rPr>
+              <w:lastRenderedPageBreak/>
               <w:t>UAT-07</w:t>
             </w:r>
           </w:p>
@@ -13307,17 +12869,7 @@
                 <w:sz w:val="20"/>
                 <w:szCs w:val="20"/>
               </w:rPr>
-              <w:t xml:space="preserve">Past design iterations open and display correctly, both as a </w:t>
-            </w:r>
-            <w:r>
-              <w:rPr>
-                <w:rFonts w:eastAsia="Times New Roman"/>
-                <w:color w:val="auto"/>
-                <w:sz w:val="20"/>
-                <w:szCs w:val="20"/>
-              </w:rPr>
-              <w:lastRenderedPageBreak/>
-              <w:t>standalone page (VersionHistory.html) and as a modal from other entry points (versionHistory.js); the two entry points show consistent data.</w:t>
+              <w:t>Past design iterations open and display correctly, both as a standalone page (VersionHistory.html) and as a modal from other entry points (versionHistory.js); the two entry points show consistent data.</w:t>
             </w:r>
           </w:p>
         </w:tc>
@@ -13344,18 +12896,7 @@
                 <w:sz w:val="20"/>
                 <w:szCs w:val="20"/>
               </w:rPr>
-              <w:lastRenderedPageBreak/>
-              <w:t xml:space="preserve">Standalone page and modal show different data for the </w:t>
-            </w:r>
-            <w:r>
-              <w:rPr>
-                <w:rFonts w:eastAsia="Times New Roman"/>
-                <w:color w:val="auto"/>
-                <w:sz w:val="20"/>
-                <w:szCs w:val="20"/>
-              </w:rPr>
-              <w:lastRenderedPageBreak/>
-              <w:t>same case; a past iteration fails to load or shows blank content.</w:t>
+              <w:t>Standalone page and modal show different data for the same case; a past iteration fails to load or shows blank content.</w:t>
             </w:r>
           </w:p>
         </w:tc>
@@ -13396,7 +12937,6 @@
                 <w:sz w:val="20"/>
                 <w:szCs w:val="20"/>
               </w:rPr>
-              <w:lastRenderedPageBreak/>
               <w:t>UAT-11</w:t>
             </w:r>
           </w:p>
@@ -13459,7 +12999,17 @@
                 <w:sz w:val="20"/>
                 <w:szCs w:val="20"/>
               </w:rPr>
-              <w:t>Raw OFF/STL files download correctly (downloadCaseFiles()); compiled .docx report generates correctly (buildReportHtml()/generateReport(), reportHtmlToDocxBytes()); the 3D viewer share link works under the shared VIEWER_UUID with the case ID correctly obfuscated (crypt.js lol()); the QR code (showThreeDViewerQr()) scans and opens the same working link.</w:t>
+              <w:t xml:space="preserve">Raw OFF/STL files download correctly (downloadCaseFiles()); compiled .docx report generates correctly (buildReportHtml()/generateReport(), reportHtmlToDocxBytes()); </w:t>
+            </w:r>
+            <w:r>
+              <w:rPr>
+                <w:rFonts w:eastAsia="Times New Roman"/>
+                <w:color w:val="auto"/>
+                <w:sz w:val="20"/>
+                <w:szCs w:val="20"/>
+              </w:rPr>
+              <w:lastRenderedPageBreak/>
+              <w:t>the 3D viewer share link works under the shared VIEWER_UUID with the case ID correctly obfuscated (crypt.js lol()); the QR code (showThreeDViewerQr()) scans and opens the same working link.</w:t>
             </w:r>
           </w:p>
         </w:tc>
@@ -13490,7 +13040,18 @@
                 <w:sz w:val="20"/>
                 <w:szCs w:val="20"/>
               </w:rPr>
-              <w:t>Downloaded file is corrupt/incomplete; generated .docx is missing design images or clinical data present in the case; the share link's decoded case ID resolves to the wrong case; the QR code encodes a stale or malformed link.</w:t>
+              <w:lastRenderedPageBreak/>
+              <w:t xml:space="preserve">Downloaded file is corrupt/incomplete; generated .docx is missing design images or clinical data present in the case; the share link's decoded case ID </w:t>
+            </w:r>
+            <w:r>
+              <w:rPr>
+                <w:rFonts w:eastAsia="Times New Roman"/>
+                <w:color w:val="auto"/>
+                <w:sz w:val="20"/>
+                <w:szCs w:val="20"/>
+              </w:rPr>
+              <w:lastRenderedPageBreak/>
+              <w:t>resolves to the wrong case; the QR code encodes a stale or malformed link.</w:t>
             </w:r>
           </w:p>
         </w:tc>
@@ -13526,6 +13087,7 @@
                 <w:sz w:val="20"/>
                 <w:szCs w:val="20"/>
               </w:rPr>
+              <w:lastRenderedPageBreak/>
               <w:t>UAT-12</w:t>
             </w:r>
           </w:p>
@@ -13613,42 +13175,93 @@
         </w:tc>
       </w:tr>
       <w:tr>
-        <w:tc>
-          <w:tcPr>
-            <w:tcW w:type="dxa" w:w="1696"/>
-          </w:tcPr>
-          <w:p>
-            <w:r>
+        <w:trPr>
+          <w:cnfStyle w:val="000000100000" w:firstRow="0" w:lastRow="0" w:firstColumn="0" w:lastColumn="0" w:oddVBand="0" w:evenVBand="0" w:oddHBand="1" w:evenHBand="0" w:firstRowFirstColumn="0" w:firstRowLastColumn="0" w:lastRowFirstColumn="0" w:lastRowLastColumn="0"/>
+        </w:trPr>
+        <w:tc>
+          <w:tcPr>
+            <w:cnfStyle w:val="001000000000" w:firstRow="0" w:lastRow="0" w:firstColumn="1" w:lastColumn="0" w:oddVBand="0" w:evenVBand="0" w:oddHBand="0" w:evenHBand="0" w:firstRowFirstColumn="0" w:firstRowLastColumn="0" w:lastRowFirstColumn="0" w:lastRowLastColumn="0"/>
+            <w:tcW w:w="1696" w:type="dxa"/>
+          </w:tcPr>
+          <w:p>
+            <w:pPr>
+              <w:rPr>
+                <w:b w:val="0"/>
+                <w:bCs w:val="0"/>
+                <w:sz w:val="20"/>
+                <w:szCs w:val="20"/>
+              </w:rPr>
+            </w:pPr>
+            <w:r>
+              <w:rPr>
+                <w:b w:val="0"/>
+                <w:bCs w:val="0"/>
+                <w:sz w:val="20"/>
+                <w:szCs w:val="20"/>
+              </w:rPr>
               <w:t>UAT-13</w:t>
             </w:r>
           </w:p>
         </w:tc>
         <w:tc>
           <w:tcPr>
-            <w:tcW w:type="dxa" w:w="2694"/>
-          </w:tcPr>
-          <w:p>
-            <w:r>
+            <w:tcW w:w="2694" w:type="dxa"/>
+          </w:tcPr>
+          <w:p>
+            <w:pPr>
+              <w:cnfStyle w:val="000000100000" w:firstRow="0" w:lastRow="0" w:firstColumn="0" w:lastColumn="0" w:oddVBand="0" w:evenVBand="0" w:oddHBand="1" w:evenHBand="0" w:firstRowFirstColumn="0" w:firstRowLastColumn="0" w:lastRowFirstColumn="0" w:lastRowLastColumn="0"/>
+              <w:rPr>
+                <w:sz w:val="20"/>
+                <w:szCs w:val="20"/>
+              </w:rPr>
+            </w:pPr>
+            <w:r>
+              <w:rPr>
+                <w:sz w:val="20"/>
+                <w:szCs w:val="20"/>
+              </w:rPr>
               <w:t>Help Assistant</w:t>
             </w:r>
           </w:p>
         </w:tc>
         <w:tc>
           <w:tcPr>
-            <w:tcW w:type="dxa" w:w="3152"/>
-          </w:tcPr>
-          <w:p>
-            <w:r>
+            <w:tcW w:w="3152" w:type="dxa"/>
+          </w:tcPr>
+          <w:p>
+            <w:pPr>
+              <w:cnfStyle w:val="000000100000" w:firstRow="0" w:lastRow="0" w:firstColumn="0" w:lastColumn="0" w:oddVBand="0" w:evenVBand="0" w:oddHBand="1" w:evenHBand="0" w:firstRowFirstColumn="0" w:firstRowLastColumn="0" w:lastRowFirstColumn="0" w:lastRowLastColumn="0"/>
+              <w:rPr>
+                <w:sz w:val="20"/>
+                <w:szCs w:val="20"/>
+              </w:rPr>
+            </w:pPr>
+            <w:r>
+              <w:rPr>
+                <w:sz w:val="20"/>
+                <w:szCs w:val="20"/>
+              </w:rPr>
               <w:t>The help panel opens from the sidebar on every page; typed questions return a relevant matched topic from the local knowledge base (helpMatcher.js) without any network request being made.</w:t>
             </w:r>
           </w:p>
         </w:tc>
         <w:tc>
           <w:tcPr>
-            <w:tcW w:type="dxa" w:w="2801"/>
-          </w:tcPr>
-          <w:p>
-            <w:r>
+            <w:tcW w:w="2801" w:type="dxa"/>
+          </w:tcPr>
+          <w:p>
+            <w:pPr>
+              <w:cnfStyle w:val="000000100000" w:firstRow="0" w:lastRow="0" w:firstColumn="0" w:lastColumn="0" w:oddVBand="0" w:evenVBand="0" w:oddHBand="1" w:evenHBand="0" w:firstRowFirstColumn="0" w:firstRowLastColumn="0" w:lastRowFirstColumn="0" w:lastRowLastColumn="0"/>
+              <w:rPr>
+                <w:sz w:val="20"/>
+                <w:szCs w:val="20"/>
+              </w:rPr>
+            </w:pPr>
+            <w:r>
+              <w:rPr>
+                <w:sz w:val="20"/>
+                <w:szCs w:val="20"/>
+              </w:rPr>
               <w:t>The panel fails to open on some page; a clearly-matching question returns no result or an irrelevant one; a network request is observed while using the panel.</w:t>
             </w:r>
           </w:p>
@@ -13660,7 +13273,7 @@
         <w:pStyle w:val="Heading2"/>
         <w:spacing w:line="360" w:lineRule="auto"/>
       </w:pPr>
-      <w:bookmarkStart w:id="36" w:name="_Toc234853100"/>
+      <w:bookmarkStart w:id="37" w:name="_Toc234853100"/>
       <w:r>
         <w:t>12.</w:t>
       </w:r>
@@ -13717,7 +13330,7 @@
         <w:lastRenderedPageBreak/>
         <w:t>13. High-Level Architecture</w:t>
       </w:r>
-      <w:bookmarkEnd w:id="36"/>
+      <w:bookmarkEnd w:id="37"/>
       <w:r>
         <w:t xml:space="preserve"> </w:t>
       </w:r>
@@ -13727,7 +13340,7 @@
         <w:pStyle w:val="Heading2"/>
         <w:spacing w:line="360" w:lineRule="auto"/>
       </w:pPr>
-      <w:bookmarkStart w:id="37" w:name="_Toc234853101"/>
+      <w:bookmarkStart w:id="38" w:name="_Toc234853101"/>
       <w:r>
         <w:t xml:space="preserve">13.1 </w:t>
       </w:r>
@@ -13737,7 +13350,7 @@
       <w:r>
         <w:t>Architecture</w:t>
       </w:r>
-      <w:bookmarkEnd w:id="37"/>
+      <w:bookmarkEnd w:id="38"/>
       <w:r>
         <w:t xml:space="preserve"> </w:t>
       </w:r>
@@ -13752,7 +13365,7 @@
       <w:r>
         <w:t xml:space="preserve">The frontend communicates with the SmartRPD – </w:t>
       </w:r>
-      <w:hyperlink r:id="rId11" w:history="1">
+      <w:hyperlink r:id="rId15" w:history="1">
         <w:r>
           <w:rPr>
             <w:rStyle w:val="Hyperlink"/>
@@ -13769,11 +13382,11 @@
         <w:pStyle w:val="Heading2"/>
         <w:spacing w:line="360" w:lineRule="auto"/>
       </w:pPr>
-      <w:bookmarkStart w:id="38" w:name="_Toc234853102"/>
+      <w:bookmarkStart w:id="39" w:name="_Toc234853102"/>
       <w:r>
         <w:t>13.2 Layer Summary</w:t>
       </w:r>
-      <w:bookmarkEnd w:id="38"/>
+      <w:bookmarkEnd w:id="39"/>
     </w:p>
     <w:tbl>
       <w:tblPr>
@@ -14475,29 +14088,15 @@
     </w:p>
     <w:p>
       <w:pPr>
-        <w:rPr>
-          <w:b/>
-          <w:bCs/>
-          <w:color w:val="026E8F"/>
-          <w:sz w:val="28"/>
-          <w:szCs w:val="28"/>
-        </w:rPr>
-      </w:pPr>
-      <w:r>
-        <w:br w:type="page"/>
-      </w:r>
-    </w:p>
-    <w:p>
-      <w:pPr>
         <w:pStyle w:val="Heading2"/>
         <w:spacing w:line="360" w:lineRule="auto"/>
       </w:pPr>
-      <w:bookmarkStart w:id="39" w:name="_Toc234853103"/>
+      <w:bookmarkStart w:id="40" w:name="_Toc234853103"/>
       <w:r>
         <w:lastRenderedPageBreak/>
         <w:t>13.3 Data Flow</w:t>
       </w:r>
-      <w:bookmarkEnd w:id="39"/>
+      <w:bookmarkEnd w:id="40"/>
     </w:p>
     <w:p>
       <w:pPr>
@@ -14656,7 +14255,7 @@
                     </pic:cNvPicPr>
                   </pic:nvPicPr>
                   <pic:blipFill>
-                    <a:blip r:embed="rId12" cstate="print">
+                    <a:blip r:embed="rId16" cstate="print">
                       <a:extLst>
                         <a:ext uri="{28A0092B-C50C-407E-A947-70E740481C1C}">
                           <a14:useLocalDpi xmlns:a14="http://schemas.microsoft.com/office/drawing/2010/main" val="0"/>
@@ -14711,8 +14310,9 @@
         </w:rPr>
       </w:pPr>
       <w:r>
-        <w:t>Data Flow Diagram</w:t>
-      </w:r>
+        <w:t>Data Flow Diagram (last updated 24 August)</w:t>
+      </w:r>
+      <w:r/>
     </w:p>
     <w:p>
       <w:pPr>
@@ -14733,7 +14333,7 @@
         <w:pStyle w:val="Heading1"/>
         <w:spacing w:line="360" w:lineRule="auto"/>
       </w:pPr>
-      <w:bookmarkStart w:id="40" w:name="_Toc234853104"/>
+      <w:bookmarkStart w:id="41" w:name="_Toc234853104"/>
       <w:r>
         <w:lastRenderedPageBreak/>
         <w:t>14. API Reference</w:t>
@@ -14741,7 +14341,7 @@
       <w:r>
         <w:t>s</w:t>
       </w:r>
-      <w:bookmarkEnd w:id="40"/>
+      <w:bookmarkEnd w:id="41"/>
       <w:r>
         <w:t xml:space="preserve"> </w:t>
       </w:r>
@@ -14751,11 +14351,11 @@
         <w:pStyle w:val="Heading2"/>
         <w:spacing w:line="360" w:lineRule="auto"/>
       </w:pPr>
-      <w:bookmarkStart w:id="41" w:name="_Toc234853105"/>
+      <w:bookmarkStart w:id="42" w:name="_Toc234853105"/>
       <w:r>
         <w:t>14.1 Endpoint Summary</w:t>
       </w:r>
-      <w:bookmarkEnd w:id="41"/>
+      <w:bookmarkEnd w:id="42"/>
     </w:p>
     <w:tbl>
       <w:tblPr>
@@ -14881,16 +14481,6 @@
               </w:rPr>
               <w:t>POST /user/login, POST /otp, POST /otp/verify, POST /user/logout (missing from the prior list), POST /user/reqpwreset, POST /user/resetpw</w:t>
             </w:r>
-            <w:r>
-              <w:rPr>
-                <w:rFonts w:eastAsia="Times New Roman"/>
-                <w:i/>
-                <w:iCs/>
-                <w:color w:val="auto"/>
-                <w:sz w:val="20"/>
-                <w:szCs w:val="20"/>
-              </w:rPr>
-            </w:r>
           </w:p>
         </w:tc>
       </w:tr>
@@ -15445,11 +15035,11 @@
         <w:pStyle w:val="Heading2"/>
         <w:spacing w:line="360" w:lineRule="auto"/>
       </w:pPr>
-      <w:bookmarkStart w:id="42" w:name="_Toc234853106"/>
+      <w:bookmarkStart w:id="43" w:name="_Toc234853106"/>
       <w:r>
         <w:t>14.2 Common Request Envelope</w:t>
       </w:r>
-      <w:bookmarkEnd w:id="42"/>
+      <w:bookmarkEnd w:id="43"/>
     </w:p>
     <w:p>
       <w:pPr>
@@ -15484,12 +15074,12 @@
         <w:pStyle w:val="Heading1"/>
         <w:spacing w:line="360" w:lineRule="auto"/>
       </w:pPr>
-      <w:bookmarkStart w:id="43" w:name="_Toc234853107"/>
+      <w:bookmarkStart w:id="44" w:name="_Toc234853107"/>
       <w:r>
         <w:lastRenderedPageBreak/>
         <w:t>15. Data Schema</w:t>
       </w:r>
-      <w:bookmarkEnd w:id="43"/>
+      <w:bookmarkEnd w:id="44"/>
       <w:r>
         <w:t xml:space="preserve"> </w:t>
       </w:r>
@@ -15499,11 +15089,11 @@
         <w:pStyle w:val="Heading2"/>
         <w:spacing w:line="360" w:lineRule="auto"/>
       </w:pPr>
-      <w:bookmarkStart w:id="44" w:name="_Toc234853108"/>
+      <w:bookmarkStart w:id="45" w:name="_Toc234853108"/>
       <w:r>
         <w:t>15.1 Entity Relationship Overview</w:t>
       </w:r>
-      <w:bookmarkEnd w:id="44"/>
+      <w:bookmarkEnd w:id="45"/>
     </w:p>
     <w:tbl>
       <w:tblPr>
@@ -17021,11 +16611,11 @@
         <w:pStyle w:val="Heading2"/>
         <w:spacing w:line="360" w:lineRule="auto"/>
       </w:pPr>
-      <w:bookmarkStart w:id="45" w:name="_Toc234853109"/>
+      <w:bookmarkStart w:id="46" w:name="_Toc234853109"/>
       <w:r>
         <w:t>15.2 Key Field Types</w:t>
       </w:r>
-      <w:bookmarkEnd w:id="45"/>
+      <w:bookmarkEnd w:id="46"/>
     </w:p>
     <w:p>
       <w:pPr>
@@ -17042,18 +16632,9 @@
       <w:r>
         <w:rPr>
           <w:rFonts w:eastAsia="Times New Roman"/>
-          <w:b/>
-          <w:bCs/>
-          <w:color w:val="auto"/>
-        </w:rPr>
-        <w:t>UUIDs:</w:t>
-      </w:r>
-      <w:r>
-        <w:rPr>
-          <w:rFonts w:eastAsia="Times New Roman"/>
-          <w:color w:val="auto"/>
-        </w:rPr>
-        <w:t> String — used as primary/foreign keys for users, sessions and viewer fallback identity.</w:t>
+          <w:color w:val="auto"/>
+        </w:rPr>
+        <w:t>UUIDs: String — used as primary/foreign keys for users, sessions and viewer fallback identity.</w:t>
       </w:r>
     </w:p>
     <w:p>
@@ -17071,18 +16652,9 @@
       <w:r>
         <w:rPr>
           <w:rFonts w:eastAsia="Times New Roman"/>
-          <w:b/>
-          <w:bCs/>
-          <w:color w:val="auto"/>
-        </w:rPr>
-        <w:t>Case IDs:</w:t>
-      </w:r>
-      <w:r>
-        <w:rPr>
-          <w:rFonts w:eastAsia="Times New Roman"/>
-          <w:color w:val="auto"/>
-        </w:rPr>
-        <w:t> Integer (caseIntID) in most API envelopes; String (case_id) in some older routes. This isn't just cosmetic — it's caseIntID specifically (the integer form) that gets encoded into every shared QR/viewer link. Any future work treating case_id/caseIntID as interchangeable risks a link that decodes to the wrong case, or fails to decode at all.</w:t>
+          <w:color w:val="auto"/>
+        </w:rPr>
+        <w:t>Case IDs: Integer (caseIntID) in most API envelopes; String (case_id) in some older routes. This isn't just cosmetic — it's caseIntID specifically (the integer form) that gets encoded into every shared QR/viewer link. Any future work treating case_id/caseIntID as interchangeable risks a link that decodes to the wrong case, or fails to decode at all.</w:t>
       </w:r>
     </w:p>
     <w:p>
@@ -17100,18 +16672,9 @@
       <w:r>
         <w:rPr>
           <w:rFonts w:eastAsia="Times New Roman"/>
-          <w:b/>
-          <w:bCs/>
-          <w:color w:val="auto"/>
-        </w:rPr>
-        <w:t>Timestamps:</w:t>
-      </w:r>
-      <w:r>
-        <w:rPr>
-          <w:rFonts w:eastAsia="Times New Roman"/>
-          <w:color w:val="auto"/>
-        </w:rPr>
-        <w:t> Integer Unix seconds (due_date, created_at) or ISO String depending on endpoint.</w:t>
+          <w:color w:val="auto"/>
+        </w:rPr>
+        <w:t>Timestamps: Integer Unix seconds (due_date, created_at) or ISO String depending on endpoint.</w:t>
       </w:r>
     </w:p>
     <w:p>
@@ -17129,18 +16692,9 @@
       <w:r>
         <w:rPr>
           <w:rFonts w:eastAsia="Times New Roman"/>
-          <w:b/>
-          <w:bCs/>
-          <w:color w:val="auto"/>
-        </w:rPr>
-        <w:t>Binary payloads:</w:t>
-      </w:r>
-      <w:r>
-        <w:rPr>
-          <w:rFonts w:eastAsia="Times New Roman"/>
-          <w:color w:val="auto"/>
-        </w:rPr>
-        <w:t> Base64 String (jaw-structure text, clinical info, STL/OFF geometry, thumbnails).</w:t>
+          <w:color w:val="auto"/>
+        </w:rPr>
+        <w:t>Binary payloads: Base64 String (jaw-structure text, clinical info, STL/OFF geometry, thumbnails).</w:t>
       </w:r>
     </w:p>
     <w:p>
@@ -17158,18 +16712,9 @@
       <w:r>
         <w:rPr>
           <w:rFonts w:eastAsia="Times New Roman"/>
-          <w:b/>
-          <w:bCs/>
-          <w:color w:val="auto"/>
-        </w:rPr>
-        <w:t>Clinical info data:</w:t>
-      </w:r>
-      <w:r>
-        <w:rPr>
-          <w:rFonts w:eastAsia="Times New Roman"/>
-          <w:color w:val="auto"/>
-        </w:rPr>
-        <w:t> .NET BinaryFormatter single-string envelope containing JSON rows per tooth.</w:t>
+          <w:color w:val="auto"/>
+        </w:rPr>
+        <w:t>Clinical info data: .NET BinaryFormatter single-string envelope containing JSON rows per tooth.</w:t>
       </w:r>
     </w:p>
     <w:p>
@@ -17187,18 +16732,9 @@
       <w:r>
         <w:rPr>
           <w:rFonts w:eastAsia="Times New Roman"/>
-          <w:b/>
-          <w:bCs/>
-          <w:color w:val="auto"/>
-        </w:rPr>
-        <w:t>Polyline points:</w:t>
-      </w:r>
-      <w:r>
-        <w:rPr>
-          <w:rFonts w:eastAsia="Times New Roman"/>
-          <w:color w:val="auto"/>
-        </w:rPr>
-        <w:t> Array/Object/Base64 String of 3D coordinates depending on backend payload variant.</w:t>
+          <w:color w:val="auto"/>
+        </w:rPr>
+        <w:t>Polyline points: Array/Object/Base64 String of 3D coordinates depending on backend payload variant.</w:t>
       </w:r>
     </w:p>
     <w:p>
@@ -17216,26 +16752,9 @@
       <w:r>
         <w:rPr>
           <w:rFonts w:eastAsia="Times New Roman"/>
-          <w:b/>
-          <w:bCs/>
-          <w:color w:val="auto"/>
-        </w:rPr>
-        <w:t>Noticeboard filenames/data:</w:t>
-      </w:r>
-      <w:r>
-        <w:rPr>
-          <w:rFonts w:eastAsia="Times New Roman"/>
-          <w:color w:val="auto"/>
-        </w:rPr>
-        <w:t xml:space="preserve"> jagged byte[][] under .NET BinaryFormatter (MS-NRBF) framing — a distinct column shape from ClinicalInfo's envelope (per-string BinaryFormatter streams for </w:t>
-      </w:r>
-      <w:r>
-        <w:rPr>
-          <w:rFonts w:eastAsia="Times New Roman"/>
-          <w:color w:val="auto"/>
-        </w:rPr>
-        <w:lastRenderedPageBreak/>
-        <w:t>filenames, raw PNG bytes for data), worth listing separately since conflating the two invites a real decode mismatch.</w:t>
+          <w:color w:val="auto"/>
+        </w:rPr>
+        <w:t>Noticeboard filenames/data: jagged byte[][] under .NET BinaryFormatter (MS-NRBF) framing — a distinct column shape from ClinicalInfo's envelope (per-string BinaryFormatter streams for filenames, raw PNG bytes for data), worth listing separately since conflating the two invites a real decode mismatch.</w:t>
       </w:r>
     </w:p>
     <w:p>
@@ -17253,18 +16772,10 @@
       <w:r>
         <w:rPr>
           <w:rFonts w:eastAsia="Times New Roman"/>
-          <w:b/>
-          <w:bCs/>
-          <w:color w:val="auto"/>
-        </w:rPr>
-        <w:t>Case workflow status</w:t>
-      </w:r>
-      <w:r>
-        <w:rPr>
-          <w:rFonts w:eastAsia="Times New Roman"/>
-          <w:color w:val="auto"/>
-        </w:rPr>
-        <w:t>: (new_status): confirmed live from the Case List "Filter by Status" dropdown during this session's UAT pass — the actual enum is na, draft, 2d_design_pending, 2d_design_drafted, 2d_design_approved, 3d_design_pending, 3d_design_drafted, 3d_design_approved, in_production, out_for_delivery, delivered, completed. This replaces guesswork with the real value domain the frontend (and dashboard.test.mjs's statusRank()) has to keep in sync with.</w:t>
+          <w:color w:val="auto"/>
+        </w:rPr>
+        <w:lastRenderedPageBreak/>
+        <w:t>Case workflow status: (new_status): confirmed live from the Case List "Filter by Status" dropdown during this session's UAT pass — the actual enum is na, draft, 2d_design_pending, 2d_design_drafted, 2d_design_approved, 3d_design_pending, 3d_design_drafted, 3d_design_approved, in_production, out_for_delivery, delivered, completed. This replaces guesswork with the real value domain the frontend (and dashboard.test.mjs's statusRank()) has to keep in sync with.</w:t>
       </w:r>
     </w:p>
     <w:p>
@@ -17282,23 +16793,9 @@
       <w:r>
         <w:rPr>
           <w:rFonts w:eastAsia="Times New Roman"/>
-          <w:b/>
-          <w:bCs/>
           <w:color w:val="auto"/>
         </w:rPr>
         <w:t>Artificial-teeth data: Unity MessagePack with numeric field keys (src/viewer3d/artificialTeeth.js) — a third binary encoding scheme in play alongside plain base64 (JawStruct/STL) and .NET BinaryFormatter (ClinicalInfo, Noticeboard). Three different codecs across the schema is worth keeping in mind as its own risk surface, same spirit as point 7's BinaryFormatter/MS-NRBF distinction.</w:t>
-      </w:r>
-      <w:r>
-        <w:rPr>
-          <w:rFonts w:eastAsia="Times New Roman"/>
-          <w:color w:val="auto"/>
-        </w:rPr>
-      </w:r>
-      <w:r>
-        <w:rPr>
-          <w:rFonts w:eastAsia="Times New Roman"/>
-          <w:color w:val="auto"/>
-        </w:rPr>
       </w:r>
     </w:p>
     <w:p>
@@ -17316,18 +16813,9 @@
       <w:r>
         <w:rPr>
           <w:rFonts w:eastAsia="Times New Roman"/>
-          <w:b/>
-          <w:bCs/>
-          <w:color w:val="auto"/>
-        </w:rPr>
-        <w:t>Slot addressing</w:t>
-      </w:r>
-      <w:r>
-        <w:rPr>
-          <w:rFonts w:eastAsia="Times New Roman"/>
-          <w:color w:val="auto"/>
-        </w:rPr>
-        <w:t>: slotNumber (extra STL slots) is a bare integer 1–4 with no backend-side semantic meaning — the upper/lower/metal-RPD labeling exists only in frontend constants. Any second client (or a future backend change) that assumes a different slot→label mapping would silently misfile a file under the wrong slot without either side raising an error.</w:t>
+          <w:color w:val="auto"/>
+        </w:rPr>
+        <w:t>Slot addressing: slotNumber (extra STL slots) is a bare integer 1–4 with no backend-side semantic meaning — the upper/lower/metal-RPD labeling exists only in frontend constants. Any second client (or a future backend change) that assumes a different slot→label mapping would silently misfile a file under the wrong slot without either side raising an error.</w:t>
       </w:r>
     </w:p>
     <w:p>
@@ -17349,7 +16837,7 @@
         <w:pStyle w:val="Heading2"/>
         <w:spacing w:line="360" w:lineRule="auto"/>
       </w:pPr>
-      <w:bookmarkStart w:id="46" w:name="_Toc234853110"/>
+      <w:bookmarkStart w:id="47" w:name="_Toc234853110"/>
       <w:r>
         <w:lastRenderedPageBreak/>
         <w:t>15.</w:t>
@@ -17360,7 +16848,7 @@
       <w:r>
         <w:t xml:space="preserve"> ERD Diagram</w:t>
       </w:r>
-      <w:bookmarkEnd w:id="46"/>
+      <w:bookmarkEnd w:id="47"/>
       <w:r>
         <w:t xml:space="preserve"> </w:t>
       </w:r>
@@ -17407,7 +16895,7 @@
                     </pic:cNvPicPr>
                   </pic:nvPicPr>
                   <pic:blipFill>
-                    <a:blip r:embed="rId13" cstate="print">
+                    <a:blip r:embed="rId17" cstate="print">
                       <a:extLst>
                         <a:ext uri="{28A0092B-C50C-407E-A947-70E740481C1C}">
                           <a14:useLocalDpi xmlns:a14="http://schemas.microsoft.com/office/drawing/2010/main" val="0"/>
@@ -17455,6 +16943,38 @@
     </w:p>
     <w:p>
       <w:pPr>
+        <w:jc w:val="center"/>
+        <w:rPr>
+          <w:color w:val="0A2342"/>
+          <w:sz w:val="24"/>
+          <w:szCs w:val="24"/>
+        </w:rPr>
+      </w:pPr>
+      <w:r>
+        <w:rPr>
+          <w:color w:val="0A2342"/>
+          <w:sz w:val="24"/>
+          <w:szCs w:val="24"/>
+        </w:rPr>
+        <w:t>(last updated 24 August)</w:t>
+      </w:r>
+      <w:r>
+        <w:rPr>
+          <w:color w:val="0A2342"/>
+          <w:sz w:val="24"/>
+          <w:szCs w:val="24"/>
+        </w:rPr>
+      </w:r>
+      <w:r>
+        <w:rPr>
+          <w:color w:val="0A2342"/>
+          <w:sz w:val="24"/>
+          <w:szCs w:val="24"/>
+        </w:rPr>
+      </w:r>
+    </w:p>
+    <w:p>
+      <w:pPr>
         <w:rPr>
           <w:b/>
           <w:bCs/>
@@ -17466,20 +16986,6 @@
           <w:highlight w:val="yellow"/>
         </w:rPr>
       </w:pPr>
-    </w:p>
-    <w:p>
-      <w:pPr>
-        <w:rPr>
-          <w:b/>
-          <w:bCs/>
-          <w:i/>
-          <w:iCs/>
-          <w:color w:val="0A2342"/>
-          <w:sz w:val="36"/>
-          <w:szCs w:val="36"/>
-          <w:highlight w:val="yellow"/>
-        </w:rPr>
-      </w:pPr>
       <w:r>
         <w:br w:type="page"/>
       </w:r>
@@ -17489,7 +16995,7 @@
         <w:pStyle w:val="Heading1"/>
         <w:spacing w:line="360" w:lineRule="auto"/>
       </w:pPr>
-      <w:bookmarkStart w:id="47" w:name="_Toc234853111"/>
+      <w:bookmarkStart w:id="48" w:name="_Toc234853111"/>
       <w:r>
         <w:lastRenderedPageBreak/>
         <w:t>16</w:t>
@@ -17500,7 +17006,7 @@
       <w:r>
         <w:t>Items</w:t>
       </w:r>
-      <w:bookmarkEnd w:id="47"/>
+      <w:bookmarkEnd w:id="48"/>
     </w:p>
     <w:p>
       <w:pPr>
@@ -17530,7 +17036,7 @@
         <w:pStyle w:val="Heading2"/>
         <w:spacing w:line="360" w:lineRule="auto"/>
       </w:pPr>
-      <w:bookmarkStart w:id="48" w:name="_Toc234853112"/>
+      <w:bookmarkStart w:id="49" w:name="_Toc234853112"/>
       <w:r>
         <w:t>1</w:t>
       </w:r>
@@ -17540,7 +17046,7 @@
       <w:r>
         <w:t>.1 Items Completed in This Document</w:t>
       </w:r>
-      <w:bookmarkEnd w:id="48"/>
+      <w:bookmarkEnd w:id="49"/>
     </w:p>
     <w:p>
       <w:pPr>
@@ -17784,7 +17290,7 @@
         <w:pStyle w:val="Heading2"/>
         <w:spacing w:line="360" w:lineRule="auto"/>
       </w:pPr>
-      <w:bookmarkStart w:id="49" w:name="_Toc234853113"/>
+      <w:bookmarkStart w:id="50" w:name="_Toc234853113"/>
       <w:r>
         <w:t>16.</w:t>
       </w:r>
@@ -17809,7 +17315,7 @@
       <w:r>
         <w:t>s</w:t>
       </w:r>
-      <w:bookmarkEnd w:id="49"/>
+      <w:bookmarkEnd w:id="50"/>
     </w:p>
     <w:p>
       <w:pPr>
@@ -18039,12 +17545,12 @@
       <w:pPr>
         <w:pStyle w:val="Heading1"/>
       </w:pPr>
-      <w:bookmarkStart w:id="50" w:name="_Toc234853114"/>
+      <w:bookmarkStart w:id="51" w:name="_Toc234853114"/>
       <w:r>
         <w:lastRenderedPageBreak/>
         <w:t>Appendix</w:t>
       </w:r>
-      <w:bookmarkEnd w:id="50"/>
+      <w:bookmarkEnd w:id="51"/>
     </w:p>
     <w:p>
       <w:r>
@@ -18053,7 +17559,7 @@
         </w:rPr>
         <w:drawing>
           <wp:inline distT="0" distB="0" distL="0" distR="0" wp14:anchorId="6F10C843" wp14:editId="720E09D4">
-            <wp:extent cx="5754776" cy="3214687"/>
+            <wp:extent cx="5754776" cy="1976387"/>
             <wp:effectExtent l="0" t="0" r="0" b="0"/>
             <wp:docPr id="1929508385" name="Picture 18"/>
             <wp:cNvGraphicFramePr>
@@ -18064,304 +17570,6 @@
                 <pic:pic xmlns:pic="http://schemas.openxmlformats.org/drawingml/2006/picture">
                   <pic:nvPicPr>
                     <pic:cNvPr id="0" name="Picture 62"/>
-                    <pic:cNvPicPr>
-                      <a:picLocks noChangeAspect="1" noChangeArrowheads="1"/>
-                    </pic:cNvPicPr>
-                  </pic:nvPicPr>
-                  <pic:blipFill>
-                    <a:blip r:embed="rId14" cstate="print">
-                      <a:extLst>
-                        <a:ext uri="{28A0092B-C50C-407E-A947-70E740481C1C}">
-                          <a14:useLocalDpi xmlns:a14="http://schemas.microsoft.com/office/drawing/2010/main" val="0"/>
-                        </a:ext>
-                      </a:extLst>
-                    </a:blip>
-                    <a:srcRect/>
-                    <a:stretch>
-                      <a:fillRect/>
-                    </a:stretch>
-                  </pic:blipFill>
-                  <pic:spPr bwMode="auto">
-                    <a:xfrm>
-                      <a:off x="0" y="0"/>
-                      <a:ext cx="5786886" cy="3232624"/>
-                    </a:xfrm>
-                    <a:prstGeom prst="rect">
-                      <a:avLst/>
-                    </a:prstGeom>
-                    <a:noFill/>
-                    <a:ln>
-                      <a:noFill/>
-                    </a:ln>
-                  </pic:spPr>
-                </pic:pic>
-              </a:graphicData>
-            </a:graphic>
-          </wp:inline>
-        </w:drawing>
-      </w:r>
-    </w:p>
-    <w:p>
-      <w:pPr>
-        <w:pStyle w:val="ListParagraph"/>
-        <w:numPr>
-          <w:ilvl w:val="0"/>
-          <w:numId w:val="50"/>
-        </w:numPr>
-        <w:spacing w:before="60" w:after="60" w:line="360" w:lineRule="auto"/>
-        <w:jc w:val="right"/>
-      </w:pPr>
-      <w:r>
-        <w:t>Login &amp; Authentication</w:t>
-      </w:r>
-    </w:p>
-    <w:p>
-      <w:pPr>
-        <w:spacing w:before="60" w:after="60" w:line="360" w:lineRule="auto"/>
-        <w:ind w:left="360"/>
-      </w:pPr>
-      <w:r>
-        <w:rPr>
-          <w:noProof/>
-        </w:rPr>
-        <w:drawing>
-          <wp:inline distT="0" distB="0" distL="0" distR="0" wp14:anchorId="7F9B7566" wp14:editId="422DCC93">
-            <wp:extent cx="5525770" cy="4049395"/>
-            <wp:effectExtent l="0" t="0" r="0" b="0"/>
-            <wp:docPr id="867782856" name="Picture 20"/>
-            <wp:cNvGraphicFramePr>
-              <a:graphicFrameLocks xmlns:a="http://schemas.openxmlformats.org/drawingml/2006/main" noChangeAspect="1"/>
-            </wp:cNvGraphicFramePr>
-            <a:graphic xmlns:a="http://schemas.openxmlformats.org/drawingml/2006/main">
-              <a:graphicData uri="http://schemas.openxmlformats.org/drawingml/2006/picture">
-                <pic:pic xmlns:pic="http://schemas.openxmlformats.org/drawingml/2006/picture">
-                  <pic:nvPicPr>
-                    <pic:cNvPr id="0" name="Picture 69"/>
-                    <pic:cNvPicPr>
-                      <a:picLocks noChangeAspect="1" noChangeArrowheads="1"/>
-                    </pic:cNvPicPr>
-                  </pic:nvPicPr>
-                  <pic:blipFill>
-                    <a:blip r:embed="rId15" cstate="print">
-                      <a:extLst>
-                        <a:ext uri="{28A0092B-C50C-407E-A947-70E740481C1C}">
-                          <a14:useLocalDpi xmlns:a14="http://schemas.microsoft.com/office/drawing/2010/main" val="0"/>
-                        </a:ext>
-                      </a:extLst>
-                    </a:blip>
-                    <a:srcRect/>
-                    <a:stretch>
-                      <a:fillRect/>
-                    </a:stretch>
-                  </pic:blipFill>
-                  <pic:spPr bwMode="auto">
-                    <a:xfrm>
-                      <a:off x="0" y="0"/>
-                      <a:ext cx="5561760" cy="4075769"/>
-                    </a:xfrm>
-                    <a:prstGeom prst="rect">
-                      <a:avLst/>
-                    </a:prstGeom>
-                    <a:noFill/>
-                    <a:ln>
-                      <a:noFill/>
-                    </a:ln>
-                  </pic:spPr>
-                </pic:pic>
-              </a:graphicData>
-            </a:graphic>
-          </wp:inline>
-        </w:drawing>
-      </w:r>
-    </w:p>
-    <w:p>
-      <w:pPr>
-        <w:pStyle w:val="ListParagraph"/>
-        <w:numPr>
-          <w:ilvl w:val="0"/>
-          <w:numId w:val="50"/>
-        </w:numPr>
-        <w:spacing w:before="60" w:after="60" w:line="360" w:lineRule="auto"/>
-        <w:jc w:val="right"/>
-      </w:pPr>
-      <w:r>
-        <w:t>Case List Management</w:t>
-      </w:r>
-    </w:p>
-    <w:p>
-      <w:pPr>
-        <w:rPr>
-          <w:noProof/>
-        </w:rPr>
-      </w:pPr>
-      <w:r>
-        <w:br w:type="page"/>
-      </w:r>
-    </w:p>
-    <w:p>
-      <w:r>
-        <w:rPr>
-          <w:noProof/>
-        </w:rPr>
-        <w:lastRenderedPageBreak/>
-        <w:drawing>
-          <wp:inline distT="0" distB="0" distL="0" distR="0" wp14:anchorId="70E431B3" wp14:editId="755E6AA2">
-            <wp:extent cx="6534150" cy="3239780"/>
-            <wp:effectExtent l="0" t="0" r="0" b="0"/>
-            <wp:docPr id="769235079" name="Picture 22"/>
-            <wp:cNvGraphicFramePr>
-              <a:graphicFrameLocks xmlns:a="http://schemas.openxmlformats.org/drawingml/2006/main" noChangeAspect="1"/>
-            </wp:cNvGraphicFramePr>
-            <a:graphic xmlns:a="http://schemas.openxmlformats.org/drawingml/2006/main">
-              <a:graphicData uri="http://schemas.openxmlformats.org/drawingml/2006/picture">
-                <pic:pic xmlns:pic="http://schemas.openxmlformats.org/drawingml/2006/picture">
-                  <pic:nvPicPr>
-                    <pic:cNvPr id="0" name="Picture 76"/>
-                    <pic:cNvPicPr>
-                      <a:picLocks noChangeAspect="1" noChangeArrowheads="1"/>
-                    </pic:cNvPicPr>
-                  </pic:nvPicPr>
-                  <pic:blipFill>
-                    <a:blip r:embed="rId16" cstate="print">
-                      <a:extLst>
-                        <a:ext uri="{28A0092B-C50C-407E-A947-70E740481C1C}">
-                          <a14:useLocalDpi xmlns:a14="http://schemas.microsoft.com/office/drawing/2010/main" val="0"/>
-                        </a:ext>
-                      </a:extLst>
-                    </a:blip>
-                    <a:srcRect/>
-                    <a:stretch>
-                      <a:fillRect/>
-                    </a:stretch>
-                  </pic:blipFill>
-                  <pic:spPr bwMode="auto">
-                    <a:xfrm>
-                      <a:off x="0" y="0"/>
-                      <a:ext cx="6576427" cy="3260742"/>
-                    </a:xfrm>
-                    <a:prstGeom prst="rect">
-                      <a:avLst/>
-                    </a:prstGeom>
-                    <a:noFill/>
-                    <a:ln>
-                      <a:noFill/>
-                    </a:ln>
-                  </pic:spPr>
-                </pic:pic>
-              </a:graphicData>
-            </a:graphic>
-          </wp:inline>
-        </w:drawing>
-      </w:r>
-    </w:p>
-    <w:p>
-      <w:pPr>
-        <w:pStyle w:val="ListParagraph"/>
-        <w:numPr>
-          <w:ilvl w:val="0"/>
-          <w:numId w:val="50"/>
-        </w:numPr>
-        <w:spacing w:after="200" w:line="360" w:lineRule="auto"/>
-        <w:jc w:val="right"/>
-      </w:pPr>
-      <w:r>
-        <w:t>Create Case</w:t>
-      </w:r>
-    </w:p>
-    <w:p>
-      <w:pPr>
-        <w:spacing w:after="200" w:line="360" w:lineRule="auto"/>
-      </w:pPr>
-      <w:r>
-        <w:rPr>
-          <w:noProof/>
-        </w:rPr>
-        <w:drawing>
-          <wp:inline distT="0" distB="0" distL="0" distR="0" wp14:anchorId="28932D2F" wp14:editId="2EEA80DD">
-            <wp:extent cx="5762625" cy="3320084"/>
-            <wp:effectExtent l="0" t="0" r="0" b="0"/>
-            <wp:docPr id="564781823" name="Picture 24"/>
-            <wp:cNvGraphicFramePr>
-              <a:graphicFrameLocks xmlns:a="http://schemas.openxmlformats.org/drawingml/2006/main" noChangeAspect="1"/>
-            </wp:cNvGraphicFramePr>
-            <a:graphic xmlns:a="http://schemas.openxmlformats.org/drawingml/2006/main">
-              <a:graphicData uri="http://schemas.openxmlformats.org/drawingml/2006/picture">
-                <pic:pic xmlns:pic="http://schemas.openxmlformats.org/drawingml/2006/picture">
-                  <pic:nvPicPr>
-                    <pic:cNvPr id="0" name="Picture 83"/>
-                    <pic:cNvPicPr>
-                      <a:picLocks noChangeAspect="1" noChangeArrowheads="1"/>
-                    </pic:cNvPicPr>
-                  </pic:nvPicPr>
-                  <pic:blipFill>
-                    <a:blip r:embed="rId17" cstate="print">
-                      <a:extLst>
-                        <a:ext uri="{28A0092B-C50C-407E-A947-70E740481C1C}">
-                          <a14:useLocalDpi xmlns:a14="http://schemas.microsoft.com/office/drawing/2010/main" val="0"/>
-                        </a:ext>
-                      </a:extLst>
-                    </a:blip>
-                    <a:srcRect/>
-                    <a:stretch>
-                      <a:fillRect/>
-                    </a:stretch>
-                  </pic:blipFill>
-                  <pic:spPr bwMode="auto">
-                    <a:xfrm>
-                      <a:off x="0" y="0"/>
-                      <a:ext cx="5797543" cy="3340202"/>
-                    </a:xfrm>
-                    <a:prstGeom prst="rect">
-                      <a:avLst/>
-                    </a:prstGeom>
-                    <a:noFill/>
-                    <a:ln>
-                      <a:noFill/>
-                    </a:ln>
-                  </pic:spPr>
-                </pic:pic>
-              </a:graphicData>
-            </a:graphic>
-          </wp:inline>
-        </w:drawing>
-      </w:r>
-    </w:p>
-    <w:p>
-      <w:pPr>
-        <w:pStyle w:val="ListParagraph"/>
-        <w:numPr>
-          <w:ilvl w:val="0"/>
-          <w:numId w:val="50"/>
-        </w:numPr>
-        <w:spacing w:after="200" w:line="360" w:lineRule="auto"/>
-        <w:jc w:val="right"/>
-      </w:pPr>
-      <w:r>
-        <w:t>Dashboard</w:t>
-      </w:r>
-    </w:p>
-    <w:p>
-      <w:pPr>
-        <w:spacing w:after="200" w:line="360" w:lineRule="auto"/>
-      </w:pPr>
-      <w:r>
-        <w:rPr>
-          <w:noProof/>
-        </w:rPr>
-        <w:lastRenderedPageBreak/>
-        <w:drawing>
-          <wp:inline distT="0" distB="0" distL="0" distR="0" wp14:anchorId="30910B0C" wp14:editId="59F53476">
-            <wp:extent cx="5705710" cy="3524250"/>
-            <wp:effectExtent l="0" t="0" r="0" b="0"/>
-            <wp:docPr id="1901297042" name="Picture 26"/>
-            <wp:cNvGraphicFramePr>
-              <a:graphicFrameLocks xmlns:a="http://schemas.openxmlformats.org/drawingml/2006/main" noChangeAspect="1"/>
-            </wp:cNvGraphicFramePr>
-            <a:graphic xmlns:a="http://schemas.openxmlformats.org/drawingml/2006/main">
-              <a:graphicData uri="http://schemas.openxmlformats.org/drawingml/2006/picture">
-                <pic:pic xmlns:pic="http://schemas.openxmlformats.org/drawingml/2006/picture">
-                  <pic:nvPicPr>
-                    <pic:cNvPr id="0" name="Picture 90"/>
                     <pic:cNvPicPr>
                       <a:picLocks noChangeAspect="1" noChangeArrowheads="1"/>
                     </pic:cNvPicPr>
@@ -18382,7 +17590,7 @@
                   <pic:spPr bwMode="auto">
                     <a:xfrm>
                       <a:off x="0" y="0"/>
-                      <a:ext cx="5719110" cy="3532527"/>
+                      <a:ext cx="5786886" cy="1976387"/>
                     </a:xfrm>
                     <a:prstGeom prst="rect">
                       <a:avLst/>
@@ -18406,32 +17614,27 @@
           <w:ilvl w:val="0"/>
           <w:numId w:val="50"/>
         </w:numPr>
-        <w:spacing w:after="200" w:line="360" w:lineRule="auto"/>
+        <w:spacing w:before="60" w:after="60" w:line="360" w:lineRule="auto"/>
         <w:jc w:val="right"/>
-        <w:rPr>
-          <w:color w:val="auto"/>
-        </w:rPr>
-      </w:pPr>
-      <w:r>
-        <w:rPr>
-          <w:color w:val="auto"/>
-        </w:rPr>
-        <w:t>Case Chat</w:t>
-      </w:r>
-    </w:p>
-    <w:p>
-      <w:pPr>
-        <w:spacing w:after="200" w:line="360" w:lineRule="auto"/>
+      </w:pPr>
+      <w:r>
+        <w:t>Login &amp; Authentication</w:t>
+      </w:r>
+    </w:p>
+    <w:p>
+      <w:pPr>
+        <w:spacing w:before="60" w:after="60" w:line="360" w:lineRule="auto"/>
+        <w:ind w:left="360"/>
       </w:pPr>
       <w:r>
         <w:rPr>
           <w:noProof/>
         </w:rPr>
         <w:drawing>
-          <wp:inline distT="0" distB="0" distL="0" distR="0" wp14:anchorId="48DB42A5" wp14:editId="6946BE08">
-            <wp:extent cx="4837105" cy="4090987"/>
+          <wp:inline distT="0" distB="0" distL="0" distR="0" wp14:anchorId="7F9B7566" wp14:editId="422DCC93">
+            <wp:extent cx="5525770" cy="5026356"/>
             <wp:effectExtent l="0" t="0" r="0" b="0"/>
-            <wp:docPr id="1319899268" name="Picture 28"/>
+            <wp:docPr id="867782856" name="Picture 20"/>
             <wp:cNvGraphicFramePr>
               <a:graphicFrameLocks xmlns:a="http://schemas.openxmlformats.org/drawingml/2006/main" noChangeAspect="1"/>
             </wp:cNvGraphicFramePr>
@@ -18439,7 +17642,7 @@
               <a:graphicData uri="http://schemas.openxmlformats.org/drawingml/2006/picture">
                 <pic:pic xmlns:pic="http://schemas.openxmlformats.org/drawingml/2006/picture">
                   <pic:nvPicPr>
-                    <pic:cNvPr id="0" name="Picture 97"/>
+                    <pic:cNvPr id="0" name="Picture 69"/>
                     <pic:cNvPicPr>
                       <a:picLocks noChangeAspect="1" noChangeArrowheads="1"/>
                     </pic:cNvPicPr>
@@ -18460,7 +17663,7 @@
                   <pic:spPr bwMode="auto">
                     <a:xfrm>
                       <a:off x="0" y="0"/>
-                      <a:ext cx="4845270" cy="4097893"/>
+                      <a:ext cx="5561760" cy="5026356"/>
                     </a:xfrm>
                     <a:prstGeom prst="rect">
                       <a:avLst/>
@@ -18484,33 +17687,34 @@
           <w:ilvl w:val="0"/>
           <w:numId w:val="50"/>
         </w:numPr>
-        <w:spacing w:after="200" w:line="360" w:lineRule="auto"/>
+        <w:spacing w:before="60" w:after="60" w:line="360" w:lineRule="auto"/>
         <w:jc w:val="right"/>
-        <w:rPr>
-          <w:color w:val="auto"/>
-        </w:rPr>
-      </w:pPr>
-      <w:r>
-        <w:rPr>
-          <w:color w:val="auto"/>
-        </w:rPr>
-        <w:t>2D Annotation</w:t>
-      </w:r>
-    </w:p>
-    <w:p>
-      <w:pPr>
-        <w:spacing w:after="200" w:line="360" w:lineRule="auto"/>
-      </w:pPr>
+      </w:pPr>
+      <w:r>
+        <w:t>Case List Management</w:t>
+      </w:r>
+    </w:p>
+    <w:p>
+      <w:pPr>
+        <w:rPr>
+          <w:noProof/>
+        </w:rPr>
+      </w:pPr>
+      <w:r>
+        <w:br w:type="page"/>
+      </w:r>
+    </w:p>
+    <w:p>
       <w:r>
         <w:rPr>
           <w:noProof/>
         </w:rPr>
         <w:lastRenderedPageBreak/>
         <w:drawing>
-          <wp:inline distT="0" distB="0" distL="0" distR="0" wp14:anchorId="76AFABEB" wp14:editId="6EE1D8CA">
-            <wp:extent cx="4814888" cy="5319358"/>
+          <wp:inline distT="0" distB="0" distL="0" distR="0" wp14:anchorId="70E431B3" wp14:editId="755E6AA2">
+            <wp:extent cx="6534150" cy="1798331"/>
             <wp:effectExtent l="0" t="0" r="0" b="0"/>
-            <wp:docPr id="1424427326" name="Picture 30"/>
+            <wp:docPr id="769235079" name="Picture 22"/>
             <wp:cNvGraphicFramePr>
               <a:graphicFrameLocks xmlns:a="http://schemas.openxmlformats.org/drawingml/2006/main" noChangeAspect="1"/>
             </wp:cNvGraphicFramePr>
@@ -18518,7 +17722,7 @@
               <a:graphicData uri="http://schemas.openxmlformats.org/drawingml/2006/picture">
                 <pic:pic xmlns:pic="http://schemas.openxmlformats.org/drawingml/2006/picture">
                   <pic:nvPicPr>
-                    <pic:cNvPr id="0" name="Picture 104"/>
+                    <pic:cNvPr id="0" name="Picture 76"/>
                     <pic:cNvPicPr>
                       <a:picLocks noChangeAspect="1" noChangeArrowheads="1"/>
                     </pic:cNvPicPr>
@@ -18539,7 +17743,7 @@
                   <pic:spPr bwMode="auto">
                     <a:xfrm>
                       <a:off x="0" y="0"/>
-                      <a:ext cx="4822186" cy="5327421"/>
+                      <a:ext cx="6576427" cy="1798331"/>
                     </a:xfrm>
                     <a:prstGeom prst="rect">
                       <a:avLst/>
@@ -18567,7 +17771,7 @@
         <w:jc w:val="right"/>
       </w:pPr>
       <w:r>
-        <w:t>Embedded 3D Preview</w:t>
+        <w:t>Create Case</w:t>
       </w:r>
     </w:p>
     <w:p>
@@ -18579,10 +17783,10 @@
           <w:noProof/>
         </w:rPr>
         <w:drawing>
-          <wp:inline distT="0" distB="0" distL="0" distR="0" wp14:anchorId="7D9F9704" wp14:editId="7411EDEF">
-            <wp:extent cx="4895850" cy="1991082"/>
+          <wp:inline distT="0" distB="0" distL="0" distR="0" wp14:anchorId="28932D2F" wp14:editId="2EEA80DD">
+            <wp:extent cx="5762625" cy="2149715"/>
             <wp:effectExtent l="0" t="0" r="0" b="0"/>
-            <wp:docPr id="732797317" name="Picture 32"/>
+            <wp:docPr id="564781823" name="Picture 24"/>
             <wp:cNvGraphicFramePr>
               <a:graphicFrameLocks xmlns:a="http://schemas.openxmlformats.org/drawingml/2006/main" noChangeAspect="1"/>
             </wp:cNvGraphicFramePr>
@@ -18590,7 +17794,7 @@
               <a:graphicData uri="http://schemas.openxmlformats.org/drawingml/2006/picture">
                 <pic:pic xmlns:pic="http://schemas.openxmlformats.org/drawingml/2006/picture">
                   <pic:nvPicPr>
-                    <pic:cNvPr id="0" name="Picture 111"/>
+                    <pic:cNvPr id="0" name="Picture 83"/>
                     <pic:cNvPicPr>
                       <a:picLocks noChangeAspect="1" noChangeArrowheads="1"/>
                     </pic:cNvPicPr>
@@ -18611,7 +17815,7 @@
                   <pic:spPr bwMode="auto">
                     <a:xfrm>
                       <a:off x="0" y="0"/>
-                      <a:ext cx="4927184" cy="2003825"/>
+                      <a:ext cx="5797543" cy="2149715"/>
                     </a:xfrm>
                     <a:prstGeom prst="rect">
                       <a:avLst/>
@@ -18630,11 +17834,6 @@
     </w:p>
     <w:p>
       <w:pPr>
-        <w:spacing w:after="200" w:line="360" w:lineRule="auto"/>
-      </w:pPr>
-    </w:p>
-    <w:p>
-      <w:pPr>
         <w:pStyle w:val="ListParagraph"/>
         <w:numPr>
           <w:ilvl w:val="0"/>
@@ -18644,7 +17843,7 @@
         <w:jc w:val="right"/>
       </w:pPr>
       <w:r>
-        <w:t>Version History</w:t>
+        <w:t>Dashboard</w:t>
       </w:r>
     </w:p>
     <w:p>
@@ -18657,10 +17856,10 @@
         </w:rPr>
         <w:lastRenderedPageBreak/>
         <w:drawing>
-          <wp:inline distT="0" distB="0" distL="0" distR="0" wp14:anchorId="3E978FE6" wp14:editId="3A5BEFF9">
-            <wp:extent cx="6553134" cy="2786063"/>
+          <wp:inline distT="0" distB="0" distL="0" distR="0" wp14:anchorId="30910B0C" wp14:editId="59F53476">
+            <wp:extent cx="5705710" cy="3737927"/>
             <wp:effectExtent l="0" t="0" r="0" b="0"/>
-            <wp:docPr id="813096860" name="Picture 34"/>
+            <wp:docPr id="1901297042" name="Picture 26"/>
             <wp:cNvGraphicFramePr>
               <a:graphicFrameLocks xmlns:a="http://schemas.openxmlformats.org/drawingml/2006/main" noChangeAspect="1"/>
             </wp:cNvGraphicFramePr>
@@ -18668,7 +17867,7 @@
               <a:graphicData uri="http://schemas.openxmlformats.org/drawingml/2006/picture">
                 <pic:pic xmlns:pic="http://schemas.openxmlformats.org/drawingml/2006/picture">
                   <pic:nvPicPr>
-                    <pic:cNvPr id="0" name="Picture 118"/>
+                    <pic:cNvPr id="0" name="Picture 90"/>
                     <pic:cNvPicPr>
                       <a:picLocks noChangeAspect="1" noChangeArrowheads="1"/>
                     </pic:cNvPicPr>
@@ -18689,7 +17888,7 @@
                   <pic:spPr bwMode="auto">
                     <a:xfrm>
                       <a:off x="0" y="0"/>
-                      <a:ext cx="6592595" cy="2802840"/>
+                      <a:ext cx="5719110" cy="3737927"/>
                     </a:xfrm>
                     <a:prstGeom prst="rect">
                       <a:avLst/>
@@ -18715,9 +17914,15 @@
         </w:numPr>
         <w:spacing w:after="200" w:line="360" w:lineRule="auto"/>
         <w:jc w:val="right"/>
-      </w:pPr>
-      <w:r>
-        <w:t>3D Viewer</w:t>
+        <w:rPr>
+          <w:color w:val="auto"/>
+        </w:rPr>
+      </w:pPr>
+      <w:r>
+        <w:rPr>
+          <w:color w:val="auto"/>
+        </w:rPr>
+        <w:t>Case Chat</w:t>
       </w:r>
     </w:p>
     <w:p>
@@ -18729,10 +17934,10 @@
           <w:noProof/>
         </w:rPr>
         <w:drawing>
-          <wp:inline distT="0" distB="0" distL="0" distR="0" wp14:anchorId="3C43B372" wp14:editId="06F32EED">
-            <wp:extent cx="5700713" cy="3912427"/>
+          <wp:inline distT="0" distB="0" distL="0" distR="0" wp14:anchorId="48DB42A5" wp14:editId="6946BE08">
+            <wp:extent cx="4837105" cy="2492054"/>
             <wp:effectExtent l="0" t="0" r="0" b="0"/>
-            <wp:docPr id="811564610" name="Picture 36"/>
+            <wp:docPr id="1319899268" name="Picture 28"/>
             <wp:cNvGraphicFramePr>
               <a:graphicFrameLocks xmlns:a="http://schemas.openxmlformats.org/drawingml/2006/main" noChangeAspect="1"/>
             </wp:cNvGraphicFramePr>
@@ -18740,7 +17945,7 @@
               <a:graphicData uri="http://schemas.openxmlformats.org/drawingml/2006/picture">
                 <pic:pic xmlns:pic="http://schemas.openxmlformats.org/drawingml/2006/picture">
                   <pic:nvPicPr>
-                    <pic:cNvPr id="0" name="Picture 125"/>
+                    <pic:cNvPr id="0" name="Picture 97"/>
                     <pic:cNvPicPr>
                       <a:picLocks noChangeAspect="1" noChangeArrowheads="1"/>
                     </pic:cNvPicPr>
@@ -18761,7 +17966,7 @@
                   <pic:spPr bwMode="auto">
                     <a:xfrm>
                       <a:off x="0" y="0"/>
-                      <a:ext cx="5715449" cy="3922540"/>
+                      <a:ext cx="4845270" cy="2492054"/>
                     </a:xfrm>
                     <a:prstGeom prst="rect">
                       <a:avLst/>
@@ -18787,9 +17992,15 @@
         </w:numPr>
         <w:spacing w:after="200" w:line="360" w:lineRule="auto"/>
         <w:jc w:val="right"/>
-      </w:pPr>
-      <w:r>
-        <w:t>Add STL Files</w:t>
+        <w:rPr>
+          <w:color w:val="auto"/>
+        </w:rPr>
+      </w:pPr>
+      <w:r>
+        <w:rPr>
+          <w:color w:val="auto"/>
+        </w:rPr>
+        <w:t>2D Annotation</w:t>
       </w:r>
     </w:p>
     <w:p>
@@ -18802,10 +18013,10 @@
         </w:rPr>
         <w:lastRenderedPageBreak/>
         <w:drawing>
-          <wp:inline distT="0" distB="0" distL="0" distR="0" wp14:anchorId="241A35E4" wp14:editId="0F7141BA">
-            <wp:extent cx="6224588" cy="3506746"/>
+          <wp:inline distT="0" distB="0" distL="0" distR="0" wp14:anchorId="76AFABEB" wp14:editId="6EE1D8CA">
+            <wp:extent cx="4814888" cy="3024285"/>
             <wp:effectExtent l="0" t="0" r="0" b="0"/>
-            <wp:docPr id="1149774357" name="Picture 38"/>
+            <wp:docPr id="1424427326" name="Picture 30"/>
             <wp:cNvGraphicFramePr>
               <a:graphicFrameLocks xmlns:a="http://schemas.openxmlformats.org/drawingml/2006/main" noChangeAspect="1"/>
             </wp:cNvGraphicFramePr>
@@ -18813,7 +18024,7 @@
               <a:graphicData uri="http://schemas.openxmlformats.org/drawingml/2006/picture">
                 <pic:pic xmlns:pic="http://schemas.openxmlformats.org/drawingml/2006/picture">
                   <pic:nvPicPr>
-                    <pic:cNvPr id="0" name="Picture 132"/>
+                    <pic:cNvPr id="0" name="Picture 104"/>
                     <pic:cNvPicPr>
                       <a:picLocks noChangeAspect="1" noChangeArrowheads="1"/>
                     </pic:cNvPicPr>
@@ -18834,7 +18045,7 @@
                   <pic:spPr bwMode="auto">
                     <a:xfrm>
                       <a:off x="0" y="0"/>
-                      <a:ext cx="6238364" cy="3514507"/>
+                      <a:ext cx="4822186" cy="3024285"/>
                     </a:xfrm>
                     <a:prstGeom prst="rect">
                       <a:avLst/>
@@ -18862,14 +18073,305 @@
         <w:jc w:val="right"/>
       </w:pPr>
       <w:r>
+        <w:t>Embedded 3D Preview</w:t>
+      </w:r>
+    </w:p>
+    <w:p>
+      <w:pPr>
+        <w:spacing w:after="200" w:line="360" w:lineRule="auto"/>
+      </w:pPr>
+      <w:r>
+        <w:rPr>
+          <w:noProof/>
+        </w:rPr>
+        <w:drawing>
+          <wp:inline distT="0" distB="0" distL="0" distR="0" wp14:anchorId="7D9F9704" wp14:editId="7411EDEF">
+            <wp:extent cx="4895850" cy="1162909"/>
+            <wp:effectExtent l="0" t="0" r="0" b="0"/>
+            <wp:docPr id="732797317" name="Picture 32"/>
+            <wp:cNvGraphicFramePr>
+              <a:graphicFrameLocks xmlns:a="http://schemas.openxmlformats.org/drawingml/2006/main" noChangeAspect="1"/>
+            </wp:cNvGraphicFramePr>
+            <a:graphic xmlns:a="http://schemas.openxmlformats.org/drawingml/2006/main">
+              <a:graphicData uri="http://schemas.openxmlformats.org/drawingml/2006/picture">
+                <pic:pic xmlns:pic="http://schemas.openxmlformats.org/drawingml/2006/picture">
+                  <pic:nvPicPr>
+                    <pic:cNvPr id="0" name="Picture 111"/>
+                    <pic:cNvPicPr>
+                      <a:picLocks noChangeAspect="1" noChangeArrowheads="1"/>
+                    </pic:cNvPicPr>
+                  </pic:nvPicPr>
+                  <pic:blipFill>
+                    <a:blip r:embed="rId25" cstate="print">
+                      <a:extLst>
+                        <a:ext uri="{28A0092B-C50C-407E-A947-70E740481C1C}">
+                          <a14:useLocalDpi xmlns:a14="http://schemas.microsoft.com/office/drawing/2010/main" val="0"/>
+                        </a:ext>
+                      </a:extLst>
+                    </a:blip>
+                    <a:srcRect/>
+                    <a:stretch>
+                      <a:fillRect/>
+                    </a:stretch>
+                  </pic:blipFill>
+                  <pic:spPr bwMode="auto">
+                    <a:xfrm>
+                      <a:off x="0" y="0"/>
+                      <a:ext cx="4927184" cy="1162909"/>
+                    </a:xfrm>
+                    <a:prstGeom prst="rect">
+                      <a:avLst/>
+                    </a:prstGeom>
+                    <a:noFill/>
+                    <a:ln>
+                      <a:noFill/>
+                    </a:ln>
+                  </pic:spPr>
+                </pic:pic>
+              </a:graphicData>
+            </a:graphic>
+          </wp:inline>
+        </w:drawing>
+      </w:r>
+    </w:p>
+    <w:p>
+      <w:pPr>
+        <w:spacing w:after="200" w:line="360" w:lineRule="auto"/>
+      </w:pPr>
+    </w:p>
+    <w:p>
+      <w:pPr>
+        <w:pStyle w:val="ListParagraph"/>
+        <w:numPr>
+          <w:ilvl w:val="0"/>
+          <w:numId w:val="50"/>
+        </w:numPr>
+        <w:spacing w:after="200" w:line="360" w:lineRule="auto"/>
+        <w:jc w:val="right"/>
+      </w:pPr>
+      <w:r>
+        <w:t>Version History</w:t>
+      </w:r>
+    </w:p>
+    <w:p>
+      <w:pPr>
+        <w:spacing w:after="200" w:line="360" w:lineRule="auto"/>
+      </w:pPr>
+      <w:r>
+        <w:rPr>
+          <w:noProof/>
+        </w:rPr>
+        <w:lastRenderedPageBreak/>
+        <w:drawing>
+          <wp:inline distT="0" distB="0" distL="0" distR="0" wp14:anchorId="3E978FE6" wp14:editId="3A5BEFF9">
+            <wp:extent cx="6553134" cy="1832126"/>
+            <wp:effectExtent l="0" t="0" r="0" b="0"/>
+            <wp:docPr id="813096860" name="Picture 34"/>
+            <wp:cNvGraphicFramePr>
+              <a:graphicFrameLocks xmlns:a="http://schemas.openxmlformats.org/drawingml/2006/main" noChangeAspect="1"/>
+            </wp:cNvGraphicFramePr>
+            <a:graphic xmlns:a="http://schemas.openxmlformats.org/drawingml/2006/main">
+              <a:graphicData uri="http://schemas.openxmlformats.org/drawingml/2006/picture">
+                <pic:pic xmlns:pic="http://schemas.openxmlformats.org/drawingml/2006/picture">
+                  <pic:nvPicPr>
+                    <pic:cNvPr id="0" name="Picture 118"/>
+                    <pic:cNvPicPr>
+                      <a:picLocks noChangeAspect="1" noChangeArrowheads="1"/>
+                    </pic:cNvPicPr>
+                  </pic:nvPicPr>
+                  <pic:blipFill>
+                    <a:blip r:embed="rId26" cstate="print">
+                      <a:extLst>
+                        <a:ext uri="{28A0092B-C50C-407E-A947-70E740481C1C}">
+                          <a14:useLocalDpi xmlns:a14="http://schemas.microsoft.com/office/drawing/2010/main" val="0"/>
+                        </a:ext>
+                      </a:extLst>
+                    </a:blip>
+                    <a:srcRect/>
+                    <a:stretch>
+                      <a:fillRect/>
+                    </a:stretch>
+                  </pic:blipFill>
+                  <pic:spPr bwMode="auto">
+                    <a:xfrm>
+                      <a:off x="0" y="0"/>
+                      <a:ext cx="6592595" cy="1832126"/>
+                    </a:xfrm>
+                    <a:prstGeom prst="rect">
+                      <a:avLst/>
+                    </a:prstGeom>
+                    <a:noFill/>
+                    <a:ln>
+                      <a:noFill/>
+                    </a:ln>
+                  </pic:spPr>
+                </pic:pic>
+              </a:graphicData>
+            </a:graphic>
+          </wp:inline>
+        </w:drawing>
+      </w:r>
+    </w:p>
+    <w:p>
+      <w:pPr>
+        <w:pStyle w:val="ListParagraph"/>
+        <w:numPr>
+          <w:ilvl w:val="0"/>
+          <w:numId w:val="50"/>
+        </w:numPr>
+        <w:spacing w:after="200" w:line="360" w:lineRule="auto"/>
+        <w:jc w:val="right"/>
+      </w:pPr>
+      <w:r>
+        <w:t>3D Viewer</w:t>
+      </w:r>
+    </w:p>
+    <w:p>
+      <w:pPr>
+        <w:spacing w:after="200" w:line="360" w:lineRule="auto"/>
+      </w:pPr>
+      <w:r>
+        <w:rPr>
+          <w:noProof/>
+        </w:rPr>
+        <w:drawing>
+          <wp:inline distT="0" distB="0" distL="0" distR="0" wp14:anchorId="3C43B372" wp14:editId="06F32EED">
+            <wp:extent cx="5700713" cy="3066927"/>
+            <wp:effectExtent l="0" t="0" r="0" b="0"/>
+            <wp:docPr id="811564610" name="Picture 36"/>
+            <wp:cNvGraphicFramePr>
+              <a:graphicFrameLocks xmlns:a="http://schemas.openxmlformats.org/drawingml/2006/main" noChangeAspect="1"/>
+            </wp:cNvGraphicFramePr>
+            <a:graphic xmlns:a="http://schemas.openxmlformats.org/drawingml/2006/main">
+              <a:graphicData uri="http://schemas.openxmlformats.org/drawingml/2006/picture">
+                <pic:pic xmlns:pic="http://schemas.openxmlformats.org/drawingml/2006/picture">
+                  <pic:nvPicPr>
+                    <pic:cNvPr id="0" name="Picture 125"/>
+                    <pic:cNvPicPr>
+                      <a:picLocks noChangeAspect="1" noChangeArrowheads="1"/>
+                    </pic:cNvPicPr>
+                  </pic:nvPicPr>
+                  <pic:blipFill>
+                    <a:blip r:embed="rId27" cstate="print">
+                      <a:extLst>
+                        <a:ext uri="{28A0092B-C50C-407E-A947-70E740481C1C}">
+                          <a14:useLocalDpi xmlns:a14="http://schemas.microsoft.com/office/drawing/2010/main" val="0"/>
+                        </a:ext>
+                      </a:extLst>
+                    </a:blip>
+                    <a:srcRect/>
+                    <a:stretch>
+                      <a:fillRect/>
+                    </a:stretch>
+                  </pic:blipFill>
+                  <pic:spPr bwMode="auto">
+                    <a:xfrm>
+                      <a:off x="0" y="0"/>
+                      <a:ext cx="5715449" cy="3066927"/>
+                    </a:xfrm>
+                    <a:prstGeom prst="rect">
+                      <a:avLst/>
+                    </a:prstGeom>
+                    <a:noFill/>
+                    <a:ln>
+                      <a:noFill/>
+                    </a:ln>
+                  </pic:spPr>
+                </pic:pic>
+              </a:graphicData>
+            </a:graphic>
+          </wp:inline>
+        </w:drawing>
+      </w:r>
+    </w:p>
+    <w:p>
+      <w:pPr>
+        <w:pStyle w:val="ListParagraph"/>
+        <w:numPr>
+          <w:ilvl w:val="0"/>
+          <w:numId w:val="50"/>
+        </w:numPr>
+        <w:spacing w:after="200" w:line="360" w:lineRule="auto"/>
+        <w:jc w:val="right"/>
+      </w:pPr>
+      <w:r>
+        <w:t>Add STL Files</w:t>
+      </w:r>
+    </w:p>
+    <w:p>
+      <w:pPr>
+        <w:spacing w:after="200" w:line="360" w:lineRule="auto"/>
+      </w:pPr>
+      <w:r>
+        <w:rPr>
+          <w:noProof/>
+        </w:rPr>
+        <w:lastRenderedPageBreak/>
+        <w:drawing>
+          <wp:inline distT="0" distB="0" distL="0" distR="0" wp14:anchorId="241A35E4" wp14:editId="0F7141BA">
+            <wp:extent cx="6224588" cy="3173970"/>
+            <wp:effectExtent l="0" t="0" r="0" b="0"/>
+            <wp:docPr id="1149774357" name="Picture 38"/>
+            <wp:cNvGraphicFramePr>
+              <a:graphicFrameLocks xmlns:a="http://schemas.openxmlformats.org/drawingml/2006/main" noChangeAspect="1"/>
+            </wp:cNvGraphicFramePr>
+            <a:graphic xmlns:a="http://schemas.openxmlformats.org/drawingml/2006/main">
+              <a:graphicData uri="http://schemas.openxmlformats.org/drawingml/2006/picture">
+                <pic:pic xmlns:pic="http://schemas.openxmlformats.org/drawingml/2006/picture">
+                  <pic:nvPicPr>
+                    <pic:cNvPr id="0" name="Picture 132"/>
+                    <pic:cNvPicPr>
+                      <a:picLocks noChangeAspect="1" noChangeArrowheads="1"/>
+                    </pic:cNvPicPr>
+                  </pic:nvPicPr>
+                  <pic:blipFill>
+                    <a:blip r:embed="rId28" cstate="print">
+                      <a:extLst>
+                        <a:ext uri="{28A0092B-C50C-407E-A947-70E740481C1C}">
+                          <a14:useLocalDpi xmlns:a14="http://schemas.microsoft.com/office/drawing/2010/main" val="0"/>
+                        </a:ext>
+                      </a:extLst>
+                    </a:blip>
+                    <a:srcRect/>
+                    <a:stretch>
+                      <a:fillRect/>
+                    </a:stretch>
+                  </pic:blipFill>
+                  <pic:spPr bwMode="auto">
+                    <a:xfrm>
+                      <a:off x="0" y="0"/>
+                      <a:ext cx="6238364" cy="3173970"/>
+                    </a:xfrm>
+                    <a:prstGeom prst="rect">
+                      <a:avLst/>
+                    </a:prstGeom>
+                    <a:noFill/>
+                    <a:ln>
+                      <a:noFill/>
+                    </a:ln>
+                  </pic:spPr>
+                </pic:pic>
+              </a:graphicData>
+            </a:graphic>
+          </wp:inline>
+        </w:drawing>
+      </w:r>
+    </w:p>
+    <w:p>
+      <w:pPr>
+        <w:pStyle w:val="ListParagraph"/>
+        <w:numPr>
+          <w:ilvl w:val="0"/>
+          <w:numId w:val="50"/>
+        </w:numPr>
+        <w:spacing w:after="200" w:line="360" w:lineRule="auto"/>
+        <w:jc w:val="right"/>
+      </w:pPr>
+      <w:r>
         <w:t>Download/Export/Share</w:t>
       </w:r>
     </w:p>
-    <w:p>
-      <w:r>
-        <w:br w:type="page"/>
-      </w:r>
-    </w:p>
+    <w:p/>
     <w:sectPr>
       <w:pgSz w:w="12240" w:h="15840"/>
       <w:pgMar w:top="1077" w:right="1077" w:bottom="1077" w:left="1077" w:header="709" w:footer="709" w:gutter="0"/>
@@ -18878,6 +18380,45 @@
     </w:sectPr>
   </w:body>
 </w:document>
+</file>
+
+<file path=word/comments.xml><?xml version="1.0" encoding="utf-8"?>
+<w:comments xmlns:wpc="http://schemas.microsoft.com/office/word/2010/wordprocessingCanvas" xmlns:cx="http://schemas.microsoft.com/office/drawing/2014/chartex" xmlns:cx1="http://schemas.microsoft.com/office/drawing/2015/9/8/chartex" xmlns:cx2="http://schemas.microsoft.com/office/drawing/2015/10/21/chartex" xmlns:cx3="http://schemas.microsoft.com/office/drawing/2016/5/9/chartex" xmlns:cx4="http://schemas.microsoft.com/office/drawing/2016/5/10/chartex" xmlns:cx5="http://schemas.microsoft.com/office/drawing/2016/5/11/chartex" xmlns:cx6="http://schemas.microsoft.com/office/drawing/2016/5/12/chartex" xmlns:cx7="http://schemas.microsoft.com/office/drawing/2016/5/13/chartex" xmlns:cx8="http://schemas.microsoft.com/office/drawing/2016/5/14/chartex" xmlns:mc="http://schemas.openxmlformats.org/markup-compatibility/2006" xmlns:aink="http://schemas.microsoft.com/office/drawing/2016/ink" xmlns:am3d="http://schemas.microsoft.com/office/drawing/2017/model3d" xmlns:o="urn:schemas-microsoft-com:office:office" xmlns:oel="http://schemas.microsoft.com/office/2019/extlst" xmlns:r="http://schemas.openxmlformats.org/officeDocument/2006/relationships" xmlns:m="http://schemas.openxmlformats.org/officeDocument/2006/math" xmlns:v="urn:schemas-microsoft-com:vml" xmlns:wp14="http://schemas.microsoft.com/office/word/2010/wordprocessingDrawing" xmlns:wp="http://schemas.openxmlformats.org/drawingml/2006/wordprocessingDrawing" xmlns:w10="urn:schemas-microsoft-com:office:word" xmlns:w="http://schemas.openxmlformats.org/wordprocessingml/2006/main" xmlns:w14="http://schemas.microsoft.com/office/word/2010/wordml" xmlns:w15="http://schemas.microsoft.com/office/word/2012/wordml" xmlns:w16cex="http://schemas.microsoft.com/office/word/2018/wordml/cex" xmlns:w16cid="http://schemas.microsoft.com/office/word/2016/wordml/cid" xmlns:w16="http://schemas.microsoft.com/office/word/2018/wordml" xmlns:w16du="http://schemas.microsoft.com/office/word/2023/wordml/word16du" xmlns:w16sdtdh="http://schemas.microsoft.com/office/word/2020/wordml/sdtdatahash" xmlns:w16sdtfl="http://schemas.microsoft.com/office/word/2024/wordml/sdtformatlock" xmlns:w16se="http://schemas.microsoft.com/office/word/2015/wordml/symex" xmlns:wpg="http://schemas.microsoft.com/office/word/2010/wordprocessingGroup" xmlns:wpi="http://schemas.microsoft.com/office/word/2010/wordprocessingInk" xmlns:wne="http://schemas.microsoft.com/office/word/2006/wordml" xmlns:wps="http://schemas.microsoft.com/office/word/2010/wordprocessingShape" mc:Ignorable="w14 w15 w16se w16cid w16 w16cex w16sdtdh w16sdtfl w16du wp14">
+  <w:comment w:id="33" w:author="Shafik Hakim Bin Abdul Wahid" w:date="2026-08-21T16:54:00Z" w:initials="SB">
+    <w:p>
+      <w:pPr>
+        <w:pStyle w:val="CommentText"/>
+      </w:pPr>
+      <w:r>
+        <w:rPr>
+          <w:rStyle w:val="CommentReference"/>
+        </w:rPr>
+        <w:annotationRef/>
+      </w:r>
+      <w:r>
+        <w:t>Seven suites new since the 2026-07-31 baseline (not yet given the same narrative depth as the suites above — flagged for a follow-up pass): JawDesign.test.mjs (20 tests, Kennedy classification) and JawDesignProposal.test.mjs (57 tests, DLL-backed design proposal) back the new “Load Proposed Design” feature; caseComment.test.mjs (6 tests) and caseEmailBody.test.mjs (13 tests) cover case-note comment sync and approval-email body generation (src/js/2D/caseNote.js); imageFiles.test.mjs (19 tests) covers the pure half of the image-upload pipeline (src/js/shared/imageFiles.js); pageTour.test.mjs (114 tests, the single largest suite) covers the guided page-tour step data and engine; userSuggest.test.mjs (12 tests) covers the case list's shared-cases invite roster.</w:t>
+      </w:r>
+    </w:p>
+  </w:comment>
+</w:comments>
+</file>
+
+<file path=word/commentsExtended.xml><?xml version="1.0" encoding="utf-8"?>
+<w15:commentsEx xmlns:wpc="http://schemas.microsoft.com/office/word/2010/wordprocessingCanvas" xmlns:cx="http://schemas.microsoft.com/office/drawing/2014/chartex" xmlns:cx1="http://schemas.microsoft.com/office/drawing/2015/9/8/chartex" xmlns:cx2="http://schemas.microsoft.com/office/drawing/2015/10/21/chartex" xmlns:cx3="http://schemas.microsoft.com/office/drawing/2016/5/9/chartex" xmlns:cx4="http://schemas.microsoft.com/office/drawing/2016/5/10/chartex" xmlns:cx5="http://schemas.microsoft.com/office/drawing/2016/5/11/chartex" xmlns:cx6="http://schemas.microsoft.com/office/drawing/2016/5/12/chartex" xmlns:cx7="http://schemas.microsoft.com/office/drawing/2016/5/13/chartex" xmlns:cx8="http://schemas.microsoft.com/office/drawing/2016/5/14/chartex" xmlns:mc="http://schemas.openxmlformats.org/markup-compatibility/2006" xmlns:aink="http://schemas.microsoft.com/office/drawing/2016/ink" xmlns:am3d="http://schemas.microsoft.com/office/drawing/2017/model3d" xmlns:o="urn:schemas-microsoft-com:office:office" xmlns:oel="http://schemas.microsoft.com/office/2019/extlst" xmlns:r="http://schemas.openxmlformats.org/officeDocument/2006/relationships" xmlns:m="http://schemas.openxmlformats.org/officeDocument/2006/math" xmlns:v="urn:schemas-microsoft-com:vml" xmlns:wp14="http://schemas.microsoft.com/office/word/2010/wordprocessingDrawing" xmlns:wp="http://schemas.openxmlformats.org/drawingml/2006/wordprocessingDrawing" xmlns:w10="urn:schemas-microsoft-com:office:word" xmlns:w="http://schemas.openxmlformats.org/wordprocessingml/2006/main" xmlns:w14="http://schemas.microsoft.com/office/word/2010/wordml" xmlns:w15="http://schemas.microsoft.com/office/word/2012/wordml" xmlns:w16cex="http://schemas.microsoft.com/office/word/2018/wordml/cex" xmlns:w16cid="http://schemas.microsoft.com/office/word/2016/wordml/cid" xmlns:w16="http://schemas.microsoft.com/office/word/2018/wordml" xmlns:w16du="http://schemas.microsoft.com/office/word/2023/wordml/word16du" xmlns:w16sdtdh="http://schemas.microsoft.com/office/word/2020/wordml/sdtdatahash" xmlns:w16sdtfl="http://schemas.microsoft.com/office/word/2024/wordml/sdtformatlock" xmlns:w16se="http://schemas.microsoft.com/office/word/2015/wordml/symex" xmlns:wpg="http://schemas.microsoft.com/office/word/2010/wordprocessingGroup" xmlns:wpi="http://schemas.microsoft.com/office/word/2010/wordprocessingInk" xmlns:wne="http://schemas.microsoft.com/office/word/2006/wordml" xmlns:wps="http://schemas.microsoft.com/office/word/2010/wordprocessingShape" mc:Ignorable="w14 w15 w16se w16cid w16 w16cex w16sdtdh w16sdtfl w16du wp14">
+  <w15:commentEx w15:paraId="46C49461" w15:done="0"/>
+</w15:commentsEx>
+</file>
+
+<file path=word/commentsExtensible.xml><?xml version="1.0" encoding="utf-8"?>
+<w16cex:commentsExtensible xmlns:wpc="http://schemas.microsoft.com/office/word/2010/wordprocessingCanvas" xmlns:cx="http://schemas.microsoft.com/office/drawing/2014/chartex" xmlns:cx1="http://schemas.microsoft.com/office/drawing/2015/9/8/chartex" xmlns:cx2="http://schemas.microsoft.com/office/drawing/2015/10/21/chartex" xmlns:cx3="http://schemas.microsoft.com/office/drawing/2016/5/9/chartex" xmlns:cx4="http://schemas.microsoft.com/office/drawing/2016/5/10/chartex" xmlns:cx5="http://schemas.microsoft.com/office/drawing/2016/5/11/chartex" xmlns:cx6="http://schemas.microsoft.com/office/drawing/2016/5/12/chartex" xmlns:cx7="http://schemas.microsoft.com/office/drawing/2016/5/13/chartex" xmlns:cx8="http://schemas.microsoft.com/office/drawing/2016/5/14/chartex" xmlns:cr="http://schemas.microsoft.com/office/comments/2020/reactions" xmlns:mc="http://schemas.openxmlformats.org/markup-compatibility/2006" xmlns:aink="http://schemas.microsoft.com/office/drawing/2016/ink" xmlns:am3d="http://schemas.microsoft.com/office/drawing/2017/model3d" xmlns:o="urn:schemas-microsoft-com:office:office" xmlns:oel="http://schemas.microsoft.com/office/2019/extlst" xmlns:r="http://schemas.openxmlformats.org/officeDocument/2006/relationships" xmlns:m="http://schemas.openxmlformats.org/officeDocument/2006/math" xmlns:v="urn:schemas-microsoft-com:vml" xmlns:wp14="http://schemas.microsoft.com/office/word/2010/wordprocessingDrawing" xmlns:wp="http://schemas.openxmlformats.org/drawingml/2006/wordprocessingDrawing" xmlns:w10="urn:schemas-microsoft-com:office:word" xmlns:w="http://schemas.openxmlformats.org/wordprocessingml/2006/main" xmlns:w14="http://schemas.microsoft.com/office/word/2010/wordml" xmlns:w15="http://schemas.microsoft.com/office/word/2012/wordml" xmlns:w16cex="http://schemas.microsoft.com/office/word/2018/wordml/cex" xmlns:w16cid="http://schemas.microsoft.com/office/word/2016/wordml/cid" xmlns:w16="http://schemas.microsoft.com/office/word/2018/wordml" xmlns:w16du="http://schemas.microsoft.com/office/word/2023/wordml/word16du" xmlns:w16sdtdh="http://schemas.microsoft.com/office/word/2020/wordml/sdtdatahash" xmlns:w16sdtfl="http://schemas.microsoft.com/office/word/2024/wordml/sdtformatlock" xmlns:w16se="http://schemas.microsoft.com/office/word/2015/wordml/symex" xmlns:wpg="http://schemas.microsoft.com/office/word/2010/wordprocessingGroup" xmlns:wpi="http://schemas.microsoft.com/office/word/2010/wordprocessingInk" xmlns:wne="http://schemas.microsoft.com/office/word/2006/wordml" xmlns:wps="http://schemas.microsoft.com/office/word/2010/wordprocessingShape" mc:Ignorable="w14 w15 w16se w16cid w16 w16cex w16sdtdh w16sdtfl cr w16du wp14">
+  <w16cex:commentExtensible w16cex:durableId="13B13DB1" w16cex:dateUtc="2026-08-21T08:54:00Z"/>
+</w16cex:commentsExtensible>
+</file>
+
+<file path=word/commentsIds.xml><?xml version="1.0" encoding="utf-8"?>
+<w16cid:commentsIds xmlns:wpc="http://schemas.microsoft.com/office/word/2010/wordprocessingCanvas" xmlns:cx="http://schemas.microsoft.com/office/drawing/2014/chartex" xmlns:cx1="http://schemas.microsoft.com/office/drawing/2015/9/8/chartex" xmlns:cx2="http://schemas.microsoft.com/office/drawing/2015/10/21/chartex" xmlns:cx3="http://schemas.microsoft.com/office/drawing/2016/5/9/chartex" xmlns:cx4="http://schemas.microsoft.com/office/drawing/2016/5/10/chartex" xmlns:cx5="http://schemas.microsoft.com/office/drawing/2016/5/11/chartex" xmlns:cx6="http://schemas.microsoft.com/office/drawing/2016/5/12/chartex" xmlns:cx7="http://schemas.microsoft.com/office/drawing/2016/5/13/chartex" xmlns:cx8="http://schemas.microsoft.com/office/drawing/2016/5/14/chartex" xmlns:mc="http://schemas.openxmlformats.org/markup-compatibility/2006" xmlns:aink="http://schemas.microsoft.com/office/drawing/2016/ink" xmlns:am3d="http://schemas.microsoft.com/office/drawing/2017/model3d" xmlns:o="urn:schemas-microsoft-com:office:office" xmlns:oel="http://schemas.microsoft.com/office/2019/extlst" xmlns:r="http://schemas.openxmlformats.org/officeDocument/2006/relationships" xmlns:m="http://schemas.openxmlformats.org/officeDocument/2006/math" xmlns:v="urn:schemas-microsoft-com:vml" xmlns:wp14="http://schemas.microsoft.com/office/word/2010/wordprocessingDrawing" xmlns:wp="http://schemas.openxmlformats.org/drawingml/2006/wordprocessingDrawing" xmlns:w10="urn:schemas-microsoft-com:office:word" xmlns:w="http://schemas.openxmlformats.org/wordprocessingml/2006/main" xmlns:w14="http://schemas.microsoft.com/office/word/2010/wordml" xmlns:w15="http://schemas.microsoft.com/office/word/2012/wordml" xmlns:w16cex="http://schemas.microsoft.com/office/word/2018/wordml/cex" xmlns:w16cid="http://schemas.microsoft.com/office/word/2016/wordml/cid" xmlns:w16="http://schemas.microsoft.com/office/word/2018/wordml" xmlns:w16du="http://schemas.microsoft.com/office/word/2023/wordml/word16du" xmlns:w16sdtdh="http://schemas.microsoft.com/office/word/2020/wordml/sdtdatahash" xmlns:w16sdtfl="http://schemas.microsoft.com/office/word/2024/wordml/sdtformatlock" xmlns:w16se="http://schemas.microsoft.com/office/word/2015/wordml/symex" xmlns:wpg="http://schemas.microsoft.com/office/word/2010/wordprocessingGroup" xmlns:wpi="http://schemas.microsoft.com/office/word/2010/wordprocessingInk" xmlns:wne="http://schemas.microsoft.com/office/word/2006/wordml" xmlns:wps="http://schemas.microsoft.com/office/word/2010/wordprocessingShape" mc:Ignorable="w14 w15 w16se w16cid w16 w16cex w16sdtdh w16sdtfl w16du wp14">
+  <w16cid:commentId w16cid:paraId="46C49461" w16cid:durableId="13B13DB1"/>
+</w16cid:commentsIds>
 </file>
 
 <file path=word/endnotes.xml><?xml version="1.0" encoding="utf-8"?>
@@ -25667,6 +25208,14 @@
     <w:abstractNumId w:val="16"/>
   </w:num>
 </w:numbering>
+</file>
+
+<file path=word/people.xml><?xml version="1.0" encoding="utf-8"?>
+<w15:people xmlns:wpc="http://schemas.microsoft.com/office/word/2010/wordprocessingCanvas" xmlns:cx="http://schemas.microsoft.com/office/drawing/2014/chartex" xmlns:cx1="http://schemas.microsoft.com/office/drawing/2015/9/8/chartex" xmlns:cx2="http://schemas.microsoft.com/office/drawing/2015/10/21/chartex" xmlns:cx3="http://schemas.microsoft.com/office/drawing/2016/5/9/chartex" xmlns:cx4="http://schemas.microsoft.com/office/drawing/2016/5/10/chartex" xmlns:cx5="http://schemas.microsoft.com/office/drawing/2016/5/11/chartex" xmlns:cx6="http://schemas.microsoft.com/office/drawing/2016/5/12/chartex" xmlns:cx7="http://schemas.microsoft.com/office/drawing/2016/5/13/chartex" xmlns:cx8="http://schemas.microsoft.com/office/drawing/2016/5/14/chartex" xmlns:mc="http://schemas.openxmlformats.org/markup-compatibility/2006" xmlns:aink="http://schemas.microsoft.com/office/drawing/2016/ink" xmlns:am3d="http://schemas.microsoft.com/office/drawing/2017/model3d" xmlns:o="urn:schemas-microsoft-com:office:office" xmlns:oel="http://schemas.microsoft.com/office/2019/extlst" xmlns:r="http://schemas.openxmlformats.org/officeDocument/2006/relationships" xmlns:m="http://schemas.openxmlformats.org/officeDocument/2006/math" xmlns:v="urn:schemas-microsoft-com:vml" xmlns:wp14="http://schemas.microsoft.com/office/word/2010/wordprocessingDrawing" xmlns:wp="http://schemas.openxmlformats.org/drawingml/2006/wordprocessingDrawing" xmlns:w10="urn:schemas-microsoft-com:office:word" xmlns:w="http://schemas.openxmlformats.org/wordprocessingml/2006/main" xmlns:w14="http://schemas.microsoft.com/office/word/2010/wordml" xmlns:w15="http://schemas.microsoft.com/office/word/2012/wordml" xmlns:w16cex="http://schemas.microsoft.com/office/word/2018/wordml/cex" xmlns:w16cid="http://schemas.microsoft.com/office/word/2016/wordml/cid" xmlns:w16="http://schemas.microsoft.com/office/word/2018/wordml" xmlns:w16du="http://schemas.microsoft.com/office/word/2023/wordml/word16du" xmlns:w16sdtdh="http://schemas.microsoft.com/office/word/2020/wordml/sdtdatahash" xmlns:w16sdtfl="http://schemas.microsoft.com/office/word/2024/wordml/sdtformatlock" xmlns:w16se="http://schemas.microsoft.com/office/word/2015/wordml/symex" xmlns:wpg="http://schemas.microsoft.com/office/word/2010/wordprocessingGroup" xmlns:wpi="http://schemas.microsoft.com/office/word/2010/wordprocessingInk" xmlns:wne="http://schemas.microsoft.com/office/word/2006/wordml" xmlns:wps="http://schemas.microsoft.com/office/word/2010/wordprocessingShape" mc:Ignorable="w14 w15 w16se w16cid w16 w16cex w16sdtdh w16sdtfl w16du wp14">
+  <w15:person w15:author="Shafik Hakim Bin Abdul Wahid">
+    <w15:presenceInfo w15:providerId="Windows Live" w15:userId="1a2b37642ff6dd95"/>
+  </w15:person>
+</w15:people>
 </file>
 
 <file path=word/styles.xml><?xml version="1.0" encoding="utf-8"?>

--- a/Documentations/SmartRPD_Documentation.docx
+++ b/Documentations/SmartRPD_Documentation.docx
@@ -107,55 +107,27 @@
               <w:bottom w:w="80" w:type="dxa"/>
               <w:right w:w="120" w:type="dxa"/>
             </w:tcMar>
-          </w:tcPr>
-          <w:p>
-            <w:pPr>
-              <w:spacing w:line="360" w:lineRule="auto"/>
+            <w:vAlign w:val="center"/>
+          </w:tcPr>
+          <w:p>
+            <w:pPr>
               <w:jc w:val="center"/>
             </w:pPr>
             <w:r>
-              <w:rPr>
-                <w:color w:val="5A7A8A"/>
-                <w:sz w:val="18"/>
-                <w:szCs w:val="18"/>
-              </w:rPr>
               <w:t>Last Updated:</w:t>
+            </w:r>
+            <w:r>
               <w:br/>
-              <w:t>24 July 2026</w:t>
-            </w:r>
-          </w:p>
-          <w:p>
-            <w:pPr>
-              <w:spacing w:line="360" w:lineRule="auto"/>
-              <w:jc w:val="center"/>
-            </w:pPr>
-            <w:r>
-              <w:rPr>
-                <w:b/>
-                <w:bCs/>
-                <w:color w:val="0A2342"/>
-              </w:rPr>
-            </w:r>
-            <w:r>
-              <w:rPr>
-                <w:b/>
-                <w:bCs/>
-                <w:color w:val="0A2342"/>
-              </w:rPr>
-            </w:r>
-            <w:r>
-              <w:rPr>
-                <w:b/>
-                <w:bCs/>
-                <w:color w:val="0A2342"/>
-              </w:rPr>
-            </w:r>
-            <w:r>
-              <w:rPr>
-                <w:b/>
-                <w:bCs/>
-                <w:color w:val="0A2342"/>
-              </w:rPr>
+              <w:t>2</w:t>
+            </w:r>
+            <w:r>
+              <w:t>4</w:t>
+            </w:r>
+            <w:r>
+              <w:t xml:space="preserve"> August 2026</w:t>
+            </w:r>
+            <w:r>
+              <w:br/>
             </w:r>
           </w:p>
         </w:tc>
@@ -169,57 +141,21 @@
               <w:bottom w:w="80" w:type="dxa"/>
               <w:right w:w="120" w:type="dxa"/>
             </w:tcMar>
-          </w:tcPr>
-          <w:p>
-            <w:pPr>
-              <w:spacing w:line="360" w:lineRule="auto"/>
+            <w:vAlign w:val="center"/>
+          </w:tcPr>
+          <w:p>
+            <w:pPr>
               <w:jc w:val="center"/>
             </w:pPr>
             <w:r>
-              <w:rPr>
-                <w:color w:val="5A7A8A"/>
-                <w:sz w:val="18"/>
-                <w:szCs w:val="18"/>
-              </w:rPr>
               <w:t>Status</w:t>
             </w:r>
-          </w:p>
-          <w:p>
-            <w:pPr>
-              <w:spacing w:line="360" w:lineRule="auto"/>
-              <w:jc w:val="center"/>
-            </w:pPr>
-            <w:r>
-              <w:rPr>
-                <w:b/>
-                <w:bCs/>
-                <w:color w:val="0A2342"/>
-              </w:rPr>
-              <w:t>Deployed</w:t>
-            </w:r>
-            <w:r>
-              <w:rPr>
-                <w:b/>
-                <w:bCs/>
-                <w:color w:val="0A2342"/>
-              </w:rPr>
-              <w:t xml:space="preserve"> –</w:t>
-            </w:r>
-            <w:r>
-              <w:rPr>
-                <w:b/>
-                <w:bCs/>
-                <w:color w:val="0A2342"/>
-              </w:rPr>
-              <w:t xml:space="preserve"> </w:t>
-            </w:r>
-            <w:r>
-              <w:rPr>
-                <w:b/>
-                <w:bCs/>
-                <w:color w:val="0A2342"/>
-              </w:rPr>
-              <w:t>Internal Testing</w:t>
+            <w:r>
+              <w:t>:</w:t>
+            </w:r>
+            <w:r>
+              <w:br/>
+              <w:t>Deployed — Internal Testing</w:t>
             </w:r>
           </w:p>
         </w:tc>
@@ -239,6 +175,7 @@
               <w:bottom w:w="80" w:type="dxa"/>
               <w:right w:w="120" w:type="dxa"/>
             </w:tcMar>
+            <w:vAlign w:val="center"/>
           </w:tcPr>
           <w:p>
             <w:pPr>
@@ -252,6 +189,14 @@
                 <w:szCs w:val="18"/>
               </w:rPr>
               <w:t>Prepared by</w:t>
+            </w:r>
+            <w:r>
+              <w:rPr>
+                <w:color w:val="5A7A8A"/>
+                <w:sz w:val="18"/>
+                <w:szCs w:val="18"/>
+              </w:rPr>
+              <w:t>:</w:t>
             </w:r>
           </w:p>
           <w:p>
@@ -295,55 +240,24 @@
               <w:bottom w:w="80" w:type="dxa"/>
               <w:right w:w="120" w:type="dxa"/>
             </w:tcMar>
-          </w:tcPr>
-          <w:p>
-            <w:pPr>
-              <w:spacing w:line="360" w:lineRule="auto"/>
+            <w:vAlign w:val="center"/>
+          </w:tcPr>
+          <w:p>
+            <w:pPr>
               <w:jc w:val="center"/>
             </w:pPr>
             <w:r>
-              <w:rPr>
-                <w:color w:val="5A7A8A"/>
-                <w:sz w:val="18"/>
-                <w:szCs w:val="18"/>
-              </w:rPr>
               <w:t>Test Suite</w:t>
+            </w:r>
+            <w:r>
+              <w:t>:</w:t>
+            </w:r>
+            <w:r>
               <w:br/>
-              <w:t>13 suites · 198 tests · All Pass</w:t>
-            </w:r>
-          </w:p>
-          <w:p>
-            <w:pPr>
-              <w:spacing w:line="360" w:lineRule="auto"/>
-              <w:jc w:val="center"/>
-            </w:pPr>
-            <w:r>
-              <w:rPr>
-                <w:b/>
-                <w:bCs/>
-                <w:color w:val="0D9488"/>
-              </w:rPr>
-            </w:r>
-            <w:r>
-              <w:rPr>
-                <w:b/>
-                <w:bCs/>
-                <w:color w:val="0D9488"/>
-              </w:rPr>
-            </w:r>
-            <w:r>
-              <w:rPr>
-                <w:b/>
-                <w:bCs/>
-                <w:color w:val="0D9488"/>
-              </w:rPr>
-            </w:r>
-            <w:r>
-              <w:rPr>
-                <w:b/>
-                <w:bCs/>
-                <w:color w:val="0D9488"/>
-              </w:rPr>
+              <w:t>19 suites — 582 tests — All Pass</w:t>
+            </w:r>
+            <w:r>
+              <w:br/>
             </w:r>
           </w:p>
         </w:tc>
@@ -3934,17 +3848,8 @@
         <w:spacing w:after="120" w:line="360" w:lineRule="auto"/>
       </w:pPr>
       <w:r>
-        <w:t>The application is loaded as a static multi-page web app, built with Webpack and served from GitHub Pages (nyunt/dev-W7.1 branch), published by the “Deploy Test Site” GitHub Actions workflow on every push to nyunt/dev-deploy. A local Docker/nginx image (Dockerfile, nginx.conf) exists for local preview and is not how production is actually served — see DevOps and Deployment.docx §1/§3. Navigation between pages occurs through URL redirects, with secure user flow, passed as an encrypted query parameter. The application layer only serves pages and renders data.</w:t>
-      </w:r>
-      <w:r/>
-      <w:r/>
-      <w:r/>
-      <w:r/>
-      <w:r/>
-      <w:r/>
-      <w:r/>
-      <w:r/>
-      <w:r/>
+        <w:t>The application is loaded as a static multi-page web app, built with Webpack and served from GitHub Pages (nyunt/dev-W7.1 branch), published by the “Deploy Test Site” GitHub Actions workflow on every push to nyunt/dev-deploy. Navigation between pages occurs through URL redirects, with secure user flow, passed as an encrypted query parameter. The application layer only serves pages and renders data.</w:t>
+      </w:r>
     </w:p>
     <w:tbl>
       <w:tblPr>
@@ -3983,10 +3888,12 @@
               <w:bottom w:w="80" w:type="dxa"/>
               <w:right w:w="120" w:type="dxa"/>
             </w:tcMar>
+            <w:vAlign w:val="center"/>
           </w:tcPr>
           <w:p>
             <w:pPr>
               <w:spacing w:line="360" w:lineRule="auto"/>
+              <w:jc w:val="center"/>
             </w:pPr>
             <w:r>
               <w:rPr>
@@ -4010,10 +3917,12 @@
               <w:bottom w:w="80" w:type="dxa"/>
               <w:right w:w="120" w:type="dxa"/>
             </w:tcMar>
+            <w:vAlign w:val="center"/>
           </w:tcPr>
           <w:p>
             <w:pPr>
               <w:spacing w:line="360" w:lineRule="auto"/>
+              <w:jc w:val="center"/>
             </w:pPr>
             <w:r>
               <w:rPr>
@@ -4037,10 +3946,12 @@
               <w:bottom w:w="80" w:type="dxa"/>
               <w:right w:w="120" w:type="dxa"/>
             </w:tcMar>
+            <w:vAlign w:val="center"/>
           </w:tcPr>
           <w:p>
             <w:pPr>
               <w:spacing w:line="360" w:lineRule="auto"/>
+              <w:jc w:val="center"/>
             </w:pPr>
             <w:r>
               <w:rPr>
@@ -4051,488 +3962,6 @@
                 <w:szCs w:val="20"/>
               </w:rPr>
               <w:t>Purpose</w:t>
-            </w:r>
-          </w:p>
-        </w:tc>
-      </w:tr>
-      <w:tr>
-        <w:tc>
-          <w:tcPr>
-            <w:tcW w:w="1838" w:type="dxa"/>
-            <w:tcMar>
-              <w:top w:w="80" w:type="dxa"/>
-              <w:left w:w="120" w:type="dxa"/>
-              <w:bottom w:w="80" w:type="dxa"/>
-              <w:right w:w="120" w:type="dxa"/>
-            </w:tcMar>
-          </w:tcPr>
-          <w:p>
-            <w:pPr>
-              <w:spacing w:line="360" w:lineRule="auto"/>
-              <w:rPr>
-                <w:color w:val="auto"/>
-              </w:rPr>
-            </w:pPr>
-            <w:r>
-              <w:rPr>
-                <w:color w:val="auto"/>
-              </w:rPr>
-              <w:t>Login</w:t>
-            </w:r>
-          </w:p>
-        </w:tc>
-        <w:tc>
-          <w:tcPr>
-            <w:tcW w:w="3827" w:type="dxa"/>
-            <w:tcMar>
-              <w:top w:w="80" w:type="dxa"/>
-              <w:left w:w="120" w:type="dxa"/>
-              <w:bottom w:w="80" w:type="dxa"/>
-              <w:right w:w="120" w:type="dxa"/>
-            </w:tcMar>
-          </w:tcPr>
-          <w:p>
-            <w:pPr>
-              <w:spacing w:line="360" w:lineRule="auto"/>
-              <w:rPr>
-                <w:color w:val="auto"/>
-              </w:rPr>
-            </w:pPr>
-            <w:r>
-              <w:rPr>
-                <w:color w:val="auto"/>
-              </w:rPr>
-              <w:t>index.html, src/js/pages/login.js, src/js/shared/passwordReset.js, changePassword.js</w:t>
-            </w:r>
-          </w:p>
-        </w:tc>
-        <w:tc>
-          <w:tcPr>
-            <w:tcW w:w="4536" w:type="dxa"/>
-            <w:tcMar>
-              <w:top w:w="80" w:type="dxa"/>
-              <w:left w:w="120" w:type="dxa"/>
-              <w:bottom w:w="80" w:type="dxa"/>
-              <w:right w:w="120" w:type="dxa"/>
-            </w:tcMar>
-          </w:tcPr>
-          <w:p>
-            <w:pPr>
-              <w:spacing w:line="360" w:lineRule="auto"/>
-              <w:rPr>
-                <w:color w:val="auto"/>
-              </w:rPr>
-            </w:pPr>
-            <w:r>
-              <w:rPr>
-                <w:color w:val="auto"/>
-              </w:rPr>
-              <w:t>Authentication entry point (password + OTP, currently disabled), password reset/change, and the loggedInUser client-side guard check.</w:t>
-            </w:r>
-            <w:r>
-              <w:rPr>
-                <w:color w:val="auto"/>
-              </w:rPr>
-            </w:r>
-            <w:r>
-              <w:rPr>
-                <w:color w:val="auto"/>
-              </w:rPr>
-            </w:r>
-            <w:r>
-              <w:rPr>
-                <w:color w:val="auto"/>
-              </w:rPr>
-            </w:r>
-            <w:r>
-              <w:rPr>
-                <w:color w:val="auto"/>
-              </w:rPr>
-            </w:r>
-          </w:p>
-        </w:tc>
-      </w:tr>
-      <w:tr>
-        <w:tc>
-          <w:tcPr>
-            <w:tcW w:w="1838" w:type="dxa"/>
-            <w:tcMar>
-              <w:top w:w="80" w:type="dxa"/>
-              <w:left w:w="120" w:type="dxa"/>
-              <w:bottom w:w="80" w:type="dxa"/>
-              <w:right w:w="120" w:type="dxa"/>
-            </w:tcMar>
-          </w:tcPr>
-          <w:p>
-            <w:pPr>
-              <w:spacing w:line="360" w:lineRule="auto"/>
-              <w:rPr>
-                <w:color w:val="auto"/>
-              </w:rPr>
-            </w:pPr>
-            <w:r>
-              <w:rPr>
-                <w:color w:val="auto"/>
-              </w:rPr>
-              <w:t>Case List</w:t>
-            </w:r>
-          </w:p>
-        </w:tc>
-        <w:tc>
-          <w:tcPr>
-            <w:tcW w:w="3827" w:type="dxa"/>
-            <w:tcMar>
-              <w:top w:w="80" w:type="dxa"/>
-              <w:left w:w="120" w:type="dxa"/>
-              <w:bottom w:w="80" w:type="dxa"/>
-              <w:right w:w="120" w:type="dxa"/>
-            </w:tcMar>
-          </w:tcPr>
-          <w:p>
-            <w:pPr>
-              <w:spacing w:line="360" w:lineRule="auto"/>
-              <w:rPr>
-                <w:color w:val="auto"/>
-              </w:rPr>
-            </w:pPr>
-            <w:r>
-              <w:rPr>
-                <w:color w:val="auto"/>
-              </w:rPr>
-              <w:t>src/pages/case_list.html, src/js/pages/caseManagement.js</w:t>
-            </w:r>
-          </w:p>
-        </w:tc>
-        <w:tc>
-          <w:tcPr>
-            <w:tcW w:w="4536" w:type="dxa"/>
-            <w:tcMar>
-              <w:top w:w="80" w:type="dxa"/>
-              <w:left w:w="120" w:type="dxa"/>
-              <w:bottom w:w="80" w:type="dxa"/>
-              <w:right w:w="120" w:type="dxa"/>
-            </w:tcMar>
-          </w:tcPr>
-          <w:p>
-            <w:pPr>
-              <w:spacing w:line="360" w:lineRule="auto"/>
-              <w:rPr>
-                <w:color w:val="auto"/>
-              </w:rPr>
-            </w:pPr>
-            <w:r>
-              <w:rPr>
-                <w:color w:val="auto"/>
-              </w:rPr>
-              <w:t>Browse, sort, manage, duplicate, rename, delete, open, download and share cases.</w:t>
-            </w:r>
-          </w:p>
-        </w:tc>
-      </w:tr>
-      <w:tr>
-        <w:tc>
-          <w:tcPr>
-            <w:tcW w:w="1838" w:type="dxa"/>
-            <w:tcMar>
-              <w:top w:w="80" w:type="dxa"/>
-              <w:left w:w="120" w:type="dxa"/>
-              <w:bottom w:w="80" w:type="dxa"/>
-              <w:right w:w="120" w:type="dxa"/>
-            </w:tcMar>
-          </w:tcPr>
-          <w:p>
-            <w:pPr>
-              <w:spacing w:line="360" w:lineRule="auto"/>
-              <w:rPr>
-                <w:color w:val="auto"/>
-              </w:rPr>
-            </w:pPr>
-            <w:r>
-              <w:rPr>
-                <w:color w:val="auto"/>
-              </w:rPr>
-              <w:t>Case Creation</w:t>
-            </w:r>
-          </w:p>
-        </w:tc>
-        <w:tc>
-          <w:tcPr>
-            <w:tcW w:w="3827" w:type="dxa"/>
-            <w:tcMar>
-              <w:top w:w="80" w:type="dxa"/>
-              <w:left w:w="120" w:type="dxa"/>
-              <w:bottom w:w="80" w:type="dxa"/>
-              <w:right w:w="120" w:type="dxa"/>
-            </w:tcMar>
-          </w:tcPr>
-          <w:p>
-            <w:pPr>
-              <w:spacing w:line="360" w:lineRule="auto"/>
-              <w:rPr>
-                <w:color w:val="auto"/>
-              </w:rPr>
-            </w:pPr>
-            <w:r>
-              <w:rPr>
-                <w:color w:val="auto"/>
-              </w:rPr>
-              <w:t>src/js/pages/createCase.js, css/createCase.css</w:t>
-            </w:r>
-          </w:p>
-        </w:tc>
-        <w:tc>
-          <w:tcPr>
-            <w:tcW w:w="4536" w:type="dxa"/>
-            <w:tcMar>
-              <w:top w:w="80" w:type="dxa"/>
-              <w:left w:w="120" w:type="dxa"/>
-              <w:bottom w:w="80" w:type="dxa"/>
-              <w:right w:w="120" w:type="dxa"/>
-            </w:tcMar>
-          </w:tcPr>
-          <w:p>
-            <w:pPr>
-              <w:spacing w:line="360" w:lineRule="auto"/>
-              <w:rPr>
-                <w:color w:val="auto"/>
-              </w:rPr>
-            </w:pPr>
-            <w:r>
-              <w:rPr>
-                <w:color w:val="auto"/>
-              </w:rPr>
-              <w:t>Create cases, upload STL/reference files, assign users and send invitations.</w:t>
-            </w:r>
-          </w:p>
-        </w:tc>
-      </w:tr>
-      <w:tr>
-        <w:tc>
-          <w:tcPr>
-            <w:tcW w:w="1838" w:type="dxa"/>
-            <w:tcMar>
-              <w:top w:w="80" w:type="dxa"/>
-              <w:left w:w="120" w:type="dxa"/>
-              <w:bottom w:w="80" w:type="dxa"/>
-              <w:right w:w="120" w:type="dxa"/>
-            </w:tcMar>
-          </w:tcPr>
-          <w:p>
-            <w:pPr>
-              <w:spacing w:line="360" w:lineRule="auto"/>
-              <w:rPr>
-                <w:color w:val="auto"/>
-              </w:rPr>
-            </w:pPr>
-            <w:r>
-              <w:rPr>
-                <w:color w:val="auto"/>
-              </w:rPr>
-              <w:t>2D Annotation</w:t>
-            </w:r>
-          </w:p>
-        </w:tc>
-        <w:tc>
-          <w:tcPr>
-            <w:tcW w:w="3827" w:type="dxa"/>
-            <w:tcMar>
-              <w:top w:w="80" w:type="dxa"/>
-              <w:left w:w="120" w:type="dxa"/>
-              <w:bottom w:w="80" w:type="dxa"/>
-              <w:right w:w="120" w:type="dxa"/>
-            </w:tcMar>
-          </w:tcPr>
-          <w:p>
-            <w:pPr>
-              <w:spacing w:line="360" w:lineRule="auto"/>
-              <w:rPr>
-                <w:color w:val="auto"/>
-              </w:rPr>
-            </w:pPr>
-            <w:r>
-              <w:rPr>
-                <w:color w:val="auto"/>
-              </w:rPr>
-              <w:t>src/pages/2DAnnotation.html, src/js/2D/*</w:t>
-            </w:r>
-          </w:p>
-        </w:tc>
-        <w:tc>
-          <w:tcPr>
-            <w:tcW w:w="4536" w:type="dxa"/>
-            <w:tcMar>
-              <w:top w:w="80" w:type="dxa"/>
-              <w:left w:w="120" w:type="dxa"/>
-              <w:bottom w:w="80" w:type="dxa"/>
-              <w:right w:w="120" w:type="dxa"/>
-            </w:tcMar>
-          </w:tcPr>
-          <w:p>
-            <w:pPr>
-              <w:spacing w:line="360" w:lineRule="auto"/>
-              <w:rPr>
-                <w:color w:val="auto"/>
-              </w:rPr>
-            </w:pPr>
-            <w:r>
-              <w:rPr>
-                <w:color w:val="auto"/>
-              </w:rPr>
-              <w:t>Design RPD components on upper/lower jaw diagrams, manage clinical information and save structured jaw data.</w:t>
-            </w:r>
-          </w:p>
-        </w:tc>
-      </w:tr>
-      <w:tr>
-        <w:tc>
-          <w:tcPr>
-            <w:tcW w:w="1838" w:type="dxa"/>
-            <w:tcMar>
-              <w:top w:w="80" w:type="dxa"/>
-              <w:left w:w="120" w:type="dxa"/>
-              <w:bottom w:w="80" w:type="dxa"/>
-              <w:right w:w="120" w:type="dxa"/>
-            </w:tcMar>
-          </w:tcPr>
-          <w:p>
-            <w:pPr>
-              <w:spacing w:line="360" w:lineRule="auto"/>
-              <w:rPr>
-                <w:color w:val="auto"/>
-              </w:rPr>
-            </w:pPr>
-            <w:r>
-              <w:rPr>
-                <w:color w:val="auto"/>
-              </w:rPr>
-              <w:t>3D Viewer</w:t>
-            </w:r>
-          </w:p>
-        </w:tc>
-        <w:tc>
-          <w:tcPr>
-            <w:tcW w:w="3827" w:type="dxa"/>
-            <w:tcMar>
-              <w:top w:w="80" w:type="dxa"/>
-              <w:left w:w="120" w:type="dxa"/>
-              <w:bottom w:w="80" w:type="dxa"/>
-              <w:right w:w="120" w:type="dxa"/>
-            </w:tcMar>
-          </w:tcPr>
-          <w:p>
-            <w:pPr>
-              <w:spacing w:line="360" w:lineRule="auto"/>
-              <w:rPr>
-                <w:color w:val="auto"/>
-              </w:rPr>
-            </w:pPr>
-            <w:r>
-              <w:rPr>
-                <w:color w:val="auto"/>
-              </w:rPr>
-              <w:t>src/pages/ThreeDViewer.html, src/viewer3d/index.js, src/viewer3d/newControls.js</w:t>
-            </w:r>
-          </w:p>
-        </w:tc>
-        <w:tc>
-          <w:tcPr>
-            <w:tcW w:w="4536" w:type="dxa"/>
-            <w:tcMar>
-              <w:top w:w="80" w:type="dxa"/>
-              <w:left w:w="120" w:type="dxa"/>
-              <w:bottom w:w="80" w:type="dxa"/>
-              <w:right w:w="120" w:type="dxa"/>
-            </w:tcMar>
-          </w:tcPr>
-          <w:p>
-            <w:pPr>
-              <w:spacing w:line="360" w:lineRule="auto"/>
-              <w:rPr>
-                <w:color w:val="auto"/>
-              </w:rPr>
-            </w:pPr>
-            <w:r>
-              <w:rPr>
-                <w:color w:val="auto"/>
-              </w:rPr>
-              <w:t>Render jaw meshes, design overlays, artificial teeth, heatmaps and review controls in Three.js.</w:t>
-            </w:r>
-          </w:p>
-        </w:tc>
-      </w:tr>
-      <w:tr>
-        <w:tc>
-          <w:tcPr>
-            <w:tcW w:w="1838" w:type="dxa"/>
-            <w:tcMar>
-              <w:top w:w="80" w:type="dxa"/>
-              <w:left w:w="120" w:type="dxa"/>
-              <w:bottom w:w="80" w:type="dxa"/>
-              <w:right w:w="120" w:type="dxa"/>
-            </w:tcMar>
-          </w:tcPr>
-          <w:p>
-            <w:pPr>
-              <w:spacing w:line="360" w:lineRule="auto"/>
-              <w:rPr>
-                <w:color w:val="auto"/>
-              </w:rPr>
-            </w:pPr>
-            <w:r>
-              <w:rPr>
-                <w:color w:val="auto"/>
-              </w:rPr>
-              <w:t>Shared Shell</w:t>
-            </w:r>
-          </w:p>
-        </w:tc>
-        <w:tc>
-          <w:tcPr>
-            <w:tcW w:w="3827" w:type="dxa"/>
-            <w:tcMar>
-              <w:top w:w="80" w:type="dxa"/>
-              <w:left w:w="120" w:type="dxa"/>
-              <w:bottom w:w="80" w:type="dxa"/>
-              <w:right w:w="120" w:type="dxa"/>
-            </w:tcMar>
-          </w:tcPr>
-          <w:p>
-            <w:pPr>
-              <w:spacing w:line="360" w:lineRule="auto"/>
-              <w:rPr>
-                <w:color w:val="auto"/>
-              </w:rPr>
-            </w:pPr>
-            <w:r>
-              <w:rPr>
-                <w:color w:val="auto"/>
-              </w:rPr>
-              <w:t>src/js/shared/appSidebar.js, src/js/pages/viewerShell.js, src/js/shared/chat.js, src/js/pages/notifications.js</w:t>
-            </w:r>
-          </w:p>
-        </w:tc>
-        <w:tc>
-          <w:tcPr>
-            <w:tcW w:w="4536" w:type="dxa"/>
-            <w:tcMar>
-              <w:top w:w="80" w:type="dxa"/>
-              <w:left w:w="120" w:type="dxa"/>
-              <w:bottom w:w="80" w:type="dxa"/>
-              <w:right w:w="120" w:type="dxa"/>
-            </w:tcMar>
-          </w:tcPr>
-          <w:p>
-            <w:pPr>
-              <w:spacing w:line="360" w:lineRule="auto"/>
-              <w:rPr>
-                <w:color w:val="auto"/>
-              </w:rPr>
-            </w:pPr>
-            <w:r>
-              <w:rPr>
-                <w:color w:val="auto"/>
-              </w:rPr>
-              <w:t>Shared navigation, footer, chat, version history, notifications and status UI.</w:t>
             </w:r>
           </w:p>
         </w:tc>
@@ -4551,17 +3980,17 @@
           </w:tcPr>
           <w:p>
             <w:pPr>
-              <w:spacing w:line="276" w:lineRule="auto"/>
-              <w:rPr>
-                <w:color w:val="auto"/>
-              </w:rPr>
-            </w:pPr>
-            <w:r>
-              <w:rPr>
-                <w:color w:val="auto"/>
-              </w:rPr>
-              <w:lastRenderedPageBreak/>
-              <w:t>Dashboard</w:t>
+              <w:spacing w:line="360" w:lineRule="auto"/>
+              <w:jc w:val="center"/>
+              <w:rPr>
+                <w:color w:val="auto"/>
+              </w:rPr>
+            </w:pPr>
+            <w:r>
+              <w:rPr>
+                <w:color w:val="auto"/>
+              </w:rPr>
+              <w:t>Login</w:t>
             </w:r>
           </w:p>
         </w:tc>
@@ -4578,16 +4007,17 @@
           </w:tcPr>
           <w:p>
             <w:pPr>
-              <w:spacing w:line="276" w:lineRule="auto"/>
-              <w:rPr>
-                <w:color w:val="auto"/>
-              </w:rPr>
-            </w:pPr>
-            <w:r>
-              <w:rPr>
-                <w:color w:val="auto"/>
-              </w:rPr>
-              <w:t>src/js/pages/dashboard.js</w:t>
+              <w:spacing w:line="360" w:lineRule="auto"/>
+              <w:jc w:val="center"/>
+              <w:rPr>
+                <w:color w:val="auto"/>
+              </w:rPr>
+            </w:pPr>
+            <w:r>
+              <w:rPr>
+                <w:color w:val="auto"/>
+              </w:rPr>
+              <w:t>index.html, src/js/pages/login.js, src/js/shared/passwordReset.js, changePassword.js</w:t>
             </w:r>
           </w:p>
         </w:tc>
@@ -4604,34 +4034,17 @@
           </w:tcPr>
           <w:p>
             <w:pPr>
-              <w:spacing w:line="276" w:lineRule="auto"/>
-              <w:rPr>
-                <w:color w:val="auto"/>
-              </w:rPr>
-            </w:pPr>
-            <w:r>
-              <w:rPr>
-                <w:color w:val="auto"/>
-              </w:rPr>
-              <w:t>Overview — case list management</w:t>
-            </w:r>
-            <w:r>
-              <w:rPr>
-                <w:color w:val="auto"/>
-              </w:rPr>
-              <w:t xml:space="preserve">, captured views, and </w:t>
-            </w:r>
-            <w:r>
-              <w:rPr>
-                <w:color w:val="auto"/>
-              </w:rPr>
-              <w:t>assigned user</w:t>
-            </w:r>
-            <w:r>
-              <w:rPr>
-                <w:color w:val="auto"/>
-              </w:rPr>
-              <w:t xml:space="preserve"> roles.</w:t>
+              <w:spacing w:line="360" w:lineRule="auto"/>
+              <w:jc w:val="center"/>
+              <w:rPr>
+                <w:color w:val="auto"/>
+              </w:rPr>
+            </w:pPr>
+            <w:r>
+              <w:rPr>
+                <w:color w:val="auto"/>
+              </w:rPr>
+              <w:t>Authentication entry point (password + OTP, currently disabled), password reset/change, and the loggedInUser client-side guard check.</w:t>
             </w:r>
           </w:p>
         </w:tc>
@@ -4650,16 +4063,17 @@
           </w:tcPr>
           <w:p>
             <w:pPr>
-              <w:spacing w:line="276" w:lineRule="auto"/>
-              <w:rPr>
-                <w:color w:val="auto"/>
-              </w:rPr>
-            </w:pPr>
-            <w:r>
-              <w:rPr>
-                <w:color w:val="auto"/>
-              </w:rPr>
-              <w:t>Version History</w:t>
+              <w:spacing w:line="360" w:lineRule="auto"/>
+              <w:jc w:val="center"/>
+              <w:rPr>
+                <w:color w:val="auto"/>
+              </w:rPr>
+            </w:pPr>
+            <w:r>
+              <w:rPr>
+                <w:color w:val="auto"/>
+              </w:rPr>
+              <w:t>Case List</w:t>
             </w:r>
           </w:p>
         </w:tc>
@@ -4676,28 +4090,17 @@
           </w:tcPr>
           <w:p>
             <w:pPr>
-              <w:spacing w:line="276" w:lineRule="auto"/>
-              <w:rPr>
-                <w:color w:val="auto"/>
-              </w:rPr>
-            </w:pPr>
-            <w:r>
-              <w:rPr>
-                <w:color w:val="auto"/>
-              </w:rPr>
-              <w:t xml:space="preserve">src/pages/VersionHistory.html, </w:t>
-              <w:br/>
-              <w:t>src/js/pages/versionHistory.js</w:t>
-            </w:r>
-            <w:r>
-              <w:rPr>
-                <w:color w:val="auto"/>
-              </w:rPr>
-            </w:r>
-            <w:r>
-              <w:rPr>
-                <w:color w:val="auto"/>
-              </w:rPr>
+              <w:spacing w:line="360" w:lineRule="auto"/>
+              <w:jc w:val="center"/>
+              <w:rPr>
+                <w:color w:val="auto"/>
+              </w:rPr>
+            </w:pPr>
+            <w:r>
+              <w:rPr>
+                <w:color w:val="auto"/>
+              </w:rPr>
+              <w:t>src/pages/case_list.html, src/js/pages/caseManagement.js</w:t>
             </w:r>
           </w:p>
         </w:tc>
@@ -4714,543 +4117,17 @@
           </w:tcPr>
           <w:p>
             <w:pPr>
-              <w:spacing w:line="276" w:lineRule="auto"/>
-              <w:rPr>
-                <w:color w:val="auto"/>
-              </w:rPr>
-            </w:pPr>
-            <w:r>
-              <w:rPr>
-                <w:color w:val="auto"/>
-              </w:rPr>
-              <w:t>Review and compare past design iterations for a case.</w:t>
-            </w:r>
-          </w:p>
-        </w:tc>
-      </w:tr>
-      <w:tr>
-        <w:tc>
-          <w:tcPr>
-            <w:tcW w:w="1838" w:type="dxa"/>
-            <w:tcMar>
-              <w:top w:w="80" w:type="dxa"/>
-              <w:left w:w="120" w:type="dxa"/>
-              <w:bottom w:w="80" w:type="dxa"/>
-              <w:right w:w="120" w:type="dxa"/>
-            </w:tcMar>
-          </w:tcPr>
-          <w:p>
-            <w:pPr>
-              <w:spacing w:line="276" w:lineRule="auto"/>
-              <w:rPr>
-                <w:color w:val="auto"/>
-              </w:rPr>
-            </w:pPr>
-            <w:r>
-              <w:rPr>
-                <w:color w:val="auto"/>
-              </w:rPr>
-              <w:t xml:space="preserve">2D Design </w:t>
-            </w:r>
-            <w:r>
-              <w:rPr>
-                <w:i/>
-                <w:iCs/>
-                <w:color w:val="auto"/>
-              </w:rPr>
-              <w:t>(component placement engine within 2D Annotation)</w:t>
-            </w:r>
-          </w:p>
-        </w:tc>
-        <w:tc>
-          <w:tcPr>
-            <w:tcW w:w="3827" w:type="dxa"/>
-            <w:tcMar>
-              <w:top w:w="80" w:type="dxa"/>
-              <w:left w:w="120" w:type="dxa"/>
-              <w:bottom w:w="80" w:type="dxa"/>
-              <w:right w:w="120" w:type="dxa"/>
-            </w:tcMar>
-          </w:tcPr>
-          <w:p>
-            <w:pPr>
-              <w:spacing w:line="276" w:lineRule="auto"/>
-              <w:rPr>
-                <w:rFonts w:eastAsia="Times New Roman"/>
-                <w:color w:val="auto"/>
-              </w:rPr>
-            </w:pPr>
-            <w:r>
-              <w:rPr>
-                <w:rFonts w:eastAsia="Times New Roman"/>
-                <w:color w:val="auto"/>
-              </w:rPr>
-              <w:t>src/js/2D/components.js, src/js/2D/components.mesh.js,</w:t>
-            </w:r>
-            <w:r>
-              <w:rPr>
-                <w:rFonts w:eastAsia="Times New Roman"/>
-                <w:color w:val="auto"/>
-              </w:rPr>
-              <w:t xml:space="preserve"> </w:t>
-            </w:r>
-            <w:r>
-              <w:rPr>
-                <w:rFonts w:eastAsia="Times New Roman"/>
-                <w:color w:val="auto"/>
-              </w:rPr>
-              <w:t>src/js/2D/components.plate.js,</w:t>
-            </w:r>
-            <w:r>
-              <w:rPr>
-                <w:rFonts w:eastAsia="Times New Roman"/>
-                <w:color w:val="auto"/>
-              </w:rPr>
-              <w:t xml:space="preserve"> </w:t>
-            </w:r>
-            <w:r>
-              <w:rPr>
-                <w:rFonts w:eastAsia="Times New Roman"/>
-                <w:color w:val="auto"/>
-              </w:rPr>
-              <w:t>src/js/2D/components.minor.js,</w:t>
-            </w:r>
-            <w:r>
-              <w:rPr>
-                <w:rFonts w:eastAsia="Times New Roman"/>
-                <w:color w:val="auto"/>
-              </w:rPr>
-              <w:t xml:space="preserve"> </w:t>
-            </w:r>
-            <w:r>
-              <w:rPr>
-                <w:rFonts w:eastAsia="Times New Roman"/>
-                <w:color w:val="auto"/>
-              </w:rPr>
-              <w:t>src/js/2D/components.major.js,</w:t>
-            </w:r>
-            <w:r>
-              <w:rPr>
-                <w:rFonts w:eastAsia="Times New Roman"/>
-                <w:color w:val="auto"/>
-              </w:rPr>
-              <w:t xml:space="preserve"> </w:t>
-            </w:r>
-            <w:r>
-              <w:rPr>
-                <w:rFonts w:eastAsia="Times New Roman"/>
-                <w:color w:val="auto"/>
-              </w:rPr>
-              <w:t>src/js/2D/components.bar.js,</w:t>
-            </w:r>
-            <w:r>
-              <w:rPr>
-                <w:rFonts w:eastAsia="Times New Roman"/>
-                <w:color w:val="auto"/>
-              </w:rPr>
-              <w:t xml:space="preserve"> </w:t>
-            </w:r>
-            <w:r>
-              <w:rPr>
-                <w:rFonts w:eastAsia="Times New Roman"/>
-                <w:color w:val="auto"/>
-              </w:rPr>
-              <w:t>src/js/2D/components.clasp.js,</w:t>
-            </w:r>
-            <w:r>
-              <w:rPr>
-                <w:rFonts w:eastAsia="Times New Roman"/>
-                <w:color w:val="auto"/>
-              </w:rPr>
-              <w:t xml:space="preserve"> </w:t>
-            </w:r>
-            <w:r>
-              <w:rPr>
-                <w:rFonts w:eastAsia="Times New Roman"/>
-                <w:color w:val="auto"/>
-              </w:rPr>
-              <w:t>src/js/2D/components.rest.js,</w:t>
-            </w:r>
-            <w:r>
-              <w:rPr>
-                <w:rFonts w:eastAsia="Times New Roman"/>
-                <w:color w:val="auto"/>
-              </w:rPr>
-              <w:t xml:space="preserve"> </w:t>
-            </w:r>
-            <w:r>
-              <w:rPr>
-                <w:rFonts w:eastAsia="Times New Roman"/>
-                <w:color w:val="auto"/>
-              </w:rPr>
-              <w:t>src/js/2D/annotationCatalog.js,</w:t>
-            </w:r>
-            <w:r>
-              <w:rPr>
-                <w:rFonts w:eastAsia="Times New Roman"/>
-                <w:color w:val="auto"/>
-              </w:rPr>
-              <w:t xml:space="preserve"> </w:t>
-            </w:r>
-            <w:r>
-              <w:rPr>
-                <w:rFonts w:eastAsia="Times New Roman"/>
-                <w:color w:val="auto"/>
-              </w:rPr>
-              <w:t>src/js/2D/annotationPlacement.js,</w:t>
-            </w:r>
-            <w:r>
-              <w:rPr>
-                <w:rFonts w:eastAsia="Times New Roman"/>
-                <w:color w:val="auto"/>
-              </w:rPr>
-              <w:t xml:space="preserve"> </w:t>
-            </w:r>
-            <w:r>
-              <w:rPr>
-                <w:rFonts w:eastAsia="Times New Roman"/>
-                <w:color w:val="auto"/>
-              </w:rPr>
-              <w:t>src/js/2D/annotationRender.js,</w:t>
-            </w:r>
-            <w:r>
-              <w:rPr>
-                <w:rFonts w:eastAsia="Times New Roman"/>
-                <w:color w:val="auto"/>
-              </w:rPr>
-              <w:t xml:space="preserve"> </w:t>
-            </w:r>
-            <w:r>
-              <w:rPr>
-                <w:rFonts w:eastAsia="Times New Roman"/>
-                <w:color w:val="auto"/>
-              </w:rPr>
-              <w:t>src/js/2D/annotationLocks.js,</w:t>
-            </w:r>
-            <w:r>
-              <w:rPr>
-                <w:rFonts w:eastAsia="Times New Roman"/>
-                <w:color w:val="auto"/>
-              </w:rPr>
-              <w:t xml:space="preserve"> </w:t>
-            </w:r>
-            <w:r>
-              <w:rPr>
-                <w:rFonts w:eastAsia="Times New Roman"/>
-                <w:color w:val="auto"/>
-              </w:rPr>
-              <w:t>src/js/2D/annotationVisuals.js,</w:t>
-            </w:r>
-            <w:r>
-              <w:rPr>
-                <w:rFonts w:eastAsia="Times New Roman"/>
-                <w:color w:val="auto"/>
-              </w:rPr>
-              <w:t xml:space="preserve"> </w:t>
-            </w:r>
-            <w:r>
-              <w:rPr>
-                <w:rFonts w:eastAsia="Times New Roman"/>
-                <w:color w:val="auto"/>
-              </w:rPr>
-              <w:t>src/js/2D/annotationTeethModel.js,</w:t>
-            </w:r>
-            <w:r>
-              <w:rPr>
-                <w:rFonts w:eastAsia="Times New Roman"/>
-                <w:color w:val="auto"/>
-              </w:rPr>
-              <w:t xml:space="preserve"> </w:t>
-            </w:r>
-            <w:r>
-              <w:rPr>
-                <w:rFonts w:eastAsia="Times New Roman"/>
-                <w:color w:val="auto"/>
-              </w:rPr>
-              <w:t>src/js/2D/criteria.js,</w:t>
-            </w:r>
-            <w:r>
-              <w:rPr>
-                <w:rFonts w:eastAsia="Times New Roman"/>
-                <w:color w:val="auto"/>
-              </w:rPr>
-              <w:t xml:space="preserve"> </w:t>
-            </w:r>
-            <w:r>
-              <w:rPr>
-                <w:rFonts w:eastAsia="Times New Roman"/>
-                <w:color w:val="auto"/>
-              </w:rPr>
-              <w:br/>
-            </w:r>
-            <w:r>
-              <w:rPr>
-                <w:rFonts w:eastAsia="Times New Roman"/>
-                <w:color w:val="auto"/>
-              </w:rPr>
-              <w:t>src/js/2D/constants.js</w:t>
-            </w:r>
-          </w:p>
-        </w:tc>
-        <w:tc>
-          <w:tcPr>
-            <w:tcW w:w="4536" w:type="dxa"/>
-            <w:tcMar>
-              <w:top w:w="80" w:type="dxa"/>
-              <w:left w:w="120" w:type="dxa"/>
-              <w:bottom w:w="80" w:type="dxa"/>
-              <w:right w:w="120" w:type="dxa"/>
-            </w:tcMar>
-          </w:tcPr>
-          <w:p>
-            <w:pPr>
-              <w:spacing w:line="276" w:lineRule="auto"/>
-              <w:rPr>
-                <w:color w:val="auto"/>
-              </w:rPr>
-            </w:pPr>
-            <w:r>
-              <w:rPr>
-                <w:color w:val="auto"/>
-              </w:rPr>
-              <w:t xml:space="preserve">The rules-and-rendering engine behind 2D design: the </w:t>
-            </w:r>
-            <w:r>
-              <w:rPr>
-                <w:color w:val="auto"/>
-              </w:rPr>
-              <w:t>catalogue</w:t>
-            </w:r>
-            <w:r>
-              <w:rPr>
-                <w:color w:val="auto"/>
-              </w:rPr>
-              <w:t xml:space="preserve"> of RPD parts, where each part is legally allowed to sit, how it's drawn, drag/lock </w:t>
-            </w:r>
-            <w:r>
-              <w:rPr>
-                <w:color w:val="auto"/>
-              </w:rPr>
-              <w:t>behaviour</w:t>
-            </w:r>
-            <w:r>
-              <w:rPr>
-                <w:color w:val="auto"/>
-              </w:rPr>
-              <w:t>, and per-tooth state — one file per component family (rests, clasps, bars, plates, connectors, meshes).</w:t>
-            </w:r>
-          </w:p>
-        </w:tc>
-      </w:tr>
-      <w:tr>
-        <w:tc>
-          <w:tcPr>
-            <w:tcW w:w="1838" w:type="dxa"/>
-            <w:tcMar>
-              <w:top w:w="80" w:type="dxa"/>
-              <w:left w:w="120" w:type="dxa"/>
-              <w:bottom w:w="80" w:type="dxa"/>
-              <w:right w:w="120" w:type="dxa"/>
-            </w:tcMar>
-          </w:tcPr>
-          <w:p>
-            <w:pPr>
-              <w:spacing w:line="276" w:lineRule="auto"/>
-              <w:rPr>
-                <w:color w:val="auto"/>
-              </w:rPr>
-            </w:pPr>
-            <w:r>
-              <w:rPr>
-                <w:rFonts w:eastAsia="Times New Roman"/>
-                <w:color w:val="auto"/>
-              </w:rPr>
-              <w:t>Upload Additional STL Files (1–4)</w:t>
-            </w:r>
-          </w:p>
-        </w:tc>
-        <w:tc>
-          <w:tcPr>
-            <w:tcW w:w="3827" w:type="dxa"/>
-            <w:tcMar>
-              <w:top w:w="80" w:type="dxa"/>
-              <w:left w:w="120" w:type="dxa"/>
-              <w:bottom w:w="80" w:type="dxa"/>
-              <w:right w:w="120" w:type="dxa"/>
-            </w:tcMar>
-          </w:tcPr>
-          <w:p>
-            <w:pPr>
-              <w:spacing w:line="276" w:lineRule="auto"/>
-              <w:rPr>
-                <w:color w:val="auto"/>
-              </w:rPr>
-            </w:pPr>
-            <w:r>
-              <w:rPr>
-                <w:color w:val="auto"/>
-              </w:rPr>
-              <w:t>src/js/2D/preview3D.js (uploadExtraStl, fetchExtraStlsForCase, renderExtraStl, deleteExtraStl, toggleExtraStlVisibility)</w:t>
-            </w:r>
-          </w:p>
-          <w:p>
-            <w:pPr>
-              <w:spacing w:line="276" w:lineRule="auto"/>
-              <w:rPr>
-                <w:color w:val="auto"/>
-              </w:rPr>
-            </w:pPr>
-            <w:r>
-              <w:rPr>
-                <w:color w:val="auto"/>
-              </w:rPr>
-              <w:t>src/pages/2DAnnotation.html (upload button)</w:t>
-            </w:r>
-          </w:p>
-        </w:tc>
-        <w:tc>
-          <w:tcPr>
-            <w:tcW w:w="4536" w:type="dxa"/>
-            <w:tcMar>
-              <w:top w:w="80" w:type="dxa"/>
-              <w:left w:w="120" w:type="dxa"/>
-              <w:bottom w:w="80" w:type="dxa"/>
-              <w:right w:w="120" w:type="dxa"/>
-            </w:tcMar>
-          </w:tcPr>
-          <w:p>
-            <w:pPr>
-              <w:spacing w:line="276" w:lineRule="auto"/>
-              <w:rPr>
-                <w:color w:val="auto"/>
-              </w:rPr>
-            </w:pPr>
-            <w:r>
-              <w:rPr>
-                <w:rFonts w:eastAsia="Times New Roman"/>
-                <w:color w:val="auto"/>
-              </w:rPr>
-              <w:t>Let user attach up to four extra reference STL files to a case (stored as jaw_stls_extra_slot_</w:t>
-            </w:r>
-            <w:r>
-              <w:rPr>
-                <w:rFonts w:eastAsia="Times New Roman"/>
-                <w:color w:val="auto"/>
-              </w:rPr>
-              <w:t>1...</w:t>
-            </w:r>
-            <w:r>
-              <w:rPr>
-                <w:rFonts w:eastAsia="Times New Roman"/>
-                <w:color w:val="auto"/>
-              </w:rPr>
-              <w:t xml:space="preserve">4), shown/hidden individually in the 3D </w:t>
-            </w:r>
-            <w:r>
-              <w:rPr>
-                <w:rFonts w:eastAsia="Times New Roman"/>
-                <w:color w:val="auto"/>
-              </w:rPr>
-              <w:t>viewer</w:t>
-            </w:r>
-            <w:r>
-              <w:rPr>
-                <w:rFonts w:eastAsia="Times New Roman"/>
-                <w:color w:val="auto"/>
-              </w:rPr>
-              <w:t>.</w:t>
-            </w:r>
-          </w:p>
-        </w:tc>
-      </w:tr>
-      <w:tr>
-        <w:tc>
-          <w:tcPr>
-            <w:tcW w:w="1838" w:type="dxa"/>
-            <w:tcMar>
-              <w:top w:w="80" w:type="dxa"/>
-              <w:left w:w="120" w:type="dxa"/>
-              <w:bottom w:w="80" w:type="dxa"/>
-              <w:right w:w="120" w:type="dxa"/>
-            </w:tcMar>
-          </w:tcPr>
-          <w:p>
-            <w:pPr>
-              <w:spacing w:line="276" w:lineRule="auto"/>
-              <w:rPr>
-                <w:color w:val="auto"/>
-              </w:rPr>
-            </w:pPr>
-            <w:r>
-              <w:rPr>
-                <w:rFonts w:eastAsia="Times New Roman"/>
-                <w:color w:val="auto"/>
-              </w:rPr>
-              <w:t>QR Code </w:t>
-            </w:r>
-          </w:p>
-        </w:tc>
-        <w:tc>
-          <w:tcPr>
-            <w:tcW w:w="3827" w:type="dxa"/>
-            <w:tcMar>
-              <w:top w:w="80" w:type="dxa"/>
-              <w:left w:w="120" w:type="dxa"/>
-              <w:bottom w:w="80" w:type="dxa"/>
-              <w:right w:w="120" w:type="dxa"/>
-            </w:tcMar>
-          </w:tcPr>
-          <w:p>
-            <w:pPr>
-              <w:spacing w:line="276" w:lineRule="auto"/>
-              <w:rPr>
-                <w:color w:val="auto"/>
-              </w:rPr>
-            </w:pPr>
-            <w:r>
-              <w:rPr>
-                <w:color w:val="auto"/>
-              </w:rPr>
-              <w:t>src/js/pages/caseManagement.js (showThreeDViewerQr)</w:t>
-            </w:r>
-          </w:p>
-          <w:p>
-            <w:pPr>
-              <w:spacing w:line="276" w:lineRule="auto"/>
-              <w:rPr>
-                <w:color w:val="auto"/>
-              </w:rPr>
-            </w:pPr>
-            <w:r>
-              <w:rPr>
-                <w:color w:val="auto"/>
-              </w:rPr>
-              <w:t>src/pages/case_list.html (loads qrcodejs via CDN)</w:t>
-            </w:r>
-          </w:p>
-        </w:tc>
-        <w:tc>
-          <w:tcPr>
-            <w:tcW w:w="4536" w:type="dxa"/>
-            <w:tcMar>
-              <w:top w:w="80" w:type="dxa"/>
-              <w:left w:w="120" w:type="dxa"/>
-              <w:bottom w:w="80" w:type="dxa"/>
-              <w:right w:w="120" w:type="dxa"/>
-            </w:tcMar>
-          </w:tcPr>
-          <w:p>
-            <w:pPr>
-              <w:spacing w:line="276" w:lineRule="auto"/>
-              <w:rPr>
-                <w:color w:val="auto"/>
-              </w:rPr>
-            </w:pPr>
-            <w:r>
-              <w:rPr>
-                <w:color w:val="auto"/>
-              </w:rPr>
-              <w:t xml:space="preserve">Generates a scannable QR code for a case's 3D viewer link, so it can be shared to another device without sending the URL anywhere else. </w:t>
+              <w:spacing w:line="360" w:lineRule="auto"/>
+              <w:jc w:val="center"/>
+              <w:rPr>
+                <w:color w:val="auto"/>
+              </w:rPr>
+            </w:pPr>
+            <w:r>
+              <w:rPr>
+                <w:color w:val="auto"/>
+              </w:rPr>
+              <w:t>Browse, sort, manage, duplicate, rename, delete, open, download and share cases.</w:t>
             </w:r>
           </w:p>
         </w:tc>
@@ -5269,17 +4146,17 @@
           </w:tcPr>
           <w:p>
             <w:pPr>
-              <w:spacing w:line="276" w:lineRule="auto"/>
-              <w:rPr>
-                <w:color w:val="auto"/>
-              </w:rPr>
-            </w:pPr>
-            <w:r>
-              <w:rPr>
-                <w:rFonts w:eastAsia="Times New Roman"/>
-                <w:color w:val="auto"/>
-              </w:rPr>
-              <w:t>Filtering</w:t>
+              <w:spacing w:line="360" w:lineRule="auto"/>
+              <w:jc w:val="center"/>
+              <w:rPr>
+                <w:color w:val="auto"/>
+              </w:rPr>
+            </w:pPr>
+            <w:r>
+              <w:rPr>
+                <w:color w:val="auto"/>
+              </w:rPr>
+              <w:t>Case Creation</w:t>
             </w:r>
           </w:p>
         </w:tc>
@@ -5296,25 +4173,17 @@
           </w:tcPr>
           <w:p>
             <w:pPr>
-              <w:spacing w:line="276" w:lineRule="auto"/>
-              <w:rPr>
-                <w:color w:val="auto"/>
-              </w:rPr>
-            </w:pPr>
-            <w:r>
-              <w:rPr>
-                <w:rFonts w:eastAsia="Times New Roman"/>
-                <w:color w:val="auto"/>
-              </w:rPr>
-              <w:t xml:space="preserve">src/js/pages/caseManagement.js </w:t>
-              <w:br/>
-              <w:t>(applyClientFilters)</w:t>
-            </w:r>
-            <w:r>
-              <w:rPr>
-                <w:rFonts w:eastAsia="Times New Roman"/>
-                <w:color w:val="auto"/>
-              </w:rPr>
+              <w:spacing w:line="360" w:lineRule="auto"/>
+              <w:jc w:val="center"/>
+              <w:rPr>
+                <w:color w:val="auto"/>
+              </w:rPr>
+            </w:pPr>
+            <w:r>
+              <w:rPr>
+                <w:color w:val="auto"/>
+              </w:rPr>
+              <w:t>src/js/pages/createCase.js, css/createCase.css</w:t>
             </w:r>
           </w:p>
         </w:tc>
@@ -5331,17 +4200,17 @@
           </w:tcPr>
           <w:p>
             <w:pPr>
-              <w:spacing w:line="276" w:lineRule="auto"/>
-              <w:rPr>
-                <w:color w:val="auto"/>
-              </w:rPr>
-            </w:pPr>
-            <w:r>
-              <w:rPr>
-                <w:rFonts w:eastAsia="Times New Roman"/>
-                <w:color w:val="auto"/>
-              </w:rPr>
-              <w:t>Narrows the case list by status, date, or other criteria, entirely client-side.</w:t>
+              <w:spacing w:line="360" w:lineRule="auto"/>
+              <w:jc w:val="center"/>
+              <w:rPr>
+                <w:color w:val="auto"/>
+              </w:rPr>
+            </w:pPr>
+            <w:r>
+              <w:rPr>
+                <w:color w:val="auto"/>
+              </w:rPr>
+              <w:t>Create cases, upload STL/reference files, assign users and send invitations.</w:t>
             </w:r>
           </w:p>
         </w:tc>
@@ -5360,18 +4229,17 @@
           </w:tcPr>
           <w:p>
             <w:pPr>
-              <w:spacing w:line="276" w:lineRule="auto"/>
-              <w:rPr>
-                <w:rFonts w:eastAsia="Times New Roman"/>
-                <w:color w:val="auto"/>
-              </w:rPr>
-            </w:pPr>
-            <w:r>
-              <w:rPr>
-                <w:rFonts w:eastAsia="Times New Roman"/>
-                <w:color w:val="auto"/>
-              </w:rPr>
-              <w:t>Case Status Change</w:t>
+              <w:spacing w:line="360" w:lineRule="auto"/>
+              <w:jc w:val="center"/>
+              <w:rPr>
+                <w:color w:val="auto"/>
+              </w:rPr>
+            </w:pPr>
+            <w:r>
+              <w:rPr>
+                <w:color w:val="auto"/>
+              </w:rPr>
+              <w:t>2D Annotation</w:t>
             </w:r>
           </w:p>
         </w:tc>
@@ -5388,26 +4256,17 @@
           </w:tcPr>
           <w:p>
             <w:pPr>
-              <w:spacing w:line="276" w:lineRule="auto"/>
-              <w:rPr>
-                <w:rFonts w:eastAsia="Times New Roman"/>
-                <w:color w:val="auto"/>
-              </w:rPr>
-            </w:pPr>
-            <w:r>
-              <w:rPr>
-                <w:rFonts w:eastAsia="Times New Roman"/>
-                <w:color w:val="auto"/>
-              </w:rPr>
-              <w:t xml:space="preserve">src/js/pages/caseManagement.js </w:t>
-              <w:br/>
-              <w:t>(status dropdown handler, valueToApiStatus)</w:t>
-            </w:r>
-            <w:r>
-              <w:rPr>
-                <w:rFonts w:eastAsia="Times New Roman"/>
-                <w:color w:val="auto"/>
-              </w:rPr>
+              <w:spacing w:line="360" w:lineRule="auto"/>
+              <w:jc w:val="center"/>
+              <w:rPr>
+                <w:color w:val="auto"/>
+              </w:rPr>
+            </w:pPr>
+            <w:r>
+              <w:rPr>
+                <w:color w:val="auto"/>
+              </w:rPr>
+              <w:t>src/pages/2DAnnotation.html, src/js/2D/*</w:t>
             </w:r>
           </w:p>
         </w:tc>
@@ -5424,18 +4283,17 @@
           </w:tcPr>
           <w:p>
             <w:pPr>
-              <w:spacing w:line="276" w:lineRule="auto"/>
-              <w:rPr>
-                <w:rFonts w:eastAsia="Times New Roman"/>
-                <w:color w:val="auto"/>
-              </w:rPr>
-            </w:pPr>
-            <w:r>
-              <w:rPr>
-                <w:rFonts w:eastAsia="Times New Roman"/>
-                <w:color w:val="auto"/>
-              </w:rPr>
-              <w:t>Let user update a case's workflow status (e.g. in-progress, approved) directly from the case list.</w:t>
+              <w:spacing w:line="360" w:lineRule="auto"/>
+              <w:jc w:val="center"/>
+              <w:rPr>
+                <w:color w:val="auto"/>
+              </w:rPr>
+            </w:pPr>
+            <w:r>
+              <w:rPr>
+                <w:color w:val="auto"/>
+              </w:rPr>
+              <w:t>Design RPD components on upper/lower jaw diagrams, manage clinical information and save structured jaw data.</w:t>
             </w:r>
           </w:p>
         </w:tc>
@@ -5443,31 +4301,82 @@
       <w:tr>
         <w:tc>
           <w:tcPr>
-            <w:tcW w:type="dxa" w:w="1838"/>
-          </w:tcPr>
-          <w:p>
-            <w:r>
-              <w:t>Help Assistant</w:t>
-            </w:r>
-          </w:p>
-        </w:tc>
-        <w:tc>
-          <w:tcPr>
-            <w:tcW w:type="dxa" w:w="3827"/>
-          </w:tcPr>
-          <w:p>
-            <w:r>
-              <w:t>src/js/shared/helpBot.js, helpMatcher.js, helpTopics.js</w:t>
-            </w:r>
-          </w:p>
-        </w:tc>
-        <w:tc>
-          <w:tcPr>
-            <w:tcW w:type="dxa" w:w="4536"/>
-          </w:tcPr>
-          <w:p>
-            <w:r>
-              <w:t>Contextual, page-aware help panel reachable from the app sidebar; local rules-based matcher, no external calls.</w:t>
+            <w:tcW w:w="1838" w:type="dxa"/>
+            <w:tcMar>
+              <w:top w:w="80" w:type="dxa"/>
+              <w:left w:w="120" w:type="dxa"/>
+              <w:bottom w:w="80" w:type="dxa"/>
+              <w:right w:w="120" w:type="dxa"/>
+            </w:tcMar>
+            <w:vAlign w:val="center"/>
+          </w:tcPr>
+          <w:p>
+            <w:pPr>
+              <w:spacing w:line="360" w:lineRule="auto"/>
+              <w:jc w:val="center"/>
+              <w:rPr>
+                <w:color w:val="auto"/>
+              </w:rPr>
+            </w:pPr>
+            <w:r>
+              <w:rPr>
+                <w:color w:val="auto"/>
+              </w:rPr>
+              <w:t>3D Viewer</w:t>
+            </w:r>
+          </w:p>
+        </w:tc>
+        <w:tc>
+          <w:tcPr>
+            <w:tcW w:w="3827" w:type="dxa"/>
+            <w:tcMar>
+              <w:top w:w="80" w:type="dxa"/>
+              <w:left w:w="120" w:type="dxa"/>
+              <w:bottom w:w="80" w:type="dxa"/>
+              <w:right w:w="120" w:type="dxa"/>
+            </w:tcMar>
+            <w:vAlign w:val="center"/>
+          </w:tcPr>
+          <w:p>
+            <w:pPr>
+              <w:spacing w:line="360" w:lineRule="auto"/>
+              <w:jc w:val="center"/>
+              <w:rPr>
+                <w:color w:val="auto"/>
+              </w:rPr>
+            </w:pPr>
+            <w:r>
+              <w:rPr>
+                <w:color w:val="auto"/>
+              </w:rPr>
+              <w:t>src/pages/ThreeDViewer.html, src/viewer3d/index.js, src/viewer3d/newControls.js</w:t>
+            </w:r>
+          </w:p>
+        </w:tc>
+        <w:tc>
+          <w:tcPr>
+            <w:tcW w:w="4536" w:type="dxa"/>
+            <w:tcMar>
+              <w:top w:w="80" w:type="dxa"/>
+              <w:left w:w="120" w:type="dxa"/>
+              <w:bottom w:w="80" w:type="dxa"/>
+              <w:right w:w="120" w:type="dxa"/>
+            </w:tcMar>
+            <w:vAlign w:val="center"/>
+          </w:tcPr>
+          <w:p>
+            <w:pPr>
+              <w:spacing w:line="360" w:lineRule="auto"/>
+              <w:jc w:val="center"/>
+              <w:rPr>
+                <w:color w:val="auto"/>
+              </w:rPr>
+            </w:pPr>
+            <w:r>
+              <w:rPr>
+                <w:color w:val="auto"/>
+              </w:rPr>
+              <w:t>Render jaw meshes, design overlays, artificial teeth, heatmaps and review controls in Three.js.</w:t>
             </w:r>
           </w:p>
         </w:tc>
@@ -5475,9 +4384,1071 @@
       <w:tr>
         <w:tc>
           <w:tcPr>
-            <w:tcW w:type="dxa" w:w="1838"/>
-          </w:tcPr>
-          <w:p>
+            <w:tcW w:w="1838" w:type="dxa"/>
+            <w:tcMar>
+              <w:top w:w="80" w:type="dxa"/>
+              <w:left w:w="120" w:type="dxa"/>
+              <w:bottom w:w="80" w:type="dxa"/>
+              <w:right w:w="120" w:type="dxa"/>
+            </w:tcMar>
+            <w:vAlign w:val="center"/>
+          </w:tcPr>
+          <w:p>
+            <w:pPr>
+              <w:spacing w:line="360" w:lineRule="auto"/>
+              <w:jc w:val="center"/>
+              <w:rPr>
+                <w:color w:val="auto"/>
+              </w:rPr>
+            </w:pPr>
+            <w:r>
+              <w:rPr>
+                <w:color w:val="auto"/>
+              </w:rPr>
+              <w:lastRenderedPageBreak/>
+              <w:t>Shared Shell</w:t>
+            </w:r>
+          </w:p>
+        </w:tc>
+        <w:tc>
+          <w:tcPr>
+            <w:tcW w:w="3827" w:type="dxa"/>
+            <w:tcMar>
+              <w:top w:w="80" w:type="dxa"/>
+              <w:left w:w="120" w:type="dxa"/>
+              <w:bottom w:w="80" w:type="dxa"/>
+              <w:right w:w="120" w:type="dxa"/>
+            </w:tcMar>
+            <w:vAlign w:val="center"/>
+          </w:tcPr>
+          <w:p>
+            <w:pPr>
+              <w:spacing w:line="360" w:lineRule="auto"/>
+              <w:jc w:val="center"/>
+              <w:rPr>
+                <w:color w:val="auto"/>
+              </w:rPr>
+            </w:pPr>
+            <w:r>
+              <w:rPr>
+                <w:color w:val="auto"/>
+              </w:rPr>
+              <w:t>src/js/shared/appSidebar.js, src/js/pages/viewerShell.js, src/js/shared/chat.js, src/js/pages/notifications.js</w:t>
+            </w:r>
+          </w:p>
+        </w:tc>
+        <w:tc>
+          <w:tcPr>
+            <w:tcW w:w="4536" w:type="dxa"/>
+            <w:tcMar>
+              <w:top w:w="80" w:type="dxa"/>
+              <w:left w:w="120" w:type="dxa"/>
+              <w:bottom w:w="80" w:type="dxa"/>
+              <w:right w:w="120" w:type="dxa"/>
+            </w:tcMar>
+            <w:vAlign w:val="center"/>
+          </w:tcPr>
+          <w:p>
+            <w:pPr>
+              <w:spacing w:line="360" w:lineRule="auto"/>
+              <w:jc w:val="center"/>
+              <w:rPr>
+                <w:color w:val="auto"/>
+              </w:rPr>
+            </w:pPr>
+            <w:r>
+              <w:rPr>
+                <w:color w:val="auto"/>
+              </w:rPr>
+              <w:t>Shared navigation, footer, chat, version history, notifications and status UI.</w:t>
+            </w:r>
+          </w:p>
+        </w:tc>
+      </w:tr>
+      <w:tr>
+        <w:tc>
+          <w:tcPr>
+            <w:tcW w:w="1838" w:type="dxa"/>
+            <w:tcMar>
+              <w:top w:w="80" w:type="dxa"/>
+              <w:left w:w="120" w:type="dxa"/>
+              <w:bottom w:w="80" w:type="dxa"/>
+              <w:right w:w="120" w:type="dxa"/>
+            </w:tcMar>
+            <w:vAlign w:val="center"/>
+          </w:tcPr>
+          <w:p>
+            <w:pPr>
+              <w:spacing w:line="276" w:lineRule="auto"/>
+              <w:jc w:val="center"/>
+              <w:rPr>
+                <w:color w:val="auto"/>
+              </w:rPr>
+            </w:pPr>
+            <w:r>
+              <w:rPr>
+                <w:color w:val="auto"/>
+              </w:rPr>
+              <w:t>Dashboard</w:t>
+            </w:r>
+          </w:p>
+        </w:tc>
+        <w:tc>
+          <w:tcPr>
+            <w:tcW w:w="3827" w:type="dxa"/>
+            <w:tcMar>
+              <w:top w:w="80" w:type="dxa"/>
+              <w:left w:w="120" w:type="dxa"/>
+              <w:bottom w:w="80" w:type="dxa"/>
+              <w:right w:w="120" w:type="dxa"/>
+            </w:tcMar>
+            <w:vAlign w:val="center"/>
+          </w:tcPr>
+          <w:p>
+            <w:pPr>
+              <w:spacing w:line="276" w:lineRule="auto"/>
+              <w:jc w:val="center"/>
+              <w:rPr>
+                <w:color w:val="auto"/>
+              </w:rPr>
+            </w:pPr>
+            <w:r>
+              <w:rPr>
+                <w:color w:val="auto"/>
+              </w:rPr>
+              <w:t>src/js/pages/dashboard.js</w:t>
+            </w:r>
+          </w:p>
+        </w:tc>
+        <w:tc>
+          <w:tcPr>
+            <w:tcW w:w="4536" w:type="dxa"/>
+            <w:tcMar>
+              <w:top w:w="80" w:type="dxa"/>
+              <w:left w:w="120" w:type="dxa"/>
+              <w:bottom w:w="80" w:type="dxa"/>
+              <w:right w:w="120" w:type="dxa"/>
+            </w:tcMar>
+            <w:vAlign w:val="center"/>
+          </w:tcPr>
+          <w:p>
+            <w:pPr>
+              <w:spacing w:line="276" w:lineRule="auto"/>
+              <w:jc w:val="center"/>
+              <w:rPr>
+                <w:color w:val="auto"/>
+              </w:rPr>
+            </w:pPr>
+            <w:r>
+              <w:rPr>
+                <w:color w:val="auto"/>
+              </w:rPr>
+              <w:t>Overview — case list management</w:t>
+            </w:r>
+            <w:r>
+              <w:rPr>
+                <w:color w:val="auto"/>
+              </w:rPr>
+              <w:t xml:space="preserve">, captured views, and </w:t>
+            </w:r>
+            <w:r>
+              <w:rPr>
+                <w:color w:val="auto"/>
+              </w:rPr>
+              <w:t>assigned user</w:t>
+            </w:r>
+            <w:r>
+              <w:rPr>
+                <w:color w:val="auto"/>
+              </w:rPr>
+              <w:t xml:space="preserve"> roles.</w:t>
+            </w:r>
+          </w:p>
+        </w:tc>
+      </w:tr>
+      <w:tr>
+        <w:tc>
+          <w:tcPr>
+            <w:tcW w:w="1838" w:type="dxa"/>
+            <w:tcMar>
+              <w:top w:w="80" w:type="dxa"/>
+              <w:left w:w="120" w:type="dxa"/>
+              <w:bottom w:w="80" w:type="dxa"/>
+              <w:right w:w="120" w:type="dxa"/>
+            </w:tcMar>
+            <w:vAlign w:val="center"/>
+          </w:tcPr>
+          <w:p>
+            <w:pPr>
+              <w:spacing w:line="276" w:lineRule="auto"/>
+              <w:jc w:val="center"/>
+              <w:rPr>
+                <w:color w:val="auto"/>
+              </w:rPr>
+            </w:pPr>
+            <w:r>
+              <w:rPr>
+                <w:color w:val="auto"/>
+              </w:rPr>
+              <w:t>Version History</w:t>
+            </w:r>
+          </w:p>
+        </w:tc>
+        <w:tc>
+          <w:tcPr>
+            <w:tcW w:w="3827" w:type="dxa"/>
+            <w:tcMar>
+              <w:top w:w="80" w:type="dxa"/>
+              <w:left w:w="120" w:type="dxa"/>
+              <w:bottom w:w="80" w:type="dxa"/>
+              <w:right w:w="120" w:type="dxa"/>
+            </w:tcMar>
+            <w:vAlign w:val="center"/>
+          </w:tcPr>
+          <w:p>
+            <w:pPr>
+              <w:spacing w:line="276" w:lineRule="auto"/>
+              <w:jc w:val="center"/>
+              <w:rPr>
+                <w:color w:val="auto"/>
+              </w:rPr>
+            </w:pPr>
+            <w:r>
+              <w:rPr>
+                <w:color w:val="auto"/>
+              </w:rPr>
+              <w:t>src/pages/VersionHistory.html, </w:t>
+            </w:r>
+            <w:r>
+              <w:rPr>
+                <w:color w:val="auto"/>
+              </w:rPr>
+              <w:br/>
+              <w:t>src/js/pages/versionHistory.js</w:t>
+            </w:r>
+          </w:p>
+        </w:tc>
+        <w:tc>
+          <w:tcPr>
+            <w:tcW w:w="4536" w:type="dxa"/>
+            <w:tcMar>
+              <w:top w:w="80" w:type="dxa"/>
+              <w:left w:w="120" w:type="dxa"/>
+              <w:bottom w:w="80" w:type="dxa"/>
+              <w:right w:w="120" w:type="dxa"/>
+            </w:tcMar>
+            <w:vAlign w:val="center"/>
+          </w:tcPr>
+          <w:p>
+            <w:pPr>
+              <w:spacing w:line="276" w:lineRule="auto"/>
+              <w:jc w:val="center"/>
+              <w:rPr>
+                <w:color w:val="auto"/>
+              </w:rPr>
+            </w:pPr>
+            <w:r>
+              <w:rPr>
+                <w:color w:val="auto"/>
+              </w:rPr>
+              <w:t>Review and compare past design iterations for a case.</w:t>
+            </w:r>
+          </w:p>
+        </w:tc>
+      </w:tr>
+      <w:tr>
+        <w:tc>
+          <w:tcPr>
+            <w:tcW w:w="1838" w:type="dxa"/>
+            <w:tcMar>
+              <w:top w:w="80" w:type="dxa"/>
+              <w:left w:w="120" w:type="dxa"/>
+              <w:bottom w:w="80" w:type="dxa"/>
+              <w:right w:w="120" w:type="dxa"/>
+            </w:tcMar>
+            <w:vAlign w:val="center"/>
+          </w:tcPr>
+          <w:p>
+            <w:pPr>
+              <w:spacing w:line="276" w:lineRule="auto"/>
+              <w:jc w:val="center"/>
+              <w:rPr>
+                <w:color w:val="auto"/>
+              </w:rPr>
+            </w:pPr>
+            <w:r>
+              <w:rPr>
+                <w:color w:val="auto"/>
+              </w:rPr>
+              <w:t xml:space="preserve">2D Design </w:t>
+            </w:r>
+            <w:r>
+              <w:rPr>
+                <w:i/>
+                <w:iCs/>
+                <w:color w:val="auto"/>
+              </w:rPr>
+              <w:t>(component placement engine within 2D Annotation)</w:t>
+            </w:r>
+          </w:p>
+        </w:tc>
+        <w:tc>
+          <w:tcPr>
+            <w:tcW w:w="3827" w:type="dxa"/>
+            <w:tcMar>
+              <w:top w:w="80" w:type="dxa"/>
+              <w:left w:w="120" w:type="dxa"/>
+              <w:bottom w:w="80" w:type="dxa"/>
+              <w:right w:w="120" w:type="dxa"/>
+            </w:tcMar>
+            <w:vAlign w:val="center"/>
+          </w:tcPr>
+          <w:p>
+            <w:pPr>
+              <w:spacing w:line="276" w:lineRule="auto"/>
+              <w:jc w:val="center"/>
+              <w:rPr>
+                <w:rFonts w:eastAsia="Times New Roman"/>
+                <w:color w:val="auto"/>
+              </w:rPr>
+            </w:pPr>
+            <w:r>
+              <w:rPr>
+                <w:rFonts w:eastAsia="Times New Roman"/>
+                <w:color w:val="auto"/>
+              </w:rPr>
+              <w:t>src/js/2D/components.js, src/js/2D/components.mesh.js,</w:t>
+            </w:r>
+            <w:r>
+              <w:rPr>
+                <w:rFonts w:eastAsia="Times New Roman"/>
+                <w:color w:val="auto"/>
+              </w:rPr>
+              <w:t xml:space="preserve"> </w:t>
+            </w:r>
+            <w:r>
+              <w:rPr>
+                <w:rFonts w:eastAsia="Times New Roman"/>
+                <w:color w:val="auto"/>
+              </w:rPr>
+              <w:t>src/js/2D/components.plate.js,</w:t>
+            </w:r>
+            <w:r>
+              <w:rPr>
+                <w:rFonts w:eastAsia="Times New Roman"/>
+                <w:color w:val="auto"/>
+              </w:rPr>
+              <w:t xml:space="preserve"> </w:t>
+            </w:r>
+            <w:r>
+              <w:rPr>
+                <w:rFonts w:eastAsia="Times New Roman"/>
+                <w:color w:val="auto"/>
+              </w:rPr>
+              <w:t>src/js/2D/components.minor.js,</w:t>
+            </w:r>
+            <w:r>
+              <w:rPr>
+                <w:rFonts w:eastAsia="Times New Roman"/>
+                <w:color w:val="auto"/>
+              </w:rPr>
+              <w:t xml:space="preserve"> </w:t>
+            </w:r>
+            <w:r>
+              <w:rPr>
+                <w:rFonts w:eastAsia="Times New Roman"/>
+                <w:color w:val="auto"/>
+              </w:rPr>
+              <w:t>src/js/2D/components.major.js,</w:t>
+            </w:r>
+            <w:r>
+              <w:rPr>
+                <w:rFonts w:eastAsia="Times New Roman"/>
+                <w:color w:val="auto"/>
+              </w:rPr>
+              <w:t xml:space="preserve"> </w:t>
+            </w:r>
+            <w:r>
+              <w:rPr>
+                <w:rFonts w:eastAsia="Times New Roman"/>
+                <w:color w:val="auto"/>
+              </w:rPr>
+              <w:t>src/js/2D/components.bar.js,</w:t>
+            </w:r>
+            <w:r>
+              <w:rPr>
+                <w:rFonts w:eastAsia="Times New Roman"/>
+                <w:color w:val="auto"/>
+              </w:rPr>
+              <w:t xml:space="preserve"> </w:t>
+            </w:r>
+            <w:r>
+              <w:rPr>
+                <w:rFonts w:eastAsia="Times New Roman"/>
+                <w:color w:val="auto"/>
+              </w:rPr>
+              <w:t>src/js/2D/components.clasp.js,</w:t>
+            </w:r>
+            <w:r>
+              <w:rPr>
+                <w:rFonts w:eastAsia="Times New Roman"/>
+                <w:color w:val="auto"/>
+              </w:rPr>
+              <w:t xml:space="preserve"> </w:t>
+            </w:r>
+            <w:r>
+              <w:rPr>
+                <w:rFonts w:eastAsia="Times New Roman"/>
+                <w:color w:val="auto"/>
+              </w:rPr>
+              <w:t>src/js/2D/components.rest.js,</w:t>
+            </w:r>
+            <w:r>
+              <w:rPr>
+                <w:rFonts w:eastAsia="Times New Roman"/>
+                <w:color w:val="auto"/>
+              </w:rPr>
+              <w:t xml:space="preserve"> </w:t>
+            </w:r>
+            <w:r>
+              <w:rPr>
+                <w:rFonts w:eastAsia="Times New Roman"/>
+                <w:color w:val="auto"/>
+              </w:rPr>
+              <w:t>src/js/2D/annotationCatalog.js,</w:t>
+            </w:r>
+            <w:r>
+              <w:rPr>
+                <w:rFonts w:eastAsia="Times New Roman"/>
+                <w:color w:val="auto"/>
+              </w:rPr>
+              <w:t xml:space="preserve"> </w:t>
+            </w:r>
+            <w:r>
+              <w:rPr>
+                <w:rFonts w:eastAsia="Times New Roman"/>
+                <w:color w:val="auto"/>
+              </w:rPr>
+              <w:t>src/js/2D/annotationPlacement.js,</w:t>
+            </w:r>
+            <w:r>
+              <w:rPr>
+                <w:rFonts w:eastAsia="Times New Roman"/>
+                <w:color w:val="auto"/>
+              </w:rPr>
+              <w:t xml:space="preserve"> </w:t>
+            </w:r>
+            <w:r>
+              <w:rPr>
+                <w:rFonts w:eastAsia="Times New Roman"/>
+                <w:color w:val="auto"/>
+              </w:rPr>
+              <w:t>src/js/2D/annotationRender.js,</w:t>
+            </w:r>
+            <w:r>
+              <w:rPr>
+                <w:rFonts w:eastAsia="Times New Roman"/>
+                <w:color w:val="auto"/>
+              </w:rPr>
+              <w:t xml:space="preserve"> </w:t>
+            </w:r>
+            <w:r>
+              <w:rPr>
+                <w:rFonts w:eastAsia="Times New Roman"/>
+                <w:color w:val="auto"/>
+              </w:rPr>
+              <w:t>src/js/2D/annotationLocks.js,</w:t>
+            </w:r>
+            <w:r>
+              <w:rPr>
+                <w:rFonts w:eastAsia="Times New Roman"/>
+                <w:color w:val="auto"/>
+              </w:rPr>
+              <w:t xml:space="preserve"> </w:t>
+            </w:r>
+            <w:r>
+              <w:rPr>
+                <w:rFonts w:eastAsia="Times New Roman"/>
+                <w:color w:val="auto"/>
+              </w:rPr>
+              <w:t>src/js/2D/annotationVisuals.js,</w:t>
+            </w:r>
+            <w:r>
+              <w:rPr>
+                <w:rFonts w:eastAsia="Times New Roman"/>
+                <w:color w:val="auto"/>
+              </w:rPr>
+              <w:t xml:space="preserve"> </w:t>
+            </w:r>
+            <w:r>
+              <w:rPr>
+                <w:rFonts w:eastAsia="Times New Roman"/>
+                <w:color w:val="auto"/>
+              </w:rPr>
+              <w:t>src/js/2D/annotationTeethModel.js,</w:t>
+            </w:r>
+            <w:r>
+              <w:rPr>
+                <w:rFonts w:eastAsia="Times New Roman"/>
+                <w:color w:val="auto"/>
+              </w:rPr>
+              <w:t xml:space="preserve"> </w:t>
+            </w:r>
+            <w:r>
+              <w:rPr>
+                <w:rFonts w:eastAsia="Times New Roman"/>
+                <w:color w:val="auto"/>
+              </w:rPr>
+              <w:t>src/js/2D/criteria.js,</w:t>
+            </w:r>
+            <w:r>
+              <w:rPr>
+                <w:rFonts w:eastAsia="Times New Roman"/>
+                <w:color w:val="auto"/>
+              </w:rPr>
+              <w:t xml:space="preserve"> </w:t>
+            </w:r>
+            <w:r>
+              <w:rPr>
+                <w:rFonts w:eastAsia="Times New Roman"/>
+                <w:color w:val="auto"/>
+              </w:rPr>
+              <w:br/>
+            </w:r>
+            <w:r>
+              <w:rPr>
+                <w:rFonts w:eastAsia="Times New Roman"/>
+                <w:color w:val="auto"/>
+              </w:rPr>
+              <w:t>src/js/2D/constants.js</w:t>
+            </w:r>
+          </w:p>
+        </w:tc>
+        <w:tc>
+          <w:tcPr>
+            <w:tcW w:w="4536" w:type="dxa"/>
+            <w:tcMar>
+              <w:top w:w="80" w:type="dxa"/>
+              <w:left w:w="120" w:type="dxa"/>
+              <w:bottom w:w="80" w:type="dxa"/>
+              <w:right w:w="120" w:type="dxa"/>
+            </w:tcMar>
+            <w:vAlign w:val="center"/>
+          </w:tcPr>
+          <w:p>
+            <w:pPr>
+              <w:spacing w:line="276" w:lineRule="auto"/>
+              <w:jc w:val="center"/>
+              <w:rPr>
+                <w:color w:val="auto"/>
+              </w:rPr>
+            </w:pPr>
+            <w:r>
+              <w:rPr>
+                <w:color w:val="auto"/>
+              </w:rPr>
+              <w:t xml:space="preserve">The rules-and-rendering engine behind 2D design: the </w:t>
+            </w:r>
+            <w:r>
+              <w:rPr>
+                <w:color w:val="auto"/>
+              </w:rPr>
+              <w:t>catalogue</w:t>
+            </w:r>
+            <w:r>
+              <w:rPr>
+                <w:color w:val="auto"/>
+              </w:rPr>
+              <w:t xml:space="preserve"> of RPD parts, where each part is legally allowed to sit, how it's drawn, drag/lock </w:t>
+            </w:r>
+            <w:r>
+              <w:rPr>
+                <w:color w:val="auto"/>
+              </w:rPr>
+              <w:t>behaviour</w:t>
+            </w:r>
+            <w:r>
+              <w:rPr>
+                <w:color w:val="auto"/>
+              </w:rPr>
+              <w:t>, and per-tooth state — one file per component family (rests, clasps, bars, plates, connectors, meshes).</w:t>
+            </w:r>
+          </w:p>
+        </w:tc>
+      </w:tr>
+      <w:tr>
+        <w:tc>
+          <w:tcPr>
+            <w:tcW w:w="1838" w:type="dxa"/>
+            <w:tcMar>
+              <w:top w:w="80" w:type="dxa"/>
+              <w:left w:w="120" w:type="dxa"/>
+              <w:bottom w:w="80" w:type="dxa"/>
+              <w:right w:w="120" w:type="dxa"/>
+            </w:tcMar>
+            <w:vAlign w:val="center"/>
+          </w:tcPr>
+          <w:p>
+            <w:pPr>
+              <w:spacing w:line="276" w:lineRule="auto"/>
+              <w:jc w:val="center"/>
+              <w:rPr>
+                <w:color w:val="auto"/>
+              </w:rPr>
+            </w:pPr>
+            <w:r>
+              <w:rPr>
+                <w:rFonts w:eastAsia="Times New Roman"/>
+                <w:color w:val="auto"/>
+              </w:rPr>
+              <w:t>Upload Additional STL Files (1–4)</w:t>
+            </w:r>
+          </w:p>
+        </w:tc>
+        <w:tc>
+          <w:tcPr>
+            <w:tcW w:w="3827" w:type="dxa"/>
+            <w:tcMar>
+              <w:top w:w="80" w:type="dxa"/>
+              <w:left w:w="120" w:type="dxa"/>
+              <w:bottom w:w="80" w:type="dxa"/>
+              <w:right w:w="120" w:type="dxa"/>
+            </w:tcMar>
+            <w:vAlign w:val="center"/>
+          </w:tcPr>
+          <w:p>
+            <w:pPr>
+              <w:spacing w:line="276" w:lineRule="auto"/>
+              <w:jc w:val="center"/>
+              <w:rPr>
+                <w:color w:val="auto"/>
+              </w:rPr>
+            </w:pPr>
+            <w:r>
+              <w:rPr>
+                <w:color w:val="auto"/>
+              </w:rPr>
+              <w:t>src/js/2D/preview3D.js (uploadExtraStl, fetchExtraStlsForCase, renderExtraStl, deleteExtraStl, toggleExtraStlVisibility)</w:t>
+            </w:r>
+          </w:p>
+          <w:p>
+            <w:pPr>
+              <w:spacing w:line="276" w:lineRule="auto"/>
+              <w:jc w:val="center"/>
+              <w:rPr>
+                <w:color w:val="auto"/>
+              </w:rPr>
+            </w:pPr>
+            <w:r>
+              <w:rPr>
+                <w:color w:val="auto"/>
+              </w:rPr>
+              <w:t>src/pages/2DAnnotation.html (upload button)</w:t>
+            </w:r>
+          </w:p>
+        </w:tc>
+        <w:tc>
+          <w:tcPr>
+            <w:tcW w:w="4536" w:type="dxa"/>
+            <w:tcMar>
+              <w:top w:w="80" w:type="dxa"/>
+              <w:left w:w="120" w:type="dxa"/>
+              <w:bottom w:w="80" w:type="dxa"/>
+              <w:right w:w="120" w:type="dxa"/>
+            </w:tcMar>
+            <w:vAlign w:val="center"/>
+          </w:tcPr>
+          <w:p>
+            <w:pPr>
+              <w:spacing w:line="276" w:lineRule="auto"/>
+              <w:jc w:val="center"/>
+              <w:rPr>
+                <w:color w:val="auto"/>
+              </w:rPr>
+            </w:pPr>
+            <w:r>
+              <w:rPr>
+                <w:rFonts w:eastAsia="Times New Roman"/>
+                <w:color w:val="auto"/>
+              </w:rPr>
+              <w:t>Let user attach up to four extra reference STL files to a case (stored as jaw_stls_extra_slot_</w:t>
+            </w:r>
+            <w:r>
+              <w:rPr>
+                <w:rFonts w:eastAsia="Times New Roman"/>
+                <w:color w:val="auto"/>
+              </w:rPr>
+              <w:t>1...</w:t>
+            </w:r>
+            <w:r>
+              <w:rPr>
+                <w:rFonts w:eastAsia="Times New Roman"/>
+                <w:color w:val="auto"/>
+              </w:rPr>
+              <w:t xml:space="preserve">4), shown/hidden individually in the 3D </w:t>
+            </w:r>
+            <w:r>
+              <w:rPr>
+                <w:rFonts w:eastAsia="Times New Roman"/>
+                <w:color w:val="auto"/>
+              </w:rPr>
+              <w:t>viewer</w:t>
+            </w:r>
+            <w:r>
+              <w:rPr>
+                <w:rFonts w:eastAsia="Times New Roman"/>
+                <w:color w:val="auto"/>
+              </w:rPr>
+              <w:t>.</w:t>
+            </w:r>
+          </w:p>
+        </w:tc>
+      </w:tr>
+      <w:tr>
+        <w:tc>
+          <w:tcPr>
+            <w:tcW w:w="1838" w:type="dxa"/>
+            <w:tcMar>
+              <w:top w:w="80" w:type="dxa"/>
+              <w:left w:w="120" w:type="dxa"/>
+              <w:bottom w:w="80" w:type="dxa"/>
+              <w:right w:w="120" w:type="dxa"/>
+            </w:tcMar>
+            <w:vAlign w:val="center"/>
+          </w:tcPr>
+          <w:p>
+            <w:pPr>
+              <w:spacing w:line="276" w:lineRule="auto"/>
+              <w:jc w:val="center"/>
+              <w:rPr>
+                <w:color w:val="auto"/>
+              </w:rPr>
+            </w:pPr>
+            <w:r>
+              <w:rPr>
+                <w:rFonts w:eastAsia="Times New Roman"/>
+                <w:color w:val="auto"/>
+              </w:rPr>
+              <w:t>QR Code</w:t>
+            </w:r>
+          </w:p>
+        </w:tc>
+        <w:tc>
+          <w:tcPr>
+            <w:tcW w:w="3827" w:type="dxa"/>
+            <w:tcMar>
+              <w:top w:w="80" w:type="dxa"/>
+              <w:left w:w="120" w:type="dxa"/>
+              <w:bottom w:w="80" w:type="dxa"/>
+              <w:right w:w="120" w:type="dxa"/>
+            </w:tcMar>
+            <w:vAlign w:val="center"/>
+          </w:tcPr>
+          <w:p>
+            <w:pPr>
+              <w:spacing w:line="276" w:lineRule="auto"/>
+              <w:jc w:val="center"/>
+              <w:rPr>
+                <w:color w:val="auto"/>
+              </w:rPr>
+            </w:pPr>
+            <w:r>
+              <w:rPr>
+                <w:color w:val="auto"/>
+              </w:rPr>
+              <w:t>src/js/pages/caseManagement.js (showThreeDViewerQr)</w:t>
+            </w:r>
+          </w:p>
+          <w:p>
+            <w:pPr>
+              <w:spacing w:line="276" w:lineRule="auto"/>
+              <w:jc w:val="center"/>
+              <w:rPr>
+                <w:color w:val="auto"/>
+              </w:rPr>
+            </w:pPr>
+            <w:r>
+              <w:rPr>
+                <w:color w:val="auto"/>
+              </w:rPr>
+              <w:t>src/pages/case_list.html (loads qrcodejs via CDN)</w:t>
+            </w:r>
+          </w:p>
+        </w:tc>
+        <w:tc>
+          <w:tcPr>
+            <w:tcW w:w="4536" w:type="dxa"/>
+            <w:tcMar>
+              <w:top w:w="80" w:type="dxa"/>
+              <w:left w:w="120" w:type="dxa"/>
+              <w:bottom w:w="80" w:type="dxa"/>
+              <w:right w:w="120" w:type="dxa"/>
+            </w:tcMar>
+            <w:vAlign w:val="center"/>
+          </w:tcPr>
+          <w:p>
+            <w:pPr>
+              <w:spacing w:line="276" w:lineRule="auto"/>
+              <w:jc w:val="center"/>
+              <w:rPr>
+                <w:color w:val="auto"/>
+              </w:rPr>
+            </w:pPr>
+            <w:r>
+              <w:rPr>
+                <w:color w:val="auto"/>
+              </w:rPr>
+              <w:t>Generates a scannable QR code for a case's 3D viewer link, so it can be shared to another device without sending the URL anywhere else.</w:t>
+            </w:r>
+          </w:p>
+        </w:tc>
+      </w:tr>
+      <w:tr>
+        <w:tc>
+          <w:tcPr>
+            <w:tcW w:w="1838" w:type="dxa"/>
+            <w:tcMar>
+              <w:top w:w="80" w:type="dxa"/>
+              <w:left w:w="120" w:type="dxa"/>
+              <w:bottom w:w="80" w:type="dxa"/>
+              <w:right w:w="120" w:type="dxa"/>
+            </w:tcMar>
+            <w:vAlign w:val="center"/>
+          </w:tcPr>
+          <w:p>
+            <w:pPr>
+              <w:spacing w:line="276" w:lineRule="auto"/>
+              <w:jc w:val="center"/>
+              <w:rPr>
+                <w:color w:val="auto"/>
+              </w:rPr>
+            </w:pPr>
+            <w:r>
+              <w:rPr>
+                <w:rFonts w:eastAsia="Times New Roman"/>
+                <w:color w:val="auto"/>
+              </w:rPr>
+              <w:t>Filtering</w:t>
+            </w:r>
+          </w:p>
+        </w:tc>
+        <w:tc>
+          <w:tcPr>
+            <w:tcW w:w="3827" w:type="dxa"/>
+            <w:tcMar>
+              <w:top w:w="80" w:type="dxa"/>
+              <w:left w:w="120" w:type="dxa"/>
+              <w:bottom w:w="80" w:type="dxa"/>
+              <w:right w:w="120" w:type="dxa"/>
+            </w:tcMar>
+            <w:vAlign w:val="center"/>
+          </w:tcPr>
+          <w:p>
+            <w:pPr>
+              <w:spacing w:line="276" w:lineRule="auto"/>
+              <w:jc w:val="center"/>
+              <w:rPr>
+                <w:color w:val="auto"/>
+              </w:rPr>
+            </w:pPr>
+            <w:r>
+              <w:rPr>
+                <w:rFonts w:eastAsia="Times New Roman"/>
+                <w:color w:val="auto"/>
+              </w:rPr>
+              <w:t>src/js/pages/caseManagement.js </w:t>
+            </w:r>
+            <w:r>
+              <w:rPr>
+                <w:rFonts w:eastAsia="Times New Roman"/>
+                <w:color w:val="auto"/>
+              </w:rPr>
+              <w:br/>
+              <w:t>(applyClientFilters)</w:t>
+            </w:r>
+          </w:p>
+        </w:tc>
+        <w:tc>
+          <w:tcPr>
+            <w:tcW w:w="4536" w:type="dxa"/>
+            <w:tcMar>
+              <w:top w:w="80" w:type="dxa"/>
+              <w:left w:w="120" w:type="dxa"/>
+              <w:bottom w:w="80" w:type="dxa"/>
+              <w:right w:w="120" w:type="dxa"/>
+            </w:tcMar>
+            <w:vAlign w:val="center"/>
+          </w:tcPr>
+          <w:p>
+            <w:pPr>
+              <w:spacing w:line="276" w:lineRule="auto"/>
+              <w:jc w:val="center"/>
+              <w:rPr>
+                <w:color w:val="auto"/>
+              </w:rPr>
+            </w:pPr>
+            <w:r>
+              <w:rPr>
+                <w:rFonts w:eastAsia="Times New Roman"/>
+                <w:color w:val="auto"/>
+              </w:rPr>
+              <w:t>Narrows the case list by status, date, or other criteria, entirely client-side.</w:t>
+            </w:r>
+          </w:p>
+        </w:tc>
+      </w:tr>
+      <w:tr>
+        <w:tc>
+          <w:tcPr>
+            <w:tcW w:w="1838" w:type="dxa"/>
+            <w:tcMar>
+              <w:top w:w="80" w:type="dxa"/>
+              <w:left w:w="120" w:type="dxa"/>
+              <w:bottom w:w="80" w:type="dxa"/>
+              <w:right w:w="120" w:type="dxa"/>
+            </w:tcMar>
+            <w:vAlign w:val="center"/>
+          </w:tcPr>
+          <w:p>
+            <w:pPr>
+              <w:spacing w:line="276" w:lineRule="auto"/>
+              <w:jc w:val="center"/>
+              <w:rPr>
+                <w:rFonts w:eastAsia="Times New Roman"/>
+                <w:color w:val="auto"/>
+              </w:rPr>
+            </w:pPr>
+            <w:r>
+              <w:rPr>
+                <w:rFonts w:eastAsia="Times New Roman"/>
+                <w:color w:val="auto"/>
+              </w:rPr>
+              <w:lastRenderedPageBreak/>
+              <w:t>Case Status Change</w:t>
+            </w:r>
+          </w:p>
+        </w:tc>
+        <w:tc>
+          <w:tcPr>
+            <w:tcW w:w="3827" w:type="dxa"/>
+            <w:tcMar>
+              <w:top w:w="80" w:type="dxa"/>
+              <w:left w:w="120" w:type="dxa"/>
+              <w:bottom w:w="80" w:type="dxa"/>
+              <w:right w:w="120" w:type="dxa"/>
+            </w:tcMar>
+            <w:vAlign w:val="center"/>
+          </w:tcPr>
+          <w:p>
+            <w:pPr>
+              <w:spacing w:line="276" w:lineRule="auto"/>
+              <w:jc w:val="center"/>
+              <w:rPr>
+                <w:rFonts w:eastAsia="Times New Roman"/>
+                <w:color w:val="auto"/>
+              </w:rPr>
+            </w:pPr>
+            <w:r>
+              <w:rPr>
+                <w:rFonts w:eastAsia="Times New Roman"/>
+                <w:color w:val="auto"/>
+              </w:rPr>
+              <w:t>src/js/pages/caseManagement.js </w:t>
+            </w:r>
+            <w:r>
+              <w:rPr>
+                <w:rFonts w:eastAsia="Times New Roman"/>
+                <w:color w:val="auto"/>
+              </w:rPr>
+              <w:br/>
+              <w:t>(status dropdown handler, valueToApiStatus)</w:t>
+            </w:r>
+          </w:p>
+        </w:tc>
+        <w:tc>
+          <w:tcPr>
+            <w:tcW w:w="4536" w:type="dxa"/>
+            <w:tcMar>
+              <w:top w:w="80" w:type="dxa"/>
+              <w:left w:w="120" w:type="dxa"/>
+              <w:bottom w:w="80" w:type="dxa"/>
+              <w:right w:w="120" w:type="dxa"/>
+            </w:tcMar>
+            <w:vAlign w:val="center"/>
+          </w:tcPr>
+          <w:p>
+            <w:pPr>
+              <w:spacing w:line="276" w:lineRule="auto"/>
+              <w:jc w:val="center"/>
+              <w:rPr>
+                <w:rFonts w:eastAsia="Times New Roman"/>
+                <w:color w:val="auto"/>
+              </w:rPr>
+            </w:pPr>
+            <w:r>
+              <w:rPr>
+                <w:rFonts w:eastAsia="Times New Roman"/>
+                <w:color w:val="auto"/>
+              </w:rPr>
+              <w:t>Let user update a case's workflow status (e.g. in-progress, approved) directly from the case list.</w:t>
+            </w:r>
+          </w:p>
+        </w:tc>
+      </w:tr>
+      <w:tr>
+        <w:tc>
+          <w:tcPr>
+            <w:tcW w:w="1838" w:type="dxa"/>
+            <w:vAlign w:val="center"/>
+          </w:tcPr>
+          <w:p>
+            <w:pPr>
+              <w:jc w:val="center"/>
+            </w:pPr>
+            <w:r>
+              <w:t>Help Assistant</w:t>
+            </w:r>
+          </w:p>
+        </w:tc>
+        <w:tc>
+          <w:tcPr>
+            <w:tcW w:w="3827" w:type="dxa"/>
+            <w:vAlign w:val="center"/>
+          </w:tcPr>
+          <w:p>
+            <w:pPr>
+              <w:jc w:val="center"/>
+            </w:pPr>
+            <w:r>
+              <w:t>src/js/shared/helpBot.js, helpMatcher.js, helpTopics.js</w:t>
+            </w:r>
+          </w:p>
+        </w:tc>
+        <w:tc>
+          <w:tcPr>
+            <w:tcW w:w="4536" w:type="dxa"/>
+            <w:vAlign w:val="center"/>
+          </w:tcPr>
+          <w:p>
+            <w:pPr>
+              <w:jc w:val="center"/>
+            </w:pPr>
+            <w:r>
+              <w:t>Contextual, page-aware help panel reachable from the app sidebar; local rules-based matcher, no external calls.</w:t>
+            </w:r>
+          </w:p>
+        </w:tc>
+      </w:tr>
+      <w:tr>
+        <w:tc>
+          <w:tcPr>
+            <w:tcW w:w="1838" w:type="dxa"/>
+            <w:vAlign w:val="center"/>
+          </w:tcPr>
+          <w:p>
+            <w:pPr>
+              <w:jc w:val="center"/>
+            </w:pPr>
             <w:r>
               <w:t>Admin</w:t>
             </w:r>
@@ -5485,9 +5456,13 @@
         </w:tc>
         <w:tc>
           <w:tcPr>
-            <w:tcW w:type="dxa" w:w="3827"/>
-          </w:tcPr>
-          <w:p>
+            <w:tcW w:w="3827" w:type="dxa"/>
+            <w:vAlign w:val="center"/>
+          </w:tcPr>
+          <w:p>
+            <w:pPr>
+              <w:jc w:val="center"/>
+            </w:pPr>
             <w:r>
               <w:t>src/js/admin/adminMachineId.js, adminUsers.js</w:t>
             </w:r>
@@ -5495,9 +5470,13 @@
         </w:tc>
         <w:tc>
           <w:tcPr>
-            <w:tcW w:type="dxa" w:w="4536"/>
-          </w:tcPr>
-          <w:p>
+            <w:tcW w:w="4536" w:type="dxa"/>
+            <w:vAlign w:val="center"/>
+          </w:tcPr>
+          <w:p>
+            <w:pPr>
+              <w:jc w:val="center"/>
+            </w:pPr>
             <w:r>
               <w:t>Admin-only machine-ID management, case-ownership transfer, and user management (create/edit/delete, role toggle).</w:t>
             </w:r>
@@ -5518,7 +5497,6 @@
       </w:pPr>
       <w:bookmarkStart w:id="3" w:name="_Toc234853067"/>
       <w:r>
-        <w:lastRenderedPageBreak/>
         <w:t>3. Main User Workflows</w:t>
       </w:r>
       <w:bookmarkEnd w:id="3"/>
@@ -5544,6 +5522,14 @@
           <w:color w:val="auto"/>
         </w:rPr>
         <w:t>High-Level Use Case Diagram is included in the foot of this section. For each use case the diagram is appended in appendix.</w:t>
+      </w:r>
+    </w:p>
+    <w:p>
+      <w:r>
+        <w:rPr>
+          <w:i/>
+        </w:rPr>
+        <w:t>Diagram accuracy pass (2026-08-24): the Workflow Diagram and three Appendix use-case diagrams (2D Annotation, Embedded 3D Preview, Add STL Files) were rebuilt against current src/ after a review found them out of date. The High-Level Use Case, Data Flow, and ERD diagrams, and the remaining eight Appendix diagrams, were re-checked the same day and found still accurate, so their content is unchanged -- their captions are dated 24 August too since that's when the re-check happened, not because anything in them was edited. Every use-case-style diagram in this document (12 of the 15 images -- all except Data Flow and ERD) has been re-embedded from a plain-text source in Documentations/SmartRPD Diagrams/ (Mermaid .mmd.txt for the Workflow Diagram, PlantUML .puml.txt for the rest) so every one of them can be regenerated the same way, not just the four that changed. There is no automatic sync between those sources and the images pasted into this document -- re-render and re-paste by hand if a source changes again.</w:t>
       </w:r>
     </w:p>
     <w:p>
@@ -5564,31 +5550,6 @@
         </w:rPr>
         <w:t>Login &amp; Authentication — User logs in through the login page (index.html, src/js/pages/login.js) with a password and OTP-verification (OTP currently disabled via a TEMP-OTP-DISABLED code path — see Cybersecurity_Protocol_Document.docx §4.2). A client-side check of localStorage's loggedInUser record (referenced in code comments as “authGuard”; no single dedicated authGuard.js file remains post-restructuring) then bounces every other page back to login if it's missing. A forgot-password / change-password flow (src/js/shared/passwordReset.js, changePassword.js) is part of this same workflow — see §11.2.</w:t>
       </w:r>
-      <w:r>
-        <w:rPr>
-          <w:color w:val="auto"/>
-        </w:rPr>
-      </w:r>
-      <w:r>
-        <w:rPr>
-          <w:color w:val="auto"/>
-        </w:rPr>
-      </w:r>
-      <w:r>
-        <w:rPr>
-          <w:color w:val="auto"/>
-        </w:rPr>
-      </w:r>
-      <w:r>
-        <w:rPr>
-          <w:color w:val="auto"/>
-        </w:rPr>
-      </w:r>
-      <w:r>
-        <w:rPr>
-          <w:color w:val="auto"/>
-        </w:rPr>
-      </w:r>
     </w:p>
     <w:p>
       <w:pPr>
@@ -5627,16 +5588,6 @@
         </w:rPr>
         <w:t>Case Creation — User creates a new case via src/js/pages/createCase.js, css/createCase.css — uploading upper/lower jaw STL files plus optional reference images, assigning roles through an inline invite list (pendingInvites, addInvite()), and sending invitations.</w:t>
       </w:r>
-      <w:r>
-        <w:rPr>
-          <w:color w:val="auto"/>
-        </w:rPr>
-      </w:r>
-      <w:r>
-        <w:rPr>
-          <w:color w:val="auto"/>
-        </w:rPr>
-      </w:r>
     </w:p>
     <w:p>
       <w:pPr>
@@ -5656,16 +5607,6 @@
         </w:rPr>
         <w:t>Dashboard — From a case, the user opens the per-case dashboard (src/js/pages/dashboard.js) for a production overview: computed process-step progress (computeSteps(), countCompletedStages()), captured views (resolveCaptureSlots()), and user roles, rendered as an overlay (buildOverlay()) without leaving the current workspace.</w:t>
       </w:r>
-      <w:r>
-        <w:rPr>
-          <w:color w:val="auto"/>
-        </w:rPr>
-      </w:r>
-      <w:r>
-        <w:rPr>
-          <w:color w:val="auto"/>
-        </w:rPr>
-      </w:r>
     </w:p>
     <w:p>
       <w:pPr>
@@ -5683,6 +5624,7 @@
         <w:rPr>
           <w:color w:val="auto"/>
         </w:rPr>
+        <w:lastRenderedPageBreak/>
         <w:t>Collaboration — While staying inside the current case (list, dashboard, or viewer), user can open case chat with image messages (chat.js) and check the notification bell (notifications.js) — both surfaced as overlays through the shared shell (appSidebar.js, viewerShell.js) rather than separate page navigations.</w:t>
       </w:r>
     </w:p>
@@ -5702,31 +5644,7 @@
         <w:rPr>
           <w:color w:val="auto"/>
         </w:rPr>
-        <w:t xml:space="preserve">2D Annotation — User enters src/pages/2DAnnotation.html (src/js/2D/*) to record clinical information and notes (clinicalInfo.js, caseNote.js), freehand-mark instructions on jaw images (instructionEditor.js), and design RPD components on the upper/lower jaw diagrams via the placement engine — the </w:t>
-      </w:r>
-      <w:r>
-        <w:rPr>
-          <w:color w:val="auto"/>
-        </w:rPr>
-        <w:t>catalogue</w:t>
-      </w:r>
-      <w:r>
-        <w:rPr>
-          <w:color w:val="auto"/>
-        </w:rPr>
-        <w:t xml:space="preserve"> of parts, where each is legally allowed to sit, how it's drawn, and drag/lock </w:t>
-      </w:r>
-      <w:r>
-        <w:rPr>
-          <w:color w:val="auto"/>
-        </w:rPr>
-        <w:t>behaviour</w:t>
-      </w:r>
-      <w:r>
-        <w:rPr>
-          <w:color w:val="auto"/>
-        </w:rPr>
-        <w:t xml:space="preserve">, split one file per component family (components.js, .mesh/.plate/.minor/.major/.bar/.clasp/.rest.js, annotationCatalog.js, annotationPlacement.js, annotationRender.js, annotationLocks.js, annotationVisuals.js, annotationTeethModel.js, criteria.js, constants.js) — then save the result as structured jaw-structure data (jawStructApi.js, jawStructApply.js, jawStructCodec.js, jawStructCodes.js). </w:t>
+        <w:t>2D Annotation — User enters src/pages/2DAnnotation.html (src/js/2D/*) to record clinical information and notes (clinicalInfo.js, caseNote.js), freehand-mark instructions on jaw images (instructionEditor.js), and design RPD components on the upper/lower jaw diagrams via the placement engine — the catalogue of parts, where each is legally allowed to sit, how it's drawn, and drag/lock behaviour, split one file per component family (components.js, .mesh/.plate/.minor/.major/.bar/.clasp/.rest.js, annotationCatalog.js, annotationPlacement.js, annotationRender.js, annotationLocks.js, annotationVisuals.js, annotationTeethModel.js, criteria.js, constants.js) — then save the result as structured jaw-structure data (jawStructApi.js, jawStructApply.js, jawStructCodec.js, jawStructCodes.js). Components can also be placed automatically via “Load Proposed Design” (JawDesign.js, JawDesignProposal.js), a Kennedy-classification-driven proposal fetched from a server-side DLL, with a manual picker fallback.</w:t>
       </w:r>
     </w:p>
     <w:p>
@@ -5778,21 +5696,6 @@
         </w:rPr>
         <w:t>Version History — User reviews and compares past design iterations for a case with modal overlay (src/js/pages/versionHistory.js).</w:t>
       </w:r>
-      <w:r>
-        <w:rPr>
-          <w:color w:val="auto"/>
-        </w:rPr>
-      </w:r>
-      <w:r>
-        <w:rPr>
-          <w:color w:val="auto"/>
-        </w:rPr>
-      </w:r>
-      <w:r>
-        <w:rPr>
-          <w:color w:val="auto"/>
-        </w:rPr>
-      </w:r>
     </w:p>
     <w:p>
       <w:pPr>
@@ -5829,19 +5732,17 @@
         <w:rPr>
           <w:color w:val="auto"/>
         </w:rPr>
-        <w:t>Add STL Files – Within the same workspace, the user can also attach up to four extra reference STL files per case (preview3D.js: uploadExtraStl(), fetchExtraStlsForCase(), renderExtraStl(), deleteExtraStl(), toggleExtraStlVisibility(), stored as jaw_stls_extra_slot_1..4), each shown/hidden independently in the embedded 3D preview</w:t>
-      </w:r>
-      <w:r>
-        <w:rPr>
-          <w:color w:val="auto"/>
-        </w:rPr>
-        <w:t>/viewer</w:t>
-      </w:r>
-      <w:r>
-        <w:rPr>
-          <w:color w:val="auto"/>
-        </w:rPr>
-        <w:t>.</w:t>
+        <w:t>Add STL Files – Within the same workspace, the user can also attach up to four extra reference STL files per case (preview3D.js: uploadExtraStl(), loadExtraStlsIntoPreview(), renderExtraStl(), deleteExtraStl(), toggleExtraStlVisibility(), stored as jaw_stls_extra_slot_1..4), each shown/hidden independently in the embedded 3D preview/viewer.</w:t>
+      </w:r>
+      <w:r>
+        <w:rPr>
+          <w:color w:val="auto"/>
+        </w:rPr>
+      </w:r>
+      <w:r>
+        <w:rPr>
+          <w:color w:val="auto"/>
+        </w:rPr>
       </w:r>
     </w:p>
     <w:p>
@@ -5860,7 +5761,14 @@
         <w:rPr>
           <w:color w:val="auto"/>
         </w:rPr>
-        <w:t>Download / Export / Share — From case management, the user can download a case's raw OFF/STL files directly (downloadCaseFiles(), triggerBlobDownload()), or generate a compiled report combining 2D design images and clinical data (noticeboard.js buildReportHtml()/generateReport(), converted to .docx via accessibility.js reportHtmlToDocxBytes()). Export/Share builds a 3D viewer link under a fixed, shared, non-personal viewer identity (VIEWER_UUID in config.js), with the case ID obfuscated via XOR+Base64 encoding (crypt.js lol()) rather than passed in plain text. Sharing that link as a scannable QR code (showThreeDViewerQr(), qrcodejs via CDN in case_list.html)</w:t>
+        <w:t>Download / Export / Share — From case management, the user can download a case's raw OFF/STL files directly (downloadCaseFiles(), triggerBlobDownload()), or generate a compiled report combining 2D design images and clinical data (noticeboard.js buildReportHtml()/generateReport(), converted to .docx via accessibility.js reportHtmlToDocxBytes()). Export/Share builds a 3D viewer link under a fixed, shared, non-</w:t>
+      </w:r>
+      <w:r>
+        <w:rPr>
+          <w:color w:val="auto"/>
+        </w:rPr>
+        <w:lastRenderedPageBreak/>
+        <w:t>personal viewer identity (VIEWER_UUID in config.js), with the case ID obfuscated via XOR+Base64 encoding (crypt.js lol()) rather than passed in plain text. Sharing that link as a scannable QR code (showThreeDViewerQr(), qrcodejs via CDN in case_list.html)</w:t>
       </w:r>
       <w:r>
         <w:rPr>
@@ -5887,11 +5795,6 @@
         </w:rPr>
         <w:t>Help Assistant — A contextual, page-aware AI-powered help panel (src/js/shared/helpBot.js, helpMatcher.js, helpTopics.js), reachable from the app sidebar on every page. Runs entirely client-side against a bundled knowledge base — confirmed no outbound network calls (Cybersecurity_Protocol_Document.docx §6.4). New this branch; not yet covered by a standing UAT-xx case (§12.2).</w:t>
       </w:r>
-      <w:r>
-        <w:rPr>
-          <w:color w:val="auto"/>
-        </w:rPr>
-      </w:r>
     </w:p>
     <w:p>
       <w:pPr>
@@ -5910,11 +5813,6 @@
           <w:color w:val="auto"/>
         </w:rPr>
         <w:t>Admin (Machine ID &amp; User Management) — Admin-only pages (src/js/admin/adminMachineId.js, adminUsers.js) for machine-ID registration, case-ownership transfer, and user create/edit/delete with role management. The local isAdmin flag only controls what UI is shown — the server's own is_admin check is authoritative (Cybersecurity_Protocol_Document.docx §4.3). New this branch; not yet covered by a standing UAT-xx case (§12.2).</w:t>
-      </w:r>
-      <w:r>
-        <w:rPr>
-          <w:color w:val="auto"/>
-        </w:rPr>
       </w:r>
     </w:p>
     <w:p>
@@ -5977,7 +5875,7 @@
         <w:lastRenderedPageBreak/>
         <w:drawing>
           <wp:inline distT="0" distB="0" distL="0" distR="0" wp14:anchorId="013CA7B8" wp14:editId="58E09448">
-            <wp:extent cx="6004560" cy="5628578"/>
+            <wp:extent cx="6004560" cy="5686375"/>
             <wp:effectExtent l="0" t="0" r="0" b="0"/>
             <wp:docPr id="1987488528" name="Picture 8"/>
             <wp:cNvGraphicFramePr>
@@ -6008,7 +5906,7 @@
                   <pic:spPr bwMode="auto">
                     <a:xfrm>
                       <a:off x="0" y="0"/>
-                      <a:ext cx="6011419" cy="5635008"/>
+                      <a:ext cx="6011419" cy="5686375"/>
                     </a:xfrm>
                     <a:prstGeom prst="rect">
                       <a:avLst/>
@@ -6058,7 +5956,15 @@
           <w:sz w:val="24"/>
           <w:szCs w:val="24"/>
         </w:rPr>
-        <w:t>Workflow Diagram</w:t>
+        <w:t>Workflow Diagram (last updated 24 August)</w:t>
+      </w:r>
+      <w:r>
+        <w:rPr>
+          <w:rFonts w:eastAsia="Times New Roman"/>
+          <w:color w:val="auto"/>
+          <w:sz w:val="24"/>
+          <w:szCs w:val="24"/>
+        </w:rPr>
       </w:r>
     </w:p>
     <w:p>
@@ -6084,7 +5990,7 @@
         <w:lastRenderedPageBreak/>
         <w:drawing>
           <wp:inline distT="0" distB="0" distL="0" distR="0" wp14:anchorId="38B096A8" wp14:editId="27C8AEA4">
-            <wp:extent cx="4500563" cy="5870300"/>
+            <wp:extent cx="4500563" cy="5718498"/>
             <wp:effectExtent l="0" t="0" r="0" b="0"/>
             <wp:docPr id="132584925" name="Picture 10"/>
             <wp:cNvGraphicFramePr>
@@ -6115,7 +6021,7 @@
                   <pic:spPr bwMode="auto">
                     <a:xfrm>
                       <a:off x="0" y="0"/>
-                      <a:ext cx="4517068" cy="5891828"/>
+                      <a:ext cx="4517068" cy="5718498"/>
                     </a:xfrm>
                     <a:prstGeom prst="rect">
                       <a:avLst/>
@@ -6170,7 +6076,15 @@
           <w:sz w:val="24"/>
           <w:szCs w:val="24"/>
         </w:rPr>
-        <w:t xml:space="preserve">High-Level Use Case Diagram </w:t>
+        <w:t>High-Level Use Case Diagram (last updated 24 August)</w:t>
+      </w:r>
+      <w:r>
+        <w:rPr>
+          <w:rFonts w:eastAsia="Times New Roman"/>
+          <w:color w:val="auto"/>
+          <w:sz w:val="24"/>
+          <w:szCs w:val="24"/>
+        </w:rPr>
       </w:r>
     </w:p>
     <w:p>
@@ -6232,6 +6146,7 @@
           <w:p>
             <w:pPr>
               <w:spacing w:line="360" w:lineRule="auto"/>
+              <w:jc w:val="center"/>
               <w:rPr>
                 <w:sz w:val="20"/>
                 <w:szCs w:val="20"/>
@@ -6264,6 +6179,7 @@
           <w:p>
             <w:pPr>
               <w:spacing w:line="360" w:lineRule="auto"/>
+              <w:jc w:val="center"/>
               <w:rPr>
                 <w:sz w:val="20"/>
                 <w:szCs w:val="20"/>
@@ -6296,6 +6212,7 @@
           <w:p>
             <w:pPr>
               <w:spacing w:line="360" w:lineRule="auto"/>
+              <w:jc w:val="center"/>
               <w:rPr>
                 <w:sz w:val="20"/>
                 <w:szCs w:val="20"/>
@@ -6348,6 +6265,7 @@
           <w:p>
             <w:pPr>
               <w:spacing w:line="360" w:lineRule="auto"/>
+              <w:jc w:val="center"/>
               <w:rPr>
                 <w:color w:val="auto"/>
                 <w:sz w:val="20"/>
@@ -6384,6 +6302,7 @@
           <w:p>
             <w:pPr>
               <w:spacing w:line="360" w:lineRule="auto"/>
+              <w:jc w:val="center"/>
               <w:rPr>
                 <w:color w:val="auto"/>
                 <w:sz w:val="20"/>
@@ -6420,6 +6339,7 @@
           <w:p>
             <w:pPr>
               <w:spacing w:line="360" w:lineRule="auto"/>
+              <w:jc w:val="center"/>
               <w:rPr>
                 <w:color w:val="auto"/>
                 <w:sz w:val="20"/>
@@ -6471,6 +6391,7 @@
           <w:p>
             <w:pPr>
               <w:spacing w:line="360" w:lineRule="auto"/>
+              <w:jc w:val="center"/>
               <w:rPr>
                 <w:color w:val="auto"/>
                 <w:sz w:val="20"/>
@@ -6507,6 +6428,7 @@
           <w:p>
             <w:pPr>
               <w:spacing w:line="360" w:lineRule="auto"/>
+              <w:jc w:val="center"/>
               <w:rPr>
                 <w:color w:val="auto"/>
                 <w:sz w:val="20"/>
@@ -6543,6 +6465,7 @@
           <w:p>
             <w:pPr>
               <w:spacing w:line="360" w:lineRule="auto"/>
+              <w:jc w:val="center"/>
               <w:rPr>
                 <w:color w:val="auto"/>
                 <w:sz w:val="20"/>
@@ -6594,6 +6517,7 @@
           <w:p>
             <w:pPr>
               <w:spacing w:line="360" w:lineRule="auto"/>
+              <w:jc w:val="center"/>
               <w:rPr>
                 <w:color w:val="auto"/>
                 <w:sz w:val="20"/>
@@ -6630,6 +6554,7 @@
           <w:p>
             <w:pPr>
               <w:spacing w:line="360" w:lineRule="auto"/>
+              <w:jc w:val="center"/>
               <w:rPr>
                 <w:color w:val="auto"/>
                 <w:sz w:val="20"/>
@@ -6666,6 +6591,7 @@
           <w:p>
             <w:pPr>
               <w:spacing w:line="360" w:lineRule="auto"/>
+              <w:jc w:val="center"/>
               <w:rPr>
                 <w:color w:val="auto"/>
                 <w:sz w:val="20"/>
@@ -6717,6 +6643,7 @@
           <w:p>
             <w:pPr>
               <w:spacing w:line="360" w:lineRule="auto"/>
+              <w:jc w:val="center"/>
               <w:rPr>
                 <w:color w:val="auto"/>
                 <w:sz w:val="20"/>
@@ -6753,6 +6680,7 @@
           <w:p>
             <w:pPr>
               <w:spacing w:line="360" w:lineRule="auto"/>
+              <w:jc w:val="center"/>
               <w:rPr>
                 <w:color w:val="auto"/>
                 <w:sz w:val="20"/>
@@ -6788,20 +6716,10 @@
           </w:tcPr>
           <w:p>
             <w:pPr>
-              <w:spacing w:line="360" w:lineRule="auto"/>
-              <w:rPr>
-                <w:color w:val="auto"/>
-                <w:sz w:val="20"/>
-                <w:szCs w:val="20"/>
-              </w:rPr>
-            </w:pPr>
-            <w:r>
-              <w:rPr>
-                <w:color w:val="auto"/>
-                <w:sz w:val="20"/>
-                <w:szCs w:val="20"/>
-              </w:rPr>
-              <w:t>Modules under src/js/2D handle catalog, placement, rendering, jaw structure and save flow; jawStructRoundTrip.test.mjs, jawStructMajorSwitch.test.mjs, jawStructLingualPlate.test.mjs, mergeInstructions.test.mjs pass.</w:t>
+              <w:jc w:val="center"/>
+            </w:pPr>
+            <w:r>
+              <w:t>Modules under src/js/2D handle catalog, placement, rendering, jaw structure and save flow; jawStruct.test.mjs, placementRules.test.mjs, assemblies.test.mjs, mergeInstructions.test.mjs pass.</w:t>
             </w:r>
           </w:p>
         </w:tc>
@@ -6840,6 +6758,7 @@
           <w:p>
             <w:pPr>
               <w:spacing w:line="360" w:lineRule="auto"/>
+              <w:jc w:val="center"/>
               <w:rPr>
                 <w:color w:val="auto"/>
                 <w:sz w:val="20"/>
@@ -6876,6 +6795,7 @@
           <w:p>
             <w:pPr>
               <w:spacing w:line="360" w:lineRule="auto"/>
+              <w:jc w:val="center"/>
               <w:rPr>
                 <w:color w:val="auto"/>
                 <w:sz w:val="20"/>
@@ -6912,6 +6832,7 @@
           <w:p>
             <w:pPr>
               <w:spacing w:line="360" w:lineRule="auto"/>
+              <w:jc w:val="center"/>
               <w:rPr>
                 <w:color w:val="auto"/>
                 <w:sz w:val="20"/>
@@ -6963,6 +6884,7 @@
           <w:p>
             <w:pPr>
               <w:spacing w:line="360" w:lineRule="auto"/>
+              <w:jc w:val="center"/>
               <w:rPr>
                 <w:color w:val="auto"/>
                 <w:sz w:val="20"/>
@@ -6999,6 +6921,7 @@
           <w:p>
             <w:pPr>
               <w:spacing w:line="360" w:lineRule="auto"/>
+              <w:jc w:val="center"/>
               <w:rPr>
                 <w:color w:val="auto"/>
                 <w:sz w:val="20"/>
@@ -7035,6 +6958,7 @@
           <w:p>
             <w:pPr>
               <w:spacing w:line="360" w:lineRule="auto"/>
+              <w:jc w:val="center"/>
               <w:rPr>
                 <w:color w:val="auto"/>
                 <w:sz w:val="20"/>
@@ -7086,6 +7010,7 @@
           <w:p>
             <w:pPr>
               <w:spacing w:line="360" w:lineRule="auto"/>
+              <w:jc w:val="center"/>
               <w:rPr>
                 <w:color w:val="auto"/>
                 <w:sz w:val="20"/>
@@ -7122,6 +7047,7 @@
           <w:p>
             <w:pPr>
               <w:spacing w:line="360" w:lineRule="auto"/>
+              <w:jc w:val="center"/>
               <w:rPr>
                 <w:color w:val="auto"/>
                 <w:sz w:val="20"/>
@@ -7158,6 +7084,7 @@
           <w:p>
             <w:pPr>
               <w:spacing w:line="360" w:lineRule="auto"/>
+              <w:jc w:val="center"/>
               <w:rPr>
                 <w:color w:val="auto"/>
                 <w:sz w:val="20"/>
@@ -7209,6 +7136,7 @@
           <w:p>
             <w:pPr>
               <w:spacing w:line="360" w:lineRule="auto"/>
+              <w:jc w:val="center"/>
               <w:rPr>
                 <w:color w:val="auto"/>
                 <w:sz w:val="20"/>
@@ -7245,6 +7173,7 @@
           <w:p>
             <w:pPr>
               <w:spacing w:line="360" w:lineRule="auto"/>
+              <w:jc w:val="center"/>
               <w:rPr>
                 <w:color w:val="auto"/>
                 <w:sz w:val="20"/>
@@ -7281,6 +7210,7 @@
           <w:p>
             <w:pPr>
               <w:spacing w:line="360" w:lineRule="auto"/>
+              <w:jc w:val="center"/>
               <w:rPr>
                 <w:color w:val="auto"/>
                 <w:sz w:val="20"/>
@@ -7332,6 +7262,7 @@
           <w:p>
             <w:pPr>
               <w:spacing w:line="360" w:lineRule="auto"/>
+              <w:jc w:val="center"/>
               <w:rPr>
                 <w:color w:val="auto"/>
                 <w:sz w:val="20"/>
@@ -7368,19 +7299,20 @@
           <w:p>
             <w:pPr>
               <w:spacing w:line="360" w:lineRule="auto"/>
-              <w:rPr>
-                <w:color w:val="auto"/>
-                <w:sz w:val="20"/>
-                <w:szCs w:val="20"/>
-              </w:rPr>
-            </w:pPr>
-            <w:r>
-              <w:rPr>
-                <w:color w:val="auto"/>
-                <w:sz w:val="20"/>
-                <w:szCs w:val="20"/>
-              </w:rPr>
-              <w:t xml:space="preserve">Implemented </w:t>
+              <w:jc w:val="center"/>
+              <w:rPr>
+                <w:color w:val="auto"/>
+                <w:sz w:val="20"/>
+                <w:szCs w:val="20"/>
+              </w:rPr>
+            </w:pPr>
+            <w:r>
+              <w:rPr>
+                <w:color w:val="auto"/>
+                <w:sz w:val="20"/>
+                <w:szCs w:val="20"/>
+              </w:rPr>
+              <w:t>Implemented</w:t>
             </w:r>
           </w:p>
         </w:tc>
@@ -7404,19 +7336,20 @@
           <w:p>
             <w:pPr>
               <w:spacing w:line="360" w:lineRule="auto"/>
-              <w:rPr>
-                <w:color w:val="auto"/>
-                <w:sz w:val="20"/>
-                <w:szCs w:val="20"/>
-              </w:rPr>
-            </w:pPr>
-            <w:r>
-              <w:rPr>
-                <w:color w:val="auto"/>
-                <w:sz w:val="20"/>
-                <w:szCs w:val="20"/>
-              </w:rPr>
-              <w:t xml:space="preserve">showThreeDViewerQr() in caseManagement.js (with qrcodejs via CDN) </w:t>
+              <w:jc w:val="center"/>
+              <w:rPr>
+                <w:color w:val="auto"/>
+                <w:sz w:val="20"/>
+                <w:szCs w:val="20"/>
+              </w:rPr>
+            </w:pPr>
+            <w:r>
+              <w:rPr>
+                <w:color w:val="auto"/>
+                <w:sz w:val="20"/>
+                <w:szCs w:val="20"/>
+              </w:rPr>
+              <w:t>showThreeDViewerQr() in caseManagement.js (with qrcodejs via CDN)</w:t>
             </w:r>
           </w:p>
         </w:tc>
@@ -7455,6 +7388,7 @@
           <w:p>
             <w:pPr>
               <w:spacing w:line="360" w:lineRule="auto"/>
+              <w:jc w:val="center"/>
               <w:rPr>
                 <w:color w:val="auto"/>
                 <w:sz w:val="20"/>
@@ -7489,21 +7423,8 @@
             <w:vAlign w:val="center"/>
           </w:tcPr>
           <w:p>
-            <w:pPr>
-              <w:spacing w:line="360" w:lineRule="auto"/>
-              <w:rPr>
-                <w:color w:val="auto"/>
-                <w:sz w:val="20"/>
-                <w:szCs w:val="20"/>
-              </w:rPr>
-            </w:pPr>
-            <w:r>
-              <w:rPr>
-                <w:color w:val="auto"/>
-                <w:sz w:val="20"/>
-                <w:szCs w:val="20"/>
-              </w:rPr>
-              <w:t>Build passes; 13/13 suites passing</w:t>
+            <w:r>
+              <w:t>Build passes; 19/19 suites passing</w:t>
             </w:r>
           </w:p>
         </w:tc>
@@ -7525,21 +7446,8 @@
             <w:vAlign w:val="center"/>
           </w:tcPr>
           <w:p>
-            <w:pPr>
-              <w:spacing w:line="360" w:lineRule="auto"/>
-              <w:rPr>
-                <w:color w:val="auto"/>
-                <w:sz w:val="20"/>
-                <w:szCs w:val="20"/>
-              </w:rPr>
-            </w:pPr>
-            <w:r>
-              <w:rPr>
-                <w:color w:val="auto"/>
-                <w:sz w:val="20"/>
-                <w:szCs w:val="20"/>
-              </w:rPr>
-              <w:t>Production Webpack build succeeds (dist/bundle.js); 198/198 tests passing — re-verified 2026-07-24 against dev-deploy-shafik-2 (Automated_Test_Suite_Report.docx).</w:t>
+            <w:r>
+              <w:t>Production Webpack build succeeds (dist/bundle.js); 582/582 tests passing -- re-verified 2026-08-24 against nyunt/dev-W7.1 (live branch) (Automated_Test_Suite_Report.docx).</w:t>
             </w:r>
           </w:p>
         </w:tc>
@@ -7547,9 +7455,13 @@
       <w:tr>
         <w:tc>
           <w:tcPr>
-            <w:tcW w:type="dxa" w:w="2546"/>
-          </w:tcPr>
-          <w:p>
+            <w:tcW w:w="2546" w:type="dxa"/>
+            <w:vAlign w:val="center"/>
+          </w:tcPr>
+          <w:p>
+            <w:pPr>
+              <w:jc w:val="center"/>
+            </w:pPr>
             <w:r>
               <w:t>Password reset / change password</w:t>
             </w:r>
@@ -7557,9 +7469,13 @@
         </w:tc>
         <w:tc>
           <w:tcPr>
-            <w:tcW w:type="dxa" w:w="1561"/>
-          </w:tcPr>
-          <w:p>
+            <w:tcW w:w="1561" w:type="dxa"/>
+            <w:vAlign w:val="center"/>
+          </w:tcPr>
+          <w:p>
+            <w:pPr>
+              <w:jc w:val="center"/>
+            </w:pPr>
             <w:r>
               <w:t>Implemented</w:t>
             </w:r>
@@ -7567,11 +7483,15 @@
         </w:tc>
         <w:tc>
           <w:tcPr>
-            <w:tcW w:type="dxa" w:w="6094"/>
-          </w:tcPr>
-          <w:p>
-            <w:r>
-              <w:t>src/js/shared/passwordReset.js, changePassword.js; passwordReset.test.mjs passes (22 tests). Note: signed-in change relies on the same email-key flow as forgot-password, not current-password verification (Cybersecurity_Protocol_Document.docx §4.4).</w:t>
+            <w:tcW w:w="6094" w:type="dxa"/>
+            <w:vAlign w:val="center"/>
+          </w:tcPr>
+          <w:p>
+            <w:pPr>
+              <w:jc w:val="center"/>
+            </w:pPr>
+            <w:r>
+              <w:t xml:space="preserve">src/js/shared/passwordReset.js, changePassword.js; passwordReset.test.mjs passes (22 tests). Note: signed-in change relies on the same email-key flow as forgot-password, </w:t>
             </w:r>
           </w:p>
         </w:tc>
@@ -7579,19 +7499,28 @@
       <w:tr>
         <w:tc>
           <w:tcPr>
-            <w:tcW w:type="dxa" w:w="2546"/>
-          </w:tcPr>
-          <w:p>
-            <w:r>
+            <w:tcW w:w="2546" w:type="dxa"/>
+            <w:vAlign w:val="center"/>
+          </w:tcPr>
+          <w:p>
+            <w:pPr>
+              <w:jc w:val="center"/>
+            </w:pPr>
+            <w:r>
+              <w:lastRenderedPageBreak/>
               <w:t>Help assistant</w:t>
             </w:r>
           </w:p>
         </w:tc>
         <w:tc>
           <w:tcPr>
-            <w:tcW w:type="dxa" w:w="1561"/>
-          </w:tcPr>
-          <w:p>
+            <w:tcW w:w="1561" w:type="dxa"/>
+            <w:vAlign w:val="center"/>
+          </w:tcPr>
+          <w:p>
+            <w:pPr>
+              <w:jc w:val="center"/>
+            </w:pPr>
             <w:r>
               <w:t>Implemented</w:t>
             </w:r>
@@ -7599,11 +7528,12 @@
         </w:tc>
         <w:tc>
           <w:tcPr>
-            <w:tcW w:type="dxa" w:w="6094"/>
-          </w:tcPr>
-          <w:p>
-            <w:r>
-              <w:t>src/js/shared/helpMatcher.js, helpTopics.js; helpBot.test.mjs passes (71 tests). No standing UAT-xx case yet.</w:t>
+            <w:tcW w:w="6094" w:type="dxa"/>
+            <w:vAlign w:val="center"/>
+          </w:tcPr>
+          <w:p>
+            <w:r>
+              <w:t>src/js/shared/helpMatcher.js, helpTopics.js; helpBot.test.mjs passes (87 tests as of the 2026-08-24 re-run, down slightly from the 94 recorded 2026-07-31 -- not re-investigated this pass). No standing UAT-xx case in the cross-document backlog, though a UAT-13 draft exists below (12.2).</w:t>
             </w:r>
           </w:p>
         </w:tc>
@@ -7611,9 +7541,13 @@
       <w:tr>
         <w:tc>
           <w:tcPr>
-            <w:tcW w:type="dxa" w:w="2546"/>
-          </w:tcPr>
-          <w:p>
+            <w:tcW w:w="2546" w:type="dxa"/>
+            <w:vAlign w:val="center"/>
+          </w:tcPr>
+          <w:p>
+            <w:pPr>
+              <w:jc w:val="center"/>
+            </w:pPr>
             <w:r>
               <w:t>Admin (machine ID &amp; user management)</w:t>
             </w:r>
@@ -7621,9 +7555,13 @@
         </w:tc>
         <w:tc>
           <w:tcPr>
-            <w:tcW w:type="dxa" w:w="1561"/>
-          </w:tcPr>
-          <w:p>
+            <w:tcW w:w="1561" w:type="dxa"/>
+            <w:vAlign w:val="center"/>
+          </w:tcPr>
+          <w:p>
+            <w:pPr>
+              <w:jc w:val="center"/>
+            </w:pPr>
             <w:r>
               <w:t>Implemented</w:t>
             </w:r>
@@ -7631,21 +7569,53 @@
         </w:tc>
         <w:tc>
           <w:tcPr>
-            <w:tcW w:type="dxa" w:w="6094"/>
-          </w:tcPr>
-          <w:p>
+            <w:tcW w:w="6094" w:type="dxa"/>
+            <w:vAlign w:val="center"/>
+          </w:tcPr>
+          <w:p>
+            <w:pPr>
+              <w:jc w:val="center"/>
+            </w:pPr>
             <w:r>
               <w:t>src/js/admin/adminMachineId.js, adminUsers.js. No automated test; no standing UAT-xx case; server-authoritative is_admin check confirmed in code.</w:t>
+            </w:r>
+          </w:p>
+        </w:tc>
+      </w:tr>
+      <w:tr>
+        <w:tc>
+          <w:tcPr>
+            <w:tcW w:w="2546" w:type="dxa"/>
+          </w:tcPr>
+          <w:p>
+            <w:r>
+              <w:lastRenderedPageBreak/>
+              <w:t>Load Proposed Design / Kennedy classification</w:t>
+            </w:r>
+          </w:p>
+        </w:tc>
+        <w:tc>
+          <w:tcPr>
+            <w:tcW w:w="1561" w:type="dxa"/>
+          </w:tcPr>
+          <w:p>
+            <w:r>
+              <w:t>Implemented (new)</w:t>
+            </w:r>
+          </w:p>
+        </w:tc>
+        <w:tc>
+          <w:tcPr>
+            <w:tcW w:w="6094" w:type="dxa"/>
+          </w:tcPr>
+          <w:p>
+            <w:r>
+              <w:t>JawDesign.js (classifyArch), JawDesignProposal.js (buildDesignProposal, applyDesignProposal), wired into 2DAnnotation.js (tryLoadDllProposedDesign, bindKennedyProposalDialog). JawDesign.test.mjs (20 tests) and JawDesignProposal.test.mjs (57 tests) pass. No standing UAT-xx case for the DLL-proposal path specifically -- see Traceability_Document.docx (TSK-031).</w:t>
             </w:r>
           </w:p>
         </w:tc>
       </w:tr>
     </w:tbl>
-    <w:p>
-      <w:r>
-        <w:br w:type="page"/>
-      </w:r>
-    </w:p>
     <w:p>
       <w:pPr>
         <w:pStyle w:val="Heading1"/>
@@ -8211,7 +8181,44 @@
           <w:rFonts w:eastAsia="Times New Roman"/>
           <w:color w:val="auto"/>
         </w:rPr>
-        <w:t>preview3D.js — the linked 3D preview area embedded in this workspace; also owns the extra-STL-slot upload/preview feature covered earlier.</w:t>
+        <w:t>preview3D.js — the 3D Preview tab specifically (one of three now sharing the preview panel's WebGL frame -- see 5.1.7); also owns the extra-STL-slot upload/preview feature covered earlier and survey-angle targeting (preview3DSurvey.js, a call-time-only circular import pair with this file by the file's own design).</w:t>
+      </w:r>
+    </w:p>
+    <w:p>
+      <w:pPr>
+        <w:pStyle w:val="Heading3"/>
+      </w:pPr>
+      <w:r>
+        <w:lastRenderedPageBreak/>
+        <w:t>5.1.7 Kennedy Classification &amp; Design Proposal (new)</w:t>
+      </w:r>
+    </w:p>
+    <w:p>
+      <w:r>
+        <w:t>JawDesign.js — classifyArch(), a pure function deriving a Kennedy classification from tooth presence alone (Applegate rules); used both to gate DLL-proposal eligibility and by the fallback picker.</w:t>
+      </w:r>
+    </w:p>
+    <w:p>
+      <w:r>
+        <w:t>JawDesignProposal.js — derives a design proposal from each arch's Kennedy class (major connector + rest seats, per the metal/acrylic selection matrices): chooseMajorConnector(), buildDesignProposal(), applyDesignProposal(). Backs the “Load Proposed Design” button in 2DAnnotation.js (tryLoadDllProposedDesign(), bindKennedyProposalDialog()), which calls the jaw-occlusion DLL server-side (POST /dll/compute-denture-design-select) for eligible jaws and falls back to a Kennedy-classification picker modal if the DLL call fails or no jaw qualifies.</w:t>
+      </w:r>
+    </w:p>
+    <w:p>
+      <w:pPr>
+        <w:pStyle w:val="Heading3"/>
+      </w:pPr>
+      <w:r>
+        <w:t>5.1.8 Preview Panel Tabs (new)</w:t>
+      </w:r>
+    </w:p>
+    <w:p>
+      <w:r>
+        <w:t>previewTabs.js — the preview panel's folder-tab strip: initPreviewTabs(), showPreviewTab(). Both 3D tabs (3D Preview, Extra 3D) share one WebGL frame so the context is never torn down between them; switching to Reference Images pauses rendering instead.</w:t>
+      </w:r>
+    </w:p>
+    <w:p>
+      <w:r>
+        <w:t>referenceImages.js — the Reference Images tab: loadReferenceImages(), closeViewer() -- gallery + full-pane view of the case's reference images.</w:t>
       </w:r>
     </w:p>
     <w:p>
@@ -8233,7 +8240,6 @@
       </w:pPr>
       <w:bookmarkStart w:id="13" w:name="_Toc234853077"/>
       <w:r>
-        <w:lastRenderedPageBreak/>
         <w:t>6. 3D Viewer Architecture</w:t>
       </w:r>
       <w:bookmarkEnd w:id="13"/>
@@ -8742,7 +8748,16 @@
                 <w:sz w:val="20"/>
                 <w:szCs w:val="20"/>
               </w:rPr>
-              <w:t>Owns camera reset (restores a cloned initial camera state and resets zoom to 7) and the rotation lock/unlock toggle — the "camera presets and review actions" belong here, not in newControls.js.</w:t>
+              <w:t xml:space="preserve">Owns camera reset (restores a cloned initial camera state and resets zoom to 7) and the </w:t>
+            </w:r>
+            <w:r>
+              <w:rPr>
+                <w:color w:val="auto"/>
+                <w:sz w:val="20"/>
+                <w:szCs w:val="20"/>
+              </w:rPr>
+              <w:lastRenderedPageBreak/>
+              <w:t>rotation lock/unlock toggle — the "camera presets and review actions" belong here, not in newControls.js.</w:t>
             </w:r>
           </w:p>
         </w:tc>
@@ -8781,6 +8796,7 @@
                 <w:sz w:val="20"/>
                 <w:szCs w:val="20"/>
               </w:rPr>
+              <w:lastRenderedPageBreak/>
               <w:t>viewerShell.js</w:t>
             </w:r>
           </w:p>
@@ -8869,11 +8885,6 @@
         </w:rPr>
         <w:t xml:space="preserve">Jaw meshes load from backend endpoints. OFF data is parsed by src/viewer3d/OFFLoader.js and STL data by src/viewer3d/STLMeshLoader.js. The viewer supports fallback between OFF and STL payloads so cases can still render when one format is unavailable. Mesh fetches for jaw and denture meshes are initiated in parallel before either is awaited to minimise startup time. </w:t>
       </w:r>
-      <w:r>
-        <w:rPr>
-          <w:color w:val="auto"/>
-        </w:rPr>
-      </w:r>
     </w:p>
     <w:p>
       <w:pPr>
@@ -8956,16 +8967,6 @@
         </w:rPr>
         <w:t>The main render loop runs in src/viewer3d/index.js. Each frame updates controls, anchors and clamps the rotation target (to prevent jaw drift), synchronises artificial teeth overlay groups to their corresponding jaw meshes, then renders the scene.</w:t>
       </w:r>
-      <w:r>
-        <w:rPr>
-          <w:color w:val="auto"/>
-        </w:rPr>
-      </w:r>
-      <w:r>
-        <w:rPr>
-          <w:color w:val="auto"/>
-        </w:rPr>
-      </w:r>
     </w:p>
     <w:p>
       <w:pPr>
@@ -8991,76 +8992,7 @@
           <w:rFonts w:eastAsia="Times New Roman"/>
           <w:color w:val="auto"/>
         </w:rPr>
-        <w:t xml:space="preserve">When the embedded preview loads, promptMeshQualityChoice() shows a modal overlay ("Choose mesh quality") with two options — </w:t>
-      </w:r>
-      <w:r>
-        <w:rPr>
-          <w:rFonts w:eastAsia="Times New Roman"/>
-          <w:b/>
-          <w:bCs/>
-          <w:color w:val="auto"/>
-        </w:rPr>
-        <w:t>Low Quality</w:t>
-      </w:r>
-      <w:r>
-        <w:rPr>
-          <w:rFonts w:eastAsia="Times New Roman"/>
-          <w:color w:val="auto"/>
-        </w:rPr>
-        <w:t xml:space="preserve"> ("Faster") and </w:t>
-      </w:r>
-      <w:r>
-        <w:rPr>
-          <w:rFonts w:eastAsia="Times New Roman"/>
-          <w:b/>
-          <w:bCs/>
-          <w:color w:val="auto"/>
-        </w:rPr>
-        <w:t>High Quality</w:t>
-      </w:r>
-      <w:r>
-        <w:rPr>
-          <w:rFonts w:eastAsia="Times New Roman"/>
-          <w:color w:val="auto"/>
-        </w:rPr>
-        <w:t xml:space="preserve"> ("Original") —</w:t>
-      </w:r>
-      <w:r>
-        <w:rPr>
-          <w:rFonts w:eastAsia="Times New Roman"/>
-          <w:color w:val="auto"/>
-        </w:rPr>
-        <w:t xml:space="preserve"> </w:t>
-      </w:r>
-      <w:r>
-        <w:rPr>
-          <w:rFonts w:eastAsia="Times New Roman"/>
-          <w:color w:val="auto"/>
-        </w:rPr>
-        <w:t xml:space="preserve">that runs </w:t>
-      </w:r>
-      <w:r>
-        <w:rPr>
-          <w:rFonts w:eastAsia="Times New Roman"/>
-          <w:i/>
-          <w:iCs/>
-          <w:color w:val="auto"/>
-        </w:rPr>
-        <w:t>concurrently</w:t>
-      </w:r>
-      <w:r>
-        <w:rPr>
-          <w:rFonts w:eastAsia="Times New Roman"/>
-          <w:color w:val="auto"/>
-        </w:rPr>
-        <w:t xml:space="preserve"> with the undercut-heatmap and mesh-file fetches (Promise.all</w:t>
-      </w:r>
-      <w:r>
-        <w:rPr>
-          <w:rFonts w:eastAsia="Times New Roman"/>
-          <w:color w:val="auto"/>
-        </w:rPr>
-        <w:t xml:space="preserve">). </w:t>
+        <w:t>When the embedded preview loads, beginMeshQualityLoad() sets meshQuality to DEFAULT_MESH_QUALITY (“high”) automatically -- there is no longer a user-facing choice modal at load time (the earlier “Choose mesh quality” prompt with Low/High options was removed; the overlay “is now purely the progress panel”, per the function's own comment). This runs concurrently with the undercut-heatmap and mesh-file fetches (Promise.all).</w:t>
       </w:r>
     </w:p>
     <w:p>
@@ -9203,7 +9135,7 @@
           <w:rFonts w:eastAsia="Times New Roman"/>
           <w:color w:val="auto"/>
         </w:rPr>
-        <w:t xml:space="preserve">buildClusteredGeometry() performs spatial vertex clustering: it buckets nearby vertices into grid cells sized off the mesh's bounding box, merges each cluster to its average position/color, and rebuilds deduplicated triangles from the merged vertex indices. It tries progressively larger cell sizes (multipliers 1, 1.25, 1.6, 2.05, 2.65, 3.4× a </w:t>
+        <w:t xml:space="preserve">buildClusteredGeometry() performs spatial vertex clustering: it buckets nearby vertices into grid cells sized off the mesh's bounding box, merges </w:t>
       </w:r>
       <w:r>
         <w:rPr>
@@ -9211,7 +9143,7 @@
           <w:color w:val="auto"/>
         </w:rPr>
         <w:lastRenderedPageBreak/>
-        <w:t>base size derived from a ~84,000-vertex target) and keeps whichever pass lands closest to</w:t>
+        <w:t>each cluster to its average position/color, and rebuilds deduplicated triangles from the merged vertex indices. It tries progressively larger cell sizes (multipliers 1, 1.25, 1.6, 2.05, 2.65, 3.4× a base size derived from a ~84,000-vertex target) and keeps whichever pass lands closest to</w:t>
       </w:r>
       <w:r>
         <w:rPr>
@@ -9547,7 +9479,7 @@
           <w:rFonts w:eastAsia="Times New Roman"/>
           <w:color w:val="auto"/>
         </w:rPr>
-        <w:t xml:space="preserve"> The decoder carries both toothData_ (placement) and toothSurfaceMeshData_ (geometry) as separate keyed structures per tooth (createToothRecordsFromCraftMaps()), and each rendered tooth mesh tags its own geometrySource and placementSource in userData for downstream diagnostics </w:t>
+        <w:t xml:space="preserve"> The decoder carries both toothData_ (placement) and toothSurfaceMeshData_ (geometry) as separate keyed structures per tooth (createToothRecordsFromCraftMaps()), and each rendered tooth mesh </w:t>
       </w:r>
       <w:r>
         <w:rPr>
@@ -9555,7 +9487,7 @@
           <w:color w:val="auto"/>
         </w:rPr>
         <w:lastRenderedPageBreak/>
-        <w:t>(e.g. mesh.userData?.source?.placementSource). Mixing surfaceMesh geometry with toothData-only placement misaligns the tooth, since the two paths aren't guaranteed to describe the same coordinate frame.</w:t>
+        <w:t>tags its own geometrySource and placementSource in userData for downstream diagnostics (e.g. mesh.userData?.source?.placementSource). Mixing surfaceMesh geometry with toothData-only placement misaligns the tooth, since the two paths aren't guaranteed to describe the same coordinate frame.</w:t>
       </w:r>
     </w:p>
     <w:p>
@@ -9626,7 +9558,7 @@
           <w:rFonts w:eastAsia="Times New Roman"/>
           <w:color w:val="auto"/>
         </w:rPr>
-        <w:t>Both modes share a single toggleable measurement legend panel managed by src/viewer3d/resetButton.js — a &lt;section class="legend-container"&gt; (initially legend-hidden) titled "Heatmap," with a close button (legend-close) and per-section color-coded value ranges for each mode, so switching between undercut and occlusion analysis doesn't require separate legend UI.</w:t>
+        <w:t>The undercut mode has a dedicated measurement legend (id viewer-undercut-legend, built by createUndercutLegend() in src/viewer3d/newControls.js -- not resetButton.js as previously documented here) titled “Undercut (mm)”, with four colour-coded value-range bands (&gt;0.75, 0.5-0.75, 0.25-0.5, &lt;0.25) matching preview3D.js's colorForSurveyingValue palette byte-for-byte by design (the file's own comments say so explicitly, to keep the two in sync). No separate legend was found for occlusion mode in this pass -- if one exists it was not located in newControls.js; worth confirming directly rather than assuming the two modes share this panel, since that specific claim could not be verified.</w:t>
       </w:r>
     </w:p>
     <w:p>
@@ -10191,7 +10123,21 @@
           <w:color w:val="auto"/>
         </w:rPr>
         <w:lastRenderedPageBreak/>
-        <w:t>parsing every message's inline base64 image, only doing the costly full re-render when new content actually appears.</w:t>
+        <w:t xml:space="preserve">parsing every message's inline base64 image, only doing the costly full re-render when new content </w:t>
+      </w:r>
+      <w:r>
+        <w:rPr>
+          <w:rFonts w:eastAsia="Times New Roman"/>
+          <w:color w:val="auto"/>
+        </w:rPr>
+        <w:t>appears</w:t>
+      </w:r>
+      <w:r>
+        <w:rPr>
+          <w:rFonts w:eastAsia="Times New Roman"/>
+          <w:color w:val="auto"/>
+        </w:rPr>
+        <w:t>.</w:t>
       </w:r>
     </w:p>
     <w:p>
@@ -10854,67 +10800,7 @@
                 <w:sz w:val="20"/>
                 <w:szCs w:val="20"/>
               </w:rPr>
-              <w:t>Features are merged through nyunt/integration_3 into nyunt/dev-deploy and auto-published to nyunt/dev-W7.1 by the “Deploy Test Site” GitHub Actions workflow (this document's branch, dev-deploy-shafik-2, is one integration line feeding that pipeline).</w:t>
-            </w:r>
-            <w:r>
-              <w:rPr>
-                <w:rFonts w:eastAsia="Times New Roman"/>
-                <w:i/>
-                <w:iCs/>
-                <w:color w:val="auto"/>
-                <w:sz w:val="20"/>
-                <w:szCs w:val="20"/>
-              </w:rPr>
-            </w:r>
-            <w:r>
-              <w:rPr>
-                <w:rFonts w:eastAsia="Times New Roman"/>
-                <w:color w:val="auto"/>
-                <w:sz w:val="20"/>
-                <w:szCs w:val="20"/>
-              </w:rPr>
-            </w:r>
-            <w:r>
-              <w:rPr>
-                <w:rFonts w:eastAsia="Times New Roman"/>
-                <w:color w:val="auto"/>
-                <w:sz w:val="20"/>
-                <w:szCs w:val="20"/>
-              </w:rPr>
-            </w:r>
-            <w:r>
-              <w:rPr>
-                <w:rFonts w:eastAsia="Times New Roman"/>
-                <w:color w:val="auto"/>
-                <w:sz w:val="20"/>
-                <w:szCs w:val="20"/>
-              </w:rPr>
-            </w:r>
-            <w:r>
-              <w:rPr>
-                <w:rFonts w:eastAsia="Times New Roman"/>
-                <w:i/>
-                <w:iCs/>
-                <w:color w:val="auto"/>
-                <w:sz w:val="20"/>
-                <w:szCs w:val="20"/>
-              </w:rPr>
-            </w:r>
-            <w:r>
-              <w:rPr>
-                <w:rFonts w:eastAsia="Times New Roman"/>
-                <w:color w:val="auto"/>
-                <w:sz w:val="20"/>
-                <w:szCs w:val="20"/>
-              </w:rPr>
-            </w:r>
-            <w:r>
-              <w:rPr>
-                <w:rFonts w:eastAsia="Times New Roman"/>
-                <w:color w:val="auto"/>
-                <w:sz w:val="20"/>
-                <w:szCs w:val="20"/>
-              </w:rPr>
+              <w:t>Features are merged through nyunt/integration_3 into nyunt/dev-deploy and auto-published to nyunt/dev-W7.1 by the “Deploy Test Site” GitHub Actions workflow (this document's branch, dev-deploy-documentation, is the source of what's currently live on nyunt/dev-W7.1).</w:t>
             </w:r>
           </w:p>
         </w:tc>
@@ -11203,26 +11089,11 @@
     </w:tbl>
     <w:p>
       <w:pPr>
-        <w:rPr>
-          <w:b/>
-          <w:bCs/>
-          <w:color w:val="0A2342"/>
-          <w:sz w:val="36"/>
-          <w:szCs w:val="36"/>
-        </w:rPr>
-      </w:pPr>
-      <w:r>
-        <w:br w:type="page"/>
-      </w:r>
-    </w:p>
-    <w:p>
-      <w:pPr>
         <w:pStyle w:val="Heading1"/>
         <w:spacing w:line="360" w:lineRule="auto"/>
       </w:pPr>
       <w:bookmarkStart w:id="30" w:name="_Toc234853094"/>
       <w:r>
-        <w:lastRenderedPageBreak/>
         <w:t>11. Testing</w:t>
       </w:r>
       <w:bookmarkEnd w:id="30"/>
@@ -11260,193 +11131,7 @@
           <w:lang w:eastAsia="en-US"/>
           <w14:ligatures w14:val="standardContextual"/>
         </w:rPr>
-        <w:t xml:space="preserve">Test run on 24 July 2026: node tools/run-uat-automated-tests.mjs (npm run test:ci) against dev-deploy-shafik-2. </w:t>
-      </w:r>
-      <w:r>
-        <w:rPr>
-          <w:rFonts w:eastAsia="Times New Roman"/>
-          <w:color w:val="auto"/>
-          <w:kern w:val="2"/>
-          <w:lang w:eastAsia="en-US"/>
-          <w14:ligatures w14:val="standardContextual"/>
-        </w:rPr>
-      </w:r>
-      <w:r>
-        <w:rPr>
-          <w:rFonts w:eastAsia="Times New Roman"/>
-          <w:color w:val="auto"/>
-          <w:kern w:val="2"/>
-          <w:lang w:eastAsia="en-US"/>
-          <w14:ligatures w14:val="standardContextual"/>
-        </w:rPr>
-      </w:r>
-      <w:r>
-        <w:rPr>
-          <w:rFonts w:eastAsia="Times New Roman"/>
-          <w:color w:val="auto"/>
-          <w:kern w:val="2"/>
-          <w:lang w:eastAsia="en-US"/>
-          <w14:ligatures w14:val="standardContextual"/>
-        </w:rPr>
-      </w:r>
-      <w:r>
-        <w:rPr>
-          <w:rFonts w:eastAsia="Times New Roman"/>
-          <w:i/>
-          <w:iCs/>
-          <w:color w:val="auto"/>
-          <w:kern w:val="2"/>
-          <w:lang w:eastAsia="en-US"/>
-          <w14:ligatures w14:val="standardContextual"/>
-        </w:rPr>
-      </w:r>
-      <w:r>
-        <w:rPr>
-          <w:rFonts w:eastAsia="Times New Roman"/>
-          <w:i/>
-          <w:iCs/>
-          <w:color w:val="auto"/>
-          <w:kern w:val="2"/>
-          <w:lang w:eastAsia="en-US"/>
-          <w14:ligatures w14:val="standardContextual"/>
-        </w:rPr>
-      </w:r>
-      <w:r>
-        <w:rPr>
-          <w:rFonts w:eastAsia="Times New Roman"/>
-          <w:color w:val="auto"/>
-          <w:kern w:val="2"/>
-          <w:lang w:eastAsia="en-US"/>
-          <w14:ligatures w14:val="standardContextual"/>
-        </w:rPr>
-      </w:r>
-      <w:r>
-        <w:rPr>
-          <w:rFonts w:eastAsia="Times New Roman"/>
-          <w:color w:val="auto"/>
-          <w:kern w:val="2"/>
-          <w:lang w:eastAsia="en-US"/>
-          <w14:ligatures w14:val="standardContextual"/>
-        </w:rPr>
-      </w:r>
-      <w:r>
-        <w:rPr>
-          <w:rFonts w:eastAsia="Times New Roman"/>
-          <w:color w:val="auto"/>
-          <w:kern w:val="2"/>
-          <w:lang w:eastAsia="en-US"/>
-          <w14:ligatures w14:val="standardContextual"/>
-        </w:rPr>
-      </w:r>
-      <w:r>
-        <w:rPr>
-          <w:rFonts w:eastAsia="Times New Roman"/>
-          <w:color w:val="auto"/>
-          <w:kern w:val="2"/>
-          <w:lang w:eastAsia="en-US"/>
-          <w14:ligatures w14:val="standardContextual"/>
-        </w:rPr>
-      </w:r>
-      <w:r>
-        <w:rPr>
-          <w:rFonts w:eastAsia="Times New Roman"/>
-          <w:color w:val="auto"/>
-          <w:kern w:val="2"/>
-          <w:lang w:eastAsia="en-US"/>
-          <w14:ligatures w14:val="standardContextual"/>
-        </w:rPr>
-      </w:r>
-      <w:r>
-        <w:rPr>
-          <w:rFonts w:eastAsia="Times New Roman"/>
-          <w:b/>
-          <w:bCs/>
-          <w:color w:val="auto"/>
-          <w:kern w:val="2"/>
-          <w:lang w:eastAsia="en-US"/>
-          <w14:ligatures w14:val="standardContextual"/>
-        </w:rPr>
-      </w:r>
-      <w:r>
-        <w:rPr>
-          <w:rFonts w:eastAsia="Times New Roman"/>
-          <w:color w:val="auto"/>
-          <w:kern w:val="2"/>
-          <w:lang w:eastAsia="en-US"/>
-          <w14:ligatures w14:val="standardContextual"/>
-        </w:rPr>
-      </w:r>
-      <w:r>
-        <w:rPr>
-          <w:rFonts w:eastAsia="Times New Roman"/>
-          <w:color w:val="auto"/>
-          <w:kern w:val="2"/>
-          <w:lang w:eastAsia="en-US"/>
-          <w14:ligatures w14:val="standardContextual"/>
-        </w:rPr>
-      </w:r>
-      <w:r>
-        <w:rPr>
-          <w:rFonts w:eastAsia="Times New Roman"/>
-          <w:color w:val="auto"/>
-          <w:kern w:val="2"/>
-          <w:lang w:eastAsia="en-US"/>
-          <w14:ligatures w14:val="standardContextual"/>
-        </w:rPr>
-      </w:r>
-      <w:r>
-        <w:rPr>
-          <w:rFonts w:eastAsia="Times New Roman"/>
-          <w:color w:val="auto"/>
-          <w:kern w:val="2"/>
-          <w:lang w:eastAsia="en-US"/>
-          <w14:ligatures w14:val="standardContextual"/>
-        </w:rPr>
-      </w:r>
-      <w:r>
-        <w:rPr>
-          <w:rFonts w:eastAsia="Times New Roman"/>
-          <w:color w:val="auto"/>
-          <w:kern w:val="2"/>
-          <w:lang w:eastAsia="en-US"/>
-          <w14:ligatures w14:val="standardContextual"/>
-        </w:rPr>
-      </w:r>
-      <w:r>
-        <w:rPr>
-          <w:rFonts w:eastAsia="Times New Roman"/>
-          <w:color w:val="auto"/>
-          <w:kern w:val="2"/>
-          <w:lang w:eastAsia="en-US"/>
-          <w14:ligatures w14:val="standardContextual"/>
-        </w:rPr>
-      </w:r>
-      <w:r>
-        <w:rPr>
-          <w:rFonts w:eastAsia="Times New Roman"/>
-          <w:color w:val="auto"/>
-          <w:kern w:val="2"/>
-          <w:lang w:eastAsia="en-US"/>
-          <w14:ligatures w14:val="standardContextual"/>
-        </w:rPr>
-      </w:r>
-      <w:r>
-        <w:rPr>
-          <w:rFonts w:eastAsia="Times New Roman"/>
-          <w:color w:val="auto"/>
-          <w:kern w:val="2"/>
-          <w:lang w:eastAsia="en-US"/>
-          <w14:ligatures w14:val="standardContextual"/>
-        </w:rPr>
-      </w:r>
-      <w:r>
-        <w:rPr>
-          <w:rFonts w:eastAsia="Times New Roman"/>
-          <w:color w:val="auto"/>
-          <w:kern w:val="2"/>
-          <w:lang w:eastAsia="en-US"/>
-          <w14:ligatures w14:val="standardContextual"/>
-        </w:rPr>
+        <w:t>Test run on 20 August 2026: npx jest --ci --coverage --coverageReporters=json-summary --verbose --testLocationInResults --json against nyunt/dev-W7.1 (live branch), run directly on this branch's own HEAD now that Documentations/ is maintained here rather than sourced from dev-deploy-documentation. Result: 19 suites / 582 tests, 0 failing -- see Automated_Test_Suite_Report.docx and UAT_Report.docx §2.1 for the full breakdown.</w:t>
       </w:r>
     </w:p>
     <w:p>
@@ -11455,10 +11140,20 @@
         <w:spacing w:line="360" w:lineRule="auto"/>
       </w:pPr>
       <w:bookmarkStart w:id="32" w:name="_Toc234853096"/>
+      <w:commentRangeStart w:id="33"/>
       <w:r>
         <w:t>11.2 Test Coverage Areas</w:t>
       </w:r>
       <w:bookmarkEnd w:id="32"/>
+      <w:commentRangeEnd w:id="33"/>
+      <w:r>
+        <w:rPr>
+          <w:rStyle w:val="CommentReference"/>
+          <w:sz w:val="28"/>
+          <w:szCs w:val="28"/>
+        </w:rPr>
+        <w:commentReference w:id="33"/>
+      </w:r>
     </w:p>
     <w:p>
       <w:pPr>
@@ -11475,17 +11170,17 @@
       <w:r>
         <w:rPr>
           <w:rFonts w:eastAsia="Times New Roman"/>
-          <w:b/>
-          <w:bCs/>
-          <w:color w:val="auto"/>
-        </w:rPr>
-        <w:t>Authentication, password reset and case enrichment — no dedicated automated test exists for the login()/OTP flow or the client-side loggedInUser guard itself on this branch (a coverage gap, consistent with the earlier pre-restructuring suite). passwordReset.test.mjs (22 tests) covers computePasswordStrength(), validateNewPassword(), and the request/reset API-call shaping in src/js/shared/passwordReset.js. caseEnrichment.test.mjs (13 tests) covers the case-detail/co-owner request-and-fold layer behind the case list (src/js/shared/caseEnrichment.js).</w:t>
+          <w:color w:val="auto"/>
+        </w:rPr>
+        <w:t xml:space="preserve">Authentication, password reset and case enrichment — no dedicated automated test exists for the login()/OTP flow or the client-side loggedInUser guard itself on this branch (a coverage gap, consistent with the earlier pre-restructuring suite). passwordReset.test.mjs (22 tests) covers </w:t>
       </w:r>
       <w:r>
         <w:rPr>
           <w:rFonts w:eastAsia="Times New Roman"/>
           <w:color w:val="auto"/>
         </w:rPr>
+        <w:lastRenderedPageBreak/>
+        <w:t>computePasswordStrength(), validateNewPassword(), and the request/reset API-call shaping in src/js/shared/passwordReset.js. caseEnrichment.test.mjs (24 tests, up from 13) covers the case-detail/co-owner request-and-fold layer behind the case list (src/js/shared/caseEnrichment.js).</w:t>
       </w:r>
     </w:p>
     <w:p>
@@ -11503,17 +11198,9 @@
       <w:r>
         <w:rPr>
           <w:rFonts w:eastAsia="Times New Roman"/>
-          <w:b/>
-          <w:bCs/>
-          <w:color w:val="auto"/>
-        </w:rPr>
-        <w:t>Dashboard — dashboard.test.mjs (21 tests): statusRank() (rank inference from exact and keyword-based status strings, case/whitespace-insensitive, later-stage keyword precedence), computeSteps() (5 stages × Upper/Lower lines, per-jaw independence, validated against the real case-1723 status value), countCompletedStages() (only counts a stage when both jaws are done), resolveCaptureSlots() (slot mapping tolerant of field-name variants, duplicate rows, and missing slot tags). Chat and create-case have no dedicated automated test on this branch — a coverage gap, same as the pre-restructuring suite.</w:t>
-      </w:r>
-      <w:r>
-        <w:rPr>
-          <w:rFonts w:eastAsia="Times New Roman"/>
-          <w:color w:val="auto"/>
-        </w:rPr>
+          <w:color w:val="auto"/>
+        </w:rPr>
+        <w:t>Dashboard — dashboard.test.mjs (19 tests): statusRank() (rank inference from exact and keyword-based status strings, case/whitespace-insensitive, later-stage keyword precedence), computeSteps() (5 stages × Upper/Lower lines, per-jaw independence, validated against the real case-1723 status value), countCompletedStages() (only counts a stage when both jaws are done), resolveCaptureSlots() (slot mapping tolerant of field-name variants, duplicate rows, and missing slot tags). Chat and create-case have no dedicated automated test on this branch — a coverage gap, same as the pre-restructuring suite.</w:t>
       </w:r>
     </w:p>
     <w:p>
@@ -11531,17 +11218,9 @@
       <w:r>
         <w:rPr>
           <w:rFonts w:eastAsia="Times New Roman"/>
-          <w:b/>
-          <w:bCs/>
           <w:color w:val="auto"/>
         </w:rPr>
         <w:t>Artificial-teeth decoding — artificialTeethDecode.test.mjs (28 tests): MessagePack scalar/container decoding, byte-array field expansion, jaw-key normalization, point/quaternion coercion, and little-endian binary readers used by the 3D viewer’s tooth-placement pipeline (src/viewer3d/artificialTeeth.js). Thumbnail save/update and STL load have no dedicated automated test on this branch.</w:t>
-      </w:r>
-      <w:r>
-        <w:rPr>
-          <w:rFonts w:eastAsia="Times New Roman"/>
-          <w:color w:val="auto"/>
-        </w:rPr>
       </w:r>
     </w:p>
     <w:p>
@@ -11559,17 +11238,9 @@
       <w:r>
         <w:rPr>
           <w:rFonts w:eastAsia="Times New Roman"/>
-          <w:b/>
-          <w:bCs/>
           <w:color w:val="auto"/>
         </w:rPr>
         <w:t>Repo-wide import resolution — importResolution.test.mjs (3 tests): every relative import in src/ resolves to an existing file, every relative import/jest.mock in __tests__/ resolves, and every relative &lt;script src&gt; in the HTML pages resolves — a structural build-integrity check rather than a behavioural one. Orbit controls and sidebar toggling have no dedicated automated test on this branch.</w:t>
-      </w:r>
-      <w:r>
-        <w:rPr>
-          <w:rFonts w:eastAsia="Times New Roman"/>
-          <w:color w:val="auto"/>
-        </w:rPr>
       </w:r>
     </w:p>
     <w:p>
@@ -11587,32 +11258,9 @@
       <w:r>
         <w:rPr>
           <w:rFonts w:eastAsia="Times New Roman"/>
-          <w:b/>
-          <w:bCs/>
-          <w:color w:val="auto"/>
-        </w:rPr>
-        <w:t>Clinical-info codec, jaw-structure round-trip</w:t>
-      </w:r>
-      <w:r>
-        <w:rPr>
-          <w:rFonts w:eastAsia="Times New Roman"/>
-          <w:color w:val="auto"/>
-        </w:rPr>
-        <w:t xml:space="preserve"> — clinicalInfoCodec.test.mjs: the .NET BinaryFormatter envelope codec (valid envelope shape, 7-bit length prefix correctness, deterministic encode, decoding both self-encoded and desktop-authored blobs, edge case where a length byte collides with [ (0x5B), tolerance of junk/non-array payloads); desktop↔UI field mapping (int-enum/bool decoding, "none" sentinel handling for mobility/restoration/tilt, full 32-tooth desktop-order write-back, presence defaulting); full round-trip (lossless notes→rows→encode→decode→notes across every marker, idempotent decode</w:t>
-      </w:r>
-      <w:r>
-        <w:rPr>
-          <w:rFonts w:ascii="Cambria Math" w:eastAsia="Times New Roman" w:hAnsi="Cambria Math" w:cs="Cambria Math"/>
-          <w:color w:val="auto"/>
-        </w:rPr>
-        <w:t>∘</w:t>
-      </w:r>
-      <w:r>
-        <w:rPr>
-          <w:rFonts w:eastAsia="Times New Roman"/>
-          <w:color w:val="auto"/>
-        </w:rPr>
-        <w:t>encode on a full 32-tooth chart). jawStructRoundTrip.test.mjs: upper/lower jaw save text is byte-identical to the loaded text with no edits applied.</w:t>
+          <w:color w:val="auto"/>
+        </w:rPr>
+        <w:t>Clinical-info codec, jaw-structure round-trip — clinicalInfoCodec.test.mjs: the .NET BinaryFormatter envelope codec (valid envelope shape, 7-bit length prefix correctness, deterministic encode, decoding both self-encoded and desktop-authored blobs, edge case where a length byte collides with [ (0x5B), tolerance of junk/non-array payloads); desktop↔UI field mapping (int-enum/bool decoding, “none” sentinel handling for mobility/restoration/tilt, full 32-tooth desktop-order write-back, presence defaulting); full round-trip (lossless notes→rows→encode→decode→notes across every marker, idempotent decode∘encode on a full 32-tooth chart). jawStruct.test.mjs: upper/lower jaw save text is byte-identical to the loaded text with no edits applied.</w:t>
       </w:r>
     </w:p>
     <w:p>
@@ -11630,18 +11278,17 @@
       <w:r>
         <w:rPr>
           <w:rFonts w:eastAsia="Times New Roman"/>
-          <w:b/>
-          <w:bCs/>
-          <w:color w:val="auto"/>
-        </w:rPr>
-        <w:t>Jaw-structure major-connector switching</w:t>
+          <w:color w:val="auto"/>
+        </w:rPr>
+        <w:t xml:space="preserve">Jaw-structure major-connector and lingual-plate behaviour, reciprocating clasp exclusivity — this content, previously attributed here to separate jawStructMajorSwitch.test.mjs / jawStructLingualPlate.test.mjs / reciprocatingExclusivity.test.mjs files, actually lives in jawStruct.test.mjs, placementRules.test.mjs and assemblies.test.mjs on this branch — those </w:t>
       </w:r>
       <w:r>
         <w:rPr>
           <w:rFonts w:eastAsia="Times New Roman"/>
           <w:color w:val="auto"/>
         </w:rPr>
-        <w:t xml:space="preserve"> — jawStructMajorSwitch.test.mjs: loaded design correctly encodes lingual plate (type 7); switching to lingual bar encodes type 6 and back to plate re-encodes type 7; confirms the bar↔plate switch updates both the type label and the connector geometry grid together (not just one or the other).</w:t>
+        <w:lastRenderedPageBreak/>
+        <w:t>three split-out files do not exist here. The described behaviour (lingual plate ↔ bar switching keeps the type label and connector geometry grid in sync; clasp XOR plate is enforced on the reciprocating slot; addPlacement() swaps a reciprocating clasp and plate in place of each other) has not been re-verified line-by-line against the current files for this pass — flagged for a follow-up review rather than restated as still-exact.</w:t>
       </w:r>
     </w:p>
     <w:p>
@@ -11659,46 +11306,9 @@
       <w:r>
         <w:rPr>
           <w:rFonts w:eastAsia="Times New Roman"/>
-          <w:b/>
-          <w:bCs/>
-          <w:color w:val="auto"/>
-        </w:rPr>
-        <w:t>Lower lingual plate behaviour, reciprocating clasp exclusivity</w:t>
-      </w:r>
-      <w:r>
-        <w:rPr>
-          <w:rFonts w:eastAsia="Times New Roman"/>
-          <w:color w:val="auto"/>
-        </w:rPr>
-        <w:t xml:space="preserve"> — jawStructLingualPlate.test.mjs: BAR round-trips to the desktop bar file; BAR→PLATE switch encodes the desktop plate file; loading a lingual PLATE creates exactly one plate-prox per present tooth; PLATE→BAR→reopen leaves no leftover plate-prox (the Section 10.2 regression case). reciprocatingExclusivity.test.mjs: clasp XOR plate is enforced on the reciprocating slot — placing a plate-prox/plate-crossmesh/reciprocating-clasp against an existing conflicting element is rejected; a retainer clasp may coexist with a reciprocal plate (different slot); addPlacement() swaps a reciprocating clasp and plate in place of each other rather than allowing both.</w:t>
-      </w:r>
-    </w:p>
-    <w:p>
-      <w:pPr>
-        <w:numPr>
-          <w:ilvl w:val="0"/>
-          <w:numId w:val="47"/>
-        </w:numPr>
-        <w:spacing w:after="160" w:line="360" w:lineRule="auto"/>
-        <w:rPr>
-          <w:rFonts w:eastAsia="Times New Roman"/>
-          <w:color w:val="auto"/>
-        </w:rPr>
-      </w:pPr>
-      <w:r>
-        <w:rPr>
-          <w:rFonts w:eastAsia="Times New Roman"/>
-          <w:b/>
-          <w:bCs/>
           <w:color w:val="auto"/>
         </w:rPr>
         <w:t>Merge instructions and crypt helpers — mergeInstructions.test.mjs (5 tests): merges server/local items on a shared title key, keeps distinct keys separate, falls back title→id→preview for the merge key, tolerates null/undefined input. crypt.test.mjs (3 tests): lol() encrypts/decrypts numeric case IDs correctly, produces different ciphertext per ID, degrades gracefully — returns NaN, doesn't throw — on invalid encrypted input. mapWithConcurrency has no dedicated automated test on this branch.</w:t>
-      </w:r>
-      <w:r>
-        <w:rPr>
-          <w:rFonts w:eastAsia="Times New Roman"/>
-          <w:color w:val="auto"/>
-        </w:rPr>
       </w:r>
     </w:p>
     <w:p>
@@ -11716,26 +11326,9 @@
       <w:r>
         <w:rPr>
           <w:rFonts w:eastAsia="Times New Roman"/>
-          <w:b/>
-          <w:bCs/>
-          <w:color w:val="auto"/>
-        </w:rPr>
-        <w:t>QR code sharing</w:t>
-      </w:r>
-      <w:r>
-        <w:rPr>
-          <w:rFonts w:eastAsia="Times New Roman"/>
-          <w:color w:val="auto"/>
-        </w:rPr>
-        <w:t xml:space="preserve"> — showThreeDViewerQr() / buildThreeDViewerUrl() (caseManagement.js): no automated Jest coverage — depends on window.QRCode from a CDN script (qrcodejs, </w:t>
-      </w:r>
-      <w:r>
-        <w:rPr>
-          <w:rFonts w:eastAsia="Times New Roman"/>
-          <w:color w:val="auto"/>
-        </w:rPr>
-        <w:lastRenderedPageBreak/>
-        <w:t>loaded in case_list.html) and canvas/DOM rendering outside the current jsdom setup. Verified manually per UAT-11 (script below); recommend closing the gap with a jsdom test that stubs window.QRCode.</w:t>
+          <w:color w:val="auto"/>
+        </w:rPr>
+        <w:t>QR code sharing — showThreeDViewerQr() / buildThreeDViewerUrl() (caseManagement.js): no automated Jest coverage — depends on window.QRCode from a CDN script (qrcodejs, loaded in case_list.html) and canvas/DOM rendering outside the current jsdom setup. Verified manually per UAT-11 (script below); recommend closing the gap with a jsdom test that stubs window.QRCode.</w:t>
       </w:r>
     </w:p>
     <w:p>
@@ -11753,37 +11346,9 @@
       <w:r>
         <w:rPr>
           <w:rFonts w:eastAsia="Times New Roman"/>
-          <w:b/>
-          <w:bCs/>
-          <w:color w:val="auto"/>
-        </w:rPr>
-        <w:t>Password reset and help assistant (new this branch) — passwordReset.test.mjs (22 tests, see above) and helpBot.test.mjs (71 tests): normalize()/tokenize()/canonicalize() text preparation, scoreTopic()/findMatches()/relatedTopics()/suggestionsFor() ranking logic, and the integrity of the bundled HELP_TOPICS/TOPIC_BY_ID/PAGE_LABELS/PAGE_PATHS knowledge base (src/js/shared/helpMatcher.js, helpTopics.js). Both suites import the real src/ modules they test.</w:t>
-      </w:r>
-      <w:r>
-        <w:rPr>
-          <w:rFonts w:eastAsia="Times New Roman"/>
-          <w:color w:val="auto"/>
-        </w:rPr>
-      </w:r>
-      <w:r>
-        <w:rPr>
-          <w:rFonts w:eastAsia="Times New Roman"/>
-          <w:color w:val="auto"/>
-        </w:rPr>
-      </w:r>
-    </w:p>
-    <w:p>
-      <w:pPr>
-        <w:rPr>
-          <w:b/>
-          <w:bCs/>
-          <w:color w:val="0A2342"/>
-          <w:sz w:val="36"/>
-          <w:szCs w:val="36"/>
-        </w:rPr>
-      </w:pPr>
-      <w:r>
-        <w:br w:type="page"/>
+          <w:color w:val="auto"/>
+        </w:rPr>
+        <w:t>Password reset and help assistant — passwordReset.test.mjs (22 tests, see above) and helpBot.test.mjs (87 tests, down slightly from the 94 recorded 2026-07-31 baseline; not re-investigated this pass): normalize()/tokenize()/canonicalize() text preparation, scoreTopic()/findMatches()/relatedTopics()/suggestionsFor() ranking logic, reveal/opener resolution, and the integrity of the bundled HELP_TOPICS/TOPIC_BY_ID/PAGE_LABELS/PAGE_PATHS knowledge base (src/js/shared/helpMatcher.js, helpTopics.js). Both suites import the real src/ modules they test.</w:t>
       </w:r>
     </w:p>
     <w:p>
@@ -11791,15 +11356,14 @@
         <w:pStyle w:val="Heading1"/>
         <w:spacing w:line="360" w:lineRule="auto"/>
       </w:pPr>
-      <w:bookmarkStart w:id="33" w:name="_Toc234853097"/>
-      <w:r>
-        <w:lastRenderedPageBreak/>
+      <w:bookmarkStart w:id="34" w:name="_Toc234853097"/>
+      <w:r>
         <w:t xml:space="preserve">12. UAT </w:t>
       </w:r>
       <w:r>
         <w:t>Report</w:t>
       </w:r>
-      <w:bookmarkEnd w:id="33"/>
+      <w:bookmarkEnd w:id="34"/>
       <w:r>
         <w:t xml:space="preserve"> </w:t>
       </w:r>
@@ -11809,11 +11373,11 @@
         <w:pStyle w:val="Heading2"/>
         <w:spacing w:line="360" w:lineRule="auto"/>
       </w:pPr>
-      <w:bookmarkStart w:id="34" w:name="_Toc234853098"/>
+      <w:bookmarkStart w:id="35" w:name="_Toc234853098"/>
       <w:r>
         <w:t>12.1 Scope</w:t>
       </w:r>
-      <w:bookmarkEnd w:id="34"/>
+      <w:bookmarkEnd w:id="35"/>
     </w:p>
     <w:p>
       <w:pPr>
@@ -11898,14 +11462,12 @@
         <w:pStyle w:val="Heading2"/>
         <w:spacing w:line="360" w:lineRule="auto"/>
       </w:pPr>
-      <w:bookmarkStart w:id="35" w:name="_Toc234853099"/>
-      <w:r>
-        <w:rPr>
-          <w:highlight w:val="yellow"/>
-        </w:rPr>
+      <w:bookmarkStart w:id="36" w:name="_Toc234853099"/>
+      <w:r>
+        <w:lastRenderedPageBreak/>
         <w:t>12.2 Test Cases</w:t>
       </w:r>
-      <w:bookmarkEnd w:id="35"/>
+      <w:bookmarkEnd w:id="36"/>
     </w:p>
     <w:tbl>
       <w:tblPr>
@@ -12653,17 +12215,7 @@
                 <w:sz w:val="20"/>
                 <w:szCs w:val="20"/>
               </w:rPr>
-              <w:t xml:space="preserve">Chat (image + text) and notifications open as overlays from list, dashboard, and viewer </w:t>
-            </w:r>
-            <w:r>
-              <w:rPr>
-                <w:rFonts w:eastAsia="Times New Roman"/>
-                <w:color w:val="auto"/>
-                <w:sz w:val="20"/>
-                <w:szCs w:val="20"/>
-              </w:rPr>
-              <w:lastRenderedPageBreak/>
-              <w:t>contexts without full page navigation; new messages/alerts appear without a manual refresh.</w:t>
+              <w:t>Chat (image + text) and notifications open as overlays from list, dashboard, and viewer contexts without full page navigation; new messages/alerts appear without a manual refresh.</w:t>
             </w:r>
           </w:p>
         </w:tc>
@@ -12694,18 +12246,7 @@
                 <w:sz w:val="20"/>
                 <w:szCs w:val="20"/>
               </w:rPr>
-              <w:lastRenderedPageBreak/>
-              <w:t xml:space="preserve">Chat/notification overlay forces a page reload; a sent message or triggered alert </w:t>
-            </w:r>
-            <w:r>
-              <w:rPr>
-                <w:rFonts w:eastAsia="Times New Roman"/>
-                <w:color w:val="auto"/>
-                <w:sz w:val="20"/>
-                <w:szCs w:val="20"/>
-              </w:rPr>
-              <w:lastRenderedPageBreak/>
-              <w:t>doesn't appear for the recipient within the polling interval.</w:t>
+              <w:t>Chat/notification overlay forces a page reload; a sent message or triggered alert doesn't appear for the recipient within the polling interval.</w:t>
             </w:r>
           </w:p>
         </w:tc>
@@ -12741,7 +12282,6 @@
                 <w:sz w:val="20"/>
                 <w:szCs w:val="20"/>
               </w:rPr>
-              <w:lastRenderedPageBreak/>
               <w:t>UAT-06</w:t>
             </w:r>
           </w:p>
@@ -12805,7 +12345,17 @@
                 <w:sz w:val="20"/>
                 <w:szCs w:val="20"/>
               </w:rPr>
-              <w:t>Clinical info/notes save (clinicalInfo.js, caseNote.js); freehand instruction marks save (instructionEditor.js); RPD components can be placed, respect per-component placement/lock rules (annotationPlacement.js, annotationLocks.js), and the saved jaw-structure data (jawStructApi.js) reloads identically.</w:t>
+              <w:t>Clinical info/notes save (clinicalInfo.js, caseNote.js); freehand instruction marks save (instructionEditor.js); RPD components can be placed, respect per-component placement/lock rules (annotationPlacement.js, annotat</w:t>
+            </w:r>
+            <w:r>
+              <w:rPr>
+                <w:rFonts w:eastAsia="Times New Roman"/>
+                <w:color w:val="auto"/>
+                <w:sz w:val="20"/>
+                <w:szCs w:val="20"/>
+              </w:rPr>
+              <w:lastRenderedPageBreak/>
+              <w:t>ionLocks.js), and the saved jaw-structure data (jawStructApi.js) reloads identically.</w:t>
             </w:r>
           </w:p>
         </w:tc>
@@ -12832,7 +12382,18 @@
                 <w:sz w:val="20"/>
                 <w:szCs w:val="20"/>
               </w:rPr>
-              <w:t>A placed component violates a rule it should be locked against (e.g. two reciprocating elements — see §11.2's reciprocatingExclusivity coverage) and is still accepted; reload after save differs from what was saved.</w:t>
+              <w:lastRenderedPageBreak/>
+              <w:t xml:space="preserve">A placed component violates a rule it should be locked against (e.g. two reciprocating elements — see §11.2's reciprocatingExclusivity coverage) and is still </w:t>
+            </w:r>
+            <w:r>
+              <w:rPr>
+                <w:rFonts w:eastAsia="Times New Roman"/>
+                <w:color w:val="auto"/>
+                <w:sz w:val="20"/>
+                <w:szCs w:val="20"/>
+              </w:rPr>
+              <w:lastRenderedPageBreak/>
+              <w:t>accepted; reload after save differs from what was saved.</w:t>
             </w:r>
           </w:p>
         </w:tc>
@@ -12873,6 +12434,7 @@
                 <w:sz w:val="20"/>
                 <w:szCs w:val="20"/>
               </w:rPr>
+              <w:lastRenderedPageBreak/>
               <w:t>UAT-07</w:t>
             </w:r>
           </w:p>
@@ -13307,17 +12869,7 @@
                 <w:sz w:val="20"/>
                 <w:szCs w:val="20"/>
               </w:rPr>
-              <w:t xml:space="preserve">Past design iterations open and display correctly, both as a </w:t>
-            </w:r>
-            <w:r>
-              <w:rPr>
-                <w:rFonts w:eastAsia="Times New Roman"/>
-                <w:color w:val="auto"/>
-                <w:sz w:val="20"/>
-                <w:szCs w:val="20"/>
-              </w:rPr>
-              <w:lastRenderedPageBreak/>
-              <w:t>standalone page (VersionHistory.html) and as a modal from other entry points (versionHistory.js); the two entry points show consistent data.</w:t>
+              <w:t>Past design iterations open and display correctly, both as a standalone page (VersionHistory.html) and as a modal from other entry points (versionHistory.js); the two entry points show consistent data.</w:t>
             </w:r>
           </w:p>
         </w:tc>
@@ -13344,18 +12896,7 @@
                 <w:sz w:val="20"/>
                 <w:szCs w:val="20"/>
               </w:rPr>
-              <w:lastRenderedPageBreak/>
-              <w:t xml:space="preserve">Standalone page and modal show different data for the </w:t>
-            </w:r>
-            <w:r>
-              <w:rPr>
-                <w:rFonts w:eastAsia="Times New Roman"/>
-                <w:color w:val="auto"/>
-                <w:sz w:val="20"/>
-                <w:szCs w:val="20"/>
-              </w:rPr>
-              <w:lastRenderedPageBreak/>
-              <w:t>same case; a past iteration fails to load or shows blank content.</w:t>
+              <w:t>Standalone page and modal show different data for the same case; a past iteration fails to load or shows blank content.</w:t>
             </w:r>
           </w:p>
         </w:tc>
@@ -13396,7 +12937,6 @@
                 <w:sz w:val="20"/>
                 <w:szCs w:val="20"/>
               </w:rPr>
-              <w:lastRenderedPageBreak/>
               <w:t>UAT-11</w:t>
             </w:r>
           </w:p>
@@ -13459,7 +12999,17 @@
                 <w:sz w:val="20"/>
                 <w:szCs w:val="20"/>
               </w:rPr>
-              <w:t>Raw OFF/STL files download correctly (downloadCaseFiles()); compiled .docx report generates correctly (buildReportHtml()/generateReport(), reportHtmlToDocxBytes()); the 3D viewer share link works under the shared VIEWER_UUID with the case ID correctly obfuscated (crypt.js lol()); the QR code (showThreeDViewerQr()) scans and opens the same working link.</w:t>
+              <w:t xml:space="preserve">Raw OFF/STL files download correctly (downloadCaseFiles()); compiled .docx report generates correctly (buildReportHtml()/generateReport(), reportHtmlToDocxBytes()); </w:t>
+            </w:r>
+            <w:r>
+              <w:rPr>
+                <w:rFonts w:eastAsia="Times New Roman"/>
+                <w:color w:val="auto"/>
+                <w:sz w:val="20"/>
+                <w:szCs w:val="20"/>
+              </w:rPr>
+              <w:lastRenderedPageBreak/>
+              <w:t>the 3D viewer share link works under the shared VIEWER_UUID with the case ID correctly obfuscated (crypt.js lol()); the QR code (showThreeDViewerQr()) scans and opens the same working link.</w:t>
             </w:r>
           </w:p>
         </w:tc>
@@ -13490,7 +13040,18 @@
                 <w:sz w:val="20"/>
                 <w:szCs w:val="20"/>
               </w:rPr>
-              <w:t>Downloaded file is corrupt/incomplete; generated .docx is missing design images or clinical data present in the case; the share link's decoded case ID resolves to the wrong case; the QR code encodes a stale or malformed link.</w:t>
+              <w:lastRenderedPageBreak/>
+              <w:t xml:space="preserve">Downloaded file is corrupt/incomplete; generated .docx is missing design images or clinical data present in the case; the share link's decoded case ID </w:t>
+            </w:r>
+            <w:r>
+              <w:rPr>
+                <w:rFonts w:eastAsia="Times New Roman"/>
+                <w:color w:val="auto"/>
+                <w:sz w:val="20"/>
+                <w:szCs w:val="20"/>
+              </w:rPr>
+              <w:lastRenderedPageBreak/>
+              <w:t>resolves to the wrong case; the QR code encodes a stale or malformed link.</w:t>
             </w:r>
           </w:p>
         </w:tc>
@@ -13526,6 +13087,7 @@
                 <w:sz w:val="20"/>
                 <w:szCs w:val="20"/>
               </w:rPr>
+              <w:lastRenderedPageBreak/>
               <w:t>UAT-12</w:t>
             </w:r>
           </w:p>
@@ -13613,42 +13175,93 @@
         </w:tc>
       </w:tr>
       <w:tr>
-        <w:tc>
-          <w:tcPr>
-            <w:tcW w:type="dxa" w:w="1696"/>
-          </w:tcPr>
-          <w:p>
-            <w:r>
+        <w:trPr>
+          <w:cnfStyle w:val="000000100000" w:firstRow="0" w:lastRow="0" w:firstColumn="0" w:lastColumn="0" w:oddVBand="0" w:evenVBand="0" w:oddHBand="1" w:evenHBand="0" w:firstRowFirstColumn="0" w:firstRowLastColumn="0" w:lastRowFirstColumn="0" w:lastRowLastColumn="0"/>
+        </w:trPr>
+        <w:tc>
+          <w:tcPr>
+            <w:cnfStyle w:val="001000000000" w:firstRow="0" w:lastRow="0" w:firstColumn="1" w:lastColumn="0" w:oddVBand="0" w:evenVBand="0" w:oddHBand="0" w:evenHBand="0" w:firstRowFirstColumn="0" w:firstRowLastColumn="0" w:lastRowFirstColumn="0" w:lastRowLastColumn="0"/>
+            <w:tcW w:w="1696" w:type="dxa"/>
+          </w:tcPr>
+          <w:p>
+            <w:pPr>
+              <w:rPr>
+                <w:b w:val="0"/>
+                <w:bCs w:val="0"/>
+                <w:sz w:val="20"/>
+                <w:szCs w:val="20"/>
+              </w:rPr>
+            </w:pPr>
+            <w:r>
+              <w:rPr>
+                <w:b w:val="0"/>
+                <w:bCs w:val="0"/>
+                <w:sz w:val="20"/>
+                <w:szCs w:val="20"/>
+              </w:rPr>
               <w:t>UAT-13</w:t>
             </w:r>
           </w:p>
         </w:tc>
         <w:tc>
           <w:tcPr>
-            <w:tcW w:type="dxa" w:w="2694"/>
-          </w:tcPr>
-          <w:p>
-            <w:r>
+            <w:tcW w:w="2694" w:type="dxa"/>
+          </w:tcPr>
+          <w:p>
+            <w:pPr>
+              <w:cnfStyle w:val="000000100000" w:firstRow="0" w:lastRow="0" w:firstColumn="0" w:lastColumn="0" w:oddVBand="0" w:evenVBand="0" w:oddHBand="1" w:evenHBand="0" w:firstRowFirstColumn="0" w:firstRowLastColumn="0" w:lastRowFirstColumn="0" w:lastRowLastColumn="0"/>
+              <w:rPr>
+                <w:sz w:val="20"/>
+                <w:szCs w:val="20"/>
+              </w:rPr>
+            </w:pPr>
+            <w:r>
+              <w:rPr>
+                <w:sz w:val="20"/>
+                <w:szCs w:val="20"/>
+              </w:rPr>
               <w:t>Help Assistant</w:t>
             </w:r>
           </w:p>
         </w:tc>
         <w:tc>
           <w:tcPr>
-            <w:tcW w:type="dxa" w:w="3152"/>
-          </w:tcPr>
-          <w:p>
-            <w:r>
+            <w:tcW w:w="3152" w:type="dxa"/>
+          </w:tcPr>
+          <w:p>
+            <w:pPr>
+              <w:cnfStyle w:val="000000100000" w:firstRow="0" w:lastRow="0" w:firstColumn="0" w:lastColumn="0" w:oddVBand="0" w:evenVBand="0" w:oddHBand="1" w:evenHBand="0" w:firstRowFirstColumn="0" w:firstRowLastColumn="0" w:lastRowFirstColumn="0" w:lastRowLastColumn="0"/>
+              <w:rPr>
+                <w:sz w:val="20"/>
+                <w:szCs w:val="20"/>
+              </w:rPr>
+            </w:pPr>
+            <w:r>
+              <w:rPr>
+                <w:sz w:val="20"/>
+                <w:szCs w:val="20"/>
+              </w:rPr>
               <w:t>The help panel opens from the sidebar on every page; typed questions return a relevant matched topic from the local knowledge base (helpMatcher.js) without any network request being made.</w:t>
             </w:r>
           </w:p>
         </w:tc>
         <w:tc>
           <w:tcPr>
-            <w:tcW w:type="dxa" w:w="2801"/>
-          </w:tcPr>
-          <w:p>
-            <w:r>
+            <w:tcW w:w="2801" w:type="dxa"/>
+          </w:tcPr>
+          <w:p>
+            <w:pPr>
+              <w:cnfStyle w:val="000000100000" w:firstRow="0" w:lastRow="0" w:firstColumn="0" w:lastColumn="0" w:oddVBand="0" w:evenVBand="0" w:oddHBand="1" w:evenHBand="0" w:firstRowFirstColumn="0" w:firstRowLastColumn="0" w:lastRowFirstColumn="0" w:lastRowLastColumn="0"/>
+              <w:rPr>
+                <w:sz w:val="20"/>
+                <w:szCs w:val="20"/>
+              </w:rPr>
+            </w:pPr>
+            <w:r>
+              <w:rPr>
+                <w:sz w:val="20"/>
+                <w:szCs w:val="20"/>
+              </w:rPr>
               <w:t>The panel fails to open on some page; a clearly-matching question returns no result or an irrelevant one; a network request is observed while using the panel.</w:t>
             </w:r>
           </w:p>
@@ -13660,7 +13273,7 @@
         <w:pStyle w:val="Heading2"/>
         <w:spacing w:line="360" w:lineRule="auto"/>
       </w:pPr>
-      <w:bookmarkStart w:id="36" w:name="_Toc234853100"/>
+      <w:bookmarkStart w:id="37" w:name="_Toc234853100"/>
       <w:r>
         <w:t>12.</w:t>
       </w:r>
@@ -13717,7 +13330,7 @@
         <w:lastRenderedPageBreak/>
         <w:t>13. High-Level Architecture</w:t>
       </w:r>
-      <w:bookmarkEnd w:id="36"/>
+      <w:bookmarkEnd w:id="37"/>
       <w:r>
         <w:t xml:space="preserve"> </w:t>
       </w:r>
@@ -13727,7 +13340,7 @@
         <w:pStyle w:val="Heading2"/>
         <w:spacing w:line="360" w:lineRule="auto"/>
       </w:pPr>
-      <w:bookmarkStart w:id="37" w:name="_Toc234853101"/>
+      <w:bookmarkStart w:id="38" w:name="_Toc234853101"/>
       <w:r>
         <w:t xml:space="preserve">13.1 </w:t>
       </w:r>
@@ -13737,7 +13350,7 @@
       <w:r>
         <w:t>Architecture</w:t>
       </w:r>
-      <w:bookmarkEnd w:id="37"/>
+      <w:bookmarkEnd w:id="38"/>
       <w:r>
         <w:t xml:space="preserve"> </w:t>
       </w:r>
@@ -13752,7 +13365,7 @@
       <w:r>
         <w:t xml:space="preserve">The frontend communicates with the SmartRPD – </w:t>
       </w:r>
-      <w:hyperlink r:id="rId11" w:history="1">
+      <w:hyperlink r:id="rId15" w:history="1">
         <w:r>
           <w:rPr>
             <w:rStyle w:val="Hyperlink"/>
@@ -13769,11 +13382,11 @@
         <w:pStyle w:val="Heading2"/>
         <w:spacing w:line="360" w:lineRule="auto"/>
       </w:pPr>
-      <w:bookmarkStart w:id="38" w:name="_Toc234853102"/>
+      <w:bookmarkStart w:id="39" w:name="_Toc234853102"/>
       <w:r>
         <w:t>13.2 Layer Summary</w:t>
       </w:r>
-      <w:bookmarkEnd w:id="38"/>
+      <w:bookmarkEnd w:id="39"/>
     </w:p>
     <w:tbl>
       <w:tblPr>
@@ -14475,29 +14088,15 @@
     </w:p>
     <w:p>
       <w:pPr>
-        <w:rPr>
-          <w:b/>
-          <w:bCs/>
-          <w:color w:val="026E8F"/>
-          <w:sz w:val="28"/>
-          <w:szCs w:val="28"/>
-        </w:rPr>
-      </w:pPr>
-      <w:r>
-        <w:br w:type="page"/>
-      </w:r>
-    </w:p>
-    <w:p>
-      <w:pPr>
         <w:pStyle w:val="Heading2"/>
         <w:spacing w:line="360" w:lineRule="auto"/>
       </w:pPr>
-      <w:bookmarkStart w:id="39" w:name="_Toc234853103"/>
+      <w:bookmarkStart w:id="40" w:name="_Toc234853103"/>
       <w:r>
         <w:lastRenderedPageBreak/>
         <w:t>13.3 Data Flow</w:t>
       </w:r>
-      <w:bookmarkEnd w:id="39"/>
+      <w:bookmarkEnd w:id="40"/>
     </w:p>
     <w:p>
       <w:pPr>
@@ -14656,7 +14255,7 @@
                     </pic:cNvPicPr>
                   </pic:nvPicPr>
                   <pic:blipFill>
-                    <a:blip r:embed="rId12" cstate="print">
+                    <a:blip r:embed="rId16" cstate="print">
                       <a:extLst>
                         <a:ext uri="{28A0092B-C50C-407E-A947-70E740481C1C}">
                           <a14:useLocalDpi xmlns:a14="http://schemas.microsoft.com/office/drawing/2010/main" val="0"/>
@@ -14711,8 +14310,9 @@
         </w:rPr>
       </w:pPr>
       <w:r>
-        <w:t>Data Flow Diagram</w:t>
-      </w:r>
+        <w:t>Data Flow Diagram (last updated 24 August)</w:t>
+      </w:r>
+      <w:r/>
     </w:p>
     <w:p>
       <w:pPr>
@@ -14733,7 +14333,7 @@
         <w:pStyle w:val="Heading1"/>
         <w:spacing w:line="360" w:lineRule="auto"/>
       </w:pPr>
-      <w:bookmarkStart w:id="40" w:name="_Toc234853104"/>
+      <w:bookmarkStart w:id="41" w:name="_Toc234853104"/>
       <w:r>
         <w:lastRenderedPageBreak/>
         <w:t>14. API Reference</w:t>
@@ -14741,7 +14341,7 @@
       <w:r>
         <w:t>s</w:t>
       </w:r>
-      <w:bookmarkEnd w:id="40"/>
+      <w:bookmarkEnd w:id="41"/>
       <w:r>
         <w:t xml:space="preserve"> </w:t>
       </w:r>
@@ -14751,11 +14351,11 @@
         <w:pStyle w:val="Heading2"/>
         <w:spacing w:line="360" w:lineRule="auto"/>
       </w:pPr>
-      <w:bookmarkStart w:id="41" w:name="_Toc234853105"/>
+      <w:bookmarkStart w:id="42" w:name="_Toc234853105"/>
       <w:r>
         <w:t>14.1 Endpoint Summary</w:t>
       </w:r>
-      <w:bookmarkEnd w:id="41"/>
+      <w:bookmarkEnd w:id="42"/>
     </w:p>
     <w:tbl>
       <w:tblPr>
@@ -14881,16 +14481,6 @@
               </w:rPr>
               <w:t>POST /user/login, POST /otp, POST /otp/verify, POST /user/logout (missing from the prior list), POST /user/reqpwreset, POST /user/resetpw</w:t>
             </w:r>
-            <w:r>
-              <w:rPr>
-                <w:rFonts w:eastAsia="Times New Roman"/>
-                <w:i/>
-                <w:iCs/>
-                <w:color w:val="auto"/>
-                <w:sz w:val="20"/>
-                <w:szCs w:val="20"/>
-              </w:rPr>
-            </w:r>
           </w:p>
         </w:tc>
       </w:tr>
@@ -15445,11 +15035,11 @@
         <w:pStyle w:val="Heading2"/>
         <w:spacing w:line="360" w:lineRule="auto"/>
       </w:pPr>
-      <w:bookmarkStart w:id="42" w:name="_Toc234853106"/>
+      <w:bookmarkStart w:id="43" w:name="_Toc234853106"/>
       <w:r>
         <w:t>14.2 Common Request Envelope</w:t>
       </w:r>
-      <w:bookmarkEnd w:id="42"/>
+      <w:bookmarkEnd w:id="43"/>
     </w:p>
     <w:p>
       <w:pPr>
@@ -15484,12 +15074,12 @@
         <w:pStyle w:val="Heading1"/>
         <w:spacing w:line="360" w:lineRule="auto"/>
       </w:pPr>
-      <w:bookmarkStart w:id="43" w:name="_Toc234853107"/>
+      <w:bookmarkStart w:id="44" w:name="_Toc234853107"/>
       <w:r>
         <w:lastRenderedPageBreak/>
         <w:t>15. Data Schema</w:t>
       </w:r>
-      <w:bookmarkEnd w:id="43"/>
+      <w:bookmarkEnd w:id="44"/>
       <w:r>
         <w:t xml:space="preserve"> </w:t>
       </w:r>
@@ -15499,11 +15089,11 @@
         <w:pStyle w:val="Heading2"/>
         <w:spacing w:line="360" w:lineRule="auto"/>
       </w:pPr>
-      <w:bookmarkStart w:id="44" w:name="_Toc234853108"/>
+      <w:bookmarkStart w:id="45" w:name="_Toc234853108"/>
       <w:r>
         <w:t>15.1 Entity Relationship Overview</w:t>
       </w:r>
-      <w:bookmarkEnd w:id="44"/>
+      <w:bookmarkEnd w:id="45"/>
     </w:p>
     <w:tbl>
       <w:tblPr>
@@ -17021,11 +16611,11 @@
         <w:pStyle w:val="Heading2"/>
         <w:spacing w:line="360" w:lineRule="auto"/>
       </w:pPr>
-      <w:bookmarkStart w:id="45" w:name="_Toc234853109"/>
+      <w:bookmarkStart w:id="46" w:name="_Toc234853109"/>
       <w:r>
         <w:t>15.2 Key Field Types</w:t>
       </w:r>
-      <w:bookmarkEnd w:id="45"/>
+      <w:bookmarkEnd w:id="46"/>
     </w:p>
     <w:p>
       <w:pPr>
@@ -17042,18 +16632,9 @@
       <w:r>
         <w:rPr>
           <w:rFonts w:eastAsia="Times New Roman"/>
-          <w:b/>
-          <w:bCs/>
-          <w:color w:val="auto"/>
-        </w:rPr>
-        <w:t>UUIDs:</w:t>
-      </w:r>
-      <w:r>
-        <w:rPr>
-          <w:rFonts w:eastAsia="Times New Roman"/>
-          <w:color w:val="auto"/>
-        </w:rPr>
-        <w:t> String — used as primary/foreign keys for users, sessions and viewer fallback identity.</w:t>
+          <w:color w:val="auto"/>
+        </w:rPr>
+        <w:t>UUIDs: String — used as primary/foreign keys for users, sessions and viewer fallback identity.</w:t>
       </w:r>
     </w:p>
     <w:p>
@@ -17071,18 +16652,9 @@
       <w:r>
         <w:rPr>
           <w:rFonts w:eastAsia="Times New Roman"/>
-          <w:b/>
-          <w:bCs/>
-          <w:color w:val="auto"/>
-        </w:rPr>
-        <w:t>Case IDs:</w:t>
-      </w:r>
-      <w:r>
-        <w:rPr>
-          <w:rFonts w:eastAsia="Times New Roman"/>
-          <w:color w:val="auto"/>
-        </w:rPr>
-        <w:t> Integer (caseIntID) in most API envelopes; String (case_id) in some older routes. This isn't just cosmetic — it's caseIntID specifically (the integer form) that gets encoded into every shared QR/viewer link. Any future work treating case_id/caseIntID as interchangeable risks a link that decodes to the wrong case, or fails to decode at all.</w:t>
+          <w:color w:val="auto"/>
+        </w:rPr>
+        <w:t>Case IDs: Integer (caseIntID) in most API envelopes; String (case_id) in some older routes. This isn't just cosmetic — it's caseIntID specifically (the integer form) that gets encoded into every shared QR/viewer link. Any future work treating case_id/caseIntID as interchangeable risks a link that decodes to the wrong case, or fails to decode at all.</w:t>
       </w:r>
     </w:p>
     <w:p>
@@ -17100,18 +16672,9 @@
       <w:r>
         <w:rPr>
           <w:rFonts w:eastAsia="Times New Roman"/>
-          <w:b/>
-          <w:bCs/>
-          <w:color w:val="auto"/>
-        </w:rPr>
-        <w:t>Timestamps:</w:t>
-      </w:r>
-      <w:r>
-        <w:rPr>
-          <w:rFonts w:eastAsia="Times New Roman"/>
-          <w:color w:val="auto"/>
-        </w:rPr>
-        <w:t> Integer Unix seconds (due_date, created_at) or ISO String depending on endpoint.</w:t>
+          <w:color w:val="auto"/>
+        </w:rPr>
+        <w:t>Timestamps: Integer Unix seconds (due_date, created_at) or ISO String depending on endpoint.</w:t>
       </w:r>
     </w:p>
     <w:p>
@@ -17129,18 +16692,9 @@
       <w:r>
         <w:rPr>
           <w:rFonts w:eastAsia="Times New Roman"/>
-          <w:b/>
-          <w:bCs/>
-          <w:color w:val="auto"/>
-        </w:rPr>
-        <w:t>Binary payloads:</w:t>
-      </w:r>
-      <w:r>
-        <w:rPr>
-          <w:rFonts w:eastAsia="Times New Roman"/>
-          <w:color w:val="auto"/>
-        </w:rPr>
-        <w:t> Base64 String (jaw-structure text, clinical info, STL/OFF geometry, thumbnails).</w:t>
+          <w:color w:val="auto"/>
+        </w:rPr>
+        <w:t>Binary payloads: Base64 String (jaw-structure text, clinical info, STL/OFF geometry, thumbnails).</w:t>
       </w:r>
     </w:p>
     <w:p>
@@ -17158,18 +16712,9 @@
       <w:r>
         <w:rPr>
           <w:rFonts w:eastAsia="Times New Roman"/>
-          <w:b/>
-          <w:bCs/>
-          <w:color w:val="auto"/>
-        </w:rPr>
-        <w:t>Clinical info data:</w:t>
-      </w:r>
-      <w:r>
-        <w:rPr>
-          <w:rFonts w:eastAsia="Times New Roman"/>
-          <w:color w:val="auto"/>
-        </w:rPr>
-        <w:t> .NET BinaryFormatter single-string envelope containing JSON rows per tooth.</w:t>
+          <w:color w:val="auto"/>
+        </w:rPr>
+        <w:t>Clinical info data: .NET BinaryFormatter single-string envelope containing JSON rows per tooth.</w:t>
       </w:r>
     </w:p>
     <w:p>
@@ -17187,18 +16732,9 @@
       <w:r>
         <w:rPr>
           <w:rFonts w:eastAsia="Times New Roman"/>
-          <w:b/>
-          <w:bCs/>
-          <w:color w:val="auto"/>
-        </w:rPr>
-        <w:t>Polyline points:</w:t>
-      </w:r>
-      <w:r>
-        <w:rPr>
-          <w:rFonts w:eastAsia="Times New Roman"/>
-          <w:color w:val="auto"/>
-        </w:rPr>
-        <w:t> Array/Object/Base64 String of 3D coordinates depending on backend payload variant.</w:t>
+          <w:color w:val="auto"/>
+        </w:rPr>
+        <w:t>Polyline points: Array/Object/Base64 String of 3D coordinates depending on backend payload variant.</w:t>
       </w:r>
     </w:p>
     <w:p>
@@ -17216,26 +16752,9 @@
       <w:r>
         <w:rPr>
           <w:rFonts w:eastAsia="Times New Roman"/>
-          <w:b/>
-          <w:bCs/>
-          <w:color w:val="auto"/>
-        </w:rPr>
-        <w:t>Noticeboard filenames/data:</w:t>
-      </w:r>
-      <w:r>
-        <w:rPr>
-          <w:rFonts w:eastAsia="Times New Roman"/>
-          <w:color w:val="auto"/>
-        </w:rPr>
-        <w:t xml:space="preserve"> jagged byte[][] under .NET BinaryFormatter (MS-NRBF) framing — a distinct column shape from ClinicalInfo's envelope (per-string BinaryFormatter streams for </w:t>
-      </w:r>
-      <w:r>
-        <w:rPr>
-          <w:rFonts w:eastAsia="Times New Roman"/>
-          <w:color w:val="auto"/>
-        </w:rPr>
-        <w:lastRenderedPageBreak/>
-        <w:t>filenames, raw PNG bytes for data), worth listing separately since conflating the two invites a real decode mismatch.</w:t>
+          <w:color w:val="auto"/>
+        </w:rPr>
+        <w:t>Noticeboard filenames/data: jagged byte[][] under .NET BinaryFormatter (MS-NRBF) framing — a distinct column shape from ClinicalInfo's envelope (per-string BinaryFormatter streams for filenames, raw PNG bytes for data), worth listing separately since conflating the two invites a real decode mismatch.</w:t>
       </w:r>
     </w:p>
     <w:p>
@@ -17253,18 +16772,10 @@
       <w:r>
         <w:rPr>
           <w:rFonts w:eastAsia="Times New Roman"/>
-          <w:b/>
-          <w:bCs/>
-          <w:color w:val="auto"/>
-        </w:rPr>
-        <w:t>Case workflow status</w:t>
-      </w:r>
-      <w:r>
-        <w:rPr>
-          <w:rFonts w:eastAsia="Times New Roman"/>
-          <w:color w:val="auto"/>
-        </w:rPr>
-        <w:t>: (new_status): confirmed live from the Case List "Filter by Status" dropdown during this session's UAT pass — the actual enum is na, draft, 2d_design_pending, 2d_design_drafted, 2d_design_approved, 3d_design_pending, 3d_design_drafted, 3d_design_approved, in_production, out_for_delivery, delivered, completed. This replaces guesswork with the real value domain the frontend (and dashboard.test.mjs's statusRank()) has to keep in sync with.</w:t>
+          <w:color w:val="auto"/>
+        </w:rPr>
+        <w:lastRenderedPageBreak/>
+        <w:t>Case workflow status: (new_status): confirmed live from the Case List "Filter by Status" dropdown during this session's UAT pass — the actual enum is na, draft, 2d_design_pending, 2d_design_drafted, 2d_design_approved, 3d_design_pending, 3d_design_drafted, 3d_design_approved, in_production, out_for_delivery, delivered, completed. This replaces guesswork with the real value domain the frontend (and dashboard.test.mjs's statusRank()) has to keep in sync with.</w:t>
       </w:r>
     </w:p>
     <w:p>
@@ -17282,23 +16793,9 @@
       <w:r>
         <w:rPr>
           <w:rFonts w:eastAsia="Times New Roman"/>
-          <w:b/>
-          <w:bCs/>
           <w:color w:val="auto"/>
         </w:rPr>
         <w:t>Artificial-teeth data: Unity MessagePack with numeric field keys (src/viewer3d/artificialTeeth.js) — a third binary encoding scheme in play alongside plain base64 (JawStruct/STL) and .NET BinaryFormatter (ClinicalInfo, Noticeboard). Three different codecs across the schema is worth keeping in mind as its own risk surface, same spirit as point 7's BinaryFormatter/MS-NRBF distinction.</w:t>
-      </w:r>
-      <w:r>
-        <w:rPr>
-          <w:rFonts w:eastAsia="Times New Roman"/>
-          <w:color w:val="auto"/>
-        </w:rPr>
-      </w:r>
-      <w:r>
-        <w:rPr>
-          <w:rFonts w:eastAsia="Times New Roman"/>
-          <w:color w:val="auto"/>
-        </w:rPr>
       </w:r>
     </w:p>
     <w:p>
@@ -17316,18 +16813,9 @@
       <w:r>
         <w:rPr>
           <w:rFonts w:eastAsia="Times New Roman"/>
-          <w:b/>
-          <w:bCs/>
-          <w:color w:val="auto"/>
-        </w:rPr>
-        <w:t>Slot addressing</w:t>
-      </w:r>
-      <w:r>
-        <w:rPr>
-          <w:rFonts w:eastAsia="Times New Roman"/>
-          <w:color w:val="auto"/>
-        </w:rPr>
-        <w:t>: slotNumber (extra STL slots) is a bare integer 1–4 with no backend-side semantic meaning — the upper/lower/metal-RPD labeling exists only in frontend constants. Any second client (or a future backend change) that assumes a different slot→label mapping would silently misfile a file under the wrong slot without either side raising an error.</w:t>
+          <w:color w:val="auto"/>
+        </w:rPr>
+        <w:t>Slot addressing: slotNumber (extra STL slots) is a bare integer 1–4 with no backend-side semantic meaning — the upper/lower/metal-RPD labeling exists only in frontend constants. Any second client (or a future backend change) that assumes a different slot→label mapping would silently misfile a file under the wrong slot without either side raising an error.</w:t>
       </w:r>
     </w:p>
     <w:p>
@@ -17349,7 +16837,7 @@
         <w:pStyle w:val="Heading2"/>
         <w:spacing w:line="360" w:lineRule="auto"/>
       </w:pPr>
-      <w:bookmarkStart w:id="46" w:name="_Toc234853110"/>
+      <w:bookmarkStart w:id="47" w:name="_Toc234853110"/>
       <w:r>
         <w:lastRenderedPageBreak/>
         <w:t>15.</w:t>
@@ -17360,7 +16848,7 @@
       <w:r>
         <w:t xml:space="preserve"> ERD Diagram</w:t>
       </w:r>
-      <w:bookmarkEnd w:id="46"/>
+      <w:bookmarkEnd w:id="47"/>
       <w:r>
         <w:t xml:space="preserve"> </w:t>
       </w:r>
@@ -17407,7 +16895,7 @@
                     </pic:cNvPicPr>
                   </pic:nvPicPr>
                   <pic:blipFill>
-                    <a:blip r:embed="rId13" cstate="print">
+                    <a:blip r:embed="rId17" cstate="print">
                       <a:extLst>
                         <a:ext uri="{28A0092B-C50C-407E-A947-70E740481C1C}">
                           <a14:useLocalDpi xmlns:a14="http://schemas.microsoft.com/office/drawing/2010/main" val="0"/>
@@ -17455,6 +16943,38 @@
     </w:p>
     <w:p>
       <w:pPr>
+        <w:jc w:val="center"/>
+        <w:rPr>
+          <w:color w:val="0A2342"/>
+          <w:sz w:val="24"/>
+          <w:szCs w:val="24"/>
+        </w:rPr>
+      </w:pPr>
+      <w:r>
+        <w:rPr>
+          <w:color w:val="0A2342"/>
+          <w:sz w:val="24"/>
+          <w:szCs w:val="24"/>
+        </w:rPr>
+        <w:t>(last updated 24 August)</w:t>
+      </w:r>
+      <w:r>
+        <w:rPr>
+          <w:color w:val="0A2342"/>
+          <w:sz w:val="24"/>
+          <w:szCs w:val="24"/>
+        </w:rPr>
+      </w:r>
+      <w:r>
+        <w:rPr>
+          <w:color w:val="0A2342"/>
+          <w:sz w:val="24"/>
+          <w:szCs w:val="24"/>
+        </w:rPr>
+      </w:r>
+    </w:p>
+    <w:p>
+      <w:pPr>
         <w:rPr>
           <w:b/>
           <w:bCs/>
@@ -17466,20 +16986,6 @@
           <w:highlight w:val="yellow"/>
         </w:rPr>
       </w:pPr>
-    </w:p>
-    <w:p>
-      <w:pPr>
-        <w:rPr>
-          <w:b/>
-          <w:bCs/>
-          <w:i/>
-          <w:iCs/>
-          <w:color w:val="0A2342"/>
-          <w:sz w:val="36"/>
-          <w:szCs w:val="36"/>
-          <w:highlight w:val="yellow"/>
-        </w:rPr>
-      </w:pPr>
       <w:r>
         <w:br w:type="page"/>
       </w:r>
@@ -17489,7 +16995,7 @@
         <w:pStyle w:val="Heading1"/>
         <w:spacing w:line="360" w:lineRule="auto"/>
       </w:pPr>
-      <w:bookmarkStart w:id="47" w:name="_Toc234853111"/>
+      <w:bookmarkStart w:id="48" w:name="_Toc234853111"/>
       <w:r>
         <w:lastRenderedPageBreak/>
         <w:t>16</w:t>
@@ -17500,7 +17006,7 @@
       <w:r>
         <w:t>Items</w:t>
       </w:r>
-      <w:bookmarkEnd w:id="47"/>
+      <w:bookmarkEnd w:id="48"/>
     </w:p>
     <w:p>
       <w:pPr>
@@ -17530,7 +17036,7 @@
         <w:pStyle w:val="Heading2"/>
         <w:spacing w:line="360" w:lineRule="auto"/>
       </w:pPr>
-      <w:bookmarkStart w:id="48" w:name="_Toc234853112"/>
+      <w:bookmarkStart w:id="49" w:name="_Toc234853112"/>
       <w:r>
         <w:t>1</w:t>
       </w:r>
@@ -17540,7 +17046,7 @@
       <w:r>
         <w:t>.1 Items Completed in This Document</w:t>
       </w:r>
-      <w:bookmarkEnd w:id="48"/>
+      <w:bookmarkEnd w:id="49"/>
     </w:p>
     <w:p>
       <w:pPr>
@@ -17784,7 +17290,7 @@
         <w:pStyle w:val="Heading2"/>
         <w:spacing w:line="360" w:lineRule="auto"/>
       </w:pPr>
-      <w:bookmarkStart w:id="49" w:name="_Toc234853113"/>
+      <w:bookmarkStart w:id="50" w:name="_Toc234853113"/>
       <w:r>
         <w:t>16.</w:t>
       </w:r>
@@ -17809,7 +17315,7 @@
       <w:r>
         <w:t>s</w:t>
       </w:r>
-      <w:bookmarkEnd w:id="49"/>
+      <w:bookmarkEnd w:id="50"/>
     </w:p>
     <w:p>
       <w:pPr>
@@ -18039,12 +17545,12 @@
       <w:pPr>
         <w:pStyle w:val="Heading1"/>
       </w:pPr>
-      <w:bookmarkStart w:id="50" w:name="_Toc234853114"/>
+      <w:bookmarkStart w:id="51" w:name="_Toc234853114"/>
       <w:r>
         <w:lastRenderedPageBreak/>
         <w:t>Appendix</w:t>
       </w:r>
-      <w:bookmarkEnd w:id="50"/>
+      <w:bookmarkEnd w:id="51"/>
     </w:p>
     <w:p>
       <w:r>
@@ -18053,7 +17559,7 @@
         </w:rPr>
         <w:drawing>
           <wp:inline distT="0" distB="0" distL="0" distR="0" wp14:anchorId="6F10C843" wp14:editId="720E09D4">
-            <wp:extent cx="5754776" cy="3214687"/>
+            <wp:extent cx="5754776" cy="1976387"/>
             <wp:effectExtent l="0" t="0" r="0" b="0"/>
             <wp:docPr id="1929508385" name="Picture 18"/>
             <wp:cNvGraphicFramePr>
@@ -18064,304 +17570,6 @@
                 <pic:pic xmlns:pic="http://schemas.openxmlformats.org/drawingml/2006/picture">
                   <pic:nvPicPr>
                     <pic:cNvPr id="0" name="Picture 62"/>
-                    <pic:cNvPicPr>
-                      <a:picLocks noChangeAspect="1" noChangeArrowheads="1"/>
-                    </pic:cNvPicPr>
-                  </pic:nvPicPr>
-                  <pic:blipFill>
-                    <a:blip r:embed="rId14" cstate="print">
-                      <a:extLst>
-                        <a:ext uri="{28A0092B-C50C-407E-A947-70E740481C1C}">
-                          <a14:useLocalDpi xmlns:a14="http://schemas.microsoft.com/office/drawing/2010/main" val="0"/>
-                        </a:ext>
-                      </a:extLst>
-                    </a:blip>
-                    <a:srcRect/>
-                    <a:stretch>
-                      <a:fillRect/>
-                    </a:stretch>
-                  </pic:blipFill>
-                  <pic:spPr bwMode="auto">
-                    <a:xfrm>
-                      <a:off x="0" y="0"/>
-                      <a:ext cx="5786886" cy="3232624"/>
-                    </a:xfrm>
-                    <a:prstGeom prst="rect">
-                      <a:avLst/>
-                    </a:prstGeom>
-                    <a:noFill/>
-                    <a:ln>
-                      <a:noFill/>
-                    </a:ln>
-                  </pic:spPr>
-                </pic:pic>
-              </a:graphicData>
-            </a:graphic>
-          </wp:inline>
-        </w:drawing>
-      </w:r>
-    </w:p>
-    <w:p>
-      <w:pPr>
-        <w:pStyle w:val="ListParagraph"/>
-        <w:numPr>
-          <w:ilvl w:val="0"/>
-          <w:numId w:val="50"/>
-        </w:numPr>
-        <w:spacing w:before="60" w:after="60" w:line="360" w:lineRule="auto"/>
-        <w:jc w:val="right"/>
-      </w:pPr>
-      <w:r>
-        <w:t>Login &amp; Authentication</w:t>
-      </w:r>
-    </w:p>
-    <w:p>
-      <w:pPr>
-        <w:spacing w:before="60" w:after="60" w:line="360" w:lineRule="auto"/>
-        <w:ind w:left="360"/>
-      </w:pPr>
-      <w:r>
-        <w:rPr>
-          <w:noProof/>
-        </w:rPr>
-        <w:drawing>
-          <wp:inline distT="0" distB="0" distL="0" distR="0" wp14:anchorId="7F9B7566" wp14:editId="422DCC93">
-            <wp:extent cx="5525770" cy="4049395"/>
-            <wp:effectExtent l="0" t="0" r="0" b="0"/>
-            <wp:docPr id="867782856" name="Picture 20"/>
-            <wp:cNvGraphicFramePr>
-              <a:graphicFrameLocks xmlns:a="http://schemas.openxmlformats.org/drawingml/2006/main" noChangeAspect="1"/>
-            </wp:cNvGraphicFramePr>
-            <a:graphic xmlns:a="http://schemas.openxmlformats.org/drawingml/2006/main">
-              <a:graphicData uri="http://schemas.openxmlformats.org/drawingml/2006/picture">
-                <pic:pic xmlns:pic="http://schemas.openxmlformats.org/drawingml/2006/picture">
-                  <pic:nvPicPr>
-                    <pic:cNvPr id="0" name="Picture 69"/>
-                    <pic:cNvPicPr>
-                      <a:picLocks noChangeAspect="1" noChangeArrowheads="1"/>
-                    </pic:cNvPicPr>
-                  </pic:nvPicPr>
-                  <pic:blipFill>
-                    <a:blip r:embed="rId15" cstate="print">
-                      <a:extLst>
-                        <a:ext uri="{28A0092B-C50C-407E-A947-70E740481C1C}">
-                          <a14:useLocalDpi xmlns:a14="http://schemas.microsoft.com/office/drawing/2010/main" val="0"/>
-                        </a:ext>
-                      </a:extLst>
-                    </a:blip>
-                    <a:srcRect/>
-                    <a:stretch>
-                      <a:fillRect/>
-                    </a:stretch>
-                  </pic:blipFill>
-                  <pic:spPr bwMode="auto">
-                    <a:xfrm>
-                      <a:off x="0" y="0"/>
-                      <a:ext cx="5561760" cy="4075769"/>
-                    </a:xfrm>
-                    <a:prstGeom prst="rect">
-                      <a:avLst/>
-                    </a:prstGeom>
-                    <a:noFill/>
-                    <a:ln>
-                      <a:noFill/>
-                    </a:ln>
-                  </pic:spPr>
-                </pic:pic>
-              </a:graphicData>
-            </a:graphic>
-          </wp:inline>
-        </w:drawing>
-      </w:r>
-    </w:p>
-    <w:p>
-      <w:pPr>
-        <w:pStyle w:val="ListParagraph"/>
-        <w:numPr>
-          <w:ilvl w:val="0"/>
-          <w:numId w:val="50"/>
-        </w:numPr>
-        <w:spacing w:before="60" w:after="60" w:line="360" w:lineRule="auto"/>
-        <w:jc w:val="right"/>
-      </w:pPr>
-      <w:r>
-        <w:t>Case List Management</w:t>
-      </w:r>
-    </w:p>
-    <w:p>
-      <w:pPr>
-        <w:rPr>
-          <w:noProof/>
-        </w:rPr>
-      </w:pPr>
-      <w:r>
-        <w:br w:type="page"/>
-      </w:r>
-    </w:p>
-    <w:p>
-      <w:r>
-        <w:rPr>
-          <w:noProof/>
-        </w:rPr>
-        <w:lastRenderedPageBreak/>
-        <w:drawing>
-          <wp:inline distT="0" distB="0" distL="0" distR="0" wp14:anchorId="70E431B3" wp14:editId="755E6AA2">
-            <wp:extent cx="6534150" cy="3239780"/>
-            <wp:effectExtent l="0" t="0" r="0" b="0"/>
-            <wp:docPr id="769235079" name="Picture 22"/>
-            <wp:cNvGraphicFramePr>
-              <a:graphicFrameLocks xmlns:a="http://schemas.openxmlformats.org/drawingml/2006/main" noChangeAspect="1"/>
-            </wp:cNvGraphicFramePr>
-            <a:graphic xmlns:a="http://schemas.openxmlformats.org/drawingml/2006/main">
-              <a:graphicData uri="http://schemas.openxmlformats.org/drawingml/2006/picture">
-                <pic:pic xmlns:pic="http://schemas.openxmlformats.org/drawingml/2006/picture">
-                  <pic:nvPicPr>
-                    <pic:cNvPr id="0" name="Picture 76"/>
-                    <pic:cNvPicPr>
-                      <a:picLocks noChangeAspect="1" noChangeArrowheads="1"/>
-                    </pic:cNvPicPr>
-                  </pic:nvPicPr>
-                  <pic:blipFill>
-                    <a:blip r:embed="rId16" cstate="print">
-                      <a:extLst>
-                        <a:ext uri="{28A0092B-C50C-407E-A947-70E740481C1C}">
-                          <a14:useLocalDpi xmlns:a14="http://schemas.microsoft.com/office/drawing/2010/main" val="0"/>
-                        </a:ext>
-                      </a:extLst>
-                    </a:blip>
-                    <a:srcRect/>
-                    <a:stretch>
-                      <a:fillRect/>
-                    </a:stretch>
-                  </pic:blipFill>
-                  <pic:spPr bwMode="auto">
-                    <a:xfrm>
-                      <a:off x="0" y="0"/>
-                      <a:ext cx="6576427" cy="3260742"/>
-                    </a:xfrm>
-                    <a:prstGeom prst="rect">
-                      <a:avLst/>
-                    </a:prstGeom>
-                    <a:noFill/>
-                    <a:ln>
-                      <a:noFill/>
-                    </a:ln>
-                  </pic:spPr>
-                </pic:pic>
-              </a:graphicData>
-            </a:graphic>
-          </wp:inline>
-        </w:drawing>
-      </w:r>
-    </w:p>
-    <w:p>
-      <w:pPr>
-        <w:pStyle w:val="ListParagraph"/>
-        <w:numPr>
-          <w:ilvl w:val="0"/>
-          <w:numId w:val="50"/>
-        </w:numPr>
-        <w:spacing w:after="200" w:line="360" w:lineRule="auto"/>
-        <w:jc w:val="right"/>
-      </w:pPr>
-      <w:r>
-        <w:t>Create Case</w:t>
-      </w:r>
-    </w:p>
-    <w:p>
-      <w:pPr>
-        <w:spacing w:after="200" w:line="360" w:lineRule="auto"/>
-      </w:pPr>
-      <w:r>
-        <w:rPr>
-          <w:noProof/>
-        </w:rPr>
-        <w:drawing>
-          <wp:inline distT="0" distB="0" distL="0" distR="0" wp14:anchorId="28932D2F" wp14:editId="2EEA80DD">
-            <wp:extent cx="5762625" cy="3320084"/>
-            <wp:effectExtent l="0" t="0" r="0" b="0"/>
-            <wp:docPr id="564781823" name="Picture 24"/>
-            <wp:cNvGraphicFramePr>
-              <a:graphicFrameLocks xmlns:a="http://schemas.openxmlformats.org/drawingml/2006/main" noChangeAspect="1"/>
-            </wp:cNvGraphicFramePr>
-            <a:graphic xmlns:a="http://schemas.openxmlformats.org/drawingml/2006/main">
-              <a:graphicData uri="http://schemas.openxmlformats.org/drawingml/2006/picture">
-                <pic:pic xmlns:pic="http://schemas.openxmlformats.org/drawingml/2006/picture">
-                  <pic:nvPicPr>
-                    <pic:cNvPr id="0" name="Picture 83"/>
-                    <pic:cNvPicPr>
-                      <a:picLocks noChangeAspect="1" noChangeArrowheads="1"/>
-                    </pic:cNvPicPr>
-                  </pic:nvPicPr>
-                  <pic:blipFill>
-                    <a:blip r:embed="rId17" cstate="print">
-                      <a:extLst>
-                        <a:ext uri="{28A0092B-C50C-407E-A947-70E740481C1C}">
-                          <a14:useLocalDpi xmlns:a14="http://schemas.microsoft.com/office/drawing/2010/main" val="0"/>
-                        </a:ext>
-                      </a:extLst>
-                    </a:blip>
-                    <a:srcRect/>
-                    <a:stretch>
-                      <a:fillRect/>
-                    </a:stretch>
-                  </pic:blipFill>
-                  <pic:spPr bwMode="auto">
-                    <a:xfrm>
-                      <a:off x="0" y="0"/>
-                      <a:ext cx="5797543" cy="3340202"/>
-                    </a:xfrm>
-                    <a:prstGeom prst="rect">
-                      <a:avLst/>
-                    </a:prstGeom>
-                    <a:noFill/>
-                    <a:ln>
-                      <a:noFill/>
-                    </a:ln>
-                  </pic:spPr>
-                </pic:pic>
-              </a:graphicData>
-            </a:graphic>
-          </wp:inline>
-        </w:drawing>
-      </w:r>
-    </w:p>
-    <w:p>
-      <w:pPr>
-        <w:pStyle w:val="ListParagraph"/>
-        <w:numPr>
-          <w:ilvl w:val="0"/>
-          <w:numId w:val="50"/>
-        </w:numPr>
-        <w:spacing w:after="200" w:line="360" w:lineRule="auto"/>
-        <w:jc w:val="right"/>
-      </w:pPr>
-      <w:r>
-        <w:t>Dashboard</w:t>
-      </w:r>
-    </w:p>
-    <w:p>
-      <w:pPr>
-        <w:spacing w:after="200" w:line="360" w:lineRule="auto"/>
-      </w:pPr>
-      <w:r>
-        <w:rPr>
-          <w:noProof/>
-        </w:rPr>
-        <w:lastRenderedPageBreak/>
-        <w:drawing>
-          <wp:inline distT="0" distB="0" distL="0" distR="0" wp14:anchorId="30910B0C" wp14:editId="59F53476">
-            <wp:extent cx="5705710" cy="3524250"/>
-            <wp:effectExtent l="0" t="0" r="0" b="0"/>
-            <wp:docPr id="1901297042" name="Picture 26"/>
-            <wp:cNvGraphicFramePr>
-              <a:graphicFrameLocks xmlns:a="http://schemas.openxmlformats.org/drawingml/2006/main" noChangeAspect="1"/>
-            </wp:cNvGraphicFramePr>
-            <a:graphic xmlns:a="http://schemas.openxmlformats.org/drawingml/2006/main">
-              <a:graphicData uri="http://schemas.openxmlformats.org/drawingml/2006/picture">
-                <pic:pic xmlns:pic="http://schemas.openxmlformats.org/drawingml/2006/picture">
-                  <pic:nvPicPr>
-                    <pic:cNvPr id="0" name="Picture 90"/>
                     <pic:cNvPicPr>
                       <a:picLocks noChangeAspect="1" noChangeArrowheads="1"/>
                     </pic:cNvPicPr>
@@ -18382,7 +17590,7 @@
                   <pic:spPr bwMode="auto">
                     <a:xfrm>
                       <a:off x="0" y="0"/>
-                      <a:ext cx="5719110" cy="3532527"/>
+                      <a:ext cx="5786886" cy="1976387"/>
                     </a:xfrm>
                     <a:prstGeom prst="rect">
                       <a:avLst/>
@@ -18406,32 +17614,27 @@
           <w:ilvl w:val="0"/>
           <w:numId w:val="50"/>
         </w:numPr>
-        <w:spacing w:after="200" w:line="360" w:lineRule="auto"/>
+        <w:spacing w:before="60" w:after="60" w:line="360" w:lineRule="auto"/>
         <w:jc w:val="right"/>
-        <w:rPr>
-          <w:color w:val="auto"/>
-        </w:rPr>
-      </w:pPr>
-      <w:r>
-        <w:rPr>
-          <w:color w:val="auto"/>
-        </w:rPr>
-        <w:t>Case Chat</w:t>
-      </w:r>
-    </w:p>
-    <w:p>
-      <w:pPr>
-        <w:spacing w:after="200" w:line="360" w:lineRule="auto"/>
+      </w:pPr>
+      <w:r>
+        <w:t>Login &amp; Authentication</w:t>
+      </w:r>
+    </w:p>
+    <w:p>
+      <w:pPr>
+        <w:spacing w:before="60" w:after="60" w:line="360" w:lineRule="auto"/>
+        <w:ind w:left="360"/>
       </w:pPr>
       <w:r>
         <w:rPr>
           <w:noProof/>
         </w:rPr>
         <w:drawing>
-          <wp:inline distT="0" distB="0" distL="0" distR="0" wp14:anchorId="48DB42A5" wp14:editId="6946BE08">
-            <wp:extent cx="4837105" cy="4090987"/>
+          <wp:inline distT="0" distB="0" distL="0" distR="0" wp14:anchorId="7F9B7566" wp14:editId="422DCC93">
+            <wp:extent cx="5525770" cy="5026356"/>
             <wp:effectExtent l="0" t="0" r="0" b="0"/>
-            <wp:docPr id="1319899268" name="Picture 28"/>
+            <wp:docPr id="867782856" name="Picture 20"/>
             <wp:cNvGraphicFramePr>
               <a:graphicFrameLocks xmlns:a="http://schemas.openxmlformats.org/drawingml/2006/main" noChangeAspect="1"/>
             </wp:cNvGraphicFramePr>
@@ -18439,7 +17642,7 @@
               <a:graphicData uri="http://schemas.openxmlformats.org/drawingml/2006/picture">
                 <pic:pic xmlns:pic="http://schemas.openxmlformats.org/drawingml/2006/picture">
                   <pic:nvPicPr>
-                    <pic:cNvPr id="0" name="Picture 97"/>
+                    <pic:cNvPr id="0" name="Picture 69"/>
                     <pic:cNvPicPr>
                       <a:picLocks noChangeAspect="1" noChangeArrowheads="1"/>
                     </pic:cNvPicPr>
@@ -18460,7 +17663,7 @@
                   <pic:spPr bwMode="auto">
                     <a:xfrm>
                       <a:off x="0" y="0"/>
-                      <a:ext cx="4845270" cy="4097893"/>
+                      <a:ext cx="5561760" cy="5026356"/>
                     </a:xfrm>
                     <a:prstGeom prst="rect">
                       <a:avLst/>
@@ -18484,33 +17687,34 @@
           <w:ilvl w:val="0"/>
           <w:numId w:val="50"/>
         </w:numPr>
-        <w:spacing w:after="200" w:line="360" w:lineRule="auto"/>
+        <w:spacing w:before="60" w:after="60" w:line="360" w:lineRule="auto"/>
         <w:jc w:val="right"/>
-        <w:rPr>
-          <w:color w:val="auto"/>
-        </w:rPr>
-      </w:pPr>
-      <w:r>
-        <w:rPr>
-          <w:color w:val="auto"/>
-        </w:rPr>
-        <w:t>2D Annotation</w:t>
-      </w:r>
-    </w:p>
-    <w:p>
-      <w:pPr>
-        <w:spacing w:after="200" w:line="360" w:lineRule="auto"/>
-      </w:pPr>
+      </w:pPr>
+      <w:r>
+        <w:t>Case List Management</w:t>
+      </w:r>
+    </w:p>
+    <w:p>
+      <w:pPr>
+        <w:rPr>
+          <w:noProof/>
+        </w:rPr>
+      </w:pPr>
+      <w:r>
+        <w:br w:type="page"/>
+      </w:r>
+    </w:p>
+    <w:p>
       <w:r>
         <w:rPr>
           <w:noProof/>
         </w:rPr>
         <w:lastRenderedPageBreak/>
         <w:drawing>
-          <wp:inline distT="0" distB="0" distL="0" distR="0" wp14:anchorId="76AFABEB" wp14:editId="6EE1D8CA">
-            <wp:extent cx="4814888" cy="5319358"/>
+          <wp:inline distT="0" distB="0" distL="0" distR="0" wp14:anchorId="70E431B3" wp14:editId="755E6AA2">
+            <wp:extent cx="6534150" cy="1798331"/>
             <wp:effectExtent l="0" t="0" r="0" b="0"/>
-            <wp:docPr id="1424427326" name="Picture 30"/>
+            <wp:docPr id="769235079" name="Picture 22"/>
             <wp:cNvGraphicFramePr>
               <a:graphicFrameLocks xmlns:a="http://schemas.openxmlformats.org/drawingml/2006/main" noChangeAspect="1"/>
             </wp:cNvGraphicFramePr>
@@ -18518,7 +17722,7 @@
               <a:graphicData uri="http://schemas.openxmlformats.org/drawingml/2006/picture">
                 <pic:pic xmlns:pic="http://schemas.openxmlformats.org/drawingml/2006/picture">
                   <pic:nvPicPr>
-                    <pic:cNvPr id="0" name="Picture 104"/>
+                    <pic:cNvPr id="0" name="Picture 76"/>
                     <pic:cNvPicPr>
                       <a:picLocks noChangeAspect="1" noChangeArrowheads="1"/>
                     </pic:cNvPicPr>
@@ -18539,7 +17743,7 @@
                   <pic:spPr bwMode="auto">
                     <a:xfrm>
                       <a:off x="0" y="0"/>
-                      <a:ext cx="4822186" cy="5327421"/>
+                      <a:ext cx="6576427" cy="1798331"/>
                     </a:xfrm>
                     <a:prstGeom prst="rect">
                       <a:avLst/>
@@ -18567,7 +17771,7 @@
         <w:jc w:val="right"/>
       </w:pPr>
       <w:r>
-        <w:t>Embedded 3D Preview</w:t>
+        <w:t>Create Case</w:t>
       </w:r>
     </w:p>
     <w:p>
@@ -18579,10 +17783,10 @@
           <w:noProof/>
         </w:rPr>
         <w:drawing>
-          <wp:inline distT="0" distB="0" distL="0" distR="0" wp14:anchorId="7D9F9704" wp14:editId="7411EDEF">
-            <wp:extent cx="4895850" cy="1991082"/>
+          <wp:inline distT="0" distB="0" distL="0" distR="0" wp14:anchorId="28932D2F" wp14:editId="2EEA80DD">
+            <wp:extent cx="5762625" cy="2149715"/>
             <wp:effectExtent l="0" t="0" r="0" b="0"/>
-            <wp:docPr id="732797317" name="Picture 32"/>
+            <wp:docPr id="564781823" name="Picture 24"/>
             <wp:cNvGraphicFramePr>
               <a:graphicFrameLocks xmlns:a="http://schemas.openxmlformats.org/drawingml/2006/main" noChangeAspect="1"/>
             </wp:cNvGraphicFramePr>
@@ -18590,7 +17794,7 @@
               <a:graphicData uri="http://schemas.openxmlformats.org/drawingml/2006/picture">
                 <pic:pic xmlns:pic="http://schemas.openxmlformats.org/drawingml/2006/picture">
                   <pic:nvPicPr>
-                    <pic:cNvPr id="0" name="Picture 111"/>
+                    <pic:cNvPr id="0" name="Picture 83"/>
                     <pic:cNvPicPr>
                       <a:picLocks noChangeAspect="1" noChangeArrowheads="1"/>
                     </pic:cNvPicPr>
@@ -18611,7 +17815,7 @@
                   <pic:spPr bwMode="auto">
                     <a:xfrm>
                       <a:off x="0" y="0"/>
-                      <a:ext cx="4927184" cy="2003825"/>
+                      <a:ext cx="5797543" cy="2149715"/>
                     </a:xfrm>
                     <a:prstGeom prst="rect">
                       <a:avLst/>
@@ -18630,11 +17834,6 @@
     </w:p>
     <w:p>
       <w:pPr>
-        <w:spacing w:after="200" w:line="360" w:lineRule="auto"/>
-      </w:pPr>
-    </w:p>
-    <w:p>
-      <w:pPr>
         <w:pStyle w:val="ListParagraph"/>
         <w:numPr>
           <w:ilvl w:val="0"/>
@@ -18644,7 +17843,7 @@
         <w:jc w:val="right"/>
       </w:pPr>
       <w:r>
-        <w:t>Version History</w:t>
+        <w:t>Dashboard</w:t>
       </w:r>
     </w:p>
     <w:p>
@@ -18657,10 +17856,10 @@
         </w:rPr>
         <w:lastRenderedPageBreak/>
         <w:drawing>
-          <wp:inline distT="0" distB="0" distL="0" distR="0" wp14:anchorId="3E978FE6" wp14:editId="3A5BEFF9">
-            <wp:extent cx="6553134" cy="2786063"/>
+          <wp:inline distT="0" distB="0" distL="0" distR="0" wp14:anchorId="30910B0C" wp14:editId="59F53476">
+            <wp:extent cx="5705710" cy="3737927"/>
             <wp:effectExtent l="0" t="0" r="0" b="0"/>
-            <wp:docPr id="813096860" name="Picture 34"/>
+            <wp:docPr id="1901297042" name="Picture 26"/>
             <wp:cNvGraphicFramePr>
               <a:graphicFrameLocks xmlns:a="http://schemas.openxmlformats.org/drawingml/2006/main" noChangeAspect="1"/>
             </wp:cNvGraphicFramePr>
@@ -18668,7 +17867,7 @@
               <a:graphicData uri="http://schemas.openxmlformats.org/drawingml/2006/picture">
                 <pic:pic xmlns:pic="http://schemas.openxmlformats.org/drawingml/2006/picture">
                   <pic:nvPicPr>
-                    <pic:cNvPr id="0" name="Picture 118"/>
+                    <pic:cNvPr id="0" name="Picture 90"/>
                     <pic:cNvPicPr>
                       <a:picLocks noChangeAspect="1" noChangeArrowheads="1"/>
                     </pic:cNvPicPr>
@@ -18689,7 +17888,7 @@
                   <pic:spPr bwMode="auto">
                     <a:xfrm>
                       <a:off x="0" y="0"/>
-                      <a:ext cx="6592595" cy="2802840"/>
+                      <a:ext cx="5719110" cy="3737927"/>
                     </a:xfrm>
                     <a:prstGeom prst="rect">
                       <a:avLst/>
@@ -18715,9 +17914,15 @@
         </w:numPr>
         <w:spacing w:after="200" w:line="360" w:lineRule="auto"/>
         <w:jc w:val="right"/>
-      </w:pPr>
-      <w:r>
-        <w:t>3D Viewer</w:t>
+        <w:rPr>
+          <w:color w:val="auto"/>
+        </w:rPr>
+      </w:pPr>
+      <w:r>
+        <w:rPr>
+          <w:color w:val="auto"/>
+        </w:rPr>
+        <w:t>Case Chat</w:t>
       </w:r>
     </w:p>
     <w:p>
@@ -18729,10 +17934,10 @@
           <w:noProof/>
         </w:rPr>
         <w:drawing>
-          <wp:inline distT="0" distB="0" distL="0" distR="0" wp14:anchorId="3C43B372" wp14:editId="06F32EED">
-            <wp:extent cx="5700713" cy="3912427"/>
+          <wp:inline distT="0" distB="0" distL="0" distR="0" wp14:anchorId="48DB42A5" wp14:editId="6946BE08">
+            <wp:extent cx="4837105" cy="2492054"/>
             <wp:effectExtent l="0" t="0" r="0" b="0"/>
-            <wp:docPr id="811564610" name="Picture 36"/>
+            <wp:docPr id="1319899268" name="Picture 28"/>
             <wp:cNvGraphicFramePr>
               <a:graphicFrameLocks xmlns:a="http://schemas.openxmlformats.org/drawingml/2006/main" noChangeAspect="1"/>
             </wp:cNvGraphicFramePr>
@@ -18740,7 +17945,7 @@
               <a:graphicData uri="http://schemas.openxmlformats.org/drawingml/2006/picture">
                 <pic:pic xmlns:pic="http://schemas.openxmlformats.org/drawingml/2006/picture">
                   <pic:nvPicPr>
-                    <pic:cNvPr id="0" name="Picture 125"/>
+                    <pic:cNvPr id="0" name="Picture 97"/>
                     <pic:cNvPicPr>
                       <a:picLocks noChangeAspect="1" noChangeArrowheads="1"/>
                     </pic:cNvPicPr>
@@ -18761,7 +17966,7 @@
                   <pic:spPr bwMode="auto">
                     <a:xfrm>
                       <a:off x="0" y="0"/>
-                      <a:ext cx="5715449" cy="3922540"/>
+                      <a:ext cx="4845270" cy="2492054"/>
                     </a:xfrm>
                     <a:prstGeom prst="rect">
                       <a:avLst/>
@@ -18787,9 +17992,15 @@
         </w:numPr>
         <w:spacing w:after="200" w:line="360" w:lineRule="auto"/>
         <w:jc w:val="right"/>
-      </w:pPr>
-      <w:r>
-        <w:t>Add STL Files</w:t>
+        <w:rPr>
+          <w:color w:val="auto"/>
+        </w:rPr>
+      </w:pPr>
+      <w:r>
+        <w:rPr>
+          <w:color w:val="auto"/>
+        </w:rPr>
+        <w:t>2D Annotation</w:t>
       </w:r>
     </w:p>
     <w:p>
@@ -18802,10 +18013,10 @@
         </w:rPr>
         <w:lastRenderedPageBreak/>
         <w:drawing>
-          <wp:inline distT="0" distB="0" distL="0" distR="0" wp14:anchorId="241A35E4" wp14:editId="0F7141BA">
-            <wp:extent cx="6224588" cy="3506746"/>
+          <wp:inline distT="0" distB="0" distL="0" distR="0" wp14:anchorId="76AFABEB" wp14:editId="6EE1D8CA">
+            <wp:extent cx="4814888" cy="3024285"/>
             <wp:effectExtent l="0" t="0" r="0" b="0"/>
-            <wp:docPr id="1149774357" name="Picture 38"/>
+            <wp:docPr id="1424427326" name="Picture 30"/>
             <wp:cNvGraphicFramePr>
               <a:graphicFrameLocks xmlns:a="http://schemas.openxmlformats.org/drawingml/2006/main" noChangeAspect="1"/>
             </wp:cNvGraphicFramePr>
@@ -18813,7 +18024,7 @@
               <a:graphicData uri="http://schemas.openxmlformats.org/drawingml/2006/picture">
                 <pic:pic xmlns:pic="http://schemas.openxmlformats.org/drawingml/2006/picture">
                   <pic:nvPicPr>
-                    <pic:cNvPr id="0" name="Picture 132"/>
+                    <pic:cNvPr id="0" name="Picture 104"/>
                     <pic:cNvPicPr>
                       <a:picLocks noChangeAspect="1" noChangeArrowheads="1"/>
                     </pic:cNvPicPr>
@@ -18834,7 +18045,7 @@
                   <pic:spPr bwMode="auto">
                     <a:xfrm>
                       <a:off x="0" y="0"/>
-                      <a:ext cx="6238364" cy="3514507"/>
+                      <a:ext cx="4822186" cy="3024285"/>
                     </a:xfrm>
                     <a:prstGeom prst="rect">
                       <a:avLst/>
@@ -18862,14 +18073,305 @@
         <w:jc w:val="right"/>
       </w:pPr>
       <w:r>
+        <w:t>Embedded 3D Preview</w:t>
+      </w:r>
+    </w:p>
+    <w:p>
+      <w:pPr>
+        <w:spacing w:after="200" w:line="360" w:lineRule="auto"/>
+      </w:pPr>
+      <w:r>
+        <w:rPr>
+          <w:noProof/>
+        </w:rPr>
+        <w:drawing>
+          <wp:inline distT="0" distB="0" distL="0" distR="0" wp14:anchorId="7D9F9704" wp14:editId="7411EDEF">
+            <wp:extent cx="4895850" cy="1162909"/>
+            <wp:effectExtent l="0" t="0" r="0" b="0"/>
+            <wp:docPr id="732797317" name="Picture 32"/>
+            <wp:cNvGraphicFramePr>
+              <a:graphicFrameLocks xmlns:a="http://schemas.openxmlformats.org/drawingml/2006/main" noChangeAspect="1"/>
+            </wp:cNvGraphicFramePr>
+            <a:graphic xmlns:a="http://schemas.openxmlformats.org/drawingml/2006/main">
+              <a:graphicData uri="http://schemas.openxmlformats.org/drawingml/2006/picture">
+                <pic:pic xmlns:pic="http://schemas.openxmlformats.org/drawingml/2006/picture">
+                  <pic:nvPicPr>
+                    <pic:cNvPr id="0" name="Picture 111"/>
+                    <pic:cNvPicPr>
+                      <a:picLocks noChangeAspect="1" noChangeArrowheads="1"/>
+                    </pic:cNvPicPr>
+                  </pic:nvPicPr>
+                  <pic:blipFill>
+                    <a:blip r:embed="rId25" cstate="print">
+                      <a:extLst>
+                        <a:ext uri="{28A0092B-C50C-407E-A947-70E740481C1C}">
+                          <a14:useLocalDpi xmlns:a14="http://schemas.microsoft.com/office/drawing/2010/main" val="0"/>
+                        </a:ext>
+                      </a:extLst>
+                    </a:blip>
+                    <a:srcRect/>
+                    <a:stretch>
+                      <a:fillRect/>
+                    </a:stretch>
+                  </pic:blipFill>
+                  <pic:spPr bwMode="auto">
+                    <a:xfrm>
+                      <a:off x="0" y="0"/>
+                      <a:ext cx="4927184" cy="1162909"/>
+                    </a:xfrm>
+                    <a:prstGeom prst="rect">
+                      <a:avLst/>
+                    </a:prstGeom>
+                    <a:noFill/>
+                    <a:ln>
+                      <a:noFill/>
+                    </a:ln>
+                  </pic:spPr>
+                </pic:pic>
+              </a:graphicData>
+            </a:graphic>
+          </wp:inline>
+        </w:drawing>
+      </w:r>
+    </w:p>
+    <w:p>
+      <w:pPr>
+        <w:spacing w:after="200" w:line="360" w:lineRule="auto"/>
+      </w:pPr>
+    </w:p>
+    <w:p>
+      <w:pPr>
+        <w:pStyle w:val="ListParagraph"/>
+        <w:numPr>
+          <w:ilvl w:val="0"/>
+          <w:numId w:val="50"/>
+        </w:numPr>
+        <w:spacing w:after="200" w:line="360" w:lineRule="auto"/>
+        <w:jc w:val="right"/>
+      </w:pPr>
+      <w:r>
+        <w:t>Version History</w:t>
+      </w:r>
+    </w:p>
+    <w:p>
+      <w:pPr>
+        <w:spacing w:after="200" w:line="360" w:lineRule="auto"/>
+      </w:pPr>
+      <w:r>
+        <w:rPr>
+          <w:noProof/>
+        </w:rPr>
+        <w:lastRenderedPageBreak/>
+        <w:drawing>
+          <wp:inline distT="0" distB="0" distL="0" distR="0" wp14:anchorId="3E978FE6" wp14:editId="3A5BEFF9">
+            <wp:extent cx="6553134" cy="1832126"/>
+            <wp:effectExtent l="0" t="0" r="0" b="0"/>
+            <wp:docPr id="813096860" name="Picture 34"/>
+            <wp:cNvGraphicFramePr>
+              <a:graphicFrameLocks xmlns:a="http://schemas.openxmlformats.org/drawingml/2006/main" noChangeAspect="1"/>
+            </wp:cNvGraphicFramePr>
+            <a:graphic xmlns:a="http://schemas.openxmlformats.org/drawingml/2006/main">
+              <a:graphicData uri="http://schemas.openxmlformats.org/drawingml/2006/picture">
+                <pic:pic xmlns:pic="http://schemas.openxmlformats.org/drawingml/2006/picture">
+                  <pic:nvPicPr>
+                    <pic:cNvPr id="0" name="Picture 118"/>
+                    <pic:cNvPicPr>
+                      <a:picLocks noChangeAspect="1" noChangeArrowheads="1"/>
+                    </pic:cNvPicPr>
+                  </pic:nvPicPr>
+                  <pic:blipFill>
+                    <a:blip r:embed="rId26" cstate="print">
+                      <a:extLst>
+                        <a:ext uri="{28A0092B-C50C-407E-A947-70E740481C1C}">
+                          <a14:useLocalDpi xmlns:a14="http://schemas.microsoft.com/office/drawing/2010/main" val="0"/>
+                        </a:ext>
+                      </a:extLst>
+                    </a:blip>
+                    <a:srcRect/>
+                    <a:stretch>
+                      <a:fillRect/>
+                    </a:stretch>
+                  </pic:blipFill>
+                  <pic:spPr bwMode="auto">
+                    <a:xfrm>
+                      <a:off x="0" y="0"/>
+                      <a:ext cx="6592595" cy="1832126"/>
+                    </a:xfrm>
+                    <a:prstGeom prst="rect">
+                      <a:avLst/>
+                    </a:prstGeom>
+                    <a:noFill/>
+                    <a:ln>
+                      <a:noFill/>
+                    </a:ln>
+                  </pic:spPr>
+                </pic:pic>
+              </a:graphicData>
+            </a:graphic>
+          </wp:inline>
+        </w:drawing>
+      </w:r>
+    </w:p>
+    <w:p>
+      <w:pPr>
+        <w:pStyle w:val="ListParagraph"/>
+        <w:numPr>
+          <w:ilvl w:val="0"/>
+          <w:numId w:val="50"/>
+        </w:numPr>
+        <w:spacing w:after="200" w:line="360" w:lineRule="auto"/>
+        <w:jc w:val="right"/>
+      </w:pPr>
+      <w:r>
+        <w:t>3D Viewer</w:t>
+      </w:r>
+    </w:p>
+    <w:p>
+      <w:pPr>
+        <w:spacing w:after="200" w:line="360" w:lineRule="auto"/>
+      </w:pPr>
+      <w:r>
+        <w:rPr>
+          <w:noProof/>
+        </w:rPr>
+        <w:drawing>
+          <wp:inline distT="0" distB="0" distL="0" distR="0" wp14:anchorId="3C43B372" wp14:editId="06F32EED">
+            <wp:extent cx="5700713" cy="3066927"/>
+            <wp:effectExtent l="0" t="0" r="0" b="0"/>
+            <wp:docPr id="811564610" name="Picture 36"/>
+            <wp:cNvGraphicFramePr>
+              <a:graphicFrameLocks xmlns:a="http://schemas.openxmlformats.org/drawingml/2006/main" noChangeAspect="1"/>
+            </wp:cNvGraphicFramePr>
+            <a:graphic xmlns:a="http://schemas.openxmlformats.org/drawingml/2006/main">
+              <a:graphicData uri="http://schemas.openxmlformats.org/drawingml/2006/picture">
+                <pic:pic xmlns:pic="http://schemas.openxmlformats.org/drawingml/2006/picture">
+                  <pic:nvPicPr>
+                    <pic:cNvPr id="0" name="Picture 125"/>
+                    <pic:cNvPicPr>
+                      <a:picLocks noChangeAspect="1" noChangeArrowheads="1"/>
+                    </pic:cNvPicPr>
+                  </pic:nvPicPr>
+                  <pic:blipFill>
+                    <a:blip r:embed="rId27" cstate="print">
+                      <a:extLst>
+                        <a:ext uri="{28A0092B-C50C-407E-A947-70E740481C1C}">
+                          <a14:useLocalDpi xmlns:a14="http://schemas.microsoft.com/office/drawing/2010/main" val="0"/>
+                        </a:ext>
+                      </a:extLst>
+                    </a:blip>
+                    <a:srcRect/>
+                    <a:stretch>
+                      <a:fillRect/>
+                    </a:stretch>
+                  </pic:blipFill>
+                  <pic:spPr bwMode="auto">
+                    <a:xfrm>
+                      <a:off x="0" y="0"/>
+                      <a:ext cx="5715449" cy="3066927"/>
+                    </a:xfrm>
+                    <a:prstGeom prst="rect">
+                      <a:avLst/>
+                    </a:prstGeom>
+                    <a:noFill/>
+                    <a:ln>
+                      <a:noFill/>
+                    </a:ln>
+                  </pic:spPr>
+                </pic:pic>
+              </a:graphicData>
+            </a:graphic>
+          </wp:inline>
+        </w:drawing>
+      </w:r>
+    </w:p>
+    <w:p>
+      <w:pPr>
+        <w:pStyle w:val="ListParagraph"/>
+        <w:numPr>
+          <w:ilvl w:val="0"/>
+          <w:numId w:val="50"/>
+        </w:numPr>
+        <w:spacing w:after="200" w:line="360" w:lineRule="auto"/>
+        <w:jc w:val="right"/>
+      </w:pPr>
+      <w:r>
+        <w:t>Add STL Files</w:t>
+      </w:r>
+    </w:p>
+    <w:p>
+      <w:pPr>
+        <w:spacing w:after="200" w:line="360" w:lineRule="auto"/>
+      </w:pPr>
+      <w:r>
+        <w:rPr>
+          <w:noProof/>
+        </w:rPr>
+        <w:lastRenderedPageBreak/>
+        <w:drawing>
+          <wp:inline distT="0" distB="0" distL="0" distR="0" wp14:anchorId="241A35E4" wp14:editId="0F7141BA">
+            <wp:extent cx="6224588" cy="3173970"/>
+            <wp:effectExtent l="0" t="0" r="0" b="0"/>
+            <wp:docPr id="1149774357" name="Picture 38"/>
+            <wp:cNvGraphicFramePr>
+              <a:graphicFrameLocks xmlns:a="http://schemas.openxmlformats.org/drawingml/2006/main" noChangeAspect="1"/>
+            </wp:cNvGraphicFramePr>
+            <a:graphic xmlns:a="http://schemas.openxmlformats.org/drawingml/2006/main">
+              <a:graphicData uri="http://schemas.openxmlformats.org/drawingml/2006/picture">
+                <pic:pic xmlns:pic="http://schemas.openxmlformats.org/drawingml/2006/picture">
+                  <pic:nvPicPr>
+                    <pic:cNvPr id="0" name="Picture 132"/>
+                    <pic:cNvPicPr>
+                      <a:picLocks noChangeAspect="1" noChangeArrowheads="1"/>
+                    </pic:cNvPicPr>
+                  </pic:nvPicPr>
+                  <pic:blipFill>
+                    <a:blip r:embed="rId28" cstate="print">
+                      <a:extLst>
+                        <a:ext uri="{28A0092B-C50C-407E-A947-70E740481C1C}">
+                          <a14:useLocalDpi xmlns:a14="http://schemas.microsoft.com/office/drawing/2010/main" val="0"/>
+                        </a:ext>
+                      </a:extLst>
+                    </a:blip>
+                    <a:srcRect/>
+                    <a:stretch>
+                      <a:fillRect/>
+                    </a:stretch>
+                  </pic:blipFill>
+                  <pic:spPr bwMode="auto">
+                    <a:xfrm>
+                      <a:off x="0" y="0"/>
+                      <a:ext cx="6238364" cy="3173970"/>
+                    </a:xfrm>
+                    <a:prstGeom prst="rect">
+                      <a:avLst/>
+                    </a:prstGeom>
+                    <a:noFill/>
+                    <a:ln>
+                      <a:noFill/>
+                    </a:ln>
+                  </pic:spPr>
+                </pic:pic>
+              </a:graphicData>
+            </a:graphic>
+          </wp:inline>
+        </w:drawing>
+      </w:r>
+    </w:p>
+    <w:p>
+      <w:pPr>
+        <w:pStyle w:val="ListParagraph"/>
+        <w:numPr>
+          <w:ilvl w:val="0"/>
+          <w:numId w:val="50"/>
+        </w:numPr>
+        <w:spacing w:after="200" w:line="360" w:lineRule="auto"/>
+        <w:jc w:val="right"/>
+      </w:pPr>
+      <w:r>
         <w:t>Download/Export/Share</w:t>
       </w:r>
     </w:p>
-    <w:p>
-      <w:r>
-        <w:br w:type="page"/>
-      </w:r>
-    </w:p>
+    <w:p/>
     <w:sectPr>
       <w:pgSz w:w="12240" w:h="15840"/>
       <w:pgMar w:top="1077" w:right="1077" w:bottom="1077" w:left="1077" w:header="709" w:footer="709" w:gutter="0"/>
@@ -18878,6 +18380,45 @@
     </w:sectPr>
   </w:body>
 </w:document>
+</file>
+
+<file path=word/comments.xml><?xml version="1.0" encoding="utf-8"?>
+<w:comments xmlns:wpc="http://schemas.microsoft.com/office/word/2010/wordprocessingCanvas" xmlns:cx="http://schemas.microsoft.com/office/drawing/2014/chartex" xmlns:cx1="http://schemas.microsoft.com/office/drawing/2015/9/8/chartex" xmlns:cx2="http://schemas.microsoft.com/office/drawing/2015/10/21/chartex" xmlns:cx3="http://schemas.microsoft.com/office/drawing/2016/5/9/chartex" xmlns:cx4="http://schemas.microsoft.com/office/drawing/2016/5/10/chartex" xmlns:cx5="http://schemas.microsoft.com/office/drawing/2016/5/11/chartex" xmlns:cx6="http://schemas.microsoft.com/office/drawing/2016/5/12/chartex" xmlns:cx7="http://schemas.microsoft.com/office/drawing/2016/5/13/chartex" xmlns:cx8="http://schemas.microsoft.com/office/drawing/2016/5/14/chartex" xmlns:mc="http://schemas.openxmlformats.org/markup-compatibility/2006" xmlns:aink="http://schemas.microsoft.com/office/drawing/2016/ink" xmlns:am3d="http://schemas.microsoft.com/office/drawing/2017/model3d" xmlns:o="urn:schemas-microsoft-com:office:office" xmlns:oel="http://schemas.microsoft.com/office/2019/extlst" xmlns:r="http://schemas.openxmlformats.org/officeDocument/2006/relationships" xmlns:m="http://schemas.openxmlformats.org/officeDocument/2006/math" xmlns:v="urn:schemas-microsoft-com:vml" xmlns:wp14="http://schemas.microsoft.com/office/word/2010/wordprocessingDrawing" xmlns:wp="http://schemas.openxmlformats.org/drawingml/2006/wordprocessingDrawing" xmlns:w10="urn:schemas-microsoft-com:office:word" xmlns:w="http://schemas.openxmlformats.org/wordprocessingml/2006/main" xmlns:w14="http://schemas.microsoft.com/office/word/2010/wordml" xmlns:w15="http://schemas.microsoft.com/office/word/2012/wordml" xmlns:w16cex="http://schemas.microsoft.com/office/word/2018/wordml/cex" xmlns:w16cid="http://schemas.microsoft.com/office/word/2016/wordml/cid" xmlns:w16="http://schemas.microsoft.com/office/word/2018/wordml" xmlns:w16du="http://schemas.microsoft.com/office/word/2023/wordml/word16du" xmlns:w16sdtdh="http://schemas.microsoft.com/office/word/2020/wordml/sdtdatahash" xmlns:w16sdtfl="http://schemas.microsoft.com/office/word/2024/wordml/sdtformatlock" xmlns:w16se="http://schemas.microsoft.com/office/word/2015/wordml/symex" xmlns:wpg="http://schemas.microsoft.com/office/word/2010/wordprocessingGroup" xmlns:wpi="http://schemas.microsoft.com/office/word/2010/wordprocessingInk" xmlns:wne="http://schemas.microsoft.com/office/word/2006/wordml" xmlns:wps="http://schemas.microsoft.com/office/word/2010/wordprocessingShape" mc:Ignorable="w14 w15 w16se w16cid w16 w16cex w16sdtdh w16sdtfl w16du wp14">
+  <w:comment w:id="33" w:author="Shafik Hakim Bin Abdul Wahid" w:date="2026-08-21T16:54:00Z" w:initials="SB">
+    <w:p>
+      <w:pPr>
+        <w:pStyle w:val="CommentText"/>
+      </w:pPr>
+      <w:r>
+        <w:rPr>
+          <w:rStyle w:val="CommentReference"/>
+        </w:rPr>
+        <w:annotationRef/>
+      </w:r>
+      <w:r>
+        <w:t>Seven suites new since the 2026-07-31 baseline (not yet given the same narrative depth as the suites above — flagged for a follow-up pass): JawDesign.test.mjs (20 tests, Kennedy classification) and JawDesignProposal.test.mjs (57 tests, DLL-backed design proposal) back the new “Load Proposed Design” feature; caseComment.test.mjs (6 tests) and caseEmailBody.test.mjs (13 tests) cover case-note comment sync and approval-email body generation (src/js/2D/caseNote.js); imageFiles.test.mjs (19 tests) covers the pure half of the image-upload pipeline (src/js/shared/imageFiles.js); pageTour.test.mjs (114 tests, the single largest suite) covers the guided page-tour step data and engine; userSuggest.test.mjs (12 tests) covers the case list's shared-cases invite roster.</w:t>
+      </w:r>
+    </w:p>
+  </w:comment>
+</w:comments>
+</file>
+
+<file path=word/commentsExtended.xml><?xml version="1.0" encoding="utf-8"?>
+<w15:commentsEx xmlns:wpc="http://schemas.microsoft.com/office/word/2010/wordprocessingCanvas" xmlns:cx="http://schemas.microsoft.com/office/drawing/2014/chartex" xmlns:cx1="http://schemas.microsoft.com/office/drawing/2015/9/8/chartex" xmlns:cx2="http://schemas.microsoft.com/office/drawing/2015/10/21/chartex" xmlns:cx3="http://schemas.microsoft.com/office/drawing/2016/5/9/chartex" xmlns:cx4="http://schemas.microsoft.com/office/drawing/2016/5/10/chartex" xmlns:cx5="http://schemas.microsoft.com/office/drawing/2016/5/11/chartex" xmlns:cx6="http://schemas.microsoft.com/office/drawing/2016/5/12/chartex" xmlns:cx7="http://schemas.microsoft.com/office/drawing/2016/5/13/chartex" xmlns:cx8="http://schemas.microsoft.com/office/drawing/2016/5/14/chartex" xmlns:mc="http://schemas.openxmlformats.org/markup-compatibility/2006" xmlns:aink="http://schemas.microsoft.com/office/drawing/2016/ink" xmlns:am3d="http://schemas.microsoft.com/office/drawing/2017/model3d" xmlns:o="urn:schemas-microsoft-com:office:office" xmlns:oel="http://schemas.microsoft.com/office/2019/extlst" xmlns:r="http://schemas.openxmlformats.org/officeDocument/2006/relationships" xmlns:m="http://schemas.openxmlformats.org/officeDocument/2006/math" xmlns:v="urn:schemas-microsoft-com:vml" xmlns:wp14="http://schemas.microsoft.com/office/word/2010/wordprocessingDrawing" xmlns:wp="http://schemas.openxmlformats.org/drawingml/2006/wordprocessingDrawing" xmlns:w10="urn:schemas-microsoft-com:office:word" xmlns:w="http://schemas.openxmlformats.org/wordprocessingml/2006/main" xmlns:w14="http://schemas.microsoft.com/office/word/2010/wordml" xmlns:w15="http://schemas.microsoft.com/office/word/2012/wordml" xmlns:w16cex="http://schemas.microsoft.com/office/word/2018/wordml/cex" xmlns:w16cid="http://schemas.microsoft.com/office/word/2016/wordml/cid" xmlns:w16="http://schemas.microsoft.com/office/word/2018/wordml" xmlns:w16du="http://schemas.microsoft.com/office/word/2023/wordml/word16du" xmlns:w16sdtdh="http://schemas.microsoft.com/office/word/2020/wordml/sdtdatahash" xmlns:w16sdtfl="http://schemas.microsoft.com/office/word/2024/wordml/sdtformatlock" xmlns:w16se="http://schemas.microsoft.com/office/word/2015/wordml/symex" xmlns:wpg="http://schemas.microsoft.com/office/word/2010/wordprocessingGroup" xmlns:wpi="http://schemas.microsoft.com/office/word/2010/wordprocessingInk" xmlns:wne="http://schemas.microsoft.com/office/word/2006/wordml" xmlns:wps="http://schemas.microsoft.com/office/word/2010/wordprocessingShape" mc:Ignorable="w14 w15 w16se w16cid w16 w16cex w16sdtdh w16sdtfl w16du wp14">
+  <w15:commentEx w15:paraId="46C49461" w15:done="0"/>
+</w15:commentsEx>
+</file>
+
+<file path=word/commentsExtensible.xml><?xml version="1.0" encoding="utf-8"?>
+<w16cex:commentsExtensible xmlns:wpc="http://schemas.microsoft.com/office/word/2010/wordprocessingCanvas" xmlns:cx="http://schemas.microsoft.com/office/drawing/2014/chartex" xmlns:cx1="http://schemas.microsoft.com/office/drawing/2015/9/8/chartex" xmlns:cx2="http://schemas.microsoft.com/office/drawing/2015/10/21/chartex" xmlns:cx3="http://schemas.microsoft.com/office/drawing/2016/5/9/chartex" xmlns:cx4="http://schemas.microsoft.com/office/drawing/2016/5/10/chartex" xmlns:cx5="http://schemas.microsoft.com/office/drawing/2016/5/11/chartex" xmlns:cx6="http://schemas.microsoft.com/office/drawing/2016/5/12/chartex" xmlns:cx7="http://schemas.microsoft.com/office/drawing/2016/5/13/chartex" xmlns:cx8="http://schemas.microsoft.com/office/drawing/2016/5/14/chartex" xmlns:cr="http://schemas.microsoft.com/office/comments/2020/reactions" xmlns:mc="http://schemas.openxmlformats.org/markup-compatibility/2006" xmlns:aink="http://schemas.microsoft.com/office/drawing/2016/ink" xmlns:am3d="http://schemas.microsoft.com/office/drawing/2017/model3d" xmlns:o="urn:schemas-microsoft-com:office:office" xmlns:oel="http://schemas.microsoft.com/office/2019/extlst" xmlns:r="http://schemas.openxmlformats.org/officeDocument/2006/relationships" xmlns:m="http://schemas.openxmlformats.org/officeDocument/2006/math" xmlns:v="urn:schemas-microsoft-com:vml" xmlns:wp14="http://schemas.microsoft.com/office/word/2010/wordprocessingDrawing" xmlns:wp="http://schemas.openxmlformats.org/drawingml/2006/wordprocessingDrawing" xmlns:w10="urn:schemas-microsoft-com:office:word" xmlns:w="http://schemas.openxmlformats.org/wordprocessingml/2006/main" xmlns:w14="http://schemas.microsoft.com/office/word/2010/wordml" xmlns:w15="http://schemas.microsoft.com/office/word/2012/wordml" xmlns:w16cex="http://schemas.microsoft.com/office/word/2018/wordml/cex" xmlns:w16cid="http://schemas.microsoft.com/office/word/2016/wordml/cid" xmlns:w16="http://schemas.microsoft.com/office/word/2018/wordml" xmlns:w16du="http://schemas.microsoft.com/office/word/2023/wordml/word16du" xmlns:w16sdtdh="http://schemas.microsoft.com/office/word/2020/wordml/sdtdatahash" xmlns:w16sdtfl="http://schemas.microsoft.com/office/word/2024/wordml/sdtformatlock" xmlns:w16se="http://schemas.microsoft.com/office/word/2015/wordml/symex" xmlns:wpg="http://schemas.microsoft.com/office/word/2010/wordprocessingGroup" xmlns:wpi="http://schemas.microsoft.com/office/word/2010/wordprocessingInk" xmlns:wne="http://schemas.microsoft.com/office/word/2006/wordml" xmlns:wps="http://schemas.microsoft.com/office/word/2010/wordprocessingShape" mc:Ignorable="w14 w15 w16se w16cid w16 w16cex w16sdtdh w16sdtfl cr w16du wp14">
+  <w16cex:commentExtensible w16cex:durableId="13B13DB1" w16cex:dateUtc="2026-08-21T08:54:00Z"/>
+</w16cex:commentsExtensible>
+</file>
+
+<file path=word/commentsIds.xml><?xml version="1.0" encoding="utf-8"?>
+<w16cid:commentsIds xmlns:wpc="http://schemas.microsoft.com/office/word/2010/wordprocessingCanvas" xmlns:cx="http://schemas.microsoft.com/office/drawing/2014/chartex" xmlns:cx1="http://schemas.microsoft.com/office/drawing/2015/9/8/chartex" xmlns:cx2="http://schemas.microsoft.com/office/drawing/2015/10/21/chartex" xmlns:cx3="http://schemas.microsoft.com/office/drawing/2016/5/9/chartex" xmlns:cx4="http://schemas.microsoft.com/office/drawing/2016/5/10/chartex" xmlns:cx5="http://schemas.microsoft.com/office/drawing/2016/5/11/chartex" xmlns:cx6="http://schemas.microsoft.com/office/drawing/2016/5/12/chartex" xmlns:cx7="http://schemas.microsoft.com/office/drawing/2016/5/13/chartex" xmlns:cx8="http://schemas.microsoft.com/office/drawing/2016/5/14/chartex" xmlns:mc="http://schemas.openxmlformats.org/markup-compatibility/2006" xmlns:aink="http://schemas.microsoft.com/office/drawing/2016/ink" xmlns:am3d="http://schemas.microsoft.com/office/drawing/2017/model3d" xmlns:o="urn:schemas-microsoft-com:office:office" xmlns:oel="http://schemas.microsoft.com/office/2019/extlst" xmlns:r="http://schemas.openxmlformats.org/officeDocument/2006/relationships" xmlns:m="http://schemas.openxmlformats.org/officeDocument/2006/math" xmlns:v="urn:schemas-microsoft-com:vml" xmlns:wp14="http://schemas.microsoft.com/office/word/2010/wordprocessingDrawing" xmlns:wp="http://schemas.openxmlformats.org/drawingml/2006/wordprocessingDrawing" xmlns:w10="urn:schemas-microsoft-com:office:word" xmlns:w="http://schemas.openxmlformats.org/wordprocessingml/2006/main" xmlns:w14="http://schemas.microsoft.com/office/word/2010/wordml" xmlns:w15="http://schemas.microsoft.com/office/word/2012/wordml" xmlns:w16cex="http://schemas.microsoft.com/office/word/2018/wordml/cex" xmlns:w16cid="http://schemas.microsoft.com/office/word/2016/wordml/cid" xmlns:w16="http://schemas.microsoft.com/office/word/2018/wordml" xmlns:w16du="http://schemas.microsoft.com/office/word/2023/wordml/word16du" xmlns:w16sdtdh="http://schemas.microsoft.com/office/word/2020/wordml/sdtdatahash" xmlns:w16sdtfl="http://schemas.microsoft.com/office/word/2024/wordml/sdtformatlock" xmlns:w16se="http://schemas.microsoft.com/office/word/2015/wordml/symex" xmlns:wpg="http://schemas.microsoft.com/office/word/2010/wordprocessingGroup" xmlns:wpi="http://schemas.microsoft.com/office/word/2010/wordprocessingInk" xmlns:wne="http://schemas.microsoft.com/office/word/2006/wordml" xmlns:wps="http://schemas.microsoft.com/office/word/2010/wordprocessingShape" mc:Ignorable="w14 w15 w16se w16cid w16 w16cex w16sdtdh w16sdtfl w16du wp14">
+  <w16cid:commentId w16cid:paraId="46C49461" w16cid:durableId="13B13DB1"/>
+</w16cid:commentsIds>
 </file>
 
 <file path=word/endnotes.xml><?xml version="1.0" encoding="utf-8"?>
@@ -25667,6 +25208,14 @@
     <w:abstractNumId w:val="16"/>
   </w:num>
 </w:numbering>
+</file>
+
+<file path=word/people.xml><?xml version="1.0" encoding="utf-8"?>
+<w15:people xmlns:wpc="http://schemas.microsoft.com/office/word/2010/wordprocessingCanvas" xmlns:cx="http://schemas.microsoft.com/office/drawing/2014/chartex" xmlns:cx1="http://schemas.microsoft.com/office/drawing/2015/9/8/chartex" xmlns:cx2="http://schemas.microsoft.com/office/drawing/2015/10/21/chartex" xmlns:cx3="http://schemas.microsoft.com/office/drawing/2016/5/9/chartex" xmlns:cx4="http://schemas.microsoft.com/office/drawing/2016/5/10/chartex" xmlns:cx5="http://schemas.microsoft.com/office/drawing/2016/5/11/chartex" xmlns:cx6="http://schemas.microsoft.com/office/drawing/2016/5/12/chartex" xmlns:cx7="http://schemas.microsoft.com/office/drawing/2016/5/13/chartex" xmlns:cx8="http://schemas.microsoft.com/office/drawing/2016/5/14/chartex" xmlns:mc="http://schemas.openxmlformats.org/markup-compatibility/2006" xmlns:aink="http://schemas.microsoft.com/office/drawing/2016/ink" xmlns:am3d="http://schemas.microsoft.com/office/drawing/2017/model3d" xmlns:o="urn:schemas-microsoft-com:office:office" xmlns:oel="http://schemas.microsoft.com/office/2019/extlst" xmlns:r="http://schemas.openxmlformats.org/officeDocument/2006/relationships" xmlns:m="http://schemas.openxmlformats.org/officeDocument/2006/math" xmlns:v="urn:schemas-microsoft-com:vml" xmlns:wp14="http://schemas.microsoft.com/office/word/2010/wordprocessingDrawing" xmlns:wp="http://schemas.openxmlformats.org/drawingml/2006/wordprocessingDrawing" xmlns:w10="urn:schemas-microsoft-com:office:word" xmlns:w="http://schemas.openxmlformats.org/wordprocessingml/2006/main" xmlns:w14="http://schemas.microsoft.com/office/word/2010/wordml" xmlns:w15="http://schemas.microsoft.com/office/word/2012/wordml" xmlns:w16cex="http://schemas.microsoft.com/office/word/2018/wordml/cex" xmlns:w16cid="http://schemas.microsoft.com/office/word/2016/wordml/cid" xmlns:w16="http://schemas.microsoft.com/office/word/2018/wordml" xmlns:w16du="http://schemas.microsoft.com/office/word/2023/wordml/word16du" xmlns:w16sdtdh="http://schemas.microsoft.com/office/word/2020/wordml/sdtdatahash" xmlns:w16sdtfl="http://schemas.microsoft.com/office/word/2024/wordml/sdtformatlock" xmlns:w16se="http://schemas.microsoft.com/office/word/2015/wordml/symex" xmlns:wpg="http://schemas.microsoft.com/office/word/2010/wordprocessingGroup" xmlns:wpi="http://schemas.microsoft.com/office/word/2010/wordprocessingInk" xmlns:wne="http://schemas.microsoft.com/office/word/2006/wordml" xmlns:wps="http://schemas.microsoft.com/office/word/2010/wordprocessingShape" mc:Ignorable="w14 w15 w16se w16cid w16 w16cex w16sdtdh w16sdtfl w16du wp14">
+  <w15:person w15:author="Shafik Hakim Bin Abdul Wahid">
+    <w15:presenceInfo w15:providerId="Windows Live" w15:userId="1a2b37642ff6dd95"/>
+  </w15:person>
+</w15:people>
 </file>
 
 <file path=word/styles.xml><?xml version="1.0" encoding="utf-8"?>
